--- a/汇报材料/Step120物流知识能力诊断与优化实验阶段报告_20260907.docx
+++ b/汇报材料/Step120物流知识能力诊断与优化实验阶段报告_20260907.docx
@@ -19,6 +19,9 @@
       </w:r>
     </w:p>
     <w:p>
+      <w:pPr>
+        <w:jc w:val="both"/>
+      </w:pPr>
       <w:r>
         <w:t>Step120 已完成既有 GRPO 训练，但在物流知识问答上与原生开源模型仍处于相近水平。我们围绕知识储备、知识吸收和问答利用开展了分层探测，并完成评测题语料 CPT 及原始模型对照。现有证据支持知识利用不足是重要问题，但不能排除局部知识范围和概念掌握不完整。</w:t>
       </w:r>
@@ -28,15 +31,24 @@
         <w:pStyle w:val="Heading1"/>
       </w:pPr>
       <w:r>
+        <w:rPr>
+          <w:rFonts w:eastAsia="Microsoft YaHei"/>
+        </w:rPr>
         <w:t>一 背景与问题</w:t>
       </w:r>
     </w:p>
     <w:p>
+      <w:pPr>
+        <w:jc w:val="both"/>
+      </w:pPr>
       <w:r>
         <w:t>本报告的 Step120 指 2026年8月25日开源数据续训后的模型，实验标识为 llin-step120-opensource-20260825-02。按训练记录，该模型先接受100步垂域轨迹 GRPO，再完成20步开源数据更新；此前训练未专门引入本轮物流书籍知识。[1]</w:t>
       </w:r>
     </w:p>
     <w:p>
+      <w:pPr>
+        <w:jc w:val="both"/>
+      </w:pPr>
       <w:r>
         <w:t>为检查垂域 Agent 训练是否同时带来物流知识收益，我们比较同机、同推理栈的原生 Qwen3.6-27B 与 Step120。结果均在80多分，差距不到半个百分点。[2]</w:t>
       </w:r>
@@ -49,10 +61,10 @@
         <w:tblLook w:firstColumn="1" w:firstRow="1" w:lastColumn="0" w:lastRow="0" w:noHBand="0" w:noVBand="1" w:val="04A0"/>
       </w:tblPr>
       <w:tblGrid>
-        <w:gridCol w:w="3685"/>
-        <w:gridCol w:w="1871"/>
-        <w:gridCol w:w="1871"/>
-        <w:gridCol w:w="2098"/>
+        <w:gridCol w:w="3572"/>
+        <w:gridCol w:w="1928"/>
+        <w:gridCol w:w="1928"/>
+        <w:gridCol w:w="1984"/>
       </w:tblGrid>
       <w:tr>
         <w:trPr>
@@ -61,7 +73,7 @@
         </w:trPr>
         <w:tc>
           <w:tcPr>
-            <w:tcW w:type="dxa" w:w="3685"/>
+            <w:tcW w:type="dxa" w:w="3572"/>
             <w:vAlign w:val="center"/>
             <w:tcBorders>
               <w:top w:val="single" w:sz="4" w:color="D9D9D9"/>
@@ -69,23 +81,26 @@
               <w:bottom w:val="single" w:sz="4" w:color="D9D9D9"/>
               <w:right w:val="single" w:sz="4" w:color="D9D9D9"/>
             </w:tcBorders>
+            <w:shd w:fill="243E56"/>
             <w:tcMar>
-              <w:top w:w="90" w:type="dxa"/>
-              <w:left w:w="90" w:type="dxa"/>
-              <w:bottom w:w="90" w:type="dxa"/>
-              <w:right w:w="90" w:type="dxa"/>
+              <w:top w:w="135" w:type="dxa"/>
+              <w:bottom w:w="135" w:type="dxa"/>
+              <w:left w:w="125" w:type="dxa"/>
+              <w:right w:w="125" w:type="dxa"/>
             </w:tcMar>
-            <w:shd w:fill="DCE6EF"/>
           </w:tcPr>
           <w:p>
             <w:pPr>
-              <w:spacing w:after="0" w:line="269" w:lineRule="auto"/>
+              <w:keepNext/>
+              <w:spacing w:after="0" w:line="280" w:lineRule="exact"/>
               <w:jc w:val="left"/>
             </w:pPr>
             <w:r>
               <w:rPr>
+                <w:rFonts w:ascii="Arial" w:hAnsi="Arial" w:eastAsia="Microsoft YaHei"/>
                 <w:b/>
-                <w:sz w:val="20"/>
+                <w:color w:val="FFFFFF"/>
+                <w:sz w:val="21"/>
               </w:rPr>
               <w:t>评测范围</w:t>
             </w:r>
@@ -93,7 +108,7 @@
         </w:tc>
         <w:tc>
           <w:tcPr>
-            <w:tcW w:type="dxa" w:w="1871"/>
+            <w:tcW w:type="dxa" w:w="1928"/>
             <w:vAlign w:val="center"/>
             <w:tcBorders>
               <w:top w:val="single" w:sz="4" w:color="D9D9D9"/>
@@ -101,23 +116,26 @@
               <w:bottom w:val="single" w:sz="4" w:color="D9D9D9"/>
               <w:right w:val="single" w:sz="4" w:color="D9D9D9"/>
             </w:tcBorders>
+            <w:shd w:fill="243E56"/>
             <w:tcMar>
-              <w:top w:w="90" w:type="dxa"/>
-              <w:left w:w="90" w:type="dxa"/>
-              <w:bottom w:w="90" w:type="dxa"/>
-              <w:right w:w="90" w:type="dxa"/>
+              <w:top w:w="135" w:type="dxa"/>
+              <w:bottom w:w="135" w:type="dxa"/>
+              <w:left w:w="125" w:type="dxa"/>
+              <w:right w:w="125" w:type="dxa"/>
             </w:tcMar>
-            <w:shd w:fill="DCE6EF"/>
           </w:tcPr>
           <w:p>
             <w:pPr>
-              <w:spacing w:after="0" w:line="269" w:lineRule="auto"/>
+              <w:keepNext/>
+              <w:spacing w:after="0" w:line="280" w:lineRule="exact"/>
               <w:jc w:val="center"/>
             </w:pPr>
             <w:r>
               <w:rPr>
+                <w:rFonts w:ascii="Arial" w:hAnsi="Arial" w:eastAsia="Microsoft YaHei"/>
                 <w:b/>
-                <w:sz w:val="20"/>
+                <w:color w:val="FFFFFF"/>
+                <w:sz w:val="21"/>
               </w:rPr>
               <w:t>原生模型</w:t>
             </w:r>
@@ -125,7 +143,7 @@
         </w:tc>
         <w:tc>
           <w:tcPr>
-            <w:tcW w:type="dxa" w:w="1871"/>
+            <w:tcW w:type="dxa" w:w="1928"/>
             <w:vAlign w:val="center"/>
             <w:tcBorders>
               <w:top w:val="single" w:sz="4" w:color="D9D9D9"/>
@@ -133,23 +151,26 @@
               <w:bottom w:val="single" w:sz="4" w:color="D9D9D9"/>
               <w:right w:val="single" w:sz="4" w:color="D9D9D9"/>
             </w:tcBorders>
+            <w:shd w:fill="243E56"/>
             <w:tcMar>
-              <w:top w:w="90" w:type="dxa"/>
-              <w:left w:w="90" w:type="dxa"/>
-              <w:bottom w:w="90" w:type="dxa"/>
-              <w:right w:w="90" w:type="dxa"/>
+              <w:top w:w="135" w:type="dxa"/>
+              <w:bottom w:w="135" w:type="dxa"/>
+              <w:left w:w="125" w:type="dxa"/>
+              <w:right w:w="125" w:type="dxa"/>
             </w:tcMar>
-            <w:shd w:fill="DCE6EF"/>
           </w:tcPr>
           <w:p>
             <w:pPr>
-              <w:spacing w:after="0" w:line="269" w:lineRule="auto"/>
+              <w:keepNext/>
+              <w:spacing w:after="0" w:line="280" w:lineRule="exact"/>
               <w:jc w:val="center"/>
             </w:pPr>
             <w:r>
               <w:rPr>
+                <w:rFonts w:ascii="Arial" w:hAnsi="Arial" w:eastAsia="Microsoft YaHei"/>
                 <w:b/>
-                <w:sz w:val="20"/>
+                <w:color w:val="FFFFFF"/>
+                <w:sz w:val="21"/>
               </w:rPr>
               <w:t>Step120</w:t>
             </w:r>
@@ -157,7 +178,7 @@
         </w:tc>
         <w:tc>
           <w:tcPr>
-            <w:tcW w:type="dxa" w:w="2098"/>
+            <w:tcW w:type="dxa" w:w="1984"/>
             <w:vAlign w:val="center"/>
             <w:tcBorders>
               <w:top w:val="single" w:sz="4" w:color="D9D9D9"/>
@@ -165,23 +186,26 @@
               <w:bottom w:val="single" w:sz="4" w:color="D9D9D9"/>
               <w:right w:val="single" w:sz="4" w:color="D9D9D9"/>
             </w:tcBorders>
+            <w:shd w:fill="243E56"/>
             <w:tcMar>
-              <w:top w:w="90" w:type="dxa"/>
-              <w:left w:w="90" w:type="dxa"/>
-              <w:bottom w:w="90" w:type="dxa"/>
-              <w:right w:w="90" w:type="dxa"/>
+              <w:top w:w="135" w:type="dxa"/>
+              <w:bottom w:w="135" w:type="dxa"/>
+              <w:left w:w="125" w:type="dxa"/>
+              <w:right w:w="125" w:type="dxa"/>
             </w:tcMar>
-            <w:shd w:fill="DCE6EF"/>
           </w:tcPr>
           <w:p>
             <w:pPr>
-              <w:spacing w:after="0" w:line="269" w:lineRule="auto"/>
+              <w:keepNext/>
+              <w:spacing w:after="0" w:line="280" w:lineRule="exact"/>
               <w:jc w:val="center"/>
             </w:pPr>
             <w:r>
               <w:rPr>
+                <w:rFonts w:ascii="Arial" w:hAnsi="Arial" w:eastAsia="Microsoft YaHei"/>
                 <w:b/>
-                <w:sz w:val="20"/>
+                <w:color w:val="FFFFFF"/>
+                <w:sz w:val="21"/>
               </w:rPr>
               <w:t>变化</w:t>
             </w:r>
@@ -194,7 +218,7 @@
         </w:trPr>
         <w:tc>
           <w:tcPr>
-            <w:tcW w:type="dxa" w:w="3685"/>
+            <w:tcW w:type="dxa" w:w="3572"/>
             <w:vAlign w:val="center"/>
             <w:tcBorders>
               <w:top w:val="single" w:sz="4" w:color="D9D9D9"/>
@@ -202,22 +226,26 @@
               <w:bottom w:val="single" w:sz="4" w:color="D9D9D9"/>
               <w:right w:val="single" w:sz="4" w:color="D9D9D9"/>
             </w:tcBorders>
+            <w:shd w:fill="F0F4F7"/>
             <w:tcMar>
-              <w:top w:w="90" w:type="dxa"/>
-              <w:left w:w="90" w:type="dxa"/>
-              <w:bottom w:w="90" w:type="dxa"/>
-              <w:right w:w="90" w:type="dxa"/>
+              <w:top w:w="135" w:type="dxa"/>
+              <w:bottom w:w="135" w:type="dxa"/>
+              <w:left w:w="125" w:type="dxa"/>
+              <w:right w:w="125" w:type="dxa"/>
             </w:tcMar>
           </w:tcPr>
           <w:p>
             <w:pPr>
-              <w:spacing w:after="0" w:line="269" w:lineRule="auto"/>
+              <w:keepNext/>
+              <w:spacing w:after="0" w:line="280" w:lineRule="exact"/>
               <w:jc w:val="left"/>
             </w:pPr>
             <w:r>
               <w:rPr>
+                <w:rFonts w:ascii="Arial" w:hAnsi="Arial" w:eastAsia="Microsoft YaHei"/>
                 <w:b w:val="0"/>
-                <w:sz w:val="20"/>
+                <w:color w:val="202020"/>
+                <w:sz w:val="21"/>
               </w:rPr>
               <w:t>LogistikaBench  1446题</w:t>
             </w:r>
@@ -225,7 +253,7 @@
         </w:tc>
         <w:tc>
           <w:tcPr>
-            <w:tcW w:type="dxa" w:w="1871"/>
+            <w:tcW w:type="dxa" w:w="1928"/>
             <w:vAlign w:val="center"/>
             <w:tcBorders>
               <w:top w:val="single" w:sz="4" w:color="D9D9D9"/>
@@ -233,22 +261,26 @@
               <w:bottom w:val="single" w:sz="4" w:color="D9D9D9"/>
               <w:right w:val="single" w:sz="4" w:color="D9D9D9"/>
             </w:tcBorders>
+            <w:shd w:fill="F0F4F7"/>
             <w:tcMar>
-              <w:top w:w="90" w:type="dxa"/>
-              <w:left w:w="90" w:type="dxa"/>
-              <w:bottom w:w="90" w:type="dxa"/>
-              <w:right w:w="90" w:type="dxa"/>
+              <w:top w:w="135" w:type="dxa"/>
+              <w:bottom w:w="135" w:type="dxa"/>
+              <w:left w:w="125" w:type="dxa"/>
+              <w:right w:w="125" w:type="dxa"/>
             </w:tcMar>
           </w:tcPr>
           <w:p>
             <w:pPr>
-              <w:spacing w:after="0" w:line="269" w:lineRule="auto"/>
+              <w:keepNext/>
+              <w:spacing w:after="0" w:line="280" w:lineRule="exact"/>
               <w:jc w:val="center"/>
             </w:pPr>
             <w:r>
               <w:rPr>
+                <w:rFonts w:ascii="Arial" w:hAnsi="Arial" w:eastAsia="Microsoft YaHei"/>
                 <w:b w:val="0"/>
-                <w:sz w:val="20"/>
+                <w:color w:val="202020"/>
+                <w:sz w:val="21"/>
               </w:rPr>
               <w:t>81.26%</w:t>
             </w:r>
@@ -256,7 +288,7 @@
         </w:tc>
         <w:tc>
           <w:tcPr>
-            <w:tcW w:type="dxa" w:w="1871"/>
+            <w:tcW w:type="dxa" w:w="1928"/>
             <w:vAlign w:val="center"/>
             <w:tcBorders>
               <w:top w:val="single" w:sz="4" w:color="D9D9D9"/>
@@ -264,22 +296,26 @@
               <w:bottom w:val="single" w:sz="4" w:color="D9D9D9"/>
               <w:right w:val="single" w:sz="4" w:color="D9D9D9"/>
             </w:tcBorders>
+            <w:shd w:fill="F0F4F7"/>
             <w:tcMar>
-              <w:top w:w="90" w:type="dxa"/>
-              <w:left w:w="90" w:type="dxa"/>
-              <w:bottom w:w="90" w:type="dxa"/>
-              <w:right w:w="90" w:type="dxa"/>
+              <w:top w:w="135" w:type="dxa"/>
+              <w:bottom w:w="135" w:type="dxa"/>
+              <w:left w:w="125" w:type="dxa"/>
+              <w:right w:w="125" w:type="dxa"/>
             </w:tcMar>
           </w:tcPr>
           <w:p>
             <w:pPr>
-              <w:spacing w:after="0" w:line="269" w:lineRule="auto"/>
+              <w:keepNext/>
+              <w:spacing w:after="0" w:line="280" w:lineRule="exact"/>
               <w:jc w:val="center"/>
             </w:pPr>
             <w:r>
               <w:rPr>
+                <w:rFonts w:ascii="Arial" w:hAnsi="Arial" w:eastAsia="Microsoft YaHei"/>
                 <w:b w:val="0"/>
-                <w:sz w:val="20"/>
+                <w:color w:val="202020"/>
+                <w:sz w:val="21"/>
               </w:rPr>
               <w:t>81.60%</w:t>
             </w:r>
@@ -287,7 +323,7 @@
         </w:tc>
         <w:tc>
           <w:tcPr>
-            <w:tcW w:type="dxa" w:w="2098"/>
+            <w:tcW w:type="dxa" w:w="1984"/>
             <w:vAlign w:val="center"/>
             <w:tcBorders>
               <w:top w:val="single" w:sz="4" w:color="D9D9D9"/>
@@ -295,22 +331,26 @@
               <w:bottom w:val="single" w:sz="4" w:color="D9D9D9"/>
               <w:right w:val="single" w:sz="4" w:color="D9D9D9"/>
             </w:tcBorders>
+            <w:shd w:fill="F0F4F7"/>
             <w:tcMar>
-              <w:top w:w="90" w:type="dxa"/>
-              <w:left w:w="90" w:type="dxa"/>
-              <w:bottom w:w="90" w:type="dxa"/>
-              <w:right w:w="90" w:type="dxa"/>
+              <w:top w:w="135" w:type="dxa"/>
+              <w:bottom w:w="135" w:type="dxa"/>
+              <w:left w:w="125" w:type="dxa"/>
+              <w:right w:w="125" w:type="dxa"/>
             </w:tcMar>
           </w:tcPr>
           <w:p>
             <w:pPr>
-              <w:spacing w:after="0" w:line="269" w:lineRule="auto"/>
+              <w:keepNext/>
+              <w:spacing w:after="0" w:line="280" w:lineRule="exact"/>
               <w:jc w:val="center"/>
             </w:pPr>
             <w:r>
               <w:rPr>
+                <w:rFonts w:ascii="Arial" w:hAnsi="Arial" w:eastAsia="Microsoft YaHei"/>
                 <w:b w:val="0"/>
-                <w:sz w:val="20"/>
+                <w:color w:val="202020"/>
+                <w:sz w:val="21"/>
               </w:rPr>
               <w:t>+0.35点</w:t>
             </w:r>
@@ -323,7 +363,7 @@
         </w:trPr>
         <w:tc>
           <w:tcPr>
-            <w:tcW w:type="dxa" w:w="3685"/>
+            <w:tcW w:type="dxa" w:w="3572"/>
             <w:vAlign w:val="center"/>
             <w:tcBorders>
               <w:top w:val="single" w:sz="4" w:color="D9D9D9"/>
@@ -331,22 +371,26 @@
               <w:bottom w:val="single" w:sz="4" w:color="D9D9D9"/>
               <w:right w:val="single" w:sz="4" w:color="D9D9D9"/>
             </w:tcBorders>
+            <w:shd w:fill="FFFFFF"/>
             <w:tcMar>
-              <w:top w:w="90" w:type="dxa"/>
-              <w:left w:w="90" w:type="dxa"/>
-              <w:bottom w:w="90" w:type="dxa"/>
-              <w:right w:w="90" w:type="dxa"/>
+              <w:top w:w="135" w:type="dxa"/>
+              <w:bottom w:w="135" w:type="dxa"/>
+              <w:left w:w="125" w:type="dxa"/>
+              <w:right w:w="125" w:type="dxa"/>
             </w:tcMar>
           </w:tcPr>
           <w:p>
             <w:pPr>
-              <w:spacing w:after="0" w:line="269" w:lineRule="auto"/>
+              <w:keepNext/>
+              <w:spacing w:after="0" w:line="280" w:lineRule="exact"/>
               <w:jc w:val="left"/>
             </w:pPr>
             <w:r>
               <w:rPr>
+                <w:rFonts w:ascii="Arial" w:hAnsi="Arial" w:eastAsia="Microsoft YaHei"/>
                 <w:b w:val="0"/>
-                <w:sz w:val="20"/>
+                <w:color w:val="202020"/>
+                <w:sz w:val="21"/>
               </w:rPr>
               <w:t>SC-bench知识题  226题</w:t>
             </w:r>
@@ -354,7 +398,7 @@
         </w:tc>
         <w:tc>
           <w:tcPr>
-            <w:tcW w:type="dxa" w:w="1871"/>
+            <w:tcW w:type="dxa" w:w="1928"/>
             <w:vAlign w:val="center"/>
             <w:tcBorders>
               <w:top w:val="single" w:sz="4" w:color="D9D9D9"/>
@@ -362,22 +406,26 @@
               <w:bottom w:val="single" w:sz="4" w:color="D9D9D9"/>
               <w:right w:val="single" w:sz="4" w:color="D9D9D9"/>
             </w:tcBorders>
+            <w:shd w:fill="FFFFFF"/>
             <w:tcMar>
-              <w:top w:w="90" w:type="dxa"/>
-              <w:left w:w="90" w:type="dxa"/>
-              <w:bottom w:w="90" w:type="dxa"/>
-              <w:right w:w="90" w:type="dxa"/>
+              <w:top w:w="135" w:type="dxa"/>
+              <w:bottom w:w="135" w:type="dxa"/>
+              <w:left w:w="125" w:type="dxa"/>
+              <w:right w:w="125" w:type="dxa"/>
             </w:tcMar>
           </w:tcPr>
           <w:p>
             <w:pPr>
-              <w:spacing w:after="0" w:line="269" w:lineRule="auto"/>
+              <w:keepNext/>
+              <w:spacing w:after="0" w:line="280" w:lineRule="exact"/>
               <w:jc w:val="center"/>
             </w:pPr>
             <w:r>
               <w:rPr>
+                <w:rFonts w:ascii="Arial" w:hAnsi="Arial" w:eastAsia="Microsoft YaHei"/>
                 <w:b w:val="0"/>
-                <w:sz w:val="20"/>
+                <w:color w:val="202020"/>
+                <w:sz w:val="21"/>
               </w:rPr>
               <w:t>83.19%</w:t>
             </w:r>
@@ -385,7 +433,7 @@
         </w:tc>
         <w:tc>
           <w:tcPr>
-            <w:tcW w:type="dxa" w:w="1871"/>
+            <w:tcW w:type="dxa" w:w="1928"/>
             <w:vAlign w:val="center"/>
             <w:tcBorders>
               <w:top w:val="single" w:sz="4" w:color="D9D9D9"/>
@@ -393,22 +441,26 @@
               <w:bottom w:val="single" w:sz="4" w:color="D9D9D9"/>
               <w:right w:val="single" w:sz="4" w:color="D9D9D9"/>
             </w:tcBorders>
+            <w:shd w:fill="FFFFFF"/>
             <w:tcMar>
-              <w:top w:w="90" w:type="dxa"/>
-              <w:left w:w="90" w:type="dxa"/>
-              <w:bottom w:w="90" w:type="dxa"/>
-              <w:right w:w="90" w:type="dxa"/>
+              <w:top w:w="135" w:type="dxa"/>
+              <w:bottom w:w="135" w:type="dxa"/>
+              <w:left w:w="125" w:type="dxa"/>
+              <w:right w:w="125" w:type="dxa"/>
             </w:tcMar>
           </w:tcPr>
           <w:p>
             <w:pPr>
-              <w:spacing w:after="0" w:line="269" w:lineRule="auto"/>
+              <w:keepNext/>
+              <w:spacing w:after="0" w:line="280" w:lineRule="exact"/>
               <w:jc w:val="center"/>
             </w:pPr>
             <w:r>
               <w:rPr>
+                <w:rFonts w:ascii="Arial" w:hAnsi="Arial" w:eastAsia="Microsoft YaHei"/>
                 <w:b w:val="0"/>
-                <w:sz w:val="20"/>
+                <w:color w:val="202020"/>
+                <w:sz w:val="21"/>
               </w:rPr>
               <w:t>83.63%</w:t>
             </w:r>
@@ -416,7 +468,7 @@
         </w:tc>
         <w:tc>
           <w:tcPr>
-            <w:tcW w:type="dxa" w:w="2098"/>
+            <w:tcW w:type="dxa" w:w="1984"/>
             <w:vAlign w:val="center"/>
             <w:tcBorders>
               <w:top w:val="single" w:sz="4" w:color="D9D9D9"/>
@@ -424,22 +476,26 @@
               <w:bottom w:val="single" w:sz="4" w:color="D9D9D9"/>
               <w:right w:val="single" w:sz="4" w:color="D9D9D9"/>
             </w:tcBorders>
+            <w:shd w:fill="FFFFFF"/>
             <w:tcMar>
-              <w:top w:w="90" w:type="dxa"/>
-              <w:left w:w="90" w:type="dxa"/>
-              <w:bottom w:w="90" w:type="dxa"/>
-              <w:right w:w="90" w:type="dxa"/>
+              <w:top w:w="135" w:type="dxa"/>
+              <w:bottom w:w="135" w:type="dxa"/>
+              <w:left w:w="125" w:type="dxa"/>
+              <w:right w:w="125" w:type="dxa"/>
             </w:tcMar>
           </w:tcPr>
           <w:p>
             <w:pPr>
-              <w:spacing w:after="0" w:line="269" w:lineRule="auto"/>
+              <w:keepNext/>
+              <w:spacing w:after="0" w:line="280" w:lineRule="exact"/>
               <w:jc w:val="center"/>
             </w:pPr>
             <w:r>
               <w:rPr>
+                <w:rFonts w:ascii="Arial" w:hAnsi="Arial" w:eastAsia="Microsoft YaHei"/>
                 <w:b w:val="0"/>
-                <w:sz w:val="20"/>
+                <w:color w:val="202020"/>
+                <w:sz w:val="21"/>
               </w:rPr>
               <w:t>+0.44点</w:t>
             </w:r>
@@ -452,7 +508,7 @@
         </w:trPr>
         <w:tc>
           <w:tcPr>
-            <w:tcW w:type="dxa" w:w="3685"/>
+            <w:tcW w:type="dxa" w:w="3572"/>
             <w:vAlign w:val="center"/>
             <w:tcBorders>
               <w:top w:val="single" w:sz="4" w:color="D9D9D9"/>
@@ -460,22 +516,26 @@
               <w:bottom w:val="single" w:sz="4" w:color="D9D9D9"/>
               <w:right w:val="single" w:sz="4" w:color="D9D9D9"/>
             </w:tcBorders>
+            <w:shd w:fill="F0F4F7"/>
             <w:tcMar>
-              <w:top w:w="90" w:type="dxa"/>
-              <w:left w:w="90" w:type="dxa"/>
-              <w:bottom w:w="90" w:type="dxa"/>
-              <w:right w:w="90" w:type="dxa"/>
+              <w:top w:w="135" w:type="dxa"/>
+              <w:bottom w:w="135" w:type="dxa"/>
+              <w:left w:w="125" w:type="dxa"/>
+              <w:right w:w="125" w:type="dxa"/>
             </w:tcMar>
           </w:tcPr>
           <w:p>
             <w:pPr>
-              <w:spacing w:after="0" w:line="269" w:lineRule="auto"/>
+              <w:keepNext w:val="0"/>
+              <w:spacing w:after="0" w:line="280" w:lineRule="exact"/>
               <w:jc w:val="left"/>
             </w:pPr>
             <w:r>
               <w:rPr>
-                <w:b w:val="0"/>
-                <w:sz w:val="20"/>
+                <w:rFonts w:ascii="Arial" w:hAnsi="Arial" w:eastAsia="Microsoft YaHei"/>
+                <w:b/>
+                <w:color w:val="202020"/>
+                <w:sz w:val="21"/>
               </w:rPr>
               <w:t>合计  1672题</w:t>
             </w:r>
@@ -483,7 +543,7 @@
         </w:tc>
         <w:tc>
           <w:tcPr>
-            <w:tcW w:type="dxa" w:w="1871"/>
+            <w:tcW w:type="dxa" w:w="1928"/>
             <w:vAlign w:val="center"/>
             <w:tcBorders>
               <w:top w:val="single" w:sz="4" w:color="D9D9D9"/>
@@ -491,22 +551,26 @@
               <w:bottom w:val="single" w:sz="4" w:color="D9D9D9"/>
               <w:right w:val="single" w:sz="4" w:color="D9D9D9"/>
             </w:tcBorders>
+            <w:shd w:fill="F0F4F7"/>
             <w:tcMar>
-              <w:top w:w="90" w:type="dxa"/>
-              <w:left w:w="90" w:type="dxa"/>
-              <w:bottom w:w="90" w:type="dxa"/>
-              <w:right w:w="90" w:type="dxa"/>
+              <w:top w:w="135" w:type="dxa"/>
+              <w:bottom w:w="135" w:type="dxa"/>
+              <w:left w:w="125" w:type="dxa"/>
+              <w:right w:w="125" w:type="dxa"/>
             </w:tcMar>
           </w:tcPr>
           <w:p>
             <w:pPr>
-              <w:spacing w:after="0" w:line="269" w:lineRule="auto"/>
+              <w:keepNext w:val="0"/>
+              <w:spacing w:after="0" w:line="280" w:lineRule="exact"/>
               <w:jc w:val="center"/>
             </w:pPr>
             <w:r>
               <w:rPr>
-                <w:b w:val="0"/>
-                <w:sz w:val="20"/>
+                <w:rFonts w:ascii="Arial" w:hAnsi="Arial" w:eastAsia="Microsoft YaHei"/>
+                <w:b/>
+                <w:color w:val="202020"/>
+                <w:sz w:val="21"/>
               </w:rPr>
               <w:t>81.52%</w:t>
             </w:r>
@@ -514,7 +578,7 @@
         </w:tc>
         <w:tc>
           <w:tcPr>
-            <w:tcW w:type="dxa" w:w="1871"/>
+            <w:tcW w:type="dxa" w:w="1928"/>
             <w:vAlign w:val="center"/>
             <w:tcBorders>
               <w:top w:val="single" w:sz="4" w:color="D9D9D9"/>
@@ -522,22 +586,26 @@
               <w:bottom w:val="single" w:sz="4" w:color="D9D9D9"/>
               <w:right w:val="single" w:sz="4" w:color="D9D9D9"/>
             </w:tcBorders>
+            <w:shd w:fill="F0F4F7"/>
             <w:tcMar>
-              <w:top w:w="90" w:type="dxa"/>
-              <w:left w:w="90" w:type="dxa"/>
-              <w:bottom w:w="90" w:type="dxa"/>
-              <w:right w:w="90" w:type="dxa"/>
+              <w:top w:w="135" w:type="dxa"/>
+              <w:bottom w:w="135" w:type="dxa"/>
+              <w:left w:w="125" w:type="dxa"/>
+              <w:right w:w="125" w:type="dxa"/>
             </w:tcMar>
           </w:tcPr>
           <w:p>
             <w:pPr>
-              <w:spacing w:after="0" w:line="269" w:lineRule="auto"/>
+              <w:keepNext w:val="0"/>
+              <w:spacing w:after="0" w:line="280" w:lineRule="exact"/>
               <w:jc w:val="center"/>
             </w:pPr>
             <w:r>
               <w:rPr>
-                <w:b w:val="0"/>
-                <w:sz w:val="20"/>
+                <w:rFonts w:ascii="Arial" w:hAnsi="Arial" w:eastAsia="Microsoft YaHei"/>
+                <w:b/>
+                <w:color w:val="202020"/>
+                <w:sz w:val="21"/>
               </w:rPr>
               <w:t>81.88%</w:t>
             </w:r>
@@ -545,7 +613,7 @@
         </w:tc>
         <w:tc>
           <w:tcPr>
-            <w:tcW w:type="dxa" w:w="2098"/>
+            <w:tcW w:type="dxa" w:w="1984"/>
             <w:vAlign w:val="center"/>
             <w:tcBorders>
               <w:top w:val="single" w:sz="4" w:color="D9D9D9"/>
@@ -553,22 +621,26 @@
               <w:bottom w:val="single" w:sz="4" w:color="D9D9D9"/>
               <w:right w:val="single" w:sz="4" w:color="D9D9D9"/>
             </w:tcBorders>
+            <w:shd w:fill="F0F4F7"/>
             <w:tcMar>
-              <w:top w:w="90" w:type="dxa"/>
-              <w:left w:w="90" w:type="dxa"/>
-              <w:bottom w:w="90" w:type="dxa"/>
-              <w:right w:w="90" w:type="dxa"/>
+              <w:top w:w="135" w:type="dxa"/>
+              <w:bottom w:w="135" w:type="dxa"/>
+              <w:left w:w="125" w:type="dxa"/>
+              <w:right w:w="125" w:type="dxa"/>
             </w:tcMar>
           </w:tcPr>
           <w:p>
             <w:pPr>
-              <w:spacing w:after="0" w:line="269" w:lineRule="auto"/>
+              <w:keepNext w:val="0"/>
+              <w:spacing w:after="0" w:line="280" w:lineRule="exact"/>
               <w:jc w:val="center"/>
             </w:pPr>
             <w:r>
               <w:rPr>
-                <w:b w:val="0"/>
-                <w:sz w:val="20"/>
+                <w:rFonts w:ascii="Arial" w:hAnsi="Arial" w:eastAsia="Microsoft YaHei"/>
+                <w:b/>
+                <w:color w:val="202020"/>
+                <w:sz w:val="21"/>
               </w:rPr>
               <w:t>+0.36点</w:t>
             </w:r>
@@ -577,7 +649,15 @@
       </w:tr>
     </w:tbl>
     <w:p>
+      <w:pPr>
+        <w:spacing w:line="280" w:lineRule="exact" w:before="140"/>
+        <w:jc w:val="both"/>
+      </w:pPr>
       <w:r>
+        <w:rPr>
+          <w:color w:val="595959"/>
+          <w:sz w:val="18"/>
+        </w:rPr>
         <w:t>注：变化按未四舍五入的原始分数计算，单位为百分点。SC-bench 的100道工具题不在本表内。主比较采用相同 BF16 精度、温度0、关闭 thinking 和严格答案集合评分。</w:t>
       </w:r>
     </w:p>
@@ -586,20 +666,33 @@
         <w:pStyle w:val="Heading2"/>
       </w:pPr>
       <w:r>
+        <w:rPr>
+          <w:rFonts w:eastAsia="Microsoft YaHei"/>
+        </w:rPr>
         <w:t>问题判断</w:t>
       </w:r>
     </w:p>
     <w:p>
+      <w:pPr>
+        <w:jc w:val="both"/>
+      </w:pPr>
       <w:r>
         <w:t>这一结果说明，既有训练尚未形成明显的物流知识问答增益，垂域 Agent 优化没有自动转化为同等幅度的知识问答优势。Step120 共答对1369题，仍有303题答错；但仅凭总分不能判断这些错误究竟来自知识缺口、概念调用、情景应用，还是输入与评分问题。</w:t>
       </w:r>
     </w:p>
     <w:p>
+      <w:pPr>
+        <w:jc w:val="both"/>
+      </w:pPr>
       <w:r>
         <w:t>本轮主比较净增6题，低于项目此前设定的物流知识提升3个百分点的实用门槛。以下实验用于拆解差距，不把“80多分”直接等同于“缺知识”。</w:t>
       </w:r>
     </w:p>
     <w:p>
+      <w:pPr>
+        <w:spacing w:after="0" w:line="240" w:lineRule="exact"/>
+        <w:jc w:val="both"/>
+      </w:pPr>
       <w:r>
         <w:br w:type="page"/>
       </w:r>
@@ -609,10 +702,16 @@
         <w:pStyle w:val="Heading1"/>
       </w:pPr>
       <w:r>
+        <w:rPr>
+          <w:rFonts w:eastAsia="Microsoft YaHei"/>
+        </w:rPr>
         <w:t>二 探测方法与已完成结果</w:t>
       </w:r>
     </w:p>
     <w:p>
+      <w:pPr>
+        <w:jc w:val="both"/>
+      </w:pPr>
       <w:r>
         <w:t>探测按“评测是否可靠 → 资料是否充分 → 基础知识能否调用 → 原问题能否应用 → 训练信号是否转成答案”逐层展开。各层分别设置对照，避免只看总分或训练 loss 就判定根因。</w:t>
       </w:r>
@@ -622,10 +721,16 @@
         <w:pStyle w:val="Heading2"/>
       </w:pPr>
       <w:r>
+        <w:rPr>
+          <w:rFonts w:eastAsia="Microsoft YaHei"/>
+        </w:rPr>
         <w:t>1 固定错题和正确对照做四条件探测</w:t>
       </w:r>
     </w:p>
     <w:p>
+      <w:pPr>
+        <w:jc w:val="both"/>
+      </w:pPr>
       <w:r>
         <w:t>冻结 Step120 的303道历史错题，再匹配60道原答对题，共363题。原始模型分别回答原题闭卷、原题加教材、基础知识题闭卷、基础知识题加教材，每个条件重复3轮。教材检索不接收金答案，基础题仅在自动门禁通过的子集评测。[3]</w:t>
       </w:r>
@@ -639,8 +744,8 @@
       </w:tblPr>
       <w:tblGrid>
         <w:gridCol w:w="5102"/>
-        <w:gridCol w:w="2211"/>
-        <w:gridCol w:w="2211"/>
+        <w:gridCol w:w="2154"/>
+        <w:gridCol w:w="2154"/>
       </w:tblGrid>
       <w:tr>
         <w:trPr>
@@ -657,23 +762,26 @@
               <w:bottom w:val="single" w:sz="4" w:color="D9D9D9"/>
               <w:right w:val="single" w:sz="4" w:color="D9D9D9"/>
             </w:tcBorders>
+            <w:shd w:fill="243E56"/>
             <w:tcMar>
-              <w:top w:w="90" w:type="dxa"/>
-              <w:left w:w="90" w:type="dxa"/>
-              <w:bottom w:w="90" w:type="dxa"/>
-              <w:right w:w="90" w:type="dxa"/>
+              <w:top w:w="135" w:type="dxa"/>
+              <w:bottom w:w="135" w:type="dxa"/>
+              <w:left w:w="125" w:type="dxa"/>
+              <w:right w:w="125" w:type="dxa"/>
             </w:tcMar>
-            <w:shd w:fill="DCE6EF"/>
           </w:tcPr>
           <w:p>
             <w:pPr>
-              <w:spacing w:after="0" w:line="269" w:lineRule="auto"/>
+              <w:keepNext/>
+              <w:spacing w:after="0" w:line="280" w:lineRule="exact"/>
               <w:jc w:val="left"/>
             </w:pPr>
             <w:r>
               <w:rPr>
+                <w:rFonts w:ascii="Arial" w:hAnsi="Arial" w:eastAsia="Microsoft YaHei"/>
                 <w:b/>
-                <w:sz w:val="20"/>
+                <w:color w:val="FFFFFF"/>
+                <w:sz w:val="21"/>
               </w:rPr>
               <w:t>样本与条件</w:t>
             </w:r>
@@ -681,7 +789,7 @@
         </w:tc>
         <w:tc>
           <w:tcPr>
-            <w:tcW w:type="dxa" w:w="2211"/>
+            <w:tcW w:type="dxa" w:w="2154"/>
             <w:vAlign w:val="center"/>
             <w:tcBorders>
               <w:top w:val="single" w:sz="4" w:color="D9D9D9"/>
@@ -689,23 +797,26 @@
               <w:bottom w:val="single" w:sz="4" w:color="D9D9D9"/>
               <w:right w:val="single" w:sz="4" w:color="D9D9D9"/>
             </w:tcBorders>
+            <w:shd w:fill="243E56"/>
             <w:tcMar>
-              <w:top w:w="90" w:type="dxa"/>
-              <w:left w:w="90" w:type="dxa"/>
-              <w:bottom w:w="90" w:type="dxa"/>
-              <w:right w:w="90" w:type="dxa"/>
+              <w:top w:w="135" w:type="dxa"/>
+              <w:bottom w:w="135" w:type="dxa"/>
+              <w:left w:w="125" w:type="dxa"/>
+              <w:right w:w="125" w:type="dxa"/>
             </w:tcMar>
-            <w:shd w:fill="DCE6EF"/>
           </w:tcPr>
           <w:p>
             <w:pPr>
-              <w:spacing w:after="0" w:line="269" w:lineRule="auto"/>
+              <w:keepNext/>
+              <w:spacing w:after="0" w:line="280" w:lineRule="exact"/>
               <w:jc w:val="center"/>
             </w:pPr>
             <w:r>
               <w:rPr>
+                <w:rFonts w:ascii="Arial" w:hAnsi="Arial" w:eastAsia="Microsoft YaHei"/>
                 <w:b/>
-                <w:sz w:val="20"/>
+                <w:color w:val="FFFFFF"/>
+                <w:sz w:val="21"/>
               </w:rPr>
               <w:t>闭卷答对</w:t>
             </w:r>
@@ -713,7 +824,7 @@
         </w:tc>
         <w:tc>
           <w:tcPr>
-            <w:tcW w:type="dxa" w:w="2211"/>
+            <w:tcW w:type="dxa" w:w="2154"/>
             <w:vAlign w:val="center"/>
             <w:tcBorders>
               <w:top w:val="single" w:sz="4" w:color="D9D9D9"/>
@@ -721,23 +832,26 @@
               <w:bottom w:val="single" w:sz="4" w:color="D9D9D9"/>
               <w:right w:val="single" w:sz="4" w:color="D9D9D9"/>
             </w:tcBorders>
+            <w:shd w:fill="243E56"/>
             <w:tcMar>
-              <w:top w:w="90" w:type="dxa"/>
-              <w:left w:w="90" w:type="dxa"/>
-              <w:bottom w:w="90" w:type="dxa"/>
-              <w:right w:w="90" w:type="dxa"/>
+              <w:top w:w="135" w:type="dxa"/>
+              <w:bottom w:w="135" w:type="dxa"/>
+              <w:left w:w="125" w:type="dxa"/>
+              <w:right w:w="125" w:type="dxa"/>
             </w:tcMar>
-            <w:shd w:fill="DCE6EF"/>
           </w:tcPr>
           <w:p>
             <w:pPr>
-              <w:spacing w:after="0" w:line="269" w:lineRule="auto"/>
+              <w:keepNext/>
+              <w:spacing w:after="0" w:line="280" w:lineRule="exact"/>
               <w:jc w:val="center"/>
             </w:pPr>
             <w:r>
               <w:rPr>
+                <w:rFonts w:ascii="Arial" w:hAnsi="Arial" w:eastAsia="Microsoft YaHei"/>
                 <w:b/>
-                <w:sz w:val="20"/>
+                <w:color w:val="FFFFFF"/>
+                <w:sz w:val="21"/>
               </w:rPr>
               <w:t>加教材答对</w:t>
             </w:r>
@@ -758,22 +872,26 @@
               <w:bottom w:val="single" w:sz="4" w:color="D9D9D9"/>
               <w:right w:val="single" w:sz="4" w:color="D9D9D9"/>
             </w:tcBorders>
+            <w:shd w:fill="F0F4F7"/>
             <w:tcMar>
-              <w:top w:w="90" w:type="dxa"/>
-              <w:left w:w="90" w:type="dxa"/>
-              <w:bottom w:w="90" w:type="dxa"/>
-              <w:right w:w="90" w:type="dxa"/>
+              <w:top w:w="135" w:type="dxa"/>
+              <w:bottom w:w="135" w:type="dxa"/>
+              <w:left w:w="125" w:type="dxa"/>
+              <w:right w:w="125" w:type="dxa"/>
             </w:tcMar>
           </w:tcPr>
           <w:p>
             <w:pPr>
-              <w:spacing w:after="0" w:line="269" w:lineRule="auto"/>
+              <w:keepNext/>
+              <w:spacing w:after="0" w:line="280" w:lineRule="exact"/>
               <w:jc w:val="left"/>
             </w:pPr>
             <w:r>
               <w:rPr>
+                <w:rFonts w:ascii="Arial" w:hAnsi="Arial" w:eastAsia="Microsoft YaHei"/>
                 <w:b w:val="0"/>
-                <w:sz w:val="20"/>
+                <w:color w:val="202020"/>
+                <w:sz w:val="21"/>
               </w:rPr>
               <w:t>历史错题  303题</w:t>
             </w:r>
@@ -781,7 +899,7 @@
         </w:tc>
         <w:tc>
           <w:tcPr>
-            <w:tcW w:type="dxa" w:w="2211"/>
+            <w:tcW w:type="dxa" w:w="2154"/>
             <w:vAlign w:val="center"/>
             <w:tcBorders>
               <w:top w:val="single" w:sz="4" w:color="D9D9D9"/>
@@ -789,22 +907,26 @@
               <w:bottom w:val="single" w:sz="4" w:color="D9D9D9"/>
               <w:right w:val="single" w:sz="4" w:color="D9D9D9"/>
             </w:tcBorders>
+            <w:shd w:fill="F0F4F7"/>
             <w:tcMar>
-              <w:top w:w="90" w:type="dxa"/>
-              <w:left w:w="90" w:type="dxa"/>
-              <w:bottom w:w="90" w:type="dxa"/>
-              <w:right w:w="90" w:type="dxa"/>
+              <w:top w:w="135" w:type="dxa"/>
+              <w:bottom w:w="135" w:type="dxa"/>
+              <w:left w:w="125" w:type="dxa"/>
+              <w:right w:w="125" w:type="dxa"/>
             </w:tcMar>
           </w:tcPr>
           <w:p>
             <w:pPr>
-              <w:spacing w:after="0" w:line="269" w:lineRule="auto"/>
+              <w:keepNext/>
+              <w:spacing w:after="0" w:line="280" w:lineRule="exact"/>
               <w:jc w:val="center"/>
             </w:pPr>
             <w:r>
               <w:rPr>
+                <w:rFonts w:ascii="Arial" w:hAnsi="Arial" w:eastAsia="Microsoft YaHei"/>
                 <w:b w:val="0"/>
-                <w:sz w:val="20"/>
+                <w:color w:val="202020"/>
+                <w:sz w:val="21"/>
               </w:rPr>
               <w:t>6/303</w:t>
             </w:r>
@@ -812,7 +934,7 @@
         </w:tc>
         <w:tc>
           <w:tcPr>
-            <w:tcW w:type="dxa" w:w="2211"/>
+            <w:tcW w:type="dxa" w:w="2154"/>
             <w:vAlign w:val="center"/>
             <w:tcBorders>
               <w:top w:val="single" w:sz="4" w:color="D9D9D9"/>
@@ -820,22 +942,26 @@
               <w:bottom w:val="single" w:sz="4" w:color="D9D9D9"/>
               <w:right w:val="single" w:sz="4" w:color="D9D9D9"/>
             </w:tcBorders>
+            <w:shd w:fill="F0F4F7"/>
             <w:tcMar>
-              <w:top w:w="90" w:type="dxa"/>
-              <w:left w:w="90" w:type="dxa"/>
-              <w:bottom w:w="90" w:type="dxa"/>
-              <w:right w:w="90" w:type="dxa"/>
+              <w:top w:w="135" w:type="dxa"/>
+              <w:bottom w:w="135" w:type="dxa"/>
+              <w:left w:w="125" w:type="dxa"/>
+              <w:right w:w="125" w:type="dxa"/>
             </w:tcMar>
           </w:tcPr>
           <w:p>
             <w:pPr>
-              <w:spacing w:after="0" w:line="269" w:lineRule="auto"/>
+              <w:keepNext/>
+              <w:spacing w:after="0" w:line="280" w:lineRule="exact"/>
               <w:jc w:val="center"/>
             </w:pPr>
             <w:r>
               <w:rPr>
+                <w:rFonts w:ascii="Arial" w:hAnsi="Arial" w:eastAsia="Microsoft YaHei"/>
                 <w:b w:val="0"/>
-                <w:sz w:val="20"/>
+                <w:color w:val="202020"/>
+                <w:sz w:val="21"/>
               </w:rPr>
               <w:t>58/303</w:t>
             </w:r>
@@ -856,22 +982,26 @@
               <w:bottom w:val="single" w:sz="4" w:color="D9D9D9"/>
               <w:right w:val="single" w:sz="4" w:color="D9D9D9"/>
             </w:tcBorders>
+            <w:shd w:fill="FFFFFF"/>
             <w:tcMar>
-              <w:top w:w="90" w:type="dxa"/>
-              <w:left w:w="90" w:type="dxa"/>
-              <w:bottom w:w="90" w:type="dxa"/>
-              <w:right w:w="90" w:type="dxa"/>
+              <w:top w:w="135" w:type="dxa"/>
+              <w:bottom w:w="135" w:type="dxa"/>
+              <w:left w:w="125" w:type="dxa"/>
+              <w:right w:w="125" w:type="dxa"/>
             </w:tcMar>
           </w:tcPr>
           <w:p>
             <w:pPr>
-              <w:spacing w:after="0" w:line="269" w:lineRule="auto"/>
+              <w:keepNext/>
+              <w:spacing w:after="0" w:line="280" w:lineRule="exact"/>
               <w:jc w:val="left"/>
             </w:pPr>
             <w:r>
               <w:rPr>
+                <w:rFonts w:ascii="Arial" w:hAnsi="Arial" w:eastAsia="Microsoft YaHei"/>
                 <w:b w:val="0"/>
-                <w:sz w:val="20"/>
+                <w:color w:val="202020"/>
+                <w:sz w:val="21"/>
               </w:rPr>
               <w:t>原答对对照  60题</w:t>
             </w:r>
@@ -879,7 +1009,7 @@
         </w:tc>
         <w:tc>
           <w:tcPr>
-            <w:tcW w:type="dxa" w:w="2211"/>
+            <w:tcW w:type="dxa" w:w="2154"/>
             <w:vAlign w:val="center"/>
             <w:tcBorders>
               <w:top w:val="single" w:sz="4" w:color="D9D9D9"/>
@@ -887,22 +1017,26 @@
               <w:bottom w:val="single" w:sz="4" w:color="D9D9D9"/>
               <w:right w:val="single" w:sz="4" w:color="D9D9D9"/>
             </w:tcBorders>
+            <w:shd w:fill="FFFFFF"/>
             <w:tcMar>
-              <w:top w:w="90" w:type="dxa"/>
-              <w:left w:w="90" w:type="dxa"/>
-              <w:bottom w:w="90" w:type="dxa"/>
-              <w:right w:w="90" w:type="dxa"/>
+              <w:top w:w="135" w:type="dxa"/>
+              <w:bottom w:w="135" w:type="dxa"/>
+              <w:left w:w="125" w:type="dxa"/>
+              <w:right w:w="125" w:type="dxa"/>
             </w:tcMar>
           </w:tcPr>
           <w:p>
             <w:pPr>
-              <w:spacing w:after="0" w:line="269" w:lineRule="auto"/>
+              <w:keepNext/>
+              <w:spacing w:after="0" w:line="280" w:lineRule="exact"/>
               <w:jc w:val="center"/>
             </w:pPr>
             <w:r>
               <w:rPr>
+                <w:rFonts w:ascii="Arial" w:hAnsi="Arial" w:eastAsia="Microsoft YaHei"/>
                 <w:b w:val="0"/>
-                <w:sz w:val="20"/>
+                <w:color w:val="202020"/>
+                <w:sz w:val="21"/>
               </w:rPr>
               <w:t>57/60</w:t>
             </w:r>
@@ -910,7 +1044,7 @@
         </w:tc>
         <w:tc>
           <w:tcPr>
-            <w:tcW w:type="dxa" w:w="2211"/>
+            <w:tcW w:type="dxa" w:w="2154"/>
             <w:vAlign w:val="center"/>
             <w:tcBorders>
               <w:top w:val="single" w:sz="4" w:color="D9D9D9"/>
@@ -918,22 +1052,26 @@
               <w:bottom w:val="single" w:sz="4" w:color="D9D9D9"/>
               <w:right w:val="single" w:sz="4" w:color="D9D9D9"/>
             </w:tcBorders>
+            <w:shd w:fill="FFFFFF"/>
             <w:tcMar>
-              <w:top w:w="90" w:type="dxa"/>
-              <w:left w:w="90" w:type="dxa"/>
-              <w:bottom w:w="90" w:type="dxa"/>
-              <w:right w:w="90" w:type="dxa"/>
+              <w:top w:w="135" w:type="dxa"/>
+              <w:bottom w:w="135" w:type="dxa"/>
+              <w:left w:w="125" w:type="dxa"/>
+              <w:right w:w="125" w:type="dxa"/>
             </w:tcMar>
           </w:tcPr>
           <w:p>
             <w:pPr>
-              <w:spacing w:after="0" w:line="269" w:lineRule="auto"/>
+              <w:keepNext/>
+              <w:spacing w:after="0" w:line="280" w:lineRule="exact"/>
               <w:jc w:val="center"/>
             </w:pPr>
             <w:r>
               <w:rPr>
+                <w:rFonts w:ascii="Arial" w:hAnsi="Arial" w:eastAsia="Microsoft YaHei"/>
                 <w:b w:val="0"/>
-                <w:sz w:val="20"/>
+                <w:color w:val="202020"/>
+                <w:sz w:val="21"/>
               </w:rPr>
               <w:t>54/60</w:t>
             </w:r>
@@ -954,22 +1092,26 @@
               <w:bottom w:val="single" w:sz="4" w:color="D9D9D9"/>
               <w:right w:val="single" w:sz="4" w:color="D9D9D9"/>
             </w:tcBorders>
+            <w:shd w:fill="F0F4F7"/>
             <w:tcMar>
-              <w:top w:w="90" w:type="dxa"/>
-              <w:left w:w="90" w:type="dxa"/>
-              <w:bottom w:w="90" w:type="dxa"/>
-              <w:right w:w="90" w:type="dxa"/>
+              <w:top w:w="135" w:type="dxa"/>
+              <w:bottom w:w="135" w:type="dxa"/>
+              <w:left w:w="125" w:type="dxa"/>
+              <w:right w:w="125" w:type="dxa"/>
             </w:tcMar>
           </w:tcPr>
           <w:p>
             <w:pPr>
-              <w:spacing w:after="0" w:line="269" w:lineRule="auto"/>
+              <w:keepNext w:val="0"/>
+              <w:spacing w:after="0" w:line="280" w:lineRule="exact"/>
               <w:jc w:val="left"/>
             </w:pPr>
             <w:r>
               <w:rPr>
+                <w:rFonts w:ascii="Arial" w:hAnsi="Arial" w:eastAsia="Microsoft YaHei"/>
                 <w:b w:val="0"/>
-                <w:sz w:val="20"/>
+                <w:color w:val="202020"/>
+                <w:sz w:val="21"/>
               </w:rPr>
               <w:t>历史错题中的有效基础题  65题</w:t>
             </w:r>
@@ -977,7 +1119,7 @@
         </w:tc>
         <w:tc>
           <w:tcPr>
-            <w:tcW w:type="dxa" w:w="2211"/>
+            <w:tcW w:type="dxa" w:w="2154"/>
             <w:vAlign w:val="center"/>
             <w:tcBorders>
               <w:top w:val="single" w:sz="4" w:color="D9D9D9"/>
@@ -985,22 +1127,26 @@
               <w:bottom w:val="single" w:sz="4" w:color="D9D9D9"/>
               <w:right w:val="single" w:sz="4" w:color="D9D9D9"/>
             </w:tcBorders>
+            <w:shd w:fill="F0F4F7"/>
             <w:tcMar>
-              <w:top w:w="90" w:type="dxa"/>
-              <w:left w:w="90" w:type="dxa"/>
-              <w:bottom w:w="90" w:type="dxa"/>
-              <w:right w:w="90" w:type="dxa"/>
+              <w:top w:w="135" w:type="dxa"/>
+              <w:bottom w:w="135" w:type="dxa"/>
+              <w:left w:w="125" w:type="dxa"/>
+              <w:right w:w="125" w:type="dxa"/>
             </w:tcMar>
           </w:tcPr>
           <w:p>
             <w:pPr>
-              <w:spacing w:after="0" w:line="269" w:lineRule="auto"/>
+              <w:keepNext w:val="0"/>
+              <w:spacing w:after="0" w:line="280" w:lineRule="exact"/>
               <w:jc w:val="center"/>
             </w:pPr>
             <w:r>
               <w:rPr>
+                <w:rFonts w:ascii="Arial" w:hAnsi="Arial" w:eastAsia="Microsoft YaHei"/>
                 <w:b w:val="0"/>
-                <w:sz w:val="20"/>
+                <w:color w:val="202020"/>
+                <w:sz w:val="21"/>
               </w:rPr>
               <w:t>59/65</w:t>
             </w:r>
@@ -1008,7 +1154,7 @@
         </w:tc>
         <w:tc>
           <w:tcPr>
-            <w:tcW w:type="dxa" w:w="2211"/>
+            <w:tcW w:type="dxa" w:w="2154"/>
             <w:vAlign w:val="center"/>
             <w:tcBorders>
               <w:top w:val="single" w:sz="4" w:color="D9D9D9"/>
@@ -1016,22 +1162,26 @@
               <w:bottom w:val="single" w:sz="4" w:color="D9D9D9"/>
               <w:right w:val="single" w:sz="4" w:color="D9D9D9"/>
             </w:tcBorders>
+            <w:shd w:fill="F0F4F7"/>
             <w:tcMar>
-              <w:top w:w="90" w:type="dxa"/>
-              <w:left w:w="90" w:type="dxa"/>
-              <w:bottom w:w="90" w:type="dxa"/>
-              <w:right w:w="90" w:type="dxa"/>
+              <w:top w:w="135" w:type="dxa"/>
+              <w:bottom w:w="135" w:type="dxa"/>
+              <w:left w:w="125" w:type="dxa"/>
+              <w:right w:w="125" w:type="dxa"/>
             </w:tcMar>
           </w:tcPr>
           <w:p>
             <w:pPr>
-              <w:spacing w:after="0" w:line="269" w:lineRule="auto"/>
+              <w:keepNext w:val="0"/>
+              <w:spacing w:after="0" w:line="280" w:lineRule="exact"/>
               <w:jc w:val="center"/>
             </w:pPr>
             <w:r>
               <w:rPr>
+                <w:rFonts w:ascii="Arial" w:hAnsi="Arial" w:eastAsia="Microsoft YaHei"/>
                 <w:b w:val="0"/>
-                <w:sz w:val="20"/>
+                <w:color w:val="202020"/>
+                <w:sz w:val="21"/>
               </w:rPr>
               <w:t>64/65</w:t>
             </w:r>
@@ -1040,6 +1190,10 @@
       </w:tr>
     </w:tbl>
     <w:p>
+      <w:pPr>
+        <w:spacing w:before="140"/>
+        <w:jc w:val="both"/>
+      </w:pPr>
       <w:r>
         <w:t>诊断提示与历史正式评测不同，因此303道历史错题本轮闭卷答对6题并不矛盾。资料能帮助部分题目，也可能干扰原答对题；基础题的分母和难度均不同，不能直接与303题正确率相减。</w:t>
       </w:r>
@@ -1049,15 +1203,24 @@
         <w:pStyle w:val="Heading2"/>
       </w:pPr>
       <w:r>
+        <w:rPr>
+          <w:rFonts w:eastAsia="Microsoft YaHei"/>
+        </w:rPr>
         <w:t>2 复核资料质量并增加闭卷知识探针</w:t>
       </w:r>
     </w:p>
     <w:p>
+      <w:pPr>
+        <w:jc w:val="both"/>
+      </w:pPr>
       <w:r>
         <w:t>363题中259题自动审核缺失或无效，不能据此判为教材不覆盖。后续复核8题，发现探针过浅、资料不充分、缺图、重复选项等问题。在获得定向补证的同4题上，闭卷及原教材均为0/4，补充已核对资料后为4/4，三轮一致；单加题型提示在8题上仍为0/8。[4]</w:t>
       </w:r>
     </w:p>
     <w:p>
+      <w:pPr>
+        <w:jc w:val="both"/>
+      </w:pPr>
       <w:r>
         <w:t>对上述4个知识点再做定义、辨析、应用各1问，共12问、每问3轮。预先冻结的核心标准通过6/12，其中定义2/4、辨析3/4、应用1/4。这表明部分知识可以调用，但概念范围、术语对应和情景应用并不稳定。[5]</w:t>
       </w:r>
@@ -1067,15 +1230,25 @@
         <w:pStyle w:val="Heading2"/>
       </w:pPr>
       <w:r>
+        <w:rPr>
+          <w:rFonts w:eastAsia="Microsoft YaHei"/>
+        </w:rPr>
         <w:t>3 由探测结果确定优化方向</w:t>
       </w:r>
     </w:p>
     <w:p>
+      <w:pPr>
+        <w:jc w:val="both"/>
+      </w:pPr>
       <w:r>
         <w:t>知识范围不完整的题目，应补充可靠来源与知识校准；定义可答、应用不稳的题目，应重点训练概念辨析和情景问答；资料或题面存在问题的样本，应先修复评测依据。上述小样本属于机制探测，不能外推为全部303题的根因比例。</w:t>
       </w:r>
     </w:p>
     <w:p>
+      <w:pPr>
+        <w:spacing w:after="0" w:line="240" w:lineRule="exact"/>
+        <w:jc w:val="both"/>
+      </w:pPr>
       <w:r>
         <w:br w:type="page"/>
       </w:r>
@@ -1085,6 +1258,9 @@
         <w:pStyle w:val="Heading1"/>
       </w:pPr>
       <w:r>
+        <w:rPr>
+          <w:rFonts w:eastAsia="Microsoft YaHei"/>
+        </w:rPr>
         <w:t>三 方案一 评测基准转语料开展CPT</w:t>
       </w:r>
     </w:p>
@@ -1093,15 +1269,24 @@
         <w:pStyle w:val="Heading2"/>
       </w:pPr>
       <w:r>
+        <w:rPr>
+          <w:rFonts w:eastAsia="Microsoft YaHei"/>
+        </w:rPr>
         <w:t>目的与设计</w:t>
       </w:r>
     </w:p>
     <w:p>
+      <w:pPr>
+        <w:jc w:val="both"/>
+      </w:pPr>
       <w:r>
         <w:t>为检验“把所需知识显式加入训练，是否就能提高得分”，我们将1672道评测题转成普通因果语言建模语料，并设置直接题面与改写题面两组。两组均从同一 Step120 权重独立初始化新优化器，各训练4遍、64步，再用冻结原题做三轮多数票评测。[6]</w:t>
       </w:r>
     </w:p>
     <w:p>
+      <w:pPr>
+        <w:jc w:val="both"/>
+      </w:pPr>
       <w:r>
         <w:t>直接组保留题干和正确答案正文，去除选项字母、索引及干扰项；改写组改写题干、保留正确答案。1625题通过自动改写门禁，47题回退到原题。历史判断题保留原命题并追加真假结论，并未全部转成纠正后的正向知识陈述，这是该次制数的限制。</w:t>
       </w:r>
@@ -1114,620 +1299,10 @@
         <w:tblLook w:firstColumn="1" w:firstRow="1" w:lastColumn="0" w:lastRow="0" w:noHBand="0" w:noVBand="1" w:val="04A0"/>
       </w:tblPr>
       <w:tblGrid>
-        <w:gridCol w:w="3685"/>
-        <w:gridCol w:w="1928"/>
-        <w:gridCol w:w="1814"/>
-        <w:gridCol w:w="2098"/>
-      </w:tblGrid>
-      <w:tr>
-        <w:trPr>
-          <w:cantSplit/>
-          <w:tblHeader/>
-        </w:trPr>
-        <w:tc>
-          <w:tcPr>
-            <w:tcW w:type="dxa" w:w="3685"/>
-            <w:vAlign w:val="center"/>
-            <w:tcBorders>
-              <w:top w:val="single" w:sz="4" w:color="D9D9D9"/>
-              <w:left w:val="single" w:sz="4" w:color="D9D9D9"/>
-              <w:bottom w:val="single" w:sz="4" w:color="D9D9D9"/>
-              <w:right w:val="single" w:sz="4" w:color="D9D9D9"/>
-            </w:tcBorders>
-            <w:tcMar>
-              <w:top w:w="90" w:type="dxa"/>
-              <w:left w:w="90" w:type="dxa"/>
-              <w:bottom w:w="90" w:type="dxa"/>
-              <w:right w:w="90" w:type="dxa"/>
-            </w:tcMar>
-            <w:shd w:fill="DCE6EF"/>
-          </w:tcPr>
-          <w:p>
-            <w:pPr>
-              <w:spacing w:after="0" w:line="269" w:lineRule="auto"/>
-              <w:jc w:val="left"/>
-            </w:pPr>
-            <w:r>
-              <w:rPr>
-                <w:b/>
-                <w:sz w:val="20"/>
-              </w:rPr>
-              <w:t>模型</w:t>
-            </w:r>
-          </w:p>
-        </w:tc>
-        <w:tc>
-          <w:tcPr>
-            <w:tcW w:type="dxa" w:w="1928"/>
-            <w:vAlign w:val="center"/>
-            <w:tcBorders>
-              <w:top w:val="single" w:sz="4" w:color="D9D9D9"/>
-              <w:left w:val="single" w:sz="4" w:color="D9D9D9"/>
-              <w:bottom w:val="single" w:sz="4" w:color="D9D9D9"/>
-              <w:right w:val="single" w:sz="4" w:color="D9D9D9"/>
-            </w:tcBorders>
-            <w:tcMar>
-              <w:top w:w="90" w:type="dxa"/>
-              <w:left w:w="90" w:type="dxa"/>
-              <w:bottom w:w="90" w:type="dxa"/>
-              <w:right w:w="90" w:type="dxa"/>
-            </w:tcMar>
-            <w:shd w:fill="DCE6EF"/>
-          </w:tcPr>
-          <w:p>
-            <w:pPr>
-              <w:spacing w:after="0" w:line="269" w:lineRule="auto"/>
-              <w:jc w:val="center"/>
-            </w:pPr>
-            <w:r>
-              <w:rPr>
-                <w:b/>
-                <w:sz w:val="20"/>
-              </w:rPr>
-              <w:t>答对数</w:t>
-            </w:r>
-          </w:p>
-        </w:tc>
-        <w:tc>
-          <w:tcPr>
-            <w:tcW w:type="dxa" w:w="1814"/>
-            <w:vAlign w:val="center"/>
-            <w:tcBorders>
-              <w:top w:val="single" w:sz="4" w:color="D9D9D9"/>
-              <w:left w:val="single" w:sz="4" w:color="D9D9D9"/>
-              <w:bottom w:val="single" w:sz="4" w:color="D9D9D9"/>
-              <w:right w:val="single" w:sz="4" w:color="D9D9D9"/>
-            </w:tcBorders>
-            <w:tcMar>
-              <w:top w:w="90" w:type="dxa"/>
-              <w:left w:w="90" w:type="dxa"/>
-              <w:bottom w:w="90" w:type="dxa"/>
-              <w:right w:w="90" w:type="dxa"/>
-            </w:tcMar>
-            <w:shd w:fill="DCE6EF"/>
-          </w:tcPr>
-          <w:p>
-            <w:pPr>
-              <w:spacing w:after="0" w:line="269" w:lineRule="auto"/>
-              <w:jc w:val="center"/>
-            </w:pPr>
-            <w:r>
-              <w:rPr>
-                <w:b/>
-                <w:sz w:val="20"/>
-              </w:rPr>
-              <w:t>准确率</w:t>
-            </w:r>
-          </w:p>
-        </w:tc>
-        <w:tc>
-          <w:tcPr>
-            <w:tcW w:type="dxa" w:w="2098"/>
-            <w:vAlign w:val="center"/>
-            <w:tcBorders>
-              <w:top w:val="single" w:sz="4" w:color="D9D9D9"/>
-              <w:left w:val="single" w:sz="4" w:color="D9D9D9"/>
-              <w:bottom w:val="single" w:sz="4" w:color="D9D9D9"/>
-              <w:right w:val="single" w:sz="4" w:color="D9D9D9"/>
-            </w:tcBorders>
-            <w:tcMar>
-              <w:top w:w="90" w:type="dxa"/>
-              <w:left w:w="90" w:type="dxa"/>
-              <w:bottom w:w="90" w:type="dxa"/>
-              <w:right w:w="90" w:type="dxa"/>
-            </w:tcMar>
-            <w:shd w:fill="DCE6EF"/>
-          </w:tcPr>
-          <w:p>
-            <w:pPr>
-              <w:spacing w:after="0" w:line="269" w:lineRule="auto"/>
-              <w:jc w:val="center"/>
-            </w:pPr>
-            <w:r>
-              <w:rPr>
-                <w:b/>
-                <w:sz w:val="20"/>
-              </w:rPr>
-              <w:t>相对Step120</w:t>
-            </w:r>
-          </w:p>
-        </w:tc>
-      </w:tr>
-      <w:tr>
-        <w:trPr>
-          <w:cantSplit/>
-        </w:trPr>
-        <w:tc>
-          <w:tcPr>
-            <w:tcW w:type="dxa" w:w="3685"/>
-            <w:vAlign w:val="center"/>
-            <w:tcBorders>
-              <w:top w:val="single" w:sz="4" w:color="D9D9D9"/>
-              <w:left w:val="single" w:sz="4" w:color="D9D9D9"/>
-              <w:bottom w:val="single" w:sz="4" w:color="D9D9D9"/>
-              <w:right w:val="single" w:sz="4" w:color="D9D9D9"/>
-            </w:tcBorders>
-            <w:tcMar>
-              <w:top w:w="90" w:type="dxa"/>
-              <w:left w:w="90" w:type="dxa"/>
-              <w:bottom w:w="90" w:type="dxa"/>
-              <w:right w:w="90" w:type="dxa"/>
-            </w:tcMar>
-          </w:tcPr>
-          <w:p>
-            <w:pPr>
-              <w:spacing w:after="0" w:line="269" w:lineRule="auto"/>
-              <w:jc w:val="left"/>
-            </w:pPr>
-            <w:r>
-              <w:rPr>
-                <w:b w:val="0"/>
-                <w:sz w:val="20"/>
-              </w:rPr>
-              <w:t>原始Step120</w:t>
-            </w:r>
-          </w:p>
-        </w:tc>
-        <w:tc>
-          <w:tcPr>
-            <w:tcW w:type="dxa" w:w="1928"/>
-            <w:vAlign w:val="center"/>
-            <w:tcBorders>
-              <w:top w:val="single" w:sz="4" w:color="D9D9D9"/>
-              <w:left w:val="single" w:sz="4" w:color="D9D9D9"/>
-              <w:bottom w:val="single" w:sz="4" w:color="D9D9D9"/>
-              <w:right w:val="single" w:sz="4" w:color="D9D9D9"/>
-            </w:tcBorders>
-            <w:tcMar>
-              <w:top w:w="90" w:type="dxa"/>
-              <w:left w:w="90" w:type="dxa"/>
-              <w:bottom w:w="90" w:type="dxa"/>
-              <w:right w:w="90" w:type="dxa"/>
-            </w:tcMar>
-          </w:tcPr>
-          <w:p>
-            <w:pPr>
-              <w:spacing w:after="0" w:line="269" w:lineRule="auto"/>
-              <w:jc w:val="center"/>
-            </w:pPr>
-            <w:r>
-              <w:rPr>
-                <w:b w:val="0"/>
-                <w:sz w:val="20"/>
-              </w:rPr>
-              <w:t>1369/1672</w:t>
-            </w:r>
-          </w:p>
-        </w:tc>
-        <w:tc>
-          <w:tcPr>
-            <w:tcW w:type="dxa" w:w="1814"/>
-            <w:vAlign w:val="center"/>
-            <w:tcBorders>
-              <w:top w:val="single" w:sz="4" w:color="D9D9D9"/>
-              <w:left w:val="single" w:sz="4" w:color="D9D9D9"/>
-              <w:bottom w:val="single" w:sz="4" w:color="D9D9D9"/>
-              <w:right w:val="single" w:sz="4" w:color="D9D9D9"/>
-            </w:tcBorders>
-            <w:tcMar>
-              <w:top w:w="90" w:type="dxa"/>
-              <w:left w:w="90" w:type="dxa"/>
-              <w:bottom w:w="90" w:type="dxa"/>
-              <w:right w:w="90" w:type="dxa"/>
-            </w:tcMar>
-          </w:tcPr>
-          <w:p>
-            <w:pPr>
-              <w:spacing w:after="0" w:line="269" w:lineRule="auto"/>
-              <w:jc w:val="center"/>
-            </w:pPr>
-            <w:r>
-              <w:rPr>
-                <w:b w:val="0"/>
-                <w:sz w:val="20"/>
-              </w:rPr>
-              <w:t>81.878%</w:t>
-            </w:r>
-          </w:p>
-        </w:tc>
-        <w:tc>
-          <w:tcPr>
-            <w:tcW w:type="dxa" w:w="2098"/>
-            <w:vAlign w:val="center"/>
-            <w:tcBorders>
-              <w:top w:val="single" w:sz="4" w:color="D9D9D9"/>
-              <w:left w:val="single" w:sz="4" w:color="D9D9D9"/>
-              <w:bottom w:val="single" w:sz="4" w:color="D9D9D9"/>
-              <w:right w:val="single" w:sz="4" w:color="D9D9D9"/>
-            </w:tcBorders>
-            <w:tcMar>
-              <w:top w:w="90" w:type="dxa"/>
-              <w:left w:w="90" w:type="dxa"/>
-              <w:bottom w:w="90" w:type="dxa"/>
-              <w:right w:w="90" w:type="dxa"/>
-            </w:tcMar>
-          </w:tcPr>
-          <w:p>
-            <w:pPr>
-              <w:spacing w:after="0" w:line="269" w:lineRule="auto"/>
-              <w:jc w:val="center"/>
-            </w:pPr>
-            <w:r>
-              <w:rPr>
-                <w:b w:val="0"/>
-                <w:sz w:val="20"/>
-              </w:rPr>
-              <w:t>—</w:t>
-            </w:r>
-          </w:p>
-        </w:tc>
-      </w:tr>
-      <w:tr>
-        <w:trPr>
-          <w:cantSplit/>
-        </w:trPr>
-        <w:tc>
-          <w:tcPr>
-            <w:tcW w:type="dxa" w:w="3685"/>
-            <w:vAlign w:val="center"/>
-            <w:tcBorders>
-              <w:top w:val="single" w:sz="4" w:color="D9D9D9"/>
-              <w:left w:val="single" w:sz="4" w:color="D9D9D9"/>
-              <w:bottom w:val="single" w:sz="4" w:color="D9D9D9"/>
-              <w:right w:val="single" w:sz="4" w:color="D9D9D9"/>
-            </w:tcBorders>
-            <w:tcMar>
-              <w:top w:w="90" w:type="dxa"/>
-              <w:left w:w="90" w:type="dxa"/>
-              <w:bottom w:w="90" w:type="dxa"/>
-              <w:right w:w="90" w:type="dxa"/>
-            </w:tcMar>
-          </w:tcPr>
-          <w:p>
-            <w:pPr>
-              <w:spacing w:after="0" w:line="269" w:lineRule="auto"/>
-              <w:jc w:val="left"/>
-            </w:pPr>
-            <w:r>
-              <w:rPr>
-                <w:b w:val="0"/>
-                <w:sz w:val="20"/>
-              </w:rPr>
-              <w:t>直接题面CPT  4遍</w:t>
-            </w:r>
-          </w:p>
-        </w:tc>
-        <w:tc>
-          <w:tcPr>
-            <w:tcW w:type="dxa" w:w="1928"/>
-            <w:vAlign w:val="center"/>
-            <w:tcBorders>
-              <w:top w:val="single" w:sz="4" w:color="D9D9D9"/>
-              <w:left w:val="single" w:sz="4" w:color="D9D9D9"/>
-              <w:bottom w:val="single" w:sz="4" w:color="D9D9D9"/>
-              <w:right w:val="single" w:sz="4" w:color="D9D9D9"/>
-            </w:tcBorders>
-            <w:tcMar>
-              <w:top w:w="90" w:type="dxa"/>
-              <w:left w:w="90" w:type="dxa"/>
-              <w:bottom w:w="90" w:type="dxa"/>
-              <w:right w:w="90" w:type="dxa"/>
-            </w:tcMar>
-          </w:tcPr>
-          <w:p>
-            <w:pPr>
-              <w:spacing w:after="0" w:line="269" w:lineRule="auto"/>
-              <w:jc w:val="center"/>
-            </w:pPr>
-            <w:r>
-              <w:rPr>
-                <w:b w:val="0"/>
-                <w:sz w:val="20"/>
-              </w:rPr>
-              <w:t>1381/1672</w:t>
-            </w:r>
-          </w:p>
-        </w:tc>
-        <w:tc>
-          <w:tcPr>
-            <w:tcW w:type="dxa" w:w="1814"/>
-            <w:vAlign w:val="center"/>
-            <w:tcBorders>
-              <w:top w:val="single" w:sz="4" w:color="D9D9D9"/>
-              <w:left w:val="single" w:sz="4" w:color="D9D9D9"/>
-              <w:bottom w:val="single" w:sz="4" w:color="D9D9D9"/>
-              <w:right w:val="single" w:sz="4" w:color="D9D9D9"/>
-            </w:tcBorders>
-            <w:tcMar>
-              <w:top w:w="90" w:type="dxa"/>
-              <w:left w:w="90" w:type="dxa"/>
-              <w:bottom w:w="90" w:type="dxa"/>
-              <w:right w:w="90" w:type="dxa"/>
-            </w:tcMar>
-          </w:tcPr>
-          <w:p>
-            <w:pPr>
-              <w:spacing w:after="0" w:line="269" w:lineRule="auto"/>
-              <w:jc w:val="center"/>
-            </w:pPr>
-            <w:r>
-              <w:rPr>
-                <w:b w:val="0"/>
-                <w:sz w:val="20"/>
-              </w:rPr>
-              <w:t>82.596%</w:t>
-            </w:r>
-          </w:p>
-        </w:tc>
-        <w:tc>
-          <w:tcPr>
-            <w:tcW w:type="dxa" w:w="2098"/>
-            <w:vAlign w:val="center"/>
-            <w:tcBorders>
-              <w:top w:val="single" w:sz="4" w:color="D9D9D9"/>
-              <w:left w:val="single" w:sz="4" w:color="D9D9D9"/>
-              <w:bottom w:val="single" w:sz="4" w:color="D9D9D9"/>
-              <w:right w:val="single" w:sz="4" w:color="D9D9D9"/>
-            </w:tcBorders>
-            <w:tcMar>
-              <w:top w:w="90" w:type="dxa"/>
-              <w:left w:w="90" w:type="dxa"/>
-              <w:bottom w:w="90" w:type="dxa"/>
-              <w:right w:w="90" w:type="dxa"/>
-            </w:tcMar>
-          </w:tcPr>
-          <w:p>
-            <w:pPr>
-              <w:spacing w:after="0" w:line="269" w:lineRule="auto"/>
-              <w:jc w:val="center"/>
-            </w:pPr>
-            <w:r>
-              <w:rPr>
-                <w:b w:val="0"/>
-                <w:sz w:val="20"/>
-              </w:rPr>
-              <w:t>+0.7177点</w:t>
-            </w:r>
-          </w:p>
-        </w:tc>
-      </w:tr>
-      <w:tr>
-        <w:trPr>
-          <w:cantSplit/>
-        </w:trPr>
-        <w:tc>
-          <w:tcPr>
-            <w:tcW w:type="dxa" w:w="3685"/>
-            <w:vAlign w:val="center"/>
-            <w:tcBorders>
-              <w:top w:val="single" w:sz="4" w:color="D9D9D9"/>
-              <w:left w:val="single" w:sz="4" w:color="D9D9D9"/>
-              <w:bottom w:val="single" w:sz="4" w:color="D9D9D9"/>
-              <w:right w:val="single" w:sz="4" w:color="D9D9D9"/>
-            </w:tcBorders>
-            <w:tcMar>
-              <w:top w:w="90" w:type="dxa"/>
-              <w:left w:w="90" w:type="dxa"/>
-              <w:bottom w:w="90" w:type="dxa"/>
-              <w:right w:w="90" w:type="dxa"/>
-            </w:tcMar>
-          </w:tcPr>
-          <w:p>
-            <w:pPr>
-              <w:spacing w:after="0" w:line="269" w:lineRule="auto"/>
-              <w:jc w:val="left"/>
-            </w:pPr>
-            <w:r>
-              <w:rPr>
-                <w:b w:val="0"/>
-                <w:sz w:val="20"/>
-              </w:rPr>
-              <w:t>改写题面CPT  4遍</w:t>
-            </w:r>
-          </w:p>
-        </w:tc>
-        <w:tc>
-          <w:tcPr>
-            <w:tcW w:type="dxa" w:w="1928"/>
-            <w:vAlign w:val="center"/>
-            <w:tcBorders>
-              <w:top w:val="single" w:sz="4" w:color="D9D9D9"/>
-              <w:left w:val="single" w:sz="4" w:color="D9D9D9"/>
-              <w:bottom w:val="single" w:sz="4" w:color="D9D9D9"/>
-              <w:right w:val="single" w:sz="4" w:color="D9D9D9"/>
-            </w:tcBorders>
-            <w:tcMar>
-              <w:top w:w="90" w:type="dxa"/>
-              <w:left w:w="90" w:type="dxa"/>
-              <w:bottom w:w="90" w:type="dxa"/>
-              <w:right w:w="90" w:type="dxa"/>
-            </w:tcMar>
-          </w:tcPr>
-          <w:p>
-            <w:pPr>
-              <w:spacing w:after="0" w:line="269" w:lineRule="auto"/>
-              <w:jc w:val="center"/>
-            </w:pPr>
-            <w:r>
-              <w:rPr>
-                <w:b w:val="0"/>
-                <w:sz w:val="20"/>
-              </w:rPr>
-              <w:t>1373/1672</w:t>
-            </w:r>
-          </w:p>
-        </w:tc>
-        <w:tc>
-          <w:tcPr>
-            <w:tcW w:type="dxa" w:w="1814"/>
-            <w:vAlign w:val="center"/>
-            <w:tcBorders>
-              <w:top w:val="single" w:sz="4" w:color="D9D9D9"/>
-              <w:left w:val="single" w:sz="4" w:color="D9D9D9"/>
-              <w:bottom w:val="single" w:sz="4" w:color="D9D9D9"/>
-              <w:right w:val="single" w:sz="4" w:color="D9D9D9"/>
-            </w:tcBorders>
-            <w:tcMar>
-              <w:top w:w="90" w:type="dxa"/>
-              <w:left w:w="90" w:type="dxa"/>
-              <w:bottom w:w="90" w:type="dxa"/>
-              <w:right w:w="90" w:type="dxa"/>
-            </w:tcMar>
-          </w:tcPr>
-          <w:p>
-            <w:pPr>
-              <w:spacing w:after="0" w:line="269" w:lineRule="auto"/>
-              <w:jc w:val="center"/>
-            </w:pPr>
-            <w:r>
-              <w:rPr>
-                <w:b w:val="0"/>
-                <w:sz w:val="20"/>
-              </w:rPr>
-              <w:t>82.117%</w:t>
-            </w:r>
-          </w:p>
-        </w:tc>
-        <w:tc>
-          <w:tcPr>
-            <w:tcW w:type="dxa" w:w="2098"/>
-            <w:vAlign w:val="center"/>
-            <w:tcBorders>
-              <w:top w:val="single" w:sz="4" w:color="D9D9D9"/>
-              <w:left w:val="single" w:sz="4" w:color="D9D9D9"/>
-              <w:bottom w:val="single" w:sz="4" w:color="D9D9D9"/>
-              <w:right w:val="single" w:sz="4" w:color="D9D9D9"/>
-            </w:tcBorders>
-            <w:tcMar>
-              <w:top w:w="90" w:type="dxa"/>
-              <w:left w:w="90" w:type="dxa"/>
-              <w:bottom w:w="90" w:type="dxa"/>
-              <w:right w:w="90" w:type="dxa"/>
-            </w:tcMar>
-          </w:tcPr>
-          <w:p>
-            <w:pPr>
-              <w:spacing w:after="0" w:line="269" w:lineRule="auto"/>
-              <w:jc w:val="center"/>
-            </w:pPr>
-            <w:r>
-              <w:rPr>
-                <w:b w:val="0"/>
-                <w:sz w:val="20"/>
-              </w:rPr>
-              <w:t>+0.2392点</w:t>
-            </w:r>
-          </w:p>
-        </w:tc>
-      </w:tr>
-    </w:tbl>
-    <w:p>
-      <w:r>
-        <w:t>直接组21题改对、9题改错，净增12题；改写组10题改对、6题改错，净增4题。直接组的未校正配对检验 p=0.0428，改写组 p=0.4545。准确表述是“有小幅提升，但实用增益有限”，不能笼统写成两组均统计不显著。</w:t>
-      </w:r>
-    </w:p>
-    <w:p>
-      <w:pPr>
-        <w:pStyle w:val="Heading2"/>
-      </w:pPr>
-      <w:r>
-        <w:t>训练发生了 为什么得分变化仍小</w:t>
-      </w:r>
-    </w:p>
-    <w:p>
-      <w:r>
-        <w:t>直接组第1至第4遍平均 loss 从3.8054降至2.1378，改写组从3.4648降至2.1423；训练和权重导出均通过校验。进一步只测答案位置，直接 CPT 在原训练块中的答案 NLL 从4.7873降到2.4873，但独立题面仅从2.8990降到2.6632，改善明显依赖上下文。[7]</w:t>
-      </w:r>
-    </w:p>
-    <w:p>
-      <w:r>
-        <w:t>书籍原文 CPT 的独立对照也呈现类似现象：增加至4遍后，书内 NLL 相对改善4.126%，但200道书内改写知识题仍为189/200；公开题三轮多数票仅从1369增至1371，提升0.1196个百分点。[8]</w:t>
-      </w:r>
-    </w:p>
-    <w:p>
-      <w:pPr>
-        <w:pStyle w:val="Heading2"/>
-      </w:pPr>
-      <w:r>
-        <w:t>阶段结论</w:t>
-      </w:r>
-    </w:p>
-    <w:p>
-      <w:r>
-        <w:t>文本预测能力的改善没有充分转化为问答得分，支持进一步检查知识吸收方式、答案监督位置和实际调用过程。不过，小幅增益既可能包含写入不足，也可能包含利用不足；结合闭卷探针，不宜下“知识无缺失”的确定结论。更准确的表述是：模型已有较多领域知识，但知识边界与应用仍不稳定。</w:t>
-      </w:r>
-    </w:p>
-    <w:p>
-      <w:r>
-        <w:t>本方案训练接触了评测题及答案，结果仅用于受控同题诊断，不能作为独立泛化成绩或交付能力证明。</w:t>
-      </w:r>
-    </w:p>
-    <w:p>
-      <w:r>
-        <w:br w:type="page"/>
-      </w:r>
-    </w:p>
-    <w:p>
-      <w:pPr>
-        <w:pStyle w:val="Heading1"/>
-      </w:pPr>
-      <w:r>
-        <w:t>四 方案二 书籍转问答对进行SFT</w:t>
-      </w:r>
-    </w:p>
-    <w:p>
-      <w:r>
-        <w:t>尚未开展训练  本节预留</w:t>
-      </w:r>
-    </w:p>
-    <w:p/>
-    <w:p/>
-    <w:p/>
-    <w:p>
-      <w:pPr>
-        <w:pStyle w:val="Heading1"/>
-      </w:pPr>
-      <w:r>
-        <w:t>五 方案三 原始模型对照</w:t>
-      </w:r>
-    </w:p>
-    <w:p>
-      <w:r>
-        <w:t>本方案保留未接受本轮 CPT 或 SFT 的原始 Step120，作为全部后续实验的共同起点。这里“原始”指8月25日完成开源数据续训的 Step120，并非完全未经后训练的原生开源模型；原生模型另列为背景参考。[1][2]</w:t>
-      </w:r>
-    </w:p>
-    <w:tbl>
-      <w:tblPr>
-        <w:tblW w:type="auto" w:w="0"/>
-        <w:jc w:val="center"/>
-        <w:tblLayout w:type="fixed"/>
-        <w:tblLook w:firstColumn="1" w:firstRow="1" w:lastColumn="0" w:lastRow="0" w:noHBand="0" w:noVBand="1" w:val="04A0"/>
-      </w:tblPr>
-      <w:tblGrid>
         <w:gridCol w:w="3572"/>
         <w:gridCol w:w="1984"/>
-        <w:gridCol w:w="1984"/>
-        <w:gridCol w:w="1984"/>
+        <w:gridCol w:w="1928"/>
+        <w:gridCol w:w="1928"/>
       </w:tblGrid>
       <w:tr>
         <w:trPr>
@@ -1744,25 +1319,28 @@
               <w:bottom w:val="single" w:sz="4" w:color="D9D9D9"/>
               <w:right w:val="single" w:sz="4" w:color="D9D9D9"/>
             </w:tcBorders>
+            <w:shd w:fill="243E56"/>
             <w:tcMar>
-              <w:top w:w="90" w:type="dxa"/>
-              <w:left w:w="90" w:type="dxa"/>
-              <w:bottom w:w="90" w:type="dxa"/>
-              <w:right w:w="90" w:type="dxa"/>
+              <w:top w:w="135" w:type="dxa"/>
+              <w:bottom w:w="135" w:type="dxa"/>
+              <w:left w:w="125" w:type="dxa"/>
+              <w:right w:w="125" w:type="dxa"/>
             </w:tcMar>
-            <w:shd w:fill="DCE6EF"/>
           </w:tcPr>
           <w:p>
             <w:pPr>
-              <w:spacing w:after="0" w:line="269" w:lineRule="auto"/>
+              <w:keepNext/>
+              <w:spacing w:after="0" w:line="280" w:lineRule="exact"/>
               <w:jc w:val="left"/>
             </w:pPr>
             <w:r>
               <w:rPr>
+                <w:rFonts w:ascii="Arial" w:hAnsi="Arial" w:eastAsia="Microsoft YaHei"/>
                 <w:b/>
-                <w:sz w:val="20"/>
+                <w:color w:val="FFFFFF"/>
+                <w:sz w:val="21"/>
               </w:rPr>
-              <w:t>对照对象</w:t>
+              <w:t>模型</w:t>
             </w:r>
           </w:p>
         </w:tc>
@@ -1776,31 +1354,34 @@
               <w:bottom w:val="single" w:sz="4" w:color="D9D9D9"/>
               <w:right w:val="single" w:sz="4" w:color="D9D9D9"/>
             </w:tcBorders>
+            <w:shd w:fill="243E56"/>
             <w:tcMar>
-              <w:top w:w="90" w:type="dxa"/>
-              <w:left w:w="90" w:type="dxa"/>
-              <w:bottom w:w="90" w:type="dxa"/>
-              <w:right w:w="90" w:type="dxa"/>
+              <w:top w:w="135" w:type="dxa"/>
+              <w:bottom w:w="135" w:type="dxa"/>
+              <w:left w:w="125" w:type="dxa"/>
+              <w:right w:w="125" w:type="dxa"/>
             </w:tcMar>
-            <w:shd w:fill="DCE6EF"/>
           </w:tcPr>
           <w:p>
             <w:pPr>
-              <w:spacing w:after="0" w:line="269" w:lineRule="auto"/>
+              <w:keepNext/>
+              <w:spacing w:after="0" w:line="280" w:lineRule="exact"/>
               <w:jc w:val="center"/>
             </w:pPr>
             <w:r>
               <w:rPr>
+                <w:rFonts w:ascii="Arial" w:hAnsi="Arial" w:eastAsia="Microsoft YaHei"/>
                 <w:b/>
-                <w:sz w:val="20"/>
+                <w:color w:val="FFFFFF"/>
+                <w:sz w:val="21"/>
               </w:rPr>
-              <w:t>LogistikaBench</w:t>
+              <w:t>答对数</w:t>
             </w:r>
           </w:p>
         </w:tc>
         <w:tc>
           <w:tcPr>
-            <w:tcW w:type="dxa" w:w="1984"/>
+            <w:tcW w:type="dxa" w:w="1928"/>
             <w:vAlign w:val="center"/>
             <w:tcBorders>
               <w:top w:val="single" w:sz="4" w:color="D9D9D9"/>
@@ -1808,31 +1389,34 @@
               <w:bottom w:val="single" w:sz="4" w:color="D9D9D9"/>
               <w:right w:val="single" w:sz="4" w:color="D9D9D9"/>
             </w:tcBorders>
+            <w:shd w:fill="243E56"/>
             <w:tcMar>
-              <w:top w:w="90" w:type="dxa"/>
-              <w:left w:w="90" w:type="dxa"/>
-              <w:bottom w:w="90" w:type="dxa"/>
-              <w:right w:w="90" w:type="dxa"/>
+              <w:top w:w="135" w:type="dxa"/>
+              <w:bottom w:w="135" w:type="dxa"/>
+              <w:left w:w="125" w:type="dxa"/>
+              <w:right w:w="125" w:type="dxa"/>
             </w:tcMar>
-            <w:shd w:fill="DCE6EF"/>
           </w:tcPr>
           <w:p>
             <w:pPr>
-              <w:spacing w:after="0" w:line="269" w:lineRule="auto"/>
+              <w:keepNext/>
+              <w:spacing w:after="0" w:line="280" w:lineRule="exact"/>
               <w:jc w:val="center"/>
             </w:pPr>
             <w:r>
               <w:rPr>
+                <w:rFonts w:ascii="Arial" w:hAnsi="Arial" w:eastAsia="Microsoft YaHei"/>
                 <w:b/>
-                <w:sz w:val="20"/>
+                <w:color w:val="FFFFFF"/>
+                <w:sz w:val="21"/>
               </w:rPr>
-              <w:t>SC-bench知识题</w:t>
+              <w:t>准确率</w:t>
             </w:r>
           </w:p>
         </w:tc>
         <w:tc>
           <w:tcPr>
-            <w:tcW w:type="dxa" w:w="1984"/>
+            <w:tcW w:type="dxa" w:w="1928"/>
             <w:vAlign w:val="center"/>
             <w:tcBorders>
               <w:top w:val="single" w:sz="4" w:color="D9D9D9"/>
@@ -1840,25 +1424,28 @@
               <w:bottom w:val="single" w:sz="4" w:color="D9D9D9"/>
               <w:right w:val="single" w:sz="4" w:color="D9D9D9"/>
             </w:tcBorders>
+            <w:shd w:fill="243E56"/>
             <w:tcMar>
-              <w:top w:w="90" w:type="dxa"/>
-              <w:left w:w="90" w:type="dxa"/>
-              <w:bottom w:w="90" w:type="dxa"/>
-              <w:right w:w="90" w:type="dxa"/>
+              <w:top w:w="135" w:type="dxa"/>
+              <w:bottom w:w="135" w:type="dxa"/>
+              <w:left w:w="125" w:type="dxa"/>
+              <w:right w:w="125" w:type="dxa"/>
             </w:tcMar>
-            <w:shd w:fill="DCE6EF"/>
           </w:tcPr>
           <w:p>
             <w:pPr>
-              <w:spacing w:after="0" w:line="269" w:lineRule="auto"/>
+              <w:keepNext/>
+              <w:spacing w:after="0" w:line="280" w:lineRule="exact"/>
               <w:jc w:val="center"/>
             </w:pPr>
             <w:r>
               <w:rPr>
+                <w:rFonts w:ascii="Arial" w:hAnsi="Arial" w:eastAsia="Microsoft YaHei"/>
                 <w:b/>
-                <w:sz w:val="20"/>
+                <w:color w:val="FFFFFF"/>
+                <w:sz w:val="21"/>
               </w:rPr>
-              <w:t>总体</w:t>
+              <w:t>相对Step120</w:t>
             </w:r>
           </w:p>
         </w:tc>
@@ -1877,24 +1464,28 @@
               <w:bottom w:val="single" w:sz="4" w:color="D9D9D9"/>
               <w:right w:val="single" w:sz="4" w:color="D9D9D9"/>
             </w:tcBorders>
+            <w:shd w:fill="F0F4F7"/>
             <w:tcMar>
-              <w:top w:w="90" w:type="dxa"/>
-              <w:left w:w="90" w:type="dxa"/>
-              <w:bottom w:w="90" w:type="dxa"/>
-              <w:right w:w="90" w:type="dxa"/>
+              <w:top w:w="135" w:type="dxa"/>
+              <w:bottom w:w="135" w:type="dxa"/>
+              <w:left w:w="125" w:type="dxa"/>
+              <w:right w:w="125" w:type="dxa"/>
             </w:tcMar>
           </w:tcPr>
           <w:p>
             <w:pPr>
-              <w:spacing w:after="0" w:line="269" w:lineRule="auto"/>
+              <w:keepNext/>
+              <w:spacing w:after="0" w:line="280" w:lineRule="exact"/>
               <w:jc w:val="left"/>
             </w:pPr>
             <w:r>
               <w:rPr>
+                <w:rFonts w:ascii="Arial" w:hAnsi="Arial" w:eastAsia="Microsoft YaHei"/>
                 <w:b w:val="0"/>
-                <w:sz w:val="20"/>
+                <w:color w:val="202020"/>
+                <w:sz w:val="21"/>
               </w:rPr>
-              <w:t>原生Qwen3.6-27B</w:t>
+              <w:t>原始Step120</w:t>
             </w:r>
           </w:p>
         </w:tc>
@@ -1908,30 +1499,34 @@
               <w:bottom w:val="single" w:sz="4" w:color="D9D9D9"/>
               <w:right w:val="single" w:sz="4" w:color="D9D9D9"/>
             </w:tcBorders>
+            <w:shd w:fill="F0F4F7"/>
             <w:tcMar>
-              <w:top w:w="90" w:type="dxa"/>
-              <w:left w:w="90" w:type="dxa"/>
-              <w:bottom w:w="90" w:type="dxa"/>
-              <w:right w:w="90" w:type="dxa"/>
+              <w:top w:w="135" w:type="dxa"/>
+              <w:bottom w:w="135" w:type="dxa"/>
+              <w:left w:w="125" w:type="dxa"/>
+              <w:right w:w="125" w:type="dxa"/>
             </w:tcMar>
           </w:tcPr>
           <w:p>
             <w:pPr>
-              <w:spacing w:after="0" w:line="269" w:lineRule="auto"/>
+              <w:keepNext/>
+              <w:spacing w:after="0" w:line="280" w:lineRule="exact"/>
               <w:jc w:val="center"/>
             </w:pPr>
             <w:r>
               <w:rPr>
+                <w:rFonts w:ascii="Arial" w:hAnsi="Arial" w:eastAsia="Microsoft YaHei"/>
                 <w:b w:val="0"/>
-                <w:sz w:val="20"/>
+                <w:color w:val="202020"/>
+                <w:sz w:val="21"/>
               </w:rPr>
-              <w:t>1175/1446</w:t>
+              <w:t>1369/1672</w:t>
             </w:r>
           </w:p>
         </w:tc>
         <w:tc>
           <w:tcPr>
-            <w:tcW w:type="dxa" w:w="1984"/>
+            <w:tcW w:type="dxa" w:w="1928"/>
             <w:vAlign w:val="center"/>
             <w:tcBorders>
               <w:top w:val="single" w:sz="4" w:color="D9D9D9"/>
@@ -1939,30 +1534,34 @@
               <w:bottom w:val="single" w:sz="4" w:color="D9D9D9"/>
               <w:right w:val="single" w:sz="4" w:color="D9D9D9"/>
             </w:tcBorders>
+            <w:shd w:fill="F0F4F7"/>
             <w:tcMar>
-              <w:top w:w="90" w:type="dxa"/>
-              <w:left w:w="90" w:type="dxa"/>
-              <w:bottom w:w="90" w:type="dxa"/>
-              <w:right w:w="90" w:type="dxa"/>
+              <w:top w:w="135" w:type="dxa"/>
+              <w:bottom w:w="135" w:type="dxa"/>
+              <w:left w:w="125" w:type="dxa"/>
+              <w:right w:w="125" w:type="dxa"/>
             </w:tcMar>
           </w:tcPr>
           <w:p>
             <w:pPr>
-              <w:spacing w:after="0" w:line="269" w:lineRule="auto"/>
+              <w:keepNext/>
+              <w:spacing w:after="0" w:line="280" w:lineRule="exact"/>
               <w:jc w:val="center"/>
             </w:pPr>
             <w:r>
               <w:rPr>
+                <w:rFonts w:ascii="Arial" w:hAnsi="Arial" w:eastAsia="Microsoft YaHei"/>
                 <w:b w:val="0"/>
-                <w:sz w:val="20"/>
+                <w:color w:val="202020"/>
+                <w:sz w:val="21"/>
               </w:rPr>
-              <w:t>188/226</w:t>
+              <w:t>81.878%</w:t>
             </w:r>
           </w:p>
         </w:tc>
         <w:tc>
           <w:tcPr>
-            <w:tcW w:type="dxa" w:w="1984"/>
+            <w:tcW w:type="dxa" w:w="1928"/>
             <w:vAlign w:val="center"/>
             <w:tcBorders>
               <w:top w:val="single" w:sz="4" w:color="D9D9D9"/>
@@ -1970,24 +1569,28 @@
               <w:bottom w:val="single" w:sz="4" w:color="D9D9D9"/>
               <w:right w:val="single" w:sz="4" w:color="D9D9D9"/>
             </w:tcBorders>
+            <w:shd w:fill="F0F4F7"/>
             <w:tcMar>
-              <w:top w:w="90" w:type="dxa"/>
-              <w:left w:w="90" w:type="dxa"/>
-              <w:bottom w:w="90" w:type="dxa"/>
-              <w:right w:w="90" w:type="dxa"/>
+              <w:top w:w="135" w:type="dxa"/>
+              <w:bottom w:w="135" w:type="dxa"/>
+              <w:left w:w="125" w:type="dxa"/>
+              <w:right w:w="125" w:type="dxa"/>
             </w:tcMar>
           </w:tcPr>
           <w:p>
             <w:pPr>
-              <w:spacing w:after="0" w:line="269" w:lineRule="auto"/>
+              <w:keepNext/>
+              <w:spacing w:after="0" w:line="280" w:lineRule="exact"/>
               <w:jc w:val="center"/>
             </w:pPr>
             <w:r>
               <w:rPr>
+                <w:rFonts w:ascii="Arial" w:hAnsi="Arial" w:eastAsia="Microsoft YaHei"/>
                 <w:b w:val="0"/>
-                <w:sz w:val="20"/>
+                <w:color w:val="202020"/>
+                <w:sz w:val="21"/>
               </w:rPr>
-              <w:t>1363/1672</w:t>
+              <w:t>—</w:t>
             </w:r>
           </w:p>
         </w:tc>
@@ -2006,22 +1609,755 @@
               <w:bottom w:val="single" w:sz="4" w:color="D9D9D9"/>
               <w:right w:val="single" w:sz="4" w:color="D9D9D9"/>
             </w:tcBorders>
+            <w:shd w:fill="FFFFFF"/>
             <w:tcMar>
-              <w:top w:w="90" w:type="dxa"/>
-              <w:left w:w="90" w:type="dxa"/>
-              <w:bottom w:w="90" w:type="dxa"/>
-              <w:right w:w="90" w:type="dxa"/>
+              <w:top w:w="135" w:type="dxa"/>
+              <w:bottom w:w="135" w:type="dxa"/>
+              <w:left w:w="125" w:type="dxa"/>
+              <w:right w:w="125" w:type="dxa"/>
             </w:tcMar>
           </w:tcPr>
           <w:p>
             <w:pPr>
-              <w:spacing w:after="0" w:line="269" w:lineRule="auto"/>
+              <w:keepNext/>
+              <w:spacing w:after="0" w:line="280" w:lineRule="exact"/>
               <w:jc w:val="left"/>
             </w:pPr>
             <w:r>
               <w:rPr>
+                <w:rFonts w:ascii="Arial" w:hAnsi="Arial" w:eastAsia="Microsoft YaHei"/>
                 <w:b w:val="0"/>
-                <w:sz w:val="20"/>
+                <w:color w:val="202020"/>
+                <w:sz w:val="21"/>
+              </w:rPr>
+              <w:t>直接题面CPT  4遍</w:t>
+            </w:r>
+          </w:p>
+        </w:tc>
+        <w:tc>
+          <w:tcPr>
+            <w:tcW w:type="dxa" w:w="1984"/>
+            <w:vAlign w:val="center"/>
+            <w:tcBorders>
+              <w:top w:val="single" w:sz="4" w:color="D9D9D9"/>
+              <w:left w:val="single" w:sz="4" w:color="D9D9D9"/>
+              <w:bottom w:val="single" w:sz="4" w:color="D9D9D9"/>
+              <w:right w:val="single" w:sz="4" w:color="D9D9D9"/>
+            </w:tcBorders>
+            <w:shd w:fill="FFFFFF"/>
+            <w:tcMar>
+              <w:top w:w="135" w:type="dxa"/>
+              <w:bottom w:w="135" w:type="dxa"/>
+              <w:left w:w="125" w:type="dxa"/>
+              <w:right w:w="125" w:type="dxa"/>
+            </w:tcMar>
+          </w:tcPr>
+          <w:p>
+            <w:pPr>
+              <w:keepNext/>
+              <w:spacing w:after="0" w:line="280" w:lineRule="exact"/>
+              <w:jc w:val="center"/>
+            </w:pPr>
+            <w:r>
+              <w:rPr>
+                <w:rFonts w:ascii="Arial" w:hAnsi="Arial" w:eastAsia="Microsoft YaHei"/>
+                <w:b w:val="0"/>
+                <w:color w:val="202020"/>
+                <w:sz w:val="21"/>
+              </w:rPr>
+              <w:t>1381/1672</w:t>
+            </w:r>
+          </w:p>
+        </w:tc>
+        <w:tc>
+          <w:tcPr>
+            <w:tcW w:type="dxa" w:w="1928"/>
+            <w:vAlign w:val="center"/>
+            <w:tcBorders>
+              <w:top w:val="single" w:sz="4" w:color="D9D9D9"/>
+              <w:left w:val="single" w:sz="4" w:color="D9D9D9"/>
+              <w:bottom w:val="single" w:sz="4" w:color="D9D9D9"/>
+              <w:right w:val="single" w:sz="4" w:color="D9D9D9"/>
+            </w:tcBorders>
+            <w:shd w:fill="FFFFFF"/>
+            <w:tcMar>
+              <w:top w:w="135" w:type="dxa"/>
+              <w:bottom w:w="135" w:type="dxa"/>
+              <w:left w:w="125" w:type="dxa"/>
+              <w:right w:w="125" w:type="dxa"/>
+            </w:tcMar>
+          </w:tcPr>
+          <w:p>
+            <w:pPr>
+              <w:keepNext/>
+              <w:spacing w:after="0" w:line="280" w:lineRule="exact"/>
+              <w:jc w:val="center"/>
+            </w:pPr>
+            <w:r>
+              <w:rPr>
+                <w:rFonts w:ascii="Arial" w:hAnsi="Arial" w:eastAsia="Microsoft YaHei"/>
+                <w:b w:val="0"/>
+                <w:color w:val="202020"/>
+                <w:sz w:val="21"/>
+              </w:rPr>
+              <w:t>82.596%</w:t>
+            </w:r>
+          </w:p>
+        </w:tc>
+        <w:tc>
+          <w:tcPr>
+            <w:tcW w:type="dxa" w:w="1928"/>
+            <w:vAlign w:val="center"/>
+            <w:tcBorders>
+              <w:top w:val="single" w:sz="4" w:color="D9D9D9"/>
+              <w:left w:val="single" w:sz="4" w:color="D9D9D9"/>
+              <w:bottom w:val="single" w:sz="4" w:color="D9D9D9"/>
+              <w:right w:val="single" w:sz="4" w:color="D9D9D9"/>
+            </w:tcBorders>
+            <w:shd w:fill="FFFFFF"/>
+            <w:tcMar>
+              <w:top w:w="135" w:type="dxa"/>
+              <w:bottom w:w="135" w:type="dxa"/>
+              <w:left w:w="125" w:type="dxa"/>
+              <w:right w:w="125" w:type="dxa"/>
+            </w:tcMar>
+          </w:tcPr>
+          <w:p>
+            <w:pPr>
+              <w:keepNext/>
+              <w:spacing w:after="0" w:line="280" w:lineRule="exact"/>
+              <w:jc w:val="center"/>
+            </w:pPr>
+            <w:r>
+              <w:rPr>
+                <w:rFonts w:ascii="Arial" w:hAnsi="Arial" w:eastAsia="Microsoft YaHei"/>
+                <w:b w:val="0"/>
+                <w:color w:val="202020"/>
+                <w:sz w:val="21"/>
+              </w:rPr>
+              <w:t>+0.7177点</w:t>
+            </w:r>
+          </w:p>
+        </w:tc>
+      </w:tr>
+      <w:tr>
+        <w:trPr>
+          <w:cantSplit/>
+        </w:trPr>
+        <w:tc>
+          <w:tcPr>
+            <w:tcW w:type="dxa" w:w="3572"/>
+            <w:vAlign w:val="center"/>
+            <w:tcBorders>
+              <w:top w:val="single" w:sz="4" w:color="D9D9D9"/>
+              <w:left w:val="single" w:sz="4" w:color="D9D9D9"/>
+              <w:bottom w:val="single" w:sz="4" w:color="D9D9D9"/>
+              <w:right w:val="single" w:sz="4" w:color="D9D9D9"/>
+            </w:tcBorders>
+            <w:shd w:fill="F0F4F7"/>
+            <w:tcMar>
+              <w:top w:w="135" w:type="dxa"/>
+              <w:bottom w:w="135" w:type="dxa"/>
+              <w:left w:w="125" w:type="dxa"/>
+              <w:right w:w="125" w:type="dxa"/>
+            </w:tcMar>
+          </w:tcPr>
+          <w:p>
+            <w:pPr>
+              <w:keepNext w:val="0"/>
+              <w:spacing w:after="0" w:line="280" w:lineRule="exact"/>
+              <w:jc w:val="left"/>
+            </w:pPr>
+            <w:r>
+              <w:rPr>
+                <w:rFonts w:ascii="Arial" w:hAnsi="Arial" w:eastAsia="Microsoft YaHei"/>
+                <w:b w:val="0"/>
+                <w:color w:val="202020"/>
+                <w:sz w:val="21"/>
+              </w:rPr>
+              <w:t>改写题面CPT  4遍</w:t>
+            </w:r>
+          </w:p>
+        </w:tc>
+        <w:tc>
+          <w:tcPr>
+            <w:tcW w:type="dxa" w:w="1984"/>
+            <w:vAlign w:val="center"/>
+            <w:tcBorders>
+              <w:top w:val="single" w:sz="4" w:color="D9D9D9"/>
+              <w:left w:val="single" w:sz="4" w:color="D9D9D9"/>
+              <w:bottom w:val="single" w:sz="4" w:color="D9D9D9"/>
+              <w:right w:val="single" w:sz="4" w:color="D9D9D9"/>
+            </w:tcBorders>
+            <w:shd w:fill="F0F4F7"/>
+            <w:tcMar>
+              <w:top w:w="135" w:type="dxa"/>
+              <w:bottom w:w="135" w:type="dxa"/>
+              <w:left w:w="125" w:type="dxa"/>
+              <w:right w:w="125" w:type="dxa"/>
+            </w:tcMar>
+          </w:tcPr>
+          <w:p>
+            <w:pPr>
+              <w:keepNext w:val="0"/>
+              <w:spacing w:after="0" w:line="280" w:lineRule="exact"/>
+              <w:jc w:val="center"/>
+            </w:pPr>
+            <w:r>
+              <w:rPr>
+                <w:rFonts w:ascii="Arial" w:hAnsi="Arial" w:eastAsia="Microsoft YaHei"/>
+                <w:b w:val="0"/>
+                <w:color w:val="202020"/>
+                <w:sz w:val="21"/>
+              </w:rPr>
+              <w:t>1373/1672</w:t>
+            </w:r>
+          </w:p>
+        </w:tc>
+        <w:tc>
+          <w:tcPr>
+            <w:tcW w:type="dxa" w:w="1928"/>
+            <w:vAlign w:val="center"/>
+            <w:tcBorders>
+              <w:top w:val="single" w:sz="4" w:color="D9D9D9"/>
+              <w:left w:val="single" w:sz="4" w:color="D9D9D9"/>
+              <w:bottom w:val="single" w:sz="4" w:color="D9D9D9"/>
+              <w:right w:val="single" w:sz="4" w:color="D9D9D9"/>
+            </w:tcBorders>
+            <w:shd w:fill="F0F4F7"/>
+            <w:tcMar>
+              <w:top w:w="135" w:type="dxa"/>
+              <w:bottom w:w="135" w:type="dxa"/>
+              <w:left w:w="125" w:type="dxa"/>
+              <w:right w:w="125" w:type="dxa"/>
+            </w:tcMar>
+          </w:tcPr>
+          <w:p>
+            <w:pPr>
+              <w:keepNext w:val="0"/>
+              <w:spacing w:after="0" w:line="280" w:lineRule="exact"/>
+              <w:jc w:val="center"/>
+            </w:pPr>
+            <w:r>
+              <w:rPr>
+                <w:rFonts w:ascii="Arial" w:hAnsi="Arial" w:eastAsia="Microsoft YaHei"/>
+                <w:b w:val="0"/>
+                <w:color w:val="202020"/>
+                <w:sz w:val="21"/>
+              </w:rPr>
+              <w:t>82.117%</w:t>
+            </w:r>
+          </w:p>
+        </w:tc>
+        <w:tc>
+          <w:tcPr>
+            <w:tcW w:type="dxa" w:w="1928"/>
+            <w:vAlign w:val="center"/>
+            <w:tcBorders>
+              <w:top w:val="single" w:sz="4" w:color="D9D9D9"/>
+              <w:left w:val="single" w:sz="4" w:color="D9D9D9"/>
+              <w:bottom w:val="single" w:sz="4" w:color="D9D9D9"/>
+              <w:right w:val="single" w:sz="4" w:color="D9D9D9"/>
+            </w:tcBorders>
+            <w:shd w:fill="F0F4F7"/>
+            <w:tcMar>
+              <w:top w:w="135" w:type="dxa"/>
+              <w:bottom w:w="135" w:type="dxa"/>
+              <w:left w:w="125" w:type="dxa"/>
+              <w:right w:w="125" w:type="dxa"/>
+            </w:tcMar>
+          </w:tcPr>
+          <w:p>
+            <w:pPr>
+              <w:keepNext w:val="0"/>
+              <w:spacing w:after="0" w:line="280" w:lineRule="exact"/>
+              <w:jc w:val="center"/>
+            </w:pPr>
+            <w:r>
+              <w:rPr>
+                <w:rFonts w:ascii="Arial" w:hAnsi="Arial" w:eastAsia="Microsoft YaHei"/>
+                <w:b w:val="0"/>
+                <w:color w:val="202020"/>
+                <w:sz w:val="21"/>
+              </w:rPr>
+              <w:t>+0.2392点</w:t>
+            </w:r>
+          </w:p>
+        </w:tc>
+      </w:tr>
+    </w:tbl>
+    <w:p>
+      <w:pPr>
+        <w:spacing w:before="140"/>
+        <w:jc w:val="both"/>
+      </w:pPr>
+      <w:r>
+        <w:t>直接组21题改对、9题改错，净增12题；改写组10题改对、6题改错，净增4题。直接组的未校正配对检验 p=0.0428，改写组 p=0.4545。准确表述是“有小幅提升，但实用增益有限”，不能笼统写成两组均统计不显著。</w:t>
+      </w:r>
+    </w:p>
+    <w:p>
+      <w:pPr>
+        <w:pStyle w:val="Heading2"/>
+      </w:pPr>
+      <w:r>
+        <w:rPr>
+          <w:rFonts w:eastAsia="Microsoft YaHei"/>
+        </w:rPr>
+        <w:t>训练发生了 为什么得分变化仍小</w:t>
+      </w:r>
+    </w:p>
+    <w:p>
+      <w:pPr>
+        <w:jc w:val="both"/>
+      </w:pPr>
+      <w:r>
+        <w:t>直接组第1至第4遍平均 loss 从3.8054降至2.1378，改写组从3.4648降至2.1423；训练和权重导出均通过校验。进一步只测答案位置，直接 CPT 在原训练块中的答案 NLL 从4.7873降到2.4873，但独立题面仅从2.8990降到2.6632，改善明显依赖上下文。[7]</w:t>
+      </w:r>
+    </w:p>
+    <w:p>
+      <w:pPr>
+        <w:jc w:val="both"/>
+      </w:pPr>
+      <w:r>
+        <w:rPr>
+          <w:sz w:val="21"/>
+        </w:rPr>
+        <w:t>书籍原文 CPT 的独立对照也呈现类似现象：增加至4遍后，书内 NLL 相对改善4.126%，但200道书内改写知识题仍为189/200；公开题三轮多数票仅从1369增至1371，提升0.1196个百分点。[8]</w:t>
+      </w:r>
+    </w:p>
+    <w:p>
+      <w:pPr>
+        <w:pStyle w:val="Heading2"/>
+      </w:pPr>
+      <w:r>
+        <w:rPr>
+          <w:rFonts w:eastAsia="Microsoft YaHei"/>
+        </w:rPr>
+        <w:t>阶段结论</w:t>
+      </w:r>
+    </w:p>
+    <w:p>
+      <w:pPr>
+        <w:jc w:val="both"/>
+      </w:pPr>
+      <w:r>
+        <w:t>文本预测能力的改善没有充分转化为问答得分，支持进一步检查知识吸收方式、答案监督位置和实际调用过程。不过，小幅增益既可能包含写入不足，也可能包含利用不足；结合闭卷探针，不宜下“知识无缺失”的确定结论。更准确的表述是：模型已有较多领域知识，但知识边界与应用仍不稳定。</w:t>
+      </w:r>
+    </w:p>
+    <w:p>
+      <w:pPr>
+        <w:jc w:val="both"/>
+      </w:pPr>
+      <w:r>
+        <w:t>本方案训练接触了评测题及答案，结果仅用于受控同题诊断，不能作为独立泛化成绩或交付能力证明。</w:t>
+      </w:r>
+    </w:p>
+    <w:p>
+      <w:pPr>
+        <w:spacing w:after="0" w:line="240" w:lineRule="exact"/>
+        <w:jc w:val="both"/>
+      </w:pPr>
+      <w:r>
+        <w:br w:type="page"/>
+      </w:r>
+    </w:p>
+    <w:p>
+      <w:pPr>
+        <w:pStyle w:val="Heading1"/>
+      </w:pPr>
+      <w:r>
+        <w:rPr>
+          <w:rFonts w:eastAsia="Microsoft YaHei"/>
+        </w:rPr>
+        <w:t>四 方案二 书籍转问答对进行SFT</w:t>
+      </w:r>
+    </w:p>
+    <w:p>
+      <w:pPr>
+        <w:jc w:val="both"/>
+      </w:pPr>
+      <w:r>
+        <w:rPr>
+          <w:color w:val="666666"/>
+        </w:rPr>
+        <w:t>尚未开展训练  本节预留</w:t>
+      </w:r>
+    </w:p>
+    <w:p>
+      <w:pPr>
+        <w:spacing w:after="0" w:line="240" w:lineRule="exact"/>
+        <w:jc w:val="both"/>
+      </w:pPr>
+    </w:p>
+    <w:p>
+      <w:pPr>
+        <w:spacing w:after="0" w:line="240" w:lineRule="exact"/>
+        <w:jc w:val="both"/>
+      </w:pPr>
+    </w:p>
+    <w:p>
+      <w:pPr>
+        <w:spacing w:after="0" w:line="240" w:lineRule="exact"/>
+        <w:jc w:val="both"/>
+      </w:pPr>
+    </w:p>
+    <w:p>
+      <w:pPr>
+        <w:pStyle w:val="Heading1"/>
+      </w:pPr>
+      <w:r>
+        <w:rPr>
+          <w:rFonts w:eastAsia="Microsoft YaHei"/>
+        </w:rPr>
+        <w:t>五 方案三 原始模型对照</w:t>
+      </w:r>
+    </w:p>
+    <w:p>
+      <w:pPr>
+        <w:jc w:val="both"/>
+      </w:pPr>
+      <w:r>
+        <w:t>本方案保留未接受本轮 CPT 或 SFT 的原始 Step120，作为全部后续实验的共同起点。这里“原始”指8月25日完成开源数据续训的 Step120，并非完全未经后训练的原生开源模型；原生模型另列为背景参考。[1][2]</w:t>
+      </w:r>
+    </w:p>
+    <w:tbl>
+      <w:tblPr>
+        <w:tblW w:type="auto" w:w="0"/>
+        <w:jc w:val="center"/>
+        <w:tblLayout w:type="fixed"/>
+        <w:tblLook w:firstColumn="1" w:firstRow="1" w:lastColumn="0" w:lastRow="0" w:noHBand="0" w:noVBand="1" w:val="04A0"/>
+      </w:tblPr>
+      <w:tblGrid>
+        <w:gridCol w:w="3458"/>
+        <w:gridCol w:w="1984"/>
+        <w:gridCol w:w="1984"/>
+        <w:gridCol w:w="1984"/>
+      </w:tblGrid>
+      <w:tr>
+        <w:trPr>
+          <w:cantSplit/>
+          <w:tblHeader/>
+        </w:trPr>
+        <w:tc>
+          <w:tcPr>
+            <w:tcW w:type="dxa" w:w="3458"/>
+            <w:vAlign w:val="center"/>
+            <w:tcBorders>
+              <w:top w:val="single" w:sz="4" w:color="D9D9D9"/>
+              <w:left w:val="single" w:sz="4" w:color="D9D9D9"/>
+              <w:bottom w:val="single" w:sz="4" w:color="D9D9D9"/>
+              <w:right w:val="single" w:sz="4" w:color="D9D9D9"/>
+            </w:tcBorders>
+            <w:shd w:fill="243E56"/>
+            <w:tcMar>
+              <w:top w:w="135" w:type="dxa"/>
+              <w:bottom w:w="135" w:type="dxa"/>
+              <w:left w:w="125" w:type="dxa"/>
+              <w:right w:w="125" w:type="dxa"/>
+            </w:tcMar>
+          </w:tcPr>
+          <w:p>
+            <w:pPr>
+              <w:keepNext/>
+              <w:spacing w:after="0" w:line="280" w:lineRule="exact"/>
+              <w:jc w:val="left"/>
+            </w:pPr>
+            <w:r>
+              <w:rPr>
+                <w:rFonts w:ascii="Arial" w:hAnsi="Arial" w:eastAsia="Microsoft YaHei"/>
+                <w:b/>
+                <w:color w:val="FFFFFF"/>
+                <w:sz w:val="21"/>
+              </w:rPr>
+              <w:t>对照对象</w:t>
+            </w:r>
+          </w:p>
+        </w:tc>
+        <w:tc>
+          <w:tcPr>
+            <w:tcW w:type="dxa" w:w="1984"/>
+            <w:vAlign w:val="center"/>
+            <w:tcBorders>
+              <w:top w:val="single" w:sz="4" w:color="D9D9D9"/>
+              <w:left w:val="single" w:sz="4" w:color="D9D9D9"/>
+              <w:bottom w:val="single" w:sz="4" w:color="D9D9D9"/>
+              <w:right w:val="single" w:sz="4" w:color="D9D9D9"/>
+            </w:tcBorders>
+            <w:shd w:fill="243E56"/>
+            <w:tcMar>
+              <w:top w:w="135" w:type="dxa"/>
+              <w:bottom w:w="135" w:type="dxa"/>
+              <w:left w:w="125" w:type="dxa"/>
+              <w:right w:w="125" w:type="dxa"/>
+            </w:tcMar>
+          </w:tcPr>
+          <w:p>
+            <w:pPr>
+              <w:keepNext/>
+              <w:spacing w:after="0" w:line="280" w:lineRule="exact"/>
+              <w:jc w:val="center"/>
+            </w:pPr>
+            <w:r>
+              <w:rPr>
+                <w:rFonts w:ascii="Arial" w:hAnsi="Arial" w:eastAsia="Microsoft YaHei"/>
+                <w:b/>
+                <w:color w:val="FFFFFF"/>
+                <w:sz w:val="21"/>
+              </w:rPr>
+              <w:t>LogistikaBench</w:t>
+            </w:r>
+          </w:p>
+        </w:tc>
+        <w:tc>
+          <w:tcPr>
+            <w:tcW w:type="dxa" w:w="1984"/>
+            <w:vAlign w:val="center"/>
+            <w:tcBorders>
+              <w:top w:val="single" w:sz="4" w:color="D9D9D9"/>
+              <w:left w:val="single" w:sz="4" w:color="D9D9D9"/>
+              <w:bottom w:val="single" w:sz="4" w:color="D9D9D9"/>
+              <w:right w:val="single" w:sz="4" w:color="D9D9D9"/>
+            </w:tcBorders>
+            <w:shd w:fill="243E56"/>
+            <w:tcMar>
+              <w:top w:w="135" w:type="dxa"/>
+              <w:bottom w:w="135" w:type="dxa"/>
+              <w:left w:w="125" w:type="dxa"/>
+              <w:right w:w="125" w:type="dxa"/>
+            </w:tcMar>
+          </w:tcPr>
+          <w:p>
+            <w:pPr>
+              <w:keepNext/>
+              <w:spacing w:after="0" w:line="280" w:lineRule="exact"/>
+              <w:jc w:val="center"/>
+            </w:pPr>
+            <w:r>
+              <w:rPr>
+                <w:rFonts w:ascii="Arial" w:hAnsi="Arial" w:eastAsia="Microsoft YaHei"/>
+                <w:b/>
+                <w:color w:val="FFFFFF"/>
+                <w:sz w:val="21"/>
+              </w:rPr>
+              <w:t>SC-bench知识题</w:t>
+            </w:r>
+          </w:p>
+        </w:tc>
+        <w:tc>
+          <w:tcPr>
+            <w:tcW w:type="dxa" w:w="1984"/>
+            <w:vAlign w:val="center"/>
+            <w:tcBorders>
+              <w:top w:val="single" w:sz="4" w:color="D9D9D9"/>
+              <w:left w:val="single" w:sz="4" w:color="D9D9D9"/>
+              <w:bottom w:val="single" w:sz="4" w:color="D9D9D9"/>
+              <w:right w:val="single" w:sz="4" w:color="D9D9D9"/>
+            </w:tcBorders>
+            <w:shd w:fill="243E56"/>
+            <w:tcMar>
+              <w:top w:w="135" w:type="dxa"/>
+              <w:bottom w:w="135" w:type="dxa"/>
+              <w:left w:w="125" w:type="dxa"/>
+              <w:right w:w="125" w:type="dxa"/>
+            </w:tcMar>
+          </w:tcPr>
+          <w:p>
+            <w:pPr>
+              <w:keepNext/>
+              <w:spacing w:after="0" w:line="280" w:lineRule="exact"/>
+              <w:jc w:val="center"/>
+            </w:pPr>
+            <w:r>
+              <w:rPr>
+                <w:rFonts w:ascii="Arial" w:hAnsi="Arial" w:eastAsia="Microsoft YaHei"/>
+                <w:b/>
+                <w:color w:val="FFFFFF"/>
+                <w:sz w:val="21"/>
+              </w:rPr>
+              <w:t>总体</w:t>
+            </w:r>
+          </w:p>
+        </w:tc>
+      </w:tr>
+      <w:tr>
+        <w:trPr>
+          <w:cantSplit/>
+        </w:trPr>
+        <w:tc>
+          <w:tcPr>
+            <w:tcW w:type="dxa" w:w="3458"/>
+            <w:vAlign w:val="center"/>
+            <w:tcBorders>
+              <w:top w:val="single" w:sz="4" w:color="D9D9D9"/>
+              <w:left w:val="single" w:sz="4" w:color="D9D9D9"/>
+              <w:bottom w:val="single" w:sz="4" w:color="D9D9D9"/>
+              <w:right w:val="single" w:sz="4" w:color="D9D9D9"/>
+            </w:tcBorders>
+            <w:shd w:fill="F0F4F7"/>
+            <w:tcMar>
+              <w:top w:w="135" w:type="dxa"/>
+              <w:bottom w:w="135" w:type="dxa"/>
+              <w:left w:w="125" w:type="dxa"/>
+              <w:right w:w="125" w:type="dxa"/>
+            </w:tcMar>
+          </w:tcPr>
+          <w:p>
+            <w:pPr>
+              <w:keepNext/>
+              <w:spacing w:after="0" w:line="280" w:lineRule="exact"/>
+              <w:jc w:val="left"/>
+            </w:pPr>
+            <w:r>
+              <w:rPr>
+                <w:rFonts w:ascii="Arial" w:hAnsi="Arial" w:eastAsia="Microsoft YaHei"/>
+                <w:b w:val="0"/>
+                <w:color w:val="202020"/>
+                <w:sz w:val="21"/>
+              </w:rPr>
+              <w:t>原生Qwen3.6-27B</w:t>
+            </w:r>
+          </w:p>
+        </w:tc>
+        <w:tc>
+          <w:tcPr>
+            <w:tcW w:type="dxa" w:w="1984"/>
+            <w:vAlign w:val="center"/>
+            <w:tcBorders>
+              <w:top w:val="single" w:sz="4" w:color="D9D9D9"/>
+              <w:left w:val="single" w:sz="4" w:color="D9D9D9"/>
+              <w:bottom w:val="single" w:sz="4" w:color="D9D9D9"/>
+              <w:right w:val="single" w:sz="4" w:color="D9D9D9"/>
+            </w:tcBorders>
+            <w:shd w:fill="F0F4F7"/>
+            <w:tcMar>
+              <w:top w:w="135" w:type="dxa"/>
+              <w:bottom w:w="135" w:type="dxa"/>
+              <w:left w:w="125" w:type="dxa"/>
+              <w:right w:w="125" w:type="dxa"/>
+            </w:tcMar>
+          </w:tcPr>
+          <w:p>
+            <w:pPr>
+              <w:keepNext/>
+              <w:spacing w:after="0" w:line="280" w:lineRule="exact"/>
+              <w:jc w:val="center"/>
+            </w:pPr>
+            <w:r>
+              <w:rPr>
+                <w:rFonts w:ascii="Arial" w:hAnsi="Arial" w:eastAsia="Microsoft YaHei"/>
+                <w:b w:val="0"/>
+                <w:color w:val="202020"/>
+                <w:sz w:val="21"/>
+              </w:rPr>
+              <w:t>1175/1446</w:t>
+            </w:r>
+          </w:p>
+        </w:tc>
+        <w:tc>
+          <w:tcPr>
+            <w:tcW w:type="dxa" w:w="1984"/>
+            <w:vAlign w:val="center"/>
+            <w:tcBorders>
+              <w:top w:val="single" w:sz="4" w:color="D9D9D9"/>
+              <w:left w:val="single" w:sz="4" w:color="D9D9D9"/>
+              <w:bottom w:val="single" w:sz="4" w:color="D9D9D9"/>
+              <w:right w:val="single" w:sz="4" w:color="D9D9D9"/>
+            </w:tcBorders>
+            <w:shd w:fill="F0F4F7"/>
+            <w:tcMar>
+              <w:top w:w="135" w:type="dxa"/>
+              <w:bottom w:w="135" w:type="dxa"/>
+              <w:left w:w="125" w:type="dxa"/>
+              <w:right w:w="125" w:type="dxa"/>
+            </w:tcMar>
+          </w:tcPr>
+          <w:p>
+            <w:pPr>
+              <w:keepNext/>
+              <w:spacing w:after="0" w:line="280" w:lineRule="exact"/>
+              <w:jc w:val="center"/>
+            </w:pPr>
+            <w:r>
+              <w:rPr>
+                <w:rFonts w:ascii="Arial" w:hAnsi="Arial" w:eastAsia="Microsoft YaHei"/>
+                <w:b w:val="0"/>
+                <w:color w:val="202020"/>
+                <w:sz w:val="21"/>
+              </w:rPr>
+              <w:t>188/226</w:t>
+            </w:r>
+          </w:p>
+        </w:tc>
+        <w:tc>
+          <w:tcPr>
+            <w:tcW w:type="dxa" w:w="1984"/>
+            <w:vAlign w:val="center"/>
+            <w:tcBorders>
+              <w:top w:val="single" w:sz="4" w:color="D9D9D9"/>
+              <w:left w:val="single" w:sz="4" w:color="D9D9D9"/>
+              <w:bottom w:val="single" w:sz="4" w:color="D9D9D9"/>
+              <w:right w:val="single" w:sz="4" w:color="D9D9D9"/>
+            </w:tcBorders>
+            <w:shd w:fill="F0F4F7"/>
+            <w:tcMar>
+              <w:top w:w="135" w:type="dxa"/>
+              <w:bottom w:w="135" w:type="dxa"/>
+              <w:left w:w="125" w:type="dxa"/>
+              <w:right w:w="125" w:type="dxa"/>
+            </w:tcMar>
+          </w:tcPr>
+          <w:p>
+            <w:pPr>
+              <w:keepNext/>
+              <w:spacing w:after="0" w:line="280" w:lineRule="exact"/>
+              <w:jc w:val="center"/>
+            </w:pPr>
+            <w:r>
+              <w:rPr>
+                <w:rFonts w:ascii="Arial" w:hAnsi="Arial" w:eastAsia="Microsoft YaHei"/>
+                <w:b w:val="0"/>
+                <w:color w:val="202020"/>
+                <w:sz w:val="21"/>
+              </w:rPr>
+              <w:t>1363/1672</w:t>
+            </w:r>
+          </w:p>
+        </w:tc>
+      </w:tr>
+      <w:tr>
+        <w:trPr>
+          <w:cantSplit/>
+        </w:trPr>
+        <w:tc>
+          <w:tcPr>
+            <w:tcW w:type="dxa" w:w="3458"/>
+            <w:vAlign w:val="center"/>
+            <w:tcBorders>
+              <w:top w:val="single" w:sz="4" w:color="D9D9D9"/>
+              <w:left w:val="single" w:sz="4" w:color="D9D9D9"/>
+              <w:bottom w:val="single" w:sz="4" w:color="D9D9D9"/>
+              <w:right w:val="single" w:sz="4" w:color="D9D9D9"/>
+            </w:tcBorders>
+            <w:shd w:fill="FFFFFF"/>
+            <w:tcMar>
+              <w:top w:w="135" w:type="dxa"/>
+              <w:bottom w:w="135" w:type="dxa"/>
+              <w:left w:w="125" w:type="dxa"/>
+              <w:right w:w="125" w:type="dxa"/>
+            </w:tcMar>
+          </w:tcPr>
+          <w:p>
+            <w:pPr>
+              <w:keepNext w:val="0"/>
+              <w:spacing w:after="0" w:line="280" w:lineRule="exact"/>
+              <w:jc w:val="left"/>
+            </w:pPr>
+            <w:r>
+              <w:rPr>
+                <w:rFonts w:ascii="Arial" w:hAnsi="Arial" w:eastAsia="Microsoft YaHei"/>
+                <w:b w:val="0"/>
+                <w:color w:val="202020"/>
+                <w:sz w:val="21"/>
               </w:rPr>
               <w:t>原始Step120</w:t>
             </w:r>
@@ -2037,22 +2373,26 @@
               <w:bottom w:val="single" w:sz="4" w:color="D9D9D9"/>
               <w:right w:val="single" w:sz="4" w:color="D9D9D9"/>
             </w:tcBorders>
+            <w:shd w:fill="FFFFFF"/>
             <w:tcMar>
-              <w:top w:w="90" w:type="dxa"/>
-              <w:left w:w="90" w:type="dxa"/>
-              <w:bottom w:w="90" w:type="dxa"/>
-              <w:right w:w="90" w:type="dxa"/>
+              <w:top w:w="135" w:type="dxa"/>
+              <w:bottom w:w="135" w:type="dxa"/>
+              <w:left w:w="125" w:type="dxa"/>
+              <w:right w:w="125" w:type="dxa"/>
             </w:tcMar>
           </w:tcPr>
           <w:p>
             <w:pPr>
-              <w:spacing w:after="0" w:line="269" w:lineRule="auto"/>
+              <w:keepNext w:val="0"/>
+              <w:spacing w:after="0" w:line="280" w:lineRule="exact"/>
               <w:jc w:val="center"/>
             </w:pPr>
             <w:r>
               <w:rPr>
+                <w:rFonts w:ascii="Arial" w:hAnsi="Arial" w:eastAsia="Microsoft YaHei"/>
                 <w:b w:val="0"/>
-                <w:sz w:val="20"/>
+                <w:color w:val="202020"/>
+                <w:sz w:val="21"/>
               </w:rPr>
               <w:t>1180/1446</w:t>
             </w:r>
@@ -2068,22 +2408,26 @@
               <w:bottom w:val="single" w:sz="4" w:color="D9D9D9"/>
               <w:right w:val="single" w:sz="4" w:color="D9D9D9"/>
             </w:tcBorders>
+            <w:shd w:fill="FFFFFF"/>
             <w:tcMar>
-              <w:top w:w="90" w:type="dxa"/>
-              <w:left w:w="90" w:type="dxa"/>
-              <w:bottom w:w="90" w:type="dxa"/>
-              <w:right w:w="90" w:type="dxa"/>
+              <w:top w:w="135" w:type="dxa"/>
+              <w:bottom w:w="135" w:type="dxa"/>
+              <w:left w:w="125" w:type="dxa"/>
+              <w:right w:w="125" w:type="dxa"/>
             </w:tcMar>
           </w:tcPr>
           <w:p>
             <w:pPr>
-              <w:spacing w:after="0" w:line="269" w:lineRule="auto"/>
+              <w:keepNext w:val="0"/>
+              <w:spacing w:after="0" w:line="280" w:lineRule="exact"/>
               <w:jc w:val="center"/>
             </w:pPr>
             <w:r>
               <w:rPr>
+                <w:rFonts w:ascii="Arial" w:hAnsi="Arial" w:eastAsia="Microsoft YaHei"/>
                 <w:b w:val="0"/>
-                <w:sz w:val="20"/>
+                <w:color w:val="202020"/>
+                <w:sz w:val="21"/>
               </w:rPr>
               <w:t>189/226</w:t>
             </w:r>
@@ -2099,22 +2443,26 @@
               <w:bottom w:val="single" w:sz="4" w:color="D9D9D9"/>
               <w:right w:val="single" w:sz="4" w:color="D9D9D9"/>
             </w:tcBorders>
+            <w:shd w:fill="FFFFFF"/>
             <w:tcMar>
-              <w:top w:w="90" w:type="dxa"/>
-              <w:left w:w="90" w:type="dxa"/>
-              <w:bottom w:w="90" w:type="dxa"/>
-              <w:right w:w="90" w:type="dxa"/>
+              <w:top w:w="135" w:type="dxa"/>
+              <w:bottom w:w="135" w:type="dxa"/>
+              <w:left w:w="125" w:type="dxa"/>
+              <w:right w:w="125" w:type="dxa"/>
             </w:tcMar>
           </w:tcPr>
           <w:p>
             <w:pPr>
-              <w:spacing w:after="0" w:line="269" w:lineRule="auto"/>
+              <w:keepNext w:val="0"/>
+              <w:spacing w:after="0" w:line="280" w:lineRule="exact"/>
               <w:jc w:val="center"/>
             </w:pPr>
             <w:r>
               <w:rPr>
+                <w:rFonts w:ascii="Arial" w:hAnsi="Arial" w:eastAsia="Microsoft YaHei"/>
                 <w:b w:val="0"/>
-                <w:sz w:val="20"/>
+                <w:color w:val="202020"/>
+                <w:sz w:val="21"/>
               </w:rPr>
               <w:t>1369/1672</w:t>
             </w:r>
@@ -2123,6 +2471,10 @@
       </w:tr>
     </w:tbl>
     <w:p>
+      <w:pPr>
+        <w:spacing w:before="140"/>
+        <w:jc w:val="both"/>
+      </w:pPr>
       <w:r>
         <w:t>原始 Step120 的三轮多数票基线为81.878%。方案一的直接 CPT 和改写 CPT 分别对照这个基线计算增益。363题诊断、8题复核及12问闭卷探针也均使用原始 Step120，不使用已经接触评测答案的候选。</w:t>
       </w:r>
@@ -2132,15 +2484,24 @@
         <w:pStyle w:val="Heading2"/>
       </w:pPr>
       <w:r>
+        <w:rPr>
+          <w:rFonts w:eastAsia="Microsoft YaHei"/>
+        </w:rPr>
         <w:t>已完成的同题答案SFT仅作为辅助诊断</w:t>
       </w:r>
     </w:p>
     <w:p>
+      <w:pPr>
+        <w:jc w:val="both"/>
+      </w:pPr>
       <w:r>
         <w:t>另一组已完成实验使用全部1672道原题、完整选项及正确答案 JSON，仅监督答案与结束标记。训练1遍和2遍后，总体同题成绩分别为93.18%和94.44%，对照原始 Step120 的81.88%，说明直接匹配作答目标的监督可以显著提高同题拟合。[9]</w:t>
       </w:r>
     </w:p>
     <w:p>
+      <w:pPr>
+        <w:jc w:val="both"/>
+      </w:pPr>
       <w:r>
         <w:t>这组实验属于“评测题答案 SFT”，不是方案二的“独立书籍问答对 SFT”。它不能证明未见问题上的能力提升，也不能单独证明模型原先已拥有全部知识。方案二后续结果应与原始 Step120 在独立问题上比较。</w:t>
       </w:r>
@@ -2150,15 +2511,25 @@
         <w:pStyle w:val="Heading2"/>
       </w:pPr>
       <w:r>
+        <w:rPr>
+          <w:rFonts w:eastAsia="Microsoft YaHei"/>
+        </w:rPr>
         <w:t>当前可用于汇报的判断</w:t>
       </w:r>
     </w:p>
     <w:p>
+      <w:pPr>
+        <w:jc w:val="both"/>
+      </w:pPr>
       <w:r>
         <w:t>现有 GRPO 训练在物流知识问答上的新增收益有限。CPT 能改变文本与答案概率，但本轮转换方式产生的问答提升较小；直接答案监督能提高同题拟合。结合无训练探测，下一阶段值得验证独立书籍问答监督能否改善概念辨析和情景应用，同时继续保留知识校准、输入质量及原 Agent 能力回归检查。</w:t>
       </w:r>
     </w:p>
     <w:p>
+      <w:pPr>
+        <w:spacing w:after="0" w:line="240" w:lineRule="exact"/>
+        <w:jc w:val="both"/>
+      </w:pPr>
       <w:r>
         <w:br w:type="page"/>
       </w:r>
@@ -2168,10 +2539,16 @@
         <w:pStyle w:val="Heading1"/>
       </w:pPr>
       <w:r>
+        <w:rPr>
+          <w:rFonts w:eastAsia="Microsoft YaHei"/>
+        </w:rPr>
         <w:t>附录 实验身份与证据索引</w:t>
       </w:r>
     </w:p>
     <w:p>
+      <w:pPr>
+        <w:jc w:val="both"/>
+      </w:pPr>
       <w:r>
         <w:t>本报告对应2026年9月3日至7日物流知识实验。早期长程 Agent 实验中的同名 Step120、Qwen3.8 Step70／Step120 及其他沙箱奖励实验不并入本文分数。原生与Step120主比较采用同机同栈；不混用百炼 API 分数与本地模型归因。</w:t>
       </w:r>
@@ -2179,17 +2556,24 @@
     <w:p>
       <w:pPr>
         <w:pStyle w:val="Heading2"/>
+        <w:spacing w:before="160" w:after="60"/>
       </w:pPr>
       <w:r>
+        <w:rPr>
+          <w:rFonts w:eastAsia="Microsoft YaHei"/>
+          <w:sz w:val="22"/>
+        </w:rPr>
         <w:t>[1] 模型身份与训练起点</w:t>
       </w:r>
     </w:p>
     <w:p>
       <w:pPr>
-        <w:spacing w:after="80"/>
+        <w:spacing w:after="80" w:line="280" w:lineRule="exact" w:before="100"/>
+        <w:jc w:val="left"/>
       </w:pPr>
       <w:r>
         <w:rPr>
+          <w:color w:val="595959"/>
           <w:sz w:val="18"/>
         </w:rPr>
         <w:t>docs/qwen36_step120_logistics_adaptation_decision_20260903.md</w:t>
@@ -2198,17 +2582,24 @@
     <w:p>
       <w:pPr>
         <w:pStyle w:val="Heading2"/>
+        <w:spacing w:before="160" w:after="60"/>
       </w:pPr>
       <w:r>
+        <w:rPr>
+          <w:rFonts w:eastAsia="Microsoft YaHei"/>
+          <w:sz w:val="22"/>
+        </w:rPr>
         <w:t>[2] 原生与Step120正式基线</w:t>
       </w:r>
     </w:p>
     <w:p>
       <w:pPr>
-        <w:spacing w:after="80"/>
+        <w:spacing w:after="80" w:line="280" w:lineRule="exact" w:before="100"/>
+        <w:jc w:val="left"/>
       </w:pPr>
       <w:r>
         <w:rPr>
+          <w:color w:val="595959"/>
           <w:sz w:val="18"/>
         </w:rPr>
         <w:t>docs/qwen36_step120_logistics_stage0_evaluation_20260903.md</w:t>
@@ -2217,17 +2608,24 @@
     <w:p>
       <w:pPr>
         <w:pStyle w:val="Heading2"/>
+        <w:spacing w:before="160" w:after="60"/>
       </w:pPr>
       <w:r>
+        <w:rPr>
+          <w:rFonts w:eastAsia="Microsoft YaHei"/>
+          <w:sz w:val="22"/>
+        </w:rPr>
         <w:t>[3] 363题四条件诊断协议</w:t>
       </w:r>
     </w:p>
     <w:p>
       <w:pPr>
-        <w:spacing w:after="80"/>
+        <w:spacing w:after="80" w:line="280" w:lineRule="exact" w:before="100"/>
+        <w:jc w:val="left"/>
       </w:pPr>
       <w:r>
         <w:rPr>
+          <w:color w:val="595959"/>
           <w:sz w:val="18"/>
         </w:rPr>
         <w:t>docs/step120_qa_diagnostic_20260907.md</w:t>
@@ -2236,17 +2634,24 @@
     <w:p>
       <w:pPr>
         <w:pStyle w:val="Heading2"/>
+        <w:spacing w:before="160" w:after="60"/>
       </w:pPr>
       <w:r>
+        <w:rPr>
+          <w:rFonts w:eastAsia="Microsoft YaHei"/>
+          <w:sz w:val="22"/>
+        </w:rPr>
         <w:t>[4] 363题复算及8题补证结果</w:t>
       </w:r>
     </w:p>
     <w:p>
       <w:pPr>
-        <w:spacing w:after="80"/>
+        <w:spacing w:after="80" w:line="280" w:lineRule="exact" w:before="100"/>
+        <w:jc w:val="left"/>
       </w:pPr>
       <w:r>
         <w:rPr>
+          <w:color w:val="595959"/>
           <w:sz w:val="18"/>
         </w:rPr>
         <w:t>docs/step120_evidence_review_20260907.md</w:t>
@@ -2255,17 +2660,24 @@
     <w:p>
       <w:pPr>
         <w:pStyle w:val="Heading2"/>
+        <w:spacing w:before="160" w:after="60"/>
       </w:pPr>
       <w:r>
+        <w:rPr>
+          <w:rFonts w:eastAsia="Microsoft YaHei"/>
+          <w:sz w:val="22"/>
+        </w:rPr>
         <w:t>[5] 4个知识点的12问闭卷诊断</w:t>
       </w:r>
     </w:p>
     <w:p>
       <w:pPr>
-        <w:spacing w:after="80"/>
+        <w:spacing w:after="80" w:line="280" w:lineRule="exact" w:before="100"/>
+        <w:jc w:val="left"/>
       </w:pPr>
       <w:r>
         <w:rPr>
+          <w:color w:val="595959"/>
           <w:sz w:val="18"/>
         </w:rPr>
         <w:t>docs/step120_closed_knowledge_20260907.md</w:t>
@@ -2274,17 +2686,24 @@
     <w:p>
       <w:pPr>
         <w:pStyle w:val="Heading2"/>
+        <w:spacing w:before="160" w:after="60"/>
       </w:pPr>
       <w:r>
+        <w:rPr>
+          <w:rFonts w:eastAsia="Microsoft YaHei"/>
+          <w:sz w:val="22"/>
+        </w:rPr>
         <w:t>[6] 直接与改写CPT结果及历史更正</w:t>
       </w:r>
     </w:p>
     <w:p>
       <w:pPr>
-        <w:spacing w:after="80"/>
+        <w:spacing w:after="80" w:line="280" w:lineRule="exact" w:before="100"/>
+        <w:jc w:val="left"/>
       </w:pPr>
       <w:r>
         <w:rPr>
+          <w:color w:val="595959"/>
           <w:sz w:val="18"/>
         </w:rPr>
         <w:t>docs/qwen36_step120_logistics_exam_cpt_direct_vs_rewritten_20260904.md</w:t>
@@ -2293,17 +2712,24 @@
     <w:p>
       <w:pPr>
         <w:pStyle w:val="Heading2"/>
+        <w:spacing w:before="160" w:after="60"/>
       </w:pPr>
       <w:r>
+        <w:rPr>
+          <w:rFonts w:eastAsia="Microsoft YaHei"/>
+          <w:sz w:val="22"/>
+        </w:rPr>
         <w:t>[7] 答案吸收与上下文依赖补测</w:t>
       </w:r>
     </w:p>
     <w:p>
       <w:pPr>
-        <w:spacing w:after="80"/>
+        <w:spacing w:after="80" w:line="280" w:lineRule="exact" w:before="100"/>
+        <w:jc w:val="left"/>
       </w:pPr>
       <w:r>
         <w:rPr>
+          <w:color w:val="595959"/>
           <w:sz w:val="18"/>
         </w:rPr>
         <w:t>docs/logistics_cpt_answer_learning_followup_20260905.md</w:t>
@@ -2312,17 +2738,24 @@
     <w:p>
       <w:pPr>
         <w:pStyle w:val="Heading2"/>
+        <w:spacing w:before="160" w:after="60"/>
       </w:pPr>
       <w:r>
+        <w:rPr>
+          <w:rFonts w:eastAsia="Microsoft YaHei"/>
+          <w:sz w:val="22"/>
+        </w:rPr>
         <w:t>[8] 单书2遍与4遍曝光对照</w:t>
       </w:r>
     </w:p>
     <w:p>
       <w:pPr>
-        <w:spacing w:after="80"/>
+        <w:spacing w:after="80" w:line="280" w:lineRule="exact" w:before="100"/>
+        <w:jc w:val="left"/>
       </w:pPr>
       <w:r>
         <w:rPr>
+          <w:color w:val="595959"/>
           <w:sz w:val="18"/>
         </w:rPr>
         <w:t>docs/qwen36_step120_logistics_cpt_exposure_curve_2x4x_20260904.md</w:t>
@@ -2331,23 +2764,33 @@
     <w:p>
       <w:pPr>
         <w:pStyle w:val="Heading2"/>
+        <w:spacing w:before="160" w:after="60"/>
       </w:pPr>
       <w:r>
+        <w:rPr>
+          <w:rFonts w:eastAsia="Microsoft YaHei"/>
+          <w:sz w:val="22"/>
+        </w:rPr>
         <w:t>[9] 同题答案SFT最终结果</w:t>
       </w:r>
     </w:p>
     <w:p>
       <w:pPr>
-        <w:spacing w:after="80"/>
+        <w:spacing w:after="80" w:line="280" w:lineRule="exact" w:before="100"/>
+        <w:jc w:val="left"/>
       </w:pPr>
       <w:r>
         <w:rPr>
+          <w:color w:val="595959"/>
           <w:sz w:val="18"/>
         </w:rPr>
         <w:t>docs/logistics_mcq_fit_results_20260907.md</w:t>
       </w:r>
     </w:p>
     <w:p>
+      <w:pPr>
+        <w:jc w:val="left"/>
+      </w:pPr>
       <w:r>
         <w:t>主要任务记录  CPT 工程实现-Step120垂域知识首训</w:t>
         <w:br/>
@@ -2355,6 +2798,9 @@
       </w:r>
     </w:p>
     <w:p>
+      <w:pPr>
+        <w:jc w:val="both"/>
+      </w:pPr>
       <w:r>
         <w:t>本文仅保留聚合计数、方法和结论，不含评测题面、标准答案、书籍原文或模型逐条输出。</w:t>
       </w:r>
@@ -2362,7 +2808,7 @@
     <w:sectPr>
       <w:footerReference w:type="default" r:id="rId9"/>
       <w:pgSz w:w="11906" w:h="16838"/>
-      <w:pgMar w:top="1134" w:right="1191" w:bottom="1020" w:left="1191" w:header="720" w:footer="720" w:gutter="0"/>
+      <w:pgMar w:top="1134" w:right="1247" w:bottom="1020" w:left="1247" w:header="720" w:footer="720" w:gutter="0"/>
       <w:cols w:space="720"/>
       <w:docGrid w:linePitch="360"/>
     </w:sectPr>
@@ -2378,6 +2824,10 @@
       <w:jc w:val="right"/>
     </w:pPr>
     <w:r>
+      <w:rPr>
+        <w:color w:val="777777"/>
+        <w:sz w:val="18"/>
+      </w:rPr>
       <w:fldSimple w:instr="PAGE"/>
     </w:r>
   </w:p>
@@ -2748,12 +3198,14 @@
     <w:qFormat/>
     <w:rsid w:val="00FC693F"/>
     <w:pPr>
-      <w:spacing w:after="120" w:line="269" w:lineRule="auto"/>
+      <w:widowControl/>
+      <w:spacing w:after="140" w:line="340" w:lineRule="exact"/>
     </w:pPr>
     <w:rPr>
-      <w:rFonts w:ascii="Arial" w:hAnsi="Arial" w:eastAsia="Microsoft YaHei"/>
+      <w:rFonts w:ascii="Arial" w:hAnsi="Arial" w:eastAsia="SimSun"/>
+      <w:b w:val="0"/>
       <w:color w:val="000000"/>
-      <w:sz w:val="21"/>
+      <w:sz w:val="22"/>
     </w:rPr>
   </w:style>
   <w:style w:type="paragraph" w:styleId="Header">
@@ -2811,7 +3263,7 @@
     <w:pPr>
       <w:keepNext/>
       <w:keepLines/>
-      <w:spacing w:before="200" w:after="120" w:line="269" w:lineRule="auto"/>
+      <w:spacing w:before="240" w:after="160" w:line="276" w:lineRule="auto"/>
       <w:outlineLvl w:val="0"/>
     </w:pPr>
     <w:rPr>
@@ -2835,7 +3287,7 @@
     <w:pPr>
       <w:keepNext/>
       <w:keepLines/>
-      <w:spacing w:before="200" w:after="120" w:line="269" w:lineRule="auto"/>
+      <w:spacing w:before="240" w:after="160" w:line="276" w:lineRule="auto"/>
       <w:outlineLvl w:val="1"/>
     </w:pPr>
     <w:rPr>
@@ -3097,15 +3549,16 @@
     <w:qFormat/>
     <w:rsid w:val="00FC693F"/>
     <w:pPr>
-      <w:spacing w:after="120" w:line="269" w:lineRule="auto"/>
+      <w:spacing w:after="200" w:line="276" w:lineRule="auto"/>
       <w:contextualSpacing/>
     </w:pPr>
     <w:rPr>
       <w:rFonts w:asciiTheme="majorHAnsi" w:eastAsiaTheme="majorEastAsia" w:hAnsiTheme="majorHAnsi" w:cstheme="majorBidi" w:ascii="Arial" w:hAnsi="Arial" w:eastAsia="Microsoft YaHei"/>
+      <w:b/>
       <w:color w:val="000000"/>
       <w:spacing w:val="5"/>
       <w:kern w:val="28"/>
-      <w:sz w:val="44"/>
+      <w:sz w:val="46"/>
       <w:szCs w:val="52"/>
     </w:rPr>
   </w:style>
@@ -3136,15 +3589,16 @@
       <w:numPr>
         <w:ilvl w:val="1"/>
       </w:numPr>
-      <w:spacing w:after="120" w:line="269" w:lineRule="auto"/>
+      <w:spacing w:after="320" w:line="269" w:lineRule="auto"/>
     </w:pPr>
     <w:rPr>
       <w:rFonts w:asciiTheme="majorHAnsi" w:eastAsiaTheme="majorEastAsia" w:hAnsiTheme="majorHAnsi" w:cstheme="majorBidi" w:ascii="Arial" w:hAnsi="Arial" w:eastAsia="Microsoft YaHei"/>
+      <w:b w:val="0"/>
       <w:i w:val="0"/>
       <w:iCs/>
       <w:color w:val="000000"/>
       <w:spacing w:val="15"/>
-      <w:sz w:val="22"/>
+      <w:sz w:val="20"/>
       <w:szCs w:val="24"/>
     </w:rPr>
   </w:style>

--- a/汇报材料/Step120物流知识能力诊断与优化实验阶段报告_20260907.docx
+++ b/汇报材料/Step120物流知识能力诊断与优化实验阶段报告_20260907.docx
@@ -5,2019 +5,93 @@
     <w:p>
       <w:pPr>
         <w:pStyle w:val="Title"/>
+        <w:keepNext/>
+        <w:widowControl/>
+        <w:spacing w:line="360" w:lineRule="auto" w:before="0" w:after="120"/>
       </w:pPr>
       <w:r>
+        <w:rPr>
+          <w:rFonts w:ascii="Times New Roman" w:hAnsi="Times New Roman" w:eastAsia="SimHei"/>
+          <w:b/>
+          <w:sz w:val="48"/>
+        </w:rPr>
         <w:t>Step120物流知识能力诊断与优化实验</w:t>
       </w:r>
     </w:p>
     <w:p>
       <w:pPr>
         <w:pStyle w:val="Subtitle"/>
+        <w:widowControl/>
+        <w:spacing w:line="360" w:lineRule="auto" w:before="0" w:after="120"/>
       </w:pPr>
       <w:r>
+        <w:rPr>
+          <w:rFonts w:ascii="Times New Roman" w:hAnsi="Times New Roman" w:eastAsia="SimSun"/>
+          <w:b w:val="0"/>
+          <w:sz w:val="30"/>
+        </w:rPr>
         <w:t>阶段报告  2026年9月7日</w:t>
       </w:r>
     </w:p>
     <w:p>
       <w:pPr>
+        <w:widowControl/>
+        <w:spacing w:line="360" w:lineRule="auto" w:before="0" w:after="120"/>
         <w:jc w:val="both"/>
       </w:pPr>
       <w:r>
+        <w:rPr>
+          <w:rFonts w:ascii="Times New Roman" w:hAnsi="Times New Roman" w:eastAsia="SimSun"/>
+          <w:b w:val="0"/>
+          <w:sz w:val="30"/>
+        </w:rPr>
         <w:t>Step120 已完成既有 GRPO 训练，但在物流知识问答上与原生开源模型仍处于相近水平。我们围绕知识储备、知识吸收和问答利用开展了分层探测，并完成评测题语料 CPT 及原始模型对照。现有证据支持知识利用不足是重要问题，但不能排除局部知识范围和概念掌握不完整。</w:t>
       </w:r>
     </w:p>
     <w:p>
       <w:pPr>
         <w:pStyle w:val="Heading1"/>
+        <w:keepNext/>
+        <w:widowControl/>
+        <w:spacing w:line="360" w:lineRule="auto" w:before="240" w:after="120"/>
       </w:pPr>
       <w:r>
         <w:rPr>
-          <w:rFonts w:eastAsia="Microsoft YaHei"/>
+          <w:rFonts w:eastAsia="SimHei" w:ascii="Times New Roman" w:hAnsi="Times New Roman"/>
+          <w:b/>
+          <w:sz w:val="40"/>
         </w:rPr>
         <w:t>一 背景与问题</w:t>
       </w:r>
     </w:p>
     <w:p>
       <w:pPr>
+        <w:widowControl/>
+        <w:spacing w:line="360" w:lineRule="auto" w:before="0" w:after="120"/>
         <w:jc w:val="both"/>
       </w:pPr>
       <w:r>
+        <w:rPr>
+          <w:rFonts w:ascii="Times New Roman" w:hAnsi="Times New Roman" w:eastAsia="SimSun"/>
+          <w:b w:val="0"/>
+          <w:sz w:val="30"/>
+        </w:rPr>
         <w:t>本报告的 Step120 指 2026年8月25日开源数据续训后的模型，实验标识为 llin-step120-opensource-20260825-02。按训练记录，该模型先接受100步垂域轨迹 GRPO，再完成20步开源数据更新；此前训练未专门引入本轮物流书籍知识。[1]</w:t>
       </w:r>
     </w:p>
     <w:p>
       <w:pPr>
-        <w:jc w:val="both"/>
-      </w:pPr>
-      <w:r>
-        <w:t>为检查垂域 Agent 训练是否同时带来物流知识收益，我们比较同机、同推理栈的原生 Qwen3.6-27B 与 Step120。结果均在80多分，差距不到半个百分点。[2]</w:t>
-      </w:r>
-    </w:p>
-    <w:tbl>
-      <w:tblPr>
-        <w:tblW w:type="auto" w:w="0"/>
-        <w:jc w:val="center"/>
-        <w:tblLayout w:type="fixed"/>
-        <w:tblLook w:firstColumn="1" w:firstRow="1" w:lastColumn="0" w:lastRow="0" w:noHBand="0" w:noVBand="1" w:val="04A0"/>
-      </w:tblPr>
-      <w:tblGrid>
-        <w:gridCol w:w="3572"/>
-        <w:gridCol w:w="1928"/>
-        <w:gridCol w:w="1928"/>
-        <w:gridCol w:w="1984"/>
-      </w:tblGrid>
-      <w:tr>
-        <w:trPr>
-          <w:cantSplit/>
-          <w:tblHeader/>
-        </w:trPr>
-        <w:tc>
-          <w:tcPr>
-            <w:tcW w:type="dxa" w:w="3572"/>
-            <w:vAlign w:val="center"/>
-            <w:tcBorders>
-              <w:top w:val="single" w:sz="4" w:color="D9D9D9"/>
-              <w:left w:val="single" w:sz="4" w:color="D9D9D9"/>
-              <w:bottom w:val="single" w:sz="4" w:color="D9D9D9"/>
-              <w:right w:val="single" w:sz="4" w:color="D9D9D9"/>
-            </w:tcBorders>
-            <w:shd w:fill="243E56"/>
-            <w:tcMar>
-              <w:top w:w="135" w:type="dxa"/>
-              <w:bottom w:w="135" w:type="dxa"/>
-              <w:left w:w="125" w:type="dxa"/>
-              <w:right w:w="125" w:type="dxa"/>
-            </w:tcMar>
-          </w:tcPr>
-          <w:p>
-            <w:pPr>
-              <w:keepNext/>
-              <w:spacing w:after="0" w:line="280" w:lineRule="exact"/>
-              <w:jc w:val="left"/>
-            </w:pPr>
-            <w:r>
-              <w:rPr>
-                <w:rFonts w:ascii="Arial" w:hAnsi="Arial" w:eastAsia="Microsoft YaHei"/>
-                <w:b/>
-                <w:color w:val="FFFFFF"/>
-                <w:sz w:val="21"/>
-              </w:rPr>
-              <w:t>评测范围</w:t>
-            </w:r>
-          </w:p>
-        </w:tc>
-        <w:tc>
-          <w:tcPr>
-            <w:tcW w:type="dxa" w:w="1928"/>
-            <w:vAlign w:val="center"/>
-            <w:tcBorders>
-              <w:top w:val="single" w:sz="4" w:color="D9D9D9"/>
-              <w:left w:val="single" w:sz="4" w:color="D9D9D9"/>
-              <w:bottom w:val="single" w:sz="4" w:color="D9D9D9"/>
-              <w:right w:val="single" w:sz="4" w:color="D9D9D9"/>
-            </w:tcBorders>
-            <w:shd w:fill="243E56"/>
-            <w:tcMar>
-              <w:top w:w="135" w:type="dxa"/>
-              <w:bottom w:w="135" w:type="dxa"/>
-              <w:left w:w="125" w:type="dxa"/>
-              <w:right w:w="125" w:type="dxa"/>
-            </w:tcMar>
-          </w:tcPr>
-          <w:p>
-            <w:pPr>
-              <w:keepNext/>
-              <w:spacing w:after="0" w:line="280" w:lineRule="exact"/>
-              <w:jc w:val="center"/>
-            </w:pPr>
-            <w:r>
-              <w:rPr>
-                <w:rFonts w:ascii="Arial" w:hAnsi="Arial" w:eastAsia="Microsoft YaHei"/>
-                <w:b/>
-                <w:color w:val="FFFFFF"/>
-                <w:sz w:val="21"/>
-              </w:rPr>
-              <w:t>原生模型</w:t>
-            </w:r>
-          </w:p>
-        </w:tc>
-        <w:tc>
-          <w:tcPr>
-            <w:tcW w:type="dxa" w:w="1928"/>
-            <w:vAlign w:val="center"/>
-            <w:tcBorders>
-              <w:top w:val="single" w:sz="4" w:color="D9D9D9"/>
-              <w:left w:val="single" w:sz="4" w:color="D9D9D9"/>
-              <w:bottom w:val="single" w:sz="4" w:color="D9D9D9"/>
-              <w:right w:val="single" w:sz="4" w:color="D9D9D9"/>
-            </w:tcBorders>
-            <w:shd w:fill="243E56"/>
-            <w:tcMar>
-              <w:top w:w="135" w:type="dxa"/>
-              <w:bottom w:w="135" w:type="dxa"/>
-              <w:left w:w="125" w:type="dxa"/>
-              <w:right w:w="125" w:type="dxa"/>
-            </w:tcMar>
-          </w:tcPr>
-          <w:p>
-            <w:pPr>
-              <w:keepNext/>
-              <w:spacing w:after="0" w:line="280" w:lineRule="exact"/>
-              <w:jc w:val="center"/>
-            </w:pPr>
-            <w:r>
-              <w:rPr>
-                <w:rFonts w:ascii="Arial" w:hAnsi="Arial" w:eastAsia="Microsoft YaHei"/>
-                <w:b/>
-                <w:color w:val="FFFFFF"/>
-                <w:sz w:val="21"/>
-              </w:rPr>
-              <w:t>Step120</w:t>
-            </w:r>
-          </w:p>
-        </w:tc>
-        <w:tc>
-          <w:tcPr>
-            <w:tcW w:type="dxa" w:w="1984"/>
-            <w:vAlign w:val="center"/>
-            <w:tcBorders>
-              <w:top w:val="single" w:sz="4" w:color="D9D9D9"/>
-              <w:left w:val="single" w:sz="4" w:color="D9D9D9"/>
-              <w:bottom w:val="single" w:sz="4" w:color="D9D9D9"/>
-              <w:right w:val="single" w:sz="4" w:color="D9D9D9"/>
-            </w:tcBorders>
-            <w:shd w:fill="243E56"/>
-            <w:tcMar>
-              <w:top w:w="135" w:type="dxa"/>
-              <w:bottom w:w="135" w:type="dxa"/>
-              <w:left w:w="125" w:type="dxa"/>
-              <w:right w:w="125" w:type="dxa"/>
-            </w:tcMar>
-          </w:tcPr>
-          <w:p>
-            <w:pPr>
-              <w:keepNext/>
-              <w:spacing w:after="0" w:line="280" w:lineRule="exact"/>
-              <w:jc w:val="center"/>
-            </w:pPr>
-            <w:r>
-              <w:rPr>
-                <w:rFonts w:ascii="Arial" w:hAnsi="Arial" w:eastAsia="Microsoft YaHei"/>
-                <w:b/>
-                <w:color w:val="FFFFFF"/>
-                <w:sz w:val="21"/>
-              </w:rPr>
-              <w:t>变化</w:t>
-            </w:r>
-          </w:p>
-        </w:tc>
-      </w:tr>
-      <w:tr>
-        <w:trPr>
-          <w:cantSplit/>
-        </w:trPr>
-        <w:tc>
-          <w:tcPr>
-            <w:tcW w:type="dxa" w:w="3572"/>
-            <w:vAlign w:val="center"/>
-            <w:tcBorders>
-              <w:top w:val="single" w:sz="4" w:color="D9D9D9"/>
-              <w:left w:val="single" w:sz="4" w:color="D9D9D9"/>
-              <w:bottom w:val="single" w:sz="4" w:color="D9D9D9"/>
-              <w:right w:val="single" w:sz="4" w:color="D9D9D9"/>
-            </w:tcBorders>
-            <w:shd w:fill="F0F4F7"/>
-            <w:tcMar>
-              <w:top w:w="135" w:type="dxa"/>
-              <w:bottom w:w="135" w:type="dxa"/>
-              <w:left w:w="125" w:type="dxa"/>
-              <w:right w:w="125" w:type="dxa"/>
-            </w:tcMar>
-          </w:tcPr>
-          <w:p>
-            <w:pPr>
-              <w:keepNext/>
-              <w:spacing w:after="0" w:line="280" w:lineRule="exact"/>
-              <w:jc w:val="left"/>
-            </w:pPr>
-            <w:r>
-              <w:rPr>
-                <w:rFonts w:ascii="Arial" w:hAnsi="Arial" w:eastAsia="Microsoft YaHei"/>
-                <w:b w:val="0"/>
-                <w:color w:val="202020"/>
-                <w:sz w:val="21"/>
-              </w:rPr>
-              <w:t>LogistikaBench  1446题</w:t>
-            </w:r>
-          </w:p>
-        </w:tc>
-        <w:tc>
-          <w:tcPr>
-            <w:tcW w:type="dxa" w:w="1928"/>
-            <w:vAlign w:val="center"/>
-            <w:tcBorders>
-              <w:top w:val="single" w:sz="4" w:color="D9D9D9"/>
-              <w:left w:val="single" w:sz="4" w:color="D9D9D9"/>
-              <w:bottom w:val="single" w:sz="4" w:color="D9D9D9"/>
-              <w:right w:val="single" w:sz="4" w:color="D9D9D9"/>
-            </w:tcBorders>
-            <w:shd w:fill="F0F4F7"/>
-            <w:tcMar>
-              <w:top w:w="135" w:type="dxa"/>
-              <w:bottom w:w="135" w:type="dxa"/>
-              <w:left w:w="125" w:type="dxa"/>
-              <w:right w:w="125" w:type="dxa"/>
-            </w:tcMar>
-          </w:tcPr>
-          <w:p>
-            <w:pPr>
-              <w:keepNext/>
-              <w:spacing w:after="0" w:line="280" w:lineRule="exact"/>
-              <w:jc w:val="center"/>
-            </w:pPr>
-            <w:r>
-              <w:rPr>
-                <w:rFonts w:ascii="Arial" w:hAnsi="Arial" w:eastAsia="Microsoft YaHei"/>
-                <w:b w:val="0"/>
-                <w:color w:val="202020"/>
-                <w:sz w:val="21"/>
-              </w:rPr>
-              <w:t>81.26%</w:t>
-            </w:r>
-          </w:p>
-        </w:tc>
-        <w:tc>
-          <w:tcPr>
-            <w:tcW w:type="dxa" w:w="1928"/>
-            <w:vAlign w:val="center"/>
-            <w:tcBorders>
-              <w:top w:val="single" w:sz="4" w:color="D9D9D9"/>
-              <w:left w:val="single" w:sz="4" w:color="D9D9D9"/>
-              <w:bottom w:val="single" w:sz="4" w:color="D9D9D9"/>
-              <w:right w:val="single" w:sz="4" w:color="D9D9D9"/>
-            </w:tcBorders>
-            <w:shd w:fill="F0F4F7"/>
-            <w:tcMar>
-              <w:top w:w="135" w:type="dxa"/>
-              <w:bottom w:w="135" w:type="dxa"/>
-              <w:left w:w="125" w:type="dxa"/>
-              <w:right w:w="125" w:type="dxa"/>
-            </w:tcMar>
-          </w:tcPr>
-          <w:p>
-            <w:pPr>
-              <w:keepNext/>
-              <w:spacing w:after="0" w:line="280" w:lineRule="exact"/>
-              <w:jc w:val="center"/>
-            </w:pPr>
-            <w:r>
-              <w:rPr>
-                <w:rFonts w:ascii="Arial" w:hAnsi="Arial" w:eastAsia="Microsoft YaHei"/>
-                <w:b w:val="0"/>
-                <w:color w:val="202020"/>
-                <w:sz w:val="21"/>
-              </w:rPr>
-              <w:t>81.60%</w:t>
-            </w:r>
-          </w:p>
-        </w:tc>
-        <w:tc>
-          <w:tcPr>
-            <w:tcW w:type="dxa" w:w="1984"/>
-            <w:vAlign w:val="center"/>
-            <w:tcBorders>
-              <w:top w:val="single" w:sz="4" w:color="D9D9D9"/>
-              <w:left w:val="single" w:sz="4" w:color="D9D9D9"/>
-              <w:bottom w:val="single" w:sz="4" w:color="D9D9D9"/>
-              <w:right w:val="single" w:sz="4" w:color="D9D9D9"/>
-            </w:tcBorders>
-            <w:shd w:fill="F0F4F7"/>
-            <w:tcMar>
-              <w:top w:w="135" w:type="dxa"/>
-              <w:bottom w:w="135" w:type="dxa"/>
-              <w:left w:w="125" w:type="dxa"/>
-              <w:right w:w="125" w:type="dxa"/>
-            </w:tcMar>
-          </w:tcPr>
-          <w:p>
-            <w:pPr>
-              <w:keepNext/>
-              <w:spacing w:after="0" w:line="280" w:lineRule="exact"/>
-              <w:jc w:val="center"/>
-            </w:pPr>
-            <w:r>
-              <w:rPr>
-                <w:rFonts w:ascii="Arial" w:hAnsi="Arial" w:eastAsia="Microsoft YaHei"/>
-                <w:b w:val="0"/>
-                <w:color w:val="202020"/>
-                <w:sz w:val="21"/>
-              </w:rPr>
-              <w:t>+0.35点</w:t>
-            </w:r>
-          </w:p>
-        </w:tc>
-      </w:tr>
-      <w:tr>
-        <w:trPr>
-          <w:cantSplit/>
-        </w:trPr>
-        <w:tc>
-          <w:tcPr>
-            <w:tcW w:type="dxa" w:w="3572"/>
-            <w:vAlign w:val="center"/>
-            <w:tcBorders>
-              <w:top w:val="single" w:sz="4" w:color="D9D9D9"/>
-              <w:left w:val="single" w:sz="4" w:color="D9D9D9"/>
-              <w:bottom w:val="single" w:sz="4" w:color="D9D9D9"/>
-              <w:right w:val="single" w:sz="4" w:color="D9D9D9"/>
-            </w:tcBorders>
-            <w:shd w:fill="FFFFFF"/>
-            <w:tcMar>
-              <w:top w:w="135" w:type="dxa"/>
-              <w:bottom w:w="135" w:type="dxa"/>
-              <w:left w:w="125" w:type="dxa"/>
-              <w:right w:w="125" w:type="dxa"/>
-            </w:tcMar>
-          </w:tcPr>
-          <w:p>
-            <w:pPr>
-              <w:keepNext/>
-              <w:spacing w:after="0" w:line="280" w:lineRule="exact"/>
-              <w:jc w:val="left"/>
-            </w:pPr>
-            <w:r>
-              <w:rPr>
-                <w:rFonts w:ascii="Arial" w:hAnsi="Arial" w:eastAsia="Microsoft YaHei"/>
-                <w:b w:val="0"/>
-                <w:color w:val="202020"/>
-                <w:sz w:val="21"/>
-              </w:rPr>
-              <w:t>SC-bench知识题  226题</w:t>
-            </w:r>
-          </w:p>
-        </w:tc>
-        <w:tc>
-          <w:tcPr>
-            <w:tcW w:type="dxa" w:w="1928"/>
-            <w:vAlign w:val="center"/>
-            <w:tcBorders>
-              <w:top w:val="single" w:sz="4" w:color="D9D9D9"/>
-              <w:left w:val="single" w:sz="4" w:color="D9D9D9"/>
-              <w:bottom w:val="single" w:sz="4" w:color="D9D9D9"/>
-              <w:right w:val="single" w:sz="4" w:color="D9D9D9"/>
-            </w:tcBorders>
-            <w:shd w:fill="FFFFFF"/>
-            <w:tcMar>
-              <w:top w:w="135" w:type="dxa"/>
-              <w:bottom w:w="135" w:type="dxa"/>
-              <w:left w:w="125" w:type="dxa"/>
-              <w:right w:w="125" w:type="dxa"/>
-            </w:tcMar>
-          </w:tcPr>
-          <w:p>
-            <w:pPr>
-              <w:keepNext/>
-              <w:spacing w:after="0" w:line="280" w:lineRule="exact"/>
-              <w:jc w:val="center"/>
-            </w:pPr>
-            <w:r>
-              <w:rPr>
-                <w:rFonts w:ascii="Arial" w:hAnsi="Arial" w:eastAsia="Microsoft YaHei"/>
-                <w:b w:val="0"/>
-                <w:color w:val="202020"/>
-                <w:sz w:val="21"/>
-              </w:rPr>
-              <w:t>83.19%</w:t>
-            </w:r>
-          </w:p>
-        </w:tc>
-        <w:tc>
-          <w:tcPr>
-            <w:tcW w:type="dxa" w:w="1928"/>
-            <w:vAlign w:val="center"/>
-            <w:tcBorders>
-              <w:top w:val="single" w:sz="4" w:color="D9D9D9"/>
-              <w:left w:val="single" w:sz="4" w:color="D9D9D9"/>
-              <w:bottom w:val="single" w:sz="4" w:color="D9D9D9"/>
-              <w:right w:val="single" w:sz="4" w:color="D9D9D9"/>
-            </w:tcBorders>
-            <w:shd w:fill="FFFFFF"/>
-            <w:tcMar>
-              <w:top w:w="135" w:type="dxa"/>
-              <w:bottom w:w="135" w:type="dxa"/>
-              <w:left w:w="125" w:type="dxa"/>
-              <w:right w:w="125" w:type="dxa"/>
-            </w:tcMar>
-          </w:tcPr>
-          <w:p>
-            <w:pPr>
-              <w:keepNext/>
-              <w:spacing w:after="0" w:line="280" w:lineRule="exact"/>
-              <w:jc w:val="center"/>
-            </w:pPr>
-            <w:r>
-              <w:rPr>
-                <w:rFonts w:ascii="Arial" w:hAnsi="Arial" w:eastAsia="Microsoft YaHei"/>
-                <w:b w:val="0"/>
-                <w:color w:val="202020"/>
-                <w:sz w:val="21"/>
-              </w:rPr>
-              <w:t>83.63%</w:t>
-            </w:r>
-          </w:p>
-        </w:tc>
-        <w:tc>
-          <w:tcPr>
-            <w:tcW w:type="dxa" w:w="1984"/>
-            <w:vAlign w:val="center"/>
-            <w:tcBorders>
-              <w:top w:val="single" w:sz="4" w:color="D9D9D9"/>
-              <w:left w:val="single" w:sz="4" w:color="D9D9D9"/>
-              <w:bottom w:val="single" w:sz="4" w:color="D9D9D9"/>
-              <w:right w:val="single" w:sz="4" w:color="D9D9D9"/>
-            </w:tcBorders>
-            <w:shd w:fill="FFFFFF"/>
-            <w:tcMar>
-              <w:top w:w="135" w:type="dxa"/>
-              <w:bottom w:w="135" w:type="dxa"/>
-              <w:left w:w="125" w:type="dxa"/>
-              <w:right w:w="125" w:type="dxa"/>
-            </w:tcMar>
-          </w:tcPr>
-          <w:p>
-            <w:pPr>
-              <w:keepNext/>
-              <w:spacing w:after="0" w:line="280" w:lineRule="exact"/>
-              <w:jc w:val="center"/>
-            </w:pPr>
-            <w:r>
-              <w:rPr>
-                <w:rFonts w:ascii="Arial" w:hAnsi="Arial" w:eastAsia="Microsoft YaHei"/>
-                <w:b w:val="0"/>
-                <w:color w:val="202020"/>
-                <w:sz w:val="21"/>
-              </w:rPr>
-              <w:t>+0.44点</w:t>
-            </w:r>
-          </w:p>
-        </w:tc>
-      </w:tr>
-      <w:tr>
-        <w:trPr>
-          <w:cantSplit/>
-        </w:trPr>
-        <w:tc>
-          <w:tcPr>
-            <w:tcW w:type="dxa" w:w="3572"/>
-            <w:vAlign w:val="center"/>
-            <w:tcBorders>
-              <w:top w:val="single" w:sz="4" w:color="D9D9D9"/>
-              <w:left w:val="single" w:sz="4" w:color="D9D9D9"/>
-              <w:bottom w:val="single" w:sz="4" w:color="D9D9D9"/>
-              <w:right w:val="single" w:sz="4" w:color="D9D9D9"/>
-            </w:tcBorders>
-            <w:shd w:fill="F0F4F7"/>
-            <w:tcMar>
-              <w:top w:w="135" w:type="dxa"/>
-              <w:bottom w:w="135" w:type="dxa"/>
-              <w:left w:w="125" w:type="dxa"/>
-              <w:right w:w="125" w:type="dxa"/>
-            </w:tcMar>
-          </w:tcPr>
-          <w:p>
-            <w:pPr>
-              <w:keepNext w:val="0"/>
-              <w:spacing w:after="0" w:line="280" w:lineRule="exact"/>
-              <w:jc w:val="left"/>
-            </w:pPr>
-            <w:r>
-              <w:rPr>
-                <w:rFonts w:ascii="Arial" w:hAnsi="Arial" w:eastAsia="Microsoft YaHei"/>
-                <w:b/>
-                <w:color w:val="202020"/>
-                <w:sz w:val="21"/>
-              </w:rPr>
-              <w:t>合计  1672题</w:t>
-            </w:r>
-          </w:p>
-        </w:tc>
-        <w:tc>
-          <w:tcPr>
-            <w:tcW w:type="dxa" w:w="1928"/>
-            <w:vAlign w:val="center"/>
-            <w:tcBorders>
-              <w:top w:val="single" w:sz="4" w:color="D9D9D9"/>
-              <w:left w:val="single" w:sz="4" w:color="D9D9D9"/>
-              <w:bottom w:val="single" w:sz="4" w:color="D9D9D9"/>
-              <w:right w:val="single" w:sz="4" w:color="D9D9D9"/>
-            </w:tcBorders>
-            <w:shd w:fill="F0F4F7"/>
-            <w:tcMar>
-              <w:top w:w="135" w:type="dxa"/>
-              <w:bottom w:w="135" w:type="dxa"/>
-              <w:left w:w="125" w:type="dxa"/>
-              <w:right w:w="125" w:type="dxa"/>
-            </w:tcMar>
-          </w:tcPr>
-          <w:p>
-            <w:pPr>
-              <w:keepNext w:val="0"/>
-              <w:spacing w:after="0" w:line="280" w:lineRule="exact"/>
-              <w:jc w:val="center"/>
-            </w:pPr>
-            <w:r>
-              <w:rPr>
-                <w:rFonts w:ascii="Arial" w:hAnsi="Arial" w:eastAsia="Microsoft YaHei"/>
-                <w:b/>
-                <w:color w:val="202020"/>
-                <w:sz w:val="21"/>
-              </w:rPr>
-              <w:t>81.52%</w:t>
-            </w:r>
-          </w:p>
-        </w:tc>
-        <w:tc>
-          <w:tcPr>
-            <w:tcW w:type="dxa" w:w="1928"/>
-            <w:vAlign w:val="center"/>
-            <w:tcBorders>
-              <w:top w:val="single" w:sz="4" w:color="D9D9D9"/>
-              <w:left w:val="single" w:sz="4" w:color="D9D9D9"/>
-              <w:bottom w:val="single" w:sz="4" w:color="D9D9D9"/>
-              <w:right w:val="single" w:sz="4" w:color="D9D9D9"/>
-            </w:tcBorders>
-            <w:shd w:fill="F0F4F7"/>
-            <w:tcMar>
-              <w:top w:w="135" w:type="dxa"/>
-              <w:bottom w:w="135" w:type="dxa"/>
-              <w:left w:w="125" w:type="dxa"/>
-              <w:right w:w="125" w:type="dxa"/>
-            </w:tcMar>
-          </w:tcPr>
-          <w:p>
-            <w:pPr>
-              <w:keepNext w:val="0"/>
-              <w:spacing w:after="0" w:line="280" w:lineRule="exact"/>
-              <w:jc w:val="center"/>
-            </w:pPr>
-            <w:r>
-              <w:rPr>
-                <w:rFonts w:ascii="Arial" w:hAnsi="Arial" w:eastAsia="Microsoft YaHei"/>
-                <w:b/>
-                <w:color w:val="202020"/>
-                <w:sz w:val="21"/>
-              </w:rPr>
-              <w:t>81.88%</w:t>
-            </w:r>
-          </w:p>
-        </w:tc>
-        <w:tc>
-          <w:tcPr>
-            <w:tcW w:type="dxa" w:w="1984"/>
-            <w:vAlign w:val="center"/>
-            <w:tcBorders>
-              <w:top w:val="single" w:sz="4" w:color="D9D9D9"/>
-              <w:left w:val="single" w:sz="4" w:color="D9D9D9"/>
-              <w:bottom w:val="single" w:sz="4" w:color="D9D9D9"/>
-              <w:right w:val="single" w:sz="4" w:color="D9D9D9"/>
-            </w:tcBorders>
-            <w:shd w:fill="F0F4F7"/>
-            <w:tcMar>
-              <w:top w:w="135" w:type="dxa"/>
-              <w:bottom w:w="135" w:type="dxa"/>
-              <w:left w:w="125" w:type="dxa"/>
-              <w:right w:w="125" w:type="dxa"/>
-            </w:tcMar>
-          </w:tcPr>
-          <w:p>
-            <w:pPr>
-              <w:keepNext w:val="0"/>
-              <w:spacing w:after="0" w:line="280" w:lineRule="exact"/>
-              <w:jc w:val="center"/>
-            </w:pPr>
-            <w:r>
-              <w:rPr>
-                <w:rFonts w:ascii="Arial" w:hAnsi="Arial" w:eastAsia="Microsoft YaHei"/>
-                <w:b/>
-                <w:color w:val="202020"/>
-                <w:sz w:val="21"/>
-              </w:rPr>
-              <w:t>+0.36点</w:t>
-            </w:r>
-          </w:p>
-        </w:tc>
-      </w:tr>
-    </w:tbl>
-    <w:p>
-      <w:pPr>
-        <w:spacing w:line="280" w:lineRule="exact" w:before="140"/>
+        <w:widowControl/>
+        <w:spacing w:line="360" w:lineRule="auto" w:before="0" w:after="120"/>
         <w:jc w:val="both"/>
       </w:pPr>
       <w:r>
         <w:rPr>
-          <w:color w:val="595959"/>
-          <w:sz w:val="18"/>
+          <w:rFonts w:ascii="Times New Roman" w:hAnsi="Times New Roman" w:eastAsia="SimSun"/>
+          <w:b w:val="0"/>
+          <w:sz w:val="30"/>
         </w:rPr>
-        <w:t>注：变化按未四舍五入的原始分数计算，单位为百分点。SC-bench 的100道工具题不在本表内。主比较采用相同 BF16 精度、温度0、关闭 thinking 和严格答案集合评分。</w:t>
-      </w:r>
-    </w:p>
-    <w:p>
-      <w:pPr>
-        <w:pStyle w:val="Heading2"/>
-      </w:pPr>
-      <w:r>
-        <w:rPr>
-          <w:rFonts w:eastAsia="Microsoft YaHei"/>
-        </w:rPr>
-        <w:t>问题判断</w:t>
-      </w:r>
-    </w:p>
-    <w:p>
-      <w:pPr>
-        <w:jc w:val="both"/>
-      </w:pPr>
-      <w:r>
-        <w:t>这一结果说明，既有训练尚未形成明显的物流知识问答增益，垂域 Agent 优化没有自动转化为同等幅度的知识问答优势。Step120 共答对1369题，仍有303题答错；但仅凭总分不能判断这些错误究竟来自知识缺口、概念调用、情景应用，还是输入与评分问题。</w:t>
-      </w:r>
-    </w:p>
-    <w:p>
-      <w:pPr>
-        <w:jc w:val="both"/>
-      </w:pPr>
-      <w:r>
-        <w:t>本轮主比较净增6题，低于项目此前设定的物流知识提升3个百分点的实用门槛。以下实验用于拆解差距，不把“80多分”直接等同于“缺知识”。</w:t>
-      </w:r>
-    </w:p>
-    <w:p>
-      <w:pPr>
-        <w:spacing w:after="0" w:line="240" w:lineRule="exact"/>
-        <w:jc w:val="both"/>
-      </w:pPr>
-      <w:r>
-        <w:br w:type="page"/>
-      </w:r>
-    </w:p>
-    <w:p>
-      <w:pPr>
-        <w:pStyle w:val="Heading1"/>
-      </w:pPr>
-      <w:r>
-        <w:rPr>
-          <w:rFonts w:eastAsia="Microsoft YaHei"/>
-        </w:rPr>
-        <w:t>二 探测方法与已完成结果</w:t>
-      </w:r>
-    </w:p>
-    <w:p>
-      <w:pPr>
-        <w:jc w:val="both"/>
-      </w:pPr>
-      <w:r>
-        <w:t>探测按“评测是否可靠 → 资料是否充分 → 基础知识能否调用 → 原问题能否应用 → 训练信号是否转成答案”逐层展开。各层分别设置对照，避免只看总分或训练 loss 就判定根因。</w:t>
-      </w:r>
-    </w:p>
-    <w:p>
-      <w:pPr>
-        <w:pStyle w:val="Heading2"/>
-      </w:pPr>
-      <w:r>
-        <w:rPr>
-          <w:rFonts w:eastAsia="Microsoft YaHei"/>
-        </w:rPr>
-        <w:t>1 固定错题和正确对照做四条件探测</w:t>
-      </w:r>
-    </w:p>
-    <w:p>
-      <w:pPr>
-        <w:jc w:val="both"/>
-      </w:pPr>
-      <w:r>
-        <w:t>冻结 Step120 的303道历史错题，再匹配60道原答对题，共363题。原始模型分别回答原题闭卷、原题加教材、基础知识题闭卷、基础知识题加教材，每个条件重复3轮。教材检索不接收金答案，基础题仅在自动门禁通过的子集评测。[3]</w:t>
-      </w:r>
-    </w:p>
-    <w:tbl>
-      <w:tblPr>
-        <w:tblW w:type="auto" w:w="0"/>
-        <w:jc w:val="center"/>
-        <w:tblLayout w:type="fixed"/>
-        <w:tblLook w:firstColumn="1" w:firstRow="1" w:lastColumn="0" w:lastRow="0" w:noHBand="0" w:noVBand="1" w:val="04A0"/>
-      </w:tblPr>
-      <w:tblGrid>
-        <w:gridCol w:w="5102"/>
-        <w:gridCol w:w="2154"/>
-        <w:gridCol w:w="2154"/>
-      </w:tblGrid>
-      <w:tr>
-        <w:trPr>
-          <w:cantSplit/>
-          <w:tblHeader/>
-        </w:trPr>
-        <w:tc>
-          <w:tcPr>
-            <w:tcW w:type="dxa" w:w="5102"/>
-            <w:vAlign w:val="center"/>
-            <w:tcBorders>
-              <w:top w:val="single" w:sz="4" w:color="D9D9D9"/>
-              <w:left w:val="single" w:sz="4" w:color="D9D9D9"/>
-              <w:bottom w:val="single" w:sz="4" w:color="D9D9D9"/>
-              <w:right w:val="single" w:sz="4" w:color="D9D9D9"/>
-            </w:tcBorders>
-            <w:shd w:fill="243E56"/>
-            <w:tcMar>
-              <w:top w:w="135" w:type="dxa"/>
-              <w:bottom w:w="135" w:type="dxa"/>
-              <w:left w:w="125" w:type="dxa"/>
-              <w:right w:w="125" w:type="dxa"/>
-            </w:tcMar>
-          </w:tcPr>
-          <w:p>
-            <w:pPr>
-              <w:keepNext/>
-              <w:spacing w:after="0" w:line="280" w:lineRule="exact"/>
-              <w:jc w:val="left"/>
-            </w:pPr>
-            <w:r>
-              <w:rPr>
-                <w:rFonts w:ascii="Arial" w:hAnsi="Arial" w:eastAsia="Microsoft YaHei"/>
-                <w:b/>
-                <w:color w:val="FFFFFF"/>
-                <w:sz w:val="21"/>
-              </w:rPr>
-              <w:t>样本与条件</w:t>
-            </w:r>
-          </w:p>
-        </w:tc>
-        <w:tc>
-          <w:tcPr>
-            <w:tcW w:type="dxa" w:w="2154"/>
-            <w:vAlign w:val="center"/>
-            <w:tcBorders>
-              <w:top w:val="single" w:sz="4" w:color="D9D9D9"/>
-              <w:left w:val="single" w:sz="4" w:color="D9D9D9"/>
-              <w:bottom w:val="single" w:sz="4" w:color="D9D9D9"/>
-              <w:right w:val="single" w:sz="4" w:color="D9D9D9"/>
-            </w:tcBorders>
-            <w:shd w:fill="243E56"/>
-            <w:tcMar>
-              <w:top w:w="135" w:type="dxa"/>
-              <w:bottom w:w="135" w:type="dxa"/>
-              <w:left w:w="125" w:type="dxa"/>
-              <w:right w:w="125" w:type="dxa"/>
-            </w:tcMar>
-          </w:tcPr>
-          <w:p>
-            <w:pPr>
-              <w:keepNext/>
-              <w:spacing w:after="0" w:line="280" w:lineRule="exact"/>
-              <w:jc w:val="center"/>
-            </w:pPr>
-            <w:r>
-              <w:rPr>
-                <w:rFonts w:ascii="Arial" w:hAnsi="Arial" w:eastAsia="Microsoft YaHei"/>
-                <w:b/>
-                <w:color w:val="FFFFFF"/>
-                <w:sz w:val="21"/>
-              </w:rPr>
-              <w:t>闭卷答对</w:t>
-            </w:r>
-          </w:p>
-        </w:tc>
-        <w:tc>
-          <w:tcPr>
-            <w:tcW w:type="dxa" w:w="2154"/>
-            <w:vAlign w:val="center"/>
-            <w:tcBorders>
-              <w:top w:val="single" w:sz="4" w:color="D9D9D9"/>
-              <w:left w:val="single" w:sz="4" w:color="D9D9D9"/>
-              <w:bottom w:val="single" w:sz="4" w:color="D9D9D9"/>
-              <w:right w:val="single" w:sz="4" w:color="D9D9D9"/>
-            </w:tcBorders>
-            <w:shd w:fill="243E56"/>
-            <w:tcMar>
-              <w:top w:w="135" w:type="dxa"/>
-              <w:bottom w:w="135" w:type="dxa"/>
-              <w:left w:w="125" w:type="dxa"/>
-              <w:right w:w="125" w:type="dxa"/>
-            </w:tcMar>
-          </w:tcPr>
-          <w:p>
-            <w:pPr>
-              <w:keepNext/>
-              <w:spacing w:after="0" w:line="280" w:lineRule="exact"/>
-              <w:jc w:val="center"/>
-            </w:pPr>
-            <w:r>
-              <w:rPr>
-                <w:rFonts w:ascii="Arial" w:hAnsi="Arial" w:eastAsia="Microsoft YaHei"/>
-                <w:b/>
-                <w:color w:val="FFFFFF"/>
-                <w:sz w:val="21"/>
-              </w:rPr>
-              <w:t>加教材答对</w:t>
-            </w:r>
-          </w:p>
-        </w:tc>
-      </w:tr>
-      <w:tr>
-        <w:trPr>
-          <w:cantSplit/>
-        </w:trPr>
-        <w:tc>
-          <w:tcPr>
-            <w:tcW w:type="dxa" w:w="5102"/>
-            <w:vAlign w:val="center"/>
-            <w:tcBorders>
-              <w:top w:val="single" w:sz="4" w:color="D9D9D9"/>
-              <w:left w:val="single" w:sz="4" w:color="D9D9D9"/>
-              <w:bottom w:val="single" w:sz="4" w:color="D9D9D9"/>
-              <w:right w:val="single" w:sz="4" w:color="D9D9D9"/>
-            </w:tcBorders>
-            <w:shd w:fill="F0F4F7"/>
-            <w:tcMar>
-              <w:top w:w="135" w:type="dxa"/>
-              <w:bottom w:w="135" w:type="dxa"/>
-              <w:left w:w="125" w:type="dxa"/>
-              <w:right w:w="125" w:type="dxa"/>
-            </w:tcMar>
-          </w:tcPr>
-          <w:p>
-            <w:pPr>
-              <w:keepNext/>
-              <w:spacing w:after="0" w:line="280" w:lineRule="exact"/>
-              <w:jc w:val="left"/>
-            </w:pPr>
-            <w:r>
-              <w:rPr>
-                <w:rFonts w:ascii="Arial" w:hAnsi="Arial" w:eastAsia="Microsoft YaHei"/>
-                <w:b w:val="0"/>
-                <w:color w:val="202020"/>
-                <w:sz w:val="21"/>
-              </w:rPr>
-              <w:t>历史错题  303题</w:t>
-            </w:r>
-          </w:p>
-        </w:tc>
-        <w:tc>
-          <w:tcPr>
-            <w:tcW w:type="dxa" w:w="2154"/>
-            <w:vAlign w:val="center"/>
-            <w:tcBorders>
-              <w:top w:val="single" w:sz="4" w:color="D9D9D9"/>
-              <w:left w:val="single" w:sz="4" w:color="D9D9D9"/>
-              <w:bottom w:val="single" w:sz="4" w:color="D9D9D9"/>
-              <w:right w:val="single" w:sz="4" w:color="D9D9D9"/>
-            </w:tcBorders>
-            <w:shd w:fill="F0F4F7"/>
-            <w:tcMar>
-              <w:top w:w="135" w:type="dxa"/>
-              <w:bottom w:w="135" w:type="dxa"/>
-              <w:left w:w="125" w:type="dxa"/>
-              <w:right w:w="125" w:type="dxa"/>
-            </w:tcMar>
-          </w:tcPr>
-          <w:p>
-            <w:pPr>
-              <w:keepNext/>
-              <w:spacing w:after="0" w:line="280" w:lineRule="exact"/>
-              <w:jc w:val="center"/>
-            </w:pPr>
-            <w:r>
-              <w:rPr>
-                <w:rFonts w:ascii="Arial" w:hAnsi="Arial" w:eastAsia="Microsoft YaHei"/>
-                <w:b w:val="0"/>
-                <w:color w:val="202020"/>
-                <w:sz w:val="21"/>
-              </w:rPr>
-              <w:t>6/303</w:t>
-            </w:r>
-          </w:p>
-        </w:tc>
-        <w:tc>
-          <w:tcPr>
-            <w:tcW w:type="dxa" w:w="2154"/>
-            <w:vAlign w:val="center"/>
-            <w:tcBorders>
-              <w:top w:val="single" w:sz="4" w:color="D9D9D9"/>
-              <w:left w:val="single" w:sz="4" w:color="D9D9D9"/>
-              <w:bottom w:val="single" w:sz="4" w:color="D9D9D9"/>
-              <w:right w:val="single" w:sz="4" w:color="D9D9D9"/>
-            </w:tcBorders>
-            <w:shd w:fill="F0F4F7"/>
-            <w:tcMar>
-              <w:top w:w="135" w:type="dxa"/>
-              <w:bottom w:w="135" w:type="dxa"/>
-              <w:left w:w="125" w:type="dxa"/>
-              <w:right w:w="125" w:type="dxa"/>
-            </w:tcMar>
-          </w:tcPr>
-          <w:p>
-            <w:pPr>
-              <w:keepNext/>
-              <w:spacing w:after="0" w:line="280" w:lineRule="exact"/>
-              <w:jc w:val="center"/>
-            </w:pPr>
-            <w:r>
-              <w:rPr>
-                <w:rFonts w:ascii="Arial" w:hAnsi="Arial" w:eastAsia="Microsoft YaHei"/>
-                <w:b w:val="0"/>
-                <w:color w:val="202020"/>
-                <w:sz w:val="21"/>
-              </w:rPr>
-              <w:t>58/303</w:t>
-            </w:r>
-          </w:p>
-        </w:tc>
-      </w:tr>
-      <w:tr>
-        <w:trPr>
-          <w:cantSplit/>
-        </w:trPr>
-        <w:tc>
-          <w:tcPr>
-            <w:tcW w:type="dxa" w:w="5102"/>
-            <w:vAlign w:val="center"/>
-            <w:tcBorders>
-              <w:top w:val="single" w:sz="4" w:color="D9D9D9"/>
-              <w:left w:val="single" w:sz="4" w:color="D9D9D9"/>
-              <w:bottom w:val="single" w:sz="4" w:color="D9D9D9"/>
-              <w:right w:val="single" w:sz="4" w:color="D9D9D9"/>
-            </w:tcBorders>
-            <w:shd w:fill="FFFFFF"/>
-            <w:tcMar>
-              <w:top w:w="135" w:type="dxa"/>
-              <w:bottom w:w="135" w:type="dxa"/>
-              <w:left w:w="125" w:type="dxa"/>
-              <w:right w:w="125" w:type="dxa"/>
-            </w:tcMar>
-          </w:tcPr>
-          <w:p>
-            <w:pPr>
-              <w:keepNext/>
-              <w:spacing w:after="0" w:line="280" w:lineRule="exact"/>
-              <w:jc w:val="left"/>
-            </w:pPr>
-            <w:r>
-              <w:rPr>
-                <w:rFonts w:ascii="Arial" w:hAnsi="Arial" w:eastAsia="Microsoft YaHei"/>
-                <w:b w:val="0"/>
-                <w:color w:val="202020"/>
-                <w:sz w:val="21"/>
-              </w:rPr>
-              <w:t>原答对对照  60题</w:t>
-            </w:r>
-          </w:p>
-        </w:tc>
-        <w:tc>
-          <w:tcPr>
-            <w:tcW w:type="dxa" w:w="2154"/>
-            <w:vAlign w:val="center"/>
-            <w:tcBorders>
-              <w:top w:val="single" w:sz="4" w:color="D9D9D9"/>
-              <w:left w:val="single" w:sz="4" w:color="D9D9D9"/>
-              <w:bottom w:val="single" w:sz="4" w:color="D9D9D9"/>
-              <w:right w:val="single" w:sz="4" w:color="D9D9D9"/>
-            </w:tcBorders>
-            <w:shd w:fill="FFFFFF"/>
-            <w:tcMar>
-              <w:top w:w="135" w:type="dxa"/>
-              <w:bottom w:w="135" w:type="dxa"/>
-              <w:left w:w="125" w:type="dxa"/>
-              <w:right w:w="125" w:type="dxa"/>
-            </w:tcMar>
-          </w:tcPr>
-          <w:p>
-            <w:pPr>
-              <w:keepNext/>
-              <w:spacing w:after="0" w:line="280" w:lineRule="exact"/>
-              <w:jc w:val="center"/>
-            </w:pPr>
-            <w:r>
-              <w:rPr>
-                <w:rFonts w:ascii="Arial" w:hAnsi="Arial" w:eastAsia="Microsoft YaHei"/>
-                <w:b w:val="0"/>
-                <w:color w:val="202020"/>
-                <w:sz w:val="21"/>
-              </w:rPr>
-              <w:t>57/60</w:t>
-            </w:r>
-          </w:p>
-        </w:tc>
-        <w:tc>
-          <w:tcPr>
-            <w:tcW w:type="dxa" w:w="2154"/>
-            <w:vAlign w:val="center"/>
-            <w:tcBorders>
-              <w:top w:val="single" w:sz="4" w:color="D9D9D9"/>
-              <w:left w:val="single" w:sz="4" w:color="D9D9D9"/>
-              <w:bottom w:val="single" w:sz="4" w:color="D9D9D9"/>
-              <w:right w:val="single" w:sz="4" w:color="D9D9D9"/>
-            </w:tcBorders>
-            <w:shd w:fill="FFFFFF"/>
-            <w:tcMar>
-              <w:top w:w="135" w:type="dxa"/>
-              <w:bottom w:w="135" w:type="dxa"/>
-              <w:left w:w="125" w:type="dxa"/>
-              <w:right w:w="125" w:type="dxa"/>
-            </w:tcMar>
-          </w:tcPr>
-          <w:p>
-            <w:pPr>
-              <w:keepNext/>
-              <w:spacing w:after="0" w:line="280" w:lineRule="exact"/>
-              <w:jc w:val="center"/>
-            </w:pPr>
-            <w:r>
-              <w:rPr>
-                <w:rFonts w:ascii="Arial" w:hAnsi="Arial" w:eastAsia="Microsoft YaHei"/>
-                <w:b w:val="0"/>
-                <w:color w:val="202020"/>
-                <w:sz w:val="21"/>
-              </w:rPr>
-              <w:t>54/60</w:t>
-            </w:r>
-          </w:p>
-        </w:tc>
-      </w:tr>
-      <w:tr>
-        <w:trPr>
-          <w:cantSplit/>
-        </w:trPr>
-        <w:tc>
-          <w:tcPr>
-            <w:tcW w:type="dxa" w:w="5102"/>
-            <w:vAlign w:val="center"/>
-            <w:tcBorders>
-              <w:top w:val="single" w:sz="4" w:color="D9D9D9"/>
-              <w:left w:val="single" w:sz="4" w:color="D9D9D9"/>
-              <w:bottom w:val="single" w:sz="4" w:color="D9D9D9"/>
-              <w:right w:val="single" w:sz="4" w:color="D9D9D9"/>
-            </w:tcBorders>
-            <w:shd w:fill="F0F4F7"/>
-            <w:tcMar>
-              <w:top w:w="135" w:type="dxa"/>
-              <w:bottom w:w="135" w:type="dxa"/>
-              <w:left w:w="125" w:type="dxa"/>
-              <w:right w:w="125" w:type="dxa"/>
-            </w:tcMar>
-          </w:tcPr>
-          <w:p>
-            <w:pPr>
-              <w:keepNext w:val="0"/>
-              <w:spacing w:after="0" w:line="280" w:lineRule="exact"/>
-              <w:jc w:val="left"/>
-            </w:pPr>
-            <w:r>
-              <w:rPr>
-                <w:rFonts w:ascii="Arial" w:hAnsi="Arial" w:eastAsia="Microsoft YaHei"/>
-                <w:b w:val="0"/>
-                <w:color w:val="202020"/>
-                <w:sz w:val="21"/>
-              </w:rPr>
-              <w:t>历史错题中的有效基础题  65题</w:t>
-            </w:r>
-          </w:p>
-        </w:tc>
-        <w:tc>
-          <w:tcPr>
-            <w:tcW w:type="dxa" w:w="2154"/>
-            <w:vAlign w:val="center"/>
-            <w:tcBorders>
-              <w:top w:val="single" w:sz="4" w:color="D9D9D9"/>
-              <w:left w:val="single" w:sz="4" w:color="D9D9D9"/>
-              <w:bottom w:val="single" w:sz="4" w:color="D9D9D9"/>
-              <w:right w:val="single" w:sz="4" w:color="D9D9D9"/>
-            </w:tcBorders>
-            <w:shd w:fill="F0F4F7"/>
-            <w:tcMar>
-              <w:top w:w="135" w:type="dxa"/>
-              <w:bottom w:w="135" w:type="dxa"/>
-              <w:left w:w="125" w:type="dxa"/>
-              <w:right w:w="125" w:type="dxa"/>
-            </w:tcMar>
-          </w:tcPr>
-          <w:p>
-            <w:pPr>
-              <w:keepNext w:val="0"/>
-              <w:spacing w:after="0" w:line="280" w:lineRule="exact"/>
-              <w:jc w:val="center"/>
-            </w:pPr>
-            <w:r>
-              <w:rPr>
-                <w:rFonts w:ascii="Arial" w:hAnsi="Arial" w:eastAsia="Microsoft YaHei"/>
-                <w:b w:val="0"/>
-                <w:color w:val="202020"/>
-                <w:sz w:val="21"/>
-              </w:rPr>
-              <w:t>59/65</w:t>
-            </w:r>
-          </w:p>
-        </w:tc>
-        <w:tc>
-          <w:tcPr>
-            <w:tcW w:type="dxa" w:w="2154"/>
-            <w:vAlign w:val="center"/>
-            <w:tcBorders>
-              <w:top w:val="single" w:sz="4" w:color="D9D9D9"/>
-              <w:left w:val="single" w:sz="4" w:color="D9D9D9"/>
-              <w:bottom w:val="single" w:sz="4" w:color="D9D9D9"/>
-              <w:right w:val="single" w:sz="4" w:color="D9D9D9"/>
-            </w:tcBorders>
-            <w:shd w:fill="F0F4F7"/>
-            <w:tcMar>
-              <w:top w:w="135" w:type="dxa"/>
-              <w:bottom w:w="135" w:type="dxa"/>
-              <w:left w:w="125" w:type="dxa"/>
-              <w:right w:w="125" w:type="dxa"/>
-            </w:tcMar>
-          </w:tcPr>
-          <w:p>
-            <w:pPr>
-              <w:keepNext w:val="0"/>
-              <w:spacing w:after="0" w:line="280" w:lineRule="exact"/>
-              <w:jc w:val="center"/>
-            </w:pPr>
-            <w:r>
-              <w:rPr>
-                <w:rFonts w:ascii="Arial" w:hAnsi="Arial" w:eastAsia="Microsoft YaHei"/>
-                <w:b w:val="0"/>
-                <w:color w:val="202020"/>
-                <w:sz w:val="21"/>
-              </w:rPr>
-              <w:t>64/65</w:t>
-            </w:r>
-          </w:p>
-        </w:tc>
-      </w:tr>
-    </w:tbl>
-    <w:p>
-      <w:pPr>
-        <w:spacing w:before="140"/>
-        <w:jc w:val="both"/>
-      </w:pPr>
-      <w:r>
-        <w:t>诊断提示与历史正式评测不同，因此303道历史错题本轮闭卷答对6题并不矛盾。资料能帮助部分题目，也可能干扰原答对题；基础题的分母和难度均不同，不能直接与303题正确率相减。</w:t>
-      </w:r>
-    </w:p>
-    <w:p>
-      <w:pPr>
-        <w:pStyle w:val="Heading2"/>
-      </w:pPr>
-      <w:r>
-        <w:rPr>
-          <w:rFonts w:eastAsia="Microsoft YaHei"/>
-        </w:rPr>
-        <w:t>2 复核资料质量并增加闭卷知识探针</w:t>
-      </w:r>
-    </w:p>
-    <w:p>
-      <w:pPr>
-        <w:jc w:val="both"/>
-      </w:pPr>
-      <w:r>
-        <w:t>363题中259题自动审核缺失或无效，不能据此判为教材不覆盖。后续复核8题，发现探针过浅、资料不充分、缺图、重复选项等问题。在获得定向补证的同4题上，闭卷及原教材均为0/4，补充已核对资料后为4/4，三轮一致；单加题型提示在8题上仍为0/8。[4]</w:t>
-      </w:r>
-    </w:p>
-    <w:p>
-      <w:pPr>
-        <w:jc w:val="both"/>
-      </w:pPr>
-      <w:r>
-        <w:t>对上述4个知识点再做定义、辨析、应用各1问，共12问、每问3轮。预先冻结的核心标准通过6/12，其中定义2/4、辨析3/4、应用1/4。这表明部分知识可以调用，但概念范围、术语对应和情景应用并不稳定。[5]</w:t>
-      </w:r>
-    </w:p>
-    <w:p>
-      <w:pPr>
-        <w:pStyle w:val="Heading2"/>
-      </w:pPr>
-      <w:r>
-        <w:rPr>
-          <w:rFonts w:eastAsia="Microsoft YaHei"/>
-        </w:rPr>
-        <w:t>3 由探测结果确定优化方向</w:t>
-      </w:r>
-    </w:p>
-    <w:p>
-      <w:pPr>
-        <w:jc w:val="both"/>
-      </w:pPr>
-      <w:r>
-        <w:t>知识范围不完整的题目，应补充可靠来源与知识校准；定义可答、应用不稳的题目，应重点训练概念辨析和情景问答；资料或题面存在问题的样本，应先修复评测依据。上述小样本属于机制探测，不能外推为全部303题的根因比例。</w:t>
-      </w:r>
-    </w:p>
-    <w:p>
-      <w:pPr>
-        <w:spacing w:after="0" w:line="240" w:lineRule="exact"/>
-        <w:jc w:val="both"/>
-      </w:pPr>
-      <w:r>
-        <w:br w:type="page"/>
-      </w:r>
-    </w:p>
-    <w:p>
-      <w:pPr>
-        <w:pStyle w:val="Heading1"/>
-      </w:pPr>
-      <w:r>
-        <w:rPr>
-          <w:rFonts w:eastAsia="Microsoft YaHei"/>
-        </w:rPr>
-        <w:t>三 方案一 评测基准转语料开展CPT</w:t>
-      </w:r>
-    </w:p>
-    <w:p>
-      <w:pPr>
-        <w:pStyle w:val="Heading2"/>
-      </w:pPr>
-      <w:r>
-        <w:rPr>
-          <w:rFonts w:eastAsia="Microsoft YaHei"/>
-        </w:rPr>
-        <w:t>目的与设计</w:t>
-      </w:r>
-    </w:p>
-    <w:p>
-      <w:pPr>
-        <w:jc w:val="both"/>
-      </w:pPr>
-      <w:r>
-        <w:t>为检验“把所需知识显式加入训练，是否就能提高得分”，我们将1672道评测题转成普通因果语言建模语料，并设置直接题面与改写题面两组。两组均从同一 Step120 权重独立初始化新优化器，各训练4遍、64步，再用冻结原题做三轮多数票评测。[6]</w:t>
-      </w:r>
-    </w:p>
-    <w:p>
-      <w:pPr>
-        <w:jc w:val="both"/>
-      </w:pPr>
-      <w:r>
-        <w:t>直接组保留题干和正确答案正文，去除选项字母、索引及干扰项；改写组改写题干、保留正确答案。1625题通过自动改写门禁，47题回退到原题。历史判断题保留原命题并追加真假结论，并未全部转成纠正后的正向知识陈述，这是该次制数的限制。</w:t>
-      </w:r>
-    </w:p>
-    <w:tbl>
-      <w:tblPr>
-        <w:tblW w:type="auto" w:w="0"/>
-        <w:jc w:val="center"/>
-        <w:tblLayout w:type="fixed"/>
-        <w:tblLook w:firstColumn="1" w:firstRow="1" w:lastColumn="0" w:lastRow="0" w:noHBand="0" w:noVBand="1" w:val="04A0"/>
-      </w:tblPr>
-      <w:tblGrid>
-        <w:gridCol w:w="3572"/>
-        <w:gridCol w:w="1984"/>
-        <w:gridCol w:w="1928"/>
-        <w:gridCol w:w="1928"/>
-      </w:tblGrid>
-      <w:tr>
-        <w:trPr>
-          <w:cantSplit/>
-          <w:tblHeader/>
-        </w:trPr>
-        <w:tc>
-          <w:tcPr>
-            <w:tcW w:type="dxa" w:w="3572"/>
-            <w:vAlign w:val="center"/>
-            <w:tcBorders>
-              <w:top w:val="single" w:sz="4" w:color="D9D9D9"/>
-              <w:left w:val="single" w:sz="4" w:color="D9D9D9"/>
-              <w:bottom w:val="single" w:sz="4" w:color="D9D9D9"/>
-              <w:right w:val="single" w:sz="4" w:color="D9D9D9"/>
-            </w:tcBorders>
-            <w:shd w:fill="243E56"/>
-            <w:tcMar>
-              <w:top w:w="135" w:type="dxa"/>
-              <w:bottom w:w="135" w:type="dxa"/>
-              <w:left w:w="125" w:type="dxa"/>
-              <w:right w:w="125" w:type="dxa"/>
-            </w:tcMar>
-          </w:tcPr>
-          <w:p>
-            <w:pPr>
-              <w:keepNext/>
-              <w:spacing w:after="0" w:line="280" w:lineRule="exact"/>
-              <w:jc w:val="left"/>
-            </w:pPr>
-            <w:r>
-              <w:rPr>
-                <w:rFonts w:ascii="Arial" w:hAnsi="Arial" w:eastAsia="Microsoft YaHei"/>
-                <w:b/>
-                <w:color w:val="FFFFFF"/>
-                <w:sz w:val="21"/>
-              </w:rPr>
-              <w:t>模型</w:t>
-            </w:r>
-          </w:p>
-        </w:tc>
-        <w:tc>
-          <w:tcPr>
-            <w:tcW w:type="dxa" w:w="1984"/>
-            <w:vAlign w:val="center"/>
-            <w:tcBorders>
-              <w:top w:val="single" w:sz="4" w:color="D9D9D9"/>
-              <w:left w:val="single" w:sz="4" w:color="D9D9D9"/>
-              <w:bottom w:val="single" w:sz="4" w:color="D9D9D9"/>
-              <w:right w:val="single" w:sz="4" w:color="D9D9D9"/>
-            </w:tcBorders>
-            <w:shd w:fill="243E56"/>
-            <w:tcMar>
-              <w:top w:w="135" w:type="dxa"/>
-              <w:bottom w:w="135" w:type="dxa"/>
-              <w:left w:w="125" w:type="dxa"/>
-              <w:right w:w="125" w:type="dxa"/>
-            </w:tcMar>
-          </w:tcPr>
-          <w:p>
-            <w:pPr>
-              <w:keepNext/>
-              <w:spacing w:after="0" w:line="280" w:lineRule="exact"/>
-              <w:jc w:val="center"/>
-            </w:pPr>
-            <w:r>
-              <w:rPr>
-                <w:rFonts w:ascii="Arial" w:hAnsi="Arial" w:eastAsia="Microsoft YaHei"/>
-                <w:b/>
-                <w:color w:val="FFFFFF"/>
-                <w:sz w:val="21"/>
-              </w:rPr>
-              <w:t>答对数</w:t>
-            </w:r>
-          </w:p>
-        </w:tc>
-        <w:tc>
-          <w:tcPr>
-            <w:tcW w:type="dxa" w:w="1928"/>
-            <w:vAlign w:val="center"/>
-            <w:tcBorders>
-              <w:top w:val="single" w:sz="4" w:color="D9D9D9"/>
-              <w:left w:val="single" w:sz="4" w:color="D9D9D9"/>
-              <w:bottom w:val="single" w:sz="4" w:color="D9D9D9"/>
-              <w:right w:val="single" w:sz="4" w:color="D9D9D9"/>
-            </w:tcBorders>
-            <w:shd w:fill="243E56"/>
-            <w:tcMar>
-              <w:top w:w="135" w:type="dxa"/>
-              <w:bottom w:w="135" w:type="dxa"/>
-              <w:left w:w="125" w:type="dxa"/>
-              <w:right w:w="125" w:type="dxa"/>
-            </w:tcMar>
-          </w:tcPr>
-          <w:p>
-            <w:pPr>
-              <w:keepNext/>
-              <w:spacing w:after="0" w:line="280" w:lineRule="exact"/>
-              <w:jc w:val="center"/>
-            </w:pPr>
-            <w:r>
-              <w:rPr>
-                <w:rFonts w:ascii="Arial" w:hAnsi="Arial" w:eastAsia="Microsoft YaHei"/>
-                <w:b/>
-                <w:color w:val="FFFFFF"/>
-                <w:sz w:val="21"/>
-              </w:rPr>
-              <w:t>准确率</w:t>
-            </w:r>
-          </w:p>
-        </w:tc>
-        <w:tc>
-          <w:tcPr>
-            <w:tcW w:type="dxa" w:w="1928"/>
-            <w:vAlign w:val="center"/>
-            <w:tcBorders>
-              <w:top w:val="single" w:sz="4" w:color="D9D9D9"/>
-              <w:left w:val="single" w:sz="4" w:color="D9D9D9"/>
-              <w:bottom w:val="single" w:sz="4" w:color="D9D9D9"/>
-              <w:right w:val="single" w:sz="4" w:color="D9D9D9"/>
-            </w:tcBorders>
-            <w:shd w:fill="243E56"/>
-            <w:tcMar>
-              <w:top w:w="135" w:type="dxa"/>
-              <w:bottom w:w="135" w:type="dxa"/>
-              <w:left w:w="125" w:type="dxa"/>
-              <w:right w:w="125" w:type="dxa"/>
-            </w:tcMar>
-          </w:tcPr>
-          <w:p>
-            <w:pPr>
-              <w:keepNext/>
-              <w:spacing w:after="0" w:line="280" w:lineRule="exact"/>
-              <w:jc w:val="center"/>
-            </w:pPr>
-            <w:r>
-              <w:rPr>
-                <w:rFonts w:ascii="Arial" w:hAnsi="Arial" w:eastAsia="Microsoft YaHei"/>
-                <w:b/>
-                <w:color w:val="FFFFFF"/>
-                <w:sz w:val="21"/>
-              </w:rPr>
-              <w:t>相对Step120</w:t>
-            </w:r>
-          </w:p>
-        </w:tc>
-      </w:tr>
-      <w:tr>
-        <w:trPr>
-          <w:cantSplit/>
-        </w:trPr>
-        <w:tc>
-          <w:tcPr>
-            <w:tcW w:type="dxa" w:w="3572"/>
-            <w:vAlign w:val="center"/>
-            <w:tcBorders>
-              <w:top w:val="single" w:sz="4" w:color="D9D9D9"/>
-              <w:left w:val="single" w:sz="4" w:color="D9D9D9"/>
-              <w:bottom w:val="single" w:sz="4" w:color="D9D9D9"/>
-              <w:right w:val="single" w:sz="4" w:color="D9D9D9"/>
-            </w:tcBorders>
-            <w:shd w:fill="F0F4F7"/>
-            <w:tcMar>
-              <w:top w:w="135" w:type="dxa"/>
-              <w:bottom w:w="135" w:type="dxa"/>
-              <w:left w:w="125" w:type="dxa"/>
-              <w:right w:w="125" w:type="dxa"/>
-            </w:tcMar>
-          </w:tcPr>
-          <w:p>
-            <w:pPr>
-              <w:keepNext/>
-              <w:spacing w:after="0" w:line="280" w:lineRule="exact"/>
-              <w:jc w:val="left"/>
-            </w:pPr>
-            <w:r>
-              <w:rPr>
-                <w:rFonts w:ascii="Arial" w:hAnsi="Arial" w:eastAsia="Microsoft YaHei"/>
-                <w:b w:val="0"/>
-                <w:color w:val="202020"/>
-                <w:sz w:val="21"/>
-              </w:rPr>
-              <w:t>原始Step120</w:t>
-            </w:r>
-          </w:p>
-        </w:tc>
-        <w:tc>
-          <w:tcPr>
-            <w:tcW w:type="dxa" w:w="1984"/>
-            <w:vAlign w:val="center"/>
-            <w:tcBorders>
-              <w:top w:val="single" w:sz="4" w:color="D9D9D9"/>
-              <w:left w:val="single" w:sz="4" w:color="D9D9D9"/>
-              <w:bottom w:val="single" w:sz="4" w:color="D9D9D9"/>
-              <w:right w:val="single" w:sz="4" w:color="D9D9D9"/>
-            </w:tcBorders>
-            <w:shd w:fill="F0F4F7"/>
-            <w:tcMar>
-              <w:top w:w="135" w:type="dxa"/>
-              <w:bottom w:w="135" w:type="dxa"/>
-              <w:left w:w="125" w:type="dxa"/>
-              <w:right w:w="125" w:type="dxa"/>
-            </w:tcMar>
-          </w:tcPr>
-          <w:p>
-            <w:pPr>
-              <w:keepNext/>
-              <w:spacing w:after="0" w:line="280" w:lineRule="exact"/>
-              <w:jc w:val="center"/>
-            </w:pPr>
-            <w:r>
-              <w:rPr>
-                <w:rFonts w:ascii="Arial" w:hAnsi="Arial" w:eastAsia="Microsoft YaHei"/>
-                <w:b w:val="0"/>
-                <w:color w:val="202020"/>
-                <w:sz w:val="21"/>
-              </w:rPr>
-              <w:t>1369/1672</w:t>
-            </w:r>
-          </w:p>
-        </w:tc>
-        <w:tc>
-          <w:tcPr>
-            <w:tcW w:type="dxa" w:w="1928"/>
-            <w:vAlign w:val="center"/>
-            <w:tcBorders>
-              <w:top w:val="single" w:sz="4" w:color="D9D9D9"/>
-              <w:left w:val="single" w:sz="4" w:color="D9D9D9"/>
-              <w:bottom w:val="single" w:sz="4" w:color="D9D9D9"/>
-              <w:right w:val="single" w:sz="4" w:color="D9D9D9"/>
-            </w:tcBorders>
-            <w:shd w:fill="F0F4F7"/>
-            <w:tcMar>
-              <w:top w:w="135" w:type="dxa"/>
-              <w:bottom w:w="135" w:type="dxa"/>
-              <w:left w:w="125" w:type="dxa"/>
-              <w:right w:w="125" w:type="dxa"/>
-            </w:tcMar>
-          </w:tcPr>
-          <w:p>
-            <w:pPr>
-              <w:keepNext/>
-              <w:spacing w:after="0" w:line="280" w:lineRule="exact"/>
-              <w:jc w:val="center"/>
-            </w:pPr>
-            <w:r>
-              <w:rPr>
-                <w:rFonts w:ascii="Arial" w:hAnsi="Arial" w:eastAsia="Microsoft YaHei"/>
-                <w:b w:val="0"/>
-                <w:color w:val="202020"/>
-                <w:sz w:val="21"/>
-              </w:rPr>
-              <w:t>81.878%</w:t>
-            </w:r>
-          </w:p>
-        </w:tc>
-        <w:tc>
-          <w:tcPr>
-            <w:tcW w:type="dxa" w:w="1928"/>
-            <w:vAlign w:val="center"/>
-            <w:tcBorders>
-              <w:top w:val="single" w:sz="4" w:color="D9D9D9"/>
-              <w:left w:val="single" w:sz="4" w:color="D9D9D9"/>
-              <w:bottom w:val="single" w:sz="4" w:color="D9D9D9"/>
-              <w:right w:val="single" w:sz="4" w:color="D9D9D9"/>
-            </w:tcBorders>
-            <w:shd w:fill="F0F4F7"/>
-            <w:tcMar>
-              <w:top w:w="135" w:type="dxa"/>
-              <w:bottom w:w="135" w:type="dxa"/>
-              <w:left w:w="125" w:type="dxa"/>
-              <w:right w:w="125" w:type="dxa"/>
-            </w:tcMar>
-          </w:tcPr>
-          <w:p>
-            <w:pPr>
-              <w:keepNext/>
-              <w:spacing w:after="0" w:line="280" w:lineRule="exact"/>
-              <w:jc w:val="center"/>
-            </w:pPr>
-            <w:r>
-              <w:rPr>
-                <w:rFonts w:ascii="Arial" w:hAnsi="Arial" w:eastAsia="Microsoft YaHei"/>
-                <w:b w:val="0"/>
-                <w:color w:val="202020"/>
-                <w:sz w:val="21"/>
-              </w:rPr>
-              <w:t>—</w:t>
-            </w:r>
-          </w:p>
-        </w:tc>
-      </w:tr>
-      <w:tr>
-        <w:trPr>
-          <w:cantSplit/>
-        </w:trPr>
-        <w:tc>
-          <w:tcPr>
-            <w:tcW w:type="dxa" w:w="3572"/>
-            <w:vAlign w:val="center"/>
-            <w:tcBorders>
-              <w:top w:val="single" w:sz="4" w:color="D9D9D9"/>
-              <w:left w:val="single" w:sz="4" w:color="D9D9D9"/>
-              <w:bottom w:val="single" w:sz="4" w:color="D9D9D9"/>
-              <w:right w:val="single" w:sz="4" w:color="D9D9D9"/>
-            </w:tcBorders>
-            <w:shd w:fill="FFFFFF"/>
-            <w:tcMar>
-              <w:top w:w="135" w:type="dxa"/>
-              <w:bottom w:w="135" w:type="dxa"/>
-              <w:left w:w="125" w:type="dxa"/>
-              <w:right w:w="125" w:type="dxa"/>
-            </w:tcMar>
-          </w:tcPr>
-          <w:p>
-            <w:pPr>
-              <w:keepNext/>
-              <w:spacing w:after="0" w:line="280" w:lineRule="exact"/>
-              <w:jc w:val="left"/>
-            </w:pPr>
-            <w:r>
-              <w:rPr>
-                <w:rFonts w:ascii="Arial" w:hAnsi="Arial" w:eastAsia="Microsoft YaHei"/>
-                <w:b w:val="0"/>
-                <w:color w:val="202020"/>
-                <w:sz w:val="21"/>
-              </w:rPr>
-              <w:t>直接题面CPT  4遍</w:t>
-            </w:r>
-          </w:p>
-        </w:tc>
-        <w:tc>
-          <w:tcPr>
-            <w:tcW w:type="dxa" w:w="1984"/>
-            <w:vAlign w:val="center"/>
-            <w:tcBorders>
-              <w:top w:val="single" w:sz="4" w:color="D9D9D9"/>
-              <w:left w:val="single" w:sz="4" w:color="D9D9D9"/>
-              <w:bottom w:val="single" w:sz="4" w:color="D9D9D9"/>
-              <w:right w:val="single" w:sz="4" w:color="D9D9D9"/>
-            </w:tcBorders>
-            <w:shd w:fill="FFFFFF"/>
-            <w:tcMar>
-              <w:top w:w="135" w:type="dxa"/>
-              <w:bottom w:w="135" w:type="dxa"/>
-              <w:left w:w="125" w:type="dxa"/>
-              <w:right w:w="125" w:type="dxa"/>
-            </w:tcMar>
-          </w:tcPr>
-          <w:p>
-            <w:pPr>
-              <w:keepNext/>
-              <w:spacing w:after="0" w:line="280" w:lineRule="exact"/>
-              <w:jc w:val="center"/>
-            </w:pPr>
-            <w:r>
-              <w:rPr>
-                <w:rFonts w:ascii="Arial" w:hAnsi="Arial" w:eastAsia="Microsoft YaHei"/>
-                <w:b w:val="0"/>
-                <w:color w:val="202020"/>
-                <w:sz w:val="21"/>
-              </w:rPr>
-              <w:t>1381/1672</w:t>
-            </w:r>
-          </w:p>
-        </w:tc>
-        <w:tc>
-          <w:tcPr>
-            <w:tcW w:type="dxa" w:w="1928"/>
-            <w:vAlign w:val="center"/>
-            <w:tcBorders>
-              <w:top w:val="single" w:sz="4" w:color="D9D9D9"/>
-              <w:left w:val="single" w:sz="4" w:color="D9D9D9"/>
-              <w:bottom w:val="single" w:sz="4" w:color="D9D9D9"/>
-              <w:right w:val="single" w:sz="4" w:color="D9D9D9"/>
-            </w:tcBorders>
-            <w:shd w:fill="FFFFFF"/>
-            <w:tcMar>
-              <w:top w:w="135" w:type="dxa"/>
-              <w:bottom w:w="135" w:type="dxa"/>
-              <w:left w:w="125" w:type="dxa"/>
-              <w:right w:w="125" w:type="dxa"/>
-            </w:tcMar>
-          </w:tcPr>
-          <w:p>
-            <w:pPr>
-              <w:keepNext/>
-              <w:spacing w:after="0" w:line="280" w:lineRule="exact"/>
-              <w:jc w:val="center"/>
-            </w:pPr>
-            <w:r>
-              <w:rPr>
-                <w:rFonts w:ascii="Arial" w:hAnsi="Arial" w:eastAsia="Microsoft YaHei"/>
-                <w:b w:val="0"/>
-                <w:color w:val="202020"/>
-                <w:sz w:val="21"/>
-              </w:rPr>
-              <w:t>82.596%</w:t>
-            </w:r>
-          </w:p>
-        </w:tc>
-        <w:tc>
-          <w:tcPr>
-            <w:tcW w:type="dxa" w:w="1928"/>
-            <w:vAlign w:val="center"/>
-            <w:tcBorders>
-              <w:top w:val="single" w:sz="4" w:color="D9D9D9"/>
-              <w:left w:val="single" w:sz="4" w:color="D9D9D9"/>
-              <w:bottom w:val="single" w:sz="4" w:color="D9D9D9"/>
-              <w:right w:val="single" w:sz="4" w:color="D9D9D9"/>
-            </w:tcBorders>
-            <w:shd w:fill="FFFFFF"/>
-            <w:tcMar>
-              <w:top w:w="135" w:type="dxa"/>
-              <w:bottom w:w="135" w:type="dxa"/>
-              <w:left w:w="125" w:type="dxa"/>
-              <w:right w:w="125" w:type="dxa"/>
-            </w:tcMar>
-          </w:tcPr>
-          <w:p>
-            <w:pPr>
-              <w:keepNext/>
-              <w:spacing w:after="0" w:line="280" w:lineRule="exact"/>
-              <w:jc w:val="center"/>
-            </w:pPr>
-            <w:r>
-              <w:rPr>
-                <w:rFonts w:ascii="Arial" w:hAnsi="Arial" w:eastAsia="Microsoft YaHei"/>
-                <w:b w:val="0"/>
-                <w:color w:val="202020"/>
-                <w:sz w:val="21"/>
-              </w:rPr>
-              <w:t>+0.7177点</w:t>
-            </w:r>
-          </w:p>
-        </w:tc>
-      </w:tr>
-      <w:tr>
-        <w:trPr>
-          <w:cantSplit/>
-        </w:trPr>
-        <w:tc>
-          <w:tcPr>
-            <w:tcW w:type="dxa" w:w="3572"/>
-            <w:vAlign w:val="center"/>
-            <w:tcBorders>
-              <w:top w:val="single" w:sz="4" w:color="D9D9D9"/>
-              <w:left w:val="single" w:sz="4" w:color="D9D9D9"/>
-              <w:bottom w:val="single" w:sz="4" w:color="D9D9D9"/>
-              <w:right w:val="single" w:sz="4" w:color="D9D9D9"/>
-            </w:tcBorders>
-            <w:shd w:fill="F0F4F7"/>
-            <w:tcMar>
-              <w:top w:w="135" w:type="dxa"/>
-              <w:bottom w:w="135" w:type="dxa"/>
-              <w:left w:w="125" w:type="dxa"/>
-              <w:right w:w="125" w:type="dxa"/>
-            </w:tcMar>
-          </w:tcPr>
-          <w:p>
-            <w:pPr>
-              <w:keepNext w:val="0"/>
-              <w:spacing w:after="0" w:line="280" w:lineRule="exact"/>
-              <w:jc w:val="left"/>
-            </w:pPr>
-            <w:r>
-              <w:rPr>
-                <w:rFonts w:ascii="Arial" w:hAnsi="Arial" w:eastAsia="Microsoft YaHei"/>
-                <w:b w:val="0"/>
-                <w:color w:val="202020"/>
-                <w:sz w:val="21"/>
-              </w:rPr>
-              <w:t>改写题面CPT  4遍</w:t>
-            </w:r>
-          </w:p>
-        </w:tc>
-        <w:tc>
-          <w:tcPr>
-            <w:tcW w:type="dxa" w:w="1984"/>
-            <w:vAlign w:val="center"/>
-            <w:tcBorders>
-              <w:top w:val="single" w:sz="4" w:color="D9D9D9"/>
-              <w:left w:val="single" w:sz="4" w:color="D9D9D9"/>
-              <w:bottom w:val="single" w:sz="4" w:color="D9D9D9"/>
-              <w:right w:val="single" w:sz="4" w:color="D9D9D9"/>
-            </w:tcBorders>
-            <w:shd w:fill="F0F4F7"/>
-            <w:tcMar>
-              <w:top w:w="135" w:type="dxa"/>
-              <w:bottom w:w="135" w:type="dxa"/>
-              <w:left w:w="125" w:type="dxa"/>
-              <w:right w:w="125" w:type="dxa"/>
-            </w:tcMar>
-          </w:tcPr>
-          <w:p>
-            <w:pPr>
-              <w:keepNext w:val="0"/>
-              <w:spacing w:after="0" w:line="280" w:lineRule="exact"/>
-              <w:jc w:val="center"/>
-            </w:pPr>
-            <w:r>
-              <w:rPr>
-                <w:rFonts w:ascii="Arial" w:hAnsi="Arial" w:eastAsia="Microsoft YaHei"/>
-                <w:b w:val="0"/>
-                <w:color w:val="202020"/>
-                <w:sz w:val="21"/>
-              </w:rPr>
-              <w:t>1373/1672</w:t>
-            </w:r>
-          </w:p>
-        </w:tc>
-        <w:tc>
-          <w:tcPr>
-            <w:tcW w:type="dxa" w:w="1928"/>
-            <w:vAlign w:val="center"/>
-            <w:tcBorders>
-              <w:top w:val="single" w:sz="4" w:color="D9D9D9"/>
-              <w:left w:val="single" w:sz="4" w:color="D9D9D9"/>
-              <w:bottom w:val="single" w:sz="4" w:color="D9D9D9"/>
-              <w:right w:val="single" w:sz="4" w:color="D9D9D9"/>
-            </w:tcBorders>
-            <w:shd w:fill="F0F4F7"/>
-            <w:tcMar>
-              <w:top w:w="135" w:type="dxa"/>
-              <w:bottom w:w="135" w:type="dxa"/>
-              <w:left w:w="125" w:type="dxa"/>
-              <w:right w:w="125" w:type="dxa"/>
-            </w:tcMar>
-          </w:tcPr>
-          <w:p>
-            <w:pPr>
-              <w:keepNext w:val="0"/>
-              <w:spacing w:after="0" w:line="280" w:lineRule="exact"/>
-              <w:jc w:val="center"/>
-            </w:pPr>
-            <w:r>
-              <w:rPr>
-                <w:rFonts w:ascii="Arial" w:hAnsi="Arial" w:eastAsia="Microsoft YaHei"/>
-                <w:b w:val="0"/>
-                <w:color w:val="202020"/>
-                <w:sz w:val="21"/>
-              </w:rPr>
-              <w:t>82.117%</w:t>
-            </w:r>
-          </w:p>
-        </w:tc>
-        <w:tc>
-          <w:tcPr>
-            <w:tcW w:type="dxa" w:w="1928"/>
-            <w:vAlign w:val="center"/>
-            <w:tcBorders>
-              <w:top w:val="single" w:sz="4" w:color="D9D9D9"/>
-              <w:left w:val="single" w:sz="4" w:color="D9D9D9"/>
-              <w:bottom w:val="single" w:sz="4" w:color="D9D9D9"/>
-              <w:right w:val="single" w:sz="4" w:color="D9D9D9"/>
-            </w:tcBorders>
-            <w:shd w:fill="F0F4F7"/>
-            <w:tcMar>
-              <w:top w:w="135" w:type="dxa"/>
-              <w:bottom w:w="135" w:type="dxa"/>
-              <w:left w:w="125" w:type="dxa"/>
-              <w:right w:w="125" w:type="dxa"/>
-            </w:tcMar>
-          </w:tcPr>
-          <w:p>
-            <w:pPr>
-              <w:keepNext w:val="0"/>
-              <w:spacing w:after="0" w:line="280" w:lineRule="exact"/>
-              <w:jc w:val="center"/>
-            </w:pPr>
-            <w:r>
-              <w:rPr>
-                <w:rFonts w:ascii="Arial" w:hAnsi="Arial" w:eastAsia="Microsoft YaHei"/>
-                <w:b w:val="0"/>
-                <w:color w:val="202020"/>
-                <w:sz w:val="21"/>
-              </w:rPr>
-              <w:t>+0.2392点</w:t>
-            </w:r>
-          </w:p>
-        </w:tc>
-      </w:tr>
-    </w:tbl>
-    <w:p>
-      <w:pPr>
-        <w:spacing w:before="140"/>
-        <w:jc w:val="both"/>
-      </w:pPr>
-      <w:r>
-        <w:t>直接组21题改对、9题改错，净增12题；改写组10题改对、6题改错，净增4题。直接组的未校正配对检验 p=0.0428，改写组 p=0.4545。准确表述是“有小幅提升，但实用增益有限”，不能笼统写成两组均统计不显著。</w:t>
-      </w:r>
-    </w:p>
-    <w:p>
-      <w:pPr>
-        <w:pStyle w:val="Heading2"/>
-      </w:pPr>
-      <w:r>
-        <w:rPr>
-          <w:rFonts w:eastAsia="Microsoft YaHei"/>
-        </w:rPr>
-        <w:t>训练发生了 为什么得分变化仍小</w:t>
-      </w:r>
-    </w:p>
-    <w:p>
-      <w:pPr>
-        <w:jc w:val="both"/>
-      </w:pPr>
-      <w:r>
-        <w:t>直接组第1至第4遍平均 loss 从3.8054降至2.1378，改写组从3.4648降至2.1423；训练和权重导出均通过校验。进一步只测答案位置，直接 CPT 在原训练块中的答案 NLL 从4.7873降到2.4873，但独立题面仅从2.8990降到2.6632，改善明显依赖上下文。[7]</w:t>
-      </w:r>
-    </w:p>
-    <w:p>
-      <w:pPr>
-        <w:jc w:val="both"/>
-      </w:pPr>
-      <w:r>
-        <w:rPr>
-          <w:sz w:val="21"/>
-        </w:rPr>
-        <w:t>书籍原文 CPT 的独立对照也呈现类似现象：增加至4遍后，书内 NLL 相对改善4.126%，但200道书内改写知识题仍为189/200；公开题三轮多数票仅从1369增至1371，提升0.1196个百分点。[8]</w:t>
-      </w:r>
-    </w:p>
-    <w:p>
-      <w:pPr>
-        <w:pStyle w:val="Heading2"/>
-      </w:pPr>
-      <w:r>
-        <w:rPr>
-          <w:rFonts w:eastAsia="Microsoft YaHei"/>
-        </w:rPr>
-        <w:t>阶段结论</w:t>
-      </w:r>
-    </w:p>
-    <w:p>
-      <w:pPr>
-        <w:jc w:val="both"/>
-      </w:pPr>
-      <w:r>
-        <w:t>文本预测能力的改善没有充分转化为问答得分，支持进一步检查知识吸收方式、答案监督位置和实际调用过程。不过，小幅增益既可能包含写入不足，也可能包含利用不足；结合闭卷探针，不宜下“知识无缺失”的确定结论。更准确的表述是：模型已有较多领域知识，但知识边界与应用仍不稳定。</w:t>
-      </w:r>
-    </w:p>
-    <w:p>
-      <w:pPr>
-        <w:jc w:val="both"/>
-      </w:pPr>
-      <w:r>
-        <w:t>本方案训练接触了评测题及答案，结果仅用于受控同题诊断，不能作为独立泛化成绩或交付能力证明。</w:t>
-      </w:r>
-    </w:p>
-    <w:p>
-      <w:pPr>
-        <w:spacing w:after="0" w:line="240" w:lineRule="exact"/>
-        <w:jc w:val="both"/>
-      </w:pPr>
-      <w:r>
-        <w:br w:type="page"/>
-      </w:r>
-    </w:p>
-    <w:p>
-      <w:pPr>
-        <w:pStyle w:val="Heading1"/>
-      </w:pPr>
-      <w:r>
-        <w:rPr>
-          <w:rFonts w:eastAsia="Microsoft YaHei"/>
-        </w:rPr>
-        <w:t>四 方案二 书籍转问答对进行SFT</w:t>
-      </w:r>
-    </w:p>
-    <w:p>
-      <w:pPr>
-        <w:jc w:val="both"/>
-      </w:pPr>
-      <w:r>
-        <w:rPr>
-          <w:color w:val="666666"/>
-        </w:rPr>
-        <w:t>尚未开展训练  本节预留</w:t>
-      </w:r>
-    </w:p>
-    <w:p>
-      <w:pPr>
-        <w:spacing w:after="0" w:line="240" w:lineRule="exact"/>
-        <w:jc w:val="both"/>
-      </w:pPr>
-    </w:p>
-    <w:p>
-      <w:pPr>
-        <w:spacing w:after="0" w:line="240" w:lineRule="exact"/>
-        <w:jc w:val="both"/>
-      </w:pPr>
-    </w:p>
-    <w:p>
-      <w:pPr>
-        <w:spacing w:after="0" w:line="240" w:lineRule="exact"/>
-        <w:jc w:val="both"/>
-      </w:pPr>
-    </w:p>
-    <w:p>
-      <w:pPr>
-        <w:pStyle w:val="Heading1"/>
-      </w:pPr>
-      <w:r>
-        <w:rPr>
-          <w:rFonts w:eastAsia="Microsoft YaHei"/>
-        </w:rPr>
-        <w:t>五 方案三 原始模型对照</w:t>
-      </w:r>
-    </w:p>
-    <w:p>
-      <w:pPr>
-        <w:jc w:val="both"/>
-      </w:pPr>
-      <w:r>
-        <w:t>本方案保留未接受本轮 CPT 或 SFT 的原始 Step120，作为全部后续实验的共同起点。这里“原始”指8月25日完成开源数据续训的 Step120，并非完全未经后训练的原生开源模型；原生模型另列为背景参考。[1][2]</w:t>
+        <w:t>为检查垂域 Agent 训练是否同时带来物流知识收益，我们比较同机、同推理栈的原生 Qwen3.6-27B 与 Step120。结果均在80多分，差距不到半个百分点。[2]</w:t>
       </w:r>
     </w:p>
     <w:tbl>
@@ -2059,17 +133,17 @@
           <w:p>
             <w:pPr>
               <w:keepNext/>
-              <w:spacing w:after="0" w:line="280" w:lineRule="exact"/>
+              <w:spacing w:after="0" w:line="360" w:lineRule="auto"/>
               <w:jc w:val="left"/>
             </w:pPr>
             <w:r>
               <w:rPr>
-                <w:rFonts w:ascii="Arial" w:hAnsi="Arial" w:eastAsia="Microsoft YaHei"/>
+                <w:rFonts w:ascii="Times New Roman" w:hAnsi="Times New Roman" w:eastAsia="SimSun"/>
                 <w:b/>
                 <w:color w:val="FFFFFF"/>
-                <w:sz w:val="21"/>
+                <w:sz w:val="30"/>
               </w:rPr>
-              <w:t>对照对象</w:t>
+              <w:t>评测范围</w:t>
             </w:r>
           </w:p>
         </w:tc>
@@ -2094,17 +168,17 @@
           <w:p>
             <w:pPr>
               <w:keepNext/>
-              <w:spacing w:after="0" w:line="280" w:lineRule="exact"/>
+              <w:spacing w:after="0" w:line="360" w:lineRule="auto"/>
               <w:jc w:val="center"/>
             </w:pPr>
             <w:r>
               <w:rPr>
-                <w:rFonts w:ascii="Arial" w:hAnsi="Arial" w:eastAsia="Microsoft YaHei"/>
+                <w:rFonts w:ascii="Times New Roman" w:hAnsi="Times New Roman" w:eastAsia="SimSun"/>
                 <w:b/>
                 <w:color w:val="FFFFFF"/>
-                <w:sz w:val="21"/>
+                <w:sz w:val="30"/>
               </w:rPr>
-              <w:t>LogistikaBench</w:t>
+              <w:t>原生模型</w:t>
             </w:r>
           </w:p>
         </w:tc>
@@ -2129,17 +203,17 @@
           <w:p>
             <w:pPr>
               <w:keepNext/>
-              <w:spacing w:after="0" w:line="280" w:lineRule="exact"/>
+              <w:spacing w:after="0" w:line="360" w:lineRule="auto"/>
               <w:jc w:val="center"/>
             </w:pPr>
             <w:r>
               <w:rPr>
-                <w:rFonts w:ascii="Arial" w:hAnsi="Arial" w:eastAsia="Microsoft YaHei"/>
+                <w:rFonts w:ascii="Times New Roman" w:hAnsi="Times New Roman" w:eastAsia="SimSun"/>
                 <w:b/>
                 <w:color w:val="FFFFFF"/>
-                <w:sz w:val="21"/>
+                <w:sz w:val="30"/>
               </w:rPr>
-              <w:t>SC-bench知识题</w:t>
+              <w:t>Step120</w:t>
             </w:r>
           </w:p>
         </w:tc>
@@ -2164,17 +238,17 @@
           <w:p>
             <w:pPr>
               <w:keepNext/>
-              <w:spacing w:after="0" w:line="280" w:lineRule="exact"/>
+              <w:spacing w:after="0" w:line="360" w:lineRule="auto"/>
               <w:jc w:val="center"/>
             </w:pPr>
             <w:r>
               <w:rPr>
-                <w:rFonts w:ascii="Arial" w:hAnsi="Arial" w:eastAsia="Microsoft YaHei"/>
+                <w:rFonts w:ascii="Times New Roman" w:hAnsi="Times New Roman" w:eastAsia="SimSun"/>
                 <w:b/>
                 <w:color w:val="FFFFFF"/>
-                <w:sz w:val="21"/>
+                <w:sz w:val="30"/>
               </w:rPr>
-              <w:t>总体</w:t>
+              <w:t>变化</w:t>
             </w:r>
           </w:p>
         </w:tc>
@@ -2203,18 +277,18 @@
           </w:tcPr>
           <w:p>
             <w:pPr>
-              <w:keepNext/>
-              <w:spacing w:after="0" w:line="280" w:lineRule="exact"/>
+              <w:keepNext w:val="0"/>
+              <w:spacing w:after="0" w:line="360" w:lineRule="auto"/>
               <w:jc w:val="left"/>
             </w:pPr>
             <w:r>
               <w:rPr>
-                <w:rFonts w:ascii="Arial" w:hAnsi="Arial" w:eastAsia="Microsoft YaHei"/>
+                <w:rFonts w:ascii="Times New Roman" w:hAnsi="Times New Roman" w:eastAsia="SimSun"/>
                 <w:b w:val="0"/>
                 <w:color w:val="202020"/>
-                <w:sz w:val="21"/>
+                <w:sz w:val="30"/>
               </w:rPr>
-              <w:t>原生Qwen3.6-27B</w:t>
+              <w:t>LogistikaBench  1446题</w:t>
             </w:r>
           </w:p>
         </w:tc>
@@ -2238,18 +312,18 @@
           </w:tcPr>
           <w:p>
             <w:pPr>
-              <w:keepNext/>
-              <w:spacing w:after="0" w:line="280" w:lineRule="exact"/>
+              <w:keepNext w:val="0"/>
+              <w:spacing w:after="0" w:line="360" w:lineRule="auto"/>
               <w:jc w:val="center"/>
             </w:pPr>
             <w:r>
               <w:rPr>
-                <w:rFonts w:ascii="Arial" w:hAnsi="Arial" w:eastAsia="Microsoft YaHei"/>
+                <w:rFonts w:ascii="Times New Roman" w:hAnsi="Times New Roman" w:eastAsia="SimSun"/>
                 <w:b w:val="0"/>
                 <w:color w:val="202020"/>
-                <w:sz w:val="21"/>
+                <w:sz w:val="30"/>
               </w:rPr>
-              <w:t>1175/1446</w:t>
+              <w:t>81.26%</w:t>
             </w:r>
           </w:p>
         </w:tc>
@@ -2273,18 +347,18 @@
           </w:tcPr>
           <w:p>
             <w:pPr>
-              <w:keepNext/>
-              <w:spacing w:after="0" w:line="280" w:lineRule="exact"/>
+              <w:keepNext w:val="0"/>
+              <w:spacing w:after="0" w:line="360" w:lineRule="auto"/>
               <w:jc w:val="center"/>
             </w:pPr>
             <w:r>
               <w:rPr>
-                <w:rFonts w:ascii="Arial" w:hAnsi="Arial" w:eastAsia="Microsoft YaHei"/>
+                <w:rFonts w:ascii="Times New Roman" w:hAnsi="Times New Roman" w:eastAsia="SimSun"/>
                 <w:b w:val="0"/>
                 <w:color w:val="202020"/>
-                <w:sz w:val="21"/>
+                <w:sz w:val="30"/>
               </w:rPr>
-              <w:t>188/226</w:t>
+              <w:t>81.60%</w:t>
             </w:r>
           </w:p>
         </w:tc>
@@ -2308,18 +382,18 @@
           </w:tcPr>
           <w:p>
             <w:pPr>
-              <w:keepNext/>
-              <w:spacing w:after="0" w:line="280" w:lineRule="exact"/>
+              <w:keepNext w:val="0"/>
+              <w:spacing w:after="0" w:line="360" w:lineRule="auto"/>
               <w:jc w:val="center"/>
             </w:pPr>
             <w:r>
               <w:rPr>
-                <w:rFonts w:ascii="Arial" w:hAnsi="Arial" w:eastAsia="Microsoft YaHei"/>
+                <w:rFonts w:ascii="Times New Roman" w:hAnsi="Times New Roman" w:eastAsia="SimSun"/>
                 <w:b w:val="0"/>
                 <w:color w:val="202020"/>
-                <w:sz w:val="21"/>
+                <w:sz w:val="30"/>
               </w:rPr>
-              <w:t>1363/1672</w:t>
+              <w:t>+0.35点</w:t>
             </w:r>
           </w:p>
         </w:tc>
@@ -2349,17 +423,17 @@
           <w:p>
             <w:pPr>
               <w:keepNext w:val="0"/>
-              <w:spacing w:after="0" w:line="280" w:lineRule="exact"/>
+              <w:spacing w:after="0" w:line="360" w:lineRule="auto"/>
               <w:jc w:val="left"/>
             </w:pPr>
             <w:r>
               <w:rPr>
-                <w:rFonts w:ascii="Arial" w:hAnsi="Arial" w:eastAsia="Microsoft YaHei"/>
+                <w:rFonts w:ascii="Times New Roman" w:hAnsi="Times New Roman" w:eastAsia="SimSun"/>
                 <w:b w:val="0"/>
                 <w:color w:val="202020"/>
-                <w:sz w:val="21"/>
+                <w:sz w:val="30"/>
               </w:rPr>
-              <w:t>原始Step120</w:t>
+              <w:t>SC-bench知识题  226题</w:t>
             </w:r>
           </w:p>
         </w:tc>
@@ -2384,17 +458,17 @@
           <w:p>
             <w:pPr>
               <w:keepNext w:val="0"/>
-              <w:spacing w:after="0" w:line="280" w:lineRule="exact"/>
+              <w:spacing w:after="0" w:line="360" w:lineRule="auto"/>
               <w:jc w:val="center"/>
             </w:pPr>
             <w:r>
               <w:rPr>
-                <w:rFonts w:ascii="Arial" w:hAnsi="Arial" w:eastAsia="Microsoft YaHei"/>
+                <w:rFonts w:ascii="Times New Roman" w:hAnsi="Times New Roman" w:eastAsia="SimSun"/>
                 <w:b w:val="0"/>
                 <w:color w:val="202020"/>
-                <w:sz w:val="21"/>
+                <w:sz w:val="30"/>
               </w:rPr>
-              <w:t>1180/1446</w:t>
+              <w:t>83.19%</w:t>
             </w:r>
           </w:p>
         </w:tc>
@@ -2419,17 +493,17 @@
           <w:p>
             <w:pPr>
               <w:keepNext w:val="0"/>
-              <w:spacing w:after="0" w:line="280" w:lineRule="exact"/>
+              <w:spacing w:after="0" w:line="360" w:lineRule="auto"/>
               <w:jc w:val="center"/>
             </w:pPr>
             <w:r>
               <w:rPr>
-                <w:rFonts w:ascii="Arial" w:hAnsi="Arial" w:eastAsia="Microsoft YaHei"/>
+                <w:rFonts w:ascii="Times New Roman" w:hAnsi="Times New Roman" w:eastAsia="SimSun"/>
                 <w:b w:val="0"/>
                 <w:color w:val="202020"/>
-                <w:sz w:val="21"/>
+                <w:sz w:val="30"/>
               </w:rPr>
-              <w:t>189/226</w:t>
+              <w:t>83.63%</w:t>
             </w:r>
           </w:p>
         </w:tc>
@@ -2454,15 +528,2173 @@
           <w:p>
             <w:pPr>
               <w:keepNext w:val="0"/>
-              <w:spacing w:after="0" w:line="280" w:lineRule="exact"/>
+              <w:spacing w:after="0" w:line="360" w:lineRule="auto"/>
               <w:jc w:val="center"/>
             </w:pPr>
             <w:r>
               <w:rPr>
-                <w:rFonts w:ascii="Arial" w:hAnsi="Arial" w:eastAsia="Microsoft YaHei"/>
+                <w:rFonts w:ascii="Times New Roman" w:hAnsi="Times New Roman" w:eastAsia="SimSun"/>
                 <w:b w:val="0"/>
                 <w:color w:val="202020"/>
-                <w:sz w:val="21"/>
+                <w:sz w:val="30"/>
+              </w:rPr>
+              <w:t>+0.44点</w:t>
+            </w:r>
+          </w:p>
+        </w:tc>
+      </w:tr>
+      <w:tr>
+        <w:trPr>
+          <w:cantSplit/>
+        </w:trPr>
+        <w:tc>
+          <w:tcPr>
+            <w:tcW w:type="dxa" w:w="3458"/>
+            <w:vAlign w:val="center"/>
+            <w:tcBorders>
+              <w:top w:val="single" w:sz="4" w:color="D9D9D9"/>
+              <w:left w:val="single" w:sz="4" w:color="D9D9D9"/>
+              <w:bottom w:val="single" w:sz="4" w:color="D9D9D9"/>
+              <w:right w:val="single" w:sz="4" w:color="D9D9D9"/>
+            </w:tcBorders>
+            <w:shd w:fill="F0F4F7"/>
+            <w:tcMar>
+              <w:top w:w="135" w:type="dxa"/>
+              <w:bottom w:w="135" w:type="dxa"/>
+              <w:left w:w="125" w:type="dxa"/>
+              <w:right w:w="125" w:type="dxa"/>
+            </w:tcMar>
+          </w:tcPr>
+          <w:p>
+            <w:pPr>
+              <w:keepNext w:val="0"/>
+              <w:spacing w:after="0" w:line="360" w:lineRule="auto"/>
+              <w:jc w:val="left"/>
+            </w:pPr>
+            <w:r>
+              <w:rPr>
+                <w:rFonts w:ascii="Times New Roman" w:hAnsi="Times New Roman" w:eastAsia="SimSun"/>
+                <w:b/>
+                <w:color w:val="202020"/>
+                <w:sz w:val="30"/>
+              </w:rPr>
+              <w:t>合计  1672题</w:t>
+            </w:r>
+          </w:p>
+        </w:tc>
+        <w:tc>
+          <w:tcPr>
+            <w:tcW w:type="dxa" w:w="1984"/>
+            <w:vAlign w:val="center"/>
+            <w:tcBorders>
+              <w:top w:val="single" w:sz="4" w:color="D9D9D9"/>
+              <w:left w:val="single" w:sz="4" w:color="D9D9D9"/>
+              <w:bottom w:val="single" w:sz="4" w:color="D9D9D9"/>
+              <w:right w:val="single" w:sz="4" w:color="D9D9D9"/>
+            </w:tcBorders>
+            <w:shd w:fill="F0F4F7"/>
+            <w:tcMar>
+              <w:top w:w="135" w:type="dxa"/>
+              <w:bottom w:w="135" w:type="dxa"/>
+              <w:left w:w="125" w:type="dxa"/>
+              <w:right w:w="125" w:type="dxa"/>
+            </w:tcMar>
+          </w:tcPr>
+          <w:p>
+            <w:pPr>
+              <w:keepNext w:val="0"/>
+              <w:spacing w:after="0" w:line="360" w:lineRule="auto"/>
+              <w:jc w:val="center"/>
+            </w:pPr>
+            <w:r>
+              <w:rPr>
+                <w:rFonts w:ascii="Times New Roman" w:hAnsi="Times New Roman" w:eastAsia="SimSun"/>
+                <w:b/>
+                <w:color w:val="202020"/>
+                <w:sz w:val="30"/>
+              </w:rPr>
+              <w:t>81.52%</w:t>
+            </w:r>
+          </w:p>
+        </w:tc>
+        <w:tc>
+          <w:tcPr>
+            <w:tcW w:type="dxa" w:w="1984"/>
+            <w:vAlign w:val="center"/>
+            <w:tcBorders>
+              <w:top w:val="single" w:sz="4" w:color="D9D9D9"/>
+              <w:left w:val="single" w:sz="4" w:color="D9D9D9"/>
+              <w:bottom w:val="single" w:sz="4" w:color="D9D9D9"/>
+              <w:right w:val="single" w:sz="4" w:color="D9D9D9"/>
+            </w:tcBorders>
+            <w:shd w:fill="F0F4F7"/>
+            <w:tcMar>
+              <w:top w:w="135" w:type="dxa"/>
+              <w:bottom w:w="135" w:type="dxa"/>
+              <w:left w:w="125" w:type="dxa"/>
+              <w:right w:w="125" w:type="dxa"/>
+            </w:tcMar>
+          </w:tcPr>
+          <w:p>
+            <w:pPr>
+              <w:keepNext w:val="0"/>
+              <w:spacing w:after="0" w:line="360" w:lineRule="auto"/>
+              <w:jc w:val="center"/>
+            </w:pPr>
+            <w:r>
+              <w:rPr>
+                <w:rFonts w:ascii="Times New Roman" w:hAnsi="Times New Roman" w:eastAsia="SimSun"/>
+                <w:b/>
+                <w:color w:val="202020"/>
+                <w:sz w:val="30"/>
+              </w:rPr>
+              <w:t>81.88%</w:t>
+            </w:r>
+          </w:p>
+        </w:tc>
+        <w:tc>
+          <w:tcPr>
+            <w:tcW w:type="dxa" w:w="1984"/>
+            <w:vAlign w:val="center"/>
+            <w:tcBorders>
+              <w:top w:val="single" w:sz="4" w:color="D9D9D9"/>
+              <w:left w:val="single" w:sz="4" w:color="D9D9D9"/>
+              <w:bottom w:val="single" w:sz="4" w:color="D9D9D9"/>
+              <w:right w:val="single" w:sz="4" w:color="D9D9D9"/>
+            </w:tcBorders>
+            <w:shd w:fill="F0F4F7"/>
+            <w:tcMar>
+              <w:top w:w="135" w:type="dxa"/>
+              <w:bottom w:w="135" w:type="dxa"/>
+              <w:left w:w="125" w:type="dxa"/>
+              <w:right w:w="125" w:type="dxa"/>
+            </w:tcMar>
+          </w:tcPr>
+          <w:p>
+            <w:pPr>
+              <w:keepNext w:val="0"/>
+              <w:spacing w:after="0" w:line="360" w:lineRule="auto"/>
+              <w:jc w:val="center"/>
+            </w:pPr>
+            <w:r>
+              <w:rPr>
+                <w:rFonts w:ascii="Times New Roman" w:hAnsi="Times New Roman" w:eastAsia="SimSun"/>
+                <w:b/>
+                <w:color w:val="202020"/>
+                <w:sz w:val="30"/>
+              </w:rPr>
+              <w:t>+0.36点</w:t>
+            </w:r>
+          </w:p>
+        </w:tc>
+      </w:tr>
+    </w:tbl>
+    <w:p>
+      <w:pPr>
+        <w:widowControl/>
+        <w:spacing w:line="360" w:lineRule="auto" w:before="0" w:after="120"/>
+        <w:jc w:val="both"/>
+      </w:pPr>
+      <w:r>
+        <w:rPr>
+          <w:rFonts w:ascii="Times New Roman" w:hAnsi="Times New Roman" w:eastAsia="SimSun"/>
+          <w:b w:val="0"/>
+          <w:color w:val="595959"/>
+          <w:sz w:val="30"/>
+        </w:rPr>
+        <w:t>注：变化按未四舍五入的原始分数计算，单位为百分点。SC-bench 的100道工具题不在本表内。主比较采用相同 BF16 精度、温度0、关闭 thinking 和严格答案集合评分。</w:t>
+      </w:r>
+    </w:p>
+    <w:p>
+      <w:pPr>
+        <w:pStyle w:val="Heading2"/>
+        <w:keepNext/>
+        <w:widowControl/>
+        <w:spacing w:line="360" w:lineRule="auto" w:before="240" w:after="120"/>
+      </w:pPr>
+      <w:r>
+        <w:rPr>
+          <w:rFonts w:eastAsia="SimHei" w:ascii="Times New Roman" w:hAnsi="Times New Roman"/>
+          <w:b/>
+          <w:sz w:val="32"/>
+        </w:rPr>
+        <w:t>问题判断</w:t>
+      </w:r>
+    </w:p>
+    <w:p>
+      <w:pPr>
+        <w:widowControl/>
+        <w:spacing w:line="360" w:lineRule="auto" w:before="0" w:after="120"/>
+        <w:jc w:val="both"/>
+      </w:pPr>
+      <w:r>
+        <w:rPr>
+          <w:rFonts w:ascii="Times New Roman" w:hAnsi="Times New Roman" w:eastAsia="SimSun"/>
+          <w:b w:val="0"/>
+          <w:sz w:val="30"/>
+        </w:rPr>
+        <w:t>这一结果说明，既有训练尚未形成明显的物流知识问答增益，垂域 Agent 优化没有自动转化为同等幅度的知识问答优势。Step120 共答对1369题，仍有303题答错；但仅凭总分不能判断这些错误究竟来自知识缺口、概念调用、情景应用，还是输入与评分问题。</w:t>
+      </w:r>
+    </w:p>
+    <w:p>
+      <w:pPr>
+        <w:widowControl/>
+        <w:spacing w:line="360" w:lineRule="auto" w:before="0" w:after="120"/>
+        <w:jc w:val="both"/>
+      </w:pPr>
+      <w:r>
+        <w:rPr>
+          <w:rFonts w:ascii="Times New Roman" w:hAnsi="Times New Roman" w:eastAsia="SimSun"/>
+          <w:b w:val="0"/>
+          <w:sz w:val="30"/>
+        </w:rPr>
+        <w:t>本轮主比较净增6题，低于项目此前设定的物流知识提升3个百分点的实用门槛。以下实验用于拆解差距，不把“80多分”直接等同于“缺知识”。</w:t>
+      </w:r>
+    </w:p>
+    <w:p>
+      <w:pPr>
+        <w:widowControl/>
+        <w:spacing w:after="0" w:line="360" w:lineRule="auto" w:before="0"/>
+        <w:jc w:val="both"/>
+      </w:pPr>
+      <w:r>
+        <w:rPr>
+          <w:rFonts w:ascii="Times New Roman" w:hAnsi="Times New Roman" w:eastAsia="SimSun"/>
+          <w:b w:val="0"/>
+          <w:sz w:val="12"/>
+        </w:rPr>
+      </w:r>
+    </w:p>
+    <w:p>
+      <w:pPr>
+        <w:pStyle w:val="Heading1"/>
+        <w:keepNext/>
+        <w:widowControl/>
+        <w:spacing w:line="360" w:lineRule="auto" w:before="240" w:after="120"/>
+      </w:pPr>
+      <w:r>
+        <w:rPr>
+          <w:rFonts w:eastAsia="SimHei" w:ascii="Times New Roman" w:hAnsi="Times New Roman"/>
+          <w:b/>
+          <w:sz w:val="40"/>
+        </w:rPr>
+        <w:t>二 探测方法与已完成结果</w:t>
+      </w:r>
+    </w:p>
+    <w:p>
+      <w:pPr>
+        <w:widowControl/>
+        <w:spacing w:line="360" w:lineRule="auto" w:before="0" w:after="120"/>
+        <w:jc w:val="both"/>
+      </w:pPr>
+      <w:r>
+        <w:rPr>
+          <w:rFonts w:ascii="Times New Roman" w:hAnsi="Times New Roman" w:eastAsia="SimSun"/>
+          <w:b w:val="0"/>
+          <w:sz w:val="30"/>
+        </w:rPr>
+        <w:t>探测按“评测是否可靠 → 资料是否充分 → 基础知识能否调用 → 原问题能否应用 → 训练信号是否转成答案”逐层展开。各层分别设置对照，避免只看总分或训练 loss 就判定根因。</w:t>
+      </w:r>
+    </w:p>
+    <w:p>
+      <w:pPr>
+        <w:pStyle w:val="Heading2"/>
+        <w:keepNext/>
+        <w:widowControl/>
+        <w:spacing w:line="360" w:lineRule="auto" w:before="240" w:after="120"/>
+      </w:pPr>
+      <w:r>
+        <w:rPr>
+          <w:rFonts w:eastAsia="SimHei" w:ascii="Times New Roman" w:hAnsi="Times New Roman"/>
+          <w:b/>
+          <w:sz w:val="32"/>
+        </w:rPr>
+        <w:t>1 固定错题和正确对照做四条件探测</w:t>
+      </w:r>
+    </w:p>
+    <w:p>
+      <w:pPr>
+        <w:widowControl/>
+        <w:spacing w:line="360" w:lineRule="auto" w:before="0" w:after="120"/>
+        <w:jc w:val="both"/>
+      </w:pPr>
+      <w:r>
+        <w:rPr>
+          <w:rFonts w:ascii="Times New Roman" w:hAnsi="Times New Roman" w:eastAsia="SimSun"/>
+          <w:b w:val="0"/>
+          <w:sz w:val="30"/>
+        </w:rPr>
+        <w:t>冻结 Step120 的303道历史错题，再匹配60道原答对题，共363题。原始模型分别回答原题闭卷、原题加教材、基础知识题闭卷、基础知识题加教材，每个条件重复3轮。教材检索不接收金答案，基础题仅在自动门禁通过的子集评测。[3]</w:t>
+      </w:r>
+    </w:p>
+    <w:tbl>
+      <w:tblPr>
+        <w:tblW w:type="auto" w:w="0"/>
+        <w:jc w:val="center"/>
+        <w:tblLayout w:type="fixed"/>
+        <w:tblLook w:firstColumn="1" w:firstRow="1" w:lastColumn="0" w:lastRow="0" w:noHBand="0" w:noVBand="1" w:val="04A0"/>
+      </w:tblPr>
+      <w:tblGrid>
+        <w:gridCol w:w="4876"/>
+        <w:gridCol w:w="2268"/>
+        <w:gridCol w:w="2268"/>
+      </w:tblGrid>
+      <w:tr>
+        <w:trPr>
+          <w:cantSplit/>
+          <w:tblHeader/>
+        </w:trPr>
+        <w:tc>
+          <w:tcPr>
+            <w:tcW w:type="dxa" w:w="4876"/>
+            <w:vAlign w:val="center"/>
+            <w:tcBorders>
+              <w:top w:val="single" w:sz="4" w:color="D9D9D9"/>
+              <w:left w:val="single" w:sz="4" w:color="D9D9D9"/>
+              <w:bottom w:val="single" w:sz="4" w:color="D9D9D9"/>
+              <w:right w:val="single" w:sz="4" w:color="D9D9D9"/>
+            </w:tcBorders>
+            <w:shd w:fill="243E56"/>
+            <w:tcMar>
+              <w:top w:w="135" w:type="dxa"/>
+              <w:bottom w:w="135" w:type="dxa"/>
+              <w:left w:w="125" w:type="dxa"/>
+              <w:right w:w="125" w:type="dxa"/>
+            </w:tcMar>
+          </w:tcPr>
+          <w:p>
+            <w:pPr>
+              <w:keepNext/>
+              <w:spacing w:after="0" w:line="360" w:lineRule="auto"/>
+              <w:jc w:val="left"/>
+            </w:pPr>
+            <w:r>
+              <w:rPr>
+                <w:rFonts w:ascii="Times New Roman" w:hAnsi="Times New Roman" w:eastAsia="SimSun"/>
+                <w:b/>
+                <w:color w:val="FFFFFF"/>
+                <w:sz w:val="30"/>
+              </w:rPr>
+              <w:t>样本与条件</w:t>
+            </w:r>
+          </w:p>
+        </w:tc>
+        <w:tc>
+          <w:tcPr>
+            <w:tcW w:type="dxa" w:w="2268"/>
+            <w:vAlign w:val="center"/>
+            <w:tcBorders>
+              <w:top w:val="single" w:sz="4" w:color="D9D9D9"/>
+              <w:left w:val="single" w:sz="4" w:color="D9D9D9"/>
+              <w:bottom w:val="single" w:sz="4" w:color="D9D9D9"/>
+              <w:right w:val="single" w:sz="4" w:color="D9D9D9"/>
+            </w:tcBorders>
+            <w:shd w:fill="243E56"/>
+            <w:tcMar>
+              <w:top w:w="135" w:type="dxa"/>
+              <w:bottom w:w="135" w:type="dxa"/>
+              <w:left w:w="125" w:type="dxa"/>
+              <w:right w:w="125" w:type="dxa"/>
+            </w:tcMar>
+          </w:tcPr>
+          <w:p>
+            <w:pPr>
+              <w:keepNext/>
+              <w:spacing w:after="0" w:line="360" w:lineRule="auto"/>
+              <w:jc w:val="center"/>
+            </w:pPr>
+            <w:r>
+              <w:rPr>
+                <w:rFonts w:ascii="Times New Roman" w:hAnsi="Times New Roman" w:eastAsia="SimSun"/>
+                <w:b/>
+                <w:color w:val="FFFFFF"/>
+                <w:sz w:val="30"/>
+              </w:rPr>
+              <w:t>闭卷答对</w:t>
+            </w:r>
+          </w:p>
+        </w:tc>
+        <w:tc>
+          <w:tcPr>
+            <w:tcW w:type="dxa" w:w="2268"/>
+            <w:vAlign w:val="center"/>
+            <w:tcBorders>
+              <w:top w:val="single" w:sz="4" w:color="D9D9D9"/>
+              <w:left w:val="single" w:sz="4" w:color="D9D9D9"/>
+              <w:bottom w:val="single" w:sz="4" w:color="D9D9D9"/>
+              <w:right w:val="single" w:sz="4" w:color="D9D9D9"/>
+            </w:tcBorders>
+            <w:shd w:fill="243E56"/>
+            <w:tcMar>
+              <w:top w:w="135" w:type="dxa"/>
+              <w:bottom w:w="135" w:type="dxa"/>
+              <w:left w:w="125" w:type="dxa"/>
+              <w:right w:w="125" w:type="dxa"/>
+            </w:tcMar>
+          </w:tcPr>
+          <w:p>
+            <w:pPr>
+              <w:keepNext/>
+              <w:spacing w:after="0" w:line="360" w:lineRule="auto"/>
+              <w:jc w:val="center"/>
+            </w:pPr>
+            <w:r>
+              <w:rPr>
+                <w:rFonts w:ascii="Times New Roman" w:hAnsi="Times New Roman" w:eastAsia="SimSun"/>
+                <w:b/>
+                <w:color w:val="FFFFFF"/>
+                <w:sz w:val="30"/>
+              </w:rPr>
+              <w:t>加教材答对</w:t>
+            </w:r>
+          </w:p>
+        </w:tc>
+      </w:tr>
+      <w:tr>
+        <w:trPr>
+          <w:cantSplit/>
+        </w:trPr>
+        <w:tc>
+          <w:tcPr>
+            <w:tcW w:type="dxa" w:w="4876"/>
+            <w:vAlign w:val="center"/>
+            <w:tcBorders>
+              <w:top w:val="single" w:sz="4" w:color="D9D9D9"/>
+              <w:left w:val="single" w:sz="4" w:color="D9D9D9"/>
+              <w:bottom w:val="single" w:sz="4" w:color="D9D9D9"/>
+              <w:right w:val="single" w:sz="4" w:color="D9D9D9"/>
+            </w:tcBorders>
+            <w:shd w:fill="F0F4F7"/>
+            <w:tcMar>
+              <w:top w:w="135" w:type="dxa"/>
+              <w:bottom w:w="135" w:type="dxa"/>
+              <w:left w:w="125" w:type="dxa"/>
+              <w:right w:w="125" w:type="dxa"/>
+            </w:tcMar>
+          </w:tcPr>
+          <w:p>
+            <w:pPr>
+              <w:keepNext w:val="0"/>
+              <w:spacing w:after="0" w:line="360" w:lineRule="auto"/>
+              <w:jc w:val="left"/>
+            </w:pPr>
+            <w:r>
+              <w:rPr>
+                <w:rFonts w:ascii="Times New Roman" w:hAnsi="Times New Roman" w:eastAsia="SimSun"/>
+                <w:b w:val="0"/>
+                <w:color w:val="202020"/>
+                <w:sz w:val="30"/>
+              </w:rPr>
+              <w:t>历史错题  303题</w:t>
+            </w:r>
+          </w:p>
+        </w:tc>
+        <w:tc>
+          <w:tcPr>
+            <w:tcW w:type="dxa" w:w="2268"/>
+            <w:vAlign w:val="center"/>
+            <w:tcBorders>
+              <w:top w:val="single" w:sz="4" w:color="D9D9D9"/>
+              <w:left w:val="single" w:sz="4" w:color="D9D9D9"/>
+              <w:bottom w:val="single" w:sz="4" w:color="D9D9D9"/>
+              <w:right w:val="single" w:sz="4" w:color="D9D9D9"/>
+            </w:tcBorders>
+            <w:shd w:fill="F0F4F7"/>
+            <w:tcMar>
+              <w:top w:w="135" w:type="dxa"/>
+              <w:bottom w:w="135" w:type="dxa"/>
+              <w:left w:w="125" w:type="dxa"/>
+              <w:right w:w="125" w:type="dxa"/>
+            </w:tcMar>
+          </w:tcPr>
+          <w:p>
+            <w:pPr>
+              <w:keepNext w:val="0"/>
+              <w:spacing w:after="0" w:line="360" w:lineRule="auto"/>
+              <w:jc w:val="center"/>
+            </w:pPr>
+            <w:r>
+              <w:rPr>
+                <w:rFonts w:ascii="Times New Roman" w:hAnsi="Times New Roman" w:eastAsia="SimSun"/>
+                <w:b w:val="0"/>
+                <w:color w:val="202020"/>
+                <w:sz w:val="30"/>
+              </w:rPr>
+              <w:t>6/303</w:t>
+            </w:r>
+          </w:p>
+        </w:tc>
+        <w:tc>
+          <w:tcPr>
+            <w:tcW w:type="dxa" w:w="2268"/>
+            <w:vAlign w:val="center"/>
+            <w:tcBorders>
+              <w:top w:val="single" w:sz="4" w:color="D9D9D9"/>
+              <w:left w:val="single" w:sz="4" w:color="D9D9D9"/>
+              <w:bottom w:val="single" w:sz="4" w:color="D9D9D9"/>
+              <w:right w:val="single" w:sz="4" w:color="D9D9D9"/>
+            </w:tcBorders>
+            <w:shd w:fill="F0F4F7"/>
+            <w:tcMar>
+              <w:top w:w="135" w:type="dxa"/>
+              <w:bottom w:w="135" w:type="dxa"/>
+              <w:left w:w="125" w:type="dxa"/>
+              <w:right w:w="125" w:type="dxa"/>
+            </w:tcMar>
+          </w:tcPr>
+          <w:p>
+            <w:pPr>
+              <w:keepNext w:val="0"/>
+              <w:spacing w:after="0" w:line="360" w:lineRule="auto"/>
+              <w:jc w:val="center"/>
+            </w:pPr>
+            <w:r>
+              <w:rPr>
+                <w:rFonts w:ascii="Times New Roman" w:hAnsi="Times New Roman" w:eastAsia="SimSun"/>
+                <w:b w:val="0"/>
+                <w:color w:val="202020"/>
+                <w:sz w:val="30"/>
+              </w:rPr>
+              <w:t>58/303</w:t>
+            </w:r>
+          </w:p>
+        </w:tc>
+      </w:tr>
+      <w:tr>
+        <w:trPr>
+          <w:cantSplit/>
+        </w:trPr>
+        <w:tc>
+          <w:tcPr>
+            <w:tcW w:type="dxa" w:w="4876"/>
+            <w:vAlign w:val="center"/>
+            <w:tcBorders>
+              <w:top w:val="single" w:sz="4" w:color="D9D9D9"/>
+              <w:left w:val="single" w:sz="4" w:color="D9D9D9"/>
+              <w:bottom w:val="single" w:sz="4" w:color="D9D9D9"/>
+              <w:right w:val="single" w:sz="4" w:color="D9D9D9"/>
+            </w:tcBorders>
+            <w:shd w:fill="FFFFFF"/>
+            <w:tcMar>
+              <w:top w:w="135" w:type="dxa"/>
+              <w:bottom w:w="135" w:type="dxa"/>
+              <w:left w:w="125" w:type="dxa"/>
+              <w:right w:w="125" w:type="dxa"/>
+            </w:tcMar>
+          </w:tcPr>
+          <w:p>
+            <w:pPr>
+              <w:keepNext w:val="0"/>
+              <w:spacing w:after="0" w:line="360" w:lineRule="auto"/>
+              <w:jc w:val="left"/>
+            </w:pPr>
+            <w:r>
+              <w:rPr>
+                <w:rFonts w:ascii="Times New Roman" w:hAnsi="Times New Roman" w:eastAsia="SimSun"/>
+                <w:b w:val="0"/>
+                <w:color w:val="202020"/>
+                <w:sz w:val="30"/>
+              </w:rPr>
+              <w:t>原答对对照  60题</w:t>
+            </w:r>
+          </w:p>
+        </w:tc>
+        <w:tc>
+          <w:tcPr>
+            <w:tcW w:type="dxa" w:w="2268"/>
+            <w:vAlign w:val="center"/>
+            <w:tcBorders>
+              <w:top w:val="single" w:sz="4" w:color="D9D9D9"/>
+              <w:left w:val="single" w:sz="4" w:color="D9D9D9"/>
+              <w:bottom w:val="single" w:sz="4" w:color="D9D9D9"/>
+              <w:right w:val="single" w:sz="4" w:color="D9D9D9"/>
+            </w:tcBorders>
+            <w:shd w:fill="FFFFFF"/>
+            <w:tcMar>
+              <w:top w:w="135" w:type="dxa"/>
+              <w:bottom w:w="135" w:type="dxa"/>
+              <w:left w:w="125" w:type="dxa"/>
+              <w:right w:w="125" w:type="dxa"/>
+            </w:tcMar>
+          </w:tcPr>
+          <w:p>
+            <w:pPr>
+              <w:keepNext w:val="0"/>
+              <w:spacing w:after="0" w:line="360" w:lineRule="auto"/>
+              <w:jc w:val="center"/>
+            </w:pPr>
+            <w:r>
+              <w:rPr>
+                <w:rFonts w:ascii="Times New Roman" w:hAnsi="Times New Roman" w:eastAsia="SimSun"/>
+                <w:b w:val="0"/>
+                <w:color w:val="202020"/>
+                <w:sz w:val="30"/>
+              </w:rPr>
+              <w:t>57/60</w:t>
+            </w:r>
+          </w:p>
+        </w:tc>
+        <w:tc>
+          <w:tcPr>
+            <w:tcW w:type="dxa" w:w="2268"/>
+            <w:vAlign w:val="center"/>
+            <w:tcBorders>
+              <w:top w:val="single" w:sz="4" w:color="D9D9D9"/>
+              <w:left w:val="single" w:sz="4" w:color="D9D9D9"/>
+              <w:bottom w:val="single" w:sz="4" w:color="D9D9D9"/>
+              <w:right w:val="single" w:sz="4" w:color="D9D9D9"/>
+            </w:tcBorders>
+            <w:shd w:fill="FFFFFF"/>
+            <w:tcMar>
+              <w:top w:w="135" w:type="dxa"/>
+              <w:bottom w:w="135" w:type="dxa"/>
+              <w:left w:w="125" w:type="dxa"/>
+              <w:right w:w="125" w:type="dxa"/>
+            </w:tcMar>
+          </w:tcPr>
+          <w:p>
+            <w:pPr>
+              <w:keepNext w:val="0"/>
+              <w:spacing w:after="0" w:line="360" w:lineRule="auto"/>
+              <w:jc w:val="center"/>
+            </w:pPr>
+            <w:r>
+              <w:rPr>
+                <w:rFonts w:ascii="Times New Roman" w:hAnsi="Times New Roman" w:eastAsia="SimSun"/>
+                <w:b w:val="0"/>
+                <w:color w:val="202020"/>
+                <w:sz w:val="30"/>
+              </w:rPr>
+              <w:t>54/60</w:t>
+            </w:r>
+          </w:p>
+        </w:tc>
+      </w:tr>
+      <w:tr>
+        <w:trPr>
+          <w:cantSplit/>
+        </w:trPr>
+        <w:tc>
+          <w:tcPr>
+            <w:tcW w:type="dxa" w:w="4876"/>
+            <w:vAlign w:val="center"/>
+            <w:tcBorders>
+              <w:top w:val="single" w:sz="4" w:color="D9D9D9"/>
+              <w:left w:val="single" w:sz="4" w:color="D9D9D9"/>
+              <w:bottom w:val="single" w:sz="4" w:color="D9D9D9"/>
+              <w:right w:val="single" w:sz="4" w:color="D9D9D9"/>
+            </w:tcBorders>
+            <w:shd w:fill="F0F4F7"/>
+            <w:tcMar>
+              <w:top w:w="135" w:type="dxa"/>
+              <w:bottom w:w="135" w:type="dxa"/>
+              <w:left w:w="125" w:type="dxa"/>
+              <w:right w:w="125" w:type="dxa"/>
+            </w:tcMar>
+          </w:tcPr>
+          <w:p>
+            <w:pPr>
+              <w:keepNext w:val="0"/>
+              <w:spacing w:after="0" w:line="360" w:lineRule="auto"/>
+              <w:jc w:val="left"/>
+            </w:pPr>
+            <w:r>
+              <w:rPr>
+                <w:rFonts w:ascii="Times New Roman" w:hAnsi="Times New Roman" w:eastAsia="SimSun"/>
+                <w:b w:val="0"/>
+                <w:color w:val="202020"/>
+                <w:sz w:val="30"/>
+              </w:rPr>
+              <w:t>历史错题中的有效基础题  65题</w:t>
+            </w:r>
+          </w:p>
+        </w:tc>
+        <w:tc>
+          <w:tcPr>
+            <w:tcW w:type="dxa" w:w="2268"/>
+            <w:vAlign w:val="center"/>
+            <w:tcBorders>
+              <w:top w:val="single" w:sz="4" w:color="D9D9D9"/>
+              <w:left w:val="single" w:sz="4" w:color="D9D9D9"/>
+              <w:bottom w:val="single" w:sz="4" w:color="D9D9D9"/>
+              <w:right w:val="single" w:sz="4" w:color="D9D9D9"/>
+            </w:tcBorders>
+            <w:shd w:fill="F0F4F7"/>
+            <w:tcMar>
+              <w:top w:w="135" w:type="dxa"/>
+              <w:bottom w:w="135" w:type="dxa"/>
+              <w:left w:w="125" w:type="dxa"/>
+              <w:right w:w="125" w:type="dxa"/>
+            </w:tcMar>
+          </w:tcPr>
+          <w:p>
+            <w:pPr>
+              <w:keepNext w:val="0"/>
+              <w:spacing w:after="0" w:line="360" w:lineRule="auto"/>
+              <w:jc w:val="center"/>
+            </w:pPr>
+            <w:r>
+              <w:rPr>
+                <w:rFonts w:ascii="Times New Roman" w:hAnsi="Times New Roman" w:eastAsia="SimSun"/>
+                <w:b w:val="0"/>
+                <w:color w:val="202020"/>
+                <w:sz w:val="30"/>
+              </w:rPr>
+              <w:t>59/65</w:t>
+            </w:r>
+          </w:p>
+        </w:tc>
+        <w:tc>
+          <w:tcPr>
+            <w:tcW w:type="dxa" w:w="2268"/>
+            <w:vAlign w:val="center"/>
+            <w:tcBorders>
+              <w:top w:val="single" w:sz="4" w:color="D9D9D9"/>
+              <w:left w:val="single" w:sz="4" w:color="D9D9D9"/>
+              <w:bottom w:val="single" w:sz="4" w:color="D9D9D9"/>
+              <w:right w:val="single" w:sz="4" w:color="D9D9D9"/>
+            </w:tcBorders>
+            <w:shd w:fill="F0F4F7"/>
+            <w:tcMar>
+              <w:top w:w="135" w:type="dxa"/>
+              <w:bottom w:w="135" w:type="dxa"/>
+              <w:left w:w="125" w:type="dxa"/>
+              <w:right w:w="125" w:type="dxa"/>
+            </w:tcMar>
+          </w:tcPr>
+          <w:p>
+            <w:pPr>
+              <w:keepNext w:val="0"/>
+              <w:spacing w:after="0" w:line="360" w:lineRule="auto"/>
+              <w:jc w:val="center"/>
+            </w:pPr>
+            <w:r>
+              <w:rPr>
+                <w:rFonts w:ascii="Times New Roman" w:hAnsi="Times New Roman" w:eastAsia="SimSun"/>
+                <w:b w:val="0"/>
+                <w:color w:val="202020"/>
+                <w:sz w:val="30"/>
+              </w:rPr>
+              <w:t>64/65</w:t>
+            </w:r>
+          </w:p>
+        </w:tc>
+      </w:tr>
+    </w:tbl>
+    <w:p>
+      <w:pPr>
+        <w:widowControl/>
+        <w:spacing w:before="0" w:line="360" w:lineRule="auto" w:after="120"/>
+        <w:jc w:val="both"/>
+      </w:pPr>
+      <w:r>
+        <w:rPr>
+          <w:rFonts w:ascii="Times New Roman" w:hAnsi="Times New Roman" w:eastAsia="SimSun"/>
+          <w:b w:val="0"/>
+          <w:sz w:val="30"/>
+        </w:rPr>
+        <w:t>诊断提示与历史正式评测不同，因此303道历史错题本轮闭卷答对6题并不矛盾。资料能帮助部分题目，也可能干扰原答对题；基础题的分母和难度均不同，不能直接与303题正确率相减。</w:t>
+      </w:r>
+    </w:p>
+    <w:p>
+      <w:pPr>
+        <w:pStyle w:val="Heading2"/>
+        <w:keepNext/>
+        <w:widowControl/>
+        <w:spacing w:line="360" w:lineRule="auto" w:before="240" w:after="120"/>
+      </w:pPr>
+      <w:r>
+        <w:rPr>
+          <w:rFonts w:eastAsia="SimHei" w:ascii="Times New Roman" w:hAnsi="Times New Roman"/>
+          <w:b/>
+          <w:sz w:val="32"/>
+        </w:rPr>
+        <w:t>2 复核资料质量并增加闭卷知识探针</w:t>
+      </w:r>
+    </w:p>
+    <w:p>
+      <w:pPr>
+        <w:widowControl/>
+        <w:spacing w:line="360" w:lineRule="auto" w:before="0" w:after="120"/>
+        <w:jc w:val="both"/>
+      </w:pPr>
+      <w:r>
+        <w:rPr>
+          <w:rFonts w:ascii="Times New Roman" w:hAnsi="Times New Roman" w:eastAsia="SimSun"/>
+          <w:b w:val="0"/>
+          <w:sz w:val="30"/>
+        </w:rPr>
+        <w:t>363题中259题自动审核缺失或无效，不能据此判为教材不覆盖。后续复核8题，发现探针过浅、资料不充分、缺图、重复选项等问题。在获得定向补证的同4题上，闭卷及原教材均为0/4，补充已核对资料后为4/4，三轮一致；单加题型提示在8题上仍为0/8。[4]</w:t>
+      </w:r>
+    </w:p>
+    <w:p>
+      <w:pPr>
+        <w:widowControl/>
+        <w:spacing w:line="360" w:lineRule="auto" w:before="0" w:after="120"/>
+        <w:jc w:val="both"/>
+      </w:pPr>
+      <w:r>
+        <w:rPr>
+          <w:rFonts w:ascii="Times New Roman" w:hAnsi="Times New Roman" w:eastAsia="SimSun"/>
+          <w:b w:val="0"/>
+          <w:sz w:val="30"/>
+          <w:spacing w:val="-3"/>
+        </w:rPr>
+        <w:t>对上述4个知识点再做定义、辨析、应用各1问，共12问、每问3轮。预先冻结的核心标准通过6/12，其中定义2/4、辨析3/4、应用1/4。这表明部分知识可以调用，但概念范围、术语对应和情景应用并不稳定。[5]</w:t>
+      </w:r>
+    </w:p>
+    <w:p>
+      <w:pPr>
+        <w:pStyle w:val="Heading2"/>
+        <w:keepNext/>
+        <w:widowControl/>
+        <w:spacing w:line="360" w:lineRule="auto" w:before="240" w:after="120"/>
+      </w:pPr>
+      <w:r>
+        <w:rPr>
+          <w:rFonts w:eastAsia="SimHei" w:ascii="Times New Roman" w:hAnsi="Times New Roman"/>
+          <w:b/>
+          <w:sz w:val="32"/>
+        </w:rPr>
+        <w:t>3 由探测结果确定优化方向</w:t>
+      </w:r>
+    </w:p>
+    <w:p>
+      <w:pPr>
+        <w:widowControl/>
+        <w:spacing w:line="360" w:lineRule="auto" w:before="0" w:after="120"/>
+        <w:jc w:val="both"/>
+      </w:pPr>
+      <w:r>
+        <w:rPr>
+          <w:rFonts w:ascii="Times New Roman" w:hAnsi="Times New Roman" w:eastAsia="SimSun"/>
+          <w:b w:val="0"/>
+          <w:sz w:val="30"/>
+        </w:rPr>
+        <w:t>知识范围不完整的题目，应补充可靠来源与知识校准；定义可答、应用不稳的题目，应重点训练概念辨析和情景问答；资料或题面存在问题的样本，应先修复评测依据。上述小样本属于机制探测，不能外推为全部303题的根因比例。</w:t>
+      </w:r>
+    </w:p>
+    <w:p>
+      <w:pPr>
+        <w:widowControl/>
+        <w:spacing w:after="0" w:line="360" w:lineRule="auto" w:before="0"/>
+        <w:jc w:val="both"/>
+      </w:pPr>
+      <w:r>
+        <w:rPr>
+          <w:rFonts w:ascii="Times New Roman" w:hAnsi="Times New Roman" w:eastAsia="SimSun"/>
+          <w:b w:val="0"/>
+          <w:sz w:val="12"/>
+        </w:rPr>
+      </w:r>
+    </w:p>
+    <w:p>
+      <w:pPr>
+        <w:pStyle w:val="Heading1"/>
+        <w:keepNext/>
+        <w:widowControl/>
+        <w:spacing w:line="360" w:lineRule="auto" w:before="240" w:after="120"/>
+      </w:pPr>
+      <w:r>
+        <w:rPr>
+          <w:rFonts w:eastAsia="SimHei" w:ascii="Times New Roman" w:hAnsi="Times New Roman"/>
+          <w:b/>
+          <w:sz w:val="40"/>
+        </w:rPr>
+        <w:t>三 方案一 评测基准转语料开展CPT</w:t>
+      </w:r>
+    </w:p>
+    <w:p>
+      <w:pPr>
+        <w:pStyle w:val="Heading2"/>
+        <w:keepNext/>
+        <w:widowControl/>
+        <w:spacing w:line="360" w:lineRule="auto" w:before="240" w:after="120"/>
+      </w:pPr>
+      <w:r>
+        <w:rPr>
+          <w:rFonts w:eastAsia="SimHei" w:ascii="Times New Roman" w:hAnsi="Times New Roman"/>
+          <w:b/>
+          <w:sz w:val="32"/>
+        </w:rPr>
+        <w:t>目的与设计</w:t>
+      </w:r>
+    </w:p>
+    <w:p>
+      <w:pPr>
+        <w:widowControl/>
+        <w:spacing w:line="360" w:lineRule="auto" w:before="0" w:after="120"/>
+        <w:jc w:val="both"/>
+      </w:pPr>
+      <w:r>
+        <w:rPr>
+          <w:rFonts w:ascii="Times New Roman" w:hAnsi="Times New Roman" w:eastAsia="SimSun"/>
+          <w:b w:val="0"/>
+          <w:sz w:val="30"/>
+        </w:rPr>
+        <w:t>为检验“把所需知识显式加入训练，是否就能提高得分”，我们将1672道评测题转成普通因果语言建模语料，并设置直接题面与改写题面两组。两组均从同一 Step120 权重独立初始化新优化器，各训练4遍、64步，再用冻结原题做三轮多数票评测。[6]</w:t>
+      </w:r>
+    </w:p>
+    <w:p>
+      <w:pPr>
+        <w:widowControl/>
+        <w:spacing w:line="360" w:lineRule="auto" w:before="0" w:after="120"/>
+        <w:jc w:val="both"/>
+      </w:pPr>
+      <w:r>
+        <w:rPr>
+          <w:rFonts w:ascii="Times New Roman" w:hAnsi="Times New Roman" w:eastAsia="SimSun"/>
+          <w:b w:val="0"/>
+          <w:sz w:val="30"/>
+        </w:rPr>
+        <w:t>直接组保留题干和正确答案正文，去除选项字母、索引及干扰项；改写组改写题干、保留正确答案。1625题通过自动改写门禁，47题回退到原题。历史判断题保留原命题并追加真假结论，并未全部转成纠正后的正向知识陈述，这是该次制数的限制。</w:t>
+      </w:r>
+    </w:p>
+    <w:tbl>
+      <w:tblPr>
+        <w:tblW w:type="auto" w:w="0"/>
+        <w:jc w:val="center"/>
+        <w:tblLayout w:type="fixed"/>
+        <w:tblLook w:firstColumn="1" w:firstRow="1" w:lastColumn="0" w:lastRow="0" w:noHBand="0" w:noVBand="1" w:val="04A0"/>
+      </w:tblPr>
+      <w:tblGrid>
+        <w:gridCol w:w="3288"/>
+        <w:gridCol w:w="2098"/>
+        <w:gridCol w:w="1984"/>
+        <w:gridCol w:w="2041"/>
+      </w:tblGrid>
+      <w:tr>
+        <w:trPr>
+          <w:cantSplit/>
+          <w:tblHeader/>
+        </w:trPr>
+        <w:tc>
+          <w:tcPr>
+            <w:tcW w:type="dxa" w:w="3288"/>
+            <w:vAlign w:val="center"/>
+            <w:tcBorders>
+              <w:top w:val="single" w:sz="4" w:color="D9D9D9"/>
+              <w:left w:val="single" w:sz="4" w:color="D9D9D9"/>
+              <w:bottom w:val="single" w:sz="4" w:color="D9D9D9"/>
+              <w:right w:val="single" w:sz="4" w:color="D9D9D9"/>
+            </w:tcBorders>
+            <w:shd w:fill="243E56"/>
+            <w:tcMar>
+              <w:top w:w="135" w:type="dxa"/>
+              <w:bottom w:w="135" w:type="dxa"/>
+              <w:left w:w="125" w:type="dxa"/>
+              <w:right w:w="125" w:type="dxa"/>
+            </w:tcMar>
+          </w:tcPr>
+          <w:p>
+            <w:pPr>
+              <w:keepNext/>
+              <w:spacing w:after="0" w:line="360" w:lineRule="auto"/>
+              <w:jc w:val="left"/>
+            </w:pPr>
+            <w:r>
+              <w:rPr>
+                <w:rFonts w:ascii="Times New Roman" w:hAnsi="Times New Roman" w:eastAsia="SimSun"/>
+                <w:b/>
+                <w:color w:val="FFFFFF"/>
+                <w:sz w:val="30"/>
+              </w:rPr>
+              <w:t>模型</w:t>
+            </w:r>
+          </w:p>
+        </w:tc>
+        <w:tc>
+          <w:tcPr>
+            <w:tcW w:type="dxa" w:w="2098"/>
+            <w:vAlign w:val="center"/>
+            <w:tcBorders>
+              <w:top w:val="single" w:sz="4" w:color="D9D9D9"/>
+              <w:left w:val="single" w:sz="4" w:color="D9D9D9"/>
+              <w:bottom w:val="single" w:sz="4" w:color="D9D9D9"/>
+              <w:right w:val="single" w:sz="4" w:color="D9D9D9"/>
+            </w:tcBorders>
+            <w:shd w:fill="243E56"/>
+            <w:tcMar>
+              <w:top w:w="135" w:type="dxa"/>
+              <w:bottom w:w="135" w:type="dxa"/>
+              <w:left w:w="125" w:type="dxa"/>
+              <w:right w:w="125" w:type="dxa"/>
+            </w:tcMar>
+          </w:tcPr>
+          <w:p>
+            <w:pPr>
+              <w:keepNext/>
+              <w:spacing w:after="0" w:line="360" w:lineRule="auto"/>
+              <w:jc w:val="center"/>
+            </w:pPr>
+            <w:r>
+              <w:rPr>
+                <w:rFonts w:ascii="Times New Roman" w:hAnsi="Times New Roman" w:eastAsia="SimSun"/>
+                <w:b/>
+                <w:color w:val="FFFFFF"/>
+                <w:sz w:val="30"/>
+              </w:rPr>
+              <w:t>答对数</w:t>
+            </w:r>
+          </w:p>
+        </w:tc>
+        <w:tc>
+          <w:tcPr>
+            <w:tcW w:type="dxa" w:w="1984"/>
+            <w:vAlign w:val="center"/>
+            <w:tcBorders>
+              <w:top w:val="single" w:sz="4" w:color="D9D9D9"/>
+              <w:left w:val="single" w:sz="4" w:color="D9D9D9"/>
+              <w:bottom w:val="single" w:sz="4" w:color="D9D9D9"/>
+              <w:right w:val="single" w:sz="4" w:color="D9D9D9"/>
+            </w:tcBorders>
+            <w:shd w:fill="243E56"/>
+            <w:tcMar>
+              <w:top w:w="135" w:type="dxa"/>
+              <w:bottom w:w="135" w:type="dxa"/>
+              <w:left w:w="125" w:type="dxa"/>
+              <w:right w:w="125" w:type="dxa"/>
+            </w:tcMar>
+          </w:tcPr>
+          <w:p>
+            <w:pPr>
+              <w:keepNext/>
+              <w:spacing w:after="0" w:line="360" w:lineRule="auto"/>
+              <w:jc w:val="center"/>
+            </w:pPr>
+            <w:r>
+              <w:rPr>
+                <w:rFonts w:ascii="Times New Roman" w:hAnsi="Times New Roman" w:eastAsia="SimSun"/>
+                <w:b/>
+                <w:color w:val="FFFFFF"/>
+                <w:sz w:val="30"/>
+              </w:rPr>
+              <w:t>准确率</w:t>
+            </w:r>
+          </w:p>
+        </w:tc>
+        <w:tc>
+          <w:tcPr>
+            <w:tcW w:type="dxa" w:w="2041"/>
+            <w:vAlign w:val="center"/>
+            <w:tcBorders>
+              <w:top w:val="single" w:sz="4" w:color="D9D9D9"/>
+              <w:left w:val="single" w:sz="4" w:color="D9D9D9"/>
+              <w:bottom w:val="single" w:sz="4" w:color="D9D9D9"/>
+              <w:right w:val="single" w:sz="4" w:color="D9D9D9"/>
+            </w:tcBorders>
+            <w:shd w:fill="243E56"/>
+            <w:tcMar>
+              <w:top w:w="135" w:type="dxa"/>
+              <w:bottom w:w="135" w:type="dxa"/>
+              <w:left w:w="125" w:type="dxa"/>
+              <w:right w:w="125" w:type="dxa"/>
+            </w:tcMar>
+          </w:tcPr>
+          <w:p>
+            <w:pPr>
+              <w:keepNext/>
+              <w:spacing w:after="0" w:line="360" w:lineRule="auto"/>
+              <w:jc w:val="center"/>
+            </w:pPr>
+            <w:r>
+              <w:rPr>
+                <w:rFonts w:ascii="Times New Roman" w:hAnsi="Times New Roman" w:eastAsia="SimSun"/>
+                <w:b/>
+                <w:color w:val="FFFFFF"/>
+                <w:sz w:val="30"/>
+              </w:rPr>
+              <w:t>相对Step120</w:t>
+            </w:r>
+          </w:p>
+        </w:tc>
+      </w:tr>
+      <w:tr>
+        <w:trPr>
+          <w:cantSplit/>
+        </w:trPr>
+        <w:tc>
+          <w:tcPr>
+            <w:tcW w:type="dxa" w:w="3288"/>
+            <w:vAlign w:val="center"/>
+            <w:tcBorders>
+              <w:top w:val="single" w:sz="4" w:color="D9D9D9"/>
+              <w:left w:val="single" w:sz="4" w:color="D9D9D9"/>
+              <w:bottom w:val="single" w:sz="4" w:color="D9D9D9"/>
+              <w:right w:val="single" w:sz="4" w:color="D9D9D9"/>
+            </w:tcBorders>
+            <w:shd w:fill="F0F4F7"/>
+            <w:tcMar>
+              <w:top w:w="135" w:type="dxa"/>
+              <w:bottom w:w="135" w:type="dxa"/>
+              <w:left w:w="125" w:type="dxa"/>
+              <w:right w:w="125" w:type="dxa"/>
+            </w:tcMar>
+          </w:tcPr>
+          <w:p>
+            <w:pPr>
+              <w:keepNext w:val="0"/>
+              <w:spacing w:after="0" w:line="360" w:lineRule="auto"/>
+              <w:jc w:val="left"/>
+            </w:pPr>
+            <w:r>
+              <w:rPr>
+                <w:rFonts w:ascii="Times New Roman" w:hAnsi="Times New Roman" w:eastAsia="SimSun"/>
+                <w:b w:val="0"/>
+                <w:color w:val="202020"/>
+                <w:sz w:val="30"/>
+              </w:rPr>
+              <w:t>原始Step120</w:t>
+            </w:r>
+          </w:p>
+        </w:tc>
+        <w:tc>
+          <w:tcPr>
+            <w:tcW w:type="dxa" w:w="2098"/>
+            <w:vAlign w:val="center"/>
+            <w:tcBorders>
+              <w:top w:val="single" w:sz="4" w:color="D9D9D9"/>
+              <w:left w:val="single" w:sz="4" w:color="D9D9D9"/>
+              <w:bottom w:val="single" w:sz="4" w:color="D9D9D9"/>
+              <w:right w:val="single" w:sz="4" w:color="D9D9D9"/>
+            </w:tcBorders>
+            <w:shd w:fill="F0F4F7"/>
+            <w:tcMar>
+              <w:top w:w="135" w:type="dxa"/>
+              <w:bottom w:w="135" w:type="dxa"/>
+              <w:left w:w="125" w:type="dxa"/>
+              <w:right w:w="125" w:type="dxa"/>
+            </w:tcMar>
+          </w:tcPr>
+          <w:p>
+            <w:pPr>
+              <w:keepNext w:val="0"/>
+              <w:spacing w:after="0" w:line="360" w:lineRule="auto"/>
+              <w:jc w:val="center"/>
+            </w:pPr>
+            <w:r>
+              <w:rPr>
+                <w:rFonts w:ascii="Times New Roman" w:hAnsi="Times New Roman" w:eastAsia="SimSun"/>
+                <w:b w:val="0"/>
+                <w:color w:val="202020"/>
+                <w:sz w:val="30"/>
+              </w:rPr>
+              <w:t>1369/1672</w:t>
+            </w:r>
+          </w:p>
+        </w:tc>
+        <w:tc>
+          <w:tcPr>
+            <w:tcW w:type="dxa" w:w="1984"/>
+            <w:vAlign w:val="center"/>
+            <w:tcBorders>
+              <w:top w:val="single" w:sz="4" w:color="D9D9D9"/>
+              <w:left w:val="single" w:sz="4" w:color="D9D9D9"/>
+              <w:bottom w:val="single" w:sz="4" w:color="D9D9D9"/>
+              <w:right w:val="single" w:sz="4" w:color="D9D9D9"/>
+            </w:tcBorders>
+            <w:shd w:fill="F0F4F7"/>
+            <w:tcMar>
+              <w:top w:w="135" w:type="dxa"/>
+              <w:bottom w:w="135" w:type="dxa"/>
+              <w:left w:w="125" w:type="dxa"/>
+              <w:right w:w="125" w:type="dxa"/>
+            </w:tcMar>
+          </w:tcPr>
+          <w:p>
+            <w:pPr>
+              <w:keepNext w:val="0"/>
+              <w:spacing w:after="0" w:line="360" w:lineRule="auto"/>
+              <w:jc w:val="center"/>
+            </w:pPr>
+            <w:r>
+              <w:rPr>
+                <w:rFonts w:ascii="Times New Roman" w:hAnsi="Times New Roman" w:eastAsia="SimSun"/>
+                <w:b w:val="0"/>
+                <w:color w:val="202020"/>
+                <w:sz w:val="30"/>
+              </w:rPr>
+              <w:t>81.878%</w:t>
+            </w:r>
+          </w:p>
+        </w:tc>
+        <w:tc>
+          <w:tcPr>
+            <w:tcW w:type="dxa" w:w="2041"/>
+            <w:vAlign w:val="center"/>
+            <w:tcBorders>
+              <w:top w:val="single" w:sz="4" w:color="D9D9D9"/>
+              <w:left w:val="single" w:sz="4" w:color="D9D9D9"/>
+              <w:bottom w:val="single" w:sz="4" w:color="D9D9D9"/>
+              <w:right w:val="single" w:sz="4" w:color="D9D9D9"/>
+            </w:tcBorders>
+            <w:shd w:fill="F0F4F7"/>
+            <w:tcMar>
+              <w:top w:w="135" w:type="dxa"/>
+              <w:bottom w:w="135" w:type="dxa"/>
+              <w:left w:w="125" w:type="dxa"/>
+              <w:right w:w="125" w:type="dxa"/>
+            </w:tcMar>
+          </w:tcPr>
+          <w:p>
+            <w:pPr>
+              <w:keepNext w:val="0"/>
+              <w:spacing w:after="0" w:line="360" w:lineRule="auto"/>
+              <w:jc w:val="center"/>
+            </w:pPr>
+            <w:r>
+              <w:rPr>
+                <w:rFonts w:ascii="Times New Roman" w:hAnsi="Times New Roman" w:eastAsia="SimSun"/>
+                <w:b w:val="0"/>
+                <w:color w:val="202020"/>
+                <w:sz w:val="30"/>
+              </w:rPr>
+              <w:t>—</w:t>
+            </w:r>
+          </w:p>
+        </w:tc>
+      </w:tr>
+      <w:tr>
+        <w:trPr>
+          <w:cantSplit/>
+        </w:trPr>
+        <w:tc>
+          <w:tcPr>
+            <w:tcW w:type="dxa" w:w="3288"/>
+            <w:vAlign w:val="center"/>
+            <w:tcBorders>
+              <w:top w:val="single" w:sz="4" w:color="D9D9D9"/>
+              <w:left w:val="single" w:sz="4" w:color="D9D9D9"/>
+              <w:bottom w:val="single" w:sz="4" w:color="D9D9D9"/>
+              <w:right w:val="single" w:sz="4" w:color="D9D9D9"/>
+            </w:tcBorders>
+            <w:shd w:fill="FFFFFF"/>
+            <w:tcMar>
+              <w:top w:w="135" w:type="dxa"/>
+              <w:bottom w:w="135" w:type="dxa"/>
+              <w:left w:w="125" w:type="dxa"/>
+              <w:right w:w="125" w:type="dxa"/>
+            </w:tcMar>
+          </w:tcPr>
+          <w:p>
+            <w:pPr>
+              <w:keepNext w:val="0"/>
+              <w:spacing w:after="0" w:line="360" w:lineRule="auto"/>
+              <w:jc w:val="left"/>
+            </w:pPr>
+            <w:r>
+              <w:rPr>
+                <w:rFonts w:ascii="Times New Roman" w:hAnsi="Times New Roman" w:eastAsia="SimSun"/>
+                <w:b w:val="0"/>
+                <w:color w:val="202020"/>
+                <w:sz w:val="30"/>
+              </w:rPr>
+              <w:t>直接题面CPT  4遍</w:t>
+            </w:r>
+          </w:p>
+        </w:tc>
+        <w:tc>
+          <w:tcPr>
+            <w:tcW w:type="dxa" w:w="2098"/>
+            <w:vAlign w:val="center"/>
+            <w:tcBorders>
+              <w:top w:val="single" w:sz="4" w:color="D9D9D9"/>
+              <w:left w:val="single" w:sz="4" w:color="D9D9D9"/>
+              <w:bottom w:val="single" w:sz="4" w:color="D9D9D9"/>
+              <w:right w:val="single" w:sz="4" w:color="D9D9D9"/>
+            </w:tcBorders>
+            <w:shd w:fill="FFFFFF"/>
+            <w:tcMar>
+              <w:top w:w="135" w:type="dxa"/>
+              <w:bottom w:w="135" w:type="dxa"/>
+              <w:left w:w="125" w:type="dxa"/>
+              <w:right w:w="125" w:type="dxa"/>
+            </w:tcMar>
+          </w:tcPr>
+          <w:p>
+            <w:pPr>
+              <w:keepNext w:val="0"/>
+              <w:spacing w:after="0" w:line="360" w:lineRule="auto"/>
+              <w:jc w:val="center"/>
+            </w:pPr>
+            <w:r>
+              <w:rPr>
+                <w:rFonts w:ascii="Times New Roman" w:hAnsi="Times New Roman" w:eastAsia="SimSun"/>
+                <w:b w:val="0"/>
+                <w:color w:val="202020"/>
+                <w:sz w:val="30"/>
+              </w:rPr>
+              <w:t>1381/1672</w:t>
+            </w:r>
+          </w:p>
+        </w:tc>
+        <w:tc>
+          <w:tcPr>
+            <w:tcW w:type="dxa" w:w="1984"/>
+            <w:vAlign w:val="center"/>
+            <w:tcBorders>
+              <w:top w:val="single" w:sz="4" w:color="D9D9D9"/>
+              <w:left w:val="single" w:sz="4" w:color="D9D9D9"/>
+              <w:bottom w:val="single" w:sz="4" w:color="D9D9D9"/>
+              <w:right w:val="single" w:sz="4" w:color="D9D9D9"/>
+            </w:tcBorders>
+            <w:shd w:fill="FFFFFF"/>
+            <w:tcMar>
+              <w:top w:w="135" w:type="dxa"/>
+              <w:bottom w:w="135" w:type="dxa"/>
+              <w:left w:w="125" w:type="dxa"/>
+              <w:right w:w="125" w:type="dxa"/>
+            </w:tcMar>
+          </w:tcPr>
+          <w:p>
+            <w:pPr>
+              <w:keepNext w:val="0"/>
+              <w:spacing w:after="0" w:line="360" w:lineRule="auto"/>
+              <w:jc w:val="center"/>
+            </w:pPr>
+            <w:r>
+              <w:rPr>
+                <w:rFonts w:ascii="Times New Roman" w:hAnsi="Times New Roman" w:eastAsia="SimSun"/>
+                <w:b w:val="0"/>
+                <w:color w:val="202020"/>
+                <w:sz w:val="30"/>
+              </w:rPr>
+              <w:t>82.596%</w:t>
+            </w:r>
+          </w:p>
+        </w:tc>
+        <w:tc>
+          <w:tcPr>
+            <w:tcW w:type="dxa" w:w="2041"/>
+            <w:vAlign w:val="center"/>
+            <w:tcBorders>
+              <w:top w:val="single" w:sz="4" w:color="D9D9D9"/>
+              <w:left w:val="single" w:sz="4" w:color="D9D9D9"/>
+              <w:bottom w:val="single" w:sz="4" w:color="D9D9D9"/>
+              <w:right w:val="single" w:sz="4" w:color="D9D9D9"/>
+            </w:tcBorders>
+            <w:shd w:fill="FFFFFF"/>
+            <w:tcMar>
+              <w:top w:w="135" w:type="dxa"/>
+              <w:bottom w:w="135" w:type="dxa"/>
+              <w:left w:w="125" w:type="dxa"/>
+              <w:right w:w="125" w:type="dxa"/>
+            </w:tcMar>
+          </w:tcPr>
+          <w:p>
+            <w:pPr>
+              <w:keepNext w:val="0"/>
+              <w:spacing w:after="0" w:line="360" w:lineRule="auto"/>
+              <w:jc w:val="center"/>
+            </w:pPr>
+            <w:r>
+              <w:rPr>
+                <w:rFonts w:ascii="Times New Roman" w:hAnsi="Times New Roman" w:eastAsia="SimSun"/>
+                <w:b w:val="0"/>
+                <w:color w:val="202020"/>
+                <w:sz w:val="30"/>
+              </w:rPr>
+              <w:t>+0.7177点</w:t>
+            </w:r>
+          </w:p>
+        </w:tc>
+      </w:tr>
+      <w:tr>
+        <w:trPr>
+          <w:cantSplit/>
+        </w:trPr>
+        <w:tc>
+          <w:tcPr>
+            <w:tcW w:type="dxa" w:w="3288"/>
+            <w:vAlign w:val="center"/>
+            <w:tcBorders>
+              <w:top w:val="single" w:sz="4" w:color="D9D9D9"/>
+              <w:left w:val="single" w:sz="4" w:color="D9D9D9"/>
+              <w:bottom w:val="single" w:sz="4" w:color="D9D9D9"/>
+              <w:right w:val="single" w:sz="4" w:color="D9D9D9"/>
+            </w:tcBorders>
+            <w:shd w:fill="F0F4F7"/>
+            <w:tcMar>
+              <w:top w:w="135" w:type="dxa"/>
+              <w:bottom w:w="135" w:type="dxa"/>
+              <w:left w:w="125" w:type="dxa"/>
+              <w:right w:w="125" w:type="dxa"/>
+            </w:tcMar>
+          </w:tcPr>
+          <w:p>
+            <w:pPr>
+              <w:keepNext w:val="0"/>
+              <w:spacing w:after="0" w:line="360" w:lineRule="auto"/>
+              <w:jc w:val="left"/>
+            </w:pPr>
+            <w:r>
+              <w:rPr>
+                <w:rFonts w:ascii="Times New Roman" w:hAnsi="Times New Roman" w:eastAsia="SimSun"/>
+                <w:b w:val="0"/>
+                <w:color w:val="202020"/>
+                <w:sz w:val="30"/>
+              </w:rPr>
+              <w:t>改写题面CPT  4遍</w:t>
+            </w:r>
+          </w:p>
+        </w:tc>
+        <w:tc>
+          <w:tcPr>
+            <w:tcW w:type="dxa" w:w="2098"/>
+            <w:vAlign w:val="center"/>
+            <w:tcBorders>
+              <w:top w:val="single" w:sz="4" w:color="D9D9D9"/>
+              <w:left w:val="single" w:sz="4" w:color="D9D9D9"/>
+              <w:bottom w:val="single" w:sz="4" w:color="D9D9D9"/>
+              <w:right w:val="single" w:sz="4" w:color="D9D9D9"/>
+            </w:tcBorders>
+            <w:shd w:fill="F0F4F7"/>
+            <w:tcMar>
+              <w:top w:w="135" w:type="dxa"/>
+              <w:bottom w:w="135" w:type="dxa"/>
+              <w:left w:w="125" w:type="dxa"/>
+              <w:right w:w="125" w:type="dxa"/>
+            </w:tcMar>
+          </w:tcPr>
+          <w:p>
+            <w:pPr>
+              <w:keepNext w:val="0"/>
+              <w:spacing w:after="0" w:line="360" w:lineRule="auto"/>
+              <w:jc w:val="center"/>
+            </w:pPr>
+            <w:r>
+              <w:rPr>
+                <w:rFonts w:ascii="Times New Roman" w:hAnsi="Times New Roman" w:eastAsia="SimSun"/>
+                <w:b w:val="0"/>
+                <w:color w:val="202020"/>
+                <w:sz w:val="30"/>
+              </w:rPr>
+              <w:t>1373/1672</w:t>
+            </w:r>
+          </w:p>
+        </w:tc>
+        <w:tc>
+          <w:tcPr>
+            <w:tcW w:type="dxa" w:w="1984"/>
+            <w:vAlign w:val="center"/>
+            <w:tcBorders>
+              <w:top w:val="single" w:sz="4" w:color="D9D9D9"/>
+              <w:left w:val="single" w:sz="4" w:color="D9D9D9"/>
+              <w:bottom w:val="single" w:sz="4" w:color="D9D9D9"/>
+              <w:right w:val="single" w:sz="4" w:color="D9D9D9"/>
+            </w:tcBorders>
+            <w:shd w:fill="F0F4F7"/>
+            <w:tcMar>
+              <w:top w:w="135" w:type="dxa"/>
+              <w:bottom w:w="135" w:type="dxa"/>
+              <w:left w:w="125" w:type="dxa"/>
+              <w:right w:w="125" w:type="dxa"/>
+            </w:tcMar>
+          </w:tcPr>
+          <w:p>
+            <w:pPr>
+              <w:keepNext w:val="0"/>
+              <w:spacing w:after="0" w:line="360" w:lineRule="auto"/>
+              <w:jc w:val="center"/>
+            </w:pPr>
+            <w:r>
+              <w:rPr>
+                <w:rFonts w:ascii="Times New Roman" w:hAnsi="Times New Roman" w:eastAsia="SimSun"/>
+                <w:b w:val="0"/>
+                <w:color w:val="202020"/>
+                <w:sz w:val="30"/>
+              </w:rPr>
+              <w:t>82.117%</w:t>
+            </w:r>
+          </w:p>
+        </w:tc>
+        <w:tc>
+          <w:tcPr>
+            <w:tcW w:type="dxa" w:w="2041"/>
+            <w:vAlign w:val="center"/>
+            <w:tcBorders>
+              <w:top w:val="single" w:sz="4" w:color="D9D9D9"/>
+              <w:left w:val="single" w:sz="4" w:color="D9D9D9"/>
+              <w:bottom w:val="single" w:sz="4" w:color="D9D9D9"/>
+              <w:right w:val="single" w:sz="4" w:color="D9D9D9"/>
+            </w:tcBorders>
+            <w:shd w:fill="F0F4F7"/>
+            <w:tcMar>
+              <w:top w:w="135" w:type="dxa"/>
+              <w:bottom w:w="135" w:type="dxa"/>
+              <w:left w:w="125" w:type="dxa"/>
+              <w:right w:w="125" w:type="dxa"/>
+            </w:tcMar>
+          </w:tcPr>
+          <w:p>
+            <w:pPr>
+              <w:keepNext w:val="0"/>
+              <w:spacing w:after="0" w:line="360" w:lineRule="auto"/>
+              <w:jc w:val="center"/>
+            </w:pPr>
+            <w:r>
+              <w:rPr>
+                <w:rFonts w:ascii="Times New Roman" w:hAnsi="Times New Roman" w:eastAsia="SimSun"/>
+                <w:b w:val="0"/>
+                <w:color w:val="202020"/>
+                <w:sz w:val="30"/>
+              </w:rPr>
+              <w:t>+0.2392点</w:t>
+            </w:r>
+          </w:p>
+        </w:tc>
+      </w:tr>
+    </w:tbl>
+    <w:p>
+      <w:pPr>
+        <w:widowControl/>
+        <w:spacing w:before="0" w:line="360" w:lineRule="auto" w:after="120"/>
+        <w:jc w:val="both"/>
+      </w:pPr>
+      <w:r>
+        <w:rPr>
+          <w:rFonts w:ascii="Times New Roman" w:hAnsi="Times New Roman" w:eastAsia="SimSun"/>
+          <w:b w:val="0"/>
+          <w:sz w:val="30"/>
+        </w:rPr>
+        <w:t>直接组21题改对、9题改错，净增12题；改写组10题改对、6题改错，净增4题。直接组的未校正配对检验 p=0.0428，改写组 p=0.4545。准确表述是“有小幅提升，但实用增益有限”，不能笼统写成两组均统计不显著。</w:t>
+      </w:r>
+    </w:p>
+    <w:p>
+      <w:pPr>
+        <w:pStyle w:val="Heading2"/>
+        <w:keepNext/>
+        <w:widowControl/>
+        <w:spacing w:line="360" w:lineRule="auto" w:before="240" w:after="120"/>
+      </w:pPr>
+      <w:r>
+        <w:rPr>
+          <w:rFonts w:eastAsia="SimHei" w:ascii="Times New Roman" w:hAnsi="Times New Roman"/>
+          <w:b/>
+          <w:sz w:val="32"/>
+        </w:rPr>
+        <w:t>训练发生了 为什么得分变化仍小</w:t>
+      </w:r>
+    </w:p>
+    <w:p>
+      <w:pPr>
+        <w:widowControl/>
+        <w:spacing w:line="360" w:lineRule="auto" w:before="0" w:after="120"/>
+        <w:jc w:val="both"/>
+      </w:pPr>
+      <w:r>
+        <w:rPr>
+          <w:rFonts w:ascii="Times New Roman" w:hAnsi="Times New Roman" w:eastAsia="SimSun"/>
+          <w:b w:val="0"/>
+          <w:sz w:val="30"/>
+        </w:rPr>
+        <w:t>直接组第1至第4遍平均 loss 从3.8054降至2.1378，改写组从3.4648降至2.1423；训练和权重导出均通过校验。进一步只测答案位置，直接 CPT 在原训练块中的答案 NLL 从4.7873降到2.4873，但独立题面仅从2.8990降到2.6632，改善明显依赖上下文。[7]</w:t>
+      </w:r>
+    </w:p>
+    <w:p>
+      <w:pPr>
+        <w:widowControl/>
+        <w:spacing w:line="360" w:lineRule="auto" w:before="0" w:after="120"/>
+        <w:jc w:val="both"/>
+      </w:pPr>
+      <w:r>
+        <w:rPr>
+          <w:rFonts w:ascii="Times New Roman" w:hAnsi="Times New Roman" w:eastAsia="SimSun"/>
+          <w:b w:val="0"/>
+          <w:sz w:val="30"/>
+        </w:rPr>
+        <w:t>书籍原文 CPT 的独立对照也呈现类似现象：增加至4遍后，书内 NLL 相对改善4.126%，但200道书内改写知识题仍为189/200；公开题三轮多数票仅从1369增至1371，提升0.1196个百分点。[8]</w:t>
+      </w:r>
+    </w:p>
+    <w:p>
+      <w:pPr>
+        <w:pStyle w:val="Heading2"/>
+        <w:keepNext/>
+        <w:widowControl/>
+        <w:spacing w:line="360" w:lineRule="auto" w:before="240" w:after="120"/>
+      </w:pPr>
+      <w:r>
+        <w:rPr>
+          <w:rFonts w:eastAsia="SimHei" w:ascii="Times New Roman" w:hAnsi="Times New Roman"/>
+          <w:b/>
+          <w:sz w:val="32"/>
+        </w:rPr>
+        <w:t>阶段结论</w:t>
+      </w:r>
+    </w:p>
+    <w:p>
+      <w:pPr>
+        <w:widowControl/>
+        <w:spacing w:line="360" w:lineRule="auto" w:before="0" w:after="120"/>
+        <w:jc w:val="both"/>
+      </w:pPr>
+      <w:r>
+        <w:rPr>
+          <w:rFonts w:ascii="Times New Roman" w:hAnsi="Times New Roman" w:eastAsia="SimSun"/>
+          <w:b w:val="0"/>
+          <w:sz w:val="30"/>
+        </w:rPr>
+        <w:t>文本预测能力的改善没有充分转化为问答得分，支持进一步检查知识吸收方式、答案监督位置和实际调用过程。不过，小幅增益既可能包含写入不足，也可能包含利用不足；结合闭卷探针，不宜下“知识无缺失”的确定结论。更准确的表述是：模型已有较多领域知识，但知识边界与应用仍不稳定。</w:t>
+      </w:r>
+    </w:p>
+    <w:p>
+      <w:pPr>
+        <w:widowControl/>
+        <w:spacing w:line="360" w:lineRule="auto" w:before="0" w:after="120"/>
+        <w:jc w:val="both"/>
+      </w:pPr>
+      <w:r>
+        <w:rPr>
+          <w:rFonts w:ascii="Times New Roman" w:hAnsi="Times New Roman" w:eastAsia="SimSun"/>
+          <w:b w:val="0"/>
+          <w:sz w:val="30"/>
+        </w:rPr>
+        <w:t>本方案训练接触了评测题及答案，结果仅用于受控同题诊断，不能作为独立泛化成绩或交付能力证明。</w:t>
+      </w:r>
+    </w:p>
+    <w:p>
+      <w:pPr>
+        <w:widowControl/>
+        <w:spacing w:after="0" w:line="360" w:lineRule="auto" w:before="0"/>
+        <w:jc w:val="both"/>
+      </w:pPr>
+      <w:r>
+        <w:rPr>
+          <w:rFonts w:ascii="Times New Roman" w:hAnsi="Times New Roman" w:eastAsia="SimSun"/>
+          <w:b w:val="0"/>
+          <w:sz w:val="12"/>
+        </w:rPr>
+      </w:r>
+    </w:p>
+    <w:p>
+      <w:pPr>
+        <w:pStyle w:val="Heading1"/>
+        <w:keepNext/>
+        <w:widowControl/>
+        <w:spacing w:line="360" w:lineRule="auto" w:before="240" w:after="120"/>
+      </w:pPr>
+      <w:r>
+        <w:rPr>
+          <w:rFonts w:eastAsia="SimHei" w:ascii="Times New Roman" w:hAnsi="Times New Roman"/>
+          <w:b/>
+          <w:sz w:val="40"/>
+        </w:rPr>
+        <w:t>四 方案二 书籍转问答对进行SFT</w:t>
+      </w:r>
+    </w:p>
+    <w:p>
+      <w:pPr>
+        <w:widowControl/>
+        <w:spacing w:line="360" w:lineRule="auto" w:before="0" w:after="120"/>
+        <w:jc w:val="both"/>
+      </w:pPr>
+      <w:r>
+        <w:rPr>
+          <w:rFonts w:ascii="Times New Roman" w:hAnsi="Times New Roman" w:eastAsia="SimSun"/>
+          <w:b w:val="0"/>
+          <w:color w:val="666666"/>
+          <w:sz w:val="30"/>
+        </w:rPr>
+        <w:t>尚未开展训练  本节预留</w:t>
+      </w:r>
+    </w:p>
+    <w:p>
+      <w:pPr>
+        <w:widowControl/>
+        <w:spacing w:after="0" w:line="360" w:lineRule="auto" w:before="0"/>
+        <w:jc w:val="both"/>
+      </w:pPr>
+    </w:p>
+    <w:p>
+      <w:pPr>
+        <w:widowControl/>
+        <w:spacing w:after="0" w:line="360" w:lineRule="auto" w:before="0"/>
+        <w:jc w:val="both"/>
+      </w:pPr>
+    </w:p>
+    <w:p>
+      <w:pPr>
+        <w:widowControl/>
+        <w:spacing w:after="0" w:line="360" w:lineRule="auto" w:before="0"/>
+        <w:jc w:val="both"/>
+      </w:pPr>
+    </w:p>
+    <w:p>
+      <w:pPr>
+        <w:pStyle w:val="Heading1"/>
+        <w:keepNext/>
+        <w:widowControl/>
+        <w:spacing w:line="360" w:lineRule="auto" w:before="240" w:after="120"/>
+      </w:pPr>
+      <w:r>
+        <w:rPr>
+          <w:rFonts w:eastAsia="SimHei" w:ascii="Times New Roman" w:hAnsi="Times New Roman"/>
+          <w:b/>
+          <w:sz w:val="40"/>
+        </w:rPr>
+        <w:t>五 方案三 原始模型对照</w:t>
+      </w:r>
+    </w:p>
+    <w:p>
+      <w:pPr>
+        <w:widowControl/>
+        <w:spacing w:line="360" w:lineRule="auto" w:before="0" w:after="120"/>
+        <w:jc w:val="both"/>
+      </w:pPr>
+      <w:r>
+        <w:rPr>
+          <w:rFonts w:ascii="Times New Roman" w:hAnsi="Times New Roman" w:eastAsia="SimSun"/>
+          <w:b w:val="0"/>
+          <w:sz w:val="30"/>
+        </w:rPr>
+        <w:t>本方案保留未接受本轮 CPT 或 SFT 的原始 Step120，作为全部后续实验的共同起点。这里“原始”指8月25日完成开源数据续训的 Step120，并非完全未经后训练的原生开源模型；原生模型另列为背景参考。[1][2]</w:t>
+      </w:r>
+    </w:p>
+    <w:tbl>
+      <w:tblPr>
+        <w:tblW w:type="auto" w:w="0"/>
+        <w:jc w:val="center"/>
+        <w:tblLayout w:type="fixed"/>
+        <w:tblLook w:firstColumn="1" w:firstRow="1" w:lastColumn="0" w:lastRow="0" w:noHBand="0" w:noVBand="1" w:val="04A0"/>
+      </w:tblPr>
+      <w:tblGrid>
+        <w:gridCol w:w="3061"/>
+        <w:gridCol w:w="2268"/>
+        <w:gridCol w:w="2268"/>
+        <w:gridCol w:w="1814"/>
+      </w:tblGrid>
+      <w:tr>
+        <w:trPr>
+          <w:cantSplit/>
+          <w:tblHeader/>
+        </w:trPr>
+        <w:tc>
+          <w:tcPr>
+            <w:tcW w:type="dxa" w:w="3061"/>
+            <w:vAlign w:val="center"/>
+            <w:tcBorders>
+              <w:top w:val="single" w:sz="4" w:color="D9D9D9"/>
+              <w:left w:val="single" w:sz="4" w:color="D9D9D9"/>
+              <w:bottom w:val="single" w:sz="4" w:color="D9D9D9"/>
+              <w:right w:val="single" w:sz="4" w:color="D9D9D9"/>
+            </w:tcBorders>
+            <w:shd w:fill="243E56"/>
+            <w:tcMar>
+              <w:top w:w="135" w:type="dxa"/>
+              <w:bottom w:w="135" w:type="dxa"/>
+              <w:left w:w="125" w:type="dxa"/>
+              <w:right w:w="125" w:type="dxa"/>
+            </w:tcMar>
+          </w:tcPr>
+          <w:p>
+            <w:pPr>
+              <w:keepNext/>
+              <w:spacing w:after="0" w:line="360" w:lineRule="auto"/>
+              <w:jc w:val="left"/>
+            </w:pPr>
+            <w:r>
+              <w:rPr>
+                <w:rFonts w:ascii="Times New Roman" w:hAnsi="Times New Roman" w:eastAsia="SimSun"/>
+                <w:b/>
+                <w:color w:val="FFFFFF"/>
+                <w:sz w:val="30"/>
+              </w:rPr>
+              <w:t>对照对象</w:t>
+            </w:r>
+          </w:p>
+        </w:tc>
+        <w:tc>
+          <w:tcPr>
+            <w:tcW w:type="dxa" w:w="2268"/>
+            <w:vAlign w:val="center"/>
+            <w:tcBorders>
+              <w:top w:val="single" w:sz="4" w:color="D9D9D9"/>
+              <w:left w:val="single" w:sz="4" w:color="D9D9D9"/>
+              <w:bottom w:val="single" w:sz="4" w:color="D9D9D9"/>
+              <w:right w:val="single" w:sz="4" w:color="D9D9D9"/>
+            </w:tcBorders>
+            <w:shd w:fill="243E56"/>
+            <w:tcMar>
+              <w:top w:w="135" w:type="dxa"/>
+              <w:bottom w:w="135" w:type="dxa"/>
+              <w:left w:w="125" w:type="dxa"/>
+              <w:right w:w="125" w:type="dxa"/>
+            </w:tcMar>
+          </w:tcPr>
+          <w:p>
+            <w:pPr>
+              <w:keepNext/>
+              <w:spacing w:after="0" w:line="360" w:lineRule="auto"/>
+              <w:jc w:val="center"/>
+            </w:pPr>
+            <w:r>
+              <w:rPr>
+                <w:rFonts w:ascii="Times New Roman" w:hAnsi="Times New Roman" w:eastAsia="SimSun"/>
+                <w:b/>
+                <w:color w:val="FFFFFF"/>
+                <w:sz w:val="30"/>
+              </w:rPr>
+              <w:t>LogistikaBench</w:t>
+            </w:r>
+          </w:p>
+        </w:tc>
+        <w:tc>
+          <w:tcPr>
+            <w:tcW w:type="dxa" w:w="2268"/>
+            <w:vAlign w:val="center"/>
+            <w:tcBorders>
+              <w:top w:val="single" w:sz="4" w:color="D9D9D9"/>
+              <w:left w:val="single" w:sz="4" w:color="D9D9D9"/>
+              <w:bottom w:val="single" w:sz="4" w:color="D9D9D9"/>
+              <w:right w:val="single" w:sz="4" w:color="D9D9D9"/>
+            </w:tcBorders>
+            <w:shd w:fill="243E56"/>
+            <w:tcMar>
+              <w:top w:w="135" w:type="dxa"/>
+              <w:bottom w:w="135" w:type="dxa"/>
+              <w:left w:w="125" w:type="dxa"/>
+              <w:right w:w="125" w:type="dxa"/>
+            </w:tcMar>
+          </w:tcPr>
+          <w:p>
+            <w:pPr>
+              <w:keepNext/>
+              <w:spacing w:after="0" w:line="360" w:lineRule="auto"/>
+              <w:jc w:val="center"/>
+            </w:pPr>
+            <w:r>
+              <w:rPr>
+                <w:rFonts w:ascii="Times New Roman" w:hAnsi="Times New Roman" w:eastAsia="SimSun"/>
+                <w:b/>
+                <w:color w:val="FFFFFF"/>
+                <w:sz w:val="30"/>
+              </w:rPr>
+              <w:t>SC-bench</w:t>
+              <w:br/>
+              <w:t>知识题</w:t>
+            </w:r>
+          </w:p>
+        </w:tc>
+        <w:tc>
+          <w:tcPr>
+            <w:tcW w:type="dxa" w:w="1814"/>
+            <w:vAlign w:val="center"/>
+            <w:tcBorders>
+              <w:top w:val="single" w:sz="4" w:color="D9D9D9"/>
+              <w:left w:val="single" w:sz="4" w:color="D9D9D9"/>
+              <w:bottom w:val="single" w:sz="4" w:color="D9D9D9"/>
+              <w:right w:val="single" w:sz="4" w:color="D9D9D9"/>
+            </w:tcBorders>
+            <w:shd w:fill="243E56"/>
+            <w:tcMar>
+              <w:top w:w="135" w:type="dxa"/>
+              <w:bottom w:w="135" w:type="dxa"/>
+              <w:left w:w="125" w:type="dxa"/>
+              <w:right w:w="125" w:type="dxa"/>
+            </w:tcMar>
+          </w:tcPr>
+          <w:p>
+            <w:pPr>
+              <w:keepNext/>
+              <w:spacing w:after="0" w:line="360" w:lineRule="auto"/>
+              <w:jc w:val="center"/>
+            </w:pPr>
+            <w:r>
+              <w:rPr>
+                <w:rFonts w:ascii="Times New Roman" w:hAnsi="Times New Roman" w:eastAsia="SimSun"/>
+                <w:b/>
+                <w:color w:val="FFFFFF"/>
+                <w:sz w:val="30"/>
+              </w:rPr>
+              <w:t>总体</w:t>
+            </w:r>
+          </w:p>
+        </w:tc>
+      </w:tr>
+      <w:tr>
+        <w:trPr>
+          <w:cantSplit/>
+        </w:trPr>
+        <w:tc>
+          <w:tcPr>
+            <w:tcW w:type="dxa" w:w="3061"/>
+            <w:vAlign w:val="center"/>
+            <w:tcBorders>
+              <w:top w:val="single" w:sz="4" w:color="D9D9D9"/>
+              <w:left w:val="single" w:sz="4" w:color="D9D9D9"/>
+              <w:bottom w:val="single" w:sz="4" w:color="D9D9D9"/>
+              <w:right w:val="single" w:sz="4" w:color="D9D9D9"/>
+            </w:tcBorders>
+            <w:shd w:fill="F0F4F7"/>
+            <w:tcMar>
+              <w:top w:w="135" w:type="dxa"/>
+              <w:bottom w:w="135" w:type="dxa"/>
+              <w:left w:w="125" w:type="dxa"/>
+              <w:right w:w="125" w:type="dxa"/>
+            </w:tcMar>
+          </w:tcPr>
+          <w:p>
+            <w:pPr>
+              <w:keepNext w:val="0"/>
+              <w:spacing w:after="0" w:line="360" w:lineRule="auto"/>
+              <w:jc w:val="left"/>
+            </w:pPr>
+            <w:r>
+              <w:rPr>
+                <w:rFonts w:ascii="Times New Roman" w:hAnsi="Times New Roman" w:eastAsia="SimSun"/>
+                <w:b w:val="0"/>
+                <w:color w:val="202020"/>
+                <w:sz w:val="30"/>
+              </w:rPr>
+              <w:t>原生Qwen3.6-27B</w:t>
+            </w:r>
+          </w:p>
+        </w:tc>
+        <w:tc>
+          <w:tcPr>
+            <w:tcW w:type="dxa" w:w="2268"/>
+            <w:vAlign w:val="center"/>
+            <w:tcBorders>
+              <w:top w:val="single" w:sz="4" w:color="D9D9D9"/>
+              <w:left w:val="single" w:sz="4" w:color="D9D9D9"/>
+              <w:bottom w:val="single" w:sz="4" w:color="D9D9D9"/>
+              <w:right w:val="single" w:sz="4" w:color="D9D9D9"/>
+            </w:tcBorders>
+            <w:shd w:fill="F0F4F7"/>
+            <w:tcMar>
+              <w:top w:w="135" w:type="dxa"/>
+              <w:bottom w:w="135" w:type="dxa"/>
+              <w:left w:w="125" w:type="dxa"/>
+              <w:right w:w="125" w:type="dxa"/>
+            </w:tcMar>
+          </w:tcPr>
+          <w:p>
+            <w:pPr>
+              <w:keepNext w:val="0"/>
+              <w:spacing w:after="0" w:line="360" w:lineRule="auto"/>
+              <w:jc w:val="center"/>
+            </w:pPr>
+            <w:r>
+              <w:rPr>
+                <w:rFonts w:ascii="Times New Roman" w:hAnsi="Times New Roman" w:eastAsia="SimSun"/>
+                <w:b w:val="0"/>
+                <w:color w:val="202020"/>
+                <w:sz w:val="30"/>
+              </w:rPr>
+              <w:t>1175/1446</w:t>
+            </w:r>
+          </w:p>
+        </w:tc>
+        <w:tc>
+          <w:tcPr>
+            <w:tcW w:type="dxa" w:w="2268"/>
+            <w:vAlign w:val="center"/>
+            <w:tcBorders>
+              <w:top w:val="single" w:sz="4" w:color="D9D9D9"/>
+              <w:left w:val="single" w:sz="4" w:color="D9D9D9"/>
+              <w:bottom w:val="single" w:sz="4" w:color="D9D9D9"/>
+              <w:right w:val="single" w:sz="4" w:color="D9D9D9"/>
+            </w:tcBorders>
+            <w:shd w:fill="F0F4F7"/>
+            <w:tcMar>
+              <w:top w:w="135" w:type="dxa"/>
+              <w:bottom w:w="135" w:type="dxa"/>
+              <w:left w:w="125" w:type="dxa"/>
+              <w:right w:w="125" w:type="dxa"/>
+            </w:tcMar>
+          </w:tcPr>
+          <w:p>
+            <w:pPr>
+              <w:keepNext w:val="0"/>
+              <w:spacing w:after="0" w:line="360" w:lineRule="auto"/>
+              <w:jc w:val="center"/>
+            </w:pPr>
+            <w:r>
+              <w:rPr>
+                <w:rFonts w:ascii="Times New Roman" w:hAnsi="Times New Roman" w:eastAsia="SimSun"/>
+                <w:b w:val="0"/>
+                <w:color w:val="202020"/>
+                <w:sz w:val="30"/>
+              </w:rPr>
+              <w:t>188/226</w:t>
+            </w:r>
+          </w:p>
+        </w:tc>
+        <w:tc>
+          <w:tcPr>
+            <w:tcW w:type="dxa" w:w="1814"/>
+            <w:vAlign w:val="center"/>
+            <w:tcBorders>
+              <w:top w:val="single" w:sz="4" w:color="D9D9D9"/>
+              <w:left w:val="single" w:sz="4" w:color="D9D9D9"/>
+              <w:bottom w:val="single" w:sz="4" w:color="D9D9D9"/>
+              <w:right w:val="single" w:sz="4" w:color="D9D9D9"/>
+            </w:tcBorders>
+            <w:shd w:fill="F0F4F7"/>
+            <w:tcMar>
+              <w:top w:w="135" w:type="dxa"/>
+              <w:bottom w:w="135" w:type="dxa"/>
+              <w:left w:w="125" w:type="dxa"/>
+              <w:right w:w="125" w:type="dxa"/>
+            </w:tcMar>
+          </w:tcPr>
+          <w:p>
+            <w:pPr>
+              <w:keepNext w:val="0"/>
+              <w:spacing w:after="0" w:line="360" w:lineRule="auto"/>
+              <w:jc w:val="center"/>
+            </w:pPr>
+            <w:r>
+              <w:rPr>
+                <w:rFonts w:ascii="Times New Roman" w:hAnsi="Times New Roman" w:eastAsia="SimSun"/>
+                <w:b w:val="0"/>
+                <w:color w:val="202020"/>
+                <w:sz w:val="30"/>
+              </w:rPr>
+              <w:t>1363/1672</w:t>
+            </w:r>
+          </w:p>
+        </w:tc>
+      </w:tr>
+      <w:tr>
+        <w:trPr>
+          <w:cantSplit/>
+        </w:trPr>
+        <w:tc>
+          <w:tcPr>
+            <w:tcW w:type="dxa" w:w="3061"/>
+            <w:vAlign w:val="center"/>
+            <w:tcBorders>
+              <w:top w:val="single" w:sz="4" w:color="D9D9D9"/>
+              <w:left w:val="single" w:sz="4" w:color="D9D9D9"/>
+              <w:bottom w:val="single" w:sz="4" w:color="D9D9D9"/>
+              <w:right w:val="single" w:sz="4" w:color="D9D9D9"/>
+            </w:tcBorders>
+            <w:shd w:fill="FFFFFF"/>
+            <w:tcMar>
+              <w:top w:w="135" w:type="dxa"/>
+              <w:bottom w:w="135" w:type="dxa"/>
+              <w:left w:w="125" w:type="dxa"/>
+              <w:right w:w="125" w:type="dxa"/>
+            </w:tcMar>
+          </w:tcPr>
+          <w:p>
+            <w:pPr>
+              <w:keepNext w:val="0"/>
+              <w:spacing w:after="0" w:line="360" w:lineRule="auto"/>
+              <w:jc w:val="left"/>
+            </w:pPr>
+            <w:r>
+              <w:rPr>
+                <w:rFonts w:ascii="Times New Roman" w:hAnsi="Times New Roman" w:eastAsia="SimSun"/>
+                <w:b w:val="0"/>
+                <w:color w:val="202020"/>
+                <w:sz w:val="30"/>
+              </w:rPr>
+              <w:t>原始Step120</w:t>
+            </w:r>
+          </w:p>
+        </w:tc>
+        <w:tc>
+          <w:tcPr>
+            <w:tcW w:type="dxa" w:w="2268"/>
+            <w:vAlign w:val="center"/>
+            <w:tcBorders>
+              <w:top w:val="single" w:sz="4" w:color="D9D9D9"/>
+              <w:left w:val="single" w:sz="4" w:color="D9D9D9"/>
+              <w:bottom w:val="single" w:sz="4" w:color="D9D9D9"/>
+              <w:right w:val="single" w:sz="4" w:color="D9D9D9"/>
+            </w:tcBorders>
+            <w:shd w:fill="FFFFFF"/>
+            <w:tcMar>
+              <w:top w:w="135" w:type="dxa"/>
+              <w:bottom w:w="135" w:type="dxa"/>
+              <w:left w:w="125" w:type="dxa"/>
+              <w:right w:w="125" w:type="dxa"/>
+            </w:tcMar>
+          </w:tcPr>
+          <w:p>
+            <w:pPr>
+              <w:keepNext w:val="0"/>
+              <w:spacing w:after="0" w:line="360" w:lineRule="auto"/>
+              <w:jc w:val="center"/>
+            </w:pPr>
+            <w:r>
+              <w:rPr>
+                <w:rFonts w:ascii="Times New Roman" w:hAnsi="Times New Roman" w:eastAsia="SimSun"/>
+                <w:b w:val="0"/>
+                <w:color w:val="202020"/>
+                <w:sz w:val="30"/>
+              </w:rPr>
+              <w:t>1180/1446</w:t>
+            </w:r>
+          </w:p>
+        </w:tc>
+        <w:tc>
+          <w:tcPr>
+            <w:tcW w:type="dxa" w:w="2268"/>
+            <w:vAlign w:val="center"/>
+            <w:tcBorders>
+              <w:top w:val="single" w:sz="4" w:color="D9D9D9"/>
+              <w:left w:val="single" w:sz="4" w:color="D9D9D9"/>
+              <w:bottom w:val="single" w:sz="4" w:color="D9D9D9"/>
+              <w:right w:val="single" w:sz="4" w:color="D9D9D9"/>
+            </w:tcBorders>
+            <w:shd w:fill="FFFFFF"/>
+            <w:tcMar>
+              <w:top w:w="135" w:type="dxa"/>
+              <w:bottom w:w="135" w:type="dxa"/>
+              <w:left w:w="125" w:type="dxa"/>
+              <w:right w:w="125" w:type="dxa"/>
+            </w:tcMar>
+          </w:tcPr>
+          <w:p>
+            <w:pPr>
+              <w:keepNext w:val="0"/>
+              <w:spacing w:after="0" w:line="360" w:lineRule="auto"/>
+              <w:jc w:val="center"/>
+            </w:pPr>
+            <w:r>
+              <w:rPr>
+                <w:rFonts w:ascii="Times New Roman" w:hAnsi="Times New Roman" w:eastAsia="SimSun"/>
+                <w:b w:val="0"/>
+                <w:color w:val="202020"/>
+                <w:sz w:val="30"/>
+              </w:rPr>
+              <w:t>189/226</w:t>
+            </w:r>
+          </w:p>
+        </w:tc>
+        <w:tc>
+          <w:tcPr>
+            <w:tcW w:type="dxa" w:w="1814"/>
+            <w:vAlign w:val="center"/>
+            <w:tcBorders>
+              <w:top w:val="single" w:sz="4" w:color="D9D9D9"/>
+              <w:left w:val="single" w:sz="4" w:color="D9D9D9"/>
+              <w:bottom w:val="single" w:sz="4" w:color="D9D9D9"/>
+              <w:right w:val="single" w:sz="4" w:color="D9D9D9"/>
+            </w:tcBorders>
+            <w:shd w:fill="FFFFFF"/>
+            <w:tcMar>
+              <w:top w:w="135" w:type="dxa"/>
+              <w:bottom w:w="135" w:type="dxa"/>
+              <w:left w:w="125" w:type="dxa"/>
+              <w:right w:w="125" w:type="dxa"/>
+            </w:tcMar>
+          </w:tcPr>
+          <w:p>
+            <w:pPr>
+              <w:keepNext w:val="0"/>
+              <w:spacing w:after="0" w:line="360" w:lineRule="auto"/>
+              <w:jc w:val="center"/>
+            </w:pPr>
+            <w:r>
+              <w:rPr>
+                <w:rFonts w:ascii="Times New Roman" w:hAnsi="Times New Roman" w:eastAsia="SimSun"/>
+                <w:b w:val="0"/>
+                <w:color w:val="202020"/>
+                <w:sz w:val="30"/>
               </w:rPr>
               <w:t>1369/1672</w:t>
             </w:r>
@@ -2472,109 +2704,169 @@
     </w:tbl>
     <w:p>
       <w:pPr>
-        <w:spacing w:before="140"/>
+        <w:widowControl/>
+        <w:spacing w:before="0" w:line="360" w:lineRule="auto" w:after="120"/>
         <w:jc w:val="both"/>
       </w:pPr>
       <w:r>
+        <w:rPr>
+          <w:rFonts w:ascii="Times New Roman" w:hAnsi="Times New Roman" w:eastAsia="SimSun"/>
+          <w:b w:val="0"/>
+          <w:sz w:val="30"/>
+        </w:rPr>
         <w:t>原始 Step120 的三轮多数票基线为81.878%。方案一的直接 CPT 和改写 CPT 分别对照这个基线计算增益。363题诊断、8题复核及12问闭卷探针也均使用原始 Step120，不使用已经接触评测答案的候选。</w:t>
       </w:r>
     </w:p>
     <w:p>
       <w:pPr>
         <w:pStyle w:val="Heading2"/>
+        <w:keepNext/>
+        <w:widowControl/>
+        <w:spacing w:line="360" w:lineRule="auto" w:before="240" w:after="120"/>
       </w:pPr>
       <w:r>
         <w:rPr>
-          <w:rFonts w:eastAsia="Microsoft YaHei"/>
+          <w:rFonts w:eastAsia="SimHei" w:ascii="Times New Roman" w:hAnsi="Times New Roman"/>
+          <w:b/>
+          <w:sz w:val="32"/>
         </w:rPr>
         <w:t>已完成的同题答案SFT仅作为辅助诊断</w:t>
       </w:r>
     </w:p>
     <w:p>
       <w:pPr>
+        <w:widowControl/>
+        <w:spacing w:line="360" w:lineRule="auto" w:before="0" w:after="120"/>
         <w:jc w:val="both"/>
       </w:pPr>
       <w:r>
+        <w:rPr>
+          <w:rFonts w:ascii="Times New Roman" w:hAnsi="Times New Roman" w:eastAsia="SimSun"/>
+          <w:b w:val="0"/>
+          <w:sz w:val="30"/>
+        </w:rPr>
         <w:t>另一组已完成实验使用全部1672道原题、完整选项及正确答案 JSON，仅监督答案与结束标记。训练1遍和2遍后，总体同题成绩分别为93.18%和94.44%，对照原始 Step120 的81.88%，说明直接匹配作答目标的监督可以显著提高同题拟合。[9]</w:t>
       </w:r>
     </w:p>
     <w:p>
       <w:pPr>
+        <w:widowControl/>
+        <w:spacing w:line="360" w:lineRule="auto" w:before="0" w:after="120"/>
         <w:jc w:val="both"/>
       </w:pPr>
       <w:r>
+        <w:rPr>
+          <w:rFonts w:ascii="Times New Roman" w:hAnsi="Times New Roman" w:eastAsia="SimSun"/>
+          <w:b w:val="0"/>
+          <w:sz w:val="30"/>
+        </w:rPr>
         <w:t>这组实验属于“评测题答案 SFT”，不是方案二的“独立书籍问答对 SFT”。它不能证明未见问题上的能力提升，也不能单独证明模型原先已拥有全部知识。方案二后续结果应与原始 Step120 在独立问题上比较。</w:t>
       </w:r>
     </w:p>
     <w:p>
       <w:pPr>
         <w:pStyle w:val="Heading2"/>
+        <w:keepNext/>
+        <w:widowControl/>
+        <w:spacing w:line="360" w:lineRule="auto" w:before="240" w:after="120"/>
       </w:pPr>
       <w:r>
         <w:rPr>
-          <w:rFonts w:eastAsia="Microsoft YaHei"/>
+          <w:rFonts w:eastAsia="SimHei" w:ascii="Times New Roman" w:hAnsi="Times New Roman"/>
+          <w:b/>
+          <w:sz w:val="32"/>
         </w:rPr>
         <w:t>当前可用于汇报的判断</w:t>
       </w:r>
     </w:p>
     <w:p>
       <w:pPr>
+        <w:widowControl/>
+        <w:spacing w:line="360" w:lineRule="auto" w:before="0" w:after="120"/>
         <w:jc w:val="both"/>
       </w:pPr>
       <w:r>
+        <w:rPr>
+          <w:rFonts w:ascii="Times New Roman" w:hAnsi="Times New Roman" w:eastAsia="SimSun"/>
+          <w:b w:val="0"/>
+          <w:sz w:val="30"/>
+        </w:rPr>
         <w:t>现有 GRPO 训练在物流知识问答上的新增收益有限。CPT 能改变文本与答案概率，但本轮转换方式产生的问答提升较小；直接答案监督能提高同题拟合。结合无训练探测，下一阶段值得验证独立书籍问答监督能否改善概念辨析和情景应用，同时继续保留知识校准、输入质量及原 Agent 能力回归检查。</w:t>
       </w:r>
     </w:p>
     <w:p>
       <w:pPr>
-        <w:spacing w:after="0" w:line="240" w:lineRule="exact"/>
+        <w:widowControl/>
+        <w:spacing w:after="0" w:line="360" w:lineRule="auto" w:before="0"/>
         <w:jc w:val="both"/>
       </w:pPr>
       <w:r>
-        <w:br w:type="page"/>
+        <w:rPr>
+          <w:rFonts w:ascii="Times New Roman" w:hAnsi="Times New Roman" w:eastAsia="SimSun"/>
+          <w:b w:val="0"/>
+          <w:sz w:val="12"/>
+        </w:rPr>
       </w:r>
     </w:p>
     <w:p>
       <w:pPr>
         <w:pStyle w:val="Heading1"/>
+        <w:keepNext/>
+        <w:widowControl/>
+        <w:spacing w:line="360" w:lineRule="auto" w:before="240" w:after="120"/>
       </w:pPr>
       <w:r>
         <w:rPr>
-          <w:rFonts w:eastAsia="Microsoft YaHei"/>
+          <w:rFonts w:eastAsia="SimHei" w:ascii="Times New Roman" w:hAnsi="Times New Roman"/>
+          <w:b/>
+          <w:sz w:val="40"/>
         </w:rPr>
         <w:t>附录 实验身份与证据索引</w:t>
       </w:r>
     </w:p>
     <w:p>
       <w:pPr>
+        <w:widowControl/>
+        <w:spacing w:line="360" w:lineRule="auto" w:before="0" w:after="120"/>
         <w:jc w:val="both"/>
       </w:pPr>
       <w:r>
+        <w:rPr>
+          <w:rFonts w:ascii="Times New Roman" w:hAnsi="Times New Roman" w:eastAsia="SimSun"/>
+          <w:b w:val="0"/>
+          <w:sz w:val="30"/>
+        </w:rPr>
         <w:t>本报告对应2026年9月3日至7日物流知识实验。早期长程 Agent 实验中的同名 Step120、Qwen3.8 Step70／Step120 及其他沙箱奖励实验不并入本文分数。原生与Step120主比较采用同机同栈；不混用百炼 API 分数与本地模型归因。</w:t>
       </w:r>
     </w:p>
     <w:p>
       <w:pPr>
         <w:pStyle w:val="Heading2"/>
-        <w:spacing w:before="160" w:after="60"/>
+        <w:keepNext/>
+        <w:widowControl/>
+        <w:spacing w:before="240" w:after="120" w:line="360" w:lineRule="auto"/>
       </w:pPr>
       <w:r>
         <w:rPr>
-          <w:rFonts w:eastAsia="Microsoft YaHei"/>
-          <w:sz w:val="22"/>
+          <w:rFonts w:eastAsia="SimHei" w:ascii="Times New Roman" w:hAnsi="Times New Roman"/>
+          <w:b/>
+          <w:sz w:val="32"/>
         </w:rPr>
         <w:t>[1] 模型身份与训练起点</w:t>
       </w:r>
     </w:p>
     <w:p>
       <w:pPr>
-        <w:spacing w:after="80" w:line="280" w:lineRule="exact" w:before="100"/>
+        <w:widowControl/>
+        <w:spacing w:after="120" w:line="360" w:lineRule="auto" w:before="0"/>
         <w:jc w:val="left"/>
       </w:pPr>
       <w:r>
         <w:rPr>
+          <w:rFonts w:ascii="Times New Roman" w:hAnsi="Times New Roman" w:eastAsia="SimSun"/>
+          <w:b w:val="0"/>
           <w:color w:val="595959"/>
-          <w:sz w:val="18"/>
+          <w:sz w:val="30"/>
         </w:rPr>
         <w:t>docs/qwen36_step120_logistics_adaptation_decision_20260903.md</w:t>
       </w:r>
@@ -2582,25 +2874,31 @@
     <w:p>
       <w:pPr>
         <w:pStyle w:val="Heading2"/>
-        <w:spacing w:before="160" w:after="60"/>
+        <w:keepNext/>
+        <w:widowControl/>
+        <w:spacing w:before="240" w:after="120" w:line="360" w:lineRule="auto"/>
       </w:pPr>
       <w:r>
         <w:rPr>
-          <w:rFonts w:eastAsia="Microsoft YaHei"/>
-          <w:sz w:val="22"/>
+          <w:rFonts w:eastAsia="SimHei" w:ascii="Times New Roman" w:hAnsi="Times New Roman"/>
+          <w:b/>
+          <w:sz w:val="32"/>
         </w:rPr>
         <w:t>[2] 原生与Step120正式基线</w:t>
       </w:r>
     </w:p>
     <w:p>
       <w:pPr>
-        <w:spacing w:after="80" w:line="280" w:lineRule="exact" w:before="100"/>
+        <w:widowControl/>
+        <w:spacing w:after="120" w:line="360" w:lineRule="auto" w:before="0"/>
         <w:jc w:val="left"/>
       </w:pPr>
       <w:r>
         <w:rPr>
+          <w:rFonts w:ascii="Times New Roman" w:hAnsi="Times New Roman" w:eastAsia="SimSun"/>
+          <w:b w:val="0"/>
           <w:color w:val="595959"/>
-          <w:sz w:val="18"/>
+          <w:sz w:val="30"/>
         </w:rPr>
         <w:t>docs/qwen36_step120_logistics_stage0_evaluation_20260903.md</w:t>
       </w:r>
@@ -2608,25 +2906,31 @@
     <w:p>
       <w:pPr>
         <w:pStyle w:val="Heading2"/>
-        <w:spacing w:before="160" w:after="60"/>
+        <w:keepNext/>
+        <w:widowControl/>
+        <w:spacing w:before="240" w:after="120" w:line="360" w:lineRule="auto"/>
       </w:pPr>
       <w:r>
         <w:rPr>
-          <w:rFonts w:eastAsia="Microsoft YaHei"/>
-          <w:sz w:val="22"/>
+          <w:rFonts w:eastAsia="SimHei" w:ascii="Times New Roman" w:hAnsi="Times New Roman"/>
+          <w:b/>
+          <w:sz w:val="32"/>
         </w:rPr>
         <w:t>[3] 363题四条件诊断协议</w:t>
       </w:r>
     </w:p>
     <w:p>
       <w:pPr>
-        <w:spacing w:after="80" w:line="280" w:lineRule="exact" w:before="100"/>
+        <w:widowControl/>
+        <w:spacing w:after="120" w:line="360" w:lineRule="auto" w:before="0"/>
         <w:jc w:val="left"/>
       </w:pPr>
       <w:r>
         <w:rPr>
+          <w:rFonts w:ascii="Times New Roman" w:hAnsi="Times New Roman" w:eastAsia="SimSun"/>
+          <w:b w:val="0"/>
           <w:color w:val="595959"/>
-          <w:sz w:val="18"/>
+          <w:sz w:val="30"/>
         </w:rPr>
         <w:t>docs/step120_qa_diagnostic_20260907.md</w:t>
       </w:r>
@@ -2634,25 +2938,31 @@
     <w:p>
       <w:pPr>
         <w:pStyle w:val="Heading2"/>
-        <w:spacing w:before="160" w:after="60"/>
+        <w:keepNext/>
+        <w:widowControl/>
+        <w:spacing w:before="240" w:after="120" w:line="360" w:lineRule="auto"/>
       </w:pPr>
       <w:r>
         <w:rPr>
-          <w:rFonts w:eastAsia="Microsoft YaHei"/>
-          <w:sz w:val="22"/>
+          <w:rFonts w:eastAsia="SimHei" w:ascii="Times New Roman" w:hAnsi="Times New Roman"/>
+          <w:b/>
+          <w:sz w:val="32"/>
         </w:rPr>
         <w:t>[4] 363题复算及8题补证结果</w:t>
       </w:r>
     </w:p>
     <w:p>
       <w:pPr>
-        <w:spacing w:after="80" w:line="280" w:lineRule="exact" w:before="100"/>
+        <w:widowControl/>
+        <w:spacing w:after="120" w:line="360" w:lineRule="auto" w:before="0"/>
         <w:jc w:val="left"/>
       </w:pPr>
       <w:r>
         <w:rPr>
+          <w:rFonts w:ascii="Times New Roman" w:hAnsi="Times New Roman" w:eastAsia="SimSun"/>
+          <w:b w:val="0"/>
           <w:color w:val="595959"/>
-          <w:sz w:val="18"/>
+          <w:sz w:val="30"/>
         </w:rPr>
         <w:t>docs/step120_evidence_review_20260907.md</w:t>
       </w:r>
@@ -2660,25 +2970,31 @@
     <w:p>
       <w:pPr>
         <w:pStyle w:val="Heading2"/>
-        <w:spacing w:before="160" w:after="60"/>
+        <w:keepNext/>
+        <w:widowControl/>
+        <w:spacing w:before="240" w:after="120" w:line="360" w:lineRule="auto"/>
       </w:pPr>
       <w:r>
         <w:rPr>
-          <w:rFonts w:eastAsia="Microsoft YaHei"/>
-          <w:sz w:val="22"/>
+          <w:rFonts w:eastAsia="SimHei" w:ascii="Times New Roman" w:hAnsi="Times New Roman"/>
+          <w:b/>
+          <w:sz w:val="32"/>
         </w:rPr>
         <w:t>[5] 4个知识点的12问闭卷诊断</w:t>
       </w:r>
     </w:p>
     <w:p>
       <w:pPr>
-        <w:spacing w:after="80" w:line="280" w:lineRule="exact" w:before="100"/>
+        <w:widowControl/>
+        <w:spacing w:after="120" w:line="360" w:lineRule="auto" w:before="0"/>
         <w:jc w:val="left"/>
       </w:pPr>
       <w:r>
         <w:rPr>
+          <w:rFonts w:ascii="Times New Roman" w:hAnsi="Times New Roman" w:eastAsia="SimSun"/>
+          <w:b w:val="0"/>
           <w:color w:val="595959"/>
-          <w:sz w:val="18"/>
+          <w:sz w:val="30"/>
         </w:rPr>
         <w:t>docs/step120_closed_knowledge_20260907.md</w:t>
       </w:r>
@@ -2686,25 +3002,32 @@
     <w:p>
       <w:pPr>
         <w:pStyle w:val="Heading2"/>
-        <w:spacing w:before="160" w:after="60"/>
+        <w:keepNext/>
+        <w:widowControl/>
+        <w:spacing w:before="240" w:after="120" w:line="360" w:lineRule="auto"/>
       </w:pPr>
       <w:r>
         <w:rPr>
-          <w:rFonts w:eastAsia="Microsoft YaHei"/>
-          <w:sz w:val="22"/>
+          <w:rFonts w:eastAsia="SimHei" w:ascii="Times New Roman" w:hAnsi="Times New Roman"/>
+          <w:b/>
+          <w:sz w:val="32"/>
         </w:rPr>
         <w:t>[6] 直接与改写CPT结果及历史更正</w:t>
       </w:r>
     </w:p>
     <w:p>
       <w:pPr>
-        <w:spacing w:after="80" w:line="280" w:lineRule="exact" w:before="100"/>
+        <w:widowControl/>
+        <w:spacing w:after="120" w:line="360" w:lineRule="auto" w:before="0"/>
         <w:jc w:val="left"/>
       </w:pPr>
       <w:r>
         <w:rPr>
+          <w:rFonts w:ascii="Times New Roman" w:hAnsi="Times New Roman" w:eastAsia="SimSun"/>
+          <w:b w:val="0"/>
           <w:color w:val="595959"/>
-          <w:sz w:val="18"/>
+          <w:sz w:val="30"/>
+          <w:spacing w:val="-3"/>
         </w:rPr>
         <w:t>docs/qwen36_step120_logistics_exam_cpt_direct_vs_rewritten_20260904.md</w:t>
       </w:r>
@@ -2712,25 +3035,31 @@
     <w:p>
       <w:pPr>
         <w:pStyle w:val="Heading2"/>
-        <w:spacing w:before="160" w:after="60"/>
+        <w:keepNext/>
+        <w:widowControl/>
+        <w:spacing w:before="240" w:after="120" w:line="360" w:lineRule="auto"/>
       </w:pPr>
       <w:r>
         <w:rPr>
-          <w:rFonts w:eastAsia="Microsoft YaHei"/>
-          <w:sz w:val="22"/>
+          <w:rFonts w:eastAsia="SimHei" w:ascii="Times New Roman" w:hAnsi="Times New Roman"/>
+          <w:b/>
+          <w:sz w:val="32"/>
         </w:rPr>
         <w:t>[7] 答案吸收与上下文依赖补测</w:t>
       </w:r>
     </w:p>
     <w:p>
       <w:pPr>
-        <w:spacing w:after="80" w:line="280" w:lineRule="exact" w:before="100"/>
+        <w:widowControl/>
+        <w:spacing w:after="120" w:line="360" w:lineRule="auto" w:before="0"/>
         <w:jc w:val="left"/>
       </w:pPr>
       <w:r>
         <w:rPr>
+          <w:rFonts w:ascii="Times New Roman" w:hAnsi="Times New Roman" w:eastAsia="SimSun"/>
+          <w:b w:val="0"/>
           <w:color w:val="595959"/>
-          <w:sz w:val="18"/>
+          <w:sz w:val="30"/>
         </w:rPr>
         <w:t>docs/logistics_cpt_answer_learning_followup_20260905.md</w:t>
       </w:r>
@@ -2738,25 +3067,31 @@
     <w:p>
       <w:pPr>
         <w:pStyle w:val="Heading2"/>
-        <w:spacing w:before="160" w:after="60"/>
+        <w:keepNext/>
+        <w:widowControl/>
+        <w:spacing w:before="240" w:after="120" w:line="360" w:lineRule="auto"/>
       </w:pPr>
       <w:r>
         <w:rPr>
-          <w:rFonts w:eastAsia="Microsoft YaHei"/>
-          <w:sz w:val="22"/>
+          <w:rFonts w:eastAsia="SimHei" w:ascii="Times New Roman" w:hAnsi="Times New Roman"/>
+          <w:b/>
+          <w:sz w:val="32"/>
         </w:rPr>
         <w:t>[8] 单书2遍与4遍曝光对照</w:t>
       </w:r>
     </w:p>
     <w:p>
       <w:pPr>
-        <w:spacing w:after="80" w:line="280" w:lineRule="exact" w:before="100"/>
+        <w:widowControl/>
+        <w:spacing w:after="120" w:line="360" w:lineRule="auto" w:before="0"/>
         <w:jc w:val="left"/>
       </w:pPr>
       <w:r>
         <w:rPr>
+          <w:rFonts w:ascii="Times New Roman" w:hAnsi="Times New Roman" w:eastAsia="SimSun"/>
+          <w:b w:val="0"/>
           <w:color w:val="595959"/>
-          <w:sz w:val="18"/>
+          <w:sz w:val="30"/>
         </w:rPr>
         <w:t>docs/qwen36_step120_logistics_cpt_exposure_curve_2x4x_20260904.md</w:t>
       </w:r>
@@ -2764,34 +3099,47 @@
     <w:p>
       <w:pPr>
         <w:pStyle w:val="Heading2"/>
-        <w:spacing w:before="160" w:after="60"/>
+        <w:keepNext/>
+        <w:widowControl/>
+        <w:spacing w:before="240" w:after="120" w:line="360" w:lineRule="auto"/>
       </w:pPr>
       <w:r>
         <w:rPr>
-          <w:rFonts w:eastAsia="Microsoft YaHei"/>
-          <w:sz w:val="22"/>
+          <w:rFonts w:eastAsia="SimHei" w:ascii="Times New Roman" w:hAnsi="Times New Roman"/>
+          <w:b/>
+          <w:sz w:val="32"/>
         </w:rPr>
         <w:t>[9] 同题答案SFT最终结果</w:t>
       </w:r>
     </w:p>
     <w:p>
       <w:pPr>
-        <w:spacing w:after="80" w:line="280" w:lineRule="exact" w:before="100"/>
+        <w:widowControl/>
+        <w:spacing w:after="120" w:line="360" w:lineRule="auto" w:before="0"/>
         <w:jc w:val="left"/>
       </w:pPr>
       <w:r>
         <w:rPr>
+          <w:rFonts w:ascii="Times New Roman" w:hAnsi="Times New Roman" w:eastAsia="SimSun"/>
+          <w:b w:val="0"/>
           <w:color w:val="595959"/>
-          <w:sz w:val="18"/>
+          <w:sz w:val="30"/>
         </w:rPr>
         <w:t>docs/logistics_mcq_fit_results_20260907.md</w:t>
       </w:r>
     </w:p>
     <w:p>
       <w:pPr>
+        <w:widowControl/>
+        <w:spacing w:line="360" w:lineRule="auto" w:before="0" w:after="120"/>
         <w:jc w:val="left"/>
       </w:pPr>
       <w:r>
+        <w:rPr>
+          <w:rFonts w:ascii="Times New Roman" w:hAnsi="Times New Roman" w:eastAsia="SimSun"/>
+          <w:b w:val="0"/>
+          <w:sz w:val="30"/>
+        </w:rPr>
         <w:t>主要任务记录  CPT 工程实现-Step120垂域知识首训</w:t>
         <w:br/>
         <w:t>任务标识  01a05bea-47dd-7202-a358-81e8eb40e125</w:t>
@@ -2799,9 +3147,16 @@
     </w:p>
     <w:p>
       <w:pPr>
+        <w:widowControl/>
+        <w:spacing w:line="360" w:lineRule="auto" w:before="0" w:after="120"/>
         <w:jc w:val="both"/>
       </w:pPr>
       <w:r>
+        <w:rPr>
+          <w:rFonts w:ascii="Times New Roman" w:hAnsi="Times New Roman" w:eastAsia="SimSun"/>
+          <w:b w:val="0"/>
+          <w:sz w:val="30"/>
+        </w:rPr>
         <w:t>本文仅保留聚合计数、方法和结论，不含评测题面、标准答案、书籍原文或模型逐条输出。</w:t>
       </w:r>
     </w:p>
@@ -2821,12 +3176,14 @@
   <w:p>
     <w:pPr>
       <w:pStyle w:val="Footer"/>
+      <w:spacing w:line="360" w:lineRule="auto"/>
       <w:jc w:val="right"/>
     </w:pPr>
     <w:r>
       <w:rPr>
+        <w:rFonts w:ascii="Times New Roman" w:hAnsi="Times New Roman"/>
         <w:color w:val="777777"/>
-        <w:sz w:val="18"/>
+        <w:sz w:val="22"/>
       </w:rPr>
       <w:fldSimple w:instr="PAGE"/>
     </w:r>
@@ -3199,13 +3556,13 @@
     <w:rsid w:val="00FC693F"/>
     <w:pPr>
       <w:widowControl/>
-      <w:spacing w:after="140" w:line="340" w:lineRule="exact"/>
+      <w:spacing w:after="120" w:line="360" w:lineRule="auto"/>
     </w:pPr>
     <w:rPr>
-      <w:rFonts w:ascii="Arial" w:hAnsi="Arial" w:eastAsia="SimSun"/>
+      <w:rFonts w:ascii="Times New Roman" w:hAnsi="Times New Roman" w:eastAsia="SimSun"/>
       <w:b w:val="0"/>
       <w:color w:val="000000"/>
-      <w:sz w:val="22"/>
+      <w:sz w:val="30"/>
     </w:rPr>
   </w:style>
   <w:style w:type="paragraph" w:styleId="Header">
@@ -3263,15 +3620,15 @@
     <w:pPr>
       <w:keepNext/>
       <w:keepLines/>
-      <w:spacing w:before="240" w:after="160" w:line="276" w:lineRule="auto"/>
+      <w:spacing w:before="240" w:after="120" w:line="360" w:lineRule="auto"/>
       <w:outlineLvl w:val="0"/>
     </w:pPr>
     <w:rPr>
-      <w:rFonts w:asciiTheme="majorHAnsi" w:eastAsiaTheme="majorEastAsia" w:hAnsiTheme="majorHAnsi" w:cstheme="majorBidi" w:ascii="Arial" w:hAnsi="Arial" w:eastAsia="Microsoft YaHei"/>
+      <w:rFonts w:asciiTheme="majorHAnsi" w:eastAsiaTheme="majorEastAsia" w:hAnsiTheme="majorHAnsi" w:cstheme="majorBidi" w:ascii="Times New Roman" w:hAnsi="Times New Roman" w:eastAsia="SimHei"/>
       <w:b/>
       <w:bCs/>
       <w:color w:val="000000"/>
-      <w:sz w:val="32"/>
+      <w:sz w:val="40"/>
       <w:szCs w:val="28"/>
     </w:rPr>
   </w:style>
@@ -3287,15 +3644,15 @@
     <w:pPr>
       <w:keepNext/>
       <w:keepLines/>
-      <w:spacing w:before="240" w:after="160" w:line="276" w:lineRule="auto"/>
+      <w:spacing w:before="240" w:after="120" w:line="360" w:lineRule="auto"/>
       <w:outlineLvl w:val="1"/>
     </w:pPr>
     <w:rPr>
-      <w:rFonts w:asciiTheme="majorHAnsi" w:eastAsiaTheme="majorEastAsia" w:hAnsiTheme="majorHAnsi" w:cstheme="majorBidi" w:ascii="Arial" w:hAnsi="Arial" w:eastAsia="Microsoft YaHei"/>
+      <w:rFonts w:asciiTheme="majorHAnsi" w:eastAsiaTheme="majorEastAsia" w:hAnsiTheme="majorHAnsi" w:cstheme="majorBidi" w:ascii="Times New Roman" w:hAnsi="Times New Roman" w:eastAsia="SimHei"/>
       <w:b/>
       <w:bCs/>
       <w:color w:val="000000"/>
-      <w:sz w:val="24"/>
+      <w:sz w:val="32"/>
       <w:szCs w:val="26"/>
     </w:rPr>
   </w:style>
@@ -3549,16 +3906,16 @@
     <w:qFormat/>
     <w:rsid w:val="00FC693F"/>
     <w:pPr>
-      <w:spacing w:after="200" w:line="276" w:lineRule="auto"/>
+      <w:spacing w:after="120" w:line="360" w:lineRule="auto"/>
       <w:contextualSpacing/>
     </w:pPr>
     <w:rPr>
-      <w:rFonts w:asciiTheme="majorHAnsi" w:eastAsiaTheme="majorEastAsia" w:hAnsiTheme="majorHAnsi" w:cstheme="majorBidi" w:ascii="Arial" w:hAnsi="Arial" w:eastAsia="Microsoft YaHei"/>
+      <w:rFonts w:asciiTheme="majorHAnsi" w:eastAsiaTheme="majorEastAsia" w:hAnsiTheme="majorHAnsi" w:cstheme="majorBidi" w:ascii="Times New Roman" w:hAnsi="Times New Roman" w:eastAsia="SimHei"/>
       <w:b/>
       <w:color w:val="000000"/>
       <w:spacing w:val="5"/>
       <w:kern w:val="28"/>
-      <w:sz w:val="46"/>
+      <w:sz w:val="48"/>
       <w:szCs w:val="52"/>
     </w:rPr>
   </w:style>
@@ -3589,16 +3946,16 @@
       <w:numPr>
         <w:ilvl w:val="1"/>
       </w:numPr>
-      <w:spacing w:after="320" w:line="269" w:lineRule="auto"/>
+      <w:spacing w:after="120" w:line="360" w:lineRule="auto"/>
     </w:pPr>
     <w:rPr>
-      <w:rFonts w:asciiTheme="majorHAnsi" w:eastAsiaTheme="majorEastAsia" w:hAnsiTheme="majorHAnsi" w:cstheme="majorBidi" w:ascii="Arial" w:hAnsi="Arial" w:eastAsia="Microsoft YaHei"/>
+      <w:rFonts w:asciiTheme="majorHAnsi" w:eastAsiaTheme="majorEastAsia" w:hAnsiTheme="majorHAnsi" w:cstheme="majorBidi" w:ascii="Times New Roman" w:hAnsi="Times New Roman" w:eastAsia="SimSun"/>
       <w:b w:val="0"/>
       <w:i w:val="0"/>
       <w:iCs/>
       <w:color w:val="000000"/>
       <w:spacing w:val="15"/>
-      <w:sz w:val="20"/>
+      <w:sz w:val="30"/>
       <w:szCs w:val="24"/>
     </w:rPr>
   </w:style>

--- a/汇报材料/Step120物流知识能力诊断与优化实验阶段报告_20260907.docx
+++ b/汇报材料/Step120物流知识能力诊断与优化实验阶段报告_20260907.docx
@@ -778,7 +778,7 @@
           <w:b/>
           <w:sz w:val="40"/>
         </w:rPr>
-        <w:t>二 探测方法与已完成结果</w:t>
+        <w:t>二 探测方法与优化思路</w:t>
       </w:r>
     </w:p>
     <w:p>
@@ -793,7 +793,7 @@
           <w:b w:val="0"/>
           <w:sz w:val="30"/>
         </w:rPr>
-        <w:t>探测按“评测是否可靠 → 资料是否充分 → 基础知识能否调用 → 原问题能否应用 → 训练信号是否转成答案”逐层展开。各层分别设置对照，避免只看总分或训练 loss 就判定根因。</w:t>
+        <w:t>探测的目标是区分知识储备、知识调用与情景应用问题。先检查评测输入和评分是否可靠，再围绕同一知识点设置不同条件，观察模型在哪个环节恢复正确。探测方法在本节说明，实际无训练对照结果见实验三。</w:t>
       </w:r>
     </w:p>
     <w:p>
@@ -809,7 +809,7 @@
           <w:b/>
           <w:sz w:val="32"/>
         </w:rPr>
-        <w:t>1 固定错题和正确对照做四条件探测</w:t>
+        <w:t>1 在同一模型上改变作答条件</w:t>
       </w:r>
     </w:p>
     <w:p>
@@ -824,476 +824,7 @@
           <w:b w:val="0"/>
           <w:sz w:val="30"/>
         </w:rPr>
-        <w:t>冻结 Step120 的303道历史错题，再匹配60道原答对题，共363题。原始模型分别回答原题闭卷、原题加教材、基础知识题闭卷、基础知识题加教材，每个条件重复3轮。教材检索不接收金答案，基础题仅在自动门禁通过的子集评测。[3]</w:t>
-      </w:r>
-    </w:p>
-    <w:tbl>
-      <w:tblPr>
-        <w:tblW w:type="auto" w:w="0"/>
-        <w:jc w:val="center"/>
-        <w:tblLayout w:type="fixed"/>
-        <w:tblLook w:firstColumn="1" w:firstRow="1" w:lastColumn="0" w:lastRow="0" w:noHBand="0" w:noVBand="1" w:val="04A0"/>
-      </w:tblPr>
-      <w:tblGrid>
-        <w:gridCol w:w="4876"/>
-        <w:gridCol w:w="2268"/>
-        <w:gridCol w:w="2268"/>
-      </w:tblGrid>
-      <w:tr>
-        <w:trPr>
-          <w:cantSplit/>
-          <w:tblHeader/>
-        </w:trPr>
-        <w:tc>
-          <w:tcPr>
-            <w:tcW w:type="dxa" w:w="4876"/>
-            <w:vAlign w:val="center"/>
-            <w:tcBorders>
-              <w:top w:val="single" w:sz="4" w:color="D9D9D9"/>
-              <w:left w:val="single" w:sz="4" w:color="D9D9D9"/>
-              <w:bottom w:val="single" w:sz="4" w:color="D9D9D9"/>
-              <w:right w:val="single" w:sz="4" w:color="D9D9D9"/>
-            </w:tcBorders>
-            <w:shd w:fill="243E56"/>
-            <w:tcMar>
-              <w:top w:w="135" w:type="dxa"/>
-              <w:bottom w:w="135" w:type="dxa"/>
-              <w:left w:w="125" w:type="dxa"/>
-              <w:right w:w="125" w:type="dxa"/>
-            </w:tcMar>
-          </w:tcPr>
-          <w:p>
-            <w:pPr>
-              <w:keepNext/>
-              <w:spacing w:after="0" w:line="360" w:lineRule="auto"/>
-              <w:jc w:val="left"/>
-            </w:pPr>
-            <w:r>
-              <w:rPr>
-                <w:rFonts w:ascii="Times New Roman" w:hAnsi="Times New Roman" w:eastAsia="SimSun"/>
-                <w:b/>
-                <w:color w:val="FFFFFF"/>
-                <w:sz w:val="30"/>
-              </w:rPr>
-              <w:t>样本与条件</w:t>
-            </w:r>
-          </w:p>
-        </w:tc>
-        <w:tc>
-          <w:tcPr>
-            <w:tcW w:type="dxa" w:w="2268"/>
-            <w:vAlign w:val="center"/>
-            <w:tcBorders>
-              <w:top w:val="single" w:sz="4" w:color="D9D9D9"/>
-              <w:left w:val="single" w:sz="4" w:color="D9D9D9"/>
-              <w:bottom w:val="single" w:sz="4" w:color="D9D9D9"/>
-              <w:right w:val="single" w:sz="4" w:color="D9D9D9"/>
-            </w:tcBorders>
-            <w:shd w:fill="243E56"/>
-            <w:tcMar>
-              <w:top w:w="135" w:type="dxa"/>
-              <w:bottom w:w="135" w:type="dxa"/>
-              <w:left w:w="125" w:type="dxa"/>
-              <w:right w:w="125" w:type="dxa"/>
-            </w:tcMar>
-          </w:tcPr>
-          <w:p>
-            <w:pPr>
-              <w:keepNext/>
-              <w:spacing w:after="0" w:line="360" w:lineRule="auto"/>
-              <w:jc w:val="center"/>
-            </w:pPr>
-            <w:r>
-              <w:rPr>
-                <w:rFonts w:ascii="Times New Roman" w:hAnsi="Times New Roman" w:eastAsia="SimSun"/>
-                <w:b/>
-                <w:color w:val="FFFFFF"/>
-                <w:sz w:val="30"/>
-              </w:rPr>
-              <w:t>闭卷答对</w:t>
-            </w:r>
-          </w:p>
-        </w:tc>
-        <w:tc>
-          <w:tcPr>
-            <w:tcW w:type="dxa" w:w="2268"/>
-            <w:vAlign w:val="center"/>
-            <w:tcBorders>
-              <w:top w:val="single" w:sz="4" w:color="D9D9D9"/>
-              <w:left w:val="single" w:sz="4" w:color="D9D9D9"/>
-              <w:bottom w:val="single" w:sz="4" w:color="D9D9D9"/>
-              <w:right w:val="single" w:sz="4" w:color="D9D9D9"/>
-            </w:tcBorders>
-            <w:shd w:fill="243E56"/>
-            <w:tcMar>
-              <w:top w:w="135" w:type="dxa"/>
-              <w:bottom w:w="135" w:type="dxa"/>
-              <w:left w:w="125" w:type="dxa"/>
-              <w:right w:w="125" w:type="dxa"/>
-            </w:tcMar>
-          </w:tcPr>
-          <w:p>
-            <w:pPr>
-              <w:keepNext/>
-              <w:spacing w:after="0" w:line="360" w:lineRule="auto"/>
-              <w:jc w:val="center"/>
-            </w:pPr>
-            <w:r>
-              <w:rPr>
-                <w:rFonts w:ascii="Times New Roman" w:hAnsi="Times New Roman" w:eastAsia="SimSun"/>
-                <w:b/>
-                <w:color w:val="FFFFFF"/>
-                <w:sz w:val="30"/>
-              </w:rPr>
-              <w:t>加教材答对</w:t>
-            </w:r>
-          </w:p>
-        </w:tc>
-      </w:tr>
-      <w:tr>
-        <w:trPr>
-          <w:cantSplit/>
-        </w:trPr>
-        <w:tc>
-          <w:tcPr>
-            <w:tcW w:type="dxa" w:w="4876"/>
-            <w:vAlign w:val="center"/>
-            <w:tcBorders>
-              <w:top w:val="single" w:sz="4" w:color="D9D9D9"/>
-              <w:left w:val="single" w:sz="4" w:color="D9D9D9"/>
-              <w:bottom w:val="single" w:sz="4" w:color="D9D9D9"/>
-              <w:right w:val="single" w:sz="4" w:color="D9D9D9"/>
-            </w:tcBorders>
-            <w:shd w:fill="F0F4F7"/>
-            <w:tcMar>
-              <w:top w:w="135" w:type="dxa"/>
-              <w:bottom w:w="135" w:type="dxa"/>
-              <w:left w:w="125" w:type="dxa"/>
-              <w:right w:w="125" w:type="dxa"/>
-            </w:tcMar>
-          </w:tcPr>
-          <w:p>
-            <w:pPr>
-              <w:keepNext w:val="0"/>
-              <w:spacing w:after="0" w:line="360" w:lineRule="auto"/>
-              <w:jc w:val="left"/>
-            </w:pPr>
-            <w:r>
-              <w:rPr>
-                <w:rFonts w:ascii="Times New Roman" w:hAnsi="Times New Roman" w:eastAsia="SimSun"/>
-                <w:b w:val="0"/>
-                <w:color w:val="202020"/>
-                <w:sz w:val="30"/>
-              </w:rPr>
-              <w:t>历史错题  303题</w:t>
-            </w:r>
-          </w:p>
-        </w:tc>
-        <w:tc>
-          <w:tcPr>
-            <w:tcW w:type="dxa" w:w="2268"/>
-            <w:vAlign w:val="center"/>
-            <w:tcBorders>
-              <w:top w:val="single" w:sz="4" w:color="D9D9D9"/>
-              <w:left w:val="single" w:sz="4" w:color="D9D9D9"/>
-              <w:bottom w:val="single" w:sz="4" w:color="D9D9D9"/>
-              <w:right w:val="single" w:sz="4" w:color="D9D9D9"/>
-            </w:tcBorders>
-            <w:shd w:fill="F0F4F7"/>
-            <w:tcMar>
-              <w:top w:w="135" w:type="dxa"/>
-              <w:bottom w:w="135" w:type="dxa"/>
-              <w:left w:w="125" w:type="dxa"/>
-              <w:right w:w="125" w:type="dxa"/>
-            </w:tcMar>
-          </w:tcPr>
-          <w:p>
-            <w:pPr>
-              <w:keepNext w:val="0"/>
-              <w:spacing w:after="0" w:line="360" w:lineRule="auto"/>
-              <w:jc w:val="center"/>
-            </w:pPr>
-            <w:r>
-              <w:rPr>
-                <w:rFonts w:ascii="Times New Roman" w:hAnsi="Times New Roman" w:eastAsia="SimSun"/>
-                <w:b w:val="0"/>
-                <w:color w:val="202020"/>
-                <w:sz w:val="30"/>
-              </w:rPr>
-              <w:t>6/303</w:t>
-            </w:r>
-          </w:p>
-        </w:tc>
-        <w:tc>
-          <w:tcPr>
-            <w:tcW w:type="dxa" w:w="2268"/>
-            <w:vAlign w:val="center"/>
-            <w:tcBorders>
-              <w:top w:val="single" w:sz="4" w:color="D9D9D9"/>
-              <w:left w:val="single" w:sz="4" w:color="D9D9D9"/>
-              <w:bottom w:val="single" w:sz="4" w:color="D9D9D9"/>
-              <w:right w:val="single" w:sz="4" w:color="D9D9D9"/>
-            </w:tcBorders>
-            <w:shd w:fill="F0F4F7"/>
-            <w:tcMar>
-              <w:top w:w="135" w:type="dxa"/>
-              <w:bottom w:w="135" w:type="dxa"/>
-              <w:left w:w="125" w:type="dxa"/>
-              <w:right w:w="125" w:type="dxa"/>
-            </w:tcMar>
-          </w:tcPr>
-          <w:p>
-            <w:pPr>
-              <w:keepNext w:val="0"/>
-              <w:spacing w:after="0" w:line="360" w:lineRule="auto"/>
-              <w:jc w:val="center"/>
-            </w:pPr>
-            <w:r>
-              <w:rPr>
-                <w:rFonts w:ascii="Times New Roman" w:hAnsi="Times New Roman" w:eastAsia="SimSun"/>
-                <w:b w:val="0"/>
-                <w:color w:val="202020"/>
-                <w:sz w:val="30"/>
-              </w:rPr>
-              <w:t>58/303</w:t>
-            </w:r>
-          </w:p>
-        </w:tc>
-      </w:tr>
-      <w:tr>
-        <w:trPr>
-          <w:cantSplit/>
-        </w:trPr>
-        <w:tc>
-          <w:tcPr>
-            <w:tcW w:type="dxa" w:w="4876"/>
-            <w:vAlign w:val="center"/>
-            <w:tcBorders>
-              <w:top w:val="single" w:sz="4" w:color="D9D9D9"/>
-              <w:left w:val="single" w:sz="4" w:color="D9D9D9"/>
-              <w:bottom w:val="single" w:sz="4" w:color="D9D9D9"/>
-              <w:right w:val="single" w:sz="4" w:color="D9D9D9"/>
-            </w:tcBorders>
-            <w:shd w:fill="FFFFFF"/>
-            <w:tcMar>
-              <w:top w:w="135" w:type="dxa"/>
-              <w:bottom w:w="135" w:type="dxa"/>
-              <w:left w:w="125" w:type="dxa"/>
-              <w:right w:w="125" w:type="dxa"/>
-            </w:tcMar>
-          </w:tcPr>
-          <w:p>
-            <w:pPr>
-              <w:keepNext w:val="0"/>
-              <w:spacing w:after="0" w:line="360" w:lineRule="auto"/>
-              <w:jc w:val="left"/>
-            </w:pPr>
-            <w:r>
-              <w:rPr>
-                <w:rFonts w:ascii="Times New Roman" w:hAnsi="Times New Roman" w:eastAsia="SimSun"/>
-                <w:b w:val="0"/>
-                <w:color w:val="202020"/>
-                <w:sz w:val="30"/>
-              </w:rPr>
-              <w:t>原答对对照  60题</w:t>
-            </w:r>
-          </w:p>
-        </w:tc>
-        <w:tc>
-          <w:tcPr>
-            <w:tcW w:type="dxa" w:w="2268"/>
-            <w:vAlign w:val="center"/>
-            <w:tcBorders>
-              <w:top w:val="single" w:sz="4" w:color="D9D9D9"/>
-              <w:left w:val="single" w:sz="4" w:color="D9D9D9"/>
-              <w:bottom w:val="single" w:sz="4" w:color="D9D9D9"/>
-              <w:right w:val="single" w:sz="4" w:color="D9D9D9"/>
-            </w:tcBorders>
-            <w:shd w:fill="FFFFFF"/>
-            <w:tcMar>
-              <w:top w:w="135" w:type="dxa"/>
-              <w:bottom w:w="135" w:type="dxa"/>
-              <w:left w:w="125" w:type="dxa"/>
-              <w:right w:w="125" w:type="dxa"/>
-            </w:tcMar>
-          </w:tcPr>
-          <w:p>
-            <w:pPr>
-              <w:keepNext w:val="0"/>
-              <w:spacing w:after="0" w:line="360" w:lineRule="auto"/>
-              <w:jc w:val="center"/>
-            </w:pPr>
-            <w:r>
-              <w:rPr>
-                <w:rFonts w:ascii="Times New Roman" w:hAnsi="Times New Roman" w:eastAsia="SimSun"/>
-                <w:b w:val="0"/>
-                <w:color w:val="202020"/>
-                <w:sz w:val="30"/>
-              </w:rPr>
-              <w:t>57/60</w:t>
-            </w:r>
-          </w:p>
-        </w:tc>
-        <w:tc>
-          <w:tcPr>
-            <w:tcW w:type="dxa" w:w="2268"/>
-            <w:vAlign w:val="center"/>
-            <w:tcBorders>
-              <w:top w:val="single" w:sz="4" w:color="D9D9D9"/>
-              <w:left w:val="single" w:sz="4" w:color="D9D9D9"/>
-              <w:bottom w:val="single" w:sz="4" w:color="D9D9D9"/>
-              <w:right w:val="single" w:sz="4" w:color="D9D9D9"/>
-            </w:tcBorders>
-            <w:shd w:fill="FFFFFF"/>
-            <w:tcMar>
-              <w:top w:w="135" w:type="dxa"/>
-              <w:bottom w:w="135" w:type="dxa"/>
-              <w:left w:w="125" w:type="dxa"/>
-              <w:right w:w="125" w:type="dxa"/>
-            </w:tcMar>
-          </w:tcPr>
-          <w:p>
-            <w:pPr>
-              <w:keepNext w:val="0"/>
-              <w:spacing w:after="0" w:line="360" w:lineRule="auto"/>
-              <w:jc w:val="center"/>
-            </w:pPr>
-            <w:r>
-              <w:rPr>
-                <w:rFonts w:ascii="Times New Roman" w:hAnsi="Times New Roman" w:eastAsia="SimSun"/>
-                <w:b w:val="0"/>
-                <w:color w:val="202020"/>
-                <w:sz w:val="30"/>
-              </w:rPr>
-              <w:t>54/60</w:t>
-            </w:r>
-          </w:p>
-        </w:tc>
-      </w:tr>
-      <w:tr>
-        <w:trPr>
-          <w:cantSplit/>
-        </w:trPr>
-        <w:tc>
-          <w:tcPr>
-            <w:tcW w:type="dxa" w:w="4876"/>
-            <w:vAlign w:val="center"/>
-            <w:tcBorders>
-              <w:top w:val="single" w:sz="4" w:color="D9D9D9"/>
-              <w:left w:val="single" w:sz="4" w:color="D9D9D9"/>
-              <w:bottom w:val="single" w:sz="4" w:color="D9D9D9"/>
-              <w:right w:val="single" w:sz="4" w:color="D9D9D9"/>
-            </w:tcBorders>
-            <w:shd w:fill="F0F4F7"/>
-            <w:tcMar>
-              <w:top w:w="135" w:type="dxa"/>
-              <w:bottom w:w="135" w:type="dxa"/>
-              <w:left w:w="125" w:type="dxa"/>
-              <w:right w:w="125" w:type="dxa"/>
-            </w:tcMar>
-          </w:tcPr>
-          <w:p>
-            <w:pPr>
-              <w:keepNext w:val="0"/>
-              <w:spacing w:after="0" w:line="360" w:lineRule="auto"/>
-              <w:jc w:val="left"/>
-            </w:pPr>
-            <w:r>
-              <w:rPr>
-                <w:rFonts w:ascii="Times New Roman" w:hAnsi="Times New Roman" w:eastAsia="SimSun"/>
-                <w:b w:val="0"/>
-                <w:color w:val="202020"/>
-                <w:sz w:val="30"/>
-              </w:rPr>
-              <w:t>历史错题中的有效基础题  65题</w:t>
-            </w:r>
-          </w:p>
-        </w:tc>
-        <w:tc>
-          <w:tcPr>
-            <w:tcW w:type="dxa" w:w="2268"/>
-            <w:vAlign w:val="center"/>
-            <w:tcBorders>
-              <w:top w:val="single" w:sz="4" w:color="D9D9D9"/>
-              <w:left w:val="single" w:sz="4" w:color="D9D9D9"/>
-              <w:bottom w:val="single" w:sz="4" w:color="D9D9D9"/>
-              <w:right w:val="single" w:sz="4" w:color="D9D9D9"/>
-            </w:tcBorders>
-            <w:shd w:fill="F0F4F7"/>
-            <w:tcMar>
-              <w:top w:w="135" w:type="dxa"/>
-              <w:bottom w:w="135" w:type="dxa"/>
-              <w:left w:w="125" w:type="dxa"/>
-              <w:right w:w="125" w:type="dxa"/>
-            </w:tcMar>
-          </w:tcPr>
-          <w:p>
-            <w:pPr>
-              <w:keepNext w:val="0"/>
-              <w:spacing w:after="0" w:line="360" w:lineRule="auto"/>
-              <w:jc w:val="center"/>
-            </w:pPr>
-            <w:r>
-              <w:rPr>
-                <w:rFonts w:ascii="Times New Roman" w:hAnsi="Times New Roman" w:eastAsia="SimSun"/>
-                <w:b w:val="0"/>
-                <w:color w:val="202020"/>
-                <w:sz w:val="30"/>
-              </w:rPr>
-              <w:t>59/65</w:t>
-            </w:r>
-          </w:p>
-        </w:tc>
-        <w:tc>
-          <w:tcPr>
-            <w:tcW w:type="dxa" w:w="2268"/>
-            <w:vAlign w:val="center"/>
-            <w:tcBorders>
-              <w:top w:val="single" w:sz="4" w:color="D9D9D9"/>
-              <w:left w:val="single" w:sz="4" w:color="D9D9D9"/>
-              <w:bottom w:val="single" w:sz="4" w:color="D9D9D9"/>
-              <w:right w:val="single" w:sz="4" w:color="D9D9D9"/>
-            </w:tcBorders>
-            <w:shd w:fill="F0F4F7"/>
-            <w:tcMar>
-              <w:top w:w="135" w:type="dxa"/>
-              <w:bottom w:w="135" w:type="dxa"/>
-              <w:left w:w="125" w:type="dxa"/>
-              <w:right w:w="125" w:type="dxa"/>
-            </w:tcMar>
-          </w:tcPr>
-          <w:p>
-            <w:pPr>
-              <w:keepNext w:val="0"/>
-              <w:spacing w:after="0" w:line="360" w:lineRule="auto"/>
-              <w:jc w:val="center"/>
-            </w:pPr>
-            <w:r>
-              <w:rPr>
-                <w:rFonts w:ascii="Times New Roman" w:hAnsi="Times New Roman" w:eastAsia="SimSun"/>
-                <w:b w:val="0"/>
-                <w:color w:val="202020"/>
-                <w:sz w:val="30"/>
-              </w:rPr>
-              <w:t>64/65</w:t>
-            </w:r>
-          </w:p>
-        </w:tc>
-      </w:tr>
-    </w:tbl>
-    <w:p>
-      <w:pPr>
-        <w:widowControl/>
-        <w:spacing w:before="0" w:line="360" w:lineRule="auto" w:after="120"/>
-        <w:jc w:val="both"/>
-      </w:pPr>
-      <w:r>
-        <w:rPr>
-          <w:rFonts w:ascii="Times New Roman" w:hAnsi="Times New Roman" w:eastAsia="SimSun"/>
-          <w:b w:val="0"/>
-          <w:sz w:val="30"/>
-        </w:rPr>
-        <w:t>诊断提示与历史正式评测不同，因此303道历史错题本轮闭卷答对6题并不矛盾。资料能帮助部分题目，也可能干扰原答对题；基础题的分母和难度均不同，不能直接与303题正确率相减。</w:t>
+        <w:t>以原始 Step120 的历史错题为主要样本，并匹配少量原答对题作对照。设置原题闭卷、原题加独立教材、相关基础知识题闭卷、基础知识题加教材四个条件，每个条件重复3轮。检索不接收金答案，基础题与资料充分性分别审核；未通过的样本不强行归因。[3]</w:t>
       </w:r>
     </w:p>
     <w:p>
@@ -1309,7 +840,7 @@
           <w:b/>
           <w:sz w:val="32"/>
         </w:rPr>
-        <w:t>2 复核资料质量并增加闭卷知识探针</w:t>
+        <w:t>2 用补证与开放问答核查知识边界</w:t>
       </w:r>
     </w:p>
     <w:p>
@@ -1324,23 +855,7 @@
           <w:b w:val="0"/>
           <w:sz w:val="30"/>
         </w:rPr>
-        <w:t>363题中259题自动审核缺失或无效，不能据此判为教材不覆盖。后续复核8题，发现探针过浅、资料不充分、缺图、重复选项等问题。在获得定向补证的同4题上，闭卷及原教材均为0/4，补充已核对资料后为4/4，三轮一致；单加题型提示在8题上仍为0/8。[4]</w:t>
-      </w:r>
-    </w:p>
-    <w:p>
-      <w:pPr>
-        <w:widowControl/>
-        <w:spacing w:line="360" w:lineRule="auto" w:before="0" w:after="120"/>
-        <w:jc w:val="both"/>
-      </w:pPr>
-      <w:r>
-        <w:rPr>
-          <w:rFonts w:ascii="Times New Roman" w:hAnsi="Times New Roman" w:eastAsia="SimSun"/>
-          <w:b w:val="0"/>
-          <w:sz w:val="30"/>
-          <w:spacing w:val="-3"/>
-        </w:rPr>
-        <w:t>对上述4个知识点再做定义、辨析、应用各1问，共12问、每问3轮。预先冻结的核心标准通过6/12，其中定义2/4、辨析3/4、应用1/4。这表明部分知识可以调用，但概念范围、术语对应和情景应用并不稳定。[5]</w:t>
+        <w:t>对有代表性的疑难案例核查资料是否真正足够、输入是否缺图或存在选项歧义。再对同一知识点设计定义、辨析、应用问答，检查模型能否在不提供资料和选项时主动表达并使用知识。定向补证与闭卷探针用于定位原因，不改写原正式成绩。[4][5]</w:t>
       </w:r>
     </w:p>
     <w:p>
@@ -1356,7 +871,7 @@
           <w:b/>
           <w:sz w:val="32"/>
         </w:rPr>
-        <w:t>3 由探测结果确定优化方向</w:t>
+        <w:t>3 根据证据选择优化方向</w:t>
       </w:r>
     </w:p>
     <w:p>
@@ -1371,21 +886,7 @@
           <w:b w:val="0"/>
           <w:sz w:val="30"/>
         </w:rPr>
-        <w:t>知识范围不完整的题目，应补充可靠来源与知识校准；定义可答、应用不稳的题目，应重点训练概念辨析和情景问答；资料或题面存在问题的样本，应先修复评测依据。上述小样本属于机制探测，不能外推为全部303题的根因比例。</w:t>
-      </w:r>
-    </w:p>
-    <w:p>
-      <w:pPr>
-        <w:widowControl/>
-        <w:spacing w:after="0" w:line="360" w:lineRule="auto" w:before="0"/>
-        <w:jc w:val="both"/>
-      </w:pPr>
-      <w:r>
-        <w:rPr>
-          <w:rFonts w:ascii="Times New Roman" w:hAnsi="Times New Roman" w:eastAsia="SimSun"/>
-          <w:b w:val="0"/>
-          <w:sz w:val="12"/>
-        </w:rPr>
+        <w:t>闭卷答错、加资料答对，提示知识补充或调用改善可能有效，但不能证明参数中完全没有知识；定义可答而应用不稳，应重点检查概念辨析、条件理解与情景映射；输入或标签有问题，应先核对评测依据。训练侧再用 CPT 与答案监督检查文本学习是否转化为问答表现，避免仅凭总分或训练 loss 判定根因。</w:t>
       </w:r>
     </w:p>
     <w:p>
@@ -2168,6 +1669,52 @@
     </w:p>
     <w:p>
       <w:pPr>
+        <w:pStyle w:val="Heading2"/>
+        <w:keepNext/>
+        <w:widowControl/>
+        <w:spacing w:line="360" w:lineRule="auto" w:before="240" w:after="120"/>
+      </w:pPr>
+      <w:r>
+        <w:rPr>
+          <w:rFonts w:eastAsia="SimHei" w:ascii="Times New Roman" w:hAnsi="Times New Roman"/>
+          <w:b/>
+          <w:sz w:val="32"/>
+        </w:rPr>
+        <w:t>补充诊断 同题答案SFT</w:t>
+      </w:r>
+    </w:p>
+    <w:p>
+      <w:pPr>
+        <w:widowControl/>
+        <w:spacing w:line="360" w:lineRule="auto" w:before="0" w:after="120"/>
+        <w:jc w:val="both"/>
+      </w:pPr>
+      <w:r>
+        <w:rPr>
+          <w:rFonts w:ascii="Times New Roman" w:hAnsi="Times New Roman" w:eastAsia="SimSun"/>
+          <w:b w:val="0"/>
+          <w:sz w:val="30"/>
+        </w:rPr>
+        <w:t>另一组已完成实验使用全部1672道原题、完整选项及正确答案 JSON，仅监督答案与结束标记。训练1遍和2遍后，总体同题成绩分别为93.18%和94.44%，对照原始 Step120 的81.88%，说明直接匹配作答目标的监督可以显著提高同题拟合。[9]</w:t>
+      </w:r>
+    </w:p>
+    <w:p>
+      <w:pPr>
+        <w:widowControl/>
+        <w:spacing w:line="360" w:lineRule="auto" w:before="0" w:after="120"/>
+        <w:jc w:val="both"/>
+      </w:pPr>
+      <w:r>
+        <w:rPr>
+          <w:rFonts w:ascii="Times New Roman" w:hAnsi="Times New Roman" w:eastAsia="SimSun"/>
+          <w:b w:val="0"/>
+          <w:sz w:val="30"/>
+        </w:rPr>
+        <w:t>这组实验属于“评测题答案 SFT”，不是方案二的“独立书籍问答对 SFT”。它不能证明未见问题上的能力提升，也不能单独证明模型原先已拥有全部知识。方案二后续结果应与原始 Step120 在独立问题上比较。</w:t>
+      </w:r>
+    </w:p>
+    <w:p>
+      <w:pPr>
         <w:pStyle w:val="Heading1"/>
         <w:keepNext/>
         <w:widowControl/>
@@ -2232,7 +1779,23 @@
           <w:b/>
           <w:sz w:val="40"/>
         </w:rPr>
-        <w:t>五 方案三 原始模型对照</w:t>
+        <w:t>五 实验三 原始Step120的无训练错题诊断</w:t>
+      </w:r>
+    </w:p>
+    <w:p>
+      <w:pPr>
+        <w:pStyle w:val="Heading2"/>
+        <w:keepNext/>
+        <w:widowControl/>
+        <w:spacing w:line="360" w:lineRule="auto" w:before="240" w:after="120"/>
+      </w:pPr>
+      <w:r>
+        <w:rPr>
+          <w:rFonts w:eastAsia="SimHei" w:ascii="Times New Roman" w:hAnsi="Times New Roman"/>
+          <w:b/>
+          <w:sz w:val="32"/>
+        </w:rPr>
+        <w:t>实验目的与模型</w:t>
       </w:r>
     </w:p>
     <w:p>
@@ -2247,7 +1810,38 @@
           <w:b w:val="0"/>
           <w:sz w:val="30"/>
         </w:rPr>
-        <w:t>本方案保留未接受本轮 CPT 或 SFT 的原始 Step120，作为全部后续实验的共同起点。这里“原始”指8月25日完成开源数据续训的 Step120，并非完全未经后训练的原生开源模型；原生模型另列为背景参考。[1][2]</w:t>
+        <w:t>本实验回答“Step120 为什么答错”，不重复背景中的原生模型与 Step120 总分比较。固定未接受本轮评测题 CPT 或 SFT 的原始 Step120，仅改变题目呈现和参考资料，不更新参数。比较对象是同一模型在不同条件下的表现；此前接受评测题训练的候选不参与本轮诊断。[3]</w:t>
+      </w:r>
+    </w:p>
+    <w:p>
+      <w:pPr>
+        <w:pStyle w:val="Heading2"/>
+        <w:keepNext/>
+        <w:widowControl/>
+        <w:spacing w:line="360" w:lineRule="auto" w:before="240" w:after="120"/>
+      </w:pPr>
+      <w:r>
+        <w:rPr>
+          <w:rFonts w:eastAsia="SimHei" w:ascii="Times New Roman" w:hAnsi="Times New Roman"/>
+          <w:b/>
+          <w:sz w:val="32"/>
+        </w:rPr>
+        <w:t>1 四条件诊断结果</w:t>
+      </w:r>
+    </w:p>
+    <w:p>
+      <w:pPr>
+        <w:widowControl/>
+        <w:spacing w:line="360" w:lineRule="auto" w:before="0" w:after="120"/>
+        <w:jc w:val="both"/>
+      </w:pPr>
+      <w:r>
+        <w:rPr>
+          <w:rFonts w:ascii="Times New Roman" w:hAnsi="Times New Roman" w:eastAsia="SimSun"/>
+          <w:b w:val="0"/>
+          <w:sz w:val="30"/>
+        </w:rPr>
+        <w:t>冻结303道历史错题，其中 LogistikaBench 266题、SC-bench知识题37题；另匹配60道原答对题，共363题。按第二部分的四条件协议分别运行3轮，以严格多数票计分。下表列出原题结果及历史错题中65道有效基础题的结果，分母分别保留。[3][4]</w:t>
       </w:r>
     </w:p>
     <w:tbl>
@@ -2258,10 +1852,9 @@
         <w:tblLook w:firstColumn="1" w:firstRow="1" w:lastColumn="0" w:lastRow="0" w:noHBand="0" w:noVBand="1" w:val="04A0"/>
       </w:tblPr>
       <w:tblGrid>
-        <w:gridCol w:w="3061"/>
+        <w:gridCol w:w="4876"/>
         <w:gridCol w:w="2268"/>
         <w:gridCol w:w="2268"/>
-        <w:gridCol w:w="1814"/>
       </w:tblGrid>
       <w:tr>
         <w:trPr>
@@ -2270,7 +1863,7 @@
         </w:trPr>
         <w:tc>
           <w:tcPr>
-            <w:tcW w:type="dxa" w:w="3061"/>
+            <w:tcW w:type="dxa" w:w="4876"/>
             <w:vAlign w:val="center"/>
             <w:tcBorders>
               <w:top w:val="single" w:sz="4" w:color="D9D9D9"/>
@@ -2299,7 +1892,7 @@
                 <w:color w:val="FFFFFF"/>
                 <w:sz w:val="30"/>
               </w:rPr>
-              <w:t>对照对象</w:t>
+              <w:t>样本与条件</w:t>
             </w:r>
           </w:p>
         </w:tc>
@@ -2334,7 +1927,7 @@
                 <w:color w:val="FFFFFF"/>
                 <w:sz w:val="30"/>
               </w:rPr>
-              <w:t>LogistikaBench</w:t>
+              <w:t>闭卷答对</w:t>
             </w:r>
           </w:p>
         </w:tc>
@@ -2369,44 +1962,7 @@
                 <w:color w:val="FFFFFF"/>
                 <w:sz w:val="30"/>
               </w:rPr>
-              <w:t>SC-bench</w:t>
-              <w:br/>
-              <w:t>知识题</w:t>
-            </w:r>
-          </w:p>
-        </w:tc>
-        <w:tc>
-          <w:tcPr>
-            <w:tcW w:type="dxa" w:w="1814"/>
-            <w:vAlign w:val="center"/>
-            <w:tcBorders>
-              <w:top w:val="single" w:sz="4" w:color="D9D9D9"/>
-              <w:left w:val="single" w:sz="4" w:color="D9D9D9"/>
-              <w:bottom w:val="single" w:sz="4" w:color="D9D9D9"/>
-              <w:right w:val="single" w:sz="4" w:color="D9D9D9"/>
-            </w:tcBorders>
-            <w:shd w:fill="243E56"/>
-            <w:tcMar>
-              <w:top w:w="135" w:type="dxa"/>
-              <w:bottom w:w="135" w:type="dxa"/>
-              <w:left w:w="125" w:type="dxa"/>
-              <w:right w:w="125" w:type="dxa"/>
-            </w:tcMar>
-          </w:tcPr>
-          <w:p>
-            <w:pPr>
-              <w:keepNext/>
-              <w:spacing w:after="0" w:line="360" w:lineRule="auto"/>
-              <w:jc w:val="center"/>
-            </w:pPr>
-            <w:r>
-              <w:rPr>
-                <w:rFonts w:ascii="Times New Roman" w:hAnsi="Times New Roman" w:eastAsia="SimSun"/>
-                <w:b/>
-                <w:color w:val="FFFFFF"/>
-                <w:sz w:val="30"/>
-              </w:rPr>
-              <w:t>总体</w:t>
+              <w:t>加教材答对</w:t>
             </w:r>
           </w:p>
         </w:tc>
@@ -2417,7 +1973,7 @@
         </w:trPr>
         <w:tc>
           <w:tcPr>
-            <w:tcW w:type="dxa" w:w="3061"/>
+            <w:tcW w:type="dxa" w:w="4876"/>
             <w:vAlign w:val="center"/>
             <w:tcBorders>
               <w:top w:val="single" w:sz="4" w:color="D9D9D9"/>
@@ -2446,7 +2002,7 @@
                 <w:color w:val="202020"/>
                 <w:sz w:val="30"/>
               </w:rPr>
-              <w:t>原生Qwen3.6-27B</w:t>
+              <w:t>历史错题  303题</w:t>
             </w:r>
           </w:p>
         </w:tc>
@@ -2481,7 +2037,7 @@
                 <w:color w:val="202020"/>
                 <w:sz w:val="30"/>
               </w:rPr>
-              <w:t>1175/1446</w:t>
+              <w:t>6/303</w:t>
             </w:r>
           </w:p>
         </w:tc>
@@ -2516,42 +2072,7 @@
                 <w:color w:val="202020"/>
                 <w:sz w:val="30"/>
               </w:rPr>
-              <w:t>188/226</w:t>
-            </w:r>
-          </w:p>
-        </w:tc>
-        <w:tc>
-          <w:tcPr>
-            <w:tcW w:type="dxa" w:w="1814"/>
-            <w:vAlign w:val="center"/>
-            <w:tcBorders>
-              <w:top w:val="single" w:sz="4" w:color="D9D9D9"/>
-              <w:left w:val="single" w:sz="4" w:color="D9D9D9"/>
-              <w:bottom w:val="single" w:sz="4" w:color="D9D9D9"/>
-              <w:right w:val="single" w:sz="4" w:color="D9D9D9"/>
-            </w:tcBorders>
-            <w:shd w:fill="F0F4F7"/>
-            <w:tcMar>
-              <w:top w:w="135" w:type="dxa"/>
-              <w:bottom w:w="135" w:type="dxa"/>
-              <w:left w:w="125" w:type="dxa"/>
-              <w:right w:w="125" w:type="dxa"/>
-            </w:tcMar>
-          </w:tcPr>
-          <w:p>
-            <w:pPr>
-              <w:keepNext w:val="0"/>
-              <w:spacing w:after="0" w:line="360" w:lineRule="auto"/>
-              <w:jc w:val="center"/>
-            </w:pPr>
-            <w:r>
-              <w:rPr>
-                <w:rFonts w:ascii="Times New Roman" w:hAnsi="Times New Roman" w:eastAsia="SimSun"/>
-                <w:b w:val="0"/>
-                <w:color w:val="202020"/>
-                <w:sz w:val="30"/>
-              </w:rPr>
-              <w:t>1363/1672</w:t>
+              <w:t>58/303</w:t>
             </w:r>
           </w:p>
         </w:tc>
@@ -2562,7 +2083,7 @@
         </w:trPr>
         <w:tc>
           <w:tcPr>
-            <w:tcW w:type="dxa" w:w="3061"/>
+            <w:tcW w:type="dxa" w:w="4876"/>
             <w:vAlign w:val="center"/>
             <w:tcBorders>
               <w:top w:val="single" w:sz="4" w:color="D9D9D9"/>
@@ -2591,7 +2112,7 @@
                 <w:color w:val="202020"/>
                 <w:sz w:val="30"/>
               </w:rPr>
-              <w:t>原始Step120</w:t>
+              <w:t>原答对对照  60题</w:t>
             </w:r>
           </w:p>
         </w:tc>
@@ -2626,7 +2147,7 @@
                 <w:color w:val="202020"/>
                 <w:sz w:val="30"/>
               </w:rPr>
-              <w:t>1180/1446</w:t>
+              <w:t>57/60</w:t>
             </w:r>
           </w:p>
         </w:tc>
@@ -2661,13 +2182,18 @@
                 <w:color w:val="202020"/>
                 <w:sz w:val="30"/>
               </w:rPr>
-              <w:t>189/226</w:t>
+              <w:t>54/60</w:t>
             </w:r>
           </w:p>
         </w:tc>
+      </w:tr>
+      <w:tr>
+        <w:trPr>
+          <w:cantSplit/>
+        </w:trPr>
         <w:tc>
           <w:tcPr>
-            <w:tcW w:type="dxa" w:w="1814"/>
+            <w:tcW w:type="dxa" w:w="4876"/>
             <w:vAlign w:val="center"/>
             <w:tcBorders>
               <w:top w:val="single" w:sz="4" w:color="D9D9D9"/>
@@ -2675,7 +2201,42 @@
               <w:bottom w:val="single" w:sz="4" w:color="D9D9D9"/>
               <w:right w:val="single" w:sz="4" w:color="D9D9D9"/>
             </w:tcBorders>
-            <w:shd w:fill="FFFFFF"/>
+            <w:shd w:fill="F0F4F7"/>
+            <w:tcMar>
+              <w:top w:w="135" w:type="dxa"/>
+              <w:bottom w:w="135" w:type="dxa"/>
+              <w:left w:w="125" w:type="dxa"/>
+              <w:right w:w="125" w:type="dxa"/>
+            </w:tcMar>
+          </w:tcPr>
+          <w:p>
+            <w:pPr>
+              <w:keepNext w:val="0"/>
+              <w:spacing w:after="0" w:line="360" w:lineRule="auto"/>
+              <w:jc w:val="left"/>
+            </w:pPr>
+            <w:r>
+              <w:rPr>
+                <w:rFonts w:ascii="Times New Roman" w:hAnsi="Times New Roman" w:eastAsia="SimSun"/>
+                <w:b w:val="0"/>
+                <w:color w:val="202020"/>
+                <w:sz w:val="30"/>
+              </w:rPr>
+              <w:t>历史错题中的有效基础题  65题</w:t>
+            </w:r>
+          </w:p>
+        </w:tc>
+        <w:tc>
+          <w:tcPr>
+            <w:tcW w:type="dxa" w:w="2268"/>
+            <w:vAlign w:val="center"/>
+            <w:tcBorders>
+              <w:top w:val="single" w:sz="4" w:color="D9D9D9"/>
+              <w:left w:val="single" w:sz="4" w:color="D9D9D9"/>
+              <w:bottom w:val="single" w:sz="4" w:color="D9D9D9"/>
+              <w:right w:val="single" w:sz="4" w:color="D9D9D9"/>
+            </w:tcBorders>
+            <w:shd w:fill="F0F4F7"/>
             <w:tcMar>
               <w:top w:w="135" w:type="dxa"/>
               <w:bottom w:w="135" w:type="dxa"/>
@@ -2696,7 +2257,42 @@
                 <w:color w:val="202020"/>
                 <w:sz w:val="30"/>
               </w:rPr>
-              <w:t>1369/1672</w:t>
+              <w:t>59/65</w:t>
+            </w:r>
+          </w:p>
+        </w:tc>
+        <w:tc>
+          <w:tcPr>
+            <w:tcW w:type="dxa" w:w="2268"/>
+            <w:vAlign w:val="center"/>
+            <w:tcBorders>
+              <w:top w:val="single" w:sz="4" w:color="D9D9D9"/>
+              <w:left w:val="single" w:sz="4" w:color="D9D9D9"/>
+              <w:bottom w:val="single" w:sz="4" w:color="D9D9D9"/>
+              <w:right w:val="single" w:sz="4" w:color="D9D9D9"/>
+            </w:tcBorders>
+            <w:shd w:fill="F0F4F7"/>
+            <w:tcMar>
+              <w:top w:w="135" w:type="dxa"/>
+              <w:bottom w:w="135" w:type="dxa"/>
+              <w:left w:w="125" w:type="dxa"/>
+              <w:right w:w="125" w:type="dxa"/>
+            </w:tcMar>
+          </w:tcPr>
+          <w:p>
+            <w:pPr>
+              <w:keepNext w:val="0"/>
+              <w:spacing w:after="0" w:line="360" w:lineRule="auto"/>
+              <w:jc w:val="center"/>
+            </w:pPr>
+            <w:r>
+              <w:rPr>
+                <w:rFonts w:ascii="Times New Roman" w:hAnsi="Times New Roman" w:eastAsia="SimSun"/>
+                <w:b w:val="0"/>
+                <w:color w:val="202020"/>
+                <w:sz w:val="30"/>
+              </w:rPr>
+              <w:t>64/65</w:t>
             </w:r>
           </w:p>
         </w:tc>
@@ -2714,7 +2310,7 @@
           <w:b w:val="0"/>
           <w:sz w:val="30"/>
         </w:rPr>
-        <w:t>原始 Step120 的三轮多数票基线为81.878%。方案一的直接 CPT 和改写 CPT 分别对照这个基线计算增益。363题诊断、8题复核及12问闭卷探针也均使用原始 Step120，不使用已经接触评测答案的候选。</w:t>
+        <w:t>诊断提示与历史正式评测不同，因此303道历史错题本轮闭卷答对6题并不矛盾。资料能帮助部分题目，也可能干扰原答对题；基础题的分母和难度均不同，不能直接与303题正确率相减。</w:t>
       </w:r>
     </w:p>
     <w:p>
@@ -2730,7 +2326,7 @@
           <w:b/>
           <w:sz w:val="32"/>
         </w:rPr>
-        <w:t>已完成的同题答案SFT仅作为辅助诊断</w:t>
+        <w:t>2 八题复核与四题补证</w:t>
       </w:r>
     </w:p>
     <w:p>
@@ -2745,7 +2341,7 @@
           <w:b w:val="0"/>
           <w:sz w:val="30"/>
         </w:rPr>
-        <w:t>另一组已完成实验使用全部1672道原题、完整选项及正确答案 JSON，仅监督答案与结束标记。训练1遍和2遍后，总体同题成绩分别为93.18%和94.44%，对照原始 Step120 的81.88%，说明直接匹配作答目标的监督可以显著提高同题拟合。[9]</w:t>
+        <w:t>363题中259题自动审核缺失或无效，不能据此判为教材不覆盖。后续复核8题，发现探针过浅、资料不充分、缺图、重复选项等问题。在获得定向补证的同4题上，闭卷及原教材均为0/4，补充已核对资料后为4/4，三轮一致；单加题型提示在8题上仍为0/8。[4]</w:t>
       </w:r>
     </w:p>
     <w:p>
@@ -2760,7 +2356,7 @@
           <w:b w:val="0"/>
           <w:sz w:val="30"/>
         </w:rPr>
-        <w:t>这组实验属于“评测题答案 SFT”，不是方案二的“独立书籍问答对 SFT”。它不能证明未见问题上的能力提升，也不能单独证明模型原先已拥有全部知识。方案二后续结果应与原始 Step120 在独立问题上比较。</w:t>
+        <w:t>补证比较仅限同4题，并非全量错题或盲检索结果。补充资料是在看过金标签后按缺失概念定向核查的独立来源，不能据4/4外推到303题。该结果说明这4题的错误可由明确资料辅助纠正，不能单独区分原先缺知识还是调用困难。[4]</w:t>
       </w:r>
     </w:p>
     <w:p>
@@ -2776,7 +2372,23 @@
           <w:b/>
           <w:sz w:val="32"/>
         </w:rPr>
-        <w:t>当前可用于汇报的判断</w:t>
+        <w:t>3 四个知识点的闭卷诊断</w:t>
+      </w:r>
+    </w:p>
+    <w:p>
+      <w:pPr>
+        <w:widowControl/>
+        <w:spacing w:line="360" w:lineRule="auto" w:before="0" w:after="120"/>
+        <w:jc w:val="both"/>
+      </w:pPr>
+      <w:r>
+        <w:rPr>
+          <w:rFonts w:ascii="Times New Roman" w:hAnsi="Times New Roman" w:eastAsia="SimSun"/>
+          <w:b w:val="0"/>
+          <w:sz w:val="30"/>
+          <w:spacing w:val="-3"/>
+        </w:rPr>
+        <w:t>对上述4个知识点再做定义、辨析、应用各1问，共12问、每问3轮。预先冻结的核心标准通过6/12，其中定义2/4、辨析3/4、应用1/4。这表明部分知识可以调用，但概念范围、术语对应和情景应用并不稳定。[5]</w:t>
       </w:r>
     </w:p>
     <w:p>
@@ -2791,21 +2403,38 @@
           <w:b w:val="0"/>
           <w:sz w:val="30"/>
         </w:rPr>
-        <w:t>现有 GRPO 训练在物流知识问答上的新增收益有限。CPT 能改变文本与答案概率，但本轮转换方式产生的问答提升较小；直接答案监督能提高同题拟合。结合无训练探测，下一阶段值得验证独立书籍问答监督能否改善概念辨析和情景应用，同时继续保留知识校准、输入质量及原 Agent 能力回归检查。</w:t>
+        <w:t>每个知识点包含定义、辨析、应用各1问；12问仅涉及4个相关知识点，不是12个独立知识领域。每问至少2/3轮达到预先冻结的核心要点才记通过。主评分6/12不等于整段回答事实完全可靠；若同时否决已发现的附加事实错误，事后敏感性结果为5/12。[5]</w:t>
+      </w:r>
+    </w:p>
+    <w:p>
+      <w:pPr>
+        <w:pStyle w:val="Heading2"/>
+        <w:keepNext/>
+        <w:widowControl/>
+        <w:spacing w:line="360" w:lineRule="auto" w:before="240" w:after="120"/>
+      </w:pPr>
+      <w:r>
+        <w:rPr>
+          <w:rFonts w:eastAsia="SimHei" w:ascii="Times New Roman" w:hAnsi="Times New Roman"/>
+          <w:b/>
+          <w:sz w:val="32"/>
+        </w:rPr>
+        <w:t>实验结论与后续方向</w:t>
       </w:r>
     </w:p>
     <w:p>
       <w:pPr>
         <w:widowControl/>
-        <w:spacing w:after="0" w:line="360" w:lineRule="auto" w:before="0"/>
+        <w:spacing w:line="360" w:lineRule="auto" w:before="0" w:after="120"/>
         <w:jc w:val="both"/>
       </w:pPr>
       <w:r>
         <w:rPr>
           <w:rFonts w:ascii="Times New Roman" w:hAnsi="Times New Roman" w:eastAsia="SimSun"/>
           <w:b w:val="0"/>
-          <w:sz w:val="12"/>
+          <w:sz w:val="30"/>
         </w:rPr>
+        <w:t>无训练对照支持“部分知识可调用，但知识边界、术语对应与情景应用不稳定”的混合解释。它既不同于背景的得分比较，也不构成参数训练后的能力提升。结合方案一，下一步应使用独立书籍问答验证知识校准、概念辨析和应用监督的效果；不能把当前结果概括为“知识全部具备，只缺推理”。方案二的书籍问答 SFT 仍保留待实施状态。</w:t>
       </w:r>
     </w:p>
     <w:p>

--- a/汇报材料/Step120物流知识能力诊断与优化实验阶段报告_20260907.docx
+++ b/汇报材料/Step120物流知识能力诊断与优化实验阶段报告_20260907.docx
@@ -45,7 +45,7 @@
           <w:b w:val="0"/>
           <w:sz w:val="30"/>
         </w:rPr>
-        <w:t>Step120 已完成既有 GRPO 训练，但在物流知识问答上与原生开源模型仍处于相近水平。我们围绕知识储备、知识吸收和问答利用开展了分层探测，并完成评测题语料 CPT 及原始模型对照。现有证据支持知识利用不足是重要问题，但不能排除局部知识范围和概念掌握不完整。</w:t>
+        <w:t>本阶段围绕物流知识问答增益有限的问题，依次开展 CPT 尝试与无训练根因诊断。结果显示，文本学习尚未充分转化为问答收益，知识边界、概念辨析和情景应用仍不稳定。下一阶段将从书籍 CPT 最佳候选出发开展书籍问答 SFT，并与原始 Step120 和该 CPT 候选比较，验证问答监督的增量效果。</w:t>
       </w:r>
     </w:p>
     <w:p>
@@ -793,7 +793,7 @@
           <w:b w:val="0"/>
           <w:sz w:val="30"/>
         </w:rPr>
-        <w:t>探测的目标是区分知识储备、知识调用与情景应用问题。先检查评测输入和评分是否可靠，再围绕同一知识点设置不同条件，观察模型在哪个环节恢复正确。探测方法在本节说明，实际无训练对照结果见实验三。</w:t>
+        <w:t>探测的目标是区分知识储备、知识调用与情景应用问题。整体逻辑是：发现问答增益不足，先尝试知识文本训练；当 CPT 收益有限时，再通过同一模型的无训练对照定位问题，最后据此设计书籍问答 SFT。本节说明判断方法，第四部分呈现诊断结果，第五部分明确训练路线与比较对象。</w:t>
       </w:r>
     </w:p>
     <w:p>
@@ -1710,7 +1710,7 @@
           <w:b w:val="0"/>
           <w:sz w:val="30"/>
         </w:rPr>
-        <w:t>这组实验属于“评测题答案 SFT”，不是方案二的“独立书籍问答对 SFT”。它不能证明未见问题上的能力提升，也不能单独证明模型原先已拥有全部知识。方案二后续结果应与原始 Step120 在独立问题上比较。</w:t>
+        <w:t>这组实验属于“评测题答案 SFT”，与后续独立书籍问答 SFT 的数据来源不同。它说明同题答案可以被拟合，但不能证明未见问题上的能力提升，也不能单独证明模型原先已拥有全部知识。其作用是提供监督目标方面的线索，不作为后续三模型比较的候选。</w:t>
       </w:r>
     </w:p>
     <w:p>
@@ -1726,60 +1726,7 @@
           <w:b/>
           <w:sz w:val="40"/>
         </w:rPr>
-        <w:t>四 方案二 书籍转问答对进行SFT</w:t>
-      </w:r>
-    </w:p>
-    <w:p>
-      <w:pPr>
-        <w:widowControl/>
-        <w:spacing w:line="360" w:lineRule="auto" w:before="0" w:after="120"/>
-        <w:jc w:val="both"/>
-      </w:pPr>
-      <w:r>
-        <w:rPr>
-          <w:rFonts w:ascii="Times New Roman" w:hAnsi="Times New Roman" w:eastAsia="SimSun"/>
-          <w:b w:val="0"/>
-          <w:color w:val="666666"/>
-          <w:sz w:val="30"/>
-        </w:rPr>
-        <w:t>尚未开展训练  本节预留</w:t>
-      </w:r>
-    </w:p>
-    <w:p>
-      <w:pPr>
-        <w:widowControl/>
-        <w:spacing w:after="0" w:line="360" w:lineRule="auto" w:before="0"/>
-        <w:jc w:val="both"/>
-      </w:pPr>
-    </w:p>
-    <w:p>
-      <w:pPr>
-        <w:widowControl/>
-        <w:spacing w:after="0" w:line="360" w:lineRule="auto" w:before="0"/>
-        <w:jc w:val="both"/>
-      </w:pPr>
-    </w:p>
-    <w:p>
-      <w:pPr>
-        <w:widowControl/>
-        <w:spacing w:after="0" w:line="360" w:lineRule="auto" w:before="0"/>
-        <w:jc w:val="both"/>
-      </w:pPr>
-    </w:p>
-    <w:p>
-      <w:pPr>
-        <w:pStyle w:val="Heading1"/>
-        <w:keepNext/>
-        <w:widowControl/>
-        <w:spacing w:line="360" w:lineRule="auto" w:before="240" w:after="120"/>
-      </w:pPr>
-      <w:r>
-        <w:rPr>
-          <w:rFonts w:eastAsia="SimHei" w:ascii="Times New Roman" w:hAnsi="Times New Roman"/>
-          <w:b/>
-          <w:sz w:val="40"/>
-        </w:rPr>
-        <w:t>五 实验三 原始Step120的无训练错题诊断</w:t>
+        <w:t>四 无训练诊断 定位知识与应用问题</w:t>
       </w:r>
     </w:p>
     <w:p>
@@ -2434,7 +2381,7 @@
           <w:b w:val="0"/>
           <w:sz w:val="30"/>
         </w:rPr>
-        <w:t>无训练对照支持“部分知识可调用，但知识边界、术语对应与情景应用不稳定”的混合解释。它既不同于背景的得分比较，也不构成参数训练后的能力提升。结合方案一，下一步应使用独立书籍问答验证知识校准、概念辨析和应用监督的效果；不能把当前结果概括为“知识全部具备，只缺推理”。方案二的书籍问答 SFT 仍保留待实施状态。</w:t>
+        <w:t>无训练对照支持“部分知识可调用，但知识边界、术语对应与情景应用不稳定”的混合解释。它把优化重点进一步落到知识校准、概念辨析和情景问答监督，因此提出下一阶段书籍 SFT。该方向有诊断依据，但是否有效仍需训练后比较，不能概括为“知识全部具备，只缺推理”。</w:t>
       </w:r>
     </w:p>
     <w:p>
@@ -2450,13 +2397,683 @@
           <w:b/>
           <w:sz w:val="40"/>
         </w:rPr>
+        <w:t>五 书籍问答SFT方案与验证计划</w:t>
+      </w:r>
+    </w:p>
+    <w:p>
+      <w:pPr>
+        <w:pStyle w:val="Heading2"/>
+        <w:keepNext/>
+        <w:widowControl/>
+        <w:spacing w:line="360" w:lineRule="auto" w:before="240" w:after="120"/>
+      </w:pPr>
+      <w:r>
+        <w:rPr>
+          <w:rFonts w:eastAsia="SimHei" w:ascii="Times New Roman" w:hAnsi="Times New Roman"/>
+          <w:b/>
+          <w:sz w:val="32"/>
+        </w:rPr>
+        <w:t>训练路线与起点</w:t>
+      </w:r>
+    </w:p>
+    <w:p>
+      <w:pPr>
+        <w:widowControl/>
+        <w:spacing w:line="360" w:lineRule="auto" w:before="0" w:after="120"/>
+        <w:jc w:val="both"/>
+      </w:pPr>
+      <w:r>
+        <w:rPr>
+          <w:rFonts w:ascii="Times New Roman" w:hAnsi="Times New Roman" w:eastAsia="SimSun"/>
+          <w:b w:val="0"/>
+          <w:sz w:val="30"/>
+        </w:rPr>
+        <w:t>训练路线确定为：原始 Step120 → 书籍原文 CPT → 书籍问答 SFT。SFT 从当前已测书籍 CPT 候选中公开题总答对数最高的4遍模型开始，标识为 qwen3.6-27b-step120-handbook8e-cpt-4x，对应本轮书籍 CPT 第116步。它不是评测题直接 CPT 或改写 CPT 模型。[8]</w:t>
+      </w:r>
+    </w:p>
+    <w:p>
+      <w:pPr>
+        <w:widowControl/>
+        <w:spacing w:line="360" w:lineRule="auto" w:before="0" w:after="120"/>
+        <w:jc w:val="both"/>
+      </w:pPr>
+      <w:r>
+        <w:rPr>
+          <w:rFonts w:ascii="Times New Roman" w:hAnsi="Times New Roman" w:eastAsia="SimSun"/>
+          <w:b w:val="0"/>
+          <w:sz w:val="30"/>
+        </w:rPr>
+        <w:t>在统一三轮多数票口径下，书籍1遍、2遍、4遍候选分别答对1370、1366、1371题；4遍为1371/1672（81.998%），原始 Step120 为1369/1672（81.878%）。4遍的净增只有2题，尚未通过此前的实用提升门槛；选择它作为后续训练起点，不等于认定其知识问答能力已有可靠提升。[8][10]</w:t>
+      </w:r>
+    </w:p>
+    <w:p>
+      <w:pPr>
+        <w:widowControl/>
+        <w:spacing w:line="360" w:lineRule="auto" w:before="0" w:after="120"/>
+        <w:jc w:val="both"/>
+      </w:pPr>
+      <w:r>
+        <w:rPr>
+          <w:rFonts w:ascii="Times New Roman" w:hAnsi="Times New Roman" w:eastAsia="SimSun"/>
+          <w:b w:val="0"/>
+          <w:sz w:val="30"/>
+        </w:rPr>
+        <w:t>SFT 从该模型权重初始化新的优化器与训练日程，不恢复书籍 CPT 的优化器状态。书籍 CPT 参数已经改变，但原有 Agent 和通用能力回归尚未完成，应在后续验证中补齐。[8]</w:t>
+      </w:r>
+    </w:p>
+    <w:p>
+      <w:pPr>
+        <w:pStyle w:val="Heading2"/>
+        <w:keepNext/>
+        <w:widowControl/>
+        <w:spacing w:line="360" w:lineRule="auto" w:before="240" w:after="120"/>
+      </w:pPr>
+      <w:r>
+        <w:rPr>
+          <w:rFonts w:eastAsia="SimHei" w:ascii="Times New Roman" w:hAnsi="Times New Roman"/>
+          <w:b/>
+          <w:sz w:val="32"/>
+        </w:rPr>
+        <w:t>训练数据与针对性</w:t>
+      </w:r>
+    </w:p>
+    <w:p>
+      <w:pPr>
+        <w:widowControl/>
+        <w:spacing w:line="360" w:lineRule="auto" w:before="0" w:after="120"/>
+        <w:jc w:val="both"/>
+      </w:pPr>
+      <w:r>
+        <w:rPr>
+          <w:rFonts w:ascii="Times New Roman" w:hAnsi="Times New Roman" w:eastAsia="SimSun"/>
+          <w:b w:val="0"/>
+          <w:sz w:val="30"/>
+        </w:rPr>
+        <w:t>从独立于评测题的书籍内容构造有出处、经复核的问答对，覆盖定义与事实校准、相近概念辨析、条件判断和情景应用。训练目标是把书籍知识转化为稳定回答；不使用公开评测题答案、错题派生探针或定向补证资料包生成训练样本。书籍 QA 数据准备与模型 SFT 训练分开记录，当前不填报训练效果。</w:t>
+      </w:r>
+    </w:p>
+    <w:p>
+      <w:pPr>
+        <w:pStyle w:val="Heading2"/>
+        <w:keepNext/>
+        <w:widowControl/>
+        <w:spacing w:line="360" w:lineRule="auto" w:before="240" w:after="120"/>
+      </w:pPr>
+      <w:r>
+        <w:rPr>
+          <w:rFonts w:eastAsia="SimHei" w:ascii="Times New Roman" w:hAnsi="Times New Roman"/>
+          <w:b/>
+          <w:sz w:val="32"/>
+        </w:rPr>
+        <w:t>三模型对照</w:t>
+      </w:r>
+    </w:p>
+    <w:tbl>
+      <w:tblPr>
+        <w:tblW w:type="auto" w:w="0"/>
+        <w:jc w:val="center"/>
+        <w:tblLayout w:type="fixed"/>
+        <w:tblLook w:firstColumn="1" w:firstRow="1" w:lastColumn="0" w:lastRow="0" w:noHBand="0" w:noVBand="1" w:val="04A0"/>
+      </w:tblPr>
+      <w:tblGrid>
+        <w:gridCol w:w="2721"/>
+        <w:gridCol w:w="2835"/>
+        <w:gridCol w:w="3855"/>
+      </w:tblGrid>
+      <w:tr>
+        <w:trPr>
+          <w:cantSplit/>
+          <w:tblHeader/>
+        </w:trPr>
+        <w:tc>
+          <w:tcPr>
+            <w:tcW w:type="dxa" w:w="2721"/>
+            <w:vAlign w:val="center"/>
+            <w:tcBorders>
+              <w:top w:val="single" w:sz="4" w:color="D9D9D9"/>
+              <w:left w:val="single" w:sz="4" w:color="D9D9D9"/>
+              <w:bottom w:val="single" w:sz="4" w:color="D9D9D9"/>
+              <w:right w:val="single" w:sz="4" w:color="D9D9D9"/>
+            </w:tcBorders>
+            <w:shd w:fill="243E56"/>
+            <w:tcMar>
+              <w:top w:w="135" w:type="dxa"/>
+              <w:bottom w:w="135" w:type="dxa"/>
+              <w:left w:w="125" w:type="dxa"/>
+              <w:right w:w="125" w:type="dxa"/>
+            </w:tcMar>
+          </w:tcPr>
+          <w:p>
+            <w:pPr>
+              <w:keepNext/>
+              <w:spacing w:after="0" w:line="360" w:lineRule="auto"/>
+              <w:jc w:val="left"/>
+            </w:pPr>
+            <w:r>
+              <w:rPr>
+                <w:rFonts w:ascii="Times New Roman" w:hAnsi="Times New Roman" w:eastAsia="SimSun"/>
+                <w:b/>
+                <w:color w:val="FFFFFF"/>
+                <w:sz w:val="30"/>
+              </w:rPr>
+              <w:t>比较对象</w:t>
+            </w:r>
+          </w:p>
+        </w:tc>
+        <w:tc>
+          <w:tcPr>
+            <w:tcW w:type="dxa" w:w="2835"/>
+            <w:vAlign w:val="center"/>
+            <w:tcBorders>
+              <w:top w:val="single" w:sz="4" w:color="D9D9D9"/>
+              <w:left w:val="single" w:sz="4" w:color="D9D9D9"/>
+              <w:bottom w:val="single" w:sz="4" w:color="D9D9D9"/>
+              <w:right w:val="single" w:sz="4" w:color="D9D9D9"/>
+            </w:tcBorders>
+            <w:shd w:fill="243E56"/>
+            <w:tcMar>
+              <w:top w:w="135" w:type="dxa"/>
+              <w:bottom w:w="135" w:type="dxa"/>
+              <w:left w:w="125" w:type="dxa"/>
+              <w:right w:w="125" w:type="dxa"/>
+            </w:tcMar>
+          </w:tcPr>
+          <w:p>
+            <w:pPr>
+              <w:keepNext/>
+              <w:spacing w:after="0" w:line="360" w:lineRule="auto"/>
+              <w:jc w:val="center"/>
+            </w:pPr>
+            <w:r>
+              <w:rPr>
+                <w:rFonts w:ascii="Times New Roman" w:hAnsi="Times New Roman" w:eastAsia="SimSun"/>
+                <w:b/>
+                <w:color w:val="FFFFFF"/>
+                <w:sz w:val="30"/>
+              </w:rPr>
+              <w:t>模型状态</w:t>
+            </w:r>
+          </w:p>
+        </w:tc>
+        <w:tc>
+          <w:tcPr>
+            <w:tcW w:type="dxa" w:w="3855"/>
+            <w:vAlign w:val="center"/>
+            <w:tcBorders>
+              <w:top w:val="single" w:sz="4" w:color="D9D9D9"/>
+              <w:left w:val="single" w:sz="4" w:color="D9D9D9"/>
+              <w:bottom w:val="single" w:sz="4" w:color="D9D9D9"/>
+              <w:right w:val="single" w:sz="4" w:color="D9D9D9"/>
+            </w:tcBorders>
+            <w:shd w:fill="243E56"/>
+            <w:tcMar>
+              <w:top w:w="135" w:type="dxa"/>
+              <w:bottom w:w="135" w:type="dxa"/>
+              <w:left w:w="125" w:type="dxa"/>
+              <w:right w:w="125" w:type="dxa"/>
+            </w:tcMar>
+          </w:tcPr>
+          <w:p>
+            <w:pPr>
+              <w:keepNext/>
+              <w:spacing w:after="0" w:line="360" w:lineRule="auto"/>
+              <w:jc w:val="center"/>
+            </w:pPr>
+            <w:r>
+              <w:rPr>
+                <w:rFonts w:ascii="Times New Roman" w:hAnsi="Times New Roman" w:eastAsia="SimSun"/>
+                <w:b/>
+                <w:color w:val="FFFFFF"/>
+                <w:sz w:val="30"/>
+              </w:rPr>
+              <w:t>比较目的</w:t>
+            </w:r>
+          </w:p>
+        </w:tc>
+      </w:tr>
+      <w:tr>
+        <w:trPr>
+          <w:cantSplit/>
+        </w:trPr>
+        <w:tc>
+          <w:tcPr>
+            <w:tcW w:type="dxa" w:w="2721"/>
+            <w:vAlign w:val="center"/>
+            <w:tcBorders>
+              <w:top w:val="single" w:sz="4" w:color="D9D9D9"/>
+              <w:left w:val="single" w:sz="4" w:color="D9D9D9"/>
+              <w:bottom w:val="single" w:sz="4" w:color="D9D9D9"/>
+              <w:right w:val="single" w:sz="4" w:color="D9D9D9"/>
+            </w:tcBorders>
+            <w:shd w:fill="F0F4F7"/>
+            <w:tcMar>
+              <w:top w:w="135" w:type="dxa"/>
+              <w:bottom w:w="135" w:type="dxa"/>
+              <w:left w:w="125" w:type="dxa"/>
+              <w:right w:w="125" w:type="dxa"/>
+            </w:tcMar>
+          </w:tcPr>
+          <w:p>
+            <w:pPr>
+              <w:keepNext w:val="0"/>
+              <w:spacing w:after="0" w:line="360" w:lineRule="auto"/>
+              <w:jc w:val="left"/>
+            </w:pPr>
+            <w:r>
+              <w:rPr>
+                <w:rFonts w:ascii="Times New Roman" w:hAnsi="Times New Roman" w:eastAsia="SimSun"/>
+                <w:b w:val="0"/>
+                <w:color w:val="202020"/>
+                <w:sz w:val="30"/>
+              </w:rPr>
+              <w:t>A  原始Step120</w:t>
+            </w:r>
+          </w:p>
+        </w:tc>
+        <w:tc>
+          <w:tcPr>
+            <w:tcW w:type="dxa" w:w="2835"/>
+            <w:vAlign w:val="center"/>
+            <w:tcBorders>
+              <w:top w:val="single" w:sz="4" w:color="D9D9D9"/>
+              <w:left w:val="single" w:sz="4" w:color="D9D9D9"/>
+              <w:bottom w:val="single" w:sz="4" w:color="D9D9D9"/>
+              <w:right w:val="single" w:sz="4" w:color="D9D9D9"/>
+            </w:tcBorders>
+            <w:shd w:fill="F0F4F7"/>
+            <w:tcMar>
+              <w:top w:w="135" w:type="dxa"/>
+              <w:bottom w:w="135" w:type="dxa"/>
+              <w:left w:w="125" w:type="dxa"/>
+              <w:right w:w="125" w:type="dxa"/>
+            </w:tcMar>
+          </w:tcPr>
+          <w:p>
+            <w:pPr>
+              <w:keepNext w:val="0"/>
+              <w:spacing w:after="0" w:line="360" w:lineRule="auto"/>
+              <w:jc w:val="center"/>
+            </w:pPr>
+            <w:r>
+              <w:rPr>
+                <w:rFonts w:ascii="Times New Roman" w:hAnsi="Times New Roman" w:eastAsia="SimSun"/>
+                <w:b w:val="0"/>
+                <w:color w:val="202020"/>
+                <w:sz w:val="30"/>
+              </w:rPr>
+              <w:t>本轮CPT及SFT前</w:t>
+            </w:r>
+          </w:p>
+        </w:tc>
+        <w:tc>
+          <w:tcPr>
+            <w:tcW w:type="dxa" w:w="3855"/>
+            <w:vAlign w:val="center"/>
+            <w:tcBorders>
+              <w:top w:val="single" w:sz="4" w:color="D9D9D9"/>
+              <w:left w:val="single" w:sz="4" w:color="D9D9D9"/>
+              <w:bottom w:val="single" w:sz="4" w:color="D9D9D9"/>
+              <w:right w:val="single" w:sz="4" w:color="D9D9D9"/>
+            </w:tcBorders>
+            <w:shd w:fill="F0F4F7"/>
+            <w:tcMar>
+              <w:top w:w="135" w:type="dxa"/>
+              <w:bottom w:w="135" w:type="dxa"/>
+              <w:left w:w="125" w:type="dxa"/>
+              <w:right w:w="125" w:type="dxa"/>
+            </w:tcMar>
+          </w:tcPr>
+          <w:p>
+            <w:pPr>
+              <w:keepNext w:val="0"/>
+              <w:spacing w:after="0" w:line="360" w:lineRule="auto"/>
+              <w:jc w:val="center"/>
+            </w:pPr>
+            <w:r>
+              <w:rPr>
+                <w:rFonts w:ascii="Times New Roman" w:hAnsi="Times New Roman" w:eastAsia="SimSun"/>
+                <w:b w:val="0"/>
+                <w:color w:val="202020"/>
+                <w:sz w:val="30"/>
+              </w:rPr>
+              <w:t>衡量整条训练路线的总收益</w:t>
+            </w:r>
+          </w:p>
+        </w:tc>
+      </w:tr>
+      <w:tr>
+        <w:trPr>
+          <w:cantSplit/>
+        </w:trPr>
+        <w:tc>
+          <w:tcPr>
+            <w:tcW w:type="dxa" w:w="2721"/>
+            <w:vAlign w:val="center"/>
+            <w:tcBorders>
+              <w:top w:val="single" w:sz="4" w:color="D9D9D9"/>
+              <w:left w:val="single" w:sz="4" w:color="D9D9D9"/>
+              <w:bottom w:val="single" w:sz="4" w:color="D9D9D9"/>
+              <w:right w:val="single" w:sz="4" w:color="D9D9D9"/>
+            </w:tcBorders>
+            <w:shd w:fill="FFFFFF"/>
+            <w:tcMar>
+              <w:top w:w="135" w:type="dxa"/>
+              <w:bottom w:w="135" w:type="dxa"/>
+              <w:left w:w="125" w:type="dxa"/>
+              <w:right w:w="125" w:type="dxa"/>
+            </w:tcMar>
+          </w:tcPr>
+          <w:p>
+            <w:pPr>
+              <w:keepNext w:val="0"/>
+              <w:spacing w:after="0" w:line="360" w:lineRule="auto"/>
+              <w:jc w:val="left"/>
+            </w:pPr>
+            <w:r>
+              <w:rPr>
+                <w:rFonts w:ascii="Times New Roman" w:hAnsi="Times New Roman" w:eastAsia="SimSun"/>
+                <w:b w:val="0"/>
+                <w:color w:val="202020"/>
+                <w:sz w:val="30"/>
+              </w:rPr>
+              <w:t>B  最佳书籍CPT</w:t>
+            </w:r>
+          </w:p>
+        </w:tc>
+        <w:tc>
+          <w:tcPr>
+            <w:tcW w:type="dxa" w:w="2835"/>
+            <w:vAlign w:val="center"/>
+            <w:tcBorders>
+              <w:top w:val="single" w:sz="4" w:color="D9D9D9"/>
+              <w:left w:val="single" w:sz="4" w:color="D9D9D9"/>
+              <w:bottom w:val="single" w:sz="4" w:color="D9D9D9"/>
+              <w:right w:val="single" w:sz="4" w:color="D9D9D9"/>
+            </w:tcBorders>
+            <w:shd w:fill="FFFFFF"/>
+            <w:tcMar>
+              <w:top w:w="135" w:type="dxa"/>
+              <w:bottom w:w="135" w:type="dxa"/>
+              <w:left w:w="125" w:type="dxa"/>
+              <w:right w:w="125" w:type="dxa"/>
+            </w:tcMar>
+          </w:tcPr>
+          <w:p>
+            <w:pPr>
+              <w:keepNext w:val="0"/>
+              <w:spacing w:after="0" w:line="360" w:lineRule="auto"/>
+              <w:jc w:val="center"/>
+            </w:pPr>
+            <w:r>
+              <w:rPr>
+                <w:rFonts w:ascii="Times New Roman" w:hAnsi="Times New Roman" w:eastAsia="SimSun"/>
+                <w:b w:val="0"/>
+                <w:color w:val="202020"/>
+                <w:sz w:val="30"/>
+              </w:rPr>
+              <w:t>书籍4遍 第116步</w:t>
+            </w:r>
+          </w:p>
+        </w:tc>
+        <w:tc>
+          <w:tcPr>
+            <w:tcW w:type="dxa" w:w="3855"/>
+            <w:vAlign w:val="center"/>
+            <w:tcBorders>
+              <w:top w:val="single" w:sz="4" w:color="D9D9D9"/>
+              <w:left w:val="single" w:sz="4" w:color="D9D9D9"/>
+              <w:bottom w:val="single" w:sz="4" w:color="D9D9D9"/>
+              <w:right w:val="single" w:sz="4" w:color="D9D9D9"/>
+            </w:tcBorders>
+            <w:shd w:fill="FFFFFF"/>
+            <w:tcMar>
+              <w:top w:w="135" w:type="dxa"/>
+              <w:bottom w:w="135" w:type="dxa"/>
+              <w:left w:w="125" w:type="dxa"/>
+              <w:right w:w="125" w:type="dxa"/>
+            </w:tcMar>
+          </w:tcPr>
+          <w:p>
+            <w:pPr>
+              <w:keepNext w:val="0"/>
+              <w:spacing w:after="0" w:line="360" w:lineRule="auto"/>
+              <w:jc w:val="center"/>
+            </w:pPr>
+            <w:r>
+              <w:rPr>
+                <w:rFonts w:ascii="Times New Roman" w:hAnsi="Times New Roman" w:eastAsia="SimSun"/>
+                <w:b w:val="0"/>
+                <w:color w:val="202020"/>
+                <w:sz w:val="30"/>
+              </w:rPr>
+              <w:t>衡量书籍CPT阶段的变化</w:t>
+            </w:r>
+          </w:p>
+        </w:tc>
+      </w:tr>
+      <w:tr>
+        <w:trPr>
+          <w:cantSplit/>
+        </w:trPr>
+        <w:tc>
+          <w:tcPr>
+            <w:tcW w:type="dxa" w:w="2721"/>
+            <w:vAlign w:val="center"/>
+            <w:tcBorders>
+              <w:top w:val="single" w:sz="4" w:color="D9D9D9"/>
+              <w:left w:val="single" w:sz="4" w:color="D9D9D9"/>
+              <w:bottom w:val="single" w:sz="4" w:color="D9D9D9"/>
+              <w:right w:val="single" w:sz="4" w:color="D9D9D9"/>
+            </w:tcBorders>
+            <w:shd w:fill="F0F4F7"/>
+            <w:tcMar>
+              <w:top w:w="135" w:type="dxa"/>
+              <w:bottom w:w="135" w:type="dxa"/>
+              <w:left w:w="125" w:type="dxa"/>
+              <w:right w:w="125" w:type="dxa"/>
+            </w:tcMar>
+          </w:tcPr>
+          <w:p>
+            <w:pPr>
+              <w:keepNext w:val="0"/>
+              <w:spacing w:after="0" w:line="360" w:lineRule="auto"/>
+              <w:jc w:val="left"/>
+            </w:pPr>
+            <w:r>
+              <w:rPr>
+                <w:rFonts w:ascii="Times New Roman" w:hAnsi="Times New Roman" w:eastAsia="SimSun"/>
+                <w:b w:val="0"/>
+                <w:color w:val="202020"/>
+                <w:sz w:val="30"/>
+              </w:rPr>
+              <w:t>C  书籍CPT后SFT</w:t>
+            </w:r>
+          </w:p>
+        </w:tc>
+        <w:tc>
+          <w:tcPr>
+            <w:tcW w:type="dxa" w:w="2835"/>
+            <w:vAlign w:val="center"/>
+            <w:tcBorders>
+              <w:top w:val="single" w:sz="4" w:color="D9D9D9"/>
+              <w:left w:val="single" w:sz="4" w:color="D9D9D9"/>
+              <w:bottom w:val="single" w:sz="4" w:color="D9D9D9"/>
+              <w:right w:val="single" w:sz="4" w:color="D9D9D9"/>
+            </w:tcBorders>
+            <w:shd w:fill="F0F4F7"/>
+            <w:tcMar>
+              <w:top w:w="135" w:type="dxa"/>
+              <w:bottom w:w="135" w:type="dxa"/>
+              <w:left w:w="125" w:type="dxa"/>
+              <w:right w:w="125" w:type="dxa"/>
+            </w:tcMar>
+          </w:tcPr>
+          <w:p>
+            <w:pPr>
+              <w:keepNext w:val="0"/>
+              <w:spacing w:after="0" w:line="360" w:lineRule="auto"/>
+              <w:jc w:val="center"/>
+            </w:pPr>
+            <w:r>
+              <w:rPr>
+                <w:rFonts w:ascii="Times New Roman" w:hAnsi="Times New Roman" w:eastAsia="SimSun"/>
+                <w:b w:val="0"/>
+                <w:color w:val="202020"/>
+                <w:sz w:val="30"/>
+              </w:rPr>
+              <w:t>从B继续开展QA训练</w:t>
+            </w:r>
+          </w:p>
+        </w:tc>
+        <w:tc>
+          <w:tcPr>
+            <w:tcW w:type="dxa" w:w="3855"/>
+            <w:vAlign w:val="center"/>
+            <w:tcBorders>
+              <w:top w:val="single" w:sz="4" w:color="D9D9D9"/>
+              <w:left w:val="single" w:sz="4" w:color="D9D9D9"/>
+              <w:bottom w:val="single" w:sz="4" w:color="D9D9D9"/>
+              <w:right w:val="single" w:sz="4" w:color="D9D9D9"/>
+            </w:tcBorders>
+            <w:shd w:fill="F0F4F7"/>
+            <w:tcMar>
+              <w:top w:w="135" w:type="dxa"/>
+              <w:bottom w:w="135" w:type="dxa"/>
+              <w:left w:w="125" w:type="dxa"/>
+              <w:right w:w="125" w:type="dxa"/>
+            </w:tcMar>
+          </w:tcPr>
+          <w:p>
+            <w:pPr>
+              <w:keepNext w:val="0"/>
+              <w:spacing w:after="0" w:line="360" w:lineRule="auto"/>
+              <w:jc w:val="center"/>
+            </w:pPr>
+            <w:r>
+              <w:rPr>
+                <w:rFonts w:ascii="Times New Roman" w:hAnsi="Times New Roman" w:eastAsia="SimSun"/>
+                <w:b w:val="0"/>
+                <w:color w:val="202020"/>
+                <w:sz w:val="30"/>
+              </w:rPr>
+              <w:t>相对B衡量SFT增量 相对A衡量总收益</w:t>
+            </w:r>
+          </w:p>
+        </w:tc>
+      </w:tr>
+    </w:tbl>
+    <w:p>
+      <w:pPr>
+        <w:widowControl/>
+        <w:spacing w:line="360" w:lineRule="auto" w:before="0" w:after="120"/>
+        <w:jc w:val="both"/>
+      </w:pPr>
+      <w:r>
+        <w:rPr>
+          <w:rFonts w:ascii="Times New Roman" w:hAnsi="Times New Roman" w:eastAsia="SimSun"/>
+          <w:b w:val="0"/>
+          <w:sz w:val="30"/>
+        </w:rPr>
+        <w:t>A、B、C 使用同一冻结评测集、推理配置与评分协议，分别报告每个数据集的准确率、答对数、错转对及对转错。C相对B的变化用于衡量在当前书籍 CPT 起点上追加 SFT 的效果；C相对A的变化用于衡量整条路线的总收益。</w:t>
+      </w:r>
+    </w:p>
+    <w:p>
+      <w:pPr>
+        <w:pStyle w:val="Heading2"/>
+        <w:keepNext/>
+        <w:widowControl/>
+        <w:spacing w:line="360" w:lineRule="auto" w:before="240" w:after="120"/>
+      </w:pPr>
+      <w:r>
+        <w:rPr>
+          <w:rFonts w:eastAsia="SimHei" w:ascii="Times New Roman" w:hAnsi="Times New Roman"/>
+          <w:b/>
+          <w:sz w:val="32"/>
+        </w:rPr>
+        <w:t>验证标准与解释边界</w:t>
+      </w:r>
+    </w:p>
+    <w:p>
+      <w:pPr>
+        <w:widowControl/>
+        <w:spacing w:line="360" w:lineRule="auto" w:before="0" w:after="120"/>
+        <w:jc w:val="both"/>
+      </w:pPr>
+      <w:r>
+        <w:rPr>
+          <w:rFonts w:ascii="Times New Roman" w:hAnsi="Times New Roman" w:eastAsia="SimSun"/>
+          <w:b w:val="0"/>
+          <w:sz w:val="30"/>
+        </w:rPr>
+        <w:t>实际能力验证以未参与 CPT、SFT 制数或调参的独立问答题为主，按来源和概念隔离并在训练前冻结；SC-bench 和 LogistikaBench 保留为已多次使用的公开参考集。三模型采用相同条件重复评测，结合配对变化、实际提升幅度和原 Agent／通用能力回归判断，避免仅凭单轮多答对几题宣布成功。</w:t>
+      </w:r>
+    </w:p>
+    <w:p>
+      <w:pPr>
+        <w:widowControl/>
+        <w:spacing w:line="360" w:lineRule="auto" w:before="0" w:after="120"/>
+        <w:jc w:val="both"/>
+      </w:pPr>
+      <w:r>
+        <w:rPr>
+          <w:rFonts w:ascii="Times New Roman" w:hAnsi="Times New Roman" w:eastAsia="SimSun"/>
+          <w:b w:val="0"/>
+          <w:sz w:val="30"/>
+        </w:rPr>
+        <w:t>只有C相对B有稳定增益、相对A有实际收益，且原有能力无明显退化，才支持当前路线有效。若C优于B却未超过A，只能说明弥补了中间阶段损失。本轮未设置“Step120直接SFT”训练臂，因此不能据三模型比较证明 CPT 是必要前置步骤，也不能证明 CPT 后接 SFT 优于直接 SFT。</w:t>
+      </w:r>
+    </w:p>
+    <w:p>
+      <w:pPr>
+        <w:pStyle w:val="Heading2"/>
+        <w:keepNext/>
+        <w:widowControl/>
+        <w:spacing w:line="360" w:lineRule="auto" w:before="240" w:after="120"/>
+      </w:pPr>
+      <w:r>
+        <w:rPr>
+          <w:rFonts w:eastAsia="SimHei" w:ascii="Times New Roman" w:hAnsi="Times New Roman"/>
+          <w:b/>
+          <w:sz w:val="32"/>
+        </w:rPr>
+        <w:t>实施状态与结果预留</w:t>
+      </w:r>
+    </w:p>
+    <w:p>
+      <w:pPr>
+        <w:widowControl/>
+        <w:spacing w:line="360" w:lineRule="auto" w:before="0" w:after="120"/>
+        <w:jc w:val="both"/>
+      </w:pPr>
+      <w:r>
+        <w:rPr>
+          <w:rFonts w:ascii="Times New Roman" w:hAnsi="Times New Roman" w:eastAsia="SimSun"/>
+          <w:b w:val="0"/>
+          <w:sz w:val="30"/>
+        </w:rPr>
+        <w:t>书籍问答 SFT 尚未开展。本节已明确训练起点与比较设计，训练配置、实际成绩和最终结论待实验完成后填写。</w:t>
+      </w:r>
+    </w:p>
+    <w:p>
+      <w:pPr>
+        <w:pStyle w:val="Heading1"/>
+        <w:keepNext/>
+        <w:widowControl/>
+        <w:spacing w:line="360" w:lineRule="auto" w:before="0" w:after="60"/>
+      </w:pPr>
+      <w:r>
+        <w:rPr>
+          <w:rFonts w:eastAsia="SimHei" w:ascii="Times New Roman" w:hAnsi="Times New Roman"/>
+          <w:b/>
+          <w:sz w:val="40"/>
+        </w:rPr>
         <w:t>附录 实验身份与证据索引</w:t>
       </w:r>
     </w:p>
     <w:p>
       <w:pPr>
         <w:widowControl/>
-        <w:spacing w:line="360" w:lineRule="auto" w:before="0" w:after="120"/>
+        <w:spacing w:line="360" w:lineRule="auto" w:before="0" w:after="60"/>
         <w:jc w:val="both"/>
       </w:pPr>
       <w:r>
@@ -2473,7 +3090,7 @@
         <w:pStyle w:val="Heading2"/>
         <w:keepNext/>
         <w:widowControl/>
-        <w:spacing w:before="240" w:after="120" w:line="360" w:lineRule="auto"/>
+        <w:spacing w:before="100" w:after="60" w:line="360" w:lineRule="auto"/>
       </w:pPr>
       <w:r>
         <w:rPr>
@@ -2487,7 +3104,7 @@
     <w:p>
       <w:pPr>
         <w:widowControl/>
-        <w:spacing w:after="120" w:line="360" w:lineRule="auto" w:before="0"/>
+        <w:spacing w:after="60" w:line="360" w:lineRule="auto" w:before="0"/>
         <w:jc w:val="left"/>
       </w:pPr>
       <w:r>
@@ -2505,7 +3122,7 @@
         <w:pStyle w:val="Heading2"/>
         <w:keepNext/>
         <w:widowControl/>
-        <w:spacing w:before="240" w:after="120" w:line="360" w:lineRule="auto"/>
+        <w:spacing w:before="100" w:after="60" w:line="360" w:lineRule="auto"/>
       </w:pPr>
       <w:r>
         <w:rPr>
@@ -2519,7 +3136,7 @@
     <w:p>
       <w:pPr>
         <w:widowControl/>
-        <w:spacing w:after="120" w:line="360" w:lineRule="auto" w:before="0"/>
+        <w:spacing w:after="60" w:line="360" w:lineRule="auto" w:before="0"/>
         <w:jc w:val="left"/>
       </w:pPr>
       <w:r>
@@ -2537,7 +3154,7 @@
         <w:pStyle w:val="Heading2"/>
         <w:keepNext/>
         <w:widowControl/>
-        <w:spacing w:before="240" w:after="120" w:line="360" w:lineRule="auto"/>
+        <w:spacing w:before="100" w:after="60" w:line="360" w:lineRule="auto"/>
       </w:pPr>
       <w:r>
         <w:rPr>
@@ -2551,7 +3168,7 @@
     <w:p>
       <w:pPr>
         <w:widowControl/>
-        <w:spacing w:after="120" w:line="360" w:lineRule="auto" w:before="0"/>
+        <w:spacing w:after="60" w:line="360" w:lineRule="auto" w:before="0"/>
         <w:jc w:val="left"/>
       </w:pPr>
       <w:r>
@@ -2569,7 +3186,7 @@
         <w:pStyle w:val="Heading2"/>
         <w:keepNext/>
         <w:widowControl/>
-        <w:spacing w:before="240" w:after="120" w:line="360" w:lineRule="auto"/>
+        <w:spacing w:before="100" w:after="60" w:line="360" w:lineRule="auto"/>
       </w:pPr>
       <w:r>
         <w:rPr>
@@ -2583,7 +3200,7 @@
     <w:p>
       <w:pPr>
         <w:widowControl/>
-        <w:spacing w:after="120" w:line="360" w:lineRule="auto" w:before="0"/>
+        <w:spacing w:after="60" w:line="360" w:lineRule="auto" w:before="0"/>
         <w:jc w:val="left"/>
       </w:pPr>
       <w:r>
@@ -2601,7 +3218,7 @@
         <w:pStyle w:val="Heading2"/>
         <w:keepNext/>
         <w:widowControl/>
-        <w:spacing w:before="240" w:after="120" w:line="360" w:lineRule="auto"/>
+        <w:spacing w:before="100" w:after="60" w:line="360" w:lineRule="auto"/>
       </w:pPr>
       <w:r>
         <w:rPr>
@@ -2615,7 +3232,7 @@
     <w:p>
       <w:pPr>
         <w:widowControl/>
-        <w:spacing w:after="120" w:line="360" w:lineRule="auto" w:before="0"/>
+        <w:spacing w:after="60" w:line="360" w:lineRule="auto" w:before="0"/>
         <w:jc w:val="left"/>
       </w:pPr>
       <w:r>
@@ -2633,7 +3250,7 @@
         <w:pStyle w:val="Heading2"/>
         <w:keepNext/>
         <w:widowControl/>
-        <w:spacing w:before="240" w:after="120" w:line="360" w:lineRule="auto"/>
+        <w:spacing w:before="100" w:after="60" w:line="360" w:lineRule="auto"/>
       </w:pPr>
       <w:r>
         <w:rPr>
@@ -2647,7 +3264,7 @@
     <w:p>
       <w:pPr>
         <w:widowControl/>
-        <w:spacing w:after="120" w:line="360" w:lineRule="auto" w:before="0"/>
+        <w:spacing w:after="60" w:line="360" w:lineRule="auto" w:before="0"/>
         <w:jc w:val="left"/>
       </w:pPr>
       <w:r>
@@ -2666,7 +3283,7 @@
         <w:pStyle w:val="Heading2"/>
         <w:keepNext/>
         <w:widowControl/>
-        <w:spacing w:before="240" w:after="120" w:line="360" w:lineRule="auto"/>
+        <w:spacing w:before="100" w:after="60" w:line="360" w:lineRule="auto"/>
       </w:pPr>
       <w:r>
         <w:rPr>
@@ -2680,7 +3297,7 @@
     <w:p>
       <w:pPr>
         <w:widowControl/>
-        <w:spacing w:after="120" w:line="360" w:lineRule="auto" w:before="0"/>
+        <w:spacing w:after="60" w:line="360" w:lineRule="auto" w:before="0"/>
         <w:jc w:val="left"/>
       </w:pPr>
       <w:r>
@@ -2698,7 +3315,7 @@
         <w:pStyle w:val="Heading2"/>
         <w:keepNext/>
         <w:widowControl/>
-        <w:spacing w:before="240" w:after="120" w:line="360" w:lineRule="auto"/>
+        <w:spacing w:before="100" w:after="60" w:line="360" w:lineRule="auto"/>
       </w:pPr>
       <w:r>
         <w:rPr>
@@ -2712,7 +3329,7 @@
     <w:p>
       <w:pPr>
         <w:widowControl/>
-        <w:spacing w:after="120" w:line="360" w:lineRule="auto" w:before="0"/>
+        <w:spacing w:after="60" w:line="360" w:lineRule="auto" w:before="0"/>
         <w:jc w:val="left"/>
       </w:pPr>
       <w:r>
@@ -2730,7 +3347,7 @@
         <w:pStyle w:val="Heading2"/>
         <w:keepNext/>
         <w:widowControl/>
-        <w:spacing w:before="240" w:after="120" w:line="360" w:lineRule="auto"/>
+        <w:spacing w:before="100" w:after="60" w:line="360" w:lineRule="auto"/>
       </w:pPr>
       <w:r>
         <w:rPr>
@@ -2744,7 +3361,7 @@
     <w:p>
       <w:pPr>
         <w:widowControl/>
-        <w:spacing w:after="120" w:line="360" w:lineRule="auto" w:before="0"/>
+        <w:spacing w:after="60" w:line="360" w:lineRule="auto" w:before="0"/>
         <w:jc w:val="left"/>
       </w:pPr>
       <w:r>
@@ -2759,8 +3376,39 @@
     </w:p>
     <w:p>
       <w:pPr>
+        <w:pStyle w:val="Heading2"/>
+        <w:keepNext/>
         <w:widowControl/>
-        <w:spacing w:line="360" w:lineRule="auto" w:before="0" w:after="120"/>
+        <w:spacing w:line="360" w:lineRule="auto" w:before="100" w:after="60"/>
+      </w:pPr>
+      <w:r>
+        <w:rPr>
+          <w:rFonts w:eastAsia="SimHei" w:ascii="Times New Roman" w:hAnsi="Times New Roman"/>
+          <w:b/>
+          <w:sz w:val="32"/>
+        </w:rPr>
+        <w:t>[10] 单书首遍CPT的三轮复测</w:t>
+      </w:r>
+    </w:p>
+    <w:p>
+      <w:pPr>
+        <w:widowControl/>
+        <w:spacing w:line="360" w:lineRule="auto" w:before="0" w:after="60"/>
+        <w:jc w:val="left"/>
+      </w:pPr>
+      <w:r>
+        <w:rPr>
+          <w:rFonts w:ascii="Times New Roman" w:hAnsi="Times New Roman" w:eastAsia="SimSun"/>
+          <w:b w:val="0"/>
+          <w:sz w:val="30"/>
+        </w:rPr>
+        <w:t>docs/qwen36_step120_logistics_cpt_five_test_diagnosis_20260904.md</w:t>
+      </w:r>
+    </w:p>
+    <w:p>
+      <w:pPr>
+        <w:widowControl/>
+        <w:spacing w:line="360" w:lineRule="auto" w:before="0" w:after="60"/>
         <w:jc w:val="left"/>
       </w:pPr>
       <w:r>
@@ -2777,7 +3425,7 @@
     <w:p>
       <w:pPr>
         <w:widowControl/>
-        <w:spacing w:line="360" w:lineRule="auto" w:before="0" w:after="120"/>
+        <w:spacing w:line="360" w:lineRule="auto" w:before="0" w:after="60"/>
         <w:jc w:val="both"/>
       </w:pPr>
       <w:r>

--- a/汇报材料/Step120物流知识能力诊断与优化实验阶段报告_20260907.docx
+++ b/汇报材料/Step120物流知识能力诊断与优化实验阶段报告_20260907.docx
@@ -8,12 +8,14 @@
         <w:keepNext/>
         <w:widowControl/>
         <w:spacing w:line="360" w:lineRule="auto" w:before="0" w:after="120"/>
+        <w:ind w:firstLine="0" w:firstLineChars="0"/>
       </w:pPr>
       <w:r>
         <w:rPr>
           <w:rFonts w:ascii="Times New Roman" w:hAnsi="Times New Roman" w:eastAsia="SimHei"/>
           <w:b/>
           <w:sz w:val="48"/>
+          <w:color w:val="000000"/>
         </w:rPr>
         <w:t>Step120物流知识能力诊断与优化实验</w:t>
       </w:r>
@@ -23,12 +25,14 @@
         <w:pStyle w:val="Subtitle"/>
         <w:widowControl/>
         <w:spacing w:line="360" w:lineRule="auto" w:before="0" w:after="120"/>
+        <w:ind w:firstLine="0" w:firstLineChars="0"/>
       </w:pPr>
       <w:r>
         <w:rPr>
           <w:rFonts w:ascii="Times New Roman" w:hAnsi="Times New Roman" w:eastAsia="SimSun"/>
           <w:b w:val="0"/>
           <w:sz w:val="30"/>
+          <w:color w:val="000000"/>
         </w:rPr>
         <w:t>阶段报告  2026年9月7日</w:t>
       </w:r>
@@ -37,6 +41,7 @@
       <w:pPr>
         <w:widowControl/>
         <w:spacing w:line="360" w:lineRule="auto" w:before="0" w:after="120"/>
+        <w:ind w:firstLine="600" w:firstLineChars="200"/>
         <w:jc w:val="both"/>
       </w:pPr>
       <w:r>
@@ -44,6 +49,7 @@
           <w:rFonts w:ascii="Times New Roman" w:hAnsi="Times New Roman" w:eastAsia="SimSun"/>
           <w:b w:val="0"/>
           <w:sz w:val="30"/>
+          <w:color w:val="000000"/>
         </w:rPr>
         <w:t>本阶段围绕物流知识问答增益有限的问题，依次开展 CPT 尝试与无训练根因诊断。结果显示，文本学习尚未充分转化为问答收益，知识边界、概念辨析和情景应用仍不稳定。下一阶段将从书籍 CPT 最佳候选出发开展书籍问答 SFT，并与原始 Step120 和该 CPT 候选比较，验证问答监督的增量效果。</w:t>
       </w:r>
@@ -54,12 +60,14 @@
         <w:keepNext/>
         <w:widowControl/>
         <w:spacing w:line="360" w:lineRule="auto" w:before="240" w:after="120"/>
+        <w:ind w:firstLine="0" w:firstLineChars="0"/>
       </w:pPr>
       <w:r>
         <w:rPr>
           <w:rFonts w:eastAsia="SimHei" w:ascii="Times New Roman" w:hAnsi="Times New Roman"/>
           <w:b/>
           <w:sz w:val="40"/>
+          <w:color w:val="000000"/>
         </w:rPr>
         <w:t>一 背景与问题</w:t>
       </w:r>
@@ -68,6 +76,7 @@
       <w:pPr>
         <w:widowControl/>
         <w:spacing w:line="360" w:lineRule="auto" w:before="0" w:after="120"/>
+        <w:ind w:firstLine="600" w:firstLineChars="200"/>
         <w:jc w:val="both"/>
       </w:pPr>
       <w:r>
@@ -75,6 +84,7 @@
           <w:rFonts w:ascii="Times New Roman" w:hAnsi="Times New Roman" w:eastAsia="SimSun"/>
           <w:b w:val="0"/>
           <w:sz w:val="30"/>
+          <w:color w:val="000000"/>
         </w:rPr>
         <w:t>本报告的 Step120 指 2026年8月25日开源数据续训后的模型，实验标识为 llin-step120-opensource-20260825-02。按训练记录，该模型先接受100步垂域轨迹 GRPO，再完成20步开源数据更新；此前训练未专门引入本轮物流书籍知识。[1]</w:t>
       </w:r>
@@ -83,6 +93,7 @@
       <w:pPr>
         <w:widowControl/>
         <w:spacing w:line="360" w:lineRule="auto" w:before="0" w:after="120"/>
+        <w:ind w:firstLine="600" w:firstLineChars="200"/>
         <w:jc w:val="both"/>
       </w:pPr>
       <w:r>
@@ -90,6 +101,7 @@
           <w:rFonts w:ascii="Times New Roman" w:hAnsi="Times New Roman" w:eastAsia="SimSun"/>
           <w:b w:val="0"/>
           <w:sz w:val="30"/>
+          <w:color w:val="000000"/>
         </w:rPr>
         <w:t>为检查垂域 Agent 训练是否同时带来物流知识收益，我们比较同机、同推理栈的原生 Qwen3.6-27B 与 Step120。结果均在80多分，差距不到半个百分点。[2]</w:t>
       </w:r>
@@ -122,25 +134,26 @@
               <w:bottom w:val="single" w:sz="4" w:color="D9D9D9"/>
               <w:right w:val="single" w:sz="4" w:color="D9D9D9"/>
             </w:tcBorders>
-            <w:shd w:fill="243E56"/>
             <w:tcMar>
               <w:top w:w="135" w:type="dxa"/>
               <w:bottom w:w="135" w:type="dxa"/>
               <w:left w:w="125" w:type="dxa"/>
               <w:right w:w="125" w:type="dxa"/>
             </w:tcMar>
+            <w:shd w:fill="E7E6E6"/>
           </w:tcPr>
           <w:p>
             <w:pPr>
               <w:keepNext/>
               <w:spacing w:after="0" w:line="360" w:lineRule="auto"/>
+              <w:ind w:firstLine="0" w:firstLineChars="0"/>
               <w:jc w:val="left"/>
             </w:pPr>
             <w:r>
               <w:rPr>
                 <w:rFonts w:ascii="Times New Roman" w:hAnsi="Times New Roman" w:eastAsia="SimSun"/>
                 <w:b/>
-                <w:color w:val="FFFFFF"/>
+                <w:color w:val="000000"/>
                 <w:sz w:val="30"/>
               </w:rPr>
               <w:t>评测范围</w:t>
@@ -157,25 +170,26 @@
               <w:bottom w:val="single" w:sz="4" w:color="D9D9D9"/>
               <w:right w:val="single" w:sz="4" w:color="D9D9D9"/>
             </w:tcBorders>
-            <w:shd w:fill="243E56"/>
             <w:tcMar>
               <w:top w:w="135" w:type="dxa"/>
               <w:bottom w:w="135" w:type="dxa"/>
               <w:left w:w="125" w:type="dxa"/>
               <w:right w:w="125" w:type="dxa"/>
             </w:tcMar>
+            <w:shd w:fill="E7E6E6"/>
           </w:tcPr>
           <w:p>
             <w:pPr>
               <w:keepNext/>
               <w:spacing w:after="0" w:line="360" w:lineRule="auto"/>
+              <w:ind w:firstLine="0" w:firstLineChars="0"/>
               <w:jc w:val="center"/>
             </w:pPr>
             <w:r>
               <w:rPr>
                 <w:rFonts w:ascii="Times New Roman" w:hAnsi="Times New Roman" w:eastAsia="SimSun"/>
                 <w:b/>
-                <w:color w:val="FFFFFF"/>
+                <w:color w:val="000000"/>
                 <w:sz w:val="30"/>
               </w:rPr>
               <w:t>原生模型</w:t>
@@ -192,25 +206,26 @@
               <w:bottom w:val="single" w:sz="4" w:color="D9D9D9"/>
               <w:right w:val="single" w:sz="4" w:color="D9D9D9"/>
             </w:tcBorders>
-            <w:shd w:fill="243E56"/>
             <w:tcMar>
               <w:top w:w="135" w:type="dxa"/>
               <w:bottom w:w="135" w:type="dxa"/>
               <w:left w:w="125" w:type="dxa"/>
               <w:right w:w="125" w:type="dxa"/>
             </w:tcMar>
+            <w:shd w:fill="E7E6E6"/>
           </w:tcPr>
           <w:p>
             <w:pPr>
               <w:keepNext/>
               <w:spacing w:after="0" w:line="360" w:lineRule="auto"/>
+              <w:ind w:firstLine="0" w:firstLineChars="0"/>
               <w:jc w:val="center"/>
             </w:pPr>
             <w:r>
               <w:rPr>
                 <w:rFonts w:ascii="Times New Roman" w:hAnsi="Times New Roman" w:eastAsia="SimSun"/>
                 <w:b/>
-                <w:color w:val="FFFFFF"/>
+                <w:color w:val="000000"/>
                 <w:sz w:val="30"/>
               </w:rPr>
               <w:t>Step120</w:t>
@@ -227,25 +242,26 @@
               <w:bottom w:val="single" w:sz="4" w:color="D9D9D9"/>
               <w:right w:val="single" w:sz="4" w:color="D9D9D9"/>
             </w:tcBorders>
-            <w:shd w:fill="243E56"/>
             <w:tcMar>
               <w:top w:w="135" w:type="dxa"/>
               <w:bottom w:w="135" w:type="dxa"/>
               <w:left w:w="125" w:type="dxa"/>
               <w:right w:w="125" w:type="dxa"/>
             </w:tcMar>
+            <w:shd w:fill="E7E6E6"/>
           </w:tcPr>
           <w:p>
             <w:pPr>
               <w:keepNext/>
               <w:spacing w:after="0" w:line="360" w:lineRule="auto"/>
+              <w:ind w:firstLine="0" w:firstLineChars="0"/>
               <w:jc w:val="center"/>
             </w:pPr>
             <w:r>
               <w:rPr>
                 <w:rFonts w:ascii="Times New Roman" w:hAnsi="Times New Roman" w:eastAsia="SimSun"/>
                 <w:b/>
-                <w:color w:val="FFFFFF"/>
+                <w:color w:val="000000"/>
                 <w:sz w:val="30"/>
               </w:rPr>
               <w:t>变化</w:t>
@@ -267,25 +283,26 @@
               <w:bottom w:val="single" w:sz="4" w:color="D9D9D9"/>
               <w:right w:val="single" w:sz="4" w:color="D9D9D9"/>
             </w:tcBorders>
-            <w:shd w:fill="F0F4F7"/>
             <w:tcMar>
               <w:top w:w="135" w:type="dxa"/>
               <w:bottom w:w="135" w:type="dxa"/>
               <w:left w:w="125" w:type="dxa"/>
               <w:right w:w="125" w:type="dxa"/>
             </w:tcMar>
+            <w:shd w:fill="F5F5F5"/>
           </w:tcPr>
           <w:p>
             <w:pPr>
               <w:keepNext w:val="0"/>
               <w:spacing w:after="0" w:line="360" w:lineRule="auto"/>
+              <w:ind w:firstLine="0" w:firstLineChars="0"/>
               <w:jc w:val="left"/>
             </w:pPr>
             <w:r>
               <w:rPr>
                 <w:rFonts w:ascii="Times New Roman" w:hAnsi="Times New Roman" w:eastAsia="SimSun"/>
                 <w:b w:val="0"/>
-                <w:color w:val="202020"/>
+                <w:color w:val="000000"/>
                 <w:sz w:val="30"/>
               </w:rPr>
               <w:t>LogistikaBench  1446题</w:t>
@@ -302,25 +319,26 @@
               <w:bottom w:val="single" w:sz="4" w:color="D9D9D9"/>
               <w:right w:val="single" w:sz="4" w:color="D9D9D9"/>
             </w:tcBorders>
-            <w:shd w:fill="F0F4F7"/>
             <w:tcMar>
               <w:top w:w="135" w:type="dxa"/>
               <w:bottom w:w="135" w:type="dxa"/>
               <w:left w:w="125" w:type="dxa"/>
               <w:right w:w="125" w:type="dxa"/>
             </w:tcMar>
+            <w:shd w:fill="F5F5F5"/>
           </w:tcPr>
           <w:p>
             <w:pPr>
               <w:keepNext w:val="0"/>
               <w:spacing w:after="0" w:line="360" w:lineRule="auto"/>
+              <w:ind w:firstLine="0" w:firstLineChars="0"/>
               <w:jc w:val="center"/>
             </w:pPr>
             <w:r>
               <w:rPr>
                 <w:rFonts w:ascii="Times New Roman" w:hAnsi="Times New Roman" w:eastAsia="SimSun"/>
                 <w:b w:val="0"/>
-                <w:color w:val="202020"/>
+                <w:color w:val="000000"/>
                 <w:sz w:val="30"/>
               </w:rPr>
               <w:t>81.26%</w:t>
@@ -337,25 +355,26 @@
               <w:bottom w:val="single" w:sz="4" w:color="D9D9D9"/>
               <w:right w:val="single" w:sz="4" w:color="D9D9D9"/>
             </w:tcBorders>
-            <w:shd w:fill="F0F4F7"/>
             <w:tcMar>
               <w:top w:w="135" w:type="dxa"/>
               <w:bottom w:w="135" w:type="dxa"/>
               <w:left w:w="125" w:type="dxa"/>
               <w:right w:w="125" w:type="dxa"/>
             </w:tcMar>
+            <w:shd w:fill="F5F5F5"/>
           </w:tcPr>
           <w:p>
             <w:pPr>
               <w:keepNext w:val="0"/>
               <w:spacing w:after="0" w:line="360" w:lineRule="auto"/>
+              <w:ind w:firstLine="0" w:firstLineChars="0"/>
               <w:jc w:val="center"/>
             </w:pPr>
             <w:r>
               <w:rPr>
                 <w:rFonts w:ascii="Times New Roman" w:hAnsi="Times New Roman" w:eastAsia="SimSun"/>
                 <w:b w:val="0"/>
-                <w:color w:val="202020"/>
+                <w:color w:val="000000"/>
                 <w:sz w:val="30"/>
               </w:rPr>
               <w:t>81.60%</w:t>
@@ -372,25 +391,26 @@
               <w:bottom w:val="single" w:sz="4" w:color="D9D9D9"/>
               <w:right w:val="single" w:sz="4" w:color="D9D9D9"/>
             </w:tcBorders>
-            <w:shd w:fill="F0F4F7"/>
             <w:tcMar>
               <w:top w:w="135" w:type="dxa"/>
               <w:bottom w:w="135" w:type="dxa"/>
               <w:left w:w="125" w:type="dxa"/>
               <w:right w:w="125" w:type="dxa"/>
             </w:tcMar>
+            <w:shd w:fill="F5F5F5"/>
           </w:tcPr>
           <w:p>
             <w:pPr>
               <w:keepNext w:val="0"/>
               <w:spacing w:after="0" w:line="360" w:lineRule="auto"/>
+              <w:ind w:firstLine="0" w:firstLineChars="0"/>
               <w:jc w:val="center"/>
             </w:pPr>
             <w:r>
               <w:rPr>
                 <w:rFonts w:ascii="Times New Roman" w:hAnsi="Times New Roman" w:eastAsia="SimSun"/>
                 <w:b w:val="0"/>
-                <w:color w:val="202020"/>
+                <w:color w:val="000000"/>
                 <w:sz w:val="30"/>
               </w:rPr>
               <w:t>+0.35点</w:t>
@@ -412,25 +432,26 @@
               <w:bottom w:val="single" w:sz="4" w:color="D9D9D9"/>
               <w:right w:val="single" w:sz="4" w:color="D9D9D9"/>
             </w:tcBorders>
-            <w:shd w:fill="FFFFFF"/>
             <w:tcMar>
               <w:top w:w="135" w:type="dxa"/>
               <w:bottom w:w="135" w:type="dxa"/>
               <w:left w:w="125" w:type="dxa"/>
               <w:right w:w="125" w:type="dxa"/>
             </w:tcMar>
+            <w:shd w:fill="FFFFFF"/>
           </w:tcPr>
           <w:p>
             <w:pPr>
               <w:keepNext w:val="0"/>
               <w:spacing w:after="0" w:line="360" w:lineRule="auto"/>
+              <w:ind w:firstLine="0" w:firstLineChars="0"/>
               <w:jc w:val="left"/>
             </w:pPr>
             <w:r>
               <w:rPr>
                 <w:rFonts w:ascii="Times New Roman" w:hAnsi="Times New Roman" w:eastAsia="SimSun"/>
                 <w:b w:val="0"/>
-                <w:color w:val="202020"/>
+                <w:color w:val="000000"/>
                 <w:sz w:val="30"/>
               </w:rPr>
               <w:t>SC-bench知识题  226题</w:t>
@@ -447,25 +468,26 @@
               <w:bottom w:val="single" w:sz="4" w:color="D9D9D9"/>
               <w:right w:val="single" w:sz="4" w:color="D9D9D9"/>
             </w:tcBorders>
-            <w:shd w:fill="FFFFFF"/>
             <w:tcMar>
               <w:top w:w="135" w:type="dxa"/>
               <w:bottom w:w="135" w:type="dxa"/>
               <w:left w:w="125" w:type="dxa"/>
               <w:right w:w="125" w:type="dxa"/>
             </w:tcMar>
+            <w:shd w:fill="FFFFFF"/>
           </w:tcPr>
           <w:p>
             <w:pPr>
               <w:keepNext w:val="0"/>
               <w:spacing w:after="0" w:line="360" w:lineRule="auto"/>
+              <w:ind w:firstLine="0" w:firstLineChars="0"/>
               <w:jc w:val="center"/>
             </w:pPr>
             <w:r>
               <w:rPr>
                 <w:rFonts w:ascii="Times New Roman" w:hAnsi="Times New Roman" w:eastAsia="SimSun"/>
                 <w:b w:val="0"/>
-                <w:color w:val="202020"/>
+                <w:color w:val="000000"/>
                 <w:sz w:val="30"/>
               </w:rPr>
               <w:t>83.19%</w:t>
@@ -482,25 +504,26 @@
               <w:bottom w:val="single" w:sz="4" w:color="D9D9D9"/>
               <w:right w:val="single" w:sz="4" w:color="D9D9D9"/>
             </w:tcBorders>
-            <w:shd w:fill="FFFFFF"/>
             <w:tcMar>
               <w:top w:w="135" w:type="dxa"/>
               <w:bottom w:w="135" w:type="dxa"/>
               <w:left w:w="125" w:type="dxa"/>
               <w:right w:w="125" w:type="dxa"/>
             </w:tcMar>
+            <w:shd w:fill="FFFFFF"/>
           </w:tcPr>
           <w:p>
             <w:pPr>
               <w:keepNext w:val="0"/>
               <w:spacing w:after="0" w:line="360" w:lineRule="auto"/>
+              <w:ind w:firstLine="0" w:firstLineChars="0"/>
               <w:jc w:val="center"/>
             </w:pPr>
             <w:r>
               <w:rPr>
                 <w:rFonts w:ascii="Times New Roman" w:hAnsi="Times New Roman" w:eastAsia="SimSun"/>
                 <w:b w:val="0"/>
-                <w:color w:val="202020"/>
+                <w:color w:val="000000"/>
                 <w:sz w:val="30"/>
               </w:rPr>
               <w:t>83.63%</w:t>
@@ -517,25 +540,26 @@
               <w:bottom w:val="single" w:sz="4" w:color="D9D9D9"/>
               <w:right w:val="single" w:sz="4" w:color="D9D9D9"/>
             </w:tcBorders>
-            <w:shd w:fill="FFFFFF"/>
             <w:tcMar>
               <w:top w:w="135" w:type="dxa"/>
               <w:bottom w:w="135" w:type="dxa"/>
               <w:left w:w="125" w:type="dxa"/>
               <w:right w:w="125" w:type="dxa"/>
             </w:tcMar>
+            <w:shd w:fill="FFFFFF"/>
           </w:tcPr>
           <w:p>
             <w:pPr>
               <w:keepNext w:val="0"/>
               <w:spacing w:after="0" w:line="360" w:lineRule="auto"/>
+              <w:ind w:firstLine="0" w:firstLineChars="0"/>
               <w:jc w:val="center"/>
             </w:pPr>
             <w:r>
               <w:rPr>
                 <w:rFonts w:ascii="Times New Roman" w:hAnsi="Times New Roman" w:eastAsia="SimSun"/>
                 <w:b w:val="0"/>
-                <w:color w:val="202020"/>
+                <w:color w:val="000000"/>
                 <w:sz w:val="30"/>
               </w:rPr>
               <w:t>+0.44点</w:t>
@@ -557,25 +581,26 @@
               <w:bottom w:val="single" w:sz="4" w:color="D9D9D9"/>
               <w:right w:val="single" w:sz="4" w:color="D9D9D9"/>
             </w:tcBorders>
-            <w:shd w:fill="F0F4F7"/>
             <w:tcMar>
               <w:top w:w="135" w:type="dxa"/>
               <w:bottom w:w="135" w:type="dxa"/>
               <w:left w:w="125" w:type="dxa"/>
               <w:right w:w="125" w:type="dxa"/>
             </w:tcMar>
+            <w:shd w:fill="F5F5F5"/>
           </w:tcPr>
           <w:p>
             <w:pPr>
               <w:keepNext w:val="0"/>
               <w:spacing w:after="0" w:line="360" w:lineRule="auto"/>
+              <w:ind w:firstLine="0" w:firstLineChars="0"/>
               <w:jc w:val="left"/>
             </w:pPr>
             <w:r>
               <w:rPr>
                 <w:rFonts w:ascii="Times New Roman" w:hAnsi="Times New Roman" w:eastAsia="SimSun"/>
                 <w:b/>
-                <w:color w:val="202020"/>
+                <w:color w:val="000000"/>
                 <w:sz w:val="30"/>
               </w:rPr>
               <w:t>合计  1672题</w:t>
@@ -592,25 +617,26 @@
               <w:bottom w:val="single" w:sz="4" w:color="D9D9D9"/>
               <w:right w:val="single" w:sz="4" w:color="D9D9D9"/>
             </w:tcBorders>
-            <w:shd w:fill="F0F4F7"/>
             <w:tcMar>
               <w:top w:w="135" w:type="dxa"/>
               <w:bottom w:w="135" w:type="dxa"/>
               <w:left w:w="125" w:type="dxa"/>
               <w:right w:w="125" w:type="dxa"/>
             </w:tcMar>
+            <w:shd w:fill="F5F5F5"/>
           </w:tcPr>
           <w:p>
             <w:pPr>
               <w:keepNext w:val="0"/>
               <w:spacing w:after="0" w:line="360" w:lineRule="auto"/>
+              <w:ind w:firstLine="0" w:firstLineChars="0"/>
               <w:jc w:val="center"/>
             </w:pPr>
             <w:r>
               <w:rPr>
                 <w:rFonts w:ascii="Times New Roman" w:hAnsi="Times New Roman" w:eastAsia="SimSun"/>
                 <w:b/>
-                <w:color w:val="202020"/>
+                <w:color w:val="000000"/>
                 <w:sz w:val="30"/>
               </w:rPr>
               <w:t>81.52%</w:t>
@@ -627,25 +653,26 @@
               <w:bottom w:val="single" w:sz="4" w:color="D9D9D9"/>
               <w:right w:val="single" w:sz="4" w:color="D9D9D9"/>
             </w:tcBorders>
-            <w:shd w:fill="F0F4F7"/>
             <w:tcMar>
               <w:top w:w="135" w:type="dxa"/>
               <w:bottom w:w="135" w:type="dxa"/>
               <w:left w:w="125" w:type="dxa"/>
               <w:right w:w="125" w:type="dxa"/>
             </w:tcMar>
+            <w:shd w:fill="F5F5F5"/>
           </w:tcPr>
           <w:p>
             <w:pPr>
               <w:keepNext w:val="0"/>
               <w:spacing w:after="0" w:line="360" w:lineRule="auto"/>
+              <w:ind w:firstLine="0" w:firstLineChars="0"/>
               <w:jc w:val="center"/>
             </w:pPr>
             <w:r>
               <w:rPr>
                 <w:rFonts w:ascii="Times New Roman" w:hAnsi="Times New Roman" w:eastAsia="SimSun"/>
                 <w:b/>
-                <w:color w:val="202020"/>
+                <w:color w:val="000000"/>
                 <w:sz w:val="30"/>
               </w:rPr>
               <w:t>81.88%</w:t>
@@ -662,25 +689,26 @@
               <w:bottom w:val="single" w:sz="4" w:color="D9D9D9"/>
               <w:right w:val="single" w:sz="4" w:color="D9D9D9"/>
             </w:tcBorders>
-            <w:shd w:fill="F0F4F7"/>
             <w:tcMar>
               <w:top w:w="135" w:type="dxa"/>
               <w:bottom w:w="135" w:type="dxa"/>
               <w:left w:w="125" w:type="dxa"/>
               <w:right w:w="125" w:type="dxa"/>
             </w:tcMar>
+            <w:shd w:fill="F5F5F5"/>
           </w:tcPr>
           <w:p>
             <w:pPr>
               <w:keepNext w:val="0"/>
               <w:spacing w:after="0" w:line="360" w:lineRule="auto"/>
+              <w:ind w:firstLine="0" w:firstLineChars="0"/>
               <w:jc w:val="center"/>
             </w:pPr>
             <w:r>
               <w:rPr>
                 <w:rFonts w:ascii="Times New Roman" w:hAnsi="Times New Roman" w:eastAsia="SimSun"/>
                 <w:b/>
-                <w:color w:val="202020"/>
+                <w:color w:val="000000"/>
                 <w:sz w:val="30"/>
               </w:rPr>
               <w:t>+0.36点</w:t>
@@ -693,13 +721,14 @@
       <w:pPr>
         <w:widowControl/>
         <w:spacing w:line="360" w:lineRule="auto" w:before="0" w:after="120"/>
+        <w:ind w:firstLine="600" w:firstLineChars="200"/>
         <w:jc w:val="both"/>
       </w:pPr>
       <w:r>
         <w:rPr>
           <w:rFonts w:ascii="Times New Roman" w:hAnsi="Times New Roman" w:eastAsia="SimSun"/>
           <w:b w:val="0"/>
-          <w:color w:val="595959"/>
+          <w:color w:val="000000"/>
           <w:sz w:val="30"/>
         </w:rPr>
         <w:t>注：变化按未四舍五入的原始分数计算，单位为百分点。SC-bench 的100道工具题不在本表内。主比较采用相同 BF16 精度、温度0、关闭 thinking 和严格答案集合评分。</w:t>
@@ -711,12 +740,14 @@
         <w:keepNext/>
         <w:widowControl/>
         <w:spacing w:line="360" w:lineRule="auto" w:before="240" w:after="120"/>
+        <w:ind w:firstLine="0" w:firstLineChars="0"/>
       </w:pPr>
       <w:r>
         <w:rPr>
           <w:rFonts w:eastAsia="SimHei" w:ascii="Times New Roman" w:hAnsi="Times New Roman"/>
           <w:b/>
           <w:sz w:val="32"/>
+          <w:color w:val="000000"/>
         </w:rPr>
         <w:t>问题判断</w:t>
       </w:r>
@@ -725,6 +756,7 @@
       <w:pPr>
         <w:widowControl/>
         <w:spacing w:line="360" w:lineRule="auto" w:before="0" w:after="120"/>
+        <w:ind w:firstLine="600" w:firstLineChars="200"/>
         <w:jc w:val="both"/>
       </w:pPr>
       <w:r>
@@ -732,6 +764,7 @@
           <w:rFonts w:ascii="Times New Roman" w:hAnsi="Times New Roman" w:eastAsia="SimSun"/>
           <w:b w:val="0"/>
           <w:sz w:val="30"/>
+          <w:color w:val="000000"/>
         </w:rPr>
         <w:t>这一结果说明，既有训练尚未形成明显的物流知识问答增益，垂域 Agent 优化没有自动转化为同等幅度的知识问答优势。Step120 共答对1369题，仍有303题答错；但仅凭总分不能判断这些错误究竟来自知识缺口、概念调用、情景应用，还是输入与评分问题。</w:t>
       </w:r>
@@ -740,6 +773,7 @@
       <w:pPr>
         <w:widowControl/>
         <w:spacing w:line="360" w:lineRule="auto" w:before="0" w:after="120"/>
+        <w:ind w:firstLine="600" w:firstLineChars="200"/>
         <w:jc w:val="both"/>
       </w:pPr>
       <w:r>
@@ -747,6 +781,7 @@
           <w:rFonts w:ascii="Times New Roman" w:hAnsi="Times New Roman" w:eastAsia="SimSun"/>
           <w:b w:val="0"/>
           <w:sz w:val="30"/>
+          <w:color w:val="000000"/>
         </w:rPr>
         <w:t>本轮主比较净增6题，低于项目此前设定的物流知识提升3个百分点的实用门槛。以下实验用于拆解差距，不把“80多分”直接等同于“缺知识”。</w:t>
       </w:r>
@@ -755,6 +790,7 @@
       <w:pPr>
         <w:widowControl/>
         <w:spacing w:after="0" w:line="360" w:lineRule="auto" w:before="0"/>
+        <w:ind w:firstLine="0" w:firstLineChars="0"/>
         <w:jc w:val="both"/>
       </w:pPr>
       <w:r>
@@ -762,6 +798,7 @@
           <w:rFonts w:ascii="Times New Roman" w:hAnsi="Times New Roman" w:eastAsia="SimSun"/>
           <w:b w:val="0"/>
           <w:sz w:val="12"/>
+          <w:color w:val="000000"/>
         </w:rPr>
       </w:r>
     </w:p>
@@ -771,12 +808,14 @@
         <w:keepNext/>
         <w:widowControl/>
         <w:spacing w:line="360" w:lineRule="auto" w:before="240" w:after="120"/>
+        <w:ind w:firstLine="0" w:firstLineChars="0"/>
       </w:pPr>
       <w:r>
         <w:rPr>
           <w:rFonts w:eastAsia="SimHei" w:ascii="Times New Roman" w:hAnsi="Times New Roman"/>
           <w:b/>
           <w:sz w:val="40"/>
+          <w:color w:val="000000"/>
         </w:rPr>
         <w:t>二 探测方法与优化思路</w:t>
       </w:r>
@@ -785,6 +824,7 @@
       <w:pPr>
         <w:widowControl/>
         <w:spacing w:line="360" w:lineRule="auto" w:before="0" w:after="120"/>
+        <w:ind w:firstLine="600" w:firstLineChars="200"/>
         <w:jc w:val="both"/>
       </w:pPr>
       <w:r>
@@ -792,6 +832,7 @@
           <w:rFonts w:ascii="Times New Roman" w:hAnsi="Times New Roman" w:eastAsia="SimSun"/>
           <w:b w:val="0"/>
           <w:sz w:val="30"/>
+          <w:color w:val="000000"/>
         </w:rPr>
         <w:t>探测的目标是区分知识储备、知识调用与情景应用问题。整体逻辑是：发现问答增益不足，先尝试知识文本训练；当 CPT 收益有限时，再通过同一模型的无训练对照定位问题，最后据此设计书籍问答 SFT。本节说明判断方法，第四部分呈现诊断结果，第五部分明确训练路线与比较对象。</w:t>
       </w:r>
@@ -802,12 +843,14 @@
         <w:keepNext/>
         <w:widowControl/>
         <w:spacing w:line="360" w:lineRule="auto" w:before="240" w:after="120"/>
+        <w:ind w:firstLine="0" w:firstLineChars="0"/>
       </w:pPr>
       <w:r>
         <w:rPr>
           <w:rFonts w:eastAsia="SimHei" w:ascii="Times New Roman" w:hAnsi="Times New Roman"/>
           <w:b/>
           <w:sz w:val="32"/>
+          <w:color w:val="000000"/>
         </w:rPr>
         <w:t>1 在同一模型上改变作答条件</w:t>
       </w:r>
@@ -816,6 +859,7 @@
       <w:pPr>
         <w:widowControl/>
         <w:spacing w:line="360" w:lineRule="auto" w:before="0" w:after="120"/>
+        <w:ind w:firstLine="600" w:firstLineChars="200"/>
         <w:jc w:val="both"/>
       </w:pPr>
       <w:r>
@@ -823,6 +867,7 @@
           <w:rFonts w:ascii="Times New Roman" w:hAnsi="Times New Roman" w:eastAsia="SimSun"/>
           <w:b w:val="0"/>
           <w:sz w:val="30"/>
+          <w:color w:val="000000"/>
         </w:rPr>
         <w:t>以原始 Step120 的历史错题为主要样本，并匹配少量原答对题作对照。设置原题闭卷、原题加独立教材、相关基础知识题闭卷、基础知识题加教材四个条件，每个条件重复3轮。检索不接收金答案，基础题与资料充分性分别审核；未通过的样本不强行归因。[3]</w:t>
       </w:r>
@@ -833,12 +878,14 @@
         <w:keepNext/>
         <w:widowControl/>
         <w:spacing w:line="360" w:lineRule="auto" w:before="240" w:after="120"/>
+        <w:ind w:firstLine="0" w:firstLineChars="0"/>
       </w:pPr>
       <w:r>
         <w:rPr>
           <w:rFonts w:eastAsia="SimHei" w:ascii="Times New Roman" w:hAnsi="Times New Roman"/>
           <w:b/>
           <w:sz w:val="32"/>
+          <w:color w:val="000000"/>
         </w:rPr>
         <w:t>2 用补证与开放问答核查知识边界</w:t>
       </w:r>
@@ -847,6 +894,7 @@
       <w:pPr>
         <w:widowControl/>
         <w:spacing w:line="360" w:lineRule="auto" w:before="0" w:after="120"/>
+        <w:ind w:firstLine="600" w:firstLineChars="200"/>
         <w:jc w:val="both"/>
       </w:pPr>
       <w:r>
@@ -854,6 +902,7 @@
           <w:rFonts w:ascii="Times New Roman" w:hAnsi="Times New Roman" w:eastAsia="SimSun"/>
           <w:b w:val="0"/>
           <w:sz w:val="30"/>
+          <w:color w:val="000000"/>
         </w:rPr>
         <w:t>对有代表性的疑难案例核查资料是否真正足够、输入是否缺图或存在选项歧义。再对同一知识点设计定义、辨析、应用问答，检查模型能否在不提供资料和选项时主动表达并使用知识。定向补证与闭卷探针用于定位原因，不改写原正式成绩。[4][5]</w:t>
       </w:r>
@@ -864,12 +913,14 @@
         <w:keepNext/>
         <w:widowControl/>
         <w:spacing w:line="360" w:lineRule="auto" w:before="240" w:after="120"/>
+        <w:ind w:firstLine="0" w:firstLineChars="0"/>
       </w:pPr>
       <w:r>
         <w:rPr>
           <w:rFonts w:eastAsia="SimHei" w:ascii="Times New Roman" w:hAnsi="Times New Roman"/>
           <w:b/>
           <w:sz w:val="32"/>
+          <w:color w:val="000000"/>
         </w:rPr>
         <w:t>3 根据证据选择优化方向</w:t>
       </w:r>
@@ -878,6 +929,7 @@
       <w:pPr>
         <w:widowControl/>
         <w:spacing w:line="360" w:lineRule="auto" w:before="0" w:after="120"/>
+        <w:ind w:firstLine="600" w:firstLineChars="200"/>
         <w:jc w:val="both"/>
       </w:pPr>
       <w:r>
@@ -885,6 +937,7 @@
           <w:rFonts w:ascii="Times New Roman" w:hAnsi="Times New Roman" w:eastAsia="SimSun"/>
           <w:b w:val="0"/>
           <w:sz w:val="30"/>
+          <w:color w:val="000000"/>
         </w:rPr>
         <w:t>闭卷答错、加资料答对，提示知识补充或调用改善可能有效，但不能证明参数中完全没有知识；定义可答而应用不稳，应重点检查概念辨析、条件理解与情景映射；输入或标签有问题，应先核对评测依据。训练侧再用 CPT 与答案监督检查文本学习是否转化为问答表现，避免仅凭总分或训练 loss 判定根因。</w:t>
       </w:r>
@@ -895,12 +948,14 @@
         <w:keepNext/>
         <w:widowControl/>
         <w:spacing w:line="360" w:lineRule="auto" w:before="240" w:after="120"/>
+        <w:ind w:firstLine="0" w:firstLineChars="0"/>
       </w:pPr>
       <w:r>
         <w:rPr>
           <w:rFonts w:eastAsia="SimHei" w:ascii="Times New Roman" w:hAnsi="Times New Roman"/>
           <w:b/>
           <w:sz w:val="40"/>
+          <w:color w:val="000000"/>
         </w:rPr>
         <w:t>三 方案一 评测基准转语料开展CPT</w:t>
       </w:r>
@@ -911,12 +966,14 @@
         <w:keepNext/>
         <w:widowControl/>
         <w:spacing w:line="360" w:lineRule="auto" w:before="240" w:after="120"/>
+        <w:ind w:firstLine="0" w:firstLineChars="0"/>
       </w:pPr>
       <w:r>
         <w:rPr>
           <w:rFonts w:eastAsia="SimHei" w:ascii="Times New Roman" w:hAnsi="Times New Roman"/>
           <w:b/>
           <w:sz w:val="32"/>
+          <w:color w:val="000000"/>
         </w:rPr>
         <w:t>目的与设计</w:t>
       </w:r>
@@ -925,6 +982,7 @@
       <w:pPr>
         <w:widowControl/>
         <w:spacing w:line="360" w:lineRule="auto" w:before="0" w:after="120"/>
+        <w:ind w:firstLine="600" w:firstLineChars="200"/>
         <w:jc w:val="both"/>
       </w:pPr>
       <w:r>
@@ -932,6 +990,7 @@
           <w:rFonts w:ascii="Times New Roman" w:hAnsi="Times New Roman" w:eastAsia="SimSun"/>
           <w:b w:val="0"/>
           <w:sz w:val="30"/>
+          <w:color w:val="000000"/>
         </w:rPr>
         <w:t>为检验“把所需知识显式加入训练，是否就能提高得分”，我们将1672道评测题转成普通因果语言建模语料，并设置直接题面与改写题面两组。两组均从同一 Step120 权重独立初始化新优化器，各训练4遍、64步，再用冻结原题做三轮多数票评测。[6]</w:t>
       </w:r>
@@ -940,6 +999,7 @@
       <w:pPr>
         <w:widowControl/>
         <w:spacing w:line="360" w:lineRule="auto" w:before="0" w:after="120"/>
+        <w:ind w:firstLine="600" w:firstLineChars="200"/>
         <w:jc w:val="both"/>
       </w:pPr>
       <w:r>
@@ -947,6 +1007,7 @@
           <w:rFonts w:ascii="Times New Roman" w:hAnsi="Times New Roman" w:eastAsia="SimSun"/>
           <w:b w:val="0"/>
           <w:sz w:val="30"/>
+          <w:color w:val="000000"/>
         </w:rPr>
         <w:t>直接组保留题干和正确答案正文，去除选项字母、索引及干扰项；改写组改写题干、保留正确答案。1625题通过自动改写门禁，47题回退到原题。历史判断题保留原命题并追加真假结论，并未全部转成纠正后的正向知识陈述，这是该次制数的限制。</w:t>
       </w:r>
@@ -979,25 +1040,26 @@
               <w:bottom w:val="single" w:sz="4" w:color="D9D9D9"/>
               <w:right w:val="single" w:sz="4" w:color="D9D9D9"/>
             </w:tcBorders>
-            <w:shd w:fill="243E56"/>
             <w:tcMar>
               <w:top w:w="135" w:type="dxa"/>
               <w:bottom w:w="135" w:type="dxa"/>
               <w:left w:w="125" w:type="dxa"/>
               <w:right w:w="125" w:type="dxa"/>
             </w:tcMar>
+            <w:shd w:fill="E7E6E6"/>
           </w:tcPr>
           <w:p>
             <w:pPr>
               <w:keepNext/>
               <w:spacing w:after="0" w:line="360" w:lineRule="auto"/>
+              <w:ind w:firstLine="0" w:firstLineChars="0"/>
               <w:jc w:val="left"/>
             </w:pPr>
             <w:r>
               <w:rPr>
                 <w:rFonts w:ascii="Times New Roman" w:hAnsi="Times New Roman" w:eastAsia="SimSun"/>
                 <w:b/>
-                <w:color w:val="FFFFFF"/>
+                <w:color w:val="000000"/>
                 <w:sz w:val="30"/>
               </w:rPr>
               <w:t>模型</w:t>
@@ -1014,25 +1076,26 @@
               <w:bottom w:val="single" w:sz="4" w:color="D9D9D9"/>
               <w:right w:val="single" w:sz="4" w:color="D9D9D9"/>
             </w:tcBorders>
-            <w:shd w:fill="243E56"/>
             <w:tcMar>
               <w:top w:w="135" w:type="dxa"/>
               <w:bottom w:w="135" w:type="dxa"/>
               <w:left w:w="125" w:type="dxa"/>
               <w:right w:w="125" w:type="dxa"/>
             </w:tcMar>
+            <w:shd w:fill="E7E6E6"/>
           </w:tcPr>
           <w:p>
             <w:pPr>
               <w:keepNext/>
               <w:spacing w:after="0" w:line="360" w:lineRule="auto"/>
+              <w:ind w:firstLine="0" w:firstLineChars="0"/>
               <w:jc w:val="center"/>
             </w:pPr>
             <w:r>
               <w:rPr>
                 <w:rFonts w:ascii="Times New Roman" w:hAnsi="Times New Roman" w:eastAsia="SimSun"/>
                 <w:b/>
-                <w:color w:val="FFFFFF"/>
+                <w:color w:val="000000"/>
                 <w:sz w:val="30"/>
               </w:rPr>
               <w:t>答对数</w:t>
@@ -1049,25 +1112,26 @@
               <w:bottom w:val="single" w:sz="4" w:color="D9D9D9"/>
               <w:right w:val="single" w:sz="4" w:color="D9D9D9"/>
             </w:tcBorders>
-            <w:shd w:fill="243E56"/>
             <w:tcMar>
               <w:top w:w="135" w:type="dxa"/>
               <w:bottom w:w="135" w:type="dxa"/>
               <w:left w:w="125" w:type="dxa"/>
               <w:right w:w="125" w:type="dxa"/>
             </w:tcMar>
+            <w:shd w:fill="E7E6E6"/>
           </w:tcPr>
           <w:p>
             <w:pPr>
               <w:keepNext/>
               <w:spacing w:after="0" w:line="360" w:lineRule="auto"/>
+              <w:ind w:firstLine="0" w:firstLineChars="0"/>
               <w:jc w:val="center"/>
             </w:pPr>
             <w:r>
               <w:rPr>
                 <w:rFonts w:ascii="Times New Roman" w:hAnsi="Times New Roman" w:eastAsia="SimSun"/>
                 <w:b/>
-                <w:color w:val="FFFFFF"/>
+                <w:color w:val="000000"/>
                 <w:sz w:val="30"/>
               </w:rPr>
               <w:t>准确率</w:t>
@@ -1084,25 +1148,26 @@
               <w:bottom w:val="single" w:sz="4" w:color="D9D9D9"/>
               <w:right w:val="single" w:sz="4" w:color="D9D9D9"/>
             </w:tcBorders>
-            <w:shd w:fill="243E56"/>
             <w:tcMar>
               <w:top w:w="135" w:type="dxa"/>
               <w:bottom w:w="135" w:type="dxa"/>
               <w:left w:w="125" w:type="dxa"/>
               <w:right w:w="125" w:type="dxa"/>
             </w:tcMar>
+            <w:shd w:fill="E7E6E6"/>
           </w:tcPr>
           <w:p>
             <w:pPr>
               <w:keepNext/>
               <w:spacing w:after="0" w:line="360" w:lineRule="auto"/>
+              <w:ind w:firstLine="0" w:firstLineChars="0"/>
               <w:jc w:val="center"/>
             </w:pPr>
             <w:r>
               <w:rPr>
                 <w:rFonts w:ascii="Times New Roman" w:hAnsi="Times New Roman" w:eastAsia="SimSun"/>
                 <w:b/>
-                <w:color w:val="FFFFFF"/>
+                <w:color w:val="000000"/>
                 <w:sz w:val="30"/>
               </w:rPr>
               <w:t>相对Step120</w:t>
@@ -1124,25 +1189,26 @@
               <w:bottom w:val="single" w:sz="4" w:color="D9D9D9"/>
               <w:right w:val="single" w:sz="4" w:color="D9D9D9"/>
             </w:tcBorders>
-            <w:shd w:fill="F0F4F7"/>
             <w:tcMar>
               <w:top w:w="135" w:type="dxa"/>
               <w:bottom w:w="135" w:type="dxa"/>
               <w:left w:w="125" w:type="dxa"/>
               <w:right w:w="125" w:type="dxa"/>
             </w:tcMar>
+            <w:shd w:fill="F5F5F5"/>
           </w:tcPr>
           <w:p>
             <w:pPr>
               <w:keepNext w:val="0"/>
               <w:spacing w:after="0" w:line="360" w:lineRule="auto"/>
+              <w:ind w:firstLine="0" w:firstLineChars="0"/>
               <w:jc w:val="left"/>
             </w:pPr>
             <w:r>
               <w:rPr>
                 <w:rFonts w:ascii="Times New Roman" w:hAnsi="Times New Roman" w:eastAsia="SimSun"/>
                 <w:b w:val="0"/>
-                <w:color w:val="202020"/>
+                <w:color w:val="000000"/>
                 <w:sz w:val="30"/>
               </w:rPr>
               <w:t>原始Step120</w:t>
@@ -1159,25 +1225,26 @@
               <w:bottom w:val="single" w:sz="4" w:color="D9D9D9"/>
               <w:right w:val="single" w:sz="4" w:color="D9D9D9"/>
             </w:tcBorders>
-            <w:shd w:fill="F0F4F7"/>
             <w:tcMar>
               <w:top w:w="135" w:type="dxa"/>
               <w:bottom w:w="135" w:type="dxa"/>
               <w:left w:w="125" w:type="dxa"/>
               <w:right w:w="125" w:type="dxa"/>
             </w:tcMar>
+            <w:shd w:fill="F5F5F5"/>
           </w:tcPr>
           <w:p>
             <w:pPr>
               <w:keepNext w:val="0"/>
               <w:spacing w:after="0" w:line="360" w:lineRule="auto"/>
+              <w:ind w:firstLine="0" w:firstLineChars="0"/>
               <w:jc w:val="center"/>
             </w:pPr>
             <w:r>
               <w:rPr>
                 <w:rFonts w:ascii="Times New Roman" w:hAnsi="Times New Roman" w:eastAsia="SimSun"/>
                 <w:b w:val="0"/>
-                <w:color w:val="202020"/>
+                <w:color w:val="000000"/>
                 <w:sz w:val="30"/>
               </w:rPr>
               <w:t>1369/1672</w:t>
@@ -1194,25 +1261,26 @@
               <w:bottom w:val="single" w:sz="4" w:color="D9D9D9"/>
               <w:right w:val="single" w:sz="4" w:color="D9D9D9"/>
             </w:tcBorders>
-            <w:shd w:fill="F0F4F7"/>
             <w:tcMar>
               <w:top w:w="135" w:type="dxa"/>
               <w:bottom w:w="135" w:type="dxa"/>
               <w:left w:w="125" w:type="dxa"/>
               <w:right w:w="125" w:type="dxa"/>
             </w:tcMar>
+            <w:shd w:fill="F5F5F5"/>
           </w:tcPr>
           <w:p>
             <w:pPr>
               <w:keepNext w:val="0"/>
               <w:spacing w:after="0" w:line="360" w:lineRule="auto"/>
+              <w:ind w:firstLine="0" w:firstLineChars="0"/>
               <w:jc w:val="center"/>
             </w:pPr>
             <w:r>
               <w:rPr>
                 <w:rFonts w:ascii="Times New Roman" w:hAnsi="Times New Roman" w:eastAsia="SimSun"/>
                 <w:b w:val="0"/>
-                <w:color w:val="202020"/>
+                <w:color w:val="000000"/>
                 <w:sz w:val="30"/>
               </w:rPr>
               <w:t>81.878%</w:t>
@@ -1229,25 +1297,26 @@
               <w:bottom w:val="single" w:sz="4" w:color="D9D9D9"/>
               <w:right w:val="single" w:sz="4" w:color="D9D9D9"/>
             </w:tcBorders>
-            <w:shd w:fill="F0F4F7"/>
             <w:tcMar>
               <w:top w:w="135" w:type="dxa"/>
               <w:bottom w:w="135" w:type="dxa"/>
               <w:left w:w="125" w:type="dxa"/>
               <w:right w:w="125" w:type="dxa"/>
             </w:tcMar>
+            <w:shd w:fill="F5F5F5"/>
           </w:tcPr>
           <w:p>
             <w:pPr>
               <w:keepNext w:val="0"/>
               <w:spacing w:after="0" w:line="360" w:lineRule="auto"/>
+              <w:ind w:firstLine="0" w:firstLineChars="0"/>
               <w:jc w:val="center"/>
             </w:pPr>
             <w:r>
               <w:rPr>
                 <w:rFonts w:ascii="Times New Roman" w:hAnsi="Times New Roman" w:eastAsia="SimSun"/>
                 <w:b w:val="0"/>
-                <w:color w:val="202020"/>
+                <w:color w:val="000000"/>
                 <w:sz w:val="30"/>
               </w:rPr>
               <w:t>—</w:t>
@@ -1269,25 +1338,26 @@
               <w:bottom w:val="single" w:sz="4" w:color="D9D9D9"/>
               <w:right w:val="single" w:sz="4" w:color="D9D9D9"/>
             </w:tcBorders>
-            <w:shd w:fill="FFFFFF"/>
             <w:tcMar>
               <w:top w:w="135" w:type="dxa"/>
               <w:bottom w:w="135" w:type="dxa"/>
               <w:left w:w="125" w:type="dxa"/>
               <w:right w:w="125" w:type="dxa"/>
             </w:tcMar>
+            <w:shd w:fill="FFFFFF"/>
           </w:tcPr>
           <w:p>
             <w:pPr>
               <w:keepNext w:val="0"/>
               <w:spacing w:after="0" w:line="360" w:lineRule="auto"/>
+              <w:ind w:firstLine="0" w:firstLineChars="0"/>
               <w:jc w:val="left"/>
             </w:pPr>
             <w:r>
               <w:rPr>
                 <w:rFonts w:ascii="Times New Roman" w:hAnsi="Times New Roman" w:eastAsia="SimSun"/>
                 <w:b w:val="0"/>
-                <w:color w:val="202020"/>
+                <w:color w:val="000000"/>
                 <w:sz w:val="30"/>
               </w:rPr>
               <w:t>直接题面CPT  4遍</w:t>
@@ -1304,25 +1374,26 @@
               <w:bottom w:val="single" w:sz="4" w:color="D9D9D9"/>
               <w:right w:val="single" w:sz="4" w:color="D9D9D9"/>
             </w:tcBorders>
-            <w:shd w:fill="FFFFFF"/>
             <w:tcMar>
               <w:top w:w="135" w:type="dxa"/>
               <w:bottom w:w="135" w:type="dxa"/>
               <w:left w:w="125" w:type="dxa"/>
               <w:right w:w="125" w:type="dxa"/>
             </w:tcMar>
+            <w:shd w:fill="FFFFFF"/>
           </w:tcPr>
           <w:p>
             <w:pPr>
               <w:keepNext w:val="0"/>
               <w:spacing w:after="0" w:line="360" w:lineRule="auto"/>
+              <w:ind w:firstLine="0" w:firstLineChars="0"/>
               <w:jc w:val="center"/>
             </w:pPr>
             <w:r>
               <w:rPr>
                 <w:rFonts w:ascii="Times New Roman" w:hAnsi="Times New Roman" w:eastAsia="SimSun"/>
                 <w:b w:val="0"/>
-                <w:color w:val="202020"/>
+                <w:color w:val="000000"/>
                 <w:sz w:val="30"/>
               </w:rPr>
               <w:t>1381/1672</w:t>
@@ -1339,25 +1410,26 @@
               <w:bottom w:val="single" w:sz="4" w:color="D9D9D9"/>
               <w:right w:val="single" w:sz="4" w:color="D9D9D9"/>
             </w:tcBorders>
-            <w:shd w:fill="FFFFFF"/>
             <w:tcMar>
               <w:top w:w="135" w:type="dxa"/>
               <w:bottom w:w="135" w:type="dxa"/>
               <w:left w:w="125" w:type="dxa"/>
               <w:right w:w="125" w:type="dxa"/>
             </w:tcMar>
+            <w:shd w:fill="FFFFFF"/>
           </w:tcPr>
           <w:p>
             <w:pPr>
               <w:keepNext w:val="0"/>
               <w:spacing w:after="0" w:line="360" w:lineRule="auto"/>
+              <w:ind w:firstLine="0" w:firstLineChars="0"/>
               <w:jc w:val="center"/>
             </w:pPr>
             <w:r>
               <w:rPr>
                 <w:rFonts w:ascii="Times New Roman" w:hAnsi="Times New Roman" w:eastAsia="SimSun"/>
                 <w:b w:val="0"/>
-                <w:color w:val="202020"/>
+                <w:color w:val="000000"/>
                 <w:sz w:val="30"/>
               </w:rPr>
               <w:t>82.596%</w:t>
@@ -1374,25 +1446,26 @@
               <w:bottom w:val="single" w:sz="4" w:color="D9D9D9"/>
               <w:right w:val="single" w:sz="4" w:color="D9D9D9"/>
             </w:tcBorders>
-            <w:shd w:fill="FFFFFF"/>
             <w:tcMar>
               <w:top w:w="135" w:type="dxa"/>
               <w:bottom w:w="135" w:type="dxa"/>
               <w:left w:w="125" w:type="dxa"/>
               <w:right w:w="125" w:type="dxa"/>
             </w:tcMar>
+            <w:shd w:fill="FFFFFF"/>
           </w:tcPr>
           <w:p>
             <w:pPr>
               <w:keepNext w:val="0"/>
               <w:spacing w:after="0" w:line="360" w:lineRule="auto"/>
+              <w:ind w:firstLine="0" w:firstLineChars="0"/>
               <w:jc w:val="center"/>
             </w:pPr>
             <w:r>
               <w:rPr>
                 <w:rFonts w:ascii="Times New Roman" w:hAnsi="Times New Roman" w:eastAsia="SimSun"/>
                 <w:b w:val="0"/>
-                <w:color w:val="202020"/>
+                <w:color w:val="000000"/>
                 <w:sz w:val="30"/>
               </w:rPr>
               <w:t>+0.7177点</w:t>
@@ -1414,25 +1487,26 @@
               <w:bottom w:val="single" w:sz="4" w:color="D9D9D9"/>
               <w:right w:val="single" w:sz="4" w:color="D9D9D9"/>
             </w:tcBorders>
-            <w:shd w:fill="F0F4F7"/>
             <w:tcMar>
               <w:top w:w="135" w:type="dxa"/>
               <w:bottom w:w="135" w:type="dxa"/>
               <w:left w:w="125" w:type="dxa"/>
               <w:right w:w="125" w:type="dxa"/>
             </w:tcMar>
+            <w:shd w:fill="F5F5F5"/>
           </w:tcPr>
           <w:p>
             <w:pPr>
               <w:keepNext w:val="0"/>
               <w:spacing w:after="0" w:line="360" w:lineRule="auto"/>
+              <w:ind w:firstLine="0" w:firstLineChars="0"/>
               <w:jc w:val="left"/>
             </w:pPr>
             <w:r>
               <w:rPr>
                 <w:rFonts w:ascii="Times New Roman" w:hAnsi="Times New Roman" w:eastAsia="SimSun"/>
                 <w:b w:val="0"/>
-                <w:color w:val="202020"/>
+                <w:color w:val="000000"/>
                 <w:sz w:val="30"/>
               </w:rPr>
               <w:t>改写题面CPT  4遍</w:t>
@@ -1449,25 +1523,26 @@
               <w:bottom w:val="single" w:sz="4" w:color="D9D9D9"/>
               <w:right w:val="single" w:sz="4" w:color="D9D9D9"/>
             </w:tcBorders>
-            <w:shd w:fill="F0F4F7"/>
             <w:tcMar>
               <w:top w:w="135" w:type="dxa"/>
               <w:bottom w:w="135" w:type="dxa"/>
               <w:left w:w="125" w:type="dxa"/>
               <w:right w:w="125" w:type="dxa"/>
             </w:tcMar>
+            <w:shd w:fill="F5F5F5"/>
           </w:tcPr>
           <w:p>
             <w:pPr>
               <w:keepNext w:val="0"/>
               <w:spacing w:after="0" w:line="360" w:lineRule="auto"/>
+              <w:ind w:firstLine="0" w:firstLineChars="0"/>
               <w:jc w:val="center"/>
             </w:pPr>
             <w:r>
               <w:rPr>
                 <w:rFonts w:ascii="Times New Roman" w:hAnsi="Times New Roman" w:eastAsia="SimSun"/>
                 <w:b w:val="0"/>
-                <w:color w:val="202020"/>
+                <w:color w:val="000000"/>
                 <w:sz w:val="30"/>
               </w:rPr>
               <w:t>1373/1672</w:t>
@@ -1484,25 +1559,26 @@
               <w:bottom w:val="single" w:sz="4" w:color="D9D9D9"/>
               <w:right w:val="single" w:sz="4" w:color="D9D9D9"/>
             </w:tcBorders>
-            <w:shd w:fill="F0F4F7"/>
             <w:tcMar>
               <w:top w:w="135" w:type="dxa"/>
               <w:bottom w:w="135" w:type="dxa"/>
               <w:left w:w="125" w:type="dxa"/>
               <w:right w:w="125" w:type="dxa"/>
             </w:tcMar>
+            <w:shd w:fill="F5F5F5"/>
           </w:tcPr>
           <w:p>
             <w:pPr>
               <w:keepNext w:val="0"/>
               <w:spacing w:after="0" w:line="360" w:lineRule="auto"/>
+              <w:ind w:firstLine="0" w:firstLineChars="0"/>
               <w:jc w:val="center"/>
             </w:pPr>
             <w:r>
               <w:rPr>
                 <w:rFonts w:ascii="Times New Roman" w:hAnsi="Times New Roman" w:eastAsia="SimSun"/>
                 <w:b w:val="0"/>
-                <w:color w:val="202020"/>
+                <w:color w:val="000000"/>
                 <w:sz w:val="30"/>
               </w:rPr>
               <w:t>82.117%</w:t>
@@ -1519,25 +1595,26 @@
               <w:bottom w:val="single" w:sz="4" w:color="D9D9D9"/>
               <w:right w:val="single" w:sz="4" w:color="D9D9D9"/>
             </w:tcBorders>
-            <w:shd w:fill="F0F4F7"/>
             <w:tcMar>
               <w:top w:w="135" w:type="dxa"/>
               <w:bottom w:w="135" w:type="dxa"/>
               <w:left w:w="125" w:type="dxa"/>
               <w:right w:w="125" w:type="dxa"/>
             </w:tcMar>
+            <w:shd w:fill="F5F5F5"/>
           </w:tcPr>
           <w:p>
             <w:pPr>
               <w:keepNext w:val="0"/>
               <w:spacing w:after="0" w:line="360" w:lineRule="auto"/>
+              <w:ind w:firstLine="0" w:firstLineChars="0"/>
               <w:jc w:val="center"/>
             </w:pPr>
             <w:r>
               <w:rPr>
                 <w:rFonts w:ascii="Times New Roman" w:hAnsi="Times New Roman" w:eastAsia="SimSun"/>
                 <w:b w:val="0"/>
-                <w:color w:val="202020"/>
+                <w:color w:val="000000"/>
                 <w:sz w:val="30"/>
               </w:rPr>
               <w:t>+0.2392点</w:t>
@@ -1550,6 +1627,7 @@
       <w:pPr>
         <w:widowControl/>
         <w:spacing w:before="0" w:line="360" w:lineRule="auto" w:after="120"/>
+        <w:ind w:firstLine="600" w:firstLineChars="200"/>
         <w:jc w:val="both"/>
       </w:pPr>
       <w:r>
@@ -1557,6 +1635,7 @@
           <w:rFonts w:ascii="Times New Roman" w:hAnsi="Times New Roman" w:eastAsia="SimSun"/>
           <w:b w:val="0"/>
           <w:sz w:val="30"/>
+          <w:color w:val="000000"/>
         </w:rPr>
         <w:t>直接组21题改对、9题改错，净增12题；改写组10题改对、6题改错，净增4题。直接组的未校正配对检验 p=0.0428，改写组 p=0.4545。准确表述是“有小幅提升，但实用增益有限”，不能笼统写成两组均统计不显著。</w:t>
       </w:r>
@@ -1567,12 +1646,14 @@
         <w:keepNext/>
         <w:widowControl/>
         <w:spacing w:line="360" w:lineRule="auto" w:before="240" w:after="120"/>
+        <w:ind w:firstLine="0" w:firstLineChars="0"/>
       </w:pPr>
       <w:r>
         <w:rPr>
           <w:rFonts w:eastAsia="SimHei" w:ascii="Times New Roman" w:hAnsi="Times New Roman"/>
           <w:b/>
           <w:sz w:val="32"/>
+          <w:color w:val="000000"/>
         </w:rPr>
         <w:t>训练发生了 为什么得分变化仍小</w:t>
       </w:r>
@@ -1581,6 +1662,7 @@
       <w:pPr>
         <w:widowControl/>
         <w:spacing w:line="360" w:lineRule="auto" w:before="0" w:after="120"/>
+        <w:ind w:firstLine="600" w:firstLineChars="200"/>
         <w:jc w:val="both"/>
       </w:pPr>
       <w:r>
@@ -1588,6 +1670,7 @@
           <w:rFonts w:ascii="Times New Roman" w:hAnsi="Times New Roman" w:eastAsia="SimSun"/>
           <w:b w:val="0"/>
           <w:sz w:val="30"/>
+          <w:color w:val="000000"/>
         </w:rPr>
         <w:t>直接组第1至第4遍平均 loss 从3.8054降至2.1378，改写组从3.4648降至2.1423；训练和权重导出均通过校验。进一步只测答案位置，直接 CPT 在原训练块中的答案 NLL 从4.7873降到2.4873，但独立题面仅从2.8990降到2.6632，改善明显依赖上下文。[7]</w:t>
       </w:r>
@@ -1596,6 +1679,7 @@
       <w:pPr>
         <w:widowControl/>
         <w:spacing w:line="360" w:lineRule="auto" w:before="0" w:after="120"/>
+        <w:ind w:firstLine="600" w:firstLineChars="200"/>
         <w:jc w:val="both"/>
       </w:pPr>
       <w:r>
@@ -1603,6 +1687,7 @@
           <w:rFonts w:ascii="Times New Roman" w:hAnsi="Times New Roman" w:eastAsia="SimSun"/>
           <w:b w:val="0"/>
           <w:sz w:val="30"/>
+          <w:color w:val="000000"/>
         </w:rPr>
         <w:t>书籍原文 CPT 的独立对照也呈现类似现象：增加至4遍后，书内 NLL 相对改善4.126%，但200道书内改写知识题仍为189/200；公开题三轮多数票仅从1369增至1371，提升0.1196个百分点。[8]</w:t>
       </w:r>
@@ -1613,12 +1698,14 @@
         <w:keepNext/>
         <w:widowControl/>
         <w:spacing w:line="360" w:lineRule="auto" w:before="240" w:after="120"/>
+        <w:ind w:firstLine="0" w:firstLineChars="0"/>
       </w:pPr>
       <w:r>
         <w:rPr>
           <w:rFonts w:eastAsia="SimHei" w:ascii="Times New Roman" w:hAnsi="Times New Roman"/>
           <w:b/>
           <w:sz w:val="32"/>
+          <w:color w:val="000000"/>
         </w:rPr>
         <w:t>阶段结论</w:t>
       </w:r>
@@ -1627,6 +1714,7 @@
       <w:pPr>
         <w:widowControl/>
         <w:spacing w:line="360" w:lineRule="auto" w:before="0" w:after="120"/>
+        <w:ind w:firstLine="600" w:firstLineChars="200"/>
         <w:jc w:val="both"/>
       </w:pPr>
       <w:r>
@@ -1634,6 +1722,7 @@
           <w:rFonts w:ascii="Times New Roman" w:hAnsi="Times New Roman" w:eastAsia="SimSun"/>
           <w:b w:val="0"/>
           <w:sz w:val="30"/>
+          <w:color w:val="000000"/>
         </w:rPr>
         <w:t>文本预测能力的改善没有充分转化为问答得分，支持进一步检查知识吸收方式、答案监督位置和实际调用过程。不过，小幅增益既可能包含写入不足，也可能包含利用不足；结合闭卷探针，不宜下“知识无缺失”的确定结论。更准确的表述是：模型已有较多领域知识，但知识边界与应用仍不稳定。</w:t>
       </w:r>
@@ -1642,6 +1731,7 @@
       <w:pPr>
         <w:widowControl/>
         <w:spacing w:line="360" w:lineRule="auto" w:before="0" w:after="120"/>
+        <w:ind w:firstLine="600" w:firstLineChars="200"/>
         <w:jc w:val="both"/>
       </w:pPr>
       <w:r>
@@ -1649,6 +1739,7 @@
           <w:rFonts w:ascii="Times New Roman" w:hAnsi="Times New Roman" w:eastAsia="SimSun"/>
           <w:b w:val="0"/>
           <w:sz w:val="30"/>
+          <w:color w:val="000000"/>
         </w:rPr>
         <w:t>本方案训练接触了评测题及答案，结果仅用于受控同题诊断，不能作为独立泛化成绩或交付能力证明。</w:t>
       </w:r>
@@ -1657,6 +1748,7 @@
       <w:pPr>
         <w:widowControl/>
         <w:spacing w:after="0" w:line="360" w:lineRule="auto" w:before="0"/>
+        <w:ind w:firstLine="0" w:firstLineChars="0"/>
         <w:jc w:val="both"/>
       </w:pPr>
       <w:r>
@@ -1664,6 +1756,7 @@
           <w:rFonts w:ascii="Times New Roman" w:hAnsi="Times New Roman" w:eastAsia="SimSun"/>
           <w:b w:val="0"/>
           <w:sz w:val="12"/>
+          <w:color w:val="000000"/>
         </w:rPr>
       </w:r>
     </w:p>
@@ -1673,12 +1766,14 @@
         <w:keepNext/>
         <w:widowControl/>
         <w:spacing w:line="360" w:lineRule="auto" w:before="240" w:after="120"/>
+        <w:ind w:firstLine="0" w:firstLineChars="0"/>
       </w:pPr>
       <w:r>
         <w:rPr>
           <w:rFonts w:eastAsia="SimHei" w:ascii="Times New Roman" w:hAnsi="Times New Roman"/>
           <w:b/>
           <w:sz w:val="32"/>
+          <w:color w:val="000000"/>
         </w:rPr>
         <w:t>补充诊断 同题答案SFT</w:t>
       </w:r>
@@ -1687,6 +1782,7 @@
       <w:pPr>
         <w:widowControl/>
         <w:spacing w:line="360" w:lineRule="auto" w:before="0" w:after="120"/>
+        <w:ind w:firstLine="600" w:firstLineChars="200"/>
         <w:jc w:val="both"/>
       </w:pPr>
       <w:r>
@@ -1694,6 +1790,7 @@
           <w:rFonts w:ascii="Times New Roman" w:hAnsi="Times New Roman" w:eastAsia="SimSun"/>
           <w:b w:val="0"/>
           <w:sz w:val="30"/>
+          <w:color w:val="000000"/>
         </w:rPr>
         <w:t>另一组已完成实验使用全部1672道原题、完整选项及正确答案 JSON，仅监督答案与结束标记。训练1遍和2遍后，总体同题成绩分别为93.18%和94.44%，对照原始 Step120 的81.88%，说明直接匹配作答目标的监督可以显著提高同题拟合。[9]</w:t>
       </w:r>
@@ -1702,6 +1799,7 @@
       <w:pPr>
         <w:widowControl/>
         <w:spacing w:line="360" w:lineRule="auto" w:before="0" w:after="120"/>
+        <w:ind w:firstLine="600" w:firstLineChars="200"/>
         <w:jc w:val="both"/>
       </w:pPr>
       <w:r>
@@ -1709,6 +1807,7 @@
           <w:rFonts w:ascii="Times New Roman" w:hAnsi="Times New Roman" w:eastAsia="SimSun"/>
           <w:b w:val="0"/>
           <w:sz w:val="30"/>
+          <w:color w:val="000000"/>
         </w:rPr>
         <w:t>这组实验属于“评测题答案 SFT”，与后续独立书籍问答 SFT 的数据来源不同。它说明同题答案可以被拟合，但不能证明未见问题上的能力提升，也不能单独证明模型原先已拥有全部知识。其作用是提供监督目标方面的线索，不作为后续三模型比较的候选。</w:t>
       </w:r>
@@ -1719,12 +1818,14 @@
         <w:keepNext/>
         <w:widowControl/>
         <w:spacing w:line="360" w:lineRule="auto" w:before="240" w:after="120"/>
+        <w:ind w:firstLine="0" w:firstLineChars="0"/>
       </w:pPr>
       <w:r>
         <w:rPr>
           <w:rFonts w:eastAsia="SimHei" w:ascii="Times New Roman" w:hAnsi="Times New Roman"/>
           <w:b/>
           <w:sz w:val="40"/>
+          <w:color w:val="000000"/>
         </w:rPr>
         <w:t>四 无训练诊断 定位知识与应用问题</w:t>
       </w:r>
@@ -1735,12 +1836,14 @@
         <w:keepNext/>
         <w:widowControl/>
         <w:spacing w:line="360" w:lineRule="auto" w:before="240" w:after="120"/>
+        <w:ind w:firstLine="0" w:firstLineChars="0"/>
       </w:pPr>
       <w:r>
         <w:rPr>
           <w:rFonts w:eastAsia="SimHei" w:ascii="Times New Roman" w:hAnsi="Times New Roman"/>
           <w:b/>
           <w:sz w:val="32"/>
+          <w:color w:val="000000"/>
         </w:rPr>
         <w:t>实验目的与模型</w:t>
       </w:r>
@@ -1749,6 +1852,7 @@
       <w:pPr>
         <w:widowControl/>
         <w:spacing w:line="360" w:lineRule="auto" w:before="0" w:after="120"/>
+        <w:ind w:firstLine="600" w:firstLineChars="200"/>
         <w:jc w:val="both"/>
       </w:pPr>
       <w:r>
@@ -1756,6 +1860,7 @@
           <w:rFonts w:ascii="Times New Roman" w:hAnsi="Times New Roman" w:eastAsia="SimSun"/>
           <w:b w:val="0"/>
           <w:sz w:val="30"/>
+          <w:color w:val="000000"/>
         </w:rPr>
         <w:t>本实验回答“Step120 为什么答错”，不重复背景中的原生模型与 Step120 总分比较。固定未接受本轮评测题 CPT 或 SFT 的原始 Step120，仅改变题目呈现和参考资料，不更新参数。比较对象是同一模型在不同条件下的表现；此前接受评测题训练的候选不参与本轮诊断。[3]</w:t>
       </w:r>
@@ -1766,12 +1871,14 @@
         <w:keepNext/>
         <w:widowControl/>
         <w:spacing w:line="360" w:lineRule="auto" w:before="240" w:after="120"/>
+        <w:ind w:firstLine="0" w:firstLineChars="0"/>
       </w:pPr>
       <w:r>
         <w:rPr>
           <w:rFonts w:eastAsia="SimHei" w:ascii="Times New Roman" w:hAnsi="Times New Roman"/>
           <w:b/>
           <w:sz w:val="32"/>
+          <w:color w:val="000000"/>
         </w:rPr>
         <w:t>1 四条件诊断结果</w:t>
       </w:r>
@@ -1780,6 +1887,7 @@
       <w:pPr>
         <w:widowControl/>
         <w:spacing w:line="360" w:lineRule="auto" w:before="0" w:after="120"/>
+        <w:ind w:firstLine="600" w:firstLineChars="200"/>
         <w:jc w:val="both"/>
       </w:pPr>
       <w:r>
@@ -1787,6 +1895,7 @@
           <w:rFonts w:ascii="Times New Roman" w:hAnsi="Times New Roman" w:eastAsia="SimSun"/>
           <w:b w:val="0"/>
           <w:sz w:val="30"/>
+          <w:color w:val="000000"/>
         </w:rPr>
         <w:t>冻结303道历史错题，其中 LogistikaBench 266题、SC-bench知识题37题；另匹配60道原答对题，共363题。按第二部分的四条件协议分别运行3轮，以严格多数票计分。下表列出原题结果及历史错题中65道有效基础题的结果，分母分别保留。[3][4]</w:t>
       </w:r>
@@ -1818,25 +1927,26 @@
               <w:bottom w:val="single" w:sz="4" w:color="D9D9D9"/>
               <w:right w:val="single" w:sz="4" w:color="D9D9D9"/>
             </w:tcBorders>
-            <w:shd w:fill="243E56"/>
             <w:tcMar>
               <w:top w:w="135" w:type="dxa"/>
               <w:bottom w:w="135" w:type="dxa"/>
               <w:left w:w="125" w:type="dxa"/>
               <w:right w:w="125" w:type="dxa"/>
             </w:tcMar>
+            <w:shd w:fill="E7E6E6"/>
           </w:tcPr>
           <w:p>
             <w:pPr>
               <w:keepNext/>
               <w:spacing w:after="0" w:line="360" w:lineRule="auto"/>
+              <w:ind w:firstLine="0" w:firstLineChars="0"/>
               <w:jc w:val="left"/>
             </w:pPr>
             <w:r>
               <w:rPr>
                 <w:rFonts w:ascii="Times New Roman" w:hAnsi="Times New Roman" w:eastAsia="SimSun"/>
                 <w:b/>
-                <w:color w:val="FFFFFF"/>
+                <w:color w:val="000000"/>
                 <w:sz w:val="30"/>
               </w:rPr>
               <w:t>样本与条件</w:t>
@@ -1853,25 +1963,26 @@
               <w:bottom w:val="single" w:sz="4" w:color="D9D9D9"/>
               <w:right w:val="single" w:sz="4" w:color="D9D9D9"/>
             </w:tcBorders>
-            <w:shd w:fill="243E56"/>
             <w:tcMar>
               <w:top w:w="135" w:type="dxa"/>
               <w:bottom w:w="135" w:type="dxa"/>
               <w:left w:w="125" w:type="dxa"/>
               <w:right w:w="125" w:type="dxa"/>
             </w:tcMar>
+            <w:shd w:fill="E7E6E6"/>
           </w:tcPr>
           <w:p>
             <w:pPr>
               <w:keepNext/>
               <w:spacing w:after="0" w:line="360" w:lineRule="auto"/>
+              <w:ind w:firstLine="0" w:firstLineChars="0"/>
               <w:jc w:val="center"/>
             </w:pPr>
             <w:r>
               <w:rPr>
                 <w:rFonts w:ascii="Times New Roman" w:hAnsi="Times New Roman" w:eastAsia="SimSun"/>
                 <w:b/>
-                <w:color w:val="FFFFFF"/>
+                <w:color w:val="000000"/>
                 <w:sz w:val="30"/>
               </w:rPr>
               <w:t>闭卷答对</w:t>
@@ -1888,25 +1999,26 @@
               <w:bottom w:val="single" w:sz="4" w:color="D9D9D9"/>
               <w:right w:val="single" w:sz="4" w:color="D9D9D9"/>
             </w:tcBorders>
-            <w:shd w:fill="243E56"/>
             <w:tcMar>
               <w:top w:w="135" w:type="dxa"/>
               <w:bottom w:w="135" w:type="dxa"/>
               <w:left w:w="125" w:type="dxa"/>
               <w:right w:w="125" w:type="dxa"/>
             </w:tcMar>
+            <w:shd w:fill="E7E6E6"/>
           </w:tcPr>
           <w:p>
             <w:pPr>
               <w:keepNext/>
               <w:spacing w:after="0" w:line="360" w:lineRule="auto"/>
+              <w:ind w:firstLine="0" w:firstLineChars="0"/>
               <w:jc w:val="center"/>
             </w:pPr>
             <w:r>
               <w:rPr>
                 <w:rFonts w:ascii="Times New Roman" w:hAnsi="Times New Roman" w:eastAsia="SimSun"/>
                 <w:b/>
-                <w:color w:val="FFFFFF"/>
+                <w:color w:val="000000"/>
                 <w:sz w:val="30"/>
               </w:rPr>
               <w:t>加教材答对</w:t>
@@ -1928,25 +2040,26 @@
               <w:bottom w:val="single" w:sz="4" w:color="D9D9D9"/>
               <w:right w:val="single" w:sz="4" w:color="D9D9D9"/>
             </w:tcBorders>
-            <w:shd w:fill="F0F4F7"/>
             <w:tcMar>
               <w:top w:w="135" w:type="dxa"/>
               <w:bottom w:w="135" w:type="dxa"/>
               <w:left w:w="125" w:type="dxa"/>
               <w:right w:w="125" w:type="dxa"/>
             </w:tcMar>
+            <w:shd w:fill="F5F5F5"/>
           </w:tcPr>
           <w:p>
             <w:pPr>
               <w:keepNext w:val="0"/>
               <w:spacing w:after="0" w:line="360" w:lineRule="auto"/>
+              <w:ind w:firstLine="0" w:firstLineChars="0"/>
               <w:jc w:val="left"/>
             </w:pPr>
             <w:r>
               <w:rPr>
                 <w:rFonts w:ascii="Times New Roman" w:hAnsi="Times New Roman" w:eastAsia="SimSun"/>
                 <w:b w:val="0"/>
-                <w:color w:val="202020"/>
+                <w:color w:val="000000"/>
                 <w:sz w:val="30"/>
               </w:rPr>
               <w:t>历史错题  303题</w:t>
@@ -1963,25 +2076,26 @@
               <w:bottom w:val="single" w:sz="4" w:color="D9D9D9"/>
               <w:right w:val="single" w:sz="4" w:color="D9D9D9"/>
             </w:tcBorders>
-            <w:shd w:fill="F0F4F7"/>
             <w:tcMar>
               <w:top w:w="135" w:type="dxa"/>
               <w:bottom w:w="135" w:type="dxa"/>
               <w:left w:w="125" w:type="dxa"/>
               <w:right w:w="125" w:type="dxa"/>
             </w:tcMar>
+            <w:shd w:fill="F5F5F5"/>
           </w:tcPr>
           <w:p>
             <w:pPr>
               <w:keepNext w:val="0"/>
               <w:spacing w:after="0" w:line="360" w:lineRule="auto"/>
+              <w:ind w:firstLine="0" w:firstLineChars="0"/>
               <w:jc w:val="center"/>
             </w:pPr>
             <w:r>
               <w:rPr>
                 <w:rFonts w:ascii="Times New Roman" w:hAnsi="Times New Roman" w:eastAsia="SimSun"/>
                 <w:b w:val="0"/>
-                <w:color w:val="202020"/>
+                <w:color w:val="000000"/>
                 <w:sz w:val="30"/>
               </w:rPr>
               <w:t>6/303</w:t>
@@ -1998,25 +2112,26 @@
               <w:bottom w:val="single" w:sz="4" w:color="D9D9D9"/>
               <w:right w:val="single" w:sz="4" w:color="D9D9D9"/>
             </w:tcBorders>
-            <w:shd w:fill="F0F4F7"/>
             <w:tcMar>
               <w:top w:w="135" w:type="dxa"/>
               <w:bottom w:w="135" w:type="dxa"/>
               <w:left w:w="125" w:type="dxa"/>
               <w:right w:w="125" w:type="dxa"/>
             </w:tcMar>
+            <w:shd w:fill="F5F5F5"/>
           </w:tcPr>
           <w:p>
             <w:pPr>
               <w:keepNext w:val="0"/>
               <w:spacing w:after="0" w:line="360" w:lineRule="auto"/>
+              <w:ind w:firstLine="0" w:firstLineChars="0"/>
               <w:jc w:val="center"/>
             </w:pPr>
             <w:r>
               <w:rPr>
                 <w:rFonts w:ascii="Times New Roman" w:hAnsi="Times New Roman" w:eastAsia="SimSun"/>
                 <w:b w:val="0"/>
-                <w:color w:val="202020"/>
+                <w:color w:val="000000"/>
                 <w:sz w:val="30"/>
               </w:rPr>
               <w:t>58/303</w:t>
@@ -2038,25 +2153,26 @@
               <w:bottom w:val="single" w:sz="4" w:color="D9D9D9"/>
               <w:right w:val="single" w:sz="4" w:color="D9D9D9"/>
             </w:tcBorders>
-            <w:shd w:fill="FFFFFF"/>
             <w:tcMar>
               <w:top w:w="135" w:type="dxa"/>
               <w:bottom w:w="135" w:type="dxa"/>
               <w:left w:w="125" w:type="dxa"/>
               <w:right w:w="125" w:type="dxa"/>
             </w:tcMar>
+            <w:shd w:fill="FFFFFF"/>
           </w:tcPr>
           <w:p>
             <w:pPr>
               <w:keepNext w:val="0"/>
               <w:spacing w:after="0" w:line="360" w:lineRule="auto"/>
+              <w:ind w:firstLine="0" w:firstLineChars="0"/>
               <w:jc w:val="left"/>
             </w:pPr>
             <w:r>
               <w:rPr>
                 <w:rFonts w:ascii="Times New Roman" w:hAnsi="Times New Roman" w:eastAsia="SimSun"/>
                 <w:b w:val="0"/>
-                <w:color w:val="202020"/>
+                <w:color w:val="000000"/>
                 <w:sz w:val="30"/>
               </w:rPr>
               <w:t>原答对对照  60题</w:t>
@@ -2073,25 +2189,26 @@
               <w:bottom w:val="single" w:sz="4" w:color="D9D9D9"/>
               <w:right w:val="single" w:sz="4" w:color="D9D9D9"/>
             </w:tcBorders>
-            <w:shd w:fill="FFFFFF"/>
             <w:tcMar>
               <w:top w:w="135" w:type="dxa"/>
               <w:bottom w:w="135" w:type="dxa"/>
               <w:left w:w="125" w:type="dxa"/>
               <w:right w:w="125" w:type="dxa"/>
             </w:tcMar>
+            <w:shd w:fill="FFFFFF"/>
           </w:tcPr>
           <w:p>
             <w:pPr>
               <w:keepNext w:val="0"/>
               <w:spacing w:after="0" w:line="360" w:lineRule="auto"/>
+              <w:ind w:firstLine="0" w:firstLineChars="0"/>
               <w:jc w:val="center"/>
             </w:pPr>
             <w:r>
               <w:rPr>
                 <w:rFonts w:ascii="Times New Roman" w:hAnsi="Times New Roman" w:eastAsia="SimSun"/>
                 <w:b w:val="0"/>
-                <w:color w:val="202020"/>
+                <w:color w:val="000000"/>
                 <w:sz w:val="30"/>
               </w:rPr>
               <w:t>57/60</w:t>
@@ -2108,25 +2225,26 @@
               <w:bottom w:val="single" w:sz="4" w:color="D9D9D9"/>
               <w:right w:val="single" w:sz="4" w:color="D9D9D9"/>
             </w:tcBorders>
-            <w:shd w:fill="FFFFFF"/>
             <w:tcMar>
               <w:top w:w="135" w:type="dxa"/>
               <w:bottom w:w="135" w:type="dxa"/>
               <w:left w:w="125" w:type="dxa"/>
               <w:right w:w="125" w:type="dxa"/>
             </w:tcMar>
+            <w:shd w:fill="FFFFFF"/>
           </w:tcPr>
           <w:p>
             <w:pPr>
               <w:keepNext w:val="0"/>
               <w:spacing w:after="0" w:line="360" w:lineRule="auto"/>
+              <w:ind w:firstLine="0" w:firstLineChars="0"/>
               <w:jc w:val="center"/>
             </w:pPr>
             <w:r>
               <w:rPr>
                 <w:rFonts w:ascii="Times New Roman" w:hAnsi="Times New Roman" w:eastAsia="SimSun"/>
                 <w:b w:val="0"/>
-                <w:color w:val="202020"/>
+                <w:color w:val="000000"/>
                 <w:sz w:val="30"/>
               </w:rPr>
               <w:t>54/60</w:t>
@@ -2148,25 +2266,26 @@
               <w:bottom w:val="single" w:sz="4" w:color="D9D9D9"/>
               <w:right w:val="single" w:sz="4" w:color="D9D9D9"/>
             </w:tcBorders>
-            <w:shd w:fill="F0F4F7"/>
             <w:tcMar>
               <w:top w:w="135" w:type="dxa"/>
               <w:bottom w:w="135" w:type="dxa"/>
               <w:left w:w="125" w:type="dxa"/>
               <w:right w:w="125" w:type="dxa"/>
             </w:tcMar>
+            <w:shd w:fill="F5F5F5"/>
           </w:tcPr>
           <w:p>
             <w:pPr>
               <w:keepNext w:val="0"/>
               <w:spacing w:after="0" w:line="360" w:lineRule="auto"/>
+              <w:ind w:firstLine="0" w:firstLineChars="0"/>
               <w:jc w:val="left"/>
             </w:pPr>
             <w:r>
               <w:rPr>
                 <w:rFonts w:ascii="Times New Roman" w:hAnsi="Times New Roman" w:eastAsia="SimSun"/>
                 <w:b w:val="0"/>
-                <w:color w:val="202020"/>
+                <w:color w:val="000000"/>
                 <w:sz w:val="30"/>
               </w:rPr>
               <w:t>历史错题中的有效基础题  65题</w:t>
@@ -2183,25 +2302,26 @@
               <w:bottom w:val="single" w:sz="4" w:color="D9D9D9"/>
               <w:right w:val="single" w:sz="4" w:color="D9D9D9"/>
             </w:tcBorders>
-            <w:shd w:fill="F0F4F7"/>
             <w:tcMar>
               <w:top w:w="135" w:type="dxa"/>
               <w:bottom w:w="135" w:type="dxa"/>
               <w:left w:w="125" w:type="dxa"/>
               <w:right w:w="125" w:type="dxa"/>
             </w:tcMar>
+            <w:shd w:fill="F5F5F5"/>
           </w:tcPr>
           <w:p>
             <w:pPr>
               <w:keepNext w:val="0"/>
               <w:spacing w:after="0" w:line="360" w:lineRule="auto"/>
+              <w:ind w:firstLine="0" w:firstLineChars="0"/>
               <w:jc w:val="center"/>
             </w:pPr>
             <w:r>
               <w:rPr>
                 <w:rFonts w:ascii="Times New Roman" w:hAnsi="Times New Roman" w:eastAsia="SimSun"/>
                 <w:b w:val="0"/>
-                <w:color w:val="202020"/>
+                <w:color w:val="000000"/>
                 <w:sz w:val="30"/>
               </w:rPr>
               <w:t>59/65</w:t>
@@ -2218,25 +2338,26 @@
               <w:bottom w:val="single" w:sz="4" w:color="D9D9D9"/>
               <w:right w:val="single" w:sz="4" w:color="D9D9D9"/>
             </w:tcBorders>
-            <w:shd w:fill="F0F4F7"/>
             <w:tcMar>
               <w:top w:w="135" w:type="dxa"/>
               <w:bottom w:w="135" w:type="dxa"/>
               <w:left w:w="125" w:type="dxa"/>
               <w:right w:w="125" w:type="dxa"/>
             </w:tcMar>
+            <w:shd w:fill="F5F5F5"/>
           </w:tcPr>
           <w:p>
             <w:pPr>
               <w:keepNext w:val="0"/>
               <w:spacing w:after="0" w:line="360" w:lineRule="auto"/>
+              <w:ind w:firstLine="0" w:firstLineChars="0"/>
               <w:jc w:val="center"/>
             </w:pPr>
             <w:r>
               <w:rPr>
                 <w:rFonts w:ascii="Times New Roman" w:hAnsi="Times New Roman" w:eastAsia="SimSun"/>
                 <w:b w:val="0"/>
-                <w:color w:val="202020"/>
+                <w:color w:val="000000"/>
                 <w:sz w:val="30"/>
               </w:rPr>
               <w:t>64/65</w:t>
@@ -2249,6 +2370,7 @@
       <w:pPr>
         <w:widowControl/>
         <w:spacing w:before="0" w:line="360" w:lineRule="auto" w:after="120"/>
+        <w:ind w:firstLine="600" w:firstLineChars="200"/>
         <w:jc w:val="both"/>
       </w:pPr>
       <w:r>
@@ -2256,6 +2378,7 @@
           <w:rFonts w:ascii="Times New Roman" w:hAnsi="Times New Roman" w:eastAsia="SimSun"/>
           <w:b w:val="0"/>
           <w:sz w:val="30"/>
+          <w:color w:val="000000"/>
         </w:rPr>
         <w:t>诊断提示与历史正式评测不同，因此303道历史错题本轮闭卷答对6题并不矛盾。资料能帮助部分题目，也可能干扰原答对题；基础题的分母和难度均不同，不能直接与303题正确率相减。</w:t>
       </w:r>
@@ -2266,12 +2389,14 @@
         <w:keepNext/>
         <w:widowControl/>
         <w:spacing w:line="360" w:lineRule="auto" w:before="240" w:after="120"/>
+        <w:ind w:firstLine="0" w:firstLineChars="0"/>
       </w:pPr>
       <w:r>
         <w:rPr>
           <w:rFonts w:eastAsia="SimHei" w:ascii="Times New Roman" w:hAnsi="Times New Roman"/>
           <w:b/>
           <w:sz w:val="32"/>
+          <w:color w:val="000000"/>
         </w:rPr>
         <w:t>2 八题复核与四题补证</w:t>
       </w:r>
@@ -2280,6 +2405,7 @@
       <w:pPr>
         <w:widowControl/>
         <w:spacing w:line="360" w:lineRule="auto" w:before="0" w:after="120"/>
+        <w:ind w:firstLine="600" w:firstLineChars="200"/>
         <w:jc w:val="both"/>
       </w:pPr>
       <w:r>
@@ -2287,6 +2413,7 @@
           <w:rFonts w:ascii="Times New Roman" w:hAnsi="Times New Roman" w:eastAsia="SimSun"/>
           <w:b w:val="0"/>
           <w:sz w:val="30"/>
+          <w:color w:val="000000"/>
         </w:rPr>
         <w:t>363题中259题自动审核缺失或无效，不能据此判为教材不覆盖。后续复核8题，发现探针过浅、资料不充分、缺图、重复选项等问题。在获得定向补证的同4题上，闭卷及原教材均为0/4，补充已核对资料后为4/4，三轮一致；单加题型提示在8题上仍为0/8。[4]</w:t>
       </w:r>
@@ -2295,6 +2422,7 @@
       <w:pPr>
         <w:widowControl/>
         <w:spacing w:line="360" w:lineRule="auto" w:before="0" w:after="120"/>
+        <w:ind w:firstLine="600" w:firstLineChars="200"/>
         <w:jc w:val="both"/>
       </w:pPr>
       <w:r>
@@ -2302,6 +2430,7 @@
           <w:rFonts w:ascii="Times New Roman" w:hAnsi="Times New Roman" w:eastAsia="SimSun"/>
           <w:b w:val="0"/>
           <w:sz w:val="30"/>
+          <w:color w:val="000000"/>
         </w:rPr>
         <w:t>补证比较仅限同4题，并非全量错题或盲检索结果。补充资料是在看过金标签后按缺失概念定向核查的独立来源，不能据4/4外推到303题。该结果说明这4题的错误可由明确资料辅助纠正，不能单独区分原先缺知识还是调用困难。[4]</w:t>
       </w:r>
@@ -2312,12 +2441,14 @@
         <w:keepNext/>
         <w:widowControl/>
         <w:spacing w:line="360" w:lineRule="auto" w:before="240" w:after="120"/>
+        <w:ind w:firstLine="0" w:firstLineChars="0"/>
       </w:pPr>
       <w:r>
         <w:rPr>
           <w:rFonts w:eastAsia="SimHei" w:ascii="Times New Roman" w:hAnsi="Times New Roman"/>
           <w:b/>
           <w:sz w:val="32"/>
+          <w:color w:val="000000"/>
         </w:rPr>
         <w:t>3 四个知识点的闭卷诊断</w:t>
       </w:r>
@@ -2326,6 +2457,7 @@
       <w:pPr>
         <w:widowControl/>
         <w:spacing w:line="360" w:lineRule="auto" w:before="0" w:after="120"/>
+        <w:ind w:firstLine="600" w:firstLineChars="200"/>
         <w:jc w:val="both"/>
       </w:pPr>
       <w:r>
@@ -2334,6 +2466,7 @@
           <w:b w:val="0"/>
           <w:sz w:val="30"/>
           <w:spacing w:val="-3"/>
+          <w:color w:val="000000"/>
         </w:rPr>
         <w:t>对上述4个知识点再做定义、辨析、应用各1问，共12问、每问3轮。预先冻结的核心标准通过6/12，其中定义2/4、辨析3/4、应用1/4。这表明部分知识可以调用，但概念范围、术语对应和情景应用并不稳定。[5]</w:t>
       </w:r>
@@ -2342,6 +2475,7 @@
       <w:pPr>
         <w:widowControl/>
         <w:spacing w:line="360" w:lineRule="auto" w:before="0" w:after="120"/>
+        <w:ind w:firstLine="600" w:firstLineChars="200"/>
         <w:jc w:val="both"/>
       </w:pPr>
       <w:r>
@@ -2349,6 +2483,7 @@
           <w:rFonts w:ascii="Times New Roman" w:hAnsi="Times New Roman" w:eastAsia="SimSun"/>
           <w:b w:val="0"/>
           <w:sz w:val="30"/>
+          <w:color w:val="000000"/>
         </w:rPr>
         <w:t>每个知识点包含定义、辨析、应用各1问；12问仅涉及4个相关知识点，不是12个独立知识领域。每问至少2/3轮达到预先冻结的核心要点才记通过。主评分6/12不等于整段回答事实完全可靠；若同时否决已发现的附加事实错误，事后敏感性结果为5/12。[5]</w:t>
       </w:r>
@@ -2359,12 +2494,14 @@
         <w:keepNext/>
         <w:widowControl/>
         <w:spacing w:line="360" w:lineRule="auto" w:before="240" w:after="120"/>
+        <w:ind w:firstLine="0" w:firstLineChars="0"/>
       </w:pPr>
       <w:r>
         <w:rPr>
           <w:rFonts w:eastAsia="SimHei" w:ascii="Times New Roman" w:hAnsi="Times New Roman"/>
           <w:b/>
           <w:sz w:val="32"/>
+          <w:color w:val="000000"/>
         </w:rPr>
         <w:t>实验结论与后续方向</w:t>
       </w:r>
@@ -2373,6 +2510,7 @@
       <w:pPr>
         <w:widowControl/>
         <w:spacing w:line="360" w:lineRule="auto" w:before="0" w:after="120"/>
+        <w:ind w:firstLine="600" w:firstLineChars="200"/>
         <w:jc w:val="both"/>
       </w:pPr>
       <w:r>
@@ -2380,6 +2518,7 @@
           <w:rFonts w:ascii="Times New Roman" w:hAnsi="Times New Roman" w:eastAsia="SimSun"/>
           <w:b w:val="0"/>
           <w:sz w:val="30"/>
+          <w:color w:val="000000"/>
         </w:rPr>
         <w:t>无训练对照支持“部分知识可调用，但知识边界、术语对应与情景应用不稳定”的混合解释。它把优化重点进一步落到知识校准、概念辨析和情景问答监督，因此提出下一阶段书籍 SFT。该方向有诊断依据，但是否有效仍需训练后比较，不能概括为“知识全部具备，只缺推理”。</w:t>
       </w:r>
@@ -2390,12 +2529,14 @@
         <w:keepNext/>
         <w:widowControl/>
         <w:spacing w:line="360" w:lineRule="auto" w:before="240" w:after="120"/>
+        <w:ind w:firstLine="0" w:firstLineChars="0"/>
       </w:pPr>
       <w:r>
         <w:rPr>
           <w:rFonts w:eastAsia="SimHei" w:ascii="Times New Roman" w:hAnsi="Times New Roman"/>
           <w:b/>
           <w:sz w:val="40"/>
+          <w:color w:val="000000"/>
         </w:rPr>
         <w:t>五 书籍问答SFT方案与验证计划</w:t>
       </w:r>
@@ -2406,12 +2547,14 @@
         <w:keepNext/>
         <w:widowControl/>
         <w:spacing w:line="360" w:lineRule="auto" w:before="240" w:after="120"/>
+        <w:ind w:firstLine="0" w:firstLineChars="0"/>
       </w:pPr>
       <w:r>
         <w:rPr>
           <w:rFonts w:eastAsia="SimHei" w:ascii="Times New Roman" w:hAnsi="Times New Roman"/>
           <w:b/>
           <w:sz w:val="32"/>
+          <w:color w:val="000000"/>
         </w:rPr>
         <w:t>训练路线与起点</w:t>
       </w:r>
@@ -2420,6 +2563,7 @@
       <w:pPr>
         <w:widowControl/>
         <w:spacing w:line="360" w:lineRule="auto" w:before="0" w:after="120"/>
+        <w:ind w:firstLine="600" w:firstLineChars="200"/>
         <w:jc w:val="both"/>
       </w:pPr>
       <w:r>
@@ -2427,6 +2571,7 @@
           <w:rFonts w:ascii="Times New Roman" w:hAnsi="Times New Roman" w:eastAsia="SimSun"/>
           <w:b w:val="0"/>
           <w:sz w:val="30"/>
+          <w:color w:val="000000"/>
         </w:rPr>
         <w:t>训练路线确定为：原始 Step120 → 书籍原文 CPT → 书籍问答 SFT。SFT 从当前已测书籍 CPT 候选中公开题总答对数最高的4遍模型开始，标识为 qwen3.6-27b-step120-handbook8e-cpt-4x，对应本轮书籍 CPT 第116步。它不是评测题直接 CPT 或改写 CPT 模型。[8]</w:t>
       </w:r>
@@ -2435,6 +2580,7 @@
       <w:pPr>
         <w:widowControl/>
         <w:spacing w:line="360" w:lineRule="auto" w:before="0" w:after="120"/>
+        <w:ind w:firstLine="600" w:firstLineChars="200"/>
         <w:jc w:val="both"/>
       </w:pPr>
       <w:r>
@@ -2442,6 +2588,7 @@
           <w:rFonts w:ascii="Times New Roman" w:hAnsi="Times New Roman" w:eastAsia="SimSun"/>
           <w:b w:val="0"/>
           <w:sz w:val="30"/>
+          <w:color w:val="000000"/>
         </w:rPr>
         <w:t>在统一三轮多数票口径下，书籍1遍、2遍、4遍候选分别答对1370、1366、1371题；4遍为1371/1672（81.998%），原始 Step120 为1369/1672（81.878%）。4遍的净增只有2题，尚未通过此前的实用提升门槛；选择它作为后续训练起点，不等于认定其知识问答能力已有可靠提升。[8][10]</w:t>
       </w:r>
@@ -2450,6 +2597,7 @@
       <w:pPr>
         <w:widowControl/>
         <w:spacing w:line="360" w:lineRule="auto" w:before="0" w:after="120"/>
+        <w:ind w:firstLine="600" w:firstLineChars="200"/>
         <w:jc w:val="both"/>
       </w:pPr>
       <w:r>
@@ -2457,6 +2605,7 @@
           <w:rFonts w:ascii="Times New Roman" w:hAnsi="Times New Roman" w:eastAsia="SimSun"/>
           <w:b w:val="0"/>
           <w:sz w:val="30"/>
+          <w:color w:val="000000"/>
         </w:rPr>
         <w:t>SFT 从该模型权重初始化新的优化器与训练日程，不恢复书籍 CPT 的优化器状态。书籍 CPT 参数已经改变，但原有 Agent 和通用能力回归尚未完成，应在后续验证中补齐。[8]</w:t>
       </w:r>
@@ -2467,12 +2616,14 @@
         <w:keepNext/>
         <w:widowControl/>
         <w:spacing w:line="360" w:lineRule="auto" w:before="240" w:after="120"/>
+        <w:ind w:firstLine="0" w:firstLineChars="0"/>
       </w:pPr>
       <w:r>
         <w:rPr>
           <w:rFonts w:eastAsia="SimHei" w:ascii="Times New Roman" w:hAnsi="Times New Roman"/>
           <w:b/>
           <w:sz w:val="32"/>
+          <w:color w:val="000000"/>
         </w:rPr>
         <w:t>训练数据与针对性</w:t>
       </w:r>
@@ -2481,6 +2632,7 @@
       <w:pPr>
         <w:widowControl/>
         <w:spacing w:line="360" w:lineRule="auto" w:before="0" w:after="120"/>
+        <w:ind w:firstLine="600" w:firstLineChars="200"/>
         <w:jc w:val="both"/>
       </w:pPr>
       <w:r>
@@ -2488,6 +2640,7 @@
           <w:rFonts w:ascii="Times New Roman" w:hAnsi="Times New Roman" w:eastAsia="SimSun"/>
           <w:b w:val="0"/>
           <w:sz w:val="30"/>
+          <w:color w:val="000000"/>
         </w:rPr>
         <w:t>从独立于评测题的书籍内容构造有出处、经复核的问答对，覆盖定义与事实校准、相近概念辨析、条件判断和情景应用。训练目标是把书籍知识转化为稳定回答；不使用公开评测题答案、错题派生探针或定向补证资料包生成训练样本。书籍 QA 数据准备与模型 SFT 训练分开记录，当前不填报训练效果。</w:t>
       </w:r>
@@ -2498,12 +2651,14 @@
         <w:keepNext/>
         <w:widowControl/>
         <w:spacing w:line="360" w:lineRule="auto" w:before="240" w:after="120"/>
+        <w:ind w:firstLine="0" w:firstLineChars="0"/>
       </w:pPr>
       <w:r>
         <w:rPr>
           <w:rFonts w:eastAsia="SimHei" w:ascii="Times New Roman" w:hAnsi="Times New Roman"/>
           <w:b/>
           <w:sz w:val="32"/>
+          <w:color w:val="000000"/>
         </w:rPr>
         <w:t>三模型对照</w:t>
       </w:r>
@@ -2535,25 +2690,26 @@
               <w:bottom w:val="single" w:sz="4" w:color="D9D9D9"/>
               <w:right w:val="single" w:sz="4" w:color="D9D9D9"/>
             </w:tcBorders>
-            <w:shd w:fill="243E56"/>
             <w:tcMar>
               <w:top w:w="135" w:type="dxa"/>
               <w:bottom w:w="135" w:type="dxa"/>
               <w:left w:w="125" w:type="dxa"/>
               <w:right w:w="125" w:type="dxa"/>
             </w:tcMar>
+            <w:shd w:fill="E7E6E6"/>
           </w:tcPr>
           <w:p>
             <w:pPr>
               <w:keepNext/>
               <w:spacing w:after="0" w:line="360" w:lineRule="auto"/>
+              <w:ind w:firstLine="0" w:firstLineChars="0"/>
               <w:jc w:val="left"/>
             </w:pPr>
             <w:r>
               <w:rPr>
                 <w:rFonts w:ascii="Times New Roman" w:hAnsi="Times New Roman" w:eastAsia="SimSun"/>
                 <w:b/>
-                <w:color w:val="FFFFFF"/>
+                <w:color w:val="000000"/>
                 <w:sz w:val="30"/>
               </w:rPr>
               <w:t>比较对象</w:t>
@@ -2570,25 +2726,26 @@
               <w:bottom w:val="single" w:sz="4" w:color="D9D9D9"/>
               <w:right w:val="single" w:sz="4" w:color="D9D9D9"/>
             </w:tcBorders>
-            <w:shd w:fill="243E56"/>
             <w:tcMar>
               <w:top w:w="135" w:type="dxa"/>
               <w:bottom w:w="135" w:type="dxa"/>
               <w:left w:w="125" w:type="dxa"/>
               <w:right w:w="125" w:type="dxa"/>
             </w:tcMar>
+            <w:shd w:fill="E7E6E6"/>
           </w:tcPr>
           <w:p>
             <w:pPr>
               <w:keepNext/>
               <w:spacing w:after="0" w:line="360" w:lineRule="auto"/>
+              <w:ind w:firstLine="0" w:firstLineChars="0"/>
               <w:jc w:val="center"/>
             </w:pPr>
             <w:r>
               <w:rPr>
                 <w:rFonts w:ascii="Times New Roman" w:hAnsi="Times New Roman" w:eastAsia="SimSun"/>
                 <w:b/>
-                <w:color w:val="FFFFFF"/>
+                <w:color w:val="000000"/>
                 <w:sz w:val="30"/>
               </w:rPr>
               <w:t>模型状态</w:t>
@@ -2605,25 +2762,26 @@
               <w:bottom w:val="single" w:sz="4" w:color="D9D9D9"/>
               <w:right w:val="single" w:sz="4" w:color="D9D9D9"/>
             </w:tcBorders>
-            <w:shd w:fill="243E56"/>
             <w:tcMar>
               <w:top w:w="135" w:type="dxa"/>
               <w:bottom w:w="135" w:type="dxa"/>
               <w:left w:w="125" w:type="dxa"/>
               <w:right w:w="125" w:type="dxa"/>
             </w:tcMar>
+            <w:shd w:fill="E7E6E6"/>
           </w:tcPr>
           <w:p>
             <w:pPr>
               <w:keepNext/>
               <w:spacing w:after="0" w:line="360" w:lineRule="auto"/>
+              <w:ind w:firstLine="0" w:firstLineChars="0"/>
               <w:jc w:val="center"/>
             </w:pPr>
             <w:r>
               <w:rPr>
                 <w:rFonts w:ascii="Times New Roman" w:hAnsi="Times New Roman" w:eastAsia="SimSun"/>
                 <w:b/>
-                <w:color w:val="FFFFFF"/>
+                <w:color w:val="000000"/>
                 <w:sz w:val="30"/>
               </w:rPr>
               <w:t>比较目的</w:t>
@@ -2645,25 +2803,26 @@
               <w:bottom w:val="single" w:sz="4" w:color="D9D9D9"/>
               <w:right w:val="single" w:sz="4" w:color="D9D9D9"/>
             </w:tcBorders>
-            <w:shd w:fill="F0F4F7"/>
             <w:tcMar>
               <w:top w:w="135" w:type="dxa"/>
               <w:bottom w:w="135" w:type="dxa"/>
               <w:left w:w="125" w:type="dxa"/>
               <w:right w:w="125" w:type="dxa"/>
             </w:tcMar>
+            <w:shd w:fill="F5F5F5"/>
           </w:tcPr>
           <w:p>
             <w:pPr>
               <w:keepNext w:val="0"/>
               <w:spacing w:after="0" w:line="360" w:lineRule="auto"/>
+              <w:ind w:firstLine="0" w:firstLineChars="0"/>
               <w:jc w:val="left"/>
             </w:pPr>
             <w:r>
               <w:rPr>
                 <w:rFonts w:ascii="Times New Roman" w:hAnsi="Times New Roman" w:eastAsia="SimSun"/>
                 <w:b w:val="0"/>
-                <w:color w:val="202020"/>
+                <w:color w:val="000000"/>
                 <w:sz w:val="30"/>
               </w:rPr>
               <w:t>A  原始Step120</w:t>
@@ -2680,25 +2839,26 @@
               <w:bottom w:val="single" w:sz="4" w:color="D9D9D9"/>
               <w:right w:val="single" w:sz="4" w:color="D9D9D9"/>
             </w:tcBorders>
-            <w:shd w:fill="F0F4F7"/>
             <w:tcMar>
               <w:top w:w="135" w:type="dxa"/>
               <w:bottom w:w="135" w:type="dxa"/>
               <w:left w:w="125" w:type="dxa"/>
               <w:right w:w="125" w:type="dxa"/>
             </w:tcMar>
+            <w:shd w:fill="F5F5F5"/>
           </w:tcPr>
           <w:p>
             <w:pPr>
               <w:keepNext w:val="0"/>
               <w:spacing w:after="0" w:line="360" w:lineRule="auto"/>
+              <w:ind w:firstLine="0" w:firstLineChars="0"/>
               <w:jc w:val="center"/>
             </w:pPr>
             <w:r>
               <w:rPr>
                 <w:rFonts w:ascii="Times New Roman" w:hAnsi="Times New Roman" w:eastAsia="SimSun"/>
                 <w:b w:val="0"/>
-                <w:color w:val="202020"/>
+                <w:color w:val="000000"/>
                 <w:sz w:val="30"/>
               </w:rPr>
               <w:t>本轮CPT及SFT前</w:t>
@@ -2715,25 +2875,26 @@
               <w:bottom w:val="single" w:sz="4" w:color="D9D9D9"/>
               <w:right w:val="single" w:sz="4" w:color="D9D9D9"/>
             </w:tcBorders>
-            <w:shd w:fill="F0F4F7"/>
             <w:tcMar>
               <w:top w:w="135" w:type="dxa"/>
               <w:bottom w:w="135" w:type="dxa"/>
               <w:left w:w="125" w:type="dxa"/>
               <w:right w:w="125" w:type="dxa"/>
             </w:tcMar>
+            <w:shd w:fill="F5F5F5"/>
           </w:tcPr>
           <w:p>
             <w:pPr>
               <w:keepNext w:val="0"/>
               <w:spacing w:after="0" w:line="360" w:lineRule="auto"/>
+              <w:ind w:firstLine="0" w:firstLineChars="0"/>
               <w:jc w:val="center"/>
             </w:pPr>
             <w:r>
               <w:rPr>
                 <w:rFonts w:ascii="Times New Roman" w:hAnsi="Times New Roman" w:eastAsia="SimSun"/>
                 <w:b w:val="0"/>
-                <w:color w:val="202020"/>
+                <w:color w:val="000000"/>
                 <w:sz w:val="30"/>
               </w:rPr>
               <w:t>衡量整条训练路线的总收益</w:t>
@@ -2755,25 +2916,26 @@
               <w:bottom w:val="single" w:sz="4" w:color="D9D9D9"/>
               <w:right w:val="single" w:sz="4" w:color="D9D9D9"/>
             </w:tcBorders>
-            <w:shd w:fill="FFFFFF"/>
             <w:tcMar>
               <w:top w:w="135" w:type="dxa"/>
               <w:bottom w:w="135" w:type="dxa"/>
               <w:left w:w="125" w:type="dxa"/>
               <w:right w:w="125" w:type="dxa"/>
             </w:tcMar>
+            <w:shd w:fill="FFFFFF"/>
           </w:tcPr>
           <w:p>
             <w:pPr>
               <w:keepNext w:val="0"/>
               <w:spacing w:after="0" w:line="360" w:lineRule="auto"/>
+              <w:ind w:firstLine="0" w:firstLineChars="0"/>
               <w:jc w:val="left"/>
             </w:pPr>
             <w:r>
               <w:rPr>
                 <w:rFonts w:ascii="Times New Roman" w:hAnsi="Times New Roman" w:eastAsia="SimSun"/>
                 <w:b w:val="0"/>
-                <w:color w:val="202020"/>
+                <w:color w:val="000000"/>
                 <w:sz w:val="30"/>
               </w:rPr>
               <w:t>B  最佳书籍CPT</w:t>
@@ -2790,25 +2952,26 @@
               <w:bottom w:val="single" w:sz="4" w:color="D9D9D9"/>
               <w:right w:val="single" w:sz="4" w:color="D9D9D9"/>
             </w:tcBorders>
-            <w:shd w:fill="FFFFFF"/>
             <w:tcMar>
               <w:top w:w="135" w:type="dxa"/>
               <w:bottom w:w="135" w:type="dxa"/>
               <w:left w:w="125" w:type="dxa"/>
               <w:right w:w="125" w:type="dxa"/>
             </w:tcMar>
+            <w:shd w:fill="FFFFFF"/>
           </w:tcPr>
           <w:p>
             <w:pPr>
               <w:keepNext w:val="0"/>
               <w:spacing w:after="0" w:line="360" w:lineRule="auto"/>
+              <w:ind w:firstLine="0" w:firstLineChars="0"/>
               <w:jc w:val="center"/>
             </w:pPr>
             <w:r>
               <w:rPr>
                 <w:rFonts w:ascii="Times New Roman" w:hAnsi="Times New Roman" w:eastAsia="SimSun"/>
                 <w:b w:val="0"/>
-                <w:color w:val="202020"/>
+                <w:color w:val="000000"/>
                 <w:sz w:val="30"/>
               </w:rPr>
               <w:t>书籍4遍 第116步</w:t>
@@ -2825,25 +2988,26 @@
               <w:bottom w:val="single" w:sz="4" w:color="D9D9D9"/>
               <w:right w:val="single" w:sz="4" w:color="D9D9D9"/>
             </w:tcBorders>
-            <w:shd w:fill="FFFFFF"/>
             <w:tcMar>
               <w:top w:w="135" w:type="dxa"/>
               <w:bottom w:w="135" w:type="dxa"/>
               <w:left w:w="125" w:type="dxa"/>
               <w:right w:w="125" w:type="dxa"/>
             </w:tcMar>
+            <w:shd w:fill="FFFFFF"/>
           </w:tcPr>
           <w:p>
             <w:pPr>
               <w:keepNext w:val="0"/>
               <w:spacing w:after="0" w:line="360" w:lineRule="auto"/>
+              <w:ind w:firstLine="0" w:firstLineChars="0"/>
               <w:jc w:val="center"/>
             </w:pPr>
             <w:r>
               <w:rPr>
                 <w:rFonts w:ascii="Times New Roman" w:hAnsi="Times New Roman" w:eastAsia="SimSun"/>
                 <w:b w:val="0"/>
-                <w:color w:val="202020"/>
+                <w:color w:val="000000"/>
                 <w:sz w:val="30"/>
               </w:rPr>
               <w:t>衡量书籍CPT阶段的变化</w:t>
@@ -2865,25 +3029,26 @@
               <w:bottom w:val="single" w:sz="4" w:color="D9D9D9"/>
               <w:right w:val="single" w:sz="4" w:color="D9D9D9"/>
             </w:tcBorders>
-            <w:shd w:fill="F0F4F7"/>
             <w:tcMar>
               <w:top w:w="135" w:type="dxa"/>
               <w:bottom w:w="135" w:type="dxa"/>
               <w:left w:w="125" w:type="dxa"/>
               <w:right w:w="125" w:type="dxa"/>
             </w:tcMar>
+            <w:shd w:fill="F5F5F5"/>
           </w:tcPr>
           <w:p>
             <w:pPr>
               <w:keepNext w:val="0"/>
               <w:spacing w:after="0" w:line="360" w:lineRule="auto"/>
+              <w:ind w:firstLine="0" w:firstLineChars="0"/>
               <w:jc w:val="left"/>
             </w:pPr>
             <w:r>
               <w:rPr>
                 <w:rFonts w:ascii="Times New Roman" w:hAnsi="Times New Roman" w:eastAsia="SimSun"/>
                 <w:b w:val="0"/>
-                <w:color w:val="202020"/>
+                <w:color w:val="000000"/>
                 <w:sz w:val="30"/>
               </w:rPr>
               <w:t>C  书籍CPT后SFT</w:t>
@@ -2900,25 +3065,26 @@
               <w:bottom w:val="single" w:sz="4" w:color="D9D9D9"/>
               <w:right w:val="single" w:sz="4" w:color="D9D9D9"/>
             </w:tcBorders>
-            <w:shd w:fill="F0F4F7"/>
             <w:tcMar>
               <w:top w:w="135" w:type="dxa"/>
               <w:bottom w:w="135" w:type="dxa"/>
               <w:left w:w="125" w:type="dxa"/>
               <w:right w:w="125" w:type="dxa"/>
             </w:tcMar>
+            <w:shd w:fill="F5F5F5"/>
           </w:tcPr>
           <w:p>
             <w:pPr>
               <w:keepNext w:val="0"/>
               <w:spacing w:after="0" w:line="360" w:lineRule="auto"/>
+              <w:ind w:firstLine="0" w:firstLineChars="0"/>
               <w:jc w:val="center"/>
             </w:pPr>
             <w:r>
               <w:rPr>
                 <w:rFonts w:ascii="Times New Roman" w:hAnsi="Times New Roman" w:eastAsia="SimSun"/>
                 <w:b w:val="0"/>
-                <w:color w:val="202020"/>
+                <w:color w:val="000000"/>
                 <w:sz w:val="30"/>
               </w:rPr>
               <w:t>从B继续开展QA训练</w:t>
@@ -2935,25 +3101,26 @@
               <w:bottom w:val="single" w:sz="4" w:color="D9D9D9"/>
               <w:right w:val="single" w:sz="4" w:color="D9D9D9"/>
             </w:tcBorders>
-            <w:shd w:fill="F0F4F7"/>
             <w:tcMar>
               <w:top w:w="135" w:type="dxa"/>
               <w:bottom w:w="135" w:type="dxa"/>
               <w:left w:w="125" w:type="dxa"/>
               <w:right w:w="125" w:type="dxa"/>
             </w:tcMar>
+            <w:shd w:fill="F5F5F5"/>
           </w:tcPr>
           <w:p>
             <w:pPr>
               <w:keepNext w:val="0"/>
               <w:spacing w:after="0" w:line="360" w:lineRule="auto"/>
+              <w:ind w:firstLine="0" w:firstLineChars="0"/>
               <w:jc w:val="center"/>
             </w:pPr>
             <w:r>
               <w:rPr>
                 <w:rFonts w:ascii="Times New Roman" w:hAnsi="Times New Roman" w:eastAsia="SimSun"/>
                 <w:b w:val="0"/>
-                <w:color w:val="202020"/>
+                <w:color w:val="000000"/>
                 <w:sz w:val="30"/>
               </w:rPr>
               <w:t>相对B衡量SFT增量 相对A衡量总收益</w:t>
@@ -2966,6 +3133,7 @@
       <w:pPr>
         <w:widowControl/>
         <w:spacing w:line="360" w:lineRule="auto" w:before="0" w:after="120"/>
+        <w:ind w:firstLine="600" w:firstLineChars="200"/>
         <w:jc w:val="both"/>
       </w:pPr>
       <w:r>
@@ -2973,6 +3141,7 @@
           <w:rFonts w:ascii="Times New Roman" w:hAnsi="Times New Roman" w:eastAsia="SimSun"/>
           <w:b w:val="0"/>
           <w:sz w:val="30"/>
+          <w:color w:val="000000"/>
         </w:rPr>
         <w:t>A、B、C 使用同一冻结评测集、推理配置与评分协议，分别报告每个数据集的准确率、答对数、错转对及对转错。C相对B的变化用于衡量在当前书籍 CPT 起点上追加 SFT 的效果；C相对A的变化用于衡量整条路线的总收益。</w:t>
       </w:r>
@@ -2983,12 +3152,14 @@
         <w:keepNext/>
         <w:widowControl/>
         <w:spacing w:line="360" w:lineRule="auto" w:before="240" w:after="120"/>
+        <w:ind w:firstLine="0" w:firstLineChars="0"/>
       </w:pPr>
       <w:r>
         <w:rPr>
           <w:rFonts w:eastAsia="SimHei" w:ascii="Times New Roman" w:hAnsi="Times New Roman"/>
           <w:b/>
           <w:sz w:val="32"/>
+          <w:color w:val="000000"/>
         </w:rPr>
         <w:t>验证标准与解释边界</w:t>
       </w:r>
@@ -2997,6 +3168,7 @@
       <w:pPr>
         <w:widowControl/>
         <w:spacing w:line="360" w:lineRule="auto" w:before="0" w:after="120"/>
+        <w:ind w:firstLine="600" w:firstLineChars="200"/>
         <w:jc w:val="both"/>
       </w:pPr>
       <w:r>
@@ -3004,6 +3176,7 @@
           <w:rFonts w:ascii="Times New Roman" w:hAnsi="Times New Roman" w:eastAsia="SimSun"/>
           <w:b w:val="0"/>
           <w:sz w:val="30"/>
+          <w:color w:val="000000"/>
         </w:rPr>
         <w:t>实际能力验证以未参与 CPT、SFT 制数或调参的独立问答题为主，按来源和概念隔离并在训练前冻结；SC-bench 和 LogistikaBench 保留为已多次使用的公开参考集。三模型采用相同条件重复评测，结合配对变化、实际提升幅度和原 Agent／通用能力回归判断，避免仅凭单轮多答对几题宣布成功。</w:t>
       </w:r>
@@ -3012,6 +3185,7 @@
       <w:pPr>
         <w:widowControl/>
         <w:spacing w:line="360" w:lineRule="auto" w:before="0" w:after="120"/>
+        <w:ind w:firstLine="600" w:firstLineChars="200"/>
         <w:jc w:val="both"/>
       </w:pPr>
       <w:r>
@@ -3019,6 +3193,7 @@
           <w:rFonts w:ascii="Times New Roman" w:hAnsi="Times New Roman" w:eastAsia="SimSun"/>
           <w:b w:val="0"/>
           <w:sz w:val="30"/>
+          <w:color w:val="000000"/>
         </w:rPr>
         <w:t>只有C相对B有稳定增益、相对A有实际收益，且原有能力无明显退化，才支持当前路线有效。若C优于B却未超过A，只能说明弥补了中间阶段损失。本轮未设置“Step120直接SFT”训练臂，因此不能据三模型比较证明 CPT 是必要前置步骤，也不能证明 CPT 后接 SFT 优于直接 SFT。</w:t>
       </w:r>
@@ -3029,12 +3204,14 @@
         <w:keepNext/>
         <w:widowControl/>
         <w:spacing w:line="360" w:lineRule="auto" w:before="240" w:after="120"/>
+        <w:ind w:firstLine="0" w:firstLineChars="0"/>
       </w:pPr>
       <w:r>
         <w:rPr>
           <w:rFonts w:eastAsia="SimHei" w:ascii="Times New Roman" w:hAnsi="Times New Roman"/>
           <w:b/>
           <w:sz w:val="32"/>
+          <w:color w:val="000000"/>
         </w:rPr>
         <w:t>实施状态与结果预留</w:t>
       </w:r>
@@ -3043,6 +3220,7 @@
       <w:pPr>
         <w:widowControl/>
         <w:spacing w:line="360" w:lineRule="auto" w:before="0" w:after="120"/>
+        <w:ind w:firstLine="600" w:firstLineChars="200"/>
         <w:jc w:val="both"/>
       </w:pPr>
       <w:r>
@@ -3050,6 +3228,7 @@
           <w:rFonts w:ascii="Times New Roman" w:hAnsi="Times New Roman" w:eastAsia="SimSun"/>
           <w:b w:val="0"/>
           <w:sz w:val="30"/>
+          <w:color w:val="000000"/>
         </w:rPr>
         <w:t>书籍问答 SFT 尚未开展。本节已明确训练起点与比较设计，训练配置、实际成绩和最终结论待实验完成后填写。</w:t>
       </w:r>
@@ -3060,12 +3239,14 @@
         <w:keepNext/>
         <w:widowControl/>
         <w:spacing w:line="360" w:lineRule="auto" w:before="0" w:after="60"/>
+        <w:ind w:firstLine="0" w:firstLineChars="0"/>
       </w:pPr>
       <w:r>
         <w:rPr>
           <w:rFonts w:eastAsia="SimHei" w:ascii="Times New Roman" w:hAnsi="Times New Roman"/>
           <w:b/>
           <w:sz w:val="40"/>
+          <w:color w:val="000000"/>
         </w:rPr>
         <w:t>附录 实验身份与证据索引</w:t>
       </w:r>
@@ -3074,6 +3255,7 @@
       <w:pPr>
         <w:widowControl/>
         <w:spacing w:line="360" w:lineRule="auto" w:before="0" w:after="60"/>
+        <w:ind w:firstLine="600" w:firstLineChars="200"/>
         <w:jc w:val="both"/>
       </w:pPr>
       <w:r>
@@ -3081,6 +3263,7 @@
           <w:rFonts w:ascii="Times New Roman" w:hAnsi="Times New Roman" w:eastAsia="SimSun"/>
           <w:b w:val="0"/>
           <w:sz w:val="30"/>
+          <w:color w:val="000000"/>
         </w:rPr>
         <w:t>本报告对应2026年9月3日至7日物流知识实验。早期长程 Agent 实验中的同名 Step120、Qwen3.8 Step70／Step120 及其他沙箱奖励实验不并入本文分数。原生与Step120主比较采用同机同栈；不混用百炼 API 分数与本地模型归因。</w:t>
       </w:r>
@@ -3090,13 +3273,15 @@
         <w:pStyle w:val="Heading2"/>
         <w:keepNext/>
         <w:widowControl/>
-        <w:spacing w:before="100" w:after="60" w:line="360" w:lineRule="auto"/>
+        <w:spacing w:before="0" w:after="40" w:line="360" w:lineRule="auto"/>
+        <w:ind w:firstLine="0" w:firstLineChars="0"/>
       </w:pPr>
       <w:r>
         <w:rPr>
           <w:rFonts w:eastAsia="SimHei" w:ascii="Times New Roman" w:hAnsi="Times New Roman"/>
           <w:b/>
           <w:sz w:val="32"/>
+          <w:color w:val="000000"/>
         </w:rPr>
         <w:t>[1] 模型身份与训练起点</w:t>
       </w:r>
@@ -3104,15 +3289,17 @@
     <w:p>
       <w:pPr>
         <w:widowControl/>
-        <w:spacing w:after="60" w:line="360" w:lineRule="auto" w:before="0"/>
+        <w:spacing w:after="40" w:line="360" w:lineRule="auto" w:before="0"/>
+        <w:ind w:firstLine="600" w:firstLineChars="200"/>
         <w:jc w:val="left"/>
       </w:pPr>
       <w:r>
         <w:rPr>
           <w:rFonts w:ascii="Times New Roman" w:hAnsi="Times New Roman" w:eastAsia="SimSun"/>
           <w:b w:val="0"/>
-          <w:color w:val="595959"/>
+          <w:color w:val="000000"/>
           <w:sz w:val="30"/>
+          <w:spacing w:val="-12"/>
         </w:rPr>
         <w:t>docs/qwen36_step120_logistics_adaptation_decision_20260903.md</w:t>
       </w:r>
@@ -3122,13 +3309,15 @@
         <w:pStyle w:val="Heading2"/>
         <w:keepNext/>
         <w:widowControl/>
-        <w:spacing w:before="100" w:after="60" w:line="360" w:lineRule="auto"/>
+        <w:spacing w:before="0" w:after="40" w:line="360" w:lineRule="auto"/>
+        <w:ind w:firstLine="0" w:firstLineChars="0"/>
       </w:pPr>
       <w:r>
         <w:rPr>
           <w:rFonts w:eastAsia="SimHei" w:ascii="Times New Roman" w:hAnsi="Times New Roman"/>
           <w:b/>
           <w:sz w:val="32"/>
+          <w:color w:val="000000"/>
         </w:rPr>
         <w:t>[2] 原生与Step120正式基线</w:t>
       </w:r>
@@ -3136,15 +3325,17 @@
     <w:p>
       <w:pPr>
         <w:widowControl/>
-        <w:spacing w:after="60" w:line="360" w:lineRule="auto" w:before="0"/>
+        <w:spacing w:after="40" w:line="360" w:lineRule="auto" w:before="0"/>
+        <w:ind w:firstLine="600" w:firstLineChars="200"/>
         <w:jc w:val="left"/>
       </w:pPr>
       <w:r>
         <w:rPr>
           <w:rFonts w:ascii="Times New Roman" w:hAnsi="Times New Roman" w:eastAsia="SimSun"/>
           <w:b w:val="0"/>
-          <w:color w:val="595959"/>
+          <w:color w:val="000000"/>
           <w:sz w:val="30"/>
+          <w:spacing w:val="-12"/>
         </w:rPr>
         <w:t>docs/qwen36_step120_logistics_stage0_evaluation_20260903.md</w:t>
       </w:r>
@@ -3154,13 +3345,15 @@
         <w:pStyle w:val="Heading2"/>
         <w:keepNext/>
         <w:widowControl/>
-        <w:spacing w:before="100" w:after="60" w:line="360" w:lineRule="auto"/>
+        <w:spacing w:before="0" w:after="40" w:line="360" w:lineRule="auto"/>
+        <w:ind w:firstLine="0" w:firstLineChars="0"/>
       </w:pPr>
       <w:r>
         <w:rPr>
           <w:rFonts w:eastAsia="SimHei" w:ascii="Times New Roman" w:hAnsi="Times New Roman"/>
           <w:b/>
           <w:sz w:val="32"/>
+          <w:color w:val="000000"/>
         </w:rPr>
         <w:t>[3] 363题四条件诊断协议</w:t>
       </w:r>
@@ -3168,15 +3361,17 @@
     <w:p>
       <w:pPr>
         <w:widowControl/>
-        <w:spacing w:after="60" w:line="360" w:lineRule="auto" w:before="0"/>
+        <w:spacing w:after="40" w:line="360" w:lineRule="auto" w:before="0"/>
+        <w:ind w:firstLine="600" w:firstLineChars="200"/>
         <w:jc w:val="left"/>
       </w:pPr>
       <w:r>
         <w:rPr>
           <w:rFonts w:ascii="Times New Roman" w:hAnsi="Times New Roman" w:eastAsia="SimSun"/>
           <w:b w:val="0"/>
-          <w:color w:val="595959"/>
+          <w:color w:val="000000"/>
           <w:sz w:val="30"/>
+          <w:spacing w:val="-12"/>
         </w:rPr>
         <w:t>docs/step120_qa_diagnostic_20260907.md</w:t>
       </w:r>
@@ -3186,13 +3381,15 @@
         <w:pStyle w:val="Heading2"/>
         <w:keepNext/>
         <w:widowControl/>
-        <w:spacing w:before="100" w:after="60" w:line="360" w:lineRule="auto"/>
+        <w:spacing w:before="0" w:after="40" w:line="360" w:lineRule="auto"/>
+        <w:ind w:firstLine="0" w:firstLineChars="0"/>
       </w:pPr>
       <w:r>
         <w:rPr>
           <w:rFonts w:eastAsia="SimHei" w:ascii="Times New Roman" w:hAnsi="Times New Roman"/>
           <w:b/>
           <w:sz w:val="32"/>
+          <w:color w:val="000000"/>
         </w:rPr>
         <w:t>[4] 363题复算及8题补证结果</w:t>
       </w:r>
@@ -3200,15 +3397,17 @@
     <w:p>
       <w:pPr>
         <w:widowControl/>
-        <w:spacing w:after="60" w:line="360" w:lineRule="auto" w:before="0"/>
+        <w:spacing w:after="40" w:line="360" w:lineRule="auto" w:before="0"/>
+        <w:ind w:firstLine="600" w:firstLineChars="200"/>
         <w:jc w:val="left"/>
       </w:pPr>
       <w:r>
         <w:rPr>
           <w:rFonts w:ascii="Times New Roman" w:hAnsi="Times New Roman" w:eastAsia="SimSun"/>
           <w:b w:val="0"/>
-          <w:color w:val="595959"/>
+          <w:color w:val="000000"/>
           <w:sz w:val="30"/>
+          <w:spacing w:val="-12"/>
         </w:rPr>
         <w:t>docs/step120_evidence_review_20260907.md</w:t>
       </w:r>
@@ -3218,13 +3417,15 @@
         <w:pStyle w:val="Heading2"/>
         <w:keepNext/>
         <w:widowControl/>
-        <w:spacing w:before="100" w:after="60" w:line="360" w:lineRule="auto"/>
+        <w:spacing w:before="0" w:after="40" w:line="360" w:lineRule="auto"/>
+        <w:ind w:firstLine="0" w:firstLineChars="0"/>
       </w:pPr>
       <w:r>
         <w:rPr>
           <w:rFonts w:eastAsia="SimHei" w:ascii="Times New Roman" w:hAnsi="Times New Roman"/>
           <w:b/>
           <w:sz w:val="32"/>
+          <w:color w:val="000000"/>
         </w:rPr>
         <w:t>[5] 4个知识点的12问闭卷诊断</w:t>
       </w:r>
@@ -3232,15 +3433,17 @@
     <w:p>
       <w:pPr>
         <w:widowControl/>
-        <w:spacing w:after="60" w:line="360" w:lineRule="auto" w:before="0"/>
+        <w:spacing w:after="40" w:line="360" w:lineRule="auto" w:before="0"/>
+        <w:ind w:firstLine="600" w:firstLineChars="200"/>
         <w:jc w:val="left"/>
       </w:pPr>
       <w:r>
         <w:rPr>
           <w:rFonts w:ascii="Times New Roman" w:hAnsi="Times New Roman" w:eastAsia="SimSun"/>
           <w:b w:val="0"/>
-          <w:color w:val="595959"/>
+          <w:color w:val="000000"/>
           <w:sz w:val="30"/>
+          <w:spacing w:val="-12"/>
         </w:rPr>
         <w:t>docs/step120_closed_knowledge_20260907.md</w:t>
       </w:r>
@@ -3250,13 +3453,15 @@
         <w:pStyle w:val="Heading2"/>
         <w:keepNext/>
         <w:widowControl/>
-        <w:spacing w:before="100" w:after="60" w:line="360" w:lineRule="auto"/>
+        <w:spacing w:before="0" w:after="40" w:line="360" w:lineRule="auto"/>
+        <w:ind w:firstLine="0" w:firstLineChars="0"/>
       </w:pPr>
       <w:r>
         <w:rPr>
           <w:rFonts w:eastAsia="SimHei" w:ascii="Times New Roman" w:hAnsi="Times New Roman"/>
           <w:b/>
           <w:sz w:val="32"/>
+          <w:color w:val="000000"/>
         </w:rPr>
         <w:t>[6] 直接与改写CPT结果及历史更正</w:t>
       </w:r>
@@ -3264,16 +3469,17 @@
     <w:p>
       <w:pPr>
         <w:widowControl/>
-        <w:spacing w:after="60" w:line="360" w:lineRule="auto" w:before="0"/>
+        <w:spacing w:after="40" w:line="360" w:lineRule="auto" w:before="0"/>
+        <w:ind w:firstLine="600" w:firstLineChars="200"/>
         <w:jc w:val="left"/>
       </w:pPr>
       <w:r>
         <w:rPr>
           <w:rFonts w:ascii="Times New Roman" w:hAnsi="Times New Roman" w:eastAsia="SimSun"/>
           <w:b w:val="0"/>
-          <w:color w:val="595959"/>
+          <w:color w:val="000000"/>
           <w:sz w:val="30"/>
-          <w:spacing w:val="-3"/>
+          <w:spacing w:val="-12"/>
         </w:rPr>
         <w:t>docs/qwen36_step120_logistics_exam_cpt_direct_vs_rewritten_20260904.md</w:t>
       </w:r>
@@ -3283,13 +3489,15 @@
         <w:pStyle w:val="Heading2"/>
         <w:keepNext/>
         <w:widowControl/>
-        <w:spacing w:before="100" w:after="60" w:line="360" w:lineRule="auto"/>
+        <w:spacing w:before="0" w:after="40" w:line="360" w:lineRule="auto"/>
+        <w:ind w:firstLine="0" w:firstLineChars="0"/>
       </w:pPr>
       <w:r>
         <w:rPr>
           <w:rFonts w:eastAsia="SimHei" w:ascii="Times New Roman" w:hAnsi="Times New Roman"/>
           <w:b/>
           <w:sz w:val="32"/>
+          <w:color w:val="000000"/>
         </w:rPr>
         <w:t>[7] 答案吸收与上下文依赖补测</w:t>
       </w:r>
@@ -3297,15 +3505,17 @@
     <w:p>
       <w:pPr>
         <w:widowControl/>
-        <w:spacing w:after="60" w:line="360" w:lineRule="auto" w:before="0"/>
+        <w:spacing w:after="40" w:line="360" w:lineRule="auto" w:before="0"/>
+        <w:ind w:firstLine="600" w:firstLineChars="200"/>
         <w:jc w:val="left"/>
       </w:pPr>
       <w:r>
         <w:rPr>
           <w:rFonts w:ascii="Times New Roman" w:hAnsi="Times New Roman" w:eastAsia="SimSun"/>
           <w:b w:val="0"/>
-          <w:color w:val="595959"/>
+          <w:color w:val="000000"/>
           <w:sz w:val="30"/>
+          <w:spacing w:val="-12"/>
         </w:rPr>
         <w:t>docs/logistics_cpt_answer_learning_followup_20260905.md</w:t>
       </w:r>
@@ -3315,13 +3525,15 @@
         <w:pStyle w:val="Heading2"/>
         <w:keepNext/>
         <w:widowControl/>
-        <w:spacing w:before="100" w:after="60" w:line="360" w:lineRule="auto"/>
+        <w:spacing w:before="0" w:after="40" w:line="360" w:lineRule="auto"/>
+        <w:ind w:firstLine="0" w:firstLineChars="0"/>
       </w:pPr>
       <w:r>
         <w:rPr>
           <w:rFonts w:eastAsia="SimHei" w:ascii="Times New Roman" w:hAnsi="Times New Roman"/>
           <w:b/>
           <w:sz w:val="32"/>
+          <w:color w:val="000000"/>
         </w:rPr>
         <w:t>[8] 单书2遍与4遍曝光对照</w:t>
       </w:r>
@@ -3329,15 +3541,17 @@
     <w:p>
       <w:pPr>
         <w:widowControl/>
-        <w:spacing w:after="60" w:line="360" w:lineRule="auto" w:before="0"/>
+        <w:spacing w:after="40" w:line="360" w:lineRule="auto" w:before="0"/>
+        <w:ind w:firstLine="600" w:firstLineChars="200"/>
         <w:jc w:val="left"/>
       </w:pPr>
       <w:r>
         <w:rPr>
           <w:rFonts w:ascii="Times New Roman" w:hAnsi="Times New Roman" w:eastAsia="SimSun"/>
           <w:b w:val="0"/>
-          <w:color w:val="595959"/>
+          <w:color w:val="000000"/>
           <w:sz w:val="30"/>
+          <w:spacing w:val="-12"/>
         </w:rPr>
         <w:t>docs/qwen36_step120_logistics_cpt_exposure_curve_2x4x_20260904.md</w:t>
       </w:r>
@@ -3347,13 +3561,15 @@
         <w:pStyle w:val="Heading2"/>
         <w:keepNext/>
         <w:widowControl/>
-        <w:spacing w:before="100" w:after="60" w:line="360" w:lineRule="auto"/>
+        <w:spacing w:before="0" w:after="40" w:line="360" w:lineRule="auto"/>
+        <w:ind w:firstLine="0" w:firstLineChars="0"/>
       </w:pPr>
       <w:r>
         <w:rPr>
           <w:rFonts w:eastAsia="SimHei" w:ascii="Times New Roman" w:hAnsi="Times New Roman"/>
           <w:b/>
           <w:sz w:val="32"/>
+          <w:color w:val="000000"/>
         </w:rPr>
         <w:t>[9] 同题答案SFT最终结果</w:t>
       </w:r>
@@ -3361,15 +3577,17 @@
     <w:p>
       <w:pPr>
         <w:widowControl/>
-        <w:spacing w:after="60" w:line="360" w:lineRule="auto" w:before="0"/>
+        <w:spacing w:after="40" w:line="360" w:lineRule="auto" w:before="0"/>
+        <w:ind w:firstLine="600" w:firstLineChars="200"/>
         <w:jc w:val="left"/>
       </w:pPr>
       <w:r>
         <w:rPr>
           <w:rFonts w:ascii="Times New Roman" w:hAnsi="Times New Roman" w:eastAsia="SimSun"/>
           <w:b w:val="0"/>
-          <w:color w:val="595959"/>
+          <w:color w:val="000000"/>
           <w:sz w:val="30"/>
+          <w:spacing w:val="-12"/>
         </w:rPr>
         <w:t>docs/logistics_mcq_fit_results_20260907.md</w:t>
       </w:r>
@@ -3379,13 +3597,15 @@
         <w:pStyle w:val="Heading2"/>
         <w:keepNext/>
         <w:widowControl/>
-        <w:spacing w:line="360" w:lineRule="auto" w:before="100" w:after="60"/>
+        <w:spacing w:line="360" w:lineRule="auto" w:before="0" w:after="40"/>
+        <w:ind w:firstLine="0" w:firstLineChars="0"/>
       </w:pPr>
       <w:r>
         <w:rPr>
           <w:rFonts w:eastAsia="SimHei" w:ascii="Times New Roman" w:hAnsi="Times New Roman"/>
           <w:b/>
           <w:sz w:val="32"/>
+          <w:color w:val="000000"/>
         </w:rPr>
         <w:t>[10] 单书首遍CPT的三轮复测</w:t>
       </w:r>
@@ -3393,7 +3613,8 @@
     <w:p>
       <w:pPr>
         <w:widowControl/>
-        <w:spacing w:line="360" w:lineRule="auto" w:before="0" w:after="60"/>
+        <w:spacing w:line="360" w:lineRule="auto" w:before="0" w:after="40"/>
+        <w:ind w:firstLine="600" w:firstLineChars="200"/>
         <w:jc w:val="left"/>
       </w:pPr>
       <w:r>
@@ -3401,6 +3622,8 @@
           <w:rFonts w:ascii="Times New Roman" w:hAnsi="Times New Roman" w:eastAsia="SimSun"/>
           <w:b w:val="0"/>
           <w:sz w:val="30"/>
+          <w:color w:val="000000"/>
+          <w:spacing w:val="-12"/>
         </w:rPr>
         <w:t>docs/qwen36_step120_logistics_cpt_five_test_diagnosis_20260904.md</w:t>
       </w:r>
@@ -3408,7 +3631,8 @@
     <w:p>
       <w:pPr>
         <w:widowControl/>
-        <w:spacing w:line="360" w:lineRule="auto" w:before="0" w:after="60"/>
+        <w:spacing w:line="360" w:lineRule="auto" w:before="0" w:after="40"/>
+        <w:ind w:firstLine="600" w:firstLineChars="200"/>
         <w:jc w:val="left"/>
       </w:pPr>
       <w:r>
@@ -3416,6 +3640,7 @@
           <w:rFonts w:ascii="Times New Roman" w:hAnsi="Times New Roman" w:eastAsia="SimSun"/>
           <w:b w:val="0"/>
           <w:sz w:val="30"/>
+          <w:color w:val="000000"/>
         </w:rPr>
         <w:t>主要任务记录  CPT 工程实现-Step120垂域知识首训</w:t>
         <w:br/>
@@ -3425,7 +3650,8 @@
     <w:p>
       <w:pPr>
         <w:widowControl/>
-        <w:spacing w:line="360" w:lineRule="auto" w:before="0" w:after="60"/>
+        <w:spacing w:line="360" w:lineRule="auto" w:before="0" w:after="40"/>
+        <w:ind w:firstLine="600" w:firstLineChars="200"/>
         <w:jc w:val="both"/>
       </w:pPr>
       <w:r>
@@ -3433,12 +3659,18 @@
           <w:rFonts w:ascii="Times New Roman" w:hAnsi="Times New Roman" w:eastAsia="SimSun"/>
           <w:b w:val="0"/>
           <w:sz w:val="30"/>
+          <w:color w:val="000000"/>
         </w:rPr>
         <w:t>本文仅保留聚合计数、方法和结论，不含评测题面、标准答案、书籍原文或模型逐条输出。</w:t>
       </w:r>
     </w:p>
     <w:sectPr>
       <w:footerReference w:type="default" r:id="rId9"/>
+      <w:headerReference w:type="default" r:id="rId10"/>
+      <w:headerReference w:type="first" r:id="rId11"/>
+      <w:footerReference w:type="first" r:id="rId12"/>
+      <w:headerReference w:type="even" r:id="rId13"/>
+      <w:footerReference w:type="even" r:id="rId14"/>
       <w:pgSz w:w="11906" w:h="16838"/>
       <w:pgMar w:top="1134" w:right="1247" w:bottom="1020" w:left="1247" w:header="720" w:footer="720" w:gutter="0"/>
       <w:cols w:space="720"/>
@@ -3454,18 +3686,74 @@
     <w:pPr>
       <w:pStyle w:val="Footer"/>
       <w:spacing w:line="360" w:lineRule="auto"/>
+      <w:ind w:firstLine="0" w:firstLineChars="0"/>
       <w:jc w:val="right"/>
     </w:pPr>
     <w:r>
       <w:rPr>
         <w:rFonts w:ascii="Times New Roman" w:hAnsi="Times New Roman"/>
-        <w:color w:val="777777"/>
+        <w:color w:val="000000"/>
         <w:sz w:val="22"/>
       </w:rPr>
       <w:fldSimple w:instr="PAGE"/>
     </w:r>
   </w:p>
 </w:ftr>
+</file>
+
+<file path=word/footer2.xml><?xml version="1.0" encoding="utf-8"?>
+<w:ftr xmlns:m="http://schemas.openxmlformats.org/officeDocument/2006/math" xmlns:mc="http://schemas.openxmlformats.org/markup-compatibility/2006" xmlns:mo="http://schemas.microsoft.com/office/mac/office/2008/main" xmlns:mv="urn:schemas-microsoft-com:mac:vml" xmlns:o="urn:schemas-microsoft-com:office:office" xmlns:r="http://schemas.openxmlformats.org/officeDocument/2006/relationships" xmlns:v="urn:schemas-microsoft-com:vml" xmlns:w10="urn:schemas-microsoft-com:office:word" xmlns:w14="http://schemas.microsoft.com/office/word/2010/wordml" xmlns:w="http://schemas.openxmlformats.org/wordprocessingml/2006/main" xmlns:wne="http://schemas.microsoft.com/office/word/2006/wordml" xmlns:wp14="http://schemas.microsoft.com/office/word/2010/wordprocessingDrawing" xmlns:wp="http://schemas.openxmlformats.org/drawingml/2006/wordprocessingDrawing" xmlns:wpc="http://schemas.microsoft.com/office/word/2010/wordprocessingCanvas" xmlns:wpg="http://schemas.microsoft.com/office/word/2010/wordprocessingGroup" xmlns:wpi="http://schemas.microsoft.com/office/word/2010/wordprocessingInk" xmlns:wps="http://schemas.microsoft.com/office/word/2010/wordprocessingShape" mc:Ignorable="w14 wp14">
+  <w:p>
+    <w:pPr>
+      <w:pStyle w:val="Footer"/>
+      <w:ind w:firstLine="0" w:firstLineChars="0"/>
+    </w:pPr>
+  </w:p>
+</w:ftr>
+</file>
+
+<file path=word/footer3.xml><?xml version="1.0" encoding="utf-8"?>
+<w:ftr xmlns:m="http://schemas.openxmlformats.org/officeDocument/2006/math" xmlns:mc="http://schemas.openxmlformats.org/markup-compatibility/2006" xmlns:mo="http://schemas.microsoft.com/office/mac/office/2008/main" xmlns:mv="urn:schemas-microsoft-com:mac:vml" xmlns:o="urn:schemas-microsoft-com:office:office" xmlns:r="http://schemas.openxmlformats.org/officeDocument/2006/relationships" xmlns:v="urn:schemas-microsoft-com:vml" xmlns:w10="urn:schemas-microsoft-com:office:word" xmlns:w14="http://schemas.microsoft.com/office/word/2010/wordml" xmlns:w="http://schemas.openxmlformats.org/wordprocessingml/2006/main" xmlns:wne="http://schemas.microsoft.com/office/word/2006/wordml" xmlns:wp14="http://schemas.microsoft.com/office/word/2010/wordprocessingDrawing" xmlns:wp="http://schemas.openxmlformats.org/drawingml/2006/wordprocessingDrawing" xmlns:wpc="http://schemas.microsoft.com/office/word/2010/wordprocessingCanvas" xmlns:wpg="http://schemas.microsoft.com/office/word/2010/wordprocessingGroup" xmlns:wpi="http://schemas.microsoft.com/office/word/2010/wordprocessingInk" xmlns:wps="http://schemas.microsoft.com/office/word/2010/wordprocessingShape" mc:Ignorable="w14 wp14">
+  <w:p>
+    <w:pPr>
+      <w:pStyle w:val="Footer"/>
+      <w:ind w:firstLine="0" w:firstLineChars="0"/>
+    </w:pPr>
+  </w:p>
+</w:ftr>
+</file>
+
+<file path=word/header1.xml><?xml version="1.0" encoding="utf-8"?>
+<w:hdr xmlns:m="http://schemas.openxmlformats.org/officeDocument/2006/math" xmlns:mc="http://schemas.openxmlformats.org/markup-compatibility/2006" xmlns:mo="http://schemas.microsoft.com/office/mac/office/2008/main" xmlns:mv="urn:schemas-microsoft-com:mac:vml" xmlns:o="urn:schemas-microsoft-com:office:office" xmlns:r="http://schemas.openxmlformats.org/officeDocument/2006/relationships" xmlns:v="urn:schemas-microsoft-com:vml" xmlns:w10="urn:schemas-microsoft-com:office:word" xmlns:w14="http://schemas.microsoft.com/office/word/2010/wordml" xmlns:w="http://schemas.openxmlformats.org/wordprocessingml/2006/main" xmlns:wne="http://schemas.microsoft.com/office/word/2006/wordml" xmlns:wp14="http://schemas.microsoft.com/office/word/2010/wordprocessingDrawing" xmlns:wp="http://schemas.openxmlformats.org/drawingml/2006/wordprocessingDrawing" xmlns:wpc="http://schemas.microsoft.com/office/word/2010/wordprocessingCanvas" xmlns:wpg="http://schemas.microsoft.com/office/word/2010/wordprocessingGroup" xmlns:wpi="http://schemas.microsoft.com/office/word/2010/wordprocessingInk" xmlns:wps="http://schemas.microsoft.com/office/word/2010/wordprocessingShape" mc:Ignorable="w14 wp14">
+  <w:p>
+    <w:pPr>
+      <w:pStyle w:val="Header"/>
+      <w:ind w:firstLine="0" w:firstLineChars="0"/>
+    </w:pPr>
+  </w:p>
+</w:hdr>
+</file>
+
+<file path=word/header2.xml><?xml version="1.0" encoding="utf-8"?>
+<w:hdr xmlns:m="http://schemas.openxmlformats.org/officeDocument/2006/math" xmlns:mc="http://schemas.openxmlformats.org/markup-compatibility/2006" xmlns:mo="http://schemas.microsoft.com/office/mac/office/2008/main" xmlns:mv="urn:schemas-microsoft-com:mac:vml" xmlns:o="urn:schemas-microsoft-com:office:office" xmlns:r="http://schemas.openxmlformats.org/officeDocument/2006/relationships" xmlns:v="urn:schemas-microsoft-com:vml" xmlns:w10="urn:schemas-microsoft-com:office:word" xmlns:w14="http://schemas.microsoft.com/office/word/2010/wordml" xmlns:w="http://schemas.openxmlformats.org/wordprocessingml/2006/main" xmlns:wne="http://schemas.microsoft.com/office/word/2006/wordml" xmlns:wp14="http://schemas.microsoft.com/office/word/2010/wordprocessingDrawing" xmlns:wp="http://schemas.openxmlformats.org/drawingml/2006/wordprocessingDrawing" xmlns:wpc="http://schemas.microsoft.com/office/word/2010/wordprocessingCanvas" xmlns:wpg="http://schemas.microsoft.com/office/word/2010/wordprocessingGroup" xmlns:wpi="http://schemas.microsoft.com/office/word/2010/wordprocessingInk" xmlns:wps="http://schemas.microsoft.com/office/word/2010/wordprocessingShape" mc:Ignorable="w14 wp14">
+  <w:p>
+    <w:pPr>
+      <w:pStyle w:val="Header"/>
+      <w:ind w:firstLine="0" w:firstLineChars="0"/>
+    </w:pPr>
+  </w:p>
+</w:hdr>
+</file>
+
+<file path=word/header3.xml><?xml version="1.0" encoding="utf-8"?>
+<w:hdr xmlns:m="http://schemas.openxmlformats.org/officeDocument/2006/math" xmlns:mc="http://schemas.openxmlformats.org/markup-compatibility/2006" xmlns:mo="http://schemas.microsoft.com/office/mac/office/2008/main" xmlns:mv="urn:schemas-microsoft-com:mac:vml" xmlns:o="urn:schemas-microsoft-com:office:office" xmlns:r="http://schemas.openxmlformats.org/officeDocument/2006/relationships" xmlns:v="urn:schemas-microsoft-com:vml" xmlns:w10="urn:schemas-microsoft-com:office:word" xmlns:w14="http://schemas.microsoft.com/office/word/2010/wordml" xmlns:w="http://schemas.openxmlformats.org/wordprocessingml/2006/main" xmlns:wne="http://schemas.microsoft.com/office/word/2006/wordml" xmlns:wp14="http://schemas.microsoft.com/office/word/2010/wordprocessingDrawing" xmlns:wp="http://schemas.openxmlformats.org/drawingml/2006/wordprocessingDrawing" xmlns:wpc="http://schemas.microsoft.com/office/word/2010/wordprocessingCanvas" xmlns:wpg="http://schemas.microsoft.com/office/word/2010/wordprocessingGroup" xmlns:wpi="http://schemas.microsoft.com/office/word/2010/wordprocessingInk" xmlns:wps="http://schemas.microsoft.com/office/word/2010/wordprocessingShape" mc:Ignorable="w14 wp14">
+  <w:p>
+    <w:pPr>
+      <w:pStyle w:val="Header"/>
+      <w:ind w:firstLine="0" w:firstLineChars="0"/>
+    </w:pPr>
+  </w:p>
+</w:hdr>
 </file>
 
 <file path=word/numbering.xml><?xml version="1.0" encoding="utf-8"?>
@@ -3952,7 +4240,7 @@
       <w:rFonts w:asciiTheme="majorHAnsi" w:eastAsiaTheme="majorEastAsia" w:hAnsiTheme="majorHAnsi" w:cstheme="majorBidi"/>
       <w:b/>
       <w:bCs/>
-      <w:color w:val="4F81BD" w:themeColor="accent1"/>
+      <w:color w:val="000000"/>
     </w:rPr>
   </w:style>
   <w:style w:type="paragraph" w:styleId="Heading4">
@@ -3977,7 +4265,7 @@
       <w:bCs/>
       <w:i/>
       <w:iCs/>
-      <w:color w:val="4F81BD" w:themeColor="accent1"/>
+      <w:color w:val="000000"/>
     </w:rPr>
   </w:style>
   <w:style w:type="paragraph" w:styleId="Heading5">
@@ -3998,7 +4286,7 @@
     </w:pPr>
     <w:rPr>
       <w:rFonts w:asciiTheme="majorHAnsi" w:eastAsiaTheme="majorEastAsia" w:hAnsiTheme="majorHAnsi" w:cstheme="majorBidi"/>
-      <w:color w:val="243F60" w:themeColor="accent1" w:themeShade="7F"/>
+      <w:color w:val="000000"/>
     </w:rPr>
   </w:style>
   <w:style w:type="paragraph" w:styleId="Heading6">
@@ -4021,7 +4309,7 @@
       <w:rFonts w:asciiTheme="majorHAnsi" w:eastAsiaTheme="majorEastAsia" w:hAnsiTheme="majorHAnsi" w:cstheme="majorBidi"/>
       <w:i/>
       <w:iCs/>
-      <w:color w:val="243F60" w:themeColor="accent1" w:themeShade="7F"/>
+      <w:color w:val="000000"/>
     </w:rPr>
   </w:style>
   <w:style w:type="paragraph" w:styleId="Heading7">
@@ -4044,7 +4332,7 @@
       <w:rFonts w:asciiTheme="majorHAnsi" w:eastAsiaTheme="majorEastAsia" w:hAnsiTheme="majorHAnsi" w:cstheme="majorBidi"/>
       <w:i/>
       <w:iCs/>
-      <w:color w:val="404040" w:themeColor="text1" w:themeTint="BF"/>
+      <w:color w:val="000000"/>
     </w:rPr>
   </w:style>
   <w:style w:type="paragraph" w:styleId="Heading8">
@@ -4065,7 +4353,7 @@
     </w:pPr>
     <w:rPr>
       <w:rFonts w:asciiTheme="majorHAnsi" w:eastAsiaTheme="majorEastAsia" w:hAnsiTheme="majorHAnsi" w:cstheme="majorBidi"/>
-      <w:color w:val="4F81BD" w:themeColor="accent1"/>
+      <w:color w:val="000000"/>
       <w:sz w:val="20"/>
       <w:szCs w:val="20"/>
     </w:rPr>
@@ -4090,7 +4378,7 @@
       <w:rFonts w:asciiTheme="majorHAnsi" w:eastAsiaTheme="majorEastAsia" w:hAnsiTheme="majorHAnsi" w:cstheme="majorBidi"/>
       <w:i/>
       <w:iCs/>
-      <w:color w:val="404040" w:themeColor="text1" w:themeTint="BF"/>
+      <w:color w:val="000000"/>
       <w:sz w:val="20"/>
       <w:szCs w:val="20"/>
     </w:rPr>
@@ -4141,7 +4429,7 @@
       <w:rFonts w:asciiTheme="majorHAnsi" w:eastAsiaTheme="majorEastAsia" w:hAnsiTheme="majorHAnsi" w:cstheme="majorBidi"/>
       <w:b/>
       <w:bCs/>
-      <w:color w:val="365F91" w:themeColor="accent1" w:themeShade="BF"/>
+      <w:color w:val="000000"/>
       <w:sz w:val="28"/>
       <w:szCs w:val="28"/>
     </w:rPr>
@@ -4156,7 +4444,7 @@
       <w:rFonts w:asciiTheme="majorHAnsi" w:eastAsiaTheme="majorEastAsia" w:hAnsiTheme="majorHAnsi" w:cstheme="majorBidi"/>
       <w:b/>
       <w:bCs/>
-      <w:color w:val="4F81BD" w:themeColor="accent1"/>
+      <w:color w:val="000000"/>
       <w:sz w:val="26"/>
       <w:szCs w:val="26"/>
     </w:rPr>
@@ -4171,7 +4459,7 @@
       <w:rFonts w:asciiTheme="majorHAnsi" w:eastAsiaTheme="majorEastAsia" w:hAnsiTheme="majorHAnsi" w:cstheme="majorBidi"/>
       <w:b/>
       <w:bCs/>
-      <w:color w:val="4F81BD" w:themeColor="accent1"/>
+      <w:color w:val="000000"/>
     </w:rPr>
   </w:style>
   <w:style w:type="paragraph" w:styleId="Title">
@@ -4204,7 +4492,7 @@
     <w:rsid w:val="00FC693F"/>
     <w:rPr>
       <w:rFonts w:asciiTheme="majorHAnsi" w:eastAsiaTheme="majorEastAsia" w:hAnsiTheme="majorHAnsi" w:cstheme="majorBidi"/>
-      <w:color w:val="17365D" w:themeColor="text2" w:themeShade="BF"/>
+      <w:color w:val="000000"/>
       <w:spacing w:val="5"/>
       <w:kern w:val="28"/>
       <w:sz w:val="52"/>
@@ -4246,7 +4534,7 @@
       <w:rFonts w:asciiTheme="majorHAnsi" w:eastAsiaTheme="majorEastAsia" w:hAnsiTheme="majorHAnsi" w:cstheme="majorBidi"/>
       <w:i/>
       <w:iCs/>
-      <w:color w:val="4F81BD" w:themeColor="accent1"/>
+      <w:color w:val="000000"/>
       <w:spacing w:val="15"/>
       <w:sz w:val="24"/>
       <w:szCs w:val="24"/>
@@ -4518,7 +4806,7 @@
     <w:rPr>
       <w:i/>
       <w:iCs/>
-      <w:color w:val="000000" w:themeColor="text1"/>
+      <w:color w:val="000000"/>
     </w:rPr>
   </w:style>
   <w:style w:type="character" w:customStyle="1" w:styleId="QuoteChar">
@@ -4530,7 +4818,7 @@
     <w:rPr>
       <w:i/>
       <w:iCs/>
-      <w:color w:val="000000" w:themeColor="text1"/>
+      <w:color w:val="000000"/>
     </w:rPr>
   </w:style>
   <w:style w:type="character" w:customStyle="1" w:styleId="Heading4Char">
@@ -4546,7 +4834,7 @@
       <w:bCs/>
       <w:i/>
       <w:iCs/>
-      <w:color w:val="4F81BD" w:themeColor="accent1"/>
+      <w:color w:val="000000"/>
     </w:rPr>
   </w:style>
   <w:style w:type="character" w:customStyle="1" w:styleId="Heading5Char">
@@ -4558,7 +4846,7 @@
     <w:rsid w:val="00FC693F"/>
     <w:rPr>
       <w:rFonts w:asciiTheme="majorHAnsi" w:eastAsiaTheme="majorEastAsia" w:hAnsiTheme="majorHAnsi" w:cstheme="majorBidi"/>
-      <w:color w:val="243F60" w:themeColor="accent1" w:themeShade="7F"/>
+      <w:color w:val="000000"/>
     </w:rPr>
   </w:style>
   <w:style w:type="character" w:customStyle="1" w:styleId="Heading6Char">
@@ -4572,7 +4860,7 @@
       <w:rFonts w:asciiTheme="majorHAnsi" w:eastAsiaTheme="majorEastAsia" w:hAnsiTheme="majorHAnsi" w:cstheme="majorBidi"/>
       <w:i/>
       <w:iCs/>
-      <w:color w:val="243F60" w:themeColor="accent1" w:themeShade="7F"/>
+      <w:color w:val="000000"/>
     </w:rPr>
   </w:style>
   <w:style w:type="character" w:customStyle="1" w:styleId="Heading7Char">
@@ -4586,7 +4874,7 @@
       <w:rFonts w:asciiTheme="majorHAnsi" w:eastAsiaTheme="majorEastAsia" w:hAnsiTheme="majorHAnsi" w:cstheme="majorBidi"/>
       <w:i/>
       <w:iCs/>
-      <w:color w:val="404040" w:themeColor="text1" w:themeTint="BF"/>
+      <w:color w:val="000000"/>
     </w:rPr>
   </w:style>
   <w:style w:type="character" w:customStyle="1" w:styleId="Heading8Char">
@@ -4598,7 +4886,7 @@
     <w:rsid w:val="00FC693F"/>
     <w:rPr>
       <w:rFonts w:asciiTheme="majorHAnsi" w:eastAsiaTheme="majorEastAsia" w:hAnsiTheme="majorHAnsi" w:cstheme="majorBidi"/>
-      <w:color w:val="4F81BD" w:themeColor="accent1"/>
+      <w:color w:val="000000"/>
       <w:sz w:val="20"/>
       <w:szCs w:val="20"/>
     </w:rPr>
@@ -4614,7 +4902,7 @@
       <w:rFonts w:asciiTheme="majorHAnsi" w:eastAsiaTheme="majorEastAsia" w:hAnsiTheme="majorHAnsi" w:cstheme="majorBidi"/>
       <w:i/>
       <w:iCs/>
-      <w:color w:val="404040" w:themeColor="text1" w:themeTint="BF"/>
+      <w:color w:val="000000"/>
       <w:sz w:val="20"/>
       <w:szCs w:val="20"/>
     </w:rPr>
@@ -4634,7 +4922,7 @@
     <w:rPr>
       <w:b/>
       <w:bCs/>
-      <w:color w:val="4F81BD" w:themeColor="accent1"/>
+      <w:color w:val="000000"/>
       <w:sz w:val="18"/>
       <w:szCs w:val="18"/>
     </w:rPr>
@@ -4678,7 +4966,7 @@
       <w:bCs/>
       <w:i/>
       <w:iCs/>
-      <w:color w:val="4F81BD" w:themeColor="accent1"/>
+      <w:color w:val="000000"/>
     </w:rPr>
   </w:style>
   <w:style w:type="character" w:customStyle="1" w:styleId="IntenseQuoteChar">
@@ -4692,7 +4980,7 @@
       <w:bCs/>
       <w:i/>
       <w:iCs/>
-      <w:color w:val="4F81BD" w:themeColor="accent1"/>
+      <w:color w:val="000000"/>
     </w:rPr>
   </w:style>
   <w:style w:type="character" w:styleId="SubtleEmphasis">
@@ -4704,7 +4992,7 @@
     <w:rPr>
       <w:i/>
       <w:iCs/>
-      <w:color w:val="808080" w:themeColor="text1" w:themeTint="7F"/>
+      <w:color w:val="000000"/>
     </w:rPr>
   </w:style>
   <w:style w:type="character" w:styleId="IntenseEmphasis">
@@ -4718,7 +5006,7 @@
       <w:bCs/>
       <w:i/>
       <w:iCs/>
-      <w:color w:val="4F81BD" w:themeColor="accent1"/>
+      <w:color w:val="000000"/>
     </w:rPr>
   </w:style>
   <w:style w:type="character" w:styleId="SubtleReference">
@@ -4729,7 +5017,7 @@
     <w:rsid w:val="00FC693F"/>
     <w:rPr>
       <w:smallCaps/>
-      <w:color w:val="C0504D" w:themeColor="accent2"/>
+      <w:color w:val="000000"/>
       <w:u w:val="single"/>
     </w:rPr>
   </w:style>
@@ -4743,7 +5031,7 @@
       <w:b/>
       <w:bCs/>
       <w:smallCaps/>
-      <w:color w:val="C0504D" w:themeColor="accent2"/>
+      <w:color w:val="000000"/>
       <w:spacing w:val="5"/>
       <w:u w:val="single"/>
     </w:rPr>
@@ -4809,7 +5097,7 @@
       <w:spacing w:after="0" w:line="240" w:lineRule="auto"/>
     </w:pPr>
     <w:rPr>
-      <w:color w:val="000000" w:themeColor="text1" w:themeShade="BF"/>
+      <w:color w:val="000000"/>
     </w:rPr>
     <w:tblPr>
       <w:tblStyleRowBandSize w:val="1"/>
@@ -4912,7 +5200,7 @@
       <w:spacing w:after="0" w:line="240" w:lineRule="auto"/>
     </w:pPr>
     <w:rPr>
-      <w:color w:val="365F91" w:themeColor="accent1" w:themeShade="BF"/>
+      <w:color w:val="000000"/>
     </w:rPr>
     <w:tblPr>
       <w:tblStyleRowBandSize w:val="1"/>
@@ -5015,7 +5303,7 @@
       <w:spacing w:after="0" w:line="240" w:lineRule="auto"/>
     </w:pPr>
     <w:rPr>
-      <w:color w:val="943634" w:themeColor="accent2" w:themeShade="BF"/>
+      <w:color w:val="000000"/>
     </w:rPr>
     <w:tblPr>
       <w:tblStyleRowBandSize w:val="1"/>
@@ -5118,7 +5406,7 @@
       <w:spacing w:after="0" w:line="240" w:lineRule="auto"/>
     </w:pPr>
     <w:rPr>
-      <w:color w:val="76923C" w:themeColor="accent3" w:themeShade="BF"/>
+      <w:color w:val="000000"/>
     </w:rPr>
     <w:tblPr>
       <w:tblStyleRowBandSize w:val="1"/>
@@ -5221,7 +5509,7 @@
       <w:spacing w:after="0" w:line="240" w:lineRule="auto"/>
     </w:pPr>
     <w:rPr>
-      <w:color w:val="5F497A" w:themeColor="accent4" w:themeShade="BF"/>
+      <w:color w:val="000000"/>
     </w:rPr>
     <w:tblPr>
       <w:tblStyleRowBandSize w:val="1"/>
@@ -5324,7 +5612,7 @@
       <w:spacing w:after="0" w:line="240" w:lineRule="auto"/>
     </w:pPr>
     <w:rPr>
-      <w:color w:val="31849B" w:themeColor="accent5" w:themeShade="BF"/>
+      <w:color w:val="000000"/>
     </w:rPr>
     <w:tblPr>
       <w:tblStyleRowBandSize w:val="1"/>
@@ -5427,7 +5715,7 @@
       <w:spacing w:after="0" w:line="240" w:lineRule="auto"/>
     </w:pPr>
     <w:rPr>
-      <w:color w:val="E36C0A" w:themeColor="accent6" w:themeShade="BF"/>
+      <w:color w:val="000000"/>
     </w:rPr>
     <w:tblPr>
       <w:tblStyleRowBandSize w:val="1"/>
@@ -5553,7 +5841,7 @@
       <w:rPr>
         <w:b/>
         <w:bCs/>
-        <w:color w:val="FFFFFF" w:themeColor="background1"/>
+        <w:color w:val="000000"/>
       </w:rPr>
       <w:tblPr/>
       <w:tcPr>
@@ -5645,7 +5933,7 @@
       <w:rPr>
         <w:b/>
         <w:bCs/>
-        <w:color w:val="FFFFFF" w:themeColor="background1"/>
+        <w:color w:val="000000"/>
       </w:rPr>
       <w:tblPr/>
       <w:tcPr>
@@ -5737,7 +6025,7 @@
       <w:rPr>
         <w:b/>
         <w:bCs/>
-        <w:color w:val="FFFFFF" w:themeColor="background1"/>
+        <w:color w:val="000000"/>
       </w:rPr>
       <w:tblPr/>
       <w:tcPr>
@@ -5829,7 +6117,7 @@
       <w:rPr>
         <w:b/>
         <w:bCs/>
-        <w:color w:val="FFFFFF" w:themeColor="background1"/>
+        <w:color w:val="000000"/>
       </w:rPr>
       <w:tblPr/>
       <w:tcPr>
@@ -5921,7 +6209,7 @@
       <w:rPr>
         <w:b/>
         <w:bCs/>
-        <w:color w:val="FFFFFF" w:themeColor="background1"/>
+        <w:color w:val="000000"/>
       </w:rPr>
       <w:tblPr/>
       <w:tcPr>
@@ -6013,7 +6301,7 @@
       <w:rPr>
         <w:b/>
         <w:bCs/>
-        <w:color w:val="FFFFFF" w:themeColor="background1"/>
+        <w:color w:val="000000"/>
       </w:rPr>
       <w:tblPr/>
       <w:tcPr>
@@ -6105,7 +6393,7 @@
       <w:rPr>
         <w:b/>
         <w:bCs/>
-        <w:color w:val="FFFFFF" w:themeColor="background1"/>
+        <w:color w:val="000000"/>
       </w:rPr>
       <w:tblPr/>
       <w:tcPr>
@@ -7108,7 +7396,7 @@
       <w:rPr>
         <w:b/>
         <w:bCs/>
-        <w:color w:val="FFFFFF" w:themeColor="background1"/>
+        <w:color w:val="000000"/>
       </w:rPr>
       <w:tblPr/>
       <w:tcPr>
@@ -7214,7 +7502,7 @@
       <w:rPr>
         <w:b/>
         <w:bCs/>
-        <w:color w:val="FFFFFF" w:themeColor="background1"/>
+        <w:color w:val="000000"/>
       </w:rPr>
       <w:tblPr/>
       <w:tcPr>
@@ -7320,7 +7608,7 @@
       <w:rPr>
         <w:b/>
         <w:bCs/>
-        <w:color w:val="FFFFFF" w:themeColor="background1"/>
+        <w:color w:val="000000"/>
       </w:rPr>
       <w:tblPr/>
       <w:tcPr>
@@ -7426,7 +7714,7 @@
       <w:rPr>
         <w:b/>
         <w:bCs/>
-        <w:color w:val="FFFFFF" w:themeColor="background1"/>
+        <w:color w:val="000000"/>
       </w:rPr>
       <w:tblPr/>
       <w:tcPr>
@@ -7532,7 +7820,7 @@
       <w:rPr>
         <w:b/>
         <w:bCs/>
-        <w:color w:val="FFFFFF" w:themeColor="background1"/>
+        <w:color w:val="000000"/>
       </w:rPr>
       <w:tblPr/>
       <w:tcPr>
@@ -7638,7 +7926,7 @@
       <w:rPr>
         <w:b/>
         <w:bCs/>
-        <w:color w:val="FFFFFF" w:themeColor="background1"/>
+        <w:color w:val="000000"/>
       </w:rPr>
       <w:tblPr/>
       <w:tcPr>
@@ -7744,7 +8032,7 @@
       <w:rPr>
         <w:b/>
         <w:bCs/>
-        <w:color w:val="FFFFFF" w:themeColor="background1"/>
+        <w:color w:val="000000"/>
       </w:rPr>
       <w:tblPr/>
       <w:tcPr>
@@ -7847,7 +8135,7 @@
       <w:rPr>
         <w:b/>
         <w:bCs/>
-        <w:color w:val="FFFFFF" w:themeColor="background1"/>
+        <w:color w:val="000000"/>
       </w:rPr>
       <w:tblPr/>
       <w:tcPr>
@@ -7867,7 +8155,7 @@
         <w:spacing w:before="0" w:after="0" w:line="240" w:lineRule="auto"/>
       </w:pPr>
       <w:rPr>
-        <w:color w:val="auto"/>
+        <w:color w:val="000000"/>
       </w:rPr>
       <w:tblPr/>
       <w:tcPr>
@@ -7886,7 +8174,7 @@
       <w:rPr>
         <w:b/>
         <w:bCs/>
-        <w:color w:val="FFFFFF" w:themeColor="background1"/>
+        <w:color w:val="000000"/>
       </w:rPr>
       <w:tblPr/>
       <w:tcPr>
@@ -7905,7 +8193,7 @@
       <w:rPr>
         <w:b/>
         <w:bCs/>
-        <w:color w:val="FFFFFF" w:themeColor="background1"/>
+        <w:color w:val="000000"/>
       </w:rPr>
       <w:tblPr/>
       <w:tcPr>
@@ -7951,7 +8239,7 @@
     </w:tblStylePr>
     <w:tblStylePr w:type="nwCell">
       <w:rPr>
-        <w:color w:val="FFFFFF" w:themeColor="background1"/>
+        <w:color w:val="000000"/>
       </w:rPr>
       <w:tblPr/>
       <w:tcPr>
@@ -7996,7 +8284,7 @@
       <w:rPr>
         <w:b/>
         <w:bCs/>
-        <w:color w:val="FFFFFF" w:themeColor="background1"/>
+        <w:color w:val="000000"/>
       </w:rPr>
       <w:tblPr/>
       <w:tcPr>
@@ -8016,7 +8304,7 @@
         <w:spacing w:before="0" w:after="0" w:line="240" w:lineRule="auto"/>
       </w:pPr>
       <w:rPr>
-        <w:color w:val="auto"/>
+        <w:color w:val="000000"/>
       </w:rPr>
       <w:tblPr/>
       <w:tcPr>
@@ -8035,7 +8323,7 @@
       <w:rPr>
         <w:b/>
         <w:bCs/>
-        <w:color w:val="FFFFFF" w:themeColor="background1"/>
+        <w:color w:val="000000"/>
       </w:rPr>
       <w:tblPr/>
       <w:tcPr>
@@ -8054,7 +8342,7 @@
       <w:rPr>
         <w:b/>
         <w:bCs/>
-        <w:color w:val="FFFFFF" w:themeColor="background1"/>
+        <w:color w:val="000000"/>
       </w:rPr>
       <w:tblPr/>
       <w:tcPr>
@@ -8100,7 +8388,7 @@
     </w:tblStylePr>
     <w:tblStylePr w:type="nwCell">
       <w:rPr>
-        <w:color w:val="FFFFFF" w:themeColor="background1"/>
+        <w:color w:val="000000"/>
       </w:rPr>
       <w:tblPr/>
       <w:tcPr>
@@ -8145,7 +8433,7 @@
       <w:rPr>
         <w:b/>
         <w:bCs/>
-        <w:color w:val="FFFFFF" w:themeColor="background1"/>
+        <w:color w:val="000000"/>
       </w:rPr>
       <w:tblPr/>
       <w:tcPr>
@@ -8165,7 +8453,7 @@
         <w:spacing w:before="0" w:after="0" w:line="240" w:lineRule="auto"/>
       </w:pPr>
       <w:rPr>
-        <w:color w:val="auto"/>
+        <w:color w:val="000000"/>
       </w:rPr>
       <w:tblPr/>
       <w:tcPr>
@@ -8184,7 +8472,7 @@
       <w:rPr>
         <w:b/>
         <w:bCs/>
-        <w:color w:val="FFFFFF" w:themeColor="background1"/>
+        <w:color w:val="000000"/>
       </w:rPr>
       <w:tblPr/>
       <w:tcPr>
@@ -8203,7 +8491,7 @@
       <w:rPr>
         <w:b/>
         <w:bCs/>
-        <w:color w:val="FFFFFF" w:themeColor="background1"/>
+        <w:color w:val="000000"/>
       </w:rPr>
       <w:tblPr/>
       <w:tcPr>
@@ -8249,7 +8537,7 @@
     </w:tblStylePr>
     <w:tblStylePr w:type="nwCell">
       <w:rPr>
-        <w:color w:val="FFFFFF" w:themeColor="background1"/>
+        <w:color w:val="000000"/>
       </w:rPr>
       <w:tblPr/>
       <w:tcPr>
@@ -8294,7 +8582,7 @@
       <w:rPr>
         <w:b/>
         <w:bCs/>
-        <w:color w:val="FFFFFF" w:themeColor="background1"/>
+        <w:color w:val="000000"/>
       </w:rPr>
       <w:tblPr/>
       <w:tcPr>
@@ -8314,7 +8602,7 @@
         <w:spacing w:before="0" w:after="0" w:line="240" w:lineRule="auto"/>
       </w:pPr>
       <w:rPr>
-        <w:color w:val="auto"/>
+        <w:color w:val="000000"/>
       </w:rPr>
       <w:tblPr/>
       <w:tcPr>
@@ -8333,7 +8621,7 @@
       <w:rPr>
         <w:b/>
         <w:bCs/>
-        <w:color w:val="FFFFFF" w:themeColor="background1"/>
+        <w:color w:val="000000"/>
       </w:rPr>
       <w:tblPr/>
       <w:tcPr>
@@ -8352,7 +8640,7 @@
       <w:rPr>
         <w:b/>
         <w:bCs/>
-        <w:color w:val="FFFFFF" w:themeColor="background1"/>
+        <w:color w:val="000000"/>
       </w:rPr>
       <w:tblPr/>
       <w:tcPr>
@@ -8398,7 +8686,7 @@
     </w:tblStylePr>
     <w:tblStylePr w:type="nwCell">
       <w:rPr>
-        <w:color w:val="FFFFFF" w:themeColor="background1"/>
+        <w:color w:val="000000"/>
       </w:rPr>
       <w:tblPr/>
       <w:tcPr>
@@ -8443,7 +8731,7 @@
       <w:rPr>
         <w:b/>
         <w:bCs/>
-        <w:color w:val="FFFFFF" w:themeColor="background1"/>
+        <w:color w:val="000000"/>
       </w:rPr>
       <w:tblPr/>
       <w:tcPr>
@@ -8463,7 +8751,7 @@
         <w:spacing w:before="0" w:after="0" w:line="240" w:lineRule="auto"/>
       </w:pPr>
       <w:rPr>
-        <w:color w:val="auto"/>
+        <w:color w:val="000000"/>
       </w:rPr>
       <w:tblPr/>
       <w:tcPr>
@@ -8482,7 +8770,7 @@
       <w:rPr>
         <w:b/>
         <w:bCs/>
-        <w:color w:val="FFFFFF" w:themeColor="background1"/>
+        <w:color w:val="000000"/>
       </w:rPr>
       <w:tblPr/>
       <w:tcPr>
@@ -8501,7 +8789,7 @@
       <w:rPr>
         <w:b/>
         <w:bCs/>
-        <w:color w:val="FFFFFF" w:themeColor="background1"/>
+        <w:color w:val="000000"/>
       </w:rPr>
       <w:tblPr/>
       <w:tcPr>
@@ -8547,7 +8835,7 @@
     </w:tblStylePr>
     <w:tblStylePr w:type="nwCell">
       <w:rPr>
-        <w:color w:val="FFFFFF" w:themeColor="background1"/>
+        <w:color w:val="000000"/>
       </w:rPr>
       <w:tblPr/>
       <w:tcPr>
@@ -8592,7 +8880,7 @@
       <w:rPr>
         <w:b/>
         <w:bCs/>
-        <w:color w:val="FFFFFF" w:themeColor="background1"/>
+        <w:color w:val="000000"/>
       </w:rPr>
       <w:tblPr/>
       <w:tcPr>
@@ -8612,7 +8900,7 @@
         <w:spacing w:before="0" w:after="0" w:line="240" w:lineRule="auto"/>
       </w:pPr>
       <w:rPr>
-        <w:color w:val="auto"/>
+        <w:color w:val="000000"/>
       </w:rPr>
       <w:tblPr/>
       <w:tcPr>
@@ -8631,7 +8919,7 @@
       <w:rPr>
         <w:b/>
         <w:bCs/>
-        <w:color w:val="FFFFFF" w:themeColor="background1"/>
+        <w:color w:val="000000"/>
       </w:rPr>
       <w:tblPr/>
       <w:tcPr>
@@ -8650,7 +8938,7 @@
       <w:rPr>
         <w:b/>
         <w:bCs/>
-        <w:color w:val="FFFFFF" w:themeColor="background1"/>
+        <w:color w:val="000000"/>
       </w:rPr>
       <w:tblPr/>
       <w:tcPr>
@@ -8696,7 +8984,7 @@
     </w:tblStylePr>
     <w:tblStylePr w:type="nwCell">
       <w:rPr>
-        <w:color w:val="FFFFFF" w:themeColor="background1"/>
+        <w:color w:val="000000"/>
       </w:rPr>
       <w:tblPr/>
       <w:tcPr>
@@ -8741,7 +9029,7 @@
       <w:rPr>
         <w:b/>
         <w:bCs/>
-        <w:color w:val="FFFFFF" w:themeColor="background1"/>
+        <w:color w:val="000000"/>
       </w:rPr>
       <w:tblPr/>
       <w:tcPr>
@@ -8761,7 +9049,7 @@
         <w:spacing w:before="0" w:after="0" w:line="240" w:lineRule="auto"/>
       </w:pPr>
       <w:rPr>
-        <w:color w:val="auto"/>
+        <w:color w:val="000000"/>
       </w:rPr>
       <w:tblPr/>
       <w:tcPr>
@@ -8780,7 +9068,7 @@
       <w:rPr>
         <w:b/>
         <w:bCs/>
-        <w:color w:val="FFFFFF" w:themeColor="background1"/>
+        <w:color w:val="000000"/>
       </w:rPr>
       <w:tblPr/>
       <w:tcPr>
@@ -8799,7 +9087,7 @@
       <w:rPr>
         <w:b/>
         <w:bCs/>
-        <w:color w:val="FFFFFF" w:themeColor="background1"/>
+        <w:color w:val="000000"/>
       </w:rPr>
       <w:tblPr/>
       <w:tcPr>
@@ -8845,7 +9133,7 @@
     </w:tblStylePr>
     <w:tblStylePr w:type="nwCell">
       <w:rPr>
-        <w:color w:val="FFFFFF" w:themeColor="background1"/>
+        <w:color w:val="000000"/>
       </w:rPr>
       <w:tblPr/>
       <w:tcPr>
@@ -8869,7 +9157,7 @@
       <w:spacing w:after="0" w:line="240" w:lineRule="auto"/>
     </w:pPr>
     <w:rPr>
-      <w:color w:val="000000" w:themeColor="text1"/>
+      <w:color w:val="000000"/>
     </w:rPr>
     <w:tblPr>
       <w:tblStyleRowBandSize w:val="1"/>
@@ -8902,7 +9190,7 @@
       <w:rPr>
         <w:b/>
         <w:bCs/>
-        <w:color w:val="1F497D" w:themeColor="text2"/>
+        <w:color w:val="000000"/>
       </w:rPr>
       <w:tblPr/>
       <w:tcPr>
@@ -8953,7 +9241,7 @@
       <w:spacing w:after="0" w:line="240" w:lineRule="auto"/>
     </w:pPr>
     <w:rPr>
-      <w:color w:val="000000" w:themeColor="text1"/>
+      <w:color w:val="000000"/>
     </w:rPr>
     <w:tblPr>
       <w:tblStyleRowBandSize w:val="1"/>
@@ -8986,7 +9274,7 @@
       <w:rPr>
         <w:b/>
         <w:bCs/>
-        <w:color w:val="1F497D" w:themeColor="text2"/>
+        <w:color w:val="000000"/>
       </w:rPr>
       <w:tblPr/>
       <w:tcPr>
@@ -9037,7 +9325,7 @@
       <w:spacing w:after="0" w:line="240" w:lineRule="auto"/>
     </w:pPr>
     <w:rPr>
-      <w:color w:val="000000" w:themeColor="text1"/>
+      <w:color w:val="000000"/>
     </w:rPr>
     <w:tblPr>
       <w:tblStyleRowBandSize w:val="1"/>
@@ -9070,7 +9358,7 @@
       <w:rPr>
         <w:b/>
         <w:bCs/>
-        <w:color w:val="1F497D" w:themeColor="text2"/>
+        <w:color w:val="000000"/>
       </w:rPr>
       <w:tblPr/>
       <w:tcPr>
@@ -9121,7 +9409,7 @@
       <w:spacing w:after="0" w:line="240" w:lineRule="auto"/>
     </w:pPr>
     <w:rPr>
-      <w:color w:val="000000" w:themeColor="text1"/>
+      <w:color w:val="000000"/>
     </w:rPr>
     <w:tblPr>
       <w:tblStyleRowBandSize w:val="1"/>
@@ -9154,7 +9442,7 @@
       <w:rPr>
         <w:b/>
         <w:bCs/>
-        <w:color w:val="1F497D" w:themeColor="text2"/>
+        <w:color w:val="000000"/>
       </w:rPr>
       <w:tblPr/>
       <w:tcPr>
@@ -9205,7 +9493,7 @@
       <w:spacing w:after="0" w:line="240" w:lineRule="auto"/>
     </w:pPr>
     <w:rPr>
-      <w:color w:val="000000" w:themeColor="text1"/>
+      <w:color w:val="000000"/>
     </w:rPr>
     <w:tblPr>
       <w:tblStyleRowBandSize w:val="1"/>
@@ -9238,7 +9526,7 @@
       <w:rPr>
         <w:b/>
         <w:bCs/>
-        <w:color w:val="1F497D" w:themeColor="text2"/>
+        <w:color w:val="000000"/>
       </w:rPr>
       <w:tblPr/>
       <w:tcPr>
@@ -9289,7 +9577,7 @@
       <w:spacing w:after="0" w:line="240" w:lineRule="auto"/>
     </w:pPr>
     <w:rPr>
-      <w:color w:val="000000" w:themeColor="text1"/>
+      <w:color w:val="000000"/>
     </w:rPr>
     <w:tblPr>
       <w:tblStyleRowBandSize w:val="1"/>
@@ -9322,7 +9610,7 @@
       <w:rPr>
         <w:b/>
         <w:bCs/>
-        <w:color w:val="1F497D" w:themeColor="text2"/>
+        <w:color w:val="000000"/>
       </w:rPr>
       <w:tblPr/>
       <w:tcPr>
@@ -9373,7 +9661,7 @@
       <w:spacing w:after="0" w:line="240" w:lineRule="auto"/>
     </w:pPr>
     <w:rPr>
-      <w:color w:val="000000" w:themeColor="text1"/>
+      <w:color w:val="000000"/>
     </w:rPr>
     <w:tblPr>
       <w:tblStyleRowBandSize w:val="1"/>
@@ -9406,7 +9694,7 @@
       <w:rPr>
         <w:b/>
         <w:bCs/>
-        <w:color w:val="1F497D" w:themeColor="text2"/>
+        <w:color w:val="000000"/>
       </w:rPr>
       <w:tblPr/>
       <w:tcPr>
@@ -9458,7 +9746,7 @@
     </w:pPr>
     <w:rPr>
       <w:rFonts w:asciiTheme="majorHAnsi" w:eastAsiaTheme="majorEastAsia" w:hAnsiTheme="majorHAnsi" w:cstheme="majorBidi"/>
-      <w:color w:val="000000" w:themeColor="text1"/>
+      <w:color w:val="000000"/>
     </w:rPr>
     <w:tblPr>
       <w:tblStyleRowBandSize w:val="1"/>
@@ -9586,7 +9874,7 @@
     </w:pPr>
     <w:rPr>
       <w:rFonts w:asciiTheme="majorHAnsi" w:eastAsiaTheme="majorEastAsia" w:hAnsiTheme="majorHAnsi" w:cstheme="majorBidi"/>
-      <w:color w:val="000000" w:themeColor="text1"/>
+      <w:color w:val="000000"/>
     </w:rPr>
     <w:tblPr>
       <w:tblStyleRowBandSize w:val="1"/>
@@ -9714,7 +10002,7 @@
     </w:pPr>
     <w:rPr>
       <w:rFonts w:asciiTheme="majorHAnsi" w:eastAsiaTheme="majorEastAsia" w:hAnsiTheme="majorHAnsi" w:cstheme="majorBidi"/>
-      <w:color w:val="000000" w:themeColor="text1"/>
+      <w:color w:val="000000"/>
     </w:rPr>
     <w:tblPr>
       <w:tblStyleRowBandSize w:val="1"/>
@@ -9842,7 +10130,7 @@
     </w:pPr>
     <w:rPr>
       <w:rFonts w:asciiTheme="majorHAnsi" w:eastAsiaTheme="majorEastAsia" w:hAnsiTheme="majorHAnsi" w:cstheme="majorBidi"/>
-      <w:color w:val="000000" w:themeColor="text1"/>
+      <w:color w:val="000000"/>
     </w:rPr>
     <w:tblPr>
       <w:tblStyleRowBandSize w:val="1"/>
@@ -9970,7 +10258,7 @@
     </w:pPr>
     <w:rPr>
       <w:rFonts w:asciiTheme="majorHAnsi" w:eastAsiaTheme="majorEastAsia" w:hAnsiTheme="majorHAnsi" w:cstheme="majorBidi"/>
-      <w:color w:val="000000" w:themeColor="text1"/>
+      <w:color w:val="000000"/>
     </w:rPr>
     <w:tblPr>
       <w:tblStyleRowBandSize w:val="1"/>
@@ -10098,7 +10386,7 @@
     </w:pPr>
     <w:rPr>
       <w:rFonts w:asciiTheme="majorHAnsi" w:eastAsiaTheme="majorEastAsia" w:hAnsiTheme="majorHAnsi" w:cstheme="majorBidi"/>
-      <w:color w:val="000000" w:themeColor="text1"/>
+      <w:color w:val="000000"/>
     </w:rPr>
     <w:tblPr>
       <w:tblStyleRowBandSize w:val="1"/>
@@ -10226,7 +10514,7 @@
     </w:pPr>
     <w:rPr>
       <w:rFonts w:asciiTheme="majorHAnsi" w:eastAsiaTheme="majorEastAsia" w:hAnsiTheme="majorHAnsi" w:cstheme="majorBidi"/>
-      <w:color w:val="000000" w:themeColor="text1"/>
+      <w:color w:val="000000"/>
     </w:rPr>
     <w:tblPr>
       <w:tblStyleRowBandSize w:val="1"/>
@@ -10865,7 +11153,7 @@
     </w:pPr>
     <w:rPr>
       <w:rFonts w:asciiTheme="majorHAnsi" w:eastAsiaTheme="majorEastAsia" w:hAnsiTheme="majorHAnsi" w:cstheme="majorBidi"/>
-      <w:color w:val="000000" w:themeColor="text1"/>
+      <w:color w:val="000000"/>
     </w:rPr>
     <w:tblPr>
       <w:tblStyleRowBandSize w:val="1"/>
@@ -10893,7 +11181,7 @@
       <w:rPr>
         <w:b/>
         <w:bCs/>
-        <w:color w:val="000000" w:themeColor="text1"/>
+        <w:color w:val="000000"/>
       </w:rPr>
       <w:tblPr/>
       <w:tcPr>
@@ -10904,7 +11192,7 @@
       <w:rPr>
         <w:b/>
         <w:bCs/>
-        <w:color w:val="000000" w:themeColor="text1"/>
+        <w:color w:val="000000"/>
       </w:rPr>
       <w:tblPr/>
       <w:tcPr>
@@ -10923,7 +11211,7 @@
       <w:rPr>
         <w:b/>
         <w:bCs/>
-        <w:color w:val="000000" w:themeColor="text1"/>
+        <w:color w:val="000000"/>
       </w:rPr>
       <w:tblPr/>
       <w:tcPr>
@@ -10942,7 +11230,7 @@
       <w:rPr>
         <w:b w:val="0"/>
         <w:bCs w:val="0"/>
-        <w:color w:val="000000" w:themeColor="text1"/>
+        <w:color w:val="000000"/>
       </w:rPr>
       <w:tblPr/>
       <w:tcPr>
@@ -10990,7 +11278,7 @@
     </w:pPr>
     <w:rPr>
       <w:rFonts w:asciiTheme="majorHAnsi" w:eastAsiaTheme="majorEastAsia" w:hAnsiTheme="majorHAnsi" w:cstheme="majorBidi"/>
-      <w:color w:val="000000" w:themeColor="text1"/>
+      <w:color w:val="000000"/>
     </w:rPr>
     <w:tblPr>
       <w:tblStyleRowBandSize w:val="1"/>
@@ -11018,7 +11306,7 @@
       <w:rPr>
         <w:b/>
         <w:bCs/>
-        <w:color w:val="000000" w:themeColor="text1"/>
+        <w:color w:val="000000"/>
       </w:rPr>
       <w:tblPr/>
       <w:tcPr>
@@ -11029,7 +11317,7 @@
       <w:rPr>
         <w:b/>
         <w:bCs/>
-        <w:color w:val="000000" w:themeColor="text1"/>
+        <w:color w:val="000000"/>
       </w:rPr>
       <w:tblPr/>
       <w:tcPr>
@@ -11048,7 +11336,7 @@
       <w:rPr>
         <w:b/>
         <w:bCs/>
-        <w:color w:val="000000" w:themeColor="text1"/>
+        <w:color w:val="000000"/>
       </w:rPr>
       <w:tblPr/>
       <w:tcPr>
@@ -11067,7 +11355,7 @@
       <w:rPr>
         <w:b w:val="0"/>
         <w:bCs w:val="0"/>
-        <w:color w:val="000000" w:themeColor="text1"/>
+        <w:color w:val="000000"/>
       </w:rPr>
       <w:tblPr/>
       <w:tcPr>
@@ -11115,7 +11403,7 @@
     </w:pPr>
     <w:rPr>
       <w:rFonts w:asciiTheme="majorHAnsi" w:eastAsiaTheme="majorEastAsia" w:hAnsiTheme="majorHAnsi" w:cstheme="majorBidi"/>
-      <w:color w:val="000000" w:themeColor="text1"/>
+      <w:color w:val="000000"/>
     </w:rPr>
     <w:tblPr>
       <w:tblStyleRowBandSize w:val="1"/>
@@ -11143,7 +11431,7 @@
       <w:rPr>
         <w:b/>
         <w:bCs/>
-        <w:color w:val="000000" w:themeColor="text1"/>
+        <w:color w:val="000000"/>
       </w:rPr>
       <w:tblPr/>
       <w:tcPr>
@@ -11154,7 +11442,7 @@
       <w:rPr>
         <w:b/>
         <w:bCs/>
-        <w:color w:val="000000" w:themeColor="text1"/>
+        <w:color w:val="000000"/>
       </w:rPr>
       <w:tblPr/>
       <w:tcPr>
@@ -11173,7 +11461,7 @@
       <w:rPr>
         <w:b/>
         <w:bCs/>
-        <w:color w:val="000000" w:themeColor="text1"/>
+        <w:color w:val="000000"/>
       </w:rPr>
       <w:tblPr/>
       <w:tcPr>
@@ -11192,7 +11480,7 @@
       <w:rPr>
         <w:b w:val="0"/>
         <w:bCs w:val="0"/>
-        <w:color w:val="000000" w:themeColor="text1"/>
+        <w:color w:val="000000"/>
       </w:rPr>
       <w:tblPr/>
       <w:tcPr>
@@ -11240,7 +11528,7 @@
     </w:pPr>
     <w:rPr>
       <w:rFonts w:asciiTheme="majorHAnsi" w:eastAsiaTheme="majorEastAsia" w:hAnsiTheme="majorHAnsi" w:cstheme="majorBidi"/>
-      <w:color w:val="000000" w:themeColor="text1"/>
+      <w:color w:val="000000"/>
     </w:rPr>
     <w:tblPr>
       <w:tblStyleRowBandSize w:val="1"/>
@@ -11268,7 +11556,7 @@
       <w:rPr>
         <w:b/>
         <w:bCs/>
-        <w:color w:val="000000" w:themeColor="text1"/>
+        <w:color w:val="000000"/>
       </w:rPr>
       <w:tblPr/>
       <w:tcPr>
@@ -11279,7 +11567,7 @@
       <w:rPr>
         <w:b/>
         <w:bCs/>
-        <w:color w:val="000000" w:themeColor="text1"/>
+        <w:color w:val="000000"/>
       </w:rPr>
       <w:tblPr/>
       <w:tcPr>
@@ -11298,7 +11586,7 @@
       <w:rPr>
         <w:b/>
         <w:bCs/>
-        <w:color w:val="000000" w:themeColor="text1"/>
+        <w:color w:val="000000"/>
       </w:rPr>
       <w:tblPr/>
       <w:tcPr>
@@ -11317,7 +11605,7 @@
       <w:rPr>
         <w:b w:val="0"/>
         <w:bCs w:val="0"/>
-        <w:color w:val="000000" w:themeColor="text1"/>
+        <w:color w:val="000000"/>
       </w:rPr>
       <w:tblPr/>
       <w:tcPr>
@@ -11365,7 +11653,7 @@
     </w:pPr>
     <w:rPr>
       <w:rFonts w:asciiTheme="majorHAnsi" w:eastAsiaTheme="majorEastAsia" w:hAnsiTheme="majorHAnsi" w:cstheme="majorBidi"/>
-      <w:color w:val="000000" w:themeColor="text1"/>
+      <w:color w:val="000000"/>
     </w:rPr>
     <w:tblPr>
       <w:tblStyleRowBandSize w:val="1"/>
@@ -11393,7 +11681,7 @@
       <w:rPr>
         <w:b/>
         <w:bCs/>
-        <w:color w:val="000000" w:themeColor="text1"/>
+        <w:color w:val="000000"/>
       </w:rPr>
       <w:tblPr/>
       <w:tcPr>
@@ -11404,7 +11692,7 @@
       <w:rPr>
         <w:b/>
         <w:bCs/>
-        <w:color w:val="000000" w:themeColor="text1"/>
+        <w:color w:val="000000"/>
       </w:rPr>
       <w:tblPr/>
       <w:tcPr>
@@ -11423,7 +11711,7 @@
       <w:rPr>
         <w:b/>
         <w:bCs/>
-        <w:color w:val="000000" w:themeColor="text1"/>
+        <w:color w:val="000000"/>
       </w:rPr>
       <w:tblPr/>
       <w:tcPr>
@@ -11442,7 +11730,7 @@
       <w:rPr>
         <w:b w:val="0"/>
         <w:bCs w:val="0"/>
-        <w:color w:val="000000" w:themeColor="text1"/>
+        <w:color w:val="000000"/>
       </w:rPr>
       <w:tblPr/>
       <w:tcPr>
@@ -11490,7 +11778,7 @@
     </w:pPr>
     <w:rPr>
       <w:rFonts w:asciiTheme="majorHAnsi" w:eastAsiaTheme="majorEastAsia" w:hAnsiTheme="majorHAnsi" w:cstheme="majorBidi"/>
-      <w:color w:val="000000" w:themeColor="text1"/>
+      <w:color w:val="000000"/>
     </w:rPr>
     <w:tblPr>
       <w:tblStyleRowBandSize w:val="1"/>
@@ -11518,7 +11806,7 @@
       <w:rPr>
         <w:b/>
         <w:bCs/>
-        <w:color w:val="000000" w:themeColor="text1"/>
+        <w:color w:val="000000"/>
       </w:rPr>
       <w:tblPr/>
       <w:tcPr>
@@ -11529,7 +11817,7 @@
       <w:rPr>
         <w:b/>
         <w:bCs/>
-        <w:color w:val="000000" w:themeColor="text1"/>
+        <w:color w:val="000000"/>
       </w:rPr>
       <w:tblPr/>
       <w:tcPr>
@@ -11548,7 +11836,7 @@
       <w:rPr>
         <w:b/>
         <w:bCs/>
-        <w:color w:val="000000" w:themeColor="text1"/>
+        <w:color w:val="000000"/>
       </w:rPr>
       <w:tblPr/>
       <w:tcPr>
@@ -11567,7 +11855,7 @@
       <w:rPr>
         <w:b w:val="0"/>
         <w:bCs w:val="0"/>
-        <w:color w:val="000000" w:themeColor="text1"/>
+        <w:color w:val="000000"/>
       </w:rPr>
       <w:tblPr/>
       <w:tcPr>
@@ -11615,7 +11903,7 @@
     </w:pPr>
     <w:rPr>
       <w:rFonts w:asciiTheme="majorHAnsi" w:eastAsiaTheme="majorEastAsia" w:hAnsiTheme="majorHAnsi" w:cstheme="majorBidi"/>
-      <w:color w:val="000000" w:themeColor="text1"/>
+      <w:color w:val="000000"/>
     </w:rPr>
     <w:tblPr>
       <w:tblStyleRowBandSize w:val="1"/>
@@ -11643,7 +11931,7 @@
       <w:rPr>
         <w:b/>
         <w:bCs/>
-        <w:color w:val="000000" w:themeColor="text1"/>
+        <w:color w:val="000000"/>
       </w:rPr>
       <w:tblPr/>
       <w:tcPr>
@@ -11654,7 +11942,7 @@
       <w:rPr>
         <w:b/>
         <w:bCs/>
-        <w:color w:val="000000" w:themeColor="text1"/>
+        <w:color w:val="000000"/>
       </w:rPr>
       <w:tblPr/>
       <w:tcPr>
@@ -11673,7 +11961,7 @@
       <w:rPr>
         <w:b/>
         <w:bCs/>
-        <w:color w:val="000000" w:themeColor="text1"/>
+        <w:color w:val="000000"/>
       </w:rPr>
       <w:tblPr/>
       <w:tcPr>
@@ -11692,7 +11980,7 @@
       <w:rPr>
         <w:b w:val="0"/>
         <w:bCs w:val="0"/>
-        <w:color w:val="000000" w:themeColor="text1"/>
+        <w:color w:val="000000"/>
       </w:rPr>
       <w:tblPr/>
       <w:tcPr>
@@ -11766,7 +12054,7 @@
         <w:bCs/>
         <w:i w:val="0"/>
         <w:iCs w:val="0"/>
-        <w:color w:val="FFFFFF" w:themeColor="background1"/>
+        <w:color w:val="000000"/>
       </w:rPr>
       <w:tblPr/>
       <w:tcPr>
@@ -11787,7 +12075,7 @@
         <w:bCs/>
         <w:i w:val="0"/>
         <w:iCs w:val="0"/>
-        <w:color w:val="FFFFFF" w:themeColor="background1"/>
+        <w:color w:val="000000"/>
       </w:rPr>
       <w:tblPr/>
       <w:tcPr>
@@ -11808,7 +12096,7 @@
         <w:bCs/>
         <w:i w:val="0"/>
         <w:iCs w:val="0"/>
-        <w:color w:val="FFFFFF" w:themeColor="background1"/>
+        <w:color w:val="000000"/>
       </w:rPr>
       <w:tblPr/>
       <w:tcPr>
@@ -11827,7 +12115,7 @@
         <w:bCs/>
         <w:i w:val="0"/>
         <w:iCs w:val="0"/>
-        <w:color w:val="FFFFFF" w:themeColor="background1"/>
+        <w:color w:val="000000"/>
       </w:rPr>
       <w:tblPr/>
       <w:tcPr>
@@ -11907,7 +12195,7 @@
         <w:bCs/>
         <w:i w:val="0"/>
         <w:iCs w:val="0"/>
-        <w:color w:val="FFFFFF" w:themeColor="background1"/>
+        <w:color w:val="000000"/>
       </w:rPr>
       <w:tblPr/>
       <w:tcPr>
@@ -11928,7 +12216,7 @@
         <w:bCs/>
         <w:i w:val="0"/>
         <w:iCs w:val="0"/>
-        <w:color w:val="FFFFFF" w:themeColor="background1"/>
+        <w:color w:val="000000"/>
       </w:rPr>
       <w:tblPr/>
       <w:tcPr>
@@ -11949,7 +12237,7 @@
         <w:bCs/>
         <w:i w:val="0"/>
         <w:iCs w:val="0"/>
-        <w:color w:val="FFFFFF" w:themeColor="background1"/>
+        <w:color w:val="000000"/>
       </w:rPr>
       <w:tblPr/>
       <w:tcPr>
@@ -11968,7 +12256,7 @@
         <w:bCs/>
         <w:i w:val="0"/>
         <w:iCs w:val="0"/>
-        <w:color w:val="FFFFFF" w:themeColor="background1"/>
+        <w:color w:val="000000"/>
       </w:rPr>
       <w:tblPr/>
       <w:tcPr>
@@ -12048,7 +12336,7 @@
         <w:bCs/>
         <w:i w:val="0"/>
         <w:iCs w:val="0"/>
-        <w:color w:val="FFFFFF" w:themeColor="background1"/>
+        <w:color w:val="000000"/>
       </w:rPr>
       <w:tblPr/>
       <w:tcPr>
@@ -12069,7 +12357,7 @@
         <w:bCs/>
         <w:i w:val="0"/>
         <w:iCs w:val="0"/>
-        <w:color w:val="FFFFFF" w:themeColor="background1"/>
+        <w:color w:val="000000"/>
       </w:rPr>
       <w:tblPr/>
       <w:tcPr>
@@ -12090,7 +12378,7 @@
         <w:bCs/>
         <w:i w:val="0"/>
         <w:iCs w:val="0"/>
-        <w:color w:val="FFFFFF" w:themeColor="background1"/>
+        <w:color w:val="000000"/>
       </w:rPr>
       <w:tblPr/>
       <w:tcPr>
@@ -12109,7 +12397,7 @@
         <w:bCs/>
         <w:i w:val="0"/>
         <w:iCs w:val="0"/>
-        <w:color w:val="FFFFFF" w:themeColor="background1"/>
+        <w:color w:val="000000"/>
       </w:rPr>
       <w:tblPr/>
       <w:tcPr>
@@ -12189,7 +12477,7 @@
         <w:bCs/>
         <w:i w:val="0"/>
         <w:iCs w:val="0"/>
-        <w:color w:val="FFFFFF" w:themeColor="background1"/>
+        <w:color w:val="000000"/>
       </w:rPr>
       <w:tblPr/>
       <w:tcPr>
@@ -12210,7 +12498,7 @@
         <w:bCs/>
         <w:i w:val="0"/>
         <w:iCs w:val="0"/>
-        <w:color w:val="FFFFFF" w:themeColor="background1"/>
+        <w:color w:val="000000"/>
       </w:rPr>
       <w:tblPr/>
       <w:tcPr>
@@ -12231,7 +12519,7 @@
         <w:bCs/>
         <w:i w:val="0"/>
         <w:iCs w:val="0"/>
-        <w:color w:val="FFFFFF" w:themeColor="background1"/>
+        <w:color w:val="000000"/>
       </w:rPr>
       <w:tblPr/>
       <w:tcPr>
@@ -12250,7 +12538,7 @@
         <w:bCs/>
         <w:i w:val="0"/>
         <w:iCs w:val="0"/>
-        <w:color w:val="FFFFFF" w:themeColor="background1"/>
+        <w:color w:val="000000"/>
       </w:rPr>
       <w:tblPr/>
       <w:tcPr>
@@ -12330,7 +12618,7 @@
         <w:bCs/>
         <w:i w:val="0"/>
         <w:iCs w:val="0"/>
-        <w:color w:val="FFFFFF" w:themeColor="background1"/>
+        <w:color w:val="000000"/>
       </w:rPr>
       <w:tblPr/>
       <w:tcPr>
@@ -12351,7 +12639,7 @@
         <w:bCs/>
         <w:i w:val="0"/>
         <w:iCs w:val="0"/>
-        <w:color w:val="FFFFFF" w:themeColor="background1"/>
+        <w:color w:val="000000"/>
       </w:rPr>
       <w:tblPr/>
       <w:tcPr>
@@ -12372,7 +12660,7 @@
         <w:bCs/>
         <w:i w:val="0"/>
         <w:iCs w:val="0"/>
-        <w:color w:val="FFFFFF" w:themeColor="background1"/>
+        <w:color w:val="000000"/>
       </w:rPr>
       <w:tblPr/>
       <w:tcPr>
@@ -12391,7 +12679,7 @@
         <w:bCs/>
         <w:i w:val="0"/>
         <w:iCs w:val="0"/>
-        <w:color w:val="FFFFFF" w:themeColor="background1"/>
+        <w:color w:val="000000"/>
       </w:rPr>
       <w:tblPr/>
       <w:tcPr>
@@ -12471,7 +12759,7 @@
         <w:bCs/>
         <w:i w:val="0"/>
         <w:iCs w:val="0"/>
-        <w:color w:val="FFFFFF" w:themeColor="background1"/>
+        <w:color w:val="000000"/>
       </w:rPr>
       <w:tblPr/>
       <w:tcPr>
@@ -12492,7 +12780,7 @@
         <w:bCs/>
         <w:i w:val="0"/>
         <w:iCs w:val="0"/>
-        <w:color w:val="FFFFFF" w:themeColor="background1"/>
+        <w:color w:val="000000"/>
       </w:rPr>
       <w:tblPr/>
       <w:tcPr>
@@ -12513,7 +12801,7 @@
         <w:bCs/>
         <w:i w:val="0"/>
         <w:iCs w:val="0"/>
-        <w:color w:val="FFFFFF" w:themeColor="background1"/>
+        <w:color w:val="000000"/>
       </w:rPr>
       <w:tblPr/>
       <w:tcPr>
@@ -12532,7 +12820,7 @@
         <w:bCs/>
         <w:i w:val="0"/>
         <w:iCs w:val="0"/>
-        <w:color w:val="FFFFFF" w:themeColor="background1"/>
+        <w:color w:val="000000"/>
       </w:rPr>
       <w:tblPr/>
       <w:tcPr>
@@ -12612,7 +12900,7 @@
         <w:bCs/>
         <w:i w:val="0"/>
         <w:iCs w:val="0"/>
-        <w:color w:val="FFFFFF" w:themeColor="background1"/>
+        <w:color w:val="000000"/>
       </w:rPr>
       <w:tblPr/>
       <w:tcPr>
@@ -12633,7 +12921,7 @@
         <w:bCs/>
         <w:i w:val="0"/>
         <w:iCs w:val="0"/>
-        <w:color w:val="FFFFFF" w:themeColor="background1"/>
+        <w:color w:val="000000"/>
       </w:rPr>
       <w:tblPr/>
       <w:tcPr>
@@ -12654,7 +12942,7 @@
         <w:bCs/>
         <w:i w:val="0"/>
         <w:iCs w:val="0"/>
-        <w:color w:val="FFFFFF" w:themeColor="background1"/>
+        <w:color w:val="000000"/>
       </w:rPr>
       <w:tblPr/>
       <w:tcPr>
@@ -12673,7 +12961,7 @@
         <w:bCs/>
         <w:i w:val="0"/>
         <w:iCs w:val="0"/>
-        <w:color w:val="FFFFFF" w:themeColor="background1"/>
+        <w:color w:val="000000"/>
       </w:rPr>
       <w:tblPr/>
       <w:tcPr>
@@ -12726,7 +13014,7 @@
       <w:spacing w:after="0" w:line="240" w:lineRule="auto"/>
     </w:pPr>
     <w:rPr>
-      <w:color w:val="FFFFFF" w:themeColor="background1"/>
+      <w:color w:val="000000"/>
     </w:rPr>
     <w:tblPr>
       <w:tblStyleRowBandSize w:val="1"/>
@@ -12840,7 +13128,7 @@
       <w:spacing w:after="0" w:line="240" w:lineRule="auto"/>
     </w:pPr>
     <w:rPr>
-      <w:color w:val="FFFFFF" w:themeColor="background1"/>
+      <w:color w:val="000000"/>
     </w:rPr>
     <w:tblPr>
       <w:tblStyleRowBandSize w:val="1"/>
@@ -12954,7 +13242,7 @@
       <w:spacing w:after="0" w:line="240" w:lineRule="auto"/>
     </w:pPr>
     <w:rPr>
-      <w:color w:val="FFFFFF" w:themeColor="background1"/>
+      <w:color w:val="000000"/>
     </w:rPr>
     <w:tblPr>
       <w:tblStyleRowBandSize w:val="1"/>
@@ -13068,7 +13356,7 @@
       <w:spacing w:after="0" w:line="240" w:lineRule="auto"/>
     </w:pPr>
     <w:rPr>
-      <w:color w:val="FFFFFF" w:themeColor="background1"/>
+      <w:color w:val="000000"/>
     </w:rPr>
     <w:tblPr>
       <w:tblStyleRowBandSize w:val="1"/>
@@ -13182,7 +13470,7 @@
       <w:spacing w:after="0" w:line="240" w:lineRule="auto"/>
     </w:pPr>
     <w:rPr>
-      <w:color w:val="FFFFFF" w:themeColor="background1"/>
+      <w:color w:val="000000"/>
     </w:rPr>
     <w:tblPr>
       <w:tblStyleRowBandSize w:val="1"/>
@@ -13296,7 +13584,7 @@
       <w:spacing w:after="0" w:line="240" w:lineRule="auto"/>
     </w:pPr>
     <w:rPr>
-      <w:color w:val="FFFFFF" w:themeColor="background1"/>
+      <w:color w:val="000000"/>
     </w:rPr>
     <w:tblPr>
       <w:tblStyleRowBandSize w:val="1"/>
@@ -13410,7 +13698,7 @@
       <w:spacing w:after="0" w:line="240" w:lineRule="auto"/>
     </w:pPr>
     <w:rPr>
-      <w:color w:val="FFFFFF" w:themeColor="background1"/>
+      <w:color w:val="000000"/>
     </w:rPr>
     <w:tblPr>
       <w:tblStyleRowBandSize w:val="1"/>
@@ -13524,7 +13812,7 @@
       <w:spacing w:after="0" w:line="240" w:lineRule="auto"/>
     </w:pPr>
     <w:rPr>
-      <w:color w:val="000000" w:themeColor="text1"/>
+      <w:color w:val="000000"/>
     </w:rPr>
     <w:tblPr>
       <w:tblStyleRowBandSize w:val="1"/>
@@ -13570,7 +13858,7 @@
       <w:rPr>
         <w:b/>
         <w:bCs/>
-        <w:color w:val="FFFFFF" w:themeColor="background1"/>
+        <w:color w:val="000000"/>
       </w:rPr>
       <w:tblPr/>
       <w:tcPr>
@@ -13582,7 +13870,7 @@
     </w:tblStylePr>
     <w:tblStylePr w:type="firstCol">
       <w:rPr>
-        <w:color w:val="FFFFFF" w:themeColor="background1"/>
+        <w:color w:val="000000"/>
       </w:rPr>
       <w:tblPr/>
       <w:tcPr>
@@ -13599,7 +13887,7 @@
     </w:tblStylePr>
     <w:tblStylePr w:type="lastCol">
       <w:rPr>
-        <w:color w:val="FFFFFF" w:themeColor="background1"/>
+        <w:color w:val="000000"/>
       </w:rPr>
       <w:tblPr/>
       <w:tcPr>
@@ -13628,12 +13916,12 @@
     </w:tblStylePr>
     <w:tblStylePr w:type="neCell">
       <w:rPr>
-        <w:color w:val="000000" w:themeColor="text1"/>
+        <w:color w:val="000000"/>
       </w:rPr>
     </w:tblStylePr>
     <w:tblStylePr w:type="nwCell">
       <w:rPr>
-        <w:color w:val="000000" w:themeColor="text1"/>
+        <w:color w:val="000000"/>
       </w:rPr>
     </w:tblStylePr>
   </w:style>
@@ -13646,7 +13934,7 @@
       <w:spacing w:after="0" w:line="240" w:lineRule="auto"/>
     </w:pPr>
     <w:rPr>
-      <w:color w:val="000000" w:themeColor="text1"/>
+      <w:color w:val="000000"/>
     </w:rPr>
     <w:tblPr>
       <w:tblStyleRowBandSize w:val="1"/>
@@ -13692,7 +13980,7 @@
       <w:rPr>
         <w:b/>
         <w:bCs/>
-        <w:color w:val="FFFFFF" w:themeColor="background1"/>
+        <w:color w:val="000000"/>
       </w:rPr>
       <w:tblPr/>
       <w:tcPr>
@@ -13704,7 +13992,7 @@
     </w:tblStylePr>
     <w:tblStylePr w:type="firstCol">
       <w:rPr>
-        <w:color w:val="FFFFFF" w:themeColor="background1"/>
+        <w:color w:val="000000"/>
       </w:rPr>
       <w:tblPr/>
       <w:tcPr>
@@ -13721,7 +14009,7 @@
     </w:tblStylePr>
     <w:tblStylePr w:type="lastCol">
       <w:rPr>
-        <w:color w:val="FFFFFF" w:themeColor="background1"/>
+        <w:color w:val="000000"/>
       </w:rPr>
       <w:tblPr/>
       <w:tcPr>
@@ -13750,12 +14038,12 @@
     </w:tblStylePr>
     <w:tblStylePr w:type="neCell">
       <w:rPr>
-        <w:color w:val="000000" w:themeColor="text1"/>
+        <w:color w:val="000000"/>
       </w:rPr>
     </w:tblStylePr>
     <w:tblStylePr w:type="nwCell">
       <w:rPr>
-        <w:color w:val="000000" w:themeColor="text1"/>
+        <w:color w:val="000000"/>
       </w:rPr>
     </w:tblStylePr>
   </w:style>
@@ -13768,7 +14056,7 @@
       <w:spacing w:after="0" w:line="240" w:lineRule="auto"/>
     </w:pPr>
     <w:rPr>
-      <w:color w:val="000000" w:themeColor="text1"/>
+      <w:color w:val="000000"/>
     </w:rPr>
     <w:tblPr>
       <w:tblStyleRowBandSize w:val="1"/>
@@ -13814,7 +14102,7 @@
       <w:rPr>
         <w:b/>
         <w:bCs/>
-        <w:color w:val="FFFFFF" w:themeColor="background1"/>
+        <w:color w:val="000000"/>
       </w:rPr>
       <w:tblPr/>
       <w:tcPr>
@@ -13826,7 +14114,7 @@
     </w:tblStylePr>
     <w:tblStylePr w:type="firstCol">
       <w:rPr>
-        <w:color w:val="FFFFFF" w:themeColor="background1"/>
+        <w:color w:val="000000"/>
       </w:rPr>
       <w:tblPr/>
       <w:tcPr>
@@ -13843,7 +14131,7 @@
     </w:tblStylePr>
     <w:tblStylePr w:type="lastCol">
       <w:rPr>
-        <w:color w:val="FFFFFF" w:themeColor="background1"/>
+        <w:color w:val="000000"/>
       </w:rPr>
       <w:tblPr/>
       <w:tcPr>
@@ -13872,12 +14160,12 @@
     </w:tblStylePr>
     <w:tblStylePr w:type="neCell">
       <w:rPr>
-        <w:color w:val="000000" w:themeColor="text1"/>
+        <w:color w:val="000000"/>
       </w:rPr>
     </w:tblStylePr>
     <w:tblStylePr w:type="nwCell">
       <w:rPr>
-        <w:color w:val="000000" w:themeColor="text1"/>
+        <w:color w:val="000000"/>
       </w:rPr>
     </w:tblStylePr>
   </w:style>
@@ -13890,7 +14178,7 @@
       <w:spacing w:after="0" w:line="240" w:lineRule="auto"/>
     </w:pPr>
     <w:rPr>
-      <w:color w:val="000000" w:themeColor="text1"/>
+      <w:color w:val="000000"/>
     </w:rPr>
     <w:tblPr>
       <w:tblStyleRowBandSize w:val="1"/>
@@ -13936,7 +14224,7 @@
       <w:rPr>
         <w:b/>
         <w:bCs/>
-        <w:color w:val="FFFFFF" w:themeColor="background1"/>
+        <w:color w:val="000000"/>
       </w:rPr>
       <w:tblPr/>
       <w:tcPr>
@@ -13948,7 +14236,7 @@
     </w:tblStylePr>
     <w:tblStylePr w:type="firstCol">
       <w:rPr>
-        <w:color w:val="FFFFFF" w:themeColor="background1"/>
+        <w:color w:val="000000"/>
       </w:rPr>
       <w:tblPr/>
       <w:tcPr>
@@ -13965,7 +14253,7 @@
     </w:tblStylePr>
     <w:tblStylePr w:type="lastCol">
       <w:rPr>
-        <w:color w:val="FFFFFF" w:themeColor="background1"/>
+        <w:color w:val="000000"/>
       </w:rPr>
       <w:tblPr/>
       <w:tcPr>
@@ -14002,7 +14290,7 @@
       <w:spacing w:after="0" w:line="240" w:lineRule="auto"/>
     </w:pPr>
     <w:rPr>
-      <w:color w:val="000000" w:themeColor="text1"/>
+      <w:color w:val="000000"/>
     </w:rPr>
     <w:tblPr>
       <w:tblStyleRowBandSize w:val="1"/>
@@ -14048,7 +14336,7 @@
       <w:rPr>
         <w:b/>
         <w:bCs/>
-        <w:color w:val="FFFFFF" w:themeColor="background1"/>
+        <w:color w:val="000000"/>
       </w:rPr>
       <w:tblPr/>
       <w:tcPr>
@@ -14060,7 +14348,7 @@
     </w:tblStylePr>
     <w:tblStylePr w:type="firstCol">
       <w:rPr>
-        <w:color w:val="FFFFFF" w:themeColor="background1"/>
+        <w:color w:val="000000"/>
       </w:rPr>
       <w:tblPr/>
       <w:tcPr>
@@ -14077,7 +14365,7 @@
     </w:tblStylePr>
     <w:tblStylePr w:type="lastCol">
       <w:rPr>
-        <w:color w:val="FFFFFF" w:themeColor="background1"/>
+        <w:color w:val="000000"/>
       </w:rPr>
       <w:tblPr/>
       <w:tcPr>
@@ -14106,12 +14394,12 @@
     </w:tblStylePr>
     <w:tblStylePr w:type="neCell">
       <w:rPr>
-        <w:color w:val="000000" w:themeColor="text1"/>
+        <w:color w:val="000000"/>
       </w:rPr>
     </w:tblStylePr>
     <w:tblStylePr w:type="nwCell">
       <w:rPr>
-        <w:color w:val="000000" w:themeColor="text1"/>
+        <w:color w:val="000000"/>
       </w:rPr>
     </w:tblStylePr>
   </w:style>
@@ -14124,7 +14412,7 @@
       <w:spacing w:after="0" w:line="240" w:lineRule="auto"/>
     </w:pPr>
     <w:rPr>
-      <w:color w:val="000000" w:themeColor="text1"/>
+      <w:color w:val="000000"/>
     </w:rPr>
     <w:tblPr>
       <w:tblStyleRowBandSize w:val="1"/>
@@ -14170,7 +14458,7 @@
       <w:rPr>
         <w:b/>
         <w:bCs/>
-        <w:color w:val="FFFFFF" w:themeColor="background1"/>
+        <w:color w:val="000000"/>
       </w:rPr>
       <w:tblPr/>
       <w:tcPr>
@@ -14182,7 +14470,7 @@
     </w:tblStylePr>
     <w:tblStylePr w:type="firstCol">
       <w:rPr>
-        <w:color w:val="FFFFFF" w:themeColor="background1"/>
+        <w:color w:val="000000"/>
       </w:rPr>
       <w:tblPr/>
       <w:tcPr>
@@ -14199,7 +14487,7 @@
     </w:tblStylePr>
     <w:tblStylePr w:type="lastCol">
       <w:rPr>
-        <w:color w:val="FFFFFF" w:themeColor="background1"/>
+        <w:color w:val="000000"/>
       </w:rPr>
       <w:tblPr/>
       <w:tcPr>
@@ -14228,12 +14516,12 @@
     </w:tblStylePr>
     <w:tblStylePr w:type="neCell">
       <w:rPr>
-        <w:color w:val="000000" w:themeColor="text1"/>
+        <w:color w:val="000000"/>
       </w:rPr>
     </w:tblStylePr>
     <w:tblStylePr w:type="nwCell">
       <w:rPr>
-        <w:color w:val="000000" w:themeColor="text1"/>
+        <w:color w:val="000000"/>
       </w:rPr>
     </w:tblStylePr>
   </w:style>
@@ -14246,7 +14534,7 @@
       <w:spacing w:after="0" w:line="240" w:lineRule="auto"/>
     </w:pPr>
     <w:rPr>
-      <w:color w:val="000000" w:themeColor="text1"/>
+      <w:color w:val="000000"/>
     </w:rPr>
     <w:tblPr>
       <w:tblStyleRowBandSize w:val="1"/>
@@ -14292,7 +14580,7 @@
       <w:rPr>
         <w:b/>
         <w:bCs/>
-        <w:color w:val="FFFFFF" w:themeColor="background1"/>
+        <w:color w:val="000000"/>
       </w:rPr>
       <w:tblPr/>
       <w:tcPr>
@@ -14304,7 +14592,7 @@
     </w:tblStylePr>
     <w:tblStylePr w:type="firstCol">
       <w:rPr>
-        <w:color w:val="FFFFFF" w:themeColor="background1"/>
+        <w:color w:val="000000"/>
       </w:rPr>
       <w:tblPr/>
       <w:tcPr>
@@ -14321,7 +14609,7 @@
     </w:tblStylePr>
     <w:tblStylePr w:type="lastCol">
       <w:rPr>
-        <w:color w:val="FFFFFF" w:themeColor="background1"/>
+        <w:color w:val="000000"/>
       </w:rPr>
       <w:tblPr/>
       <w:tcPr>
@@ -14350,12 +14638,12 @@
     </w:tblStylePr>
     <w:tblStylePr w:type="neCell">
       <w:rPr>
-        <w:color w:val="000000" w:themeColor="text1"/>
+        <w:color w:val="000000"/>
       </w:rPr>
     </w:tblStylePr>
     <w:tblStylePr w:type="nwCell">
       <w:rPr>
-        <w:color w:val="000000" w:themeColor="text1"/>
+        <w:color w:val="000000"/>
       </w:rPr>
     </w:tblStylePr>
   </w:style>
@@ -14368,7 +14656,7 @@
       <w:spacing w:after="0" w:line="240" w:lineRule="auto"/>
     </w:pPr>
     <w:rPr>
-      <w:color w:val="000000" w:themeColor="text1"/>
+      <w:color w:val="000000"/>
     </w:rPr>
     <w:tblPr>
       <w:tblStyleRowBandSize w:val="1"/>
@@ -14388,7 +14676,7 @@
       <w:rPr>
         <w:b/>
         <w:bCs/>
-        <w:color w:val="FFFFFF" w:themeColor="background1"/>
+        <w:color w:val="000000"/>
       </w:rPr>
       <w:tblPr/>
       <w:tcPr>
@@ -14402,7 +14690,7 @@
       <w:rPr>
         <w:b/>
         <w:bCs/>
-        <w:color w:val="9E3A38" w:themeColor="accent2" w:themeShade="CC"/>
+        <w:color w:val="000000"/>
       </w:rPr>
       <w:tblPr/>
       <w:tcPr>
@@ -14454,7 +14742,7 @@
       <w:spacing w:after="0" w:line="240" w:lineRule="auto"/>
     </w:pPr>
     <w:rPr>
-      <w:color w:val="000000" w:themeColor="text1"/>
+      <w:color w:val="000000"/>
     </w:rPr>
     <w:tblPr>
       <w:tblStyleRowBandSize w:val="1"/>
@@ -14474,7 +14762,7 @@
       <w:rPr>
         <w:b/>
         <w:bCs/>
-        <w:color w:val="FFFFFF" w:themeColor="background1"/>
+        <w:color w:val="000000"/>
       </w:rPr>
       <w:tblPr/>
       <w:tcPr>
@@ -14488,7 +14776,7 @@
       <w:rPr>
         <w:b/>
         <w:bCs/>
-        <w:color w:val="9E3A38" w:themeColor="accent2" w:themeShade="CC"/>
+        <w:color w:val="000000"/>
       </w:rPr>
       <w:tblPr/>
       <w:tcPr>
@@ -14540,7 +14828,7 @@
       <w:spacing w:after="0" w:line="240" w:lineRule="auto"/>
     </w:pPr>
     <w:rPr>
-      <w:color w:val="000000" w:themeColor="text1"/>
+      <w:color w:val="000000"/>
     </w:rPr>
     <w:tblPr>
       <w:tblStyleRowBandSize w:val="1"/>
@@ -14560,7 +14848,7 @@
       <w:rPr>
         <w:b/>
         <w:bCs/>
-        <w:color w:val="FFFFFF" w:themeColor="background1"/>
+        <w:color w:val="000000"/>
       </w:rPr>
       <w:tblPr/>
       <w:tcPr>
@@ -14574,7 +14862,7 @@
       <w:rPr>
         <w:b/>
         <w:bCs/>
-        <w:color w:val="9E3A38" w:themeColor="accent2" w:themeShade="CC"/>
+        <w:color w:val="000000"/>
       </w:rPr>
       <w:tblPr/>
       <w:tcPr>
@@ -14626,7 +14914,7 @@
       <w:spacing w:after="0" w:line="240" w:lineRule="auto"/>
     </w:pPr>
     <w:rPr>
-      <w:color w:val="000000" w:themeColor="text1"/>
+      <w:color w:val="000000"/>
     </w:rPr>
     <w:tblPr>
       <w:tblStyleRowBandSize w:val="1"/>
@@ -14646,7 +14934,7 @@
       <w:rPr>
         <w:b/>
         <w:bCs/>
-        <w:color w:val="FFFFFF" w:themeColor="background1"/>
+        <w:color w:val="000000"/>
       </w:rPr>
       <w:tblPr/>
       <w:tcPr>
@@ -14660,7 +14948,7 @@
       <w:rPr>
         <w:b/>
         <w:bCs/>
-        <w:color w:val="664E82" w:themeColor="accent4" w:themeShade="CC"/>
+        <w:color w:val="000000"/>
       </w:rPr>
       <w:tblPr/>
       <w:tcPr>
@@ -14712,7 +15000,7 @@
       <w:spacing w:after="0" w:line="240" w:lineRule="auto"/>
     </w:pPr>
     <w:rPr>
-      <w:color w:val="000000" w:themeColor="text1"/>
+      <w:color w:val="000000"/>
     </w:rPr>
     <w:tblPr>
       <w:tblStyleRowBandSize w:val="1"/>
@@ -14732,7 +15020,7 @@
       <w:rPr>
         <w:b/>
         <w:bCs/>
-        <w:color w:val="FFFFFF" w:themeColor="background1"/>
+        <w:color w:val="000000"/>
       </w:rPr>
       <w:tblPr/>
       <w:tcPr>
@@ -14746,7 +15034,7 @@
       <w:rPr>
         <w:b/>
         <w:bCs/>
-        <w:color w:val="7E9C40" w:themeColor="accent3" w:themeShade="CC"/>
+        <w:color w:val="000000"/>
       </w:rPr>
       <w:tblPr/>
       <w:tcPr>
@@ -14798,7 +15086,7 @@
       <w:spacing w:after="0" w:line="240" w:lineRule="auto"/>
     </w:pPr>
     <w:rPr>
-      <w:color w:val="000000" w:themeColor="text1"/>
+      <w:color w:val="000000"/>
     </w:rPr>
     <w:tblPr>
       <w:tblStyleRowBandSize w:val="1"/>
@@ -14818,7 +15106,7 @@
       <w:rPr>
         <w:b/>
         <w:bCs/>
-        <w:color w:val="FFFFFF" w:themeColor="background1"/>
+        <w:color w:val="000000"/>
       </w:rPr>
       <w:tblPr/>
       <w:tcPr>
@@ -14832,7 +15120,7 @@
       <w:rPr>
         <w:b/>
         <w:bCs/>
-        <w:color w:val="F2730A" w:themeColor="accent6" w:themeShade="CC"/>
+        <w:color w:val="000000"/>
       </w:rPr>
       <w:tblPr/>
       <w:tcPr>
@@ -14884,7 +15172,7 @@
       <w:spacing w:after="0" w:line="240" w:lineRule="auto"/>
     </w:pPr>
     <w:rPr>
-      <w:color w:val="000000" w:themeColor="text1"/>
+      <w:color w:val="000000"/>
     </w:rPr>
     <w:tblPr>
       <w:tblStyleRowBandSize w:val="1"/>
@@ -14904,7 +15192,7 @@
       <w:rPr>
         <w:b/>
         <w:bCs/>
-        <w:color w:val="FFFFFF" w:themeColor="background1"/>
+        <w:color w:val="000000"/>
       </w:rPr>
       <w:tblPr/>
       <w:tcPr>
@@ -14918,7 +15206,7 @@
       <w:rPr>
         <w:b/>
         <w:bCs/>
-        <w:color w:val="348DA5" w:themeColor="accent5" w:themeShade="CC"/>
+        <w:color w:val="000000"/>
       </w:rPr>
       <w:tblPr/>
       <w:tcPr>
@@ -14970,7 +15258,7 @@
       <w:spacing w:after="0" w:line="240" w:lineRule="auto"/>
     </w:pPr>
     <w:rPr>
-      <w:color w:val="000000" w:themeColor="text1"/>
+      <w:color w:val="000000"/>
     </w:rPr>
     <w:tblPr>
       <w:tblStyleRowBandSize w:val="1"/>
@@ -15003,7 +15291,7 @@
       <w:rPr>
         <w:b/>
         <w:bCs/>
-        <w:color w:val="000000" w:themeColor="text1"/>
+        <w:color w:val="000000"/>
       </w:rPr>
       <w:tblPr/>
       <w:tcPr>
@@ -15012,7 +15300,7 @@
     </w:tblStylePr>
     <w:tblStylePr w:type="firstCol">
       <w:rPr>
-        <w:color w:val="FFFFFF" w:themeColor="background1"/>
+        <w:color w:val="000000"/>
       </w:rPr>
       <w:tblPr/>
       <w:tcPr>
@@ -15021,7 +15309,7 @@
     </w:tblStylePr>
     <w:tblStylePr w:type="lastCol">
       <w:rPr>
-        <w:color w:val="FFFFFF" w:themeColor="background1"/>
+        <w:color w:val="000000"/>
       </w:rPr>
       <w:tblPr/>
       <w:tcPr>
@@ -15050,7 +15338,7 @@
       <w:spacing w:after="0" w:line="240" w:lineRule="auto"/>
     </w:pPr>
     <w:rPr>
-      <w:color w:val="000000" w:themeColor="text1"/>
+      <w:color w:val="000000"/>
     </w:rPr>
     <w:tblPr>
       <w:tblStyleRowBandSize w:val="1"/>
@@ -15083,7 +15371,7 @@
       <w:rPr>
         <w:b/>
         <w:bCs/>
-        <w:color w:val="000000" w:themeColor="text1"/>
+        <w:color w:val="000000"/>
       </w:rPr>
       <w:tblPr/>
       <w:tcPr>
@@ -15092,7 +15380,7 @@
     </w:tblStylePr>
     <w:tblStylePr w:type="firstCol">
       <w:rPr>
-        <w:color w:val="FFFFFF" w:themeColor="background1"/>
+        <w:color w:val="000000"/>
       </w:rPr>
       <w:tblPr/>
       <w:tcPr>
@@ -15101,7 +15389,7 @@
     </w:tblStylePr>
     <w:tblStylePr w:type="lastCol">
       <w:rPr>
-        <w:color w:val="FFFFFF" w:themeColor="background1"/>
+        <w:color w:val="000000"/>
       </w:rPr>
       <w:tblPr/>
       <w:tcPr>
@@ -15130,7 +15418,7 @@
       <w:spacing w:after="0" w:line="240" w:lineRule="auto"/>
     </w:pPr>
     <w:rPr>
-      <w:color w:val="000000" w:themeColor="text1"/>
+      <w:color w:val="000000"/>
     </w:rPr>
     <w:tblPr>
       <w:tblStyleRowBandSize w:val="1"/>
@@ -15163,7 +15451,7 @@
       <w:rPr>
         <w:b/>
         <w:bCs/>
-        <w:color w:val="000000" w:themeColor="text1"/>
+        <w:color w:val="000000"/>
       </w:rPr>
       <w:tblPr/>
       <w:tcPr>
@@ -15172,7 +15460,7 @@
     </w:tblStylePr>
     <w:tblStylePr w:type="firstCol">
       <w:rPr>
-        <w:color w:val="FFFFFF" w:themeColor="background1"/>
+        <w:color w:val="000000"/>
       </w:rPr>
       <w:tblPr/>
       <w:tcPr>
@@ -15181,7 +15469,7 @@
     </w:tblStylePr>
     <w:tblStylePr w:type="lastCol">
       <w:rPr>
-        <w:color w:val="FFFFFF" w:themeColor="background1"/>
+        <w:color w:val="000000"/>
       </w:rPr>
       <w:tblPr/>
       <w:tcPr>
@@ -15210,7 +15498,7 @@
       <w:spacing w:after="0" w:line="240" w:lineRule="auto"/>
     </w:pPr>
     <w:rPr>
-      <w:color w:val="000000" w:themeColor="text1"/>
+      <w:color w:val="000000"/>
     </w:rPr>
     <w:tblPr>
       <w:tblStyleRowBandSize w:val="1"/>
@@ -15243,7 +15531,7 @@
       <w:rPr>
         <w:b/>
         <w:bCs/>
-        <w:color w:val="000000" w:themeColor="text1"/>
+        <w:color w:val="000000"/>
       </w:rPr>
       <w:tblPr/>
       <w:tcPr>
@@ -15252,7 +15540,7 @@
     </w:tblStylePr>
     <w:tblStylePr w:type="firstCol">
       <w:rPr>
-        <w:color w:val="FFFFFF" w:themeColor="background1"/>
+        <w:color w:val="000000"/>
       </w:rPr>
       <w:tblPr/>
       <w:tcPr>
@@ -15261,7 +15549,7 @@
     </w:tblStylePr>
     <w:tblStylePr w:type="lastCol">
       <w:rPr>
-        <w:color w:val="FFFFFF" w:themeColor="background1"/>
+        <w:color w:val="000000"/>
       </w:rPr>
       <w:tblPr/>
       <w:tcPr>
@@ -15290,7 +15578,7 @@
       <w:spacing w:after="0" w:line="240" w:lineRule="auto"/>
     </w:pPr>
     <w:rPr>
-      <w:color w:val="000000" w:themeColor="text1"/>
+      <w:color w:val="000000"/>
     </w:rPr>
     <w:tblPr>
       <w:tblStyleRowBandSize w:val="1"/>
@@ -15323,7 +15611,7 @@
       <w:rPr>
         <w:b/>
         <w:bCs/>
-        <w:color w:val="000000" w:themeColor="text1"/>
+        <w:color w:val="000000"/>
       </w:rPr>
       <w:tblPr/>
       <w:tcPr>
@@ -15332,7 +15620,7 @@
     </w:tblStylePr>
     <w:tblStylePr w:type="firstCol">
       <w:rPr>
-        <w:color w:val="FFFFFF" w:themeColor="background1"/>
+        <w:color w:val="000000"/>
       </w:rPr>
       <w:tblPr/>
       <w:tcPr>
@@ -15341,7 +15629,7 @@
     </w:tblStylePr>
     <w:tblStylePr w:type="lastCol">
       <w:rPr>
-        <w:color w:val="FFFFFF" w:themeColor="background1"/>
+        <w:color w:val="000000"/>
       </w:rPr>
       <w:tblPr/>
       <w:tcPr>
@@ -15370,7 +15658,7 @@
       <w:spacing w:after="0" w:line="240" w:lineRule="auto"/>
     </w:pPr>
     <w:rPr>
-      <w:color w:val="000000" w:themeColor="text1"/>
+      <w:color w:val="000000"/>
     </w:rPr>
     <w:tblPr>
       <w:tblStyleRowBandSize w:val="1"/>
@@ -15403,7 +15691,7 @@
       <w:rPr>
         <w:b/>
         <w:bCs/>
-        <w:color w:val="000000" w:themeColor="text1"/>
+        <w:color w:val="000000"/>
       </w:rPr>
       <w:tblPr/>
       <w:tcPr>
@@ -15412,7 +15700,7 @@
     </w:tblStylePr>
     <w:tblStylePr w:type="firstCol">
       <w:rPr>
-        <w:color w:val="FFFFFF" w:themeColor="background1"/>
+        <w:color w:val="000000"/>
       </w:rPr>
       <w:tblPr/>
       <w:tcPr>
@@ -15421,7 +15709,7 @@
     </w:tblStylePr>
     <w:tblStylePr w:type="lastCol">
       <w:rPr>
-        <w:color w:val="FFFFFF" w:themeColor="background1"/>
+        <w:color w:val="000000"/>
       </w:rPr>
       <w:tblPr/>
       <w:tcPr>
@@ -15450,7 +15738,7 @@
       <w:spacing w:after="0" w:line="240" w:lineRule="auto"/>
     </w:pPr>
     <w:rPr>
-      <w:color w:val="000000" w:themeColor="text1"/>
+      <w:color w:val="000000"/>
     </w:rPr>
     <w:tblPr>
       <w:tblStyleRowBandSize w:val="1"/>
@@ -15483,7 +15771,7 @@
       <w:rPr>
         <w:b/>
         <w:bCs/>
-        <w:color w:val="000000" w:themeColor="text1"/>
+        <w:color w:val="000000"/>
       </w:rPr>
       <w:tblPr/>
       <w:tcPr>
@@ -15492,7 +15780,7 @@
     </w:tblStylePr>
     <w:tblStylePr w:type="firstCol">
       <w:rPr>
-        <w:color w:val="FFFFFF" w:themeColor="background1"/>
+        <w:color w:val="000000"/>
       </w:rPr>
       <w:tblPr/>
       <w:tcPr>
@@ -15501,7 +15789,7 @@
     </w:tblStylePr>
     <w:tblStylePr w:type="lastCol">
       <w:rPr>
-        <w:color w:val="FFFFFF" w:themeColor="background1"/>
+        <w:color w:val="000000"/>
       </w:rPr>
       <w:tblPr/>
       <w:tcPr>

--- a/汇报材料/Step120物流知识能力诊断与优化实验阶段报告_20260907.docx
+++ b/汇报材料/Step120物流知识能力诊断与优化实验阶段报告_20260907.docx
@@ -17,7 +17,7 @@
           <w:sz w:val="48"/>
           <w:color w:val="000000"/>
         </w:rPr>
-        <w:t>Step120物流知识能力诊断与优化实验</w:t>
+        <w:t>Step120物流知识优化实验</w:t>
       </w:r>
     </w:p>
     <w:p>
@@ -51,7 +51,7 @@
           <w:sz w:val="30"/>
           <w:color w:val="000000"/>
         </w:rPr>
-        <w:t>本阶段围绕物流知识问答增益有限的问题，依次开展 CPT 尝试与无训练根因诊断。结果显示，文本学习尚未充分转化为问答收益，知识边界、概念辨析和情景应用仍不稳定。下一阶段将从书籍 CPT 最佳候选出发开展书籍问答 SFT，并与原始 Step120 和该 CPT 候选比较，验证问答监督的增量效果。</w:t>
+        <w:t>本阶段验证物流知识专项训练的效果，明确后续优化路径。实验表明，CPT 改善了文本学习表现，问答得分小幅提升；进一步诊断将优化重点指向知识校准、概念辨析与情景应用。下一阶段拟从最佳书籍 CPT 模型开展问答 SFT，通过三模型对照验证增量效果。</w:t>
       </w:r>
     </w:p>
     <w:p>
@@ -69,7 +69,7 @@
           <w:sz w:val="40"/>
           <w:color w:val="000000"/>
         </w:rPr>
-        <w:t>一 背景与问题</w:t>
+        <w:t>一 背景与目标</w:t>
       </w:r>
     </w:p>
     <w:p>
@@ -86,7 +86,7 @@
           <w:sz w:val="30"/>
           <w:color w:val="000000"/>
         </w:rPr>
-        <w:t>本报告的 Step120 指 2026年8月25日开源数据续训后的模型，实验标识为 llin-step120-opensource-20260825-02。按训练记录，该模型先接受100步垂域轨迹 GRPO，再完成20步开源数据更新；此前训练未专门引入本轮物流书籍知识。[1]</w:t>
+        <w:t>本报告评估2026年8月25日开源数据续训后的 Step120，实验标识为 llin-step120-opensource-20260825-02。该模型完成100步垂域轨迹 GRPO 和20步开源数据训练，尚未专门学习本轮物流书籍。[1]</w:t>
       </w:r>
     </w:p>
     <w:p>
@@ -103,7 +103,7 @@
           <w:sz w:val="30"/>
           <w:color w:val="000000"/>
         </w:rPr>
-        <w:t>为检查垂域 Agent 训练是否同时带来物流知识收益，我们比较同机、同推理栈的原生 Qwen3.6-27B 与 Step120。结果均在80多分，差距不到半个百分点。[2]</w:t>
+        <w:t>在同机、同推理配置下，原生 Qwen3.6-27B 与 Step120 的物流知识评测总准确率分别为81.52%和81.88%。本阶段在此基础上验证专项知识训练的增量价值。[2]</w:t>
       </w:r>
     </w:p>
     <w:tbl>
@@ -731,7 +731,7 @@
           <w:color w:val="000000"/>
           <w:sz w:val="30"/>
         </w:rPr>
-        <w:t>注：变化按未四舍五入的原始分数计算，单位为百分点。SC-bench 的100道工具题不在本表内。主比较采用相同 BF16 精度、温度0、关闭 thinking 和严格答案集合评分。</w:t>
+        <w:t>注：变化按原始分数计算，单位为百分点。SC-bench 仅计知识题。两模型统一采用 BF16、温度0、关闭思考模式和严格答案集合评分。</w:t>
       </w:r>
     </w:p>
     <w:p>
@@ -749,7 +749,7 @@
           <w:sz w:val="32"/>
           <w:color w:val="000000"/>
         </w:rPr>
-        <w:t>问题判断</w:t>
+        <w:t>优化目标</w:t>
       </w:r>
     </w:p>
     <w:p>
@@ -766,7 +766,7 @@
           <w:sz w:val="30"/>
           <w:color w:val="000000"/>
         </w:rPr>
-        <w:t>这一结果说明，既有训练尚未形成明显的物流知识问答增益，垂域 Agent 优化没有自动转化为同等幅度的知识问答优势。Step120 共答对1369题，仍有303题答错；但仅凭总分不能判断这些错误究竟来自知识缺口、概念调用、情景应用，还是输入与评分问题。</w:t>
+        <w:t>Step120 答对1369/1672题，较原生模型净增6题，尚未达到项目设定的提升3个百分点目标。后续以303道错题为切入点，区分知识储备、知识调用、情景应用及评测输入的影响。</w:t>
       </w:r>
     </w:p>
     <w:p>
@@ -783,23 +783,7 @@
           <w:sz w:val="30"/>
           <w:color w:val="000000"/>
         </w:rPr>
-        <w:t>本轮主比较净增6题，低于项目此前设定的物流知识提升3个百分点的实用门槛。以下实验用于拆解差距，不把“80多分”直接等同于“缺知识”。</w:t>
-      </w:r>
-    </w:p>
-    <w:p>
-      <w:pPr>
-        <w:widowControl/>
-        <w:spacing w:after="0" w:line="360" w:lineRule="auto" w:before="0"/>
-        <w:ind w:firstLine="0" w:firstLineChars="0"/>
-        <w:jc w:val="both"/>
-      </w:pPr>
-      <w:r>
-        <w:rPr>
-          <w:rFonts w:ascii="Times New Roman" w:hAnsi="Times New Roman" w:eastAsia="SimSun"/>
-          <w:b w:val="0"/>
-          <w:sz w:val="12"/>
-          <w:color w:val="000000"/>
-        </w:rPr>
+        <w:t>总分用于衡量效果，错题对照用于定位原因；不能仅凭得分判断知识是否缺失。</w:t>
       </w:r>
     </w:p>
     <w:p>
@@ -817,7 +801,7 @@
           <w:sz w:val="40"/>
           <w:color w:val="000000"/>
         </w:rPr>
-        <w:t>二 探测方法与优化思路</w:t>
+        <w:t>二 诊断方法与优化思路</w:t>
       </w:r>
     </w:p>
     <w:p>
@@ -834,7 +818,7 @@
           <w:sz w:val="30"/>
           <w:color w:val="000000"/>
         </w:rPr>
-        <w:t>探测的目标是区分知识储备、知识调用与情景应用问题。整体逻辑是：发现问答增益不足，先尝试知识文本训练；当 CPT 收益有限时，再通过同一模型的无训练对照定位问题，最后据此设计书籍问答 SFT。本节说明判断方法，第四部分呈现诊断结果，第五部分明确训练路线与比较对象。</w:t>
+        <w:t>先用继续预训练（CPT）验证知识文本学习的收益，再通过固定模型的条件对照定位原因，据此设计书籍问答监督微调（SFT）。核心问题是：哪些知识需要补充，哪些需要更准确地调用和应用。</w:t>
       </w:r>
     </w:p>
     <w:p>
@@ -852,7 +836,7 @@
           <w:sz w:val="32"/>
           <w:color w:val="000000"/>
         </w:rPr>
-        <w:t>1 在同一模型上改变作答条件</w:t>
+        <w:t>1 作答条件对照</w:t>
       </w:r>
     </w:p>
     <w:p>
@@ -869,7 +853,7 @@
           <w:sz w:val="30"/>
           <w:color w:val="000000"/>
         </w:rPr>
-        <w:t>以原始 Step120 的历史错题为主要样本，并匹配少量原答对题作对照。设置原题闭卷、原题加独立教材、相关基础知识题闭卷、基础知识题加教材四个条件，每个条件重复3轮。检索不接收金答案，基础题与资料充分性分别审核；未通过的样本不强行归因。[3]</w:t>
+        <w:t>以原始 Step120 历史错题为主样本，匹配原答对题作对照。设置原题闭卷、原题加教材、基础题闭卷、基础题加教材四种条件，各重复3轮。检索不使用标准答案；基础题质量与资料充分性分别审核，仅对通过审核的样本归因。[3]</w:t>
       </w:r>
     </w:p>
     <w:p>
@@ -887,7 +871,7 @@
           <w:sz w:val="32"/>
           <w:color w:val="000000"/>
         </w:rPr>
-        <w:t>2 用补证与开放问答核查知识边界</w:t>
+        <w:t>2 资料复核与闭卷问答</w:t>
       </w:r>
     </w:p>
     <w:p>
@@ -904,7 +888,7 @@
           <w:sz w:val="30"/>
           <w:color w:val="000000"/>
         </w:rPr>
-        <w:t>对有代表性的疑难案例核查资料是否真正足够、输入是否缺图或存在选项歧义。再对同一知识点设计定义、辨析、应用问答，检查模型能否在不提供资料和选项时主动表达并使用知识。定向补证与闭卷探针用于定位原因，不改写原正式成绩。[4][5]</w:t>
+        <w:t>复核代表性案例的资料充分性、缺图和选项歧义，再围绕同一知识点设置定义、辨析、应用问答，检查模型独立作答能力。补证与闭卷诊断单独计分，不计入正式评测成绩。[4][5]</w:t>
       </w:r>
     </w:p>
     <w:p>
@@ -922,7 +906,7 @@
           <w:sz w:val="32"/>
           <w:color w:val="000000"/>
         </w:rPr>
-        <w:t>3 根据证据选择优化方向</w:t>
+        <w:t>3 优化方向判定</w:t>
       </w:r>
     </w:p>
     <w:p>
@@ -939,7 +923,7 @@
           <w:sz w:val="30"/>
           <w:color w:val="000000"/>
         </w:rPr>
-        <w:t>闭卷答错、加资料答对，提示知识补充或调用改善可能有效，但不能证明参数中完全没有知识；定义可答而应用不稳，应重点检查概念辨析、条件理解与情景映射；输入或标签有问题，应先核对评测依据。训练侧再用 CPT 与答案监督检查文本学习是否转化为问答表现，避免仅凭总分或训练 loss 判定根因。</w:t>
+        <w:t>加资料后答对，提示可改善知识补充或调用；定义可答而应用失误，重点优化概念辨析和条件判断；输入或标签异常，先复核评测依据。结合 CPT 与答案监督实验判断学习效果，避免仅凭总分或训练损失归因。</w:t>
       </w:r>
     </w:p>
     <w:p>
@@ -957,7 +941,7 @@
           <w:sz w:val="40"/>
           <w:color w:val="000000"/>
         </w:rPr>
-        <w:t>三 方案一 评测基准转语料开展CPT</w:t>
+        <w:t>三 CPT 实验与结果</w:t>
       </w:r>
     </w:p>
     <w:p>
@@ -992,7 +976,7 @@
           <w:sz w:val="30"/>
           <w:color w:val="000000"/>
         </w:rPr>
-        <w:t>为检验“把所需知识显式加入训练，是否就能提高得分”，我们将1672道评测题转成普通因果语言建模语料，并设置直接题面与改写题面两组。两组均从同一 Step120 权重独立初始化新优化器，各训练4遍、64步，再用冻结原题做三轮多数票评测。[6]</w:t>
+        <w:t>将1672道评测题转为文本训练语料，设置直接题面、改写题面两组，检验显式学习相关知识后的得分变化。两组均从原始 Step120 独立启动，各训练4遍、64步，再以冻结原题进行三轮多数票评测。[6]</w:t>
       </w:r>
     </w:p>
     <w:p>
@@ -1009,7 +993,7 @@
           <w:sz w:val="30"/>
           <w:color w:val="000000"/>
         </w:rPr>
-        <w:t>直接组保留题干和正确答案正文，去除选项字母、索引及干扰项；改写组改写题干、保留正确答案。1625题通过自动改写门禁，47题回退到原题。历史判断题保留原命题并追加真假结论，并未全部转成纠正后的正向知识陈述，这是该次制数的限制。</w:t>
+        <w:t>直接组保留题干及正确答案正文，删除选项标记和干扰项；改写组改写题干并保留答案，其中1625题通过审核、47题保留原题。判断题沿用原命题并附真假结论，未全部转为正向知识陈述。</w:t>
       </w:r>
     </w:p>
     <w:tbl>
@@ -1637,7 +1621,7 @@
           <w:sz w:val="30"/>
           <w:color w:val="000000"/>
         </w:rPr>
-        <w:t>直接组21题改对、9题改错，净增12题；改写组10题改对、6题改错，净增4题。直接组的未校正配对检验 p=0.0428，改写组 p=0.4545。准确表述是“有小幅提升，但实用增益有限”，不能笼统写成两组均统计不显著。</w:t>
+        <w:t>直接组21题改对、9题改错，净增12题；改写组10题改对、6题改错，净增4题。未校正配对检验分别为 p=0.0428、p=0.4545。两组均有小幅提升，尚未达到3个百分点的项目目标。</w:t>
       </w:r>
     </w:p>
     <w:p>
@@ -1655,7 +1639,7 @@
           <w:sz w:val="32"/>
           <w:color w:val="000000"/>
         </w:rPr>
-        <w:t>训练发生了 为什么得分变化仍小</w:t>
+        <w:t>文本学习与问答表现</w:t>
       </w:r>
     </w:p>
     <w:p>
@@ -1672,7 +1656,7 @@
           <w:sz w:val="30"/>
           <w:color w:val="000000"/>
         </w:rPr>
-        <w:t>直接组第1至第4遍平均 loss 从3.8054降至2.1378，改写组从3.4648降至2.1423；训练和权重导出均通过校验。进一步只测答案位置，直接 CPT 在原训练块中的答案 NLL 从4.7873降到2.4873，但独立题面仅从2.8990降到2.6632，改善明显依赖上下文。[7]</w:t>
+        <w:t>直接组平均训练损失从3.8054降至2.1378，改写组从3.4648降至2.1423。直接组答案位置的负对数似然（NLL，越低越好）在原训练上下文中从4.7873降至2.4873，独立题面中从2.8990降至2.6632，表明学习收益较依赖上下文。[7]</w:t>
       </w:r>
     </w:p>
     <w:p>
@@ -1689,7 +1673,7 @@
           <w:sz w:val="30"/>
           <w:color w:val="000000"/>
         </w:rPr>
-        <w:t>书籍原文 CPT 的独立对照也呈现类似现象：增加至4遍后，书内 NLL 相对改善4.126%，但200道书内改写知识题仍为189/200；公开题三轮多数票仅从1369增至1371，提升0.1196个百分点。[8]</w:t>
+        <w:t>书籍原文 CPT 呈现相似结果：训练4遍后，书内 NLL 改善4.126%，200道书内改写题仍答对189题；公开评测由1369题增至1371题，提高0.1196个百分点。[8]</w:t>
       </w:r>
     </w:p>
     <w:p>
@@ -1724,7 +1708,7 @@
           <w:sz w:val="30"/>
           <w:color w:val="000000"/>
         </w:rPr>
-        <w:t>文本预测能力的改善没有充分转化为问答得分，支持进一步检查知识吸收方式、答案监督位置和实际调用过程。不过，小幅增益既可能包含写入不足，也可能包含利用不足；结合闭卷探针，不宜下“知识无缺失”的确定结论。更准确的表述是：模型已有较多领域知识，但知识边界与应用仍不稳定。</w:t>
+        <w:t>CPT 已改善文本预测，问答增益仍需进一步验证。现有结果无法区分知识吸收与调用的影响，下一步检验答案监督和情景应用训练的效果。</w:t>
       </w:r>
     </w:p>
     <w:p>
@@ -1741,23 +1725,7 @@
           <w:sz w:val="30"/>
           <w:color w:val="000000"/>
         </w:rPr>
-        <w:t>本方案训练接触了评测题及答案，结果仅用于受控同题诊断，不能作为独立泛化成绩或交付能力证明。</w:t>
-      </w:r>
-    </w:p>
-    <w:p>
-      <w:pPr>
-        <w:widowControl/>
-        <w:spacing w:after="0" w:line="360" w:lineRule="auto" w:before="0"/>
-        <w:ind w:firstLine="0" w:firstLineChars="0"/>
-        <w:jc w:val="both"/>
-      </w:pPr>
-      <w:r>
-        <w:rPr>
-          <w:rFonts w:ascii="Times New Roman" w:hAnsi="Times New Roman" w:eastAsia="SimSun"/>
-          <w:b w:val="0"/>
-          <w:sz w:val="12"/>
-          <w:color w:val="000000"/>
-        </w:rPr>
+        <w:t>本组训练使用了评测题及答案，结果仅用于同题诊断，不代表未见题目的泛化能力。</w:t>
       </w:r>
     </w:p>
     <w:p>
@@ -1775,7 +1743,7 @@
           <w:sz w:val="32"/>
           <w:color w:val="000000"/>
         </w:rPr>
-        <w:t>补充诊断 同题答案SFT</w:t>
+        <w:t>补充实验 同题答案 SFT</w:t>
       </w:r>
     </w:p>
     <w:p>
@@ -1792,7 +1760,7 @@
           <w:sz w:val="30"/>
           <w:color w:val="000000"/>
         </w:rPr>
-        <w:t>另一组已完成实验使用全部1672道原题、完整选项及正确答案 JSON，仅监督答案与结束标记。训练1遍和2遍后，总体同题成绩分别为93.18%和94.44%，对照原始 Step120 的81.88%，说明直接匹配作答目标的监督可以显著提高同题拟合。[9]</w:t>
+        <w:t>以全部1672道原题、完整选项及正确答案训练，仅监督答案与结束标记。训练1遍、2遍后，同题准确率由81.88%升至93.18%、94.44%，表明答案监督能提高同题拟合。[9]</w:t>
       </w:r>
     </w:p>
     <w:p>
@@ -1809,7 +1777,7 @@
           <w:sz w:val="30"/>
           <w:color w:val="000000"/>
         </w:rPr>
-        <w:t>这组实验属于“评测题答案 SFT”，与后续独立书籍问答 SFT 的数据来源不同。它说明同题答案可以被拟合，但不能证明未见问题上的能力提升，也不能单独证明模型原先已拥有全部知识。其作用是提供监督目标方面的线索，不作为后续三模型比较的候选。</w:t>
+        <w:t>该实验为监督方式提供线索，不能证明未见题目的能力提升或原有知识完整性。其数据来自评测题，与后续独立书籍 SFT 分开；该模型不纳入后续三模型对照。</w:t>
       </w:r>
     </w:p>
     <w:p>
@@ -1827,7 +1795,7 @@
           <w:sz w:val="40"/>
           <w:color w:val="000000"/>
         </w:rPr>
-        <w:t>四 无训练诊断 定位知识与应用问题</w:t>
+        <w:t>四 固定模型的知识与应用诊断</w:t>
       </w:r>
     </w:p>
     <w:p>
@@ -1862,7 +1830,7 @@
           <w:sz w:val="30"/>
           <w:color w:val="000000"/>
         </w:rPr>
-        <w:t>本实验回答“Step120 为什么答错”，不重复背景中的原生模型与 Step120 总分比较。固定未接受本轮评测题 CPT 或 SFT 的原始 Step120，仅改变题目呈现和参考资料，不更新参数。比较对象是同一模型在不同条件下的表现；此前接受评测题训练的候选不参与本轮诊断。[3]</w:t>
+        <w:t>固定未经本轮 CPT 或 SFT 的原始 Step120，仅改变作答条件，不更新参数，以表现差异定位知识与应用问题。[3]</w:t>
       </w:r>
     </w:p>
     <w:p>
@@ -1897,7 +1865,7 @@
           <w:sz w:val="30"/>
           <w:color w:val="000000"/>
         </w:rPr>
-        <w:t>冻结303道历史错题，其中 LogistikaBench 266题、SC-bench知识题37题；另匹配60道原答对题，共363题。按第二部分的四条件协议分别运行3轮，以严格多数票计分。下表列出原题结果及历史错题中65道有效基础题的结果，分母分别保留。[3][4]</w:t>
+        <w:t>样本包括303道历史错题（LogistikaBench 266题、SC-bench 37题）及60道原答对题。四种条件各运行3轮，以严格多数票计分；下表分别列示原题与65道审核有效的相关基础题。[3][4]</w:t>
       </w:r>
     </w:p>
     <w:tbl>
@@ -2380,7 +2348,7 @@
           <w:sz w:val="30"/>
           <w:color w:val="000000"/>
         </w:rPr>
-        <w:t>诊断提示与历史正式评测不同，因此303道历史错题本轮闭卷答对6题并不矛盾。资料能帮助部分题目，也可能干扰原答对题；基础题的分母和难度均不同，不能直接与303题正确率相减。</w:t>
+        <w:t>资料使历史错题答对数由6题增至58题，也使原答对对照由57题降至54题。诊断提示与正式评测不同，历史错题可在本轮答对；基础题与原题难度、分母不同，不直接比较正确率差值。</w:t>
       </w:r>
     </w:p>
     <w:p>
@@ -2415,7 +2383,7 @@
           <w:sz w:val="30"/>
           <w:color w:val="000000"/>
         </w:rPr>
-        <w:t>363题中259题自动审核缺失或无效，不能据此判为教材不覆盖。后续复核8题，发现探针过浅、资料不充分、缺图、重复选项等问题。在获得定向补证的同4题上，闭卷及原教材均为0/4，补充已核对资料后为4/4，三轮一致；单加题型提示在8题上仍为0/8。[4]</w:t>
+        <w:t>363题中259题的自动审核记录缺失或无效，需进一步复核。抽查8题发现资料不足、缺图、重复选项及诊断题过浅等问题。其中4题补充核实资料后，答对数由0/4升至4/4，三轮一致；仅增加题型提示，8题仍为0/8。[4]</w:t>
       </w:r>
     </w:p>
     <w:p>
@@ -2432,7 +2400,7 @@
           <w:sz w:val="30"/>
           <w:color w:val="000000"/>
         </w:rPr>
-        <w:t>补证比较仅限同4题，并非全量错题或盲检索结果。补充资料是在看过金标签后按缺失概念定向核查的独立来源，不能据4/4外推到303题。该结果说明这4题的错误可由明确资料辅助纠正，不能单独区分原先缺知识还是调用困难。[4]</w:t>
+        <w:t>补证资料在查阅标准答案后按相关概念定向选取。结果说明这4题可通过资料辅助纠正，不可外推至全部错题，也不足以区分知识缺失与调用困难。[4]</w:t>
       </w:r>
     </w:p>
     <w:p>
@@ -2468,7 +2436,7 @@
           <w:spacing w:val="-3"/>
           <w:color w:val="000000"/>
         </w:rPr>
-        <w:t>对上述4个知识点再做定义、辨析、应用各1问，共12问、每问3轮。预先冻结的核心标准通过6/12，其中定义2/4、辨析3/4、应用1/4。这表明部分知识可以调用，但概念范围、术语对应和情景应用并不稳定。[5]</w:t>
+        <w:t>对上述4个知识点各设定义、辨析、应用1问，共12问，各运行3轮。按预设核心要点评分，通过6/12：定义2/4、辨析3/4、应用1/4。样本提示，情景应用是后续需重点验证的方向。[5]</w:t>
       </w:r>
     </w:p>
     <w:p>
@@ -2485,7 +2453,7 @@
           <w:sz w:val="30"/>
           <w:color w:val="000000"/>
         </w:rPr>
-        <w:t>每个知识点包含定义、辨析、应用各1问；12问仅涉及4个相关知识点，不是12个独立知识领域。每问至少2/3轮达到预先冻结的核心要点才记通过。主评分6/12不等于整段回答事实完全可靠；若同时否决已发现的附加事实错误，事后敏感性结果为5/12。[5]</w:t>
+        <w:t>每问至少2/3轮达标才计通过；若同时排除附加事实错误，通过数为5/12（事后敏感性分析）。12问来自4个相关知识点，结果仅用于定向诊断。[5]</w:t>
       </w:r>
     </w:p>
     <w:p>
@@ -2503,7 +2471,7 @@
           <w:sz w:val="32"/>
           <w:color w:val="000000"/>
         </w:rPr>
-        <w:t>实验结论与后续方向</w:t>
+        <w:t>优化方向</w:t>
       </w:r>
     </w:p>
     <w:p>
@@ -2520,7 +2488,7 @@
           <w:sz w:val="30"/>
           <w:color w:val="000000"/>
         </w:rPr>
-        <w:t>无训练对照支持“部分知识可调用，但知识边界、术语对应与情景应用不稳定”的混合解释。它把优化重点进一步落到知识校准、概念辨析和情景问答监督，因此提出下一阶段书籍 SFT。该方向有诊断依据，但是否有效仍需训练后比较，不能概括为“知识全部具备，只缺推理”。</w:t>
+        <w:t>诊断确认部分知识可被调用，并将训练重点落到知识校准、概念辨析和情景问答。下一阶段据此开展书籍 SFT，效果由训练后的统一对照验证。</w:t>
       </w:r>
     </w:p>
     <w:p>
@@ -2538,7 +2506,7 @@
           <w:sz w:val="40"/>
           <w:color w:val="000000"/>
         </w:rPr>
-        <w:t>五 书籍问答SFT方案与验证计划</w:t>
+        <w:t>五 书籍问答 SFT 与验证计划</w:t>
       </w:r>
     </w:p>
     <w:p>
@@ -2573,7 +2541,7 @@
           <w:sz w:val="30"/>
           <w:color w:val="000000"/>
         </w:rPr>
-        <w:t>训练路线确定为：原始 Step120 → 书籍原文 CPT → 书籍问答 SFT。SFT 从当前已测书籍 CPT 候选中公开题总答对数最高的4遍模型开始，标识为 qwen3.6-27b-step120-handbook8e-cpt-4x，对应本轮书籍 CPT 第116步。它不是评测题直接 CPT 或改写 CPT 模型。[8]</w:t>
+        <w:t>训练路线：原始 Step120 → 书籍原文 CPT → 书籍问答 SFT。SFT 从已测书籍 CPT 中得分最高的4遍模型启动，对应第116步，标识为 qwen3.6-27b-step120-handbook8e-cpt-4x。[8]</w:t>
       </w:r>
     </w:p>
     <w:p>
@@ -2590,7 +2558,7 @@
           <w:sz w:val="30"/>
           <w:color w:val="000000"/>
         </w:rPr>
-        <w:t>在统一三轮多数票口径下，书籍1遍、2遍、4遍候选分别答对1370、1366、1371题；4遍为1371/1672（81.998%），原始 Step120 为1369/1672（81.878%）。4遍的净增只有2题，尚未通过此前的实用提升门槛；选择它作为后续训练起点，不等于认定其知识问答能力已有可靠提升。[8][10]</w:t>
+        <w:t>书籍 CPT 训练1遍、2遍、4遍分别答对1370、1366、1371题。所选四遍模型准确率为81.998%，较原始 Step120 的81.878%净增2题。该结果用于选择起点，稳定收益仍待验证。[8][10]</w:t>
       </w:r>
     </w:p>
     <w:p>
@@ -2607,7 +2575,7 @@
           <w:sz w:val="30"/>
           <w:color w:val="000000"/>
         </w:rPr>
-        <w:t>SFT 从该模型权重初始化新的优化器与训练日程，不恢复书籍 CPT 的优化器状态。书籍 CPT 参数已经改变，但原有 Agent 和通用能力回归尚未完成，应在后续验证中补齐。[8]</w:t>
+        <w:t>SFT 沿用该模型权重，重新初始化优化器和训练日程。后续同步检验原有 Agent 与通用能力的保持情况。[8]</w:t>
       </w:r>
     </w:p>
     <w:p>
@@ -2625,7 +2593,7 @@
           <w:sz w:val="32"/>
           <w:color w:val="000000"/>
         </w:rPr>
-        <w:t>训练数据与针对性</w:t>
+        <w:t>训练数据</w:t>
       </w:r>
     </w:p>
     <w:p>
@@ -2642,7 +2610,7 @@
           <w:sz w:val="30"/>
           <w:color w:val="000000"/>
         </w:rPr>
-        <w:t>从独立于评测题的书籍内容构造有出处、经复核的问答对，覆盖定义与事实校准、相近概念辨析、条件判断和情景应用。训练目标是把书籍知识转化为稳定回答；不使用公开评测题答案、错题派生探针或定向补证资料包生成训练样本。书籍 QA 数据准备与模型 SFT 训练分开记录，当前不填报训练效果。</w:t>
+        <w:t>从独立书籍内容构造有出处、经复核的问答对，覆盖事实校准、概念辨析、条件判断与情景应用。训练样本不使用公开评测答案、错题派生诊断题或定向补证资料。</w:t>
       </w:r>
     </w:p>
     <w:p>
@@ -3143,7 +3111,7 @@
           <w:sz w:val="30"/>
           <w:color w:val="000000"/>
         </w:rPr>
-        <w:t>A、B、C 使用同一冻结评测集、推理配置与评分协议，分别报告每个数据集的准确率、答对数、错转对及对转错。C相对B的变化用于衡量在当前书籍 CPT 起点上追加 SFT 的效果；C相对A的变化用于衡量整条路线的总收益。</w:t>
+        <w:t>三模型使用同一冻结题集、推理配置与评分协议，报告分数据集准确率、答对数及错转对、对转错数量。以 C−B 衡量 SFT 增量，以 C−A 衡量整条路线收益。</w:t>
       </w:r>
     </w:p>
     <w:p>
@@ -3161,7 +3129,7 @@
           <w:sz w:val="32"/>
           <w:color w:val="000000"/>
         </w:rPr>
-        <w:t>验证标准与解释边界</w:t>
+        <w:t>验证标准</w:t>
       </w:r>
     </w:p>
     <w:p>
@@ -3178,7 +3146,7 @@
           <w:sz w:val="30"/>
           <w:color w:val="000000"/>
         </w:rPr>
-        <w:t>实际能力验证以未参与 CPT、SFT 制数或调参的独立问答题为主，按来源和概念隔离并在训练前冻结；SC-bench 和 LogistikaBench 保留为已多次使用的公开参考集。三模型采用相同条件重复评测，结合配对变化、实际提升幅度和原 Agent／通用能力回归判断，避免仅凭单轮多答对几题宣布成功。</w:t>
+        <w:t>以训练前冻结、按来源和概念隔离的独立问答题为主要验证集，确保其不参与训练数据构造或调参。SC-bench 与 LogistikaBench 作为公开参考集；结合重复评测、逐题变化及原有能力回归综合判断。</w:t>
       </w:r>
     </w:p>
     <w:p>
@@ -3195,7 +3163,7 @@
           <w:sz w:val="30"/>
           <w:color w:val="000000"/>
         </w:rPr>
-        <w:t>只有C相对B有稳定增益、相对A有实际收益，且原有能力无明显退化，才支持当前路线有效。若C优于B却未超过A，只能说明弥补了中间阶段损失。本轮未设置“Step120直接SFT”训练臂，因此不能据三模型比较证明 CPT 是必要前置步骤，也不能证明 CPT 后接 SFT 优于直接 SFT。</w:t>
+        <w:t>有效标准：C 相对 B 稳定提升、相对 A 获得实际收益，且原有能力无明显退化。本轮未设置 Step120 直接 SFT 对照，因此不据此判断 CPT 是否必要，或是否优于直接 SFT。</w:t>
       </w:r>
     </w:p>
     <w:p>
@@ -3213,7 +3181,7 @@
           <w:sz w:val="32"/>
           <w:color w:val="000000"/>
         </w:rPr>
-        <w:t>实施状态与结果预留</w:t>
+        <w:t>结果预留</w:t>
       </w:r>
     </w:p>
     <w:p>
@@ -3230,7 +3198,7 @@
           <w:sz w:val="30"/>
           <w:color w:val="000000"/>
         </w:rPr>
-        <w:t>书籍问答 SFT 尚未开展。本节已明确训练起点与比较设计，训练配置、实际成绩和最终结论待实验完成后填写。</w:t>
+        <w:t>书籍问答 SFT 结果待填。训练配置、评测成绩与结论在实验完成后补充。</w:t>
       </w:r>
     </w:p>
     <w:p>
@@ -3248,7 +3216,7 @@
           <w:sz w:val="40"/>
           <w:color w:val="000000"/>
         </w:rPr>
-        <w:t>附录 实验身份与证据索引</w:t>
+        <w:t>附录 实验范围与证据索引</w:t>
       </w:r>
     </w:p>
     <w:p>
@@ -3265,7 +3233,7 @@
           <w:sz w:val="30"/>
           <w:color w:val="000000"/>
         </w:rPr>
-        <w:t>本报告对应2026年9月3日至7日物流知识实验。早期长程 Agent 实验中的同名 Step120、Qwen3.8 Step70／Step120 及其他沙箱奖励实验不并入本文分数。原生与Step120主比较采用同机同栈；不混用百炼 API 分数与本地模型归因。</w:t>
+        <w:t>本文汇总2026年9月3日至7日的物流知识实验，仅采用同机、同推理配置的对应模型结果。其他同名 Step120、Qwen3.8 及 API 实验分数不纳入比较。</w:t>
       </w:r>
     </w:p>
     <w:p>
@@ -3463,7 +3431,7 @@
           <w:sz w:val="32"/>
           <w:color w:val="000000"/>
         </w:rPr>
-        <w:t>[6] 直接与改写CPT结果及历史更正</w:t>
+        <w:t>[6] 直接与改写 CPT 结果</w:t>
       </w:r>
     </w:p>
     <w:p>
@@ -3535,7 +3503,7 @@
           <w:sz w:val="32"/>
           <w:color w:val="000000"/>
         </w:rPr>
-        <w:t>[8] 单书2遍与4遍曝光对照</w:t>
+        <w:t>[8] 书籍 CPT 两遍与四遍对照</w:t>
       </w:r>
     </w:p>
     <w:p>
@@ -3661,7 +3629,7 @@
           <w:sz w:val="30"/>
           <w:color w:val="000000"/>
         </w:rPr>
-        <w:t>本文仅保留聚合计数、方法和结论，不含评测题面、标准答案、书籍原文或模型逐条输出。</w:t>
+        <w:t>本文保留汇总结果与证据索引，评测题、书籍原文及逐条模型输出另存。</w:t>
       </w:r>
     </w:p>
     <w:sectPr>

--- a/汇报材料/Step120物流知识能力诊断与优化实验阶段报告_20260907.docx
+++ b/汇报材料/Step120物流知识能力诊断与优化实验阶段报告_20260907.docx
@@ -51,7 +51,7 @@
           <w:sz w:val="30"/>
           <w:color w:val="000000"/>
         </w:rPr>
-        <w:t>本阶段验证物流知识专项训练的效果，明确后续优化路径。实验表明，CPT 改善了文本学习表现，问答得分小幅提升；进一步诊断将优化重点指向知识校准、概念辨析与情景应用。下一阶段拟从最佳书籍 CPT 模型开展问答 SFT，通过三模型对照验证增量效果。</w:t>
+        <w:t>本阶段围绕物流知识专项优化，开展 CPT、固定模型诊断与书籍问答 SFT。CPT 改善了文本学习表现，诊断进一步明确了知识校准、概念辨析与情景应用方向。书籍 SFT 以最佳书籍 CPT 模型为起点，通过三模型对照评估增量效果。</w:t>
       </w:r>
     </w:p>
     <w:p>
@@ -103,7 +103,7 @@
           <w:sz w:val="30"/>
           <w:color w:val="000000"/>
         </w:rPr>
-        <w:t>在同机、同推理配置下，原生 Qwen3.6-27B 与 Step120 的物流知识评测总准确率分别为81.52%和81.88%。本阶段在此基础上验证专项知识训练的增量价值。[2]</w:t>
+        <w:t>在同机、同推理配置下比较原生 Qwen3.6-27B 与 Step120，评估既有训练的物流知识收益。[2]</w:t>
       </w:r>
     </w:p>
     <w:tbl>
@@ -293,7 +293,7 @@
           </w:tcPr>
           <w:p>
             <w:pPr>
-              <w:keepNext w:val="0"/>
+              <w:keepNext/>
               <w:spacing w:after="0" w:line="360" w:lineRule="auto"/>
               <w:ind w:firstLine="0" w:firstLineChars="0"/>
               <w:jc w:val="left"/>
@@ -329,7 +329,7 @@
           </w:tcPr>
           <w:p>
             <w:pPr>
-              <w:keepNext w:val="0"/>
+              <w:keepNext/>
               <w:spacing w:after="0" w:line="360" w:lineRule="auto"/>
               <w:ind w:firstLine="0" w:firstLineChars="0"/>
               <w:jc w:val="center"/>
@@ -365,7 +365,7 @@
           </w:tcPr>
           <w:p>
             <w:pPr>
-              <w:keepNext w:val="0"/>
+              <w:keepNext/>
               <w:spacing w:after="0" w:line="360" w:lineRule="auto"/>
               <w:ind w:firstLine="0" w:firstLineChars="0"/>
               <w:jc w:val="center"/>
@@ -401,7 +401,7 @@
           </w:tcPr>
           <w:p>
             <w:pPr>
-              <w:keepNext w:val="0"/>
+              <w:keepNext/>
               <w:spacing w:after="0" w:line="360" w:lineRule="auto"/>
               <w:ind w:firstLine="0" w:firstLineChars="0"/>
               <w:jc w:val="center"/>
@@ -442,7 +442,7 @@
           </w:tcPr>
           <w:p>
             <w:pPr>
-              <w:keepNext w:val="0"/>
+              <w:keepNext/>
               <w:spacing w:after="0" w:line="360" w:lineRule="auto"/>
               <w:ind w:firstLine="0" w:firstLineChars="0"/>
               <w:jc w:val="left"/>
@@ -478,7 +478,7 @@
           </w:tcPr>
           <w:p>
             <w:pPr>
-              <w:keepNext w:val="0"/>
+              <w:keepNext/>
               <w:spacing w:after="0" w:line="360" w:lineRule="auto"/>
               <w:ind w:firstLine="0" w:firstLineChars="0"/>
               <w:jc w:val="center"/>
@@ -514,7 +514,7 @@
           </w:tcPr>
           <w:p>
             <w:pPr>
-              <w:keepNext w:val="0"/>
+              <w:keepNext/>
               <w:spacing w:after="0" w:line="360" w:lineRule="auto"/>
               <w:ind w:firstLine="0" w:firstLineChars="0"/>
               <w:jc w:val="center"/>
@@ -550,7 +550,7 @@
           </w:tcPr>
           <w:p>
             <w:pPr>
-              <w:keepNext w:val="0"/>
+              <w:keepNext/>
               <w:spacing w:after="0" w:line="360" w:lineRule="auto"/>
               <w:ind w:firstLine="0" w:firstLineChars="0"/>
               <w:jc w:val="center"/>
@@ -766,7 +766,7 @@
           <w:sz w:val="30"/>
           <w:color w:val="000000"/>
         </w:rPr>
-        <w:t>Step120 答对1369/1672题，较原生模型净增6题，尚未达到项目设定的提升3个百分点目标。后续以303道错题为切入点，区分知识储备、知识调用、情景应用及评测输入的影响。</w:t>
+        <w:t>以原始 Step120 的历史错题为切入点，区分知识储备、知识调用、情景应用及评测输入的影响。</w:t>
       </w:r>
     </w:p>
     <w:p>
@@ -818,7 +818,7 @@
           <w:sz w:val="30"/>
           <w:color w:val="000000"/>
         </w:rPr>
-        <w:t>先用继续预训练（CPT）验证知识文本学习的收益，再通过固定模型的条件对照定位原因，据此设计书籍问答监督微调（SFT）。核心问题是：哪些知识需要补充，哪些需要更准确地调用和应用。</w:t>
+        <w:t>先用继续预训练（CPT）验证知识文本学习收益，再通过固定模型对照定位原因，最后以书籍问答监督微调（SFT）验证针对性训练效果。核心问题是知识能否被准确调用和应用。</w:t>
       </w:r>
     </w:p>
     <w:p>
@@ -1183,7 +1183,7 @@
           </w:tcPr>
           <w:p>
             <w:pPr>
-              <w:keepNext w:val="0"/>
+              <w:keepNext/>
               <w:spacing w:after="0" w:line="360" w:lineRule="auto"/>
               <w:ind w:firstLine="0" w:firstLineChars="0"/>
               <w:jc w:val="left"/>
@@ -1219,7 +1219,7 @@
           </w:tcPr>
           <w:p>
             <w:pPr>
-              <w:keepNext w:val="0"/>
+              <w:keepNext/>
               <w:spacing w:after="0" w:line="360" w:lineRule="auto"/>
               <w:ind w:firstLine="0" w:firstLineChars="0"/>
               <w:jc w:val="center"/>
@@ -1255,7 +1255,7 @@
           </w:tcPr>
           <w:p>
             <w:pPr>
-              <w:keepNext w:val="0"/>
+              <w:keepNext/>
               <w:spacing w:after="0" w:line="360" w:lineRule="auto"/>
               <w:ind w:firstLine="0" w:firstLineChars="0"/>
               <w:jc w:val="center"/>
@@ -1291,7 +1291,7 @@
           </w:tcPr>
           <w:p>
             <w:pPr>
-              <w:keepNext w:val="0"/>
+              <w:keepNext/>
               <w:spacing w:after="0" w:line="360" w:lineRule="auto"/>
               <w:ind w:firstLine="0" w:firstLineChars="0"/>
               <w:jc w:val="center"/>
@@ -1332,7 +1332,7 @@
           </w:tcPr>
           <w:p>
             <w:pPr>
-              <w:keepNext w:val="0"/>
+              <w:keepNext/>
               <w:spacing w:after="0" w:line="360" w:lineRule="auto"/>
               <w:ind w:firstLine="0" w:firstLineChars="0"/>
               <w:jc w:val="left"/>
@@ -1368,7 +1368,7 @@
           </w:tcPr>
           <w:p>
             <w:pPr>
-              <w:keepNext w:val="0"/>
+              <w:keepNext/>
               <w:spacing w:after="0" w:line="360" w:lineRule="auto"/>
               <w:ind w:firstLine="0" w:firstLineChars="0"/>
               <w:jc w:val="center"/>
@@ -1404,7 +1404,7 @@
           </w:tcPr>
           <w:p>
             <w:pPr>
-              <w:keepNext w:val="0"/>
+              <w:keepNext/>
               <w:spacing w:after="0" w:line="360" w:lineRule="auto"/>
               <w:ind w:firstLine="0" w:firstLineChars="0"/>
               <w:jc w:val="center"/>
@@ -1440,7 +1440,7 @@
           </w:tcPr>
           <w:p>
             <w:pPr>
-              <w:keepNext w:val="0"/>
+              <w:keepNext/>
               <w:spacing w:after="0" w:line="360" w:lineRule="auto"/>
               <w:ind w:firstLine="0" w:firstLineChars="0"/>
               <w:jc w:val="center"/>
@@ -1609,6 +1609,7 @@
     </w:tbl>
     <w:p>
       <w:pPr>
+        <w:keepNext/>
         <w:widowControl/>
         <w:spacing w:before="0" w:line="360" w:lineRule="auto" w:after="120"/>
         <w:ind w:firstLine="600" w:firstLineChars="200"/>
@@ -1621,9 +1622,505 @@
           <w:sz w:val="30"/>
           <w:color w:val="000000"/>
         </w:rPr>
-        <w:t>直接组21题改对、9题改错，净增12题；改写组10题改对、6题改错，净增4题。未校正配对检验分别为 p=0.0428、p=0.4545。两组均有小幅提升，尚未达到3个百分点的项目目标。</w:t>
+        <w:t>两种 CPT 的逐题变化及配对检验如下。</w:t>
       </w:r>
     </w:p>
+    <w:tbl>
+      <w:tblPr>
+        <w:tblW w:type="auto" w:w="0"/>
+        <w:tblLayout w:type="fixed"/>
+        <w:tblLook w:firstColumn="1" w:firstRow="1" w:lastColumn="0" w:lastRow="0" w:noHBand="0" w:noVBand="1" w:val="04A0"/>
+        <w:tblBorders>
+          <w:top w:val="single" w:sz="4" w:color="D9D9D9"/>
+          <w:left w:val="single" w:sz="4" w:color="D9D9D9"/>
+          <w:bottom w:val="single" w:sz="4" w:color="D9D9D9"/>
+          <w:right w:val="single" w:sz="4" w:color="D9D9D9"/>
+          <w:insideH w:val="single" w:sz="4" w:color="D9D9D9"/>
+          <w:insideV w:val="single" w:sz="4" w:color="D9D9D9"/>
+        </w:tblBorders>
+      </w:tblPr>
+      <w:tblGrid>
+        <w:gridCol w:w="3312"/>
+        <w:gridCol w:w="2808"/>
+        <w:gridCol w:w="2808"/>
+      </w:tblGrid>
+      <w:tr>
+        <w:trPr>
+          <w:cantSplit/>
+          <w:tblHeader/>
+        </w:trPr>
+        <w:tc>
+          <w:tcPr>
+            <w:tcW w:type="dxa" w:w="3312"/>
+            <w:vAlign w:val="center"/>
+            <w:shd w:fill="E7E6E6"/>
+            <w:tcMar>
+              <w:top w:w="80" w:type="dxa"/>
+              <w:bottom w:w="80" w:type="dxa"/>
+              <w:left w:w="80" w:type="dxa"/>
+              <w:right w:w="80" w:type="dxa"/>
+            </w:tcMar>
+          </w:tcPr>
+          <w:p>
+            <w:pPr>
+              <w:keepNext/>
+              <w:spacing w:line="360" w:lineRule="auto" w:before="60" w:after="60"/>
+              <w:ind w:firstLine="0" w:firstLineChars="0"/>
+              <w:jc w:val="left"/>
+            </w:pPr>
+            <w:r>
+              <w:rPr>
+                <w:rFonts w:ascii="Times New Roman" w:hAnsi="Times New Roman" w:eastAsia="SimSun"/>
+                <w:b/>
+                <w:color w:val="000000"/>
+                <w:sz w:val="30"/>
+              </w:rPr>
+              <w:t>指标</w:t>
+            </w:r>
+          </w:p>
+        </w:tc>
+        <w:tc>
+          <w:tcPr>
+            <w:tcW w:type="dxa" w:w="2808"/>
+            <w:vAlign w:val="center"/>
+            <w:shd w:fill="E7E6E6"/>
+            <w:tcMar>
+              <w:top w:w="80" w:type="dxa"/>
+              <w:bottom w:w="80" w:type="dxa"/>
+              <w:left w:w="80" w:type="dxa"/>
+              <w:right w:w="80" w:type="dxa"/>
+            </w:tcMar>
+          </w:tcPr>
+          <w:p>
+            <w:pPr>
+              <w:keepNext/>
+              <w:spacing w:line="360" w:lineRule="auto" w:before="60" w:after="60"/>
+              <w:ind w:firstLine="0" w:firstLineChars="0"/>
+              <w:jc w:val="center"/>
+            </w:pPr>
+            <w:r>
+              <w:rPr>
+                <w:rFonts w:ascii="Times New Roman" w:hAnsi="Times New Roman" w:eastAsia="SimSun"/>
+                <w:b/>
+                <w:color w:val="000000"/>
+                <w:sz w:val="30"/>
+              </w:rPr>
+              <w:t>直接题面 CPT</w:t>
+            </w:r>
+          </w:p>
+        </w:tc>
+        <w:tc>
+          <w:tcPr>
+            <w:tcW w:type="dxa" w:w="2808"/>
+            <w:vAlign w:val="center"/>
+            <w:shd w:fill="E7E6E6"/>
+            <w:tcMar>
+              <w:top w:w="80" w:type="dxa"/>
+              <w:bottom w:w="80" w:type="dxa"/>
+              <w:left w:w="80" w:type="dxa"/>
+              <w:right w:w="80" w:type="dxa"/>
+            </w:tcMar>
+          </w:tcPr>
+          <w:p>
+            <w:pPr>
+              <w:keepNext/>
+              <w:spacing w:line="360" w:lineRule="auto" w:before="60" w:after="60"/>
+              <w:ind w:firstLine="0" w:firstLineChars="0"/>
+              <w:jc w:val="center"/>
+            </w:pPr>
+            <w:r>
+              <w:rPr>
+                <w:rFonts w:ascii="Times New Roman" w:hAnsi="Times New Roman" w:eastAsia="SimSun"/>
+                <w:b/>
+                <w:color w:val="000000"/>
+                <w:sz w:val="30"/>
+              </w:rPr>
+              <w:t>改写题面 CPT</w:t>
+            </w:r>
+          </w:p>
+        </w:tc>
+      </w:tr>
+      <w:tr>
+        <w:trPr>
+          <w:cantSplit/>
+        </w:trPr>
+        <w:tc>
+          <w:tcPr>
+            <w:tcW w:type="dxa" w:w="3312"/>
+            <w:vAlign w:val="center"/>
+            <w:shd w:fill="FFFFFF"/>
+            <w:tcMar>
+              <w:top w:w="80" w:type="dxa"/>
+              <w:bottom w:w="80" w:type="dxa"/>
+              <w:left w:w="80" w:type="dxa"/>
+              <w:right w:w="80" w:type="dxa"/>
+            </w:tcMar>
+          </w:tcPr>
+          <w:p>
+            <w:pPr>
+              <w:keepNext/>
+              <w:spacing w:line="360" w:lineRule="auto" w:before="60" w:after="60"/>
+              <w:ind w:firstLine="0" w:firstLineChars="0"/>
+              <w:jc w:val="left"/>
+            </w:pPr>
+            <w:r>
+              <w:rPr>
+                <w:rFonts w:ascii="Times New Roman" w:hAnsi="Times New Roman" w:eastAsia="SimSun"/>
+                <w:b w:val="0"/>
+                <w:color w:val="000000"/>
+                <w:sz w:val="30"/>
+              </w:rPr>
+              <w:t>错转对</w:t>
+            </w:r>
+          </w:p>
+        </w:tc>
+        <w:tc>
+          <w:tcPr>
+            <w:tcW w:type="dxa" w:w="2808"/>
+            <w:vAlign w:val="center"/>
+            <w:shd w:fill="FFFFFF"/>
+            <w:tcMar>
+              <w:top w:w="80" w:type="dxa"/>
+              <w:bottom w:w="80" w:type="dxa"/>
+              <w:left w:w="80" w:type="dxa"/>
+              <w:right w:w="80" w:type="dxa"/>
+            </w:tcMar>
+          </w:tcPr>
+          <w:p>
+            <w:pPr>
+              <w:keepNext/>
+              <w:spacing w:line="360" w:lineRule="auto" w:before="60" w:after="60"/>
+              <w:ind w:firstLine="0" w:firstLineChars="0"/>
+              <w:jc w:val="center"/>
+            </w:pPr>
+            <w:r>
+              <w:rPr>
+                <w:rFonts w:ascii="Times New Roman" w:hAnsi="Times New Roman" w:eastAsia="SimSun"/>
+                <w:b w:val="0"/>
+                <w:color w:val="000000"/>
+                <w:sz w:val="30"/>
+              </w:rPr>
+              <w:t>21</w:t>
+            </w:r>
+          </w:p>
+        </w:tc>
+        <w:tc>
+          <w:tcPr>
+            <w:tcW w:type="dxa" w:w="2808"/>
+            <w:vAlign w:val="center"/>
+            <w:shd w:fill="FFFFFF"/>
+            <w:tcMar>
+              <w:top w:w="80" w:type="dxa"/>
+              <w:bottom w:w="80" w:type="dxa"/>
+              <w:left w:w="80" w:type="dxa"/>
+              <w:right w:w="80" w:type="dxa"/>
+            </w:tcMar>
+          </w:tcPr>
+          <w:p>
+            <w:pPr>
+              <w:keepNext/>
+              <w:spacing w:line="360" w:lineRule="auto" w:before="60" w:after="60"/>
+              <w:ind w:firstLine="0" w:firstLineChars="0"/>
+              <w:jc w:val="center"/>
+            </w:pPr>
+            <w:r>
+              <w:rPr>
+                <w:rFonts w:ascii="Times New Roman" w:hAnsi="Times New Roman" w:eastAsia="SimSun"/>
+                <w:b w:val="0"/>
+                <w:color w:val="000000"/>
+                <w:sz w:val="30"/>
+              </w:rPr>
+              <w:t>10</w:t>
+            </w:r>
+          </w:p>
+        </w:tc>
+      </w:tr>
+      <w:tr>
+        <w:trPr>
+          <w:cantSplit/>
+        </w:trPr>
+        <w:tc>
+          <w:tcPr>
+            <w:tcW w:type="dxa" w:w="3312"/>
+            <w:vAlign w:val="center"/>
+            <w:shd w:fill="FFFFFF"/>
+            <w:tcMar>
+              <w:top w:w="80" w:type="dxa"/>
+              <w:bottom w:w="80" w:type="dxa"/>
+              <w:left w:w="80" w:type="dxa"/>
+              <w:right w:w="80" w:type="dxa"/>
+            </w:tcMar>
+          </w:tcPr>
+          <w:p>
+            <w:pPr>
+              <w:keepNext/>
+              <w:spacing w:line="360" w:lineRule="auto" w:before="60" w:after="60"/>
+              <w:ind w:firstLine="0" w:firstLineChars="0"/>
+              <w:jc w:val="left"/>
+            </w:pPr>
+            <w:r>
+              <w:rPr>
+                <w:rFonts w:ascii="Times New Roman" w:hAnsi="Times New Roman" w:eastAsia="SimSun"/>
+                <w:b w:val="0"/>
+                <w:color w:val="000000"/>
+                <w:sz w:val="30"/>
+              </w:rPr>
+              <w:t>对转错</w:t>
+            </w:r>
+          </w:p>
+        </w:tc>
+        <w:tc>
+          <w:tcPr>
+            <w:tcW w:type="dxa" w:w="2808"/>
+            <w:vAlign w:val="center"/>
+            <w:shd w:fill="FFFFFF"/>
+            <w:tcMar>
+              <w:top w:w="80" w:type="dxa"/>
+              <w:bottom w:w="80" w:type="dxa"/>
+              <w:left w:w="80" w:type="dxa"/>
+              <w:right w:w="80" w:type="dxa"/>
+            </w:tcMar>
+          </w:tcPr>
+          <w:p>
+            <w:pPr>
+              <w:keepNext/>
+              <w:spacing w:line="360" w:lineRule="auto" w:before="60" w:after="60"/>
+              <w:ind w:firstLine="0" w:firstLineChars="0"/>
+              <w:jc w:val="center"/>
+            </w:pPr>
+            <w:r>
+              <w:rPr>
+                <w:rFonts w:ascii="Times New Roman" w:hAnsi="Times New Roman" w:eastAsia="SimSun"/>
+                <w:b w:val="0"/>
+                <w:color w:val="000000"/>
+                <w:sz w:val="30"/>
+              </w:rPr>
+              <w:t>9</w:t>
+            </w:r>
+          </w:p>
+        </w:tc>
+        <w:tc>
+          <w:tcPr>
+            <w:tcW w:type="dxa" w:w="2808"/>
+            <w:vAlign w:val="center"/>
+            <w:shd w:fill="FFFFFF"/>
+            <w:tcMar>
+              <w:top w:w="80" w:type="dxa"/>
+              <w:bottom w:w="80" w:type="dxa"/>
+              <w:left w:w="80" w:type="dxa"/>
+              <w:right w:w="80" w:type="dxa"/>
+            </w:tcMar>
+          </w:tcPr>
+          <w:p>
+            <w:pPr>
+              <w:keepNext/>
+              <w:spacing w:line="360" w:lineRule="auto" w:before="60" w:after="60"/>
+              <w:ind w:firstLine="0" w:firstLineChars="0"/>
+              <w:jc w:val="center"/>
+            </w:pPr>
+            <w:r>
+              <w:rPr>
+                <w:rFonts w:ascii="Times New Roman" w:hAnsi="Times New Roman" w:eastAsia="SimSun"/>
+                <w:b w:val="0"/>
+                <w:color w:val="000000"/>
+                <w:sz w:val="30"/>
+              </w:rPr>
+              <w:t>6</w:t>
+            </w:r>
+          </w:p>
+        </w:tc>
+      </w:tr>
+      <w:tr>
+        <w:trPr>
+          <w:cantSplit/>
+        </w:trPr>
+        <w:tc>
+          <w:tcPr>
+            <w:tcW w:type="dxa" w:w="3312"/>
+            <w:vAlign w:val="center"/>
+            <w:shd w:fill="FFFFFF"/>
+            <w:tcMar>
+              <w:top w:w="80" w:type="dxa"/>
+              <w:bottom w:w="80" w:type="dxa"/>
+              <w:left w:w="80" w:type="dxa"/>
+              <w:right w:w="80" w:type="dxa"/>
+            </w:tcMar>
+          </w:tcPr>
+          <w:p>
+            <w:pPr>
+              <w:keepNext/>
+              <w:spacing w:line="360" w:lineRule="auto" w:before="60" w:after="60"/>
+              <w:ind w:firstLine="0" w:firstLineChars="0"/>
+              <w:jc w:val="left"/>
+            </w:pPr>
+            <w:r>
+              <w:rPr>
+                <w:rFonts w:ascii="Times New Roman" w:hAnsi="Times New Roman" w:eastAsia="SimSun"/>
+                <w:b w:val="0"/>
+                <w:color w:val="000000"/>
+                <w:sz w:val="30"/>
+              </w:rPr>
+              <w:t>净增答对</w:t>
+            </w:r>
+          </w:p>
+        </w:tc>
+        <w:tc>
+          <w:tcPr>
+            <w:tcW w:type="dxa" w:w="2808"/>
+            <w:vAlign w:val="center"/>
+            <w:shd w:fill="FFFFFF"/>
+            <w:tcMar>
+              <w:top w:w="80" w:type="dxa"/>
+              <w:bottom w:w="80" w:type="dxa"/>
+              <w:left w:w="80" w:type="dxa"/>
+              <w:right w:w="80" w:type="dxa"/>
+            </w:tcMar>
+          </w:tcPr>
+          <w:p>
+            <w:pPr>
+              <w:keepNext/>
+              <w:spacing w:line="360" w:lineRule="auto" w:before="60" w:after="60"/>
+              <w:ind w:firstLine="0" w:firstLineChars="0"/>
+              <w:jc w:val="center"/>
+            </w:pPr>
+            <w:r>
+              <w:rPr>
+                <w:rFonts w:ascii="Times New Roman" w:hAnsi="Times New Roman" w:eastAsia="SimSun"/>
+                <w:b w:val="0"/>
+                <w:color w:val="000000"/>
+                <w:sz w:val="30"/>
+              </w:rPr>
+              <w:t>12</w:t>
+            </w:r>
+          </w:p>
+        </w:tc>
+        <w:tc>
+          <w:tcPr>
+            <w:tcW w:type="dxa" w:w="2808"/>
+            <w:vAlign w:val="center"/>
+            <w:shd w:fill="FFFFFF"/>
+            <w:tcMar>
+              <w:top w:w="80" w:type="dxa"/>
+              <w:bottom w:w="80" w:type="dxa"/>
+              <w:left w:w="80" w:type="dxa"/>
+              <w:right w:w="80" w:type="dxa"/>
+            </w:tcMar>
+          </w:tcPr>
+          <w:p>
+            <w:pPr>
+              <w:keepNext/>
+              <w:spacing w:line="360" w:lineRule="auto" w:before="60" w:after="60"/>
+              <w:ind w:firstLine="0" w:firstLineChars="0"/>
+              <w:jc w:val="center"/>
+            </w:pPr>
+            <w:r>
+              <w:rPr>
+                <w:rFonts w:ascii="Times New Roman" w:hAnsi="Times New Roman" w:eastAsia="SimSun"/>
+                <w:b w:val="0"/>
+                <w:color w:val="000000"/>
+                <w:sz w:val="30"/>
+              </w:rPr>
+              <w:t>4</w:t>
+            </w:r>
+          </w:p>
+        </w:tc>
+      </w:tr>
+      <w:tr>
+        <w:trPr>
+          <w:cantSplit/>
+        </w:trPr>
+        <w:tc>
+          <w:tcPr>
+            <w:tcW w:type="dxa" w:w="3312"/>
+            <w:vAlign w:val="center"/>
+            <w:shd w:fill="FFFFFF"/>
+            <w:tcMar>
+              <w:top w:w="80" w:type="dxa"/>
+              <w:bottom w:w="80" w:type="dxa"/>
+              <w:left w:w="80" w:type="dxa"/>
+              <w:right w:w="80" w:type="dxa"/>
+            </w:tcMar>
+          </w:tcPr>
+          <w:p>
+            <w:pPr>
+              <w:keepNext w:val="0"/>
+              <w:spacing w:line="360" w:lineRule="auto" w:before="60" w:after="60"/>
+              <w:ind w:firstLine="0" w:firstLineChars="0"/>
+              <w:jc w:val="left"/>
+            </w:pPr>
+            <w:r>
+              <w:rPr>
+                <w:rFonts w:ascii="Times New Roman" w:hAnsi="Times New Roman" w:eastAsia="SimSun"/>
+                <w:b w:val="0"/>
+                <w:color w:val="000000"/>
+                <w:sz w:val="30"/>
+              </w:rPr>
+              <w:t>未校正检验 p 值</w:t>
+            </w:r>
+          </w:p>
+        </w:tc>
+        <w:tc>
+          <w:tcPr>
+            <w:tcW w:type="dxa" w:w="2808"/>
+            <w:vAlign w:val="center"/>
+            <w:shd w:fill="FFFFFF"/>
+            <w:tcMar>
+              <w:top w:w="80" w:type="dxa"/>
+              <w:bottom w:w="80" w:type="dxa"/>
+              <w:left w:w="80" w:type="dxa"/>
+              <w:right w:w="80" w:type="dxa"/>
+            </w:tcMar>
+          </w:tcPr>
+          <w:p>
+            <w:pPr>
+              <w:keepNext w:val="0"/>
+              <w:spacing w:line="360" w:lineRule="auto" w:before="60" w:after="60"/>
+              <w:ind w:firstLine="0" w:firstLineChars="0"/>
+              <w:jc w:val="center"/>
+            </w:pPr>
+            <w:r>
+              <w:rPr>
+                <w:rFonts w:ascii="Times New Roman" w:hAnsi="Times New Roman" w:eastAsia="SimSun"/>
+                <w:b w:val="0"/>
+                <w:color w:val="000000"/>
+                <w:sz w:val="30"/>
+              </w:rPr>
+              <w:t>0.0428</w:t>
+            </w:r>
+          </w:p>
+        </w:tc>
+        <w:tc>
+          <w:tcPr>
+            <w:tcW w:type="dxa" w:w="2808"/>
+            <w:vAlign w:val="center"/>
+            <w:shd w:fill="FFFFFF"/>
+            <w:tcMar>
+              <w:top w:w="80" w:type="dxa"/>
+              <w:bottom w:w="80" w:type="dxa"/>
+              <w:left w:w="80" w:type="dxa"/>
+              <w:right w:w="80" w:type="dxa"/>
+            </w:tcMar>
+          </w:tcPr>
+          <w:p>
+            <w:pPr>
+              <w:keepNext w:val="0"/>
+              <w:spacing w:line="360" w:lineRule="auto" w:before="60" w:after="60"/>
+              <w:ind w:firstLine="0" w:firstLineChars="0"/>
+              <w:jc w:val="center"/>
+            </w:pPr>
+            <w:r>
+              <w:rPr>
+                <w:rFonts w:ascii="Times New Roman" w:hAnsi="Times New Roman" w:eastAsia="SimSun"/>
+                <w:b w:val="0"/>
+                <w:color w:val="000000"/>
+                <w:sz w:val="30"/>
+              </w:rPr>
+              <w:t>0.4545</w:t>
+            </w:r>
+          </w:p>
+        </w:tc>
+      </w:tr>
+    </w:tbl>
     <w:p>
       <w:pPr>
         <w:pStyle w:val="Heading2"/>
@@ -1644,6 +2141,7 @@
     </w:p>
     <w:p>
       <w:pPr>
+        <w:keepNext/>
         <w:widowControl/>
         <w:spacing w:line="360" w:lineRule="auto" w:before="0" w:after="120"/>
         <w:ind w:firstLine="600" w:firstLineChars="200"/>
@@ -1656,11 +2154,659 @@
           <w:sz w:val="30"/>
           <w:color w:val="000000"/>
         </w:rPr>
-        <w:t>直接组平均训练损失从3.8054降至2.1378，改写组从3.4648降至2.1423。直接组答案位置的负对数似然（NLL，越低越好）在原训练上下文中从4.7873降至2.4873，独立题面中从2.8990降至2.6632，表明学习收益较依赖上下文。[7]</w:t>
+        <w:t>训练损失与答案位置负对数似然（NLL，越低越好）如下。答案学习收益较依赖上下文。[7]</w:t>
       </w:r>
     </w:p>
+    <w:tbl>
+      <w:tblPr>
+        <w:tblW w:type="auto" w:w="0"/>
+        <w:tblLayout w:type="fixed"/>
+        <w:tblLook w:firstColumn="1" w:firstRow="1" w:lastColumn="0" w:lastRow="0" w:noHBand="0" w:noVBand="1" w:val="04A0"/>
+        <w:tblBorders>
+          <w:top w:val="single" w:sz="4" w:color="D9D9D9"/>
+          <w:left w:val="single" w:sz="4" w:color="D9D9D9"/>
+          <w:bottom w:val="single" w:sz="4" w:color="D9D9D9"/>
+          <w:right w:val="single" w:sz="4" w:color="D9D9D9"/>
+          <w:insideH w:val="single" w:sz="4" w:color="D9D9D9"/>
+          <w:insideV w:val="single" w:sz="4" w:color="D9D9D9"/>
+        </w:tblBorders>
+      </w:tblPr>
+      <w:tblGrid>
+        <w:gridCol w:w="2016"/>
+        <w:gridCol w:w="3168"/>
+        <w:gridCol w:w="1872"/>
+        <w:gridCol w:w="1872"/>
+      </w:tblGrid>
+      <w:tr>
+        <w:trPr>
+          <w:cantSplit/>
+          <w:tblHeader/>
+        </w:trPr>
+        <w:tc>
+          <w:tcPr>
+            <w:tcW w:type="dxa" w:w="2016"/>
+            <w:vAlign w:val="center"/>
+            <w:shd w:fill="E7E6E6"/>
+            <w:tcMar>
+              <w:top w:w="80" w:type="dxa"/>
+              <w:bottom w:w="80" w:type="dxa"/>
+              <w:left w:w="80" w:type="dxa"/>
+              <w:right w:w="80" w:type="dxa"/>
+            </w:tcMar>
+          </w:tcPr>
+          <w:p>
+            <w:pPr>
+              <w:keepNext/>
+              <w:spacing w:line="360" w:lineRule="auto" w:before="60" w:after="60"/>
+              <w:ind w:firstLine="0" w:firstLineChars="0"/>
+              <w:jc w:val="left"/>
+            </w:pPr>
+            <w:r>
+              <w:rPr>
+                <w:rFonts w:ascii="Times New Roman" w:hAnsi="Times New Roman" w:eastAsia="SimSun"/>
+                <w:b/>
+                <w:color w:val="000000"/>
+                <w:sz w:val="30"/>
+              </w:rPr>
+              <w:t>指标</w:t>
+            </w:r>
+          </w:p>
+        </w:tc>
+        <w:tc>
+          <w:tcPr>
+            <w:tcW w:type="dxa" w:w="3168"/>
+            <w:vAlign w:val="center"/>
+            <w:shd w:fill="E7E6E6"/>
+            <w:tcMar>
+              <w:top w:w="80" w:type="dxa"/>
+              <w:bottom w:w="80" w:type="dxa"/>
+              <w:left w:w="80" w:type="dxa"/>
+              <w:right w:w="80" w:type="dxa"/>
+            </w:tcMar>
+          </w:tcPr>
+          <w:p>
+            <w:pPr>
+              <w:keepNext/>
+              <w:spacing w:line="360" w:lineRule="auto" w:before="60" w:after="60"/>
+              <w:ind w:firstLine="0" w:firstLineChars="0"/>
+              <w:jc w:val="center"/>
+            </w:pPr>
+            <w:r>
+              <w:rPr>
+                <w:rFonts w:ascii="Times New Roman" w:hAnsi="Times New Roman" w:eastAsia="SimSun"/>
+                <w:b/>
+                <w:color w:val="000000"/>
+                <w:sz w:val="30"/>
+              </w:rPr>
+              <w:t>比较口径</w:t>
+            </w:r>
+          </w:p>
+        </w:tc>
+        <w:tc>
+          <w:tcPr>
+            <w:tcW w:type="dxa" w:w="1872"/>
+            <w:vAlign w:val="center"/>
+            <w:shd w:fill="E7E6E6"/>
+            <w:tcMar>
+              <w:top w:w="80" w:type="dxa"/>
+              <w:bottom w:w="80" w:type="dxa"/>
+              <w:left w:w="80" w:type="dxa"/>
+              <w:right w:w="80" w:type="dxa"/>
+            </w:tcMar>
+          </w:tcPr>
+          <w:p>
+            <w:pPr>
+              <w:keepNext/>
+              <w:spacing w:line="360" w:lineRule="auto" w:before="60" w:after="60"/>
+              <w:ind w:firstLine="0" w:firstLineChars="0"/>
+              <w:jc w:val="center"/>
+            </w:pPr>
+            <w:r>
+              <w:rPr>
+                <w:rFonts w:ascii="Times New Roman" w:hAnsi="Times New Roman" w:eastAsia="SimSun"/>
+                <w:b/>
+                <w:color w:val="000000"/>
+                <w:sz w:val="30"/>
+              </w:rPr>
+              <w:t>起始值</w:t>
+            </w:r>
+          </w:p>
+        </w:tc>
+        <w:tc>
+          <w:tcPr>
+            <w:tcW w:type="dxa" w:w="1872"/>
+            <w:vAlign w:val="center"/>
+            <w:shd w:fill="E7E6E6"/>
+            <w:tcMar>
+              <w:top w:w="80" w:type="dxa"/>
+              <w:bottom w:w="80" w:type="dxa"/>
+              <w:left w:w="80" w:type="dxa"/>
+              <w:right w:w="80" w:type="dxa"/>
+            </w:tcMar>
+          </w:tcPr>
+          <w:p>
+            <w:pPr>
+              <w:keepNext/>
+              <w:spacing w:line="360" w:lineRule="auto" w:before="60" w:after="60"/>
+              <w:ind w:firstLine="0" w:firstLineChars="0"/>
+              <w:jc w:val="center"/>
+            </w:pPr>
+            <w:r>
+              <w:rPr>
+                <w:rFonts w:ascii="Times New Roman" w:hAnsi="Times New Roman" w:eastAsia="SimSun"/>
+                <w:b/>
+                <w:color w:val="000000"/>
+                <w:sz w:val="30"/>
+              </w:rPr>
+              <w:t>结束值</w:t>
+            </w:r>
+          </w:p>
+        </w:tc>
+      </w:tr>
+      <w:tr>
+        <w:trPr>
+          <w:cantSplit/>
+        </w:trPr>
+        <w:tc>
+          <w:tcPr>
+            <w:tcW w:type="dxa" w:w="2016"/>
+            <w:vAlign w:val="center"/>
+            <w:shd w:fill="FFFFFF"/>
+            <w:tcMar>
+              <w:top w:w="80" w:type="dxa"/>
+              <w:bottom w:w="80" w:type="dxa"/>
+              <w:left w:w="80" w:type="dxa"/>
+              <w:right w:w="80" w:type="dxa"/>
+            </w:tcMar>
+          </w:tcPr>
+          <w:p>
+            <w:pPr>
+              <w:keepNext/>
+              <w:spacing w:line="360" w:lineRule="auto" w:before="60" w:after="60"/>
+              <w:ind w:firstLine="0" w:firstLineChars="0"/>
+              <w:jc w:val="left"/>
+            </w:pPr>
+            <w:r>
+              <w:rPr>
+                <w:rFonts w:ascii="Times New Roman" w:hAnsi="Times New Roman" w:eastAsia="SimSun"/>
+                <w:b w:val="0"/>
+                <w:color w:val="000000"/>
+                <w:sz w:val="30"/>
+              </w:rPr>
+              <w:t>训练损失</w:t>
+            </w:r>
+          </w:p>
+        </w:tc>
+        <w:tc>
+          <w:tcPr>
+            <w:tcW w:type="dxa" w:w="3168"/>
+            <w:vAlign w:val="center"/>
+            <w:shd w:fill="FFFFFF"/>
+            <w:tcMar>
+              <w:top w:w="80" w:type="dxa"/>
+              <w:bottom w:w="80" w:type="dxa"/>
+              <w:left w:w="80" w:type="dxa"/>
+              <w:right w:w="80" w:type="dxa"/>
+            </w:tcMar>
+          </w:tcPr>
+          <w:p>
+            <w:pPr>
+              <w:keepNext/>
+              <w:spacing w:line="360" w:lineRule="auto" w:before="60" w:after="60"/>
+              <w:ind w:firstLine="0" w:firstLineChars="0"/>
+              <w:jc w:val="center"/>
+            </w:pPr>
+            <w:r>
+              <w:rPr>
+                <w:rFonts w:ascii="Times New Roman" w:hAnsi="Times New Roman" w:eastAsia="SimSun"/>
+                <w:b w:val="0"/>
+                <w:color w:val="000000"/>
+                <w:sz w:val="30"/>
+              </w:rPr>
+              <w:t>直接组 第1至4遍</w:t>
+            </w:r>
+          </w:p>
+        </w:tc>
+        <w:tc>
+          <w:tcPr>
+            <w:tcW w:type="dxa" w:w="1872"/>
+            <w:vAlign w:val="center"/>
+            <w:shd w:fill="FFFFFF"/>
+            <w:tcMar>
+              <w:top w:w="80" w:type="dxa"/>
+              <w:bottom w:w="80" w:type="dxa"/>
+              <w:left w:w="80" w:type="dxa"/>
+              <w:right w:w="80" w:type="dxa"/>
+            </w:tcMar>
+          </w:tcPr>
+          <w:p>
+            <w:pPr>
+              <w:keepNext/>
+              <w:spacing w:line="360" w:lineRule="auto" w:before="60" w:after="60"/>
+              <w:ind w:firstLine="0" w:firstLineChars="0"/>
+              <w:jc w:val="center"/>
+            </w:pPr>
+            <w:r>
+              <w:rPr>
+                <w:rFonts w:ascii="Times New Roman" w:hAnsi="Times New Roman" w:eastAsia="SimSun"/>
+                <w:b w:val="0"/>
+                <w:color w:val="000000"/>
+                <w:sz w:val="30"/>
+              </w:rPr>
+              <w:t>3.8054</w:t>
+            </w:r>
+          </w:p>
+        </w:tc>
+        <w:tc>
+          <w:tcPr>
+            <w:tcW w:type="dxa" w:w="1872"/>
+            <w:vAlign w:val="center"/>
+            <w:shd w:fill="FFFFFF"/>
+            <w:tcMar>
+              <w:top w:w="80" w:type="dxa"/>
+              <w:bottom w:w="80" w:type="dxa"/>
+              <w:left w:w="80" w:type="dxa"/>
+              <w:right w:w="80" w:type="dxa"/>
+            </w:tcMar>
+          </w:tcPr>
+          <w:p>
+            <w:pPr>
+              <w:keepNext/>
+              <w:spacing w:line="360" w:lineRule="auto" w:before="60" w:after="60"/>
+              <w:ind w:firstLine="0" w:firstLineChars="0"/>
+              <w:jc w:val="center"/>
+            </w:pPr>
+            <w:r>
+              <w:rPr>
+                <w:rFonts w:ascii="Times New Roman" w:hAnsi="Times New Roman" w:eastAsia="SimSun"/>
+                <w:b w:val="0"/>
+                <w:color w:val="000000"/>
+                <w:sz w:val="30"/>
+              </w:rPr>
+              <w:t>2.1378</w:t>
+            </w:r>
+          </w:p>
+        </w:tc>
+      </w:tr>
+      <w:tr>
+        <w:trPr>
+          <w:cantSplit/>
+        </w:trPr>
+        <w:tc>
+          <w:tcPr>
+            <w:tcW w:type="dxa" w:w="2016"/>
+            <w:vAlign w:val="center"/>
+            <w:shd w:fill="FFFFFF"/>
+            <w:tcMar>
+              <w:top w:w="80" w:type="dxa"/>
+              <w:bottom w:w="80" w:type="dxa"/>
+              <w:left w:w="80" w:type="dxa"/>
+              <w:right w:w="80" w:type="dxa"/>
+            </w:tcMar>
+          </w:tcPr>
+          <w:p>
+            <w:pPr>
+              <w:keepNext/>
+              <w:spacing w:line="360" w:lineRule="auto" w:before="60" w:after="60"/>
+              <w:ind w:firstLine="0" w:firstLineChars="0"/>
+              <w:jc w:val="left"/>
+            </w:pPr>
+            <w:r>
+              <w:rPr>
+                <w:rFonts w:ascii="Times New Roman" w:hAnsi="Times New Roman" w:eastAsia="SimSun"/>
+                <w:b w:val="0"/>
+                <w:color w:val="000000"/>
+                <w:sz w:val="30"/>
+              </w:rPr>
+              <w:t>训练损失</w:t>
+            </w:r>
+          </w:p>
+        </w:tc>
+        <w:tc>
+          <w:tcPr>
+            <w:tcW w:type="dxa" w:w="3168"/>
+            <w:vAlign w:val="center"/>
+            <w:shd w:fill="FFFFFF"/>
+            <w:tcMar>
+              <w:top w:w="80" w:type="dxa"/>
+              <w:bottom w:w="80" w:type="dxa"/>
+              <w:left w:w="80" w:type="dxa"/>
+              <w:right w:w="80" w:type="dxa"/>
+            </w:tcMar>
+          </w:tcPr>
+          <w:p>
+            <w:pPr>
+              <w:keepNext/>
+              <w:spacing w:line="360" w:lineRule="auto" w:before="60" w:after="60"/>
+              <w:ind w:firstLine="0" w:firstLineChars="0"/>
+              <w:jc w:val="center"/>
+            </w:pPr>
+            <w:r>
+              <w:rPr>
+                <w:rFonts w:ascii="Times New Roman" w:hAnsi="Times New Roman" w:eastAsia="SimSun"/>
+                <w:b w:val="0"/>
+                <w:color w:val="000000"/>
+                <w:sz w:val="30"/>
+              </w:rPr>
+              <w:t>改写组 第1至4遍</w:t>
+            </w:r>
+          </w:p>
+        </w:tc>
+        <w:tc>
+          <w:tcPr>
+            <w:tcW w:type="dxa" w:w="1872"/>
+            <w:vAlign w:val="center"/>
+            <w:shd w:fill="FFFFFF"/>
+            <w:tcMar>
+              <w:top w:w="80" w:type="dxa"/>
+              <w:bottom w:w="80" w:type="dxa"/>
+              <w:left w:w="80" w:type="dxa"/>
+              <w:right w:w="80" w:type="dxa"/>
+            </w:tcMar>
+          </w:tcPr>
+          <w:p>
+            <w:pPr>
+              <w:keepNext/>
+              <w:spacing w:line="360" w:lineRule="auto" w:before="60" w:after="60"/>
+              <w:ind w:firstLine="0" w:firstLineChars="0"/>
+              <w:jc w:val="center"/>
+            </w:pPr>
+            <w:r>
+              <w:rPr>
+                <w:rFonts w:ascii="Times New Roman" w:hAnsi="Times New Roman" w:eastAsia="SimSun"/>
+                <w:b w:val="0"/>
+                <w:color w:val="000000"/>
+                <w:sz w:val="30"/>
+              </w:rPr>
+              <w:t>3.4648</w:t>
+            </w:r>
+          </w:p>
+        </w:tc>
+        <w:tc>
+          <w:tcPr>
+            <w:tcW w:type="dxa" w:w="1872"/>
+            <w:vAlign w:val="center"/>
+            <w:shd w:fill="FFFFFF"/>
+            <w:tcMar>
+              <w:top w:w="80" w:type="dxa"/>
+              <w:bottom w:w="80" w:type="dxa"/>
+              <w:left w:w="80" w:type="dxa"/>
+              <w:right w:w="80" w:type="dxa"/>
+            </w:tcMar>
+          </w:tcPr>
+          <w:p>
+            <w:pPr>
+              <w:keepNext/>
+              <w:spacing w:line="360" w:lineRule="auto" w:before="60" w:after="60"/>
+              <w:ind w:firstLine="0" w:firstLineChars="0"/>
+              <w:jc w:val="center"/>
+            </w:pPr>
+            <w:r>
+              <w:rPr>
+                <w:rFonts w:ascii="Times New Roman" w:hAnsi="Times New Roman" w:eastAsia="SimSun"/>
+                <w:b w:val="0"/>
+                <w:color w:val="000000"/>
+                <w:sz w:val="30"/>
+              </w:rPr>
+              <w:t>2.1423</w:t>
+            </w:r>
+          </w:p>
+        </w:tc>
+      </w:tr>
+      <w:tr>
+        <w:trPr>
+          <w:cantSplit/>
+        </w:trPr>
+        <w:tc>
+          <w:tcPr>
+            <w:tcW w:type="dxa" w:w="2016"/>
+            <w:vAlign w:val="center"/>
+            <w:shd w:fill="FFFFFF"/>
+            <w:tcMar>
+              <w:top w:w="80" w:type="dxa"/>
+              <w:bottom w:w="80" w:type="dxa"/>
+              <w:left w:w="80" w:type="dxa"/>
+              <w:right w:w="80" w:type="dxa"/>
+            </w:tcMar>
+          </w:tcPr>
+          <w:p>
+            <w:pPr>
+              <w:keepNext/>
+              <w:spacing w:line="360" w:lineRule="auto" w:before="60" w:after="60"/>
+              <w:ind w:firstLine="0" w:firstLineChars="0"/>
+              <w:jc w:val="left"/>
+            </w:pPr>
+            <w:r>
+              <w:rPr>
+                <w:rFonts w:ascii="Times New Roman" w:hAnsi="Times New Roman" w:eastAsia="SimSun"/>
+                <w:b w:val="0"/>
+                <w:color w:val="000000"/>
+                <w:sz w:val="30"/>
+              </w:rPr>
+              <w:t>答案 NLL</w:t>
+            </w:r>
+          </w:p>
+        </w:tc>
+        <w:tc>
+          <w:tcPr>
+            <w:tcW w:type="dxa" w:w="3168"/>
+            <w:vAlign w:val="center"/>
+            <w:shd w:fill="FFFFFF"/>
+            <w:tcMar>
+              <w:top w:w="80" w:type="dxa"/>
+              <w:bottom w:w="80" w:type="dxa"/>
+              <w:left w:w="80" w:type="dxa"/>
+              <w:right w:w="80" w:type="dxa"/>
+            </w:tcMar>
+          </w:tcPr>
+          <w:p>
+            <w:pPr>
+              <w:keepNext/>
+              <w:spacing w:line="360" w:lineRule="auto" w:before="60" w:after="60"/>
+              <w:ind w:firstLine="0" w:firstLineChars="0"/>
+              <w:jc w:val="center"/>
+            </w:pPr>
+            <w:r>
+              <w:rPr>
+                <w:rFonts w:ascii="Times New Roman" w:hAnsi="Times New Roman" w:eastAsia="SimSun"/>
+                <w:b w:val="0"/>
+                <w:color w:val="000000"/>
+                <w:sz w:val="30"/>
+              </w:rPr>
+              <w:t>原训练上下文</w:t>
+            </w:r>
+          </w:p>
+        </w:tc>
+        <w:tc>
+          <w:tcPr>
+            <w:tcW w:type="dxa" w:w="1872"/>
+            <w:vAlign w:val="center"/>
+            <w:shd w:fill="FFFFFF"/>
+            <w:tcMar>
+              <w:top w:w="80" w:type="dxa"/>
+              <w:bottom w:w="80" w:type="dxa"/>
+              <w:left w:w="80" w:type="dxa"/>
+              <w:right w:w="80" w:type="dxa"/>
+            </w:tcMar>
+          </w:tcPr>
+          <w:p>
+            <w:pPr>
+              <w:keepNext/>
+              <w:spacing w:line="360" w:lineRule="auto" w:before="60" w:after="60"/>
+              <w:ind w:firstLine="0" w:firstLineChars="0"/>
+              <w:jc w:val="center"/>
+            </w:pPr>
+            <w:r>
+              <w:rPr>
+                <w:rFonts w:ascii="Times New Roman" w:hAnsi="Times New Roman" w:eastAsia="SimSun"/>
+                <w:b w:val="0"/>
+                <w:color w:val="000000"/>
+                <w:sz w:val="30"/>
+              </w:rPr>
+              <w:t>4.7873</w:t>
+            </w:r>
+          </w:p>
+        </w:tc>
+        <w:tc>
+          <w:tcPr>
+            <w:tcW w:type="dxa" w:w="1872"/>
+            <w:vAlign w:val="center"/>
+            <w:shd w:fill="FFFFFF"/>
+            <w:tcMar>
+              <w:top w:w="80" w:type="dxa"/>
+              <w:bottom w:w="80" w:type="dxa"/>
+              <w:left w:w="80" w:type="dxa"/>
+              <w:right w:w="80" w:type="dxa"/>
+            </w:tcMar>
+          </w:tcPr>
+          <w:p>
+            <w:pPr>
+              <w:keepNext/>
+              <w:spacing w:line="360" w:lineRule="auto" w:before="60" w:after="60"/>
+              <w:ind w:firstLine="0" w:firstLineChars="0"/>
+              <w:jc w:val="center"/>
+            </w:pPr>
+            <w:r>
+              <w:rPr>
+                <w:rFonts w:ascii="Times New Roman" w:hAnsi="Times New Roman" w:eastAsia="SimSun"/>
+                <w:b w:val="0"/>
+                <w:color w:val="000000"/>
+                <w:sz w:val="30"/>
+              </w:rPr>
+              <w:t>2.4873</w:t>
+            </w:r>
+          </w:p>
+        </w:tc>
+      </w:tr>
+      <w:tr>
+        <w:trPr>
+          <w:cantSplit/>
+        </w:trPr>
+        <w:tc>
+          <w:tcPr>
+            <w:tcW w:type="dxa" w:w="2016"/>
+            <w:vAlign w:val="center"/>
+            <w:shd w:fill="FFFFFF"/>
+            <w:tcMar>
+              <w:top w:w="80" w:type="dxa"/>
+              <w:bottom w:w="80" w:type="dxa"/>
+              <w:left w:w="80" w:type="dxa"/>
+              <w:right w:w="80" w:type="dxa"/>
+            </w:tcMar>
+          </w:tcPr>
+          <w:p>
+            <w:pPr>
+              <w:keepNext w:val="0"/>
+              <w:spacing w:line="360" w:lineRule="auto" w:before="60" w:after="60"/>
+              <w:ind w:firstLine="0" w:firstLineChars="0"/>
+              <w:jc w:val="left"/>
+            </w:pPr>
+            <w:r>
+              <w:rPr>
+                <w:rFonts w:ascii="Times New Roman" w:hAnsi="Times New Roman" w:eastAsia="SimSun"/>
+                <w:b w:val="0"/>
+                <w:color w:val="000000"/>
+                <w:sz w:val="30"/>
+              </w:rPr>
+              <w:t>答案 NLL</w:t>
+            </w:r>
+          </w:p>
+        </w:tc>
+        <w:tc>
+          <w:tcPr>
+            <w:tcW w:type="dxa" w:w="3168"/>
+            <w:vAlign w:val="center"/>
+            <w:shd w:fill="FFFFFF"/>
+            <w:tcMar>
+              <w:top w:w="80" w:type="dxa"/>
+              <w:bottom w:w="80" w:type="dxa"/>
+              <w:left w:w="80" w:type="dxa"/>
+              <w:right w:w="80" w:type="dxa"/>
+            </w:tcMar>
+          </w:tcPr>
+          <w:p>
+            <w:pPr>
+              <w:keepNext w:val="0"/>
+              <w:spacing w:line="360" w:lineRule="auto" w:before="60" w:after="60"/>
+              <w:ind w:firstLine="0" w:firstLineChars="0"/>
+              <w:jc w:val="center"/>
+            </w:pPr>
+            <w:r>
+              <w:rPr>
+                <w:rFonts w:ascii="Times New Roman" w:hAnsi="Times New Roman" w:eastAsia="SimSun"/>
+                <w:b w:val="0"/>
+                <w:color w:val="000000"/>
+                <w:sz w:val="30"/>
+              </w:rPr>
+              <w:t>独立题面</w:t>
+            </w:r>
+          </w:p>
+        </w:tc>
+        <w:tc>
+          <w:tcPr>
+            <w:tcW w:type="dxa" w:w="1872"/>
+            <w:vAlign w:val="center"/>
+            <w:shd w:fill="FFFFFF"/>
+            <w:tcMar>
+              <w:top w:w="80" w:type="dxa"/>
+              <w:bottom w:w="80" w:type="dxa"/>
+              <w:left w:w="80" w:type="dxa"/>
+              <w:right w:w="80" w:type="dxa"/>
+            </w:tcMar>
+          </w:tcPr>
+          <w:p>
+            <w:pPr>
+              <w:keepNext w:val="0"/>
+              <w:spacing w:line="360" w:lineRule="auto" w:before="60" w:after="60"/>
+              <w:ind w:firstLine="0" w:firstLineChars="0"/>
+              <w:jc w:val="center"/>
+            </w:pPr>
+            <w:r>
+              <w:rPr>
+                <w:rFonts w:ascii="Times New Roman" w:hAnsi="Times New Roman" w:eastAsia="SimSun"/>
+                <w:b w:val="0"/>
+                <w:color w:val="000000"/>
+                <w:sz w:val="30"/>
+              </w:rPr>
+              <w:t>2.8990</w:t>
+            </w:r>
+          </w:p>
+        </w:tc>
+        <w:tc>
+          <w:tcPr>
+            <w:tcW w:type="dxa" w:w="1872"/>
+            <w:vAlign w:val="center"/>
+            <w:shd w:fill="FFFFFF"/>
+            <w:tcMar>
+              <w:top w:w="80" w:type="dxa"/>
+              <w:bottom w:w="80" w:type="dxa"/>
+              <w:left w:w="80" w:type="dxa"/>
+              <w:right w:w="80" w:type="dxa"/>
+            </w:tcMar>
+          </w:tcPr>
+          <w:p>
+            <w:pPr>
+              <w:keepNext w:val="0"/>
+              <w:spacing w:line="360" w:lineRule="auto" w:before="60" w:after="60"/>
+              <w:ind w:firstLine="0" w:firstLineChars="0"/>
+              <w:jc w:val="center"/>
+            </w:pPr>
+            <w:r>
+              <w:rPr>
+                <w:rFonts w:ascii="Times New Roman" w:hAnsi="Times New Roman" w:eastAsia="SimSun"/>
+                <w:b w:val="0"/>
+                <w:color w:val="000000"/>
+                <w:sz w:val="30"/>
+              </w:rPr>
+              <w:t>2.6632</w:t>
+            </w:r>
+          </w:p>
+        </w:tc>
+      </w:tr>
+    </w:tbl>
     <w:p>
       <w:pPr>
+        <w:keepNext/>
         <w:widowControl/>
         <w:spacing w:line="360" w:lineRule="auto" w:before="0" w:after="120"/>
         <w:ind w:firstLine="600" w:firstLineChars="200"/>
@@ -1673,9 +2819,505 @@
           <w:sz w:val="30"/>
           <w:color w:val="000000"/>
         </w:rPr>
-        <w:t>书籍原文 CPT 呈现相似结果：训练4遍后，书内 NLL 改善4.126%，200道书内改写题仍答对189题；公开评测由1369题增至1371题，提高0.1196个百分点。[8]</w:t>
+        <w:t>书籍原文 CPT 的文本学习与问答表现如下。[8]</w:t>
       </w:r>
     </w:p>
+    <w:tbl>
+      <w:tblPr>
+        <w:tblW w:type="auto" w:w="0"/>
+        <w:tblLayout w:type="fixed"/>
+        <w:tblLook w:firstColumn="1" w:firstRow="1" w:lastColumn="0" w:lastRow="0" w:noHBand="0" w:noVBand="1" w:val="04A0"/>
+        <w:tblBorders>
+          <w:top w:val="single" w:sz="4" w:color="D9D9D9"/>
+          <w:left w:val="single" w:sz="4" w:color="D9D9D9"/>
+          <w:bottom w:val="single" w:sz="4" w:color="D9D9D9"/>
+          <w:right w:val="single" w:sz="4" w:color="D9D9D9"/>
+          <w:insideH w:val="single" w:sz="4" w:color="D9D9D9"/>
+          <w:insideV w:val="single" w:sz="4" w:color="D9D9D9"/>
+        </w:tblBorders>
+      </w:tblPr>
+      <w:tblGrid>
+        <w:gridCol w:w="3744"/>
+        <w:gridCol w:w="2448"/>
+        <w:gridCol w:w="2736"/>
+      </w:tblGrid>
+      <w:tr>
+        <w:trPr>
+          <w:cantSplit/>
+          <w:tblHeader/>
+        </w:trPr>
+        <w:tc>
+          <w:tcPr>
+            <w:tcW w:type="dxa" w:w="3744"/>
+            <w:vAlign w:val="center"/>
+            <w:shd w:fill="E7E6E6"/>
+            <w:tcMar>
+              <w:top w:w="80" w:type="dxa"/>
+              <w:bottom w:w="80" w:type="dxa"/>
+              <w:left w:w="80" w:type="dxa"/>
+              <w:right w:w="80" w:type="dxa"/>
+            </w:tcMar>
+          </w:tcPr>
+          <w:p>
+            <w:pPr>
+              <w:keepNext/>
+              <w:spacing w:line="360" w:lineRule="auto" w:before="60" w:after="60"/>
+              <w:ind w:firstLine="0" w:firstLineChars="0"/>
+              <w:jc w:val="left"/>
+            </w:pPr>
+            <w:r>
+              <w:rPr>
+                <w:rFonts w:ascii="Times New Roman" w:hAnsi="Times New Roman" w:eastAsia="SimSun"/>
+                <w:b/>
+                <w:color w:val="000000"/>
+                <w:sz w:val="30"/>
+              </w:rPr>
+              <w:t>指标</w:t>
+            </w:r>
+          </w:p>
+        </w:tc>
+        <w:tc>
+          <w:tcPr>
+            <w:tcW w:type="dxa" w:w="2448"/>
+            <w:vAlign w:val="center"/>
+            <w:shd w:fill="E7E6E6"/>
+            <w:tcMar>
+              <w:top w:w="80" w:type="dxa"/>
+              <w:bottom w:w="80" w:type="dxa"/>
+              <w:left w:w="80" w:type="dxa"/>
+              <w:right w:w="80" w:type="dxa"/>
+            </w:tcMar>
+          </w:tcPr>
+          <w:p>
+            <w:pPr>
+              <w:keepNext/>
+              <w:spacing w:line="360" w:lineRule="auto" w:before="60" w:after="60"/>
+              <w:ind w:firstLine="0" w:firstLineChars="0"/>
+              <w:jc w:val="center"/>
+            </w:pPr>
+            <w:r>
+              <w:rPr>
+                <w:rFonts w:ascii="Times New Roman" w:hAnsi="Times New Roman" w:eastAsia="SimSun"/>
+                <w:b/>
+                <w:color w:val="000000"/>
+                <w:sz w:val="30"/>
+              </w:rPr>
+              <w:t>原始 Step120</w:t>
+            </w:r>
+          </w:p>
+        </w:tc>
+        <w:tc>
+          <w:tcPr>
+            <w:tcW w:type="dxa" w:w="2736"/>
+            <w:vAlign w:val="center"/>
+            <w:shd w:fill="E7E6E6"/>
+            <w:tcMar>
+              <w:top w:w="80" w:type="dxa"/>
+              <w:bottom w:w="80" w:type="dxa"/>
+              <w:left w:w="80" w:type="dxa"/>
+              <w:right w:w="80" w:type="dxa"/>
+            </w:tcMar>
+          </w:tcPr>
+          <w:p>
+            <w:pPr>
+              <w:keepNext/>
+              <w:spacing w:line="360" w:lineRule="auto" w:before="60" w:after="60"/>
+              <w:ind w:firstLine="0" w:firstLineChars="0"/>
+              <w:jc w:val="center"/>
+            </w:pPr>
+            <w:r>
+              <w:rPr>
+                <w:rFonts w:ascii="Times New Roman" w:hAnsi="Times New Roman" w:eastAsia="SimSun"/>
+                <w:b/>
+                <w:color w:val="000000"/>
+                <w:sz w:val="30"/>
+              </w:rPr>
+              <w:t>书籍 CPT 四遍</w:t>
+            </w:r>
+          </w:p>
+        </w:tc>
+      </w:tr>
+      <w:tr>
+        <w:trPr>
+          <w:cantSplit/>
+        </w:trPr>
+        <w:tc>
+          <w:tcPr>
+            <w:tcW w:type="dxa" w:w="3744"/>
+            <w:vAlign w:val="center"/>
+            <w:shd w:fill="FFFFFF"/>
+            <w:tcMar>
+              <w:top w:w="80" w:type="dxa"/>
+              <w:bottom w:w="80" w:type="dxa"/>
+              <w:left w:w="80" w:type="dxa"/>
+              <w:right w:w="80" w:type="dxa"/>
+            </w:tcMar>
+          </w:tcPr>
+          <w:p>
+            <w:pPr>
+              <w:keepNext/>
+              <w:spacing w:line="360" w:lineRule="auto" w:before="60" w:after="60"/>
+              <w:ind w:firstLine="0" w:firstLineChars="0"/>
+              <w:jc w:val="left"/>
+            </w:pPr>
+            <w:r>
+              <w:rPr>
+                <w:rFonts w:ascii="Times New Roman" w:hAnsi="Times New Roman" w:eastAsia="SimSun"/>
+                <w:b w:val="0"/>
+                <w:color w:val="000000"/>
+                <w:sz w:val="30"/>
+              </w:rPr>
+              <w:t>书内 NLL 相对改善</w:t>
+            </w:r>
+          </w:p>
+        </w:tc>
+        <w:tc>
+          <w:tcPr>
+            <w:tcW w:type="dxa" w:w="2448"/>
+            <w:vAlign w:val="center"/>
+            <w:shd w:fill="FFFFFF"/>
+            <w:tcMar>
+              <w:top w:w="80" w:type="dxa"/>
+              <w:bottom w:w="80" w:type="dxa"/>
+              <w:left w:w="80" w:type="dxa"/>
+              <w:right w:w="80" w:type="dxa"/>
+            </w:tcMar>
+          </w:tcPr>
+          <w:p>
+            <w:pPr>
+              <w:keepNext/>
+              <w:spacing w:line="360" w:lineRule="auto" w:before="60" w:after="60"/>
+              <w:ind w:firstLine="0" w:firstLineChars="0"/>
+              <w:jc w:val="center"/>
+            </w:pPr>
+            <w:r>
+              <w:rPr>
+                <w:rFonts w:ascii="Times New Roman" w:hAnsi="Times New Roman" w:eastAsia="SimSun"/>
+                <w:b w:val="0"/>
+                <w:color w:val="000000"/>
+                <w:sz w:val="30"/>
+              </w:rPr>
+              <w:t>基准</w:t>
+            </w:r>
+          </w:p>
+        </w:tc>
+        <w:tc>
+          <w:tcPr>
+            <w:tcW w:type="dxa" w:w="2736"/>
+            <w:vAlign w:val="center"/>
+            <w:shd w:fill="FFFFFF"/>
+            <w:tcMar>
+              <w:top w:w="80" w:type="dxa"/>
+              <w:bottom w:w="80" w:type="dxa"/>
+              <w:left w:w="80" w:type="dxa"/>
+              <w:right w:w="80" w:type="dxa"/>
+            </w:tcMar>
+          </w:tcPr>
+          <w:p>
+            <w:pPr>
+              <w:keepNext/>
+              <w:spacing w:line="360" w:lineRule="auto" w:before="60" w:after="60"/>
+              <w:ind w:firstLine="0" w:firstLineChars="0"/>
+              <w:jc w:val="center"/>
+            </w:pPr>
+            <w:r>
+              <w:rPr>
+                <w:rFonts w:ascii="Times New Roman" w:hAnsi="Times New Roman" w:eastAsia="SimSun"/>
+                <w:b w:val="0"/>
+                <w:color w:val="000000"/>
+                <w:sz w:val="30"/>
+              </w:rPr>
+              <w:t>4.126%</w:t>
+            </w:r>
+          </w:p>
+        </w:tc>
+      </w:tr>
+      <w:tr>
+        <w:trPr>
+          <w:cantSplit/>
+        </w:trPr>
+        <w:tc>
+          <w:tcPr>
+            <w:tcW w:type="dxa" w:w="3744"/>
+            <w:vAlign w:val="center"/>
+            <w:shd w:fill="FFFFFF"/>
+            <w:tcMar>
+              <w:top w:w="80" w:type="dxa"/>
+              <w:bottom w:w="80" w:type="dxa"/>
+              <w:left w:w="80" w:type="dxa"/>
+              <w:right w:w="80" w:type="dxa"/>
+            </w:tcMar>
+          </w:tcPr>
+          <w:p>
+            <w:pPr>
+              <w:keepNext/>
+              <w:spacing w:line="360" w:lineRule="auto" w:before="60" w:after="60"/>
+              <w:ind w:firstLine="0" w:firstLineChars="0"/>
+              <w:jc w:val="left"/>
+            </w:pPr>
+            <w:r>
+              <w:rPr>
+                <w:rFonts w:ascii="Times New Roman" w:hAnsi="Times New Roman" w:eastAsia="SimSun"/>
+                <w:b w:val="0"/>
+                <w:color w:val="000000"/>
+                <w:sz w:val="30"/>
+              </w:rPr>
+              <w:t>书内改写题答对</w:t>
+            </w:r>
+          </w:p>
+        </w:tc>
+        <w:tc>
+          <w:tcPr>
+            <w:tcW w:type="dxa" w:w="2448"/>
+            <w:vAlign w:val="center"/>
+            <w:shd w:fill="FFFFFF"/>
+            <w:tcMar>
+              <w:top w:w="80" w:type="dxa"/>
+              <w:bottom w:w="80" w:type="dxa"/>
+              <w:left w:w="80" w:type="dxa"/>
+              <w:right w:w="80" w:type="dxa"/>
+            </w:tcMar>
+          </w:tcPr>
+          <w:p>
+            <w:pPr>
+              <w:keepNext/>
+              <w:spacing w:line="360" w:lineRule="auto" w:before="60" w:after="60"/>
+              <w:ind w:firstLine="0" w:firstLineChars="0"/>
+              <w:jc w:val="center"/>
+            </w:pPr>
+            <w:r>
+              <w:rPr>
+                <w:rFonts w:ascii="Times New Roman" w:hAnsi="Times New Roman" w:eastAsia="SimSun"/>
+                <w:b w:val="0"/>
+                <w:color w:val="000000"/>
+                <w:sz w:val="30"/>
+              </w:rPr>
+              <w:t>189/200</w:t>
+            </w:r>
+          </w:p>
+        </w:tc>
+        <w:tc>
+          <w:tcPr>
+            <w:tcW w:type="dxa" w:w="2736"/>
+            <w:vAlign w:val="center"/>
+            <w:shd w:fill="FFFFFF"/>
+            <w:tcMar>
+              <w:top w:w="80" w:type="dxa"/>
+              <w:bottom w:w="80" w:type="dxa"/>
+              <w:left w:w="80" w:type="dxa"/>
+              <w:right w:w="80" w:type="dxa"/>
+            </w:tcMar>
+          </w:tcPr>
+          <w:p>
+            <w:pPr>
+              <w:keepNext/>
+              <w:spacing w:line="360" w:lineRule="auto" w:before="60" w:after="60"/>
+              <w:ind w:firstLine="0" w:firstLineChars="0"/>
+              <w:jc w:val="center"/>
+            </w:pPr>
+            <w:r>
+              <w:rPr>
+                <w:rFonts w:ascii="Times New Roman" w:hAnsi="Times New Roman" w:eastAsia="SimSun"/>
+                <w:b w:val="0"/>
+                <w:color w:val="000000"/>
+                <w:sz w:val="30"/>
+              </w:rPr>
+              <w:t>189/200</w:t>
+            </w:r>
+          </w:p>
+        </w:tc>
+      </w:tr>
+      <w:tr>
+        <w:trPr>
+          <w:cantSplit/>
+        </w:trPr>
+        <w:tc>
+          <w:tcPr>
+            <w:tcW w:type="dxa" w:w="3744"/>
+            <w:vAlign w:val="center"/>
+            <w:shd w:fill="FFFFFF"/>
+            <w:tcMar>
+              <w:top w:w="80" w:type="dxa"/>
+              <w:bottom w:w="80" w:type="dxa"/>
+              <w:left w:w="80" w:type="dxa"/>
+              <w:right w:w="80" w:type="dxa"/>
+            </w:tcMar>
+          </w:tcPr>
+          <w:p>
+            <w:pPr>
+              <w:keepNext/>
+              <w:spacing w:line="360" w:lineRule="auto" w:before="60" w:after="60"/>
+              <w:ind w:firstLine="0" w:firstLineChars="0"/>
+              <w:jc w:val="left"/>
+            </w:pPr>
+            <w:r>
+              <w:rPr>
+                <w:rFonts w:ascii="Times New Roman" w:hAnsi="Times New Roman" w:eastAsia="SimSun"/>
+                <w:b w:val="0"/>
+                <w:color w:val="000000"/>
+                <w:sz w:val="30"/>
+              </w:rPr>
+              <w:t>公开题答对</w:t>
+            </w:r>
+          </w:p>
+        </w:tc>
+        <w:tc>
+          <w:tcPr>
+            <w:tcW w:type="dxa" w:w="2448"/>
+            <w:vAlign w:val="center"/>
+            <w:shd w:fill="FFFFFF"/>
+            <w:tcMar>
+              <w:top w:w="80" w:type="dxa"/>
+              <w:bottom w:w="80" w:type="dxa"/>
+              <w:left w:w="80" w:type="dxa"/>
+              <w:right w:w="80" w:type="dxa"/>
+            </w:tcMar>
+          </w:tcPr>
+          <w:p>
+            <w:pPr>
+              <w:keepNext/>
+              <w:spacing w:line="360" w:lineRule="auto" w:before="60" w:after="60"/>
+              <w:ind w:firstLine="0" w:firstLineChars="0"/>
+              <w:jc w:val="center"/>
+            </w:pPr>
+            <w:r>
+              <w:rPr>
+                <w:rFonts w:ascii="Times New Roman" w:hAnsi="Times New Roman" w:eastAsia="SimSun"/>
+                <w:b w:val="0"/>
+                <w:color w:val="000000"/>
+                <w:sz w:val="30"/>
+              </w:rPr>
+              <w:t>1369/1672</w:t>
+            </w:r>
+          </w:p>
+        </w:tc>
+        <w:tc>
+          <w:tcPr>
+            <w:tcW w:type="dxa" w:w="2736"/>
+            <w:vAlign w:val="center"/>
+            <w:shd w:fill="FFFFFF"/>
+            <w:tcMar>
+              <w:top w:w="80" w:type="dxa"/>
+              <w:bottom w:w="80" w:type="dxa"/>
+              <w:left w:w="80" w:type="dxa"/>
+              <w:right w:w="80" w:type="dxa"/>
+            </w:tcMar>
+          </w:tcPr>
+          <w:p>
+            <w:pPr>
+              <w:keepNext/>
+              <w:spacing w:line="360" w:lineRule="auto" w:before="60" w:after="60"/>
+              <w:ind w:firstLine="0" w:firstLineChars="0"/>
+              <w:jc w:val="center"/>
+            </w:pPr>
+            <w:r>
+              <w:rPr>
+                <w:rFonts w:ascii="Times New Roman" w:hAnsi="Times New Roman" w:eastAsia="SimSun"/>
+                <w:b w:val="0"/>
+                <w:color w:val="000000"/>
+                <w:sz w:val="30"/>
+              </w:rPr>
+              <w:t>1371/1672</w:t>
+            </w:r>
+          </w:p>
+        </w:tc>
+      </w:tr>
+      <w:tr>
+        <w:trPr>
+          <w:cantSplit/>
+        </w:trPr>
+        <w:tc>
+          <w:tcPr>
+            <w:tcW w:type="dxa" w:w="3744"/>
+            <w:vAlign w:val="center"/>
+            <w:shd w:fill="FFFFFF"/>
+            <w:tcMar>
+              <w:top w:w="80" w:type="dxa"/>
+              <w:bottom w:w="80" w:type="dxa"/>
+              <w:left w:w="80" w:type="dxa"/>
+              <w:right w:w="80" w:type="dxa"/>
+            </w:tcMar>
+          </w:tcPr>
+          <w:p>
+            <w:pPr>
+              <w:keepNext w:val="0"/>
+              <w:spacing w:line="360" w:lineRule="auto" w:before="60" w:after="60"/>
+              <w:ind w:firstLine="0" w:firstLineChars="0"/>
+              <w:jc w:val="left"/>
+            </w:pPr>
+            <w:r>
+              <w:rPr>
+                <w:rFonts w:ascii="Times New Roman" w:hAnsi="Times New Roman" w:eastAsia="SimSun"/>
+                <w:b w:val="0"/>
+                <w:color w:val="000000"/>
+                <w:sz w:val="30"/>
+              </w:rPr>
+              <w:t>公开题准确率增量</w:t>
+            </w:r>
+          </w:p>
+        </w:tc>
+        <w:tc>
+          <w:tcPr>
+            <w:tcW w:type="dxa" w:w="2448"/>
+            <w:vAlign w:val="center"/>
+            <w:shd w:fill="FFFFFF"/>
+            <w:tcMar>
+              <w:top w:w="80" w:type="dxa"/>
+              <w:bottom w:w="80" w:type="dxa"/>
+              <w:left w:w="80" w:type="dxa"/>
+              <w:right w:w="80" w:type="dxa"/>
+            </w:tcMar>
+          </w:tcPr>
+          <w:p>
+            <w:pPr>
+              <w:keepNext w:val="0"/>
+              <w:spacing w:line="360" w:lineRule="auto" w:before="60" w:after="60"/>
+              <w:ind w:firstLine="0" w:firstLineChars="0"/>
+              <w:jc w:val="center"/>
+            </w:pPr>
+            <w:r>
+              <w:rPr>
+                <w:rFonts w:ascii="Times New Roman" w:hAnsi="Times New Roman" w:eastAsia="SimSun"/>
+                <w:b w:val="0"/>
+                <w:color w:val="000000"/>
+                <w:sz w:val="30"/>
+              </w:rPr>
+              <w:t>基准</w:t>
+            </w:r>
+          </w:p>
+        </w:tc>
+        <w:tc>
+          <w:tcPr>
+            <w:tcW w:type="dxa" w:w="2736"/>
+            <w:vAlign w:val="center"/>
+            <w:shd w:fill="FFFFFF"/>
+            <w:tcMar>
+              <w:top w:w="80" w:type="dxa"/>
+              <w:bottom w:w="80" w:type="dxa"/>
+              <w:left w:w="80" w:type="dxa"/>
+              <w:right w:w="80" w:type="dxa"/>
+            </w:tcMar>
+          </w:tcPr>
+          <w:p>
+            <w:pPr>
+              <w:keepNext w:val="0"/>
+              <w:spacing w:line="360" w:lineRule="auto" w:before="60" w:after="60"/>
+              <w:ind w:firstLine="0" w:firstLineChars="0"/>
+              <w:jc w:val="center"/>
+            </w:pPr>
+            <w:r>
+              <w:rPr>
+                <w:rFonts w:ascii="Times New Roman" w:hAnsi="Times New Roman" w:eastAsia="SimSun"/>
+                <w:b w:val="0"/>
+                <w:color w:val="000000"/>
+                <w:sz w:val="30"/>
+              </w:rPr>
+              <w:t>+0.1196个百分点</w:t>
+            </w:r>
+          </w:p>
+        </w:tc>
+      </w:tr>
+    </w:tbl>
     <w:p>
       <w:pPr>
         <w:pStyle w:val="Heading2"/>
@@ -1708,7 +3350,7 @@
           <w:sz w:val="30"/>
           <w:color w:val="000000"/>
         </w:rPr>
-        <w:t>CPT 已改善文本预测，问答增益仍需进一步验证。现有结果无法区分知识吸收与调用的影响，下一步检验答案监督和情景应用训练的效果。</w:t>
+        <w:t>CPT 改善了文本预测，问答得分小幅提升。现有结果无法区分知识吸收与调用的影响，因此进一步以答案监督和情景应用训练验证。</w:t>
       </w:r>
     </w:p>
     <w:p>
@@ -1748,6 +3390,7 @@
     </w:p>
     <w:p>
       <w:pPr>
+        <w:keepNext/>
         <w:widowControl/>
         <w:spacing w:line="360" w:lineRule="auto" w:before="0" w:after="120"/>
         <w:ind w:firstLine="600" w:firstLineChars="200"/>
@@ -1760,9 +3403,410 @@
           <w:sz w:val="30"/>
           <w:color w:val="000000"/>
         </w:rPr>
-        <w:t>以全部1672道原题、完整选项及正确答案训练，仅监督答案与结束标记。训练1遍、2遍后，同题准确率由81.88%升至93.18%、94.44%，表明答案监督能提高同题拟合。[9]</w:t>
+        <w:t>以全部1672道原题、完整选项及正确答案训练，仅监督答案与结束标记。同题结果如下。[9]</w:t>
       </w:r>
     </w:p>
+    <w:tbl>
+      <w:tblPr>
+        <w:tblW w:type="auto" w:w="0"/>
+        <w:tblLayout w:type="fixed"/>
+        <w:tblLook w:firstColumn="1" w:firstRow="1" w:lastColumn="0" w:lastRow="0" w:noHBand="0" w:noVBand="1" w:val="04A0"/>
+        <w:tblBorders>
+          <w:top w:val="single" w:sz="4" w:color="D9D9D9"/>
+          <w:left w:val="single" w:sz="4" w:color="D9D9D9"/>
+          <w:bottom w:val="single" w:sz="4" w:color="D9D9D9"/>
+          <w:right w:val="single" w:sz="4" w:color="D9D9D9"/>
+          <w:insideH w:val="single" w:sz="4" w:color="D9D9D9"/>
+          <w:insideV w:val="single" w:sz="4" w:color="D9D9D9"/>
+        </w:tblBorders>
+      </w:tblPr>
+      <w:tblGrid>
+        <w:gridCol w:w="4032"/>
+        <w:gridCol w:w="2016"/>
+        <w:gridCol w:w="2880"/>
+      </w:tblGrid>
+      <w:tr>
+        <w:trPr>
+          <w:cantSplit/>
+          <w:tblHeader/>
+        </w:trPr>
+        <w:tc>
+          <w:tcPr>
+            <w:tcW w:type="dxa" w:w="4032"/>
+            <w:vAlign w:val="center"/>
+            <w:shd w:fill="E7E6E6"/>
+            <w:tcMar>
+              <w:top w:w="80" w:type="dxa"/>
+              <w:bottom w:w="80" w:type="dxa"/>
+              <w:left w:w="80" w:type="dxa"/>
+              <w:right w:w="80" w:type="dxa"/>
+            </w:tcMar>
+          </w:tcPr>
+          <w:p>
+            <w:pPr>
+              <w:keepNext/>
+              <w:spacing w:line="360" w:lineRule="auto" w:before="60" w:after="60"/>
+              <w:ind w:firstLine="0" w:firstLineChars="0"/>
+              <w:jc w:val="left"/>
+            </w:pPr>
+            <w:r>
+              <w:rPr>
+                <w:rFonts w:ascii="Times New Roman" w:hAnsi="Times New Roman" w:eastAsia="SimSun"/>
+                <w:b/>
+                <w:color w:val="000000"/>
+                <w:sz w:val="30"/>
+              </w:rPr>
+              <w:t>模型</w:t>
+            </w:r>
+          </w:p>
+        </w:tc>
+        <w:tc>
+          <w:tcPr>
+            <w:tcW w:type="dxa" w:w="2016"/>
+            <w:vAlign w:val="center"/>
+            <w:shd w:fill="E7E6E6"/>
+            <w:tcMar>
+              <w:top w:w="80" w:type="dxa"/>
+              <w:bottom w:w="80" w:type="dxa"/>
+              <w:left w:w="80" w:type="dxa"/>
+              <w:right w:w="80" w:type="dxa"/>
+            </w:tcMar>
+          </w:tcPr>
+          <w:p>
+            <w:pPr>
+              <w:keepNext/>
+              <w:spacing w:line="360" w:lineRule="auto" w:before="60" w:after="60"/>
+              <w:ind w:firstLine="0" w:firstLineChars="0"/>
+              <w:jc w:val="center"/>
+            </w:pPr>
+            <w:r>
+              <w:rPr>
+                <w:rFonts w:ascii="Times New Roman" w:hAnsi="Times New Roman" w:eastAsia="SimSun"/>
+                <w:b/>
+                <w:color w:val="000000"/>
+                <w:sz w:val="30"/>
+              </w:rPr>
+              <w:t>训练遍数</w:t>
+            </w:r>
+          </w:p>
+        </w:tc>
+        <w:tc>
+          <w:tcPr>
+            <w:tcW w:type="dxa" w:w="2880"/>
+            <w:vAlign w:val="center"/>
+            <w:shd w:fill="E7E6E6"/>
+            <w:tcMar>
+              <w:top w:w="80" w:type="dxa"/>
+              <w:bottom w:w="80" w:type="dxa"/>
+              <w:left w:w="80" w:type="dxa"/>
+              <w:right w:w="80" w:type="dxa"/>
+            </w:tcMar>
+          </w:tcPr>
+          <w:p>
+            <w:pPr>
+              <w:keepNext/>
+              <w:spacing w:line="360" w:lineRule="auto" w:before="60" w:after="60"/>
+              <w:ind w:firstLine="0" w:firstLineChars="0"/>
+              <w:jc w:val="center"/>
+            </w:pPr>
+            <w:r>
+              <w:rPr>
+                <w:rFonts w:ascii="Times New Roman" w:hAnsi="Times New Roman" w:eastAsia="SimSun"/>
+                <w:b/>
+                <w:color w:val="000000"/>
+                <w:sz w:val="30"/>
+              </w:rPr>
+              <w:t>同题准确率</w:t>
+            </w:r>
+          </w:p>
+        </w:tc>
+      </w:tr>
+      <w:tr>
+        <w:trPr>
+          <w:cantSplit/>
+        </w:trPr>
+        <w:tc>
+          <w:tcPr>
+            <w:tcW w:type="dxa" w:w="4032"/>
+            <w:vAlign w:val="center"/>
+            <w:shd w:fill="FFFFFF"/>
+            <w:tcMar>
+              <w:top w:w="80" w:type="dxa"/>
+              <w:bottom w:w="80" w:type="dxa"/>
+              <w:left w:w="80" w:type="dxa"/>
+              <w:right w:w="80" w:type="dxa"/>
+            </w:tcMar>
+          </w:tcPr>
+          <w:p>
+            <w:pPr>
+              <w:keepNext/>
+              <w:spacing w:line="360" w:lineRule="auto" w:before="60" w:after="60"/>
+              <w:ind w:firstLine="0" w:firstLineChars="0"/>
+              <w:jc w:val="left"/>
+            </w:pPr>
+            <w:r>
+              <w:rPr>
+                <w:rFonts w:ascii="Times New Roman" w:hAnsi="Times New Roman" w:eastAsia="SimSun"/>
+                <w:b w:val="0"/>
+                <w:color w:val="000000"/>
+                <w:sz w:val="30"/>
+              </w:rPr>
+              <w:t>原始 Step120</w:t>
+            </w:r>
+          </w:p>
+        </w:tc>
+        <w:tc>
+          <w:tcPr>
+            <w:tcW w:type="dxa" w:w="2016"/>
+            <w:vAlign w:val="center"/>
+            <w:shd w:fill="FFFFFF"/>
+            <w:tcMar>
+              <w:top w:w="80" w:type="dxa"/>
+              <w:bottom w:w="80" w:type="dxa"/>
+              <w:left w:w="80" w:type="dxa"/>
+              <w:right w:w="80" w:type="dxa"/>
+            </w:tcMar>
+          </w:tcPr>
+          <w:p>
+            <w:pPr>
+              <w:keepNext/>
+              <w:spacing w:line="360" w:lineRule="auto" w:before="60" w:after="60"/>
+              <w:ind w:firstLine="0" w:firstLineChars="0"/>
+              <w:jc w:val="center"/>
+            </w:pPr>
+            <w:r>
+              <w:rPr>
+                <w:rFonts w:ascii="Times New Roman" w:hAnsi="Times New Roman" w:eastAsia="SimSun"/>
+                <w:b w:val="0"/>
+                <w:color w:val="000000"/>
+                <w:sz w:val="30"/>
+              </w:rPr>
+              <w:t>0</w:t>
+            </w:r>
+          </w:p>
+        </w:tc>
+        <w:tc>
+          <w:tcPr>
+            <w:tcW w:type="dxa" w:w="2880"/>
+            <w:vAlign w:val="center"/>
+            <w:shd w:fill="FFFFFF"/>
+            <w:tcMar>
+              <w:top w:w="80" w:type="dxa"/>
+              <w:bottom w:w="80" w:type="dxa"/>
+              <w:left w:w="80" w:type="dxa"/>
+              <w:right w:w="80" w:type="dxa"/>
+            </w:tcMar>
+          </w:tcPr>
+          <w:p>
+            <w:pPr>
+              <w:keepNext/>
+              <w:spacing w:line="360" w:lineRule="auto" w:before="60" w:after="60"/>
+              <w:ind w:firstLine="0" w:firstLineChars="0"/>
+              <w:jc w:val="center"/>
+            </w:pPr>
+            <w:r>
+              <w:rPr>
+                <w:rFonts w:ascii="Times New Roman" w:hAnsi="Times New Roman" w:eastAsia="SimSun"/>
+                <w:b w:val="0"/>
+                <w:color w:val="000000"/>
+                <w:sz w:val="30"/>
+              </w:rPr>
+              <w:t>81.88%</w:t>
+            </w:r>
+          </w:p>
+        </w:tc>
+      </w:tr>
+      <w:tr>
+        <w:trPr>
+          <w:cantSplit/>
+        </w:trPr>
+        <w:tc>
+          <w:tcPr>
+            <w:tcW w:type="dxa" w:w="4032"/>
+            <w:vAlign w:val="center"/>
+            <w:shd w:fill="FFFFFF"/>
+            <w:tcMar>
+              <w:top w:w="80" w:type="dxa"/>
+              <w:bottom w:w="80" w:type="dxa"/>
+              <w:left w:w="80" w:type="dxa"/>
+              <w:right w:w="80" w:type="dxa"/>
+            </w:tcMar>
+          </w:tcPr>
+          <w:p>
+            <w:pPr>
+              <w:keepNext/>
+              <w:spacing w:line="360" w:lineRule="auto" w:before="60" w:after="60"/>
+              <w:ind w:firstLine="0" w:firstLineChars="0"/>
+              <w:jc w:val="left"/>
+            </w:pPr>
+            <w:r>
+              <w:rPr>
+                <w:rFonts w:ascii="Times New Roman" w:hAnsi="Times New Roman" w:eastAsia="SimSun"/>
+                <w:b w:val="0"/>
+                <w:color w:val="000000"/>
+                <w:sz w:val="30"/>
+              </w:rPr>
+              <w:t>答案 SFT</w:t>
+            </w:r>
+          </w:p>
+        </w:tc>
+        <w:tc>
+          <w:tcPr>
+            <w:tcW w:type="dxa" w:w="2016"/>
+            <w:vAlign w:val="center"/>
+            <w:shd w:fill="FFFFFF"/>
+            <w:tcMar>
+              <w:top w:w="80" w:type="dxa"/>
+              <w:bottom w:w="80" w:type="dxa"/>
+              <w:left w:w="80" w:type="dxa"/>
+              <w:right w:w="80" w:type="dxa"/>
+            </w:tcMar>
+          </w:tcPr>
+          <w:p>
+            <w:pPr>
+              <w:keepNext/>
+              <w:spacing w:line="360" w:lineRule="auto" w:before="60" w:after="60"/>
+              <w:ind w:firstLine="0" w:firstLineChars="0"/>
+              <w:jc w:val="center"/>
+            </w:pPr>
+            <w:r>
+              <w:rPr>
+                <w:rFonts w:ascii="Times New Roman" w:hAnsi="Times New Roman" w:eastAsia="SimSun"/>
+                <w:b w:val="0"/>
+                <w:color w:val="000000"/>
+                <w:sz w:val="30"/>
+              </w:rPr>
+              <w:t>1</w:t>
+            </w:r>
+          </w:p>
+        </w:tc>
+        <w:tc>
+          <w:tcPr>
+            <w:tcW w:type="dxa" w:w="2880"/>
+            <w:vAlign w:val="center"/>
+            <w:shd w:fill="FFFFFF"/>
+            <w:tcMar>
+              <w:top w:w="80" w:type="dxa"/>
+              <w:bottom w:w="80" w:type="dxa"/>
+              <w:left w:w="80" w:type="dxa"/>
+              <w:right w:w="80" w:type="dxa"/>
+            </w:tcMar>
+          </w:tcPr>
+          <w:p>
+            <w:pPr>
+              <w:keepNext/>
+              <w:spacing w:line="360" w:lineRule="auto" w:before="60" w:after="60"/>
+              <w:ind w:firstLine="0" w:firstLineChars="0"/>
+              <w:jc w:val="center"/>
+            </w:pPr>
+            <w:r>
+              <w:rPr>
+                <w:rFonts w:ascii="Times New Roman" w:hAnsi="Times New Roman" w:eastAsia="SimSun"/>
+                <w:b w:val="0"/>
+                <w:color w:val="000000"/>
+                <w:sz w:val="30"/>
+              </w:rPr>
+              <w:t>93.18%</w:t>
+            </w:r>
+          </w:p>
+        </w:tc>
+      </w:tr>
+      <w:tr>
+        <w:trPr>
+          <w:cantSplit/>
+        </w:trPr>
+        <w:tc>
+          <w:tcPr>
+            <w:tcW w:type="dxa" w:w="4032"/>
+            <w:vAlign w:val="center"/>
+            <w:shd w:fill="FFFFFF"/>
+            <w:tcMar>
+              <w:top w:w="80" w:type="dxa"/>
+              <w:bottom w:w="80" w:type="dxa"/>
+              <w:left w:w="80" w:type="dxa"/>
+              <w:right w:w="80" w:type="dxa"/>
+            </w:tcMar>
+          </w:tcPr>
+          <w:p>
+            <w:pPr>
+              <w:keepNext w:val="0"/>
+              <w:spacing w:line="360" w:lineRule="auto" w:before="60" w:after="60"/>
+              <w:ind w:firstLine="0" w:firstLineChars="0"/>
+              <w:jc w:val="left"/>
+            </w:pPr>
+            <w:r>
+              <w:rPr>
+                <w:rFonts w:ascii="Times New Roman" w:hAnsi="Times New Roman" w:eastAsia="SimSun"/>
+                <w:b w:val="0"/>
+                <w:color w:val="000000"/>
+                <w:sz w:val="30"/>
+              </w:rPr>
+              <w:t>答案 SFT</w:t>
+            </w:r>
+          </w:p>
+        </w:tc>
+        <w:tc>
+          <w:tcPr>
+            <w:tcW w:type="dxa" w:w="2016"/>
+            <w:vAlign w:val="center"/>
+            <w:shd w:fill="FFFFFF"/>
+            <w:tcMar>
+              <w:top w:w="80" w:type="dxa"/>
+              <w:bottom w:w="80" w:type="dxa"/>
+              <w:left w:w="80" w:type="dxa"/>
+              <w:right w:w="80" w:type="dxa"/>
+            </w:tcMar>
+          </w:tcPr>
+          <w:p>
+            <w:pPr>
+              <w:keepNext w:val="0"/>
+              <w:spacing w:line="360" w:lineRule="auto" w:before="60" w:after="60"/>
+              <w:ind w:firstLine="0" w:firstLineChars="0"/>
+              <w:jc w:val="center"/>
+            </w:pPr>
+            <w:r>
+              <w:rPr>
+                <w:rFonts w:ascii="Times New Roman" w:hAnsi="Times New Roman" w:eastAsia="SimSun"/>
+                <w:b w:val="0"/>
+                <w:color w:val="000000"/>
+                <w:sz w:val="30"/>
+              </w:rPr>
+              <w:t>2</w:t>
+            </w:r>
+          </w:p>
+        </w:tc>
+        <w:tc>
+          <w:tcPr>
+            <w:tcW w:type="dxa" w:w="2880"/>
+            <w:vAlign w:val="center"/>
+            <w:shd w:fill="FFFFFF"/>
+            <w:tcMar>
+              <w:top w:w="80" w:type="dxa"/>
+              <w:bottom w:w="80" w:type="dxa"/>
+              <w:left w:w="80" w:type="dxa"/>
+              <w:right w:w="80" w:type="dxa"/>
+            </w:tcMar>
+          </w:tcPr>
+          <w:p>
+            <w:pPr>
+              <w:keepNext w:val="0"/>
+              <w:spacing w:line="360" w:lineRule="auto" w:before="60" w:after="60"/>
+              <w:ind w:firstLine="0" w:firstLineChars="0"/>
+              <w:jc w:val="center"/>
+            </w:pPr>
+            <w:r>
+              <w:rPr>
+                <w:rFonts w:ascii="Times New Roman" w:hAnsi="Times New Roman" w:eastAsia="SimSun"/>
+                <w:b w:val="0"/>
+                <w:color w:val="000000"/>
+                <w:sz w:val="30"/>
+              </w:rPr>
+              <w:t>94.44%</w:t>
+            </w:r>
+          </w:p>
+        </w:tc>
+      </w:tr>
+    </w:tbl>
     <w:p>
       <w:pPr>
         <w:widowControl/>
@@ -1777,7 +3821,7 @@
           <w:sz w:val="30"/>
           <w:color w:val="000000"/>
         </w:rPr>
-        <w:t>该实验为监督方式提供线索，不能证明未见题目的能力提升或原有知识完整性。其数据来自评测题，与后续独立书籍 SFT 分开；该模型不纳入后续三模型对照。</w:t>
+        <w:t>答案监督提高了同题拟合，但不能证明未见题目的能力提升或原有知识完整性。该实验使用评测题，与独立书籍 SFT 分开，其模型不纳入三模型对照。</w:t>
       </w:r>
     </w:p>
     <w:p>
@@ -2018,7 +4062,7 @@
           </w:tcPr>
           <w:p>
             <w:pPr>
-              <w:keepNext w:val="0"/>
+              <w:keepNext/>
               <w:spacing w:after="0" w:line="360" w:lineRule="auto"/>
               <w:ind w:firstLine="0" w:firstLineChars="0"/>
               <w:jc w:val="left"/>
@@ -2054,7 +4098,7 @@
           </w:tcPr>
           <w:p>
             <w:pPr>
-              <w:keepNext w:val="0"/>
+              <w:keepNext/>
               <w:spacing w:after="0" w:line="360" w:lineRule="auto"/>
               <w:ind w:firstLine="0" w:firstLineChars="0"/>
               <w:jc w:val="center"/>
@@ -2090,7 +4134,7 @@
           </w:tcPr>
           <w:p>
             <w:pPr>
-              <w:keepNext w:val="0"/>
+              <w:keepNext/>
               <w:spacing w:after="0" w:line="360" w:lineRule="auto"/>
               <w:ind w:firstLine="0" w:firstLineChars="0"/>
               <w:jc w:val="center"/>
@@ -2131,7 +4175,7 @@
           </w:tcPr>
           <w:p>
             <w:pPr>
-              <w:keepNext w:val="0"/>
+              <w:keepNext/>
               <w:spacing w:after="0" w:line="360" w:lineRule="auto"/>
               <w:ind w:firstLine="0" w:firstLineChars="0"/>
               <w:jc w:val="left"/>
@@ -2167,7 +4211,7 @@
           </w:tcPr>
           <w:p>
             <w:pPr>
-              <w:keepNext w:val="0"/>
+              <w:keepNext/>
               <w:spacing w:after="0" w:line="360" w:lineRule="auto"/>
               <w:ind w:firstLine="0" w:firstLineChars="0"/>
               <w:jc w:val="center"/>
@@ -2203,7 +4247,7 @@
           </w:tcPr>
           <w:p>
             <w:pPr>
-              <w:keepNext w:val="0"/>
+              <w:keepNext/>
               <w:spacing w:after="0" w:line="360" w:lineRule="auto"/>
               <w:ind w:firstLine="0" w:firstLineChars="0"/>
               <w:jc w:val="center"/>
@@ -2348,7 +4392,7 @@
           <w:sz w:val="30"/>
           <w:color w:val="000000"/>
         </w:rPr>
-        <w:t>资料使历史错题答对数由6题增至58题，也使原答对对照由57题降至54题。诊断提示与正式评测不同，历史错题可在本轮答对；基础题与原题难度、分母不同，不直接比较正确率差值。</w:t>
+        <w:t>教材改善了部分错题，也干扰了部分原答对题。诊断提示与正式评测不同；基础题与原题难度、分母不同，不直接比较正确率差值。</w:t>
       </w:r>
     </w:p>
     <w:p>
@@ -2371,6 +4415,7 @@
     </w:p>
     <w:p>
       <w:pPr>
+        <w:keepNext/>
         <w:widowControl/>
         <w:spacing w:line="360" w:lineRule="auto" w:before="0" w:after="120"/>
         <w:ind w:firstLine="600" w:firstLineChars="200"/>
@@ -2383,9 +4428,505 @@
           <w:sz w:val="30"/>
           <w:color w:val="000000"/>
         </w:rPr>
-        <w:t>363题中259题的自动审核记录缺失或无效，需进一步复核。抽查8题发现资料不足、缺图、重复选项及诊断题过浅等问题。其中4题补充核实资料后，答对数由0/4升至4/4，三轮一致；仅增加题型提示，8题仍为0/8。[4]</w:t>
+        <w:t>自动审核中259/363条记录缺失或无效，不能据此判断教材覆盖。复核8题发现资料不足、缺图、重复选项及诊断题过浅等问题；补证与题型提示的对照如下。[4]</w:t>
       </w:r>
     </w:p>
+    <w:tbl>
+      <w:tblPr>
+        <w:tblW w:type="auto" w:w="0"/>
+        <w:tblLayout w:type="fixed"/>
+        <w:tblLook w:firstColumn="1" w:firstRow="1" w:lastColumn="0" w:lastRow="0" w:noHBand="0" w:noVBand="1" w:val="04A0"/>
+        <w:tblBorders>
+          <w:top w:val="single" w:sz="4" w:color="D9D9D9"/>
+          <w:left w:val="single" w:sz="4" w:color="D9D9D9"/>
+          <w:bottom w:val="single" w:sz="4" w:color="D9D9D9"/>
+          <w:right w:val="single" w:sz="4" w:color="D9D9D9"/>
+          <w:insideH w:val="single" w:sz="4" w:color="D9D9D9"/>
+          <w:insideV w:val="single" w:sz="4" w:color="D9D9D9"/>
+        </w:tblBorders>
+      </w:tblPr>
+      <w:tblGrid>
+        <w:gridCol w:w="2880"/>
+        <w:gridCol w:w="3888"/>
+        <w:gridCol w:w="2160"/>
+      </w:tblGrid>
+      <w:tr>
+        <w:trPr>
+          <w:cantSplit/>
+          <w:tblHeader/>
+        </w:trPr>
+        <w:tc>
+          <w:tcPr>
+            <w:tcW w:type="dxa" w:w="2880"/>
+            <w:vAlign w:val="center"/>
+            <w:shd w:fill="E7E6E6"/>
+            <w:tcMar>
+              <w:top w:w="80" w:type="dxa"/>
+              <w:bottom w:w="80" w:type="dxa"/>
+              <w:left w:w="80" w:type="dxa"/>
+              <w:right w:w="80" w:type="dxa"/>
+            </w:tcMar>
+          </w:tcPr>
+          <w:p>
+            <w:pPr>
+              <w:keepNext/>
+              <w:spacing w:line="360" w:lineRule="auto" w:before="60" w:after="60"/>
+              <w:ind w:firstLine="0" w:firstLineChars="0"/>
+              <w:jc w:val="left"/>
+            </w:pPr>
+            <w:r>
+              <w:rPr>
+                <w:rFonts w:ascii="Times New Roman" w:hAnsi="Times New Roman" w:eastAsia="SimSun"/>
+                <w:b/>
+                <w:color w:val="000000"/>
+                <w:sz w:val="30"/>
+              </w:rPr>
+              <w:t>样本</w:t>
+            </w:r>
+          </w:p>
+        </w:tc>
+        <w:tc>
+          <w:tcPr>
+            <w:tcW w:type="dxa" w:w="3888"/>
+            <w:vAlign w:val="center"/>
+            <w:shd w:fill="E7E6E6"/>
+            <w:tcMar>
+              <w:top w:w="80" w:type="dxa"/>
+              <w:bottom w:w="80" w:type="dxa"/>
+              <w:left w:w="80" w:type="dxa"/>
+              <w:right w:w="80" w:type="dxa"/>
+            </w:tcMar>
+          </w:tcPr>
+          <w:p>
+            <w:pPr>
+              <w:keepNext/>
+              <w:spacing w:line="360" w:lineRule="auto" w:before="60" w:after="60"/>
+              <w:ind w:firstLine="0" w:firstLineChars="0"/>
+              <w:jc w:val="center"/>
+            </w:pPr>
+            <w:r>
+              <w:rPr>
+                <w:rFonts w:ascii="Times New Roman" w:hAnsi="Times New Roman" w:eastAsia="SimSun"/>
+                <w:b/>
+                <w:color w:val="000000"/>
+                <w:sz w:val="30"/>
+              </w:rPr>
+              <w:t>条件</w:t>
+            </w:r>
+          </w:p>
+        </w:tc>
+        <w:tc>
+          <w:tcPr>
+            <w:tcW w:type="dxa" w:w="2160"/>
+            <w:vAlign w:val="center"/>
+            <w:shd w:fill="E7E6E6"/>
+            <w:tcMar>
+              <w:top w:w="80" w:type="dxa"/>
+              <w:bottom w:w="80" w:type="dxa"/>
+              <w:left w:w="80" w:type="dxa"/>
+              <w:right w:w="80" w:type="dxa"/>
+            </w:tcMar>
+          </w:tcPr>
+          <w:p>
+            <w:pPr>
+              <w:keepNext/>
+              <w:spacing w:line="360" w:lineRule="auto" w:before="60" w:after="60"/>
+              <w:ind w:firstLine="0" w:firstLineChars="0"/>
+              <w:jc w:val="center"/>
+            </w:pPr>
+            <w:r>
+              <w:rPr>
+                <w:rFonts w:ascii="Times New Roman" w:hAnsi="Times New Roman" w:eastAsia="SimSun"/>
+                <w:b/>
+                <w:color w:val="000000"/>
+                <w:sz w:val="30"/>
+              </w:rPr>
+              <w:t>答对数</w:t>
+            </w:r>
+          </w:p>
+        </w:tc>
+      </w:tr>
+      <w:tr>
+        <w:trPr>
+          <w:cantSplit/>
+        </w:trPr>
+        <w:tc>
+          <w:tcPr>
+            <w:tcW w:type="dxa" w:w="2880"/>
+            <w:vAlign w:val="center"/>
+            <w:shd w:fill="FFFFFF"/>
+            <w:tcMar>
+              <w:top w:w="80" w:type="dxa"/>
+              <w:bottom w:w="80" w:type="dxa"/>
+              <w:left w:w="80" w:type="dxa"/>
+              <w:right w:w="80" w:type="dxa"/>
+            </w:tcMar>
+          </w:tcPr>
+          <w:p>
+            <w:pPr>
+              <w:keepNext/>
+              <w:spacing w:line="360" w:lineRule="auto" w:before="60" w:after="60"/>
+              <w:ind w:firstLine="0" w:firstLineChars="0"/>
+              <w:jc w:val="left"/>
+            </w:pPr>
+            <w:r>
+              <w:rPr>
+                <w:rFonts w:ascii="Times New Roman" w:hAnsi="Times New Roman" w:eastAsia="SimSun"/>
+                <w:b w:val="0"/>
+                <w:color w:val="000000"/>
+                <w:sz w:val="30"/>
+              </w:rPr>
+              <w:t>定向补证 4题</w:t>
+            </w:r>
+          </w:p>
+        </w:tc>
+        <w:tc>
+          <w:tcPr>
+            <w:tcW w:type="dxa" w:w="3888"/>
+            <w:vAlign w:val="center"/>
+            <w:shd w:fill="FFFFFF"/>
+            <w:tcMar>
+              <w:top w:w="80" w:type="dxa"/>
+              <w:bottom w:w="80" w:type="dxa"/>
+              <w:left w:w="80" w:type="dxa"/>
+              <w:right w:w="80" w:type="dxa"/>
+            </w:tcMar>
+          </w:tcPr>
+          <w:p>
+            <w:pPr>
+              <w:keepNext/>
+              <w:spacing w:line="360" w:lineRule="auto" w:before="60" w:after="60"/>
+              <w:ind w:firstLine="0" w:firstLineChars="0"/>
+              <w:jc w:val="center"/>
+            </w:pPr>
+            <w:r>
+              <w:rPr>
+                <w:rFonts w:ascii="Times New Roman" w:hAnsi="Times New Roman" w:eastAsia="SimSun"/>
+                <w:b w:val="0"/>
+                <w:color w:val="000000"/>
+                <w:sz w:val="30"/>
+              </w:rPr>
+              <w:t>闭卷</w:t>
+            </w:r>
+          </w:p>
+        </w:tc>
+        <w:tc>
+          <w:tcPr>
+            <w:tcW w:type="dxa" w:w="2160"/>
+            <w:vAlign w:val="center"/>
+            <w:shd w:fill="FFFFFF"/>
+            <w:tcMar>
+              <w:top w:w="80" w:type="dxa"/>
+              <w:bottom w:w="80" w:type="dxa"/>
+              <w:left w:w="80" w:type="dxa"/>
+              <w:right w:w="80" w:type="dxa"/>
+            </w:tcMar>
+          </w:tcPr>
+          <w:p>
+            <w:pPr>
+              <w:keepNext/>
+              <w:spacing w:line="360" w:lineRule="auto" w:before="60" w:after="60"/>
+              <w:ind w:firstLine="0" w:firstLineChars="0"/>
+              <w:jc w:val="center"/>
+            </w:pPr>
+            <w:r>
+              <w:rPr>
+                <w:rFonts w:ascii="Times New Roman" w:hAnsi="Times New Roman" w:eastAsia="SimSun"/>
+                <w:b w:val="0"/>
+                <w:color w:val="000000"/>
+                <w:sz w:val="30"/>
+              </w:rPr>
+              <w:t>0/4</w:t>
+            </w:r>
+          </w:p>
+        </w:tc>
+      </w:tr>
+      <w:tr>
+        <w:trPr>
+          <w:cantSplit/>
+        </w:trPr>
+        <w:tc>
+          <w:tcPr>
+            <w:tcW w:type="dxa" w:w="2880"/>
+            <w:vAlign w:val="center"/>
+            <w:shd w:fill="FFFFFF"/>
+            <w:tcMar>
+              <w:top w:w="80" w:type="dxa"/>
+              <w:bottom w:w="80" w:type="dxa"/>
+              <w:left w:w="80" w:type="dxa"/>
+              <w:right w:w="80" w:type="dxa"/>
+            </w:tcMar>
+          </w:tcPr>
+          <w:p>
+            <w:pPr>
+              <w:keepNext/>
+              <w:spacing w:line="360" w:lineRule="auto" w:before="60" w:after="60"/>
+              <w:ind w:firstLine="0" w:firstLineChars="0"/>
+              <w:jc w:val="left"/>
+            </w:pPr>
+            <w:r>
+              <w:rPr>
+                <w:rFonts w:ascii="Times New Roman" w:hAnsi="Times New Roman" w:eastAsia="SimSun"/>
+                <w:b w:val="0"/>
+                <w:color w:val="000000"/>
+                <w:sz w:val="30"/>
+              </w:rPr>
+              <w:t>同上</w:t>
+            </w:r>
+          </w:p>
+        </w:tc>
+        <w:tc>
+          <w:tcPr>
+            <w:tcW w:type="dxa" w:w="3888"/>
+            <w:vAlign w:val="center"/>
+            <w:shd w:fill="FFFFFF"/>
+            <w:tcMar>
+              <w:top w:w="80" w:type="dxa"/>
+              <w:bottom w:w="80" w:type="dxa"/>
+              <w:left w:w="80" w:type="dxa"/>
+              <w:right w:w="80" w:type="dxa"/>
+            </w:tcMar>
+          </w:tcPr>
+          <w:p>
+            <w:pPr>
+              <w:keepNext/>
+              <w:spacing w:line="360" w:lineRule="auto" w:before="60" w:after="60"/>
+              <w:ind w:firstLine="0" w:firstLineChars="0"/>
+              <w:jc w:val="center"/>
+            </w:pPr>
+            <w:r>
+              <w:rPr>
+                <w:rFonts w:ascii="Times New Roman" w:hAnsi="Times New Roman" w:eastAsia="SimSun"/>
+                <w:b w:val="0"/>
+                <w:color w:val="000000"/>
+                <w:sz w:val="30"/>
+              </w:rPr>
+              <w:t>原教材</w:t>
+            </w:r>
+          </w:p>
+        </w:tc>
+        <w:tc>
+          <w:tcPr>
+            <w:tcW w:type="dxa" w:w="2160"/>
+            <w:vAlign w:val="center"/>
+            <w:shd w:fill="FFFFFF"/>
+            <w:tcMar>
+              <w:top w:w="80" w:type="dxa"/>
+              <w:bottom w:w="80" w:type="dxa"/>
+              <w:left w:w="80" w:type="dxa"/>
+              <w:right w:w="80" w:type="dxa"/>
+            </w:tcMar>
+          </w:tcPr>
+          <w:p>
+            <w:pPr>
+              <w:keepNext/>
+              <w:spacing w:line="360" w:lineRule="auto" w:before="60" w:after="60"/>
+              <w:ind w:firstLine="0" w:firstLineChars="0"/>
+              <w:jc w:val="center"/>
+            </w:pPr>
+            <w:r>
+              <w:rPr>
+                <w:rFonts w:ascii="Times New Roman" w:hAnsi="Times New Roman" w:eastAsia="SimSun"/>
+                <w:b w:val="0"/>
+                <w:color w:val="000000"/>
+                <w:sz w:val="30"/>
+              </w:rPr>
+              <w:t>0/4</w:t>
+            </w:r>
+          </w:p>
+        </w:tc>
+      </w:tr>
+      <w:tr>
+        <w:trPr>
+          <w:cantSplit/>
+        </w:trPr>
+        <w:tc>
+          <w:tcPr>
+            <w:tcW w:type="dxa" w:w="2880"/>
+            <w:vAlign w:val="center"/>
+            <w:shd w:fill="FFFFFF"/>
+            <w:tcMar>
+              <w:top w:w="80" w:type="dxa"/>
+              <w:bottom w:w="80" w:type="dxa"/>
+              <w:left w:w="80" w:type="dxa"/>
+              <w:right w:w="80" w:type="dxa"/>
+            </w:tcMar>
+          </w:tcPr>
+          <w:p>
+            <w:pPr>
+              <w:keepNext/>
+              <w:spacing w:line="360" w:lineRule="auto" w:before="60" w:after="60"/>
+              <w:ind w:firstLine="0" w:firstLineChars="0"/>
+              <w:jc w:val="left"/>
+            </w:pPr>
+            <w:r>
+              <w:rPr>
+                <w:rFonts w:ascii="Times New Roman" w:hAnsi="Times New Roman" w:eastAsia="SimSun"/>
+                <w:b w:val="0"/>
+                <w:color w:val="000000"/>
+                <w:sz w:val="30"/>
+              </w:rPr>
+              <w:t>同上</w:t>
+            </w:r>
+          </w:p>
+        </w:tc>
+        <w:tc>
+          <w:tcPr>
+            <w:tcW w:type="dxa" w:w="3888"/>
+            <w:vAlign w:val="center"/>
+            <w:shd w:fill="FFFFFF"/>
+            <w:tcMar>
+              <w:top w:w="80" w:type="dxa"/>
+              <w:bottom w:w="80" w:type="dxa"/>
+              <w:left w:w="80" w:type="dxa"/>
+              <w:right w:w="80" w:type="dxa"/>
+            </w:tcMar>
+          </w:tcPr>
+          <w:p>
+            <w:pPr>
+              <w:keepNext/>
+              <w:spacing w:line="360" w:lineRule="auto" w:before="60" w:after="60"/>
+              <w:ind w:firstLine="0" w:firstLineChars="0"/>
+              <w:jc w:val="center"/>
+            </w:pPr>
+            <w:r>
+              <w:rPr>
+                <w:rFonts w:ascii="Times New Roman" w:hAnsi="Times New Roman" w:eastAsia="SimSun"/>
+                <w:b w:val="0"/>
+                <w:color w:val="000000"/>
+                <w:sz w:val="30"/>
+              </w:rPr>
+              <w:t>核实补证资料</w:t>
+            </w:r>
+          </w:p>
+        </w:tc>
+        <w:tc>
+          <w:tcPr>
+            <w:tcW w:type="dxa" w:w="2160"/>
+            <w:vAlign w:val="center"/>
+            <w:shd w:fill="FFFFFF"/>
+            <w:tcMar>
+              <w:top w:w="80" w:type="dxa"/>
+              <w:bottom w:w="80" w:type="dxa"/>
+              <w:left w:w="80" w:type="dxa"/>
+              <w:right w:w="80" w:type="dxa"/>
+            </w:tcMar>
+          </w:tcPr>
+          <w:p>
+            <w:pPr>
+              <w:keepNext/>
+              <w:spacing w:line="360" w:lineRule="auto" w:before="60" w:after="60"/>
+              <w:ind w:firstLine="0" w:firstLineChars="0"/>
+              <w:jc w:val="center"/>
+            </w:pPr>
+            <w:r>
+              <w:rPr>
+                <w:rFonts w:ascii="Times New Roman" w:hAnsi="Times New Roman" w:eastAsia="SimSun"/>
+                <w:b w:val="0"/>
+                <w:color w:val="000000"/>
+                <w:sz w:val="30"/>
+              </w:rPr>
+              <w:t>4/4</w:t>
+            </w:r>
+          </w:p>
+        </w:tc>
+      </w:tr>
+      <w:tr>
+        <w:trPr>
+          <w:cantSplit/>
+        </w:trPr>
+        <w:tc>
+          <w:tcPr>
+            <w:tcW w:type="dxa" w:w="2880"/>
+            <w:vAlign w:val="center"/>
+            <w:shd w:fill="FFFFFF"/>
+            <w:tcMar>
+              <w:top w:w="80" w:type="dxa"/>
+              <w:bottom w:w="80" w:type="dxa"/>
+              <w:left w:w="80" w:type="dxa"/>
+              <w:right w:w="80" w:type="dxa"/>
+            </w:tcMar>
+          </w:tcPr>
+          <w:p>
+            <w:pPr>
+              <w:keepNext w:val="0"/>
+              <w:spacing w:line="360" w:lineRule="auto" w:before="60" w:after="60"/>
+              <w:ind w:firstLine="0" w:firstLineChars="0"/>
+              <w:jc w:val="left"/>
+            </w:pPr>
+            <w:r>
+              <w:rPr>
+                <w:rFonts w:ascii="Times New Roman" w:hAnsi="Times New Roman" w:eastAsia="SimSun"/>
+                <w:b w:val="0"/>
+                <w:color w:val="000000"/>
+                <w:sz w:val="30"/>
+              </w:rPr>
+              <w:t>题型提示 8题</w:t>
+            </w:r>
+          </w:p>
+        </w:tc>
+        <w:tc>
+          <w:tcPr>
+            <w:tcW w:type="dxa" w:w="3888"/>
+            <w:vAlign w:val="center"/>
+            <w:shd w:fill="FFFFFF"/>
+            <w:tcMar>
+              <w:top w:w="80" w:type="dxa"/>
+              <w:bottom w:w="80" w:type="dxa"/>
+              <w:left w:w="80" w:type="dxa"/>
+              <w:right w:w="80" w:type="dxa"/>
+            </w:tcMar>
+          </w:tcPr>
+          <w:p>
+            <w:pPr>
+              <w:keepNext w:val="0"/>
+              <w:spacing w:line="360" w:lineRule="auto" w:before="60" w:after="60"/>
+              <w:ind w:firstLine="0" w:firstLineChars="0"/>
+              <w:jc w:val="center"/>
+            </w:pPr>
+            <w:r>
+              <w:rPr>
+                <w:rFonts w:ascii="Times New Roman" w:hAnsi="Times New Roman" w:eastAsia="SimSun"/>
+                <w:b w:val="0"/>
+                <w:color w:val="000000"/>
+                <w:sz w:val="30"/>
+              </w:rPr>
+              <w:t>仅增加题型提示</w:t>
+            </w:r>
+          </w:p>
+        </w:tc>
+        <w:tc>
+          <w:tcPr>
+            <w:tcW w:type="dxa" w:w="2160"/>
+            <w:vAlign w:val="center"/>
+            <w:shd w:fill="FFFFFF"/>
+            <w:tcMar>
+              <w:top w:w="80" w:type="dxa"/>
+              <w:bottom w:w="80" w:type="dxa"/>
+              <w:left w:w="80" w:type="dxa"/>
+              <w:right w:w="80" w:type="dxa"/>
+            </w:tcMar>
+          </w:tcPr>
+          <w:p>
+            <w:pPr>
+              <w:keepNext w:val="0"/>
+              <w:spacing w:line="360" w:lineRule="auto" w:before="60" w:after="60"/>
+              <w:ind w:firstLine="0" w:firstLineChars="0"/>
+              <w:jc w:val="center"/>
+            </w:pPr>
+            <w:r>
+              <w:rPr>
+                <w:rFonts w:ascii="Times New Roman" w:hAnsi="Times New Roman" w:eastAsia="SimSun"/>
+                <w:b w:val="0"/>
+                <w:color w:val="000000"/>
+                <w:sz w:val="30"/>
+              </w:rPr>
+              <w:t>0/8</w:t>
+            </w:r>
+          </w:p>
+        </w:tc>
+      </w:tr>
+    </w:tbl>
     <w:p>
       <w:pPr>
         <w:widowControl/>
@@ -2423,6 +4964,7 @@
     </w:p>
     <w:p>
       <w:pPr>
+        <w:keepNext/>
         <w:widowControl/>
         <w:spacing w:line="360" w:lineRule="auto" w:before="0" w:after="120"/>
         <w:ind w:firstLine="600" w:firstLineChars="200"/>
@@ -2436,9 +4978,600 @@
           <w:spacing w:val="-3"/>
           <w:color w:val="000000"/>
         </w:rPr>
-        <w:t>对上述4个知识点各设定义、辨析、应用1问，共12问，各运行3轮。按预设核心要点评分，通过6/12：定义2/4、辨析3/4、应用1/4。样本提示，情景应用是后续需重点验证的方向。[5]</w:t>
+        <w:t>对相关知识点分别设置定义、辨析和应用问答，各运行3轮。结果如下。[5]</w:t>
       </w:r>
     </w:p>
+    <w:tbl>
+      <w:tblPr>
+        <w:tblW w:type="auto" w:w="0"/>
+        <w:tblLayout w:type="fixed"/>
+        <w:tblLook w:firstColumn="1" w:firstRow="1" w:lastColumn="0" w:lastRow="0" w:noHBand="0" w:noVBand="1" w:val="04A0"/>
+        <w:tblBorders>
+          <w:top w:val="single" w:sz="4" w:color="D9D9D9"/>
+          <w:left w:val="single" w:sz="4" w:color="D9D9D9"/>
+          <w:bottom w:val="single" w:sz="4" w:color="D9D9D9"/>
+          <w:right w:val="single" w:sz="4" w:color="D9D9D9"/>
+          <w:insideH w:val="single" w:sz="4" w:color="D9D9D9"/>
+          <w:insideV w:val="single" w:sz="4" w:color="D9D9D9"/>
+        </w:tblBorders>
+      </w:tblPr>
+      <w:tblGrid>
+        <w:gridCol w:w="3168"/>
+        <w:gridCol w:w="1872"/>
+        <w:gridCol w:w="3888"/>
+      </w:tblGrid>
+      <w:tr>
+        <w:trPr>
+          <w:cantSplit/>
+          <w:tblHeader/>
+        </w:trPr>
+        <w:tc>
+          <w:tcPr>
+            <w:tcW w:type="dxa" w:w="3168"/>
+            <w:vAlign w:val="center"/>
+            <w:shd w:fill="E7E6E6"/>
+            <w:tcMar>
+              <w:top w:w="80" w:type="dxa"/>
+              <w:bottom w:w="80" w:type="dxa"/>
+              <w:left w:w="80" w:type="dxa"/>
+              <w:right w:w="80" w:type="dxa"/>
+            </w:tcMar>
+          </w:tcPr>
+          <w:p>
+            <w:pPr>
+              <w:keepNext/>
+              <w:spacing w:line="360" w:lineRule="auto" w:before="60" w:after="60"/>
+              <w:ind w:firstLine="0" w:firstLineChars="0"/>
+              <w:jc w:val="left"/>
+            </w:pPr>
+            <w:r>
+              <w:rPr>
+                <w:rFonts w:ascii="Times New Roman" w:hAnsi="Times New Roman" w:eastAsia="SimSun"/>
+                <w:b/>
+                <w:color w:val="000000"/>
+                <w:sz w:val="30"/>
+              </w:rPr>
+              <w:t>诊断项目</w:t>
+            </w:r>
+          </w:p>
+        </w:tc>
+        <w:tc>
+          <w:tcPr>
+            <w:tcW w:type="dxa" w:w="1872"/>
+            <w:vAlign w:val="center"/>
+            <w:shd w:fill="E7E6E6"/>
+            <w:tcMar>
+              <w:top w:w="80" w:type="dxa"/>
+              <w:bottom w:w="80" w:type="dxa"/>
+              <w:left w:w="80" w:type="dxa"/>
+              <w:right w:w="80" w:type="dxa"/>
+            </w:tcMar>
+          </w:tcPr>
+          <w:p>
+            <w:pPr>
+              <w:keepNext/>
+              <w:spacing w:line="360" w:lineRule="auto" w:before="60" w:after="60"/>
+              <w:ind w:firstLine="0" w:firstLineChars="0"/>
+              <w:jc w:val="center"/>
+            </w:pPr>
+            <w:r>
+              <w:rPr>
+                <w:rFonts w:ascii="Times New Roman" w:hAnsi="Times New Roman" w:eastAsia="SimSun"/>
+                <w:b/>
+                <w:color w:val="000000"/>
+                <w:sz w:val="30"/>
+              </w:rPr>
+              <w:t>通过数</w:t>
+            </w:r>
+          </w:p>
+        </w:tc>
+        <w:tc>
+          <w:tcPr>
+            <w:tcW w:type="dxa" w:w="3888"/>
+            <w:vAlign w:val="center"/>
+            <w:shd w:fill="E7E6E6"/>
+            <w:tcMar>
+              <w:top w:w="80" w:type="dxa"/>
+              <w:bottom w:w="80" w:type="dxa"/>
+              <w:left w:w="80" w:type="dxa"/>
+              <w:right w:w="80" w:type="dxa"/>
+            </w:tcMar>
+          </w:tcPr>
+          <w:p>
+            <w:pPr>
+              <w:keepNext/>
+              <w:spacing w:line="360" w:lineRule="auto" w:before="60" w:after="60"/>
+              <w:ind w:firstLine="0" w:firstLineChars="0"/>
+              <w:jc w:val="center"/>
+            </w:pPr>
+            <w:r>
+              <w:rPr>
+                <w:rFonts w:ascii="Times New Roman" w:hAnsi="Times New Roman" w:eastAsia="SimSun"/>
+                <w:b/>
+                <w:color w:val="000000"/>
+                <w:sz w:val="30"/>
+              </w:rPr>
+              <w:t>评分口径</w:t>
+            </w:r>
+          </w:p>
+        </w:tc>
+      </w:tr>
+      <w:tr>
+        <w:trPr>
+          <w:cantSplit/>
+        </w:trPr>
+        <w:tc>
+          <w:tcPr>
+            <w:tcW w:type="dxa" w:w="3168"/>
+            <w:vAlign w:val="center"/>
+            <w:shd w:fill="FFFFFF"/>
+            <w:tcMar>
+              <w:top w:w="80" w:type="dxa"/>
+              <w:bottom w:w="80" w:type="dxa"/>
+              <w:left w:w="80" w:type="dxa"/>
+              <w:right w:w="80" w:type="dxa"/>
+            </w:tcMar>
+          </w:tcPr>
+          <w:p>
+            <w:pPr>
+              <w:keepNext/>
+              <w:spacing w:line="360" w:lineRule="auto" w:before="60" w:after="60"/>
+              <w:ind w:firstLine="0" w:firstLineChars="0"/>
+              <w:jc w:val="left"/>
+            </w:pPr>
+            <w:r>
+              <w:rPr>
+                <w:rFonts w:ascii="Times New Roman" w:hAnsi="Times New Roman" w:eastAsia="SimSun"/>
+                <w:b w:val="0"/>
+                <w:color w:val="000000"/>
+                <w:sz w:val="30"/>
+              </w:rPr>
+              <w:t>定义</w:t>
+            </w:r>
+          </w:p>
+        </w:tc>
+        <w:tc>
+          <w:tcPr>
+            <w:tcW w:type="dxa" w:w="1872"/>
+            <w:vAlign w:val="center"/>
+            <w:shd w:fill="FFFFFF"/>
+            <w:tcMar>
+              <w:top w:w="80" w:type="dxa"/>
+              <w:bottom w:w="80" w:type="dxa"/>
+              <w:left w:w="80" w:type="dxa"/>
+              <w:right w:w="80" w:type="dxa"/>
+            </w:tcMar>
+          </w:tcPr>
+          <w:p>
+            <w:pPr>
+              <w:keepNext/>
+              <w:spacing w:line="360" w:lineRule="auto" w:before="60" w:after="60"/>
+              <w:ind w:firstLine="0" w:firstLineChars="0"/>
+              <w:jc w:val="center"/>
+            </w:pPr>
+            <w:r>
+              <w:rPr>
+                <w:rFonts w:ascii="Times New Roman" w:hAnsi="Times New Roman" w:eastAsia="SimSun"/>
+                <w:b w:val="0"/>
+                <w:color w:val="000000"/>
+                <w:sz w:val="30"/>
+              </w:rPr>
+              <w:t>2/4</w:t>
+            </w:r>
+          </w:p>
+        </w:tc>
+        <w:tc>
+          <w:tcPr>
+            <w:tcW w:type="dxa" w:w="3888"/>
+            <w:vAlign w:val="center"/>
+            <w:shd w:fill="FFFFFF"/>
+            <w:tcMar>
+              <w:top w:w="80" w:type="dxa"/>
+              <w:bottom w:w="80" w:type="dxa"/>
+              <w:left w:w="80" w:type="dxa"/>
+              <w:right w:w="80" w:type="dxa"/>
+            </w:tcMar>
+          </w:tcPr>
+          <w:p>
+            <w:pPr>
+              <w:keepNext/>
+              <w:spacing w:line="360" w:lineRule="auto" w:before="60" w:after="60"/>
+              <w:ind w:firstLine="0" w:firstLineChars="0"/>
+              <w:jc w:val="center"/>
+            </w:pPr>
+            <w:r>
+              <w:rPr>
+                <w:rFonts w:ascii="Times New Roman" w:hAnsi="Times New Roman" w:eastAsia="SimSun"/>
+                <w:b w:val="0"/>
+                <w:color w:val="000000"/>
+                <w:sz w:val="30"/>
+              </w:rPr>
+              <w:t>预设核心要点</w:t>
+            </w:r>
+          </w:p>
+        </w:tc>
+      </w:tr>
+      <w:tr>
+        <w:trPr>
+          <w:cantSplit/>
+        </w:trPr>
+        <w:tc>
+          <w:tcPr>
+            <w:tcW w:type="dxa" w:w="3168"/>
+            <w:vAlign w:val="center"/>
+            <w:shd w:fill="FFFFFF"/>
+            <w:tcMar>
+              <w:top w:w="80" w:type="dxa"/>
+              <w:bottom w:w="80" w:type="dxa"/>
+              <w:left w:w="80" w:type="dxa"/>
+              <w:right w:w="80" w:type="dxa"/>
+            </w:tcMar>
+          </w:tcPr>
+          <w:p>
+            <w:pPr>
+              <w:keepNext/>
+              <w:spacing w:line="360" w:lineRule="auto" w:before="60" w:after="60"/>
+              <w:ind w:firstLine="0" w:firstLineChars="0"/>
+              <w:jc w:val="left"/>
+            </w:pPr>
+            <w:r>
+              <w:rPr>
+                <w:rFonts w:ascii="Times New Roman" w:hAnsi="Times New Roman" w:eastAsia="SimSun"/>
+                <w:b w:val="0"/>
+                <w:color w:val="000000"/>
+                <w:sz w:val="30"/>
+              </w:rPr>
+              <w:t>辨析</w:t>
+            </w:r>
+          </w:p>
+        </w:tc>
+        <w:tc>
+          <w:tcPr>
+            <w:tcW w:type="dxa" w:w="1872"/>
+            <w:vAlign w:val="center"/>
+            <w:shd w:fill="FFFFFF"/>
+            <w:tcMar>
+              <w:top w:w="80" w:type="dxa"/>
+              <w:bottom w:w="80" w:type="dxa"/>
+              <w:left w:w="80" w:type="dxa"/>
+              <w:right w:w="80" w:type="dxa"/>
+            </w:tcMar>
+          </w:tcPr>
+          <w:p>
+            <w:pPr>
+              <w:keepNext/>
+              <w:spacing w:line="360" w:lineRule="auto" w:before="60" w:after="60"/>
+              <w:ind w:firstLine="0" w:firstLineChars="0"/>
+              <w:jc w:val="center"/>
+            </w:pPr>
+            <w:r>
+              <w:rPr>
+                <w:rFonts w:ascii="Times New Roman" w:hAnsi="Times New Roman" w:eastAsia="SimSun"/>
+                <w:b w:val="0"/>
+                <w:color w:val="000000"/>
+                <w:sz w:val="30"/>
+              </w:rPr>
+              <w:t>3/4</w:t>
+            </w:r>
+          </w:p>
+        </w:tc>
+        <w:tc>
+          <w:tcPr>
+            <w:tcW w:type="dxa" w:w="3888"/>
+            <w:vAlign w:val="center"/>
+            <w:shd w:fill="FFFFFF"/>
+            <w:tcMar>
+              <w:top w:w="80" w:type="dxa"/>
+              <w:bottom w:w="80" w:type="dxa"/>
+              <w:left w:w="80" w:type="dxa"/>
+              <w:right w:w="80" w:type="dxa"/>
+            </w:tcMar>
+          </w:tcPr>
+          <w:p>
+            <w:pPr>
+              <w:keepNext/>
+              <w:spacing w:line="360" w:lineRule="auto" w:before="60" w:after="60"/>
+              <w:ind w:firstLine="0" w:firstLineChars="0"/>
+              <w:jc w:val="center"/>
+            </w:pPr>
+            <w:r>
+              <w:rPr>
+                <w:rFonts w:ascii="Times New Roman" w:hAnsi="Times New Roman" w:eastAsia="SimSun"/>
+                <w:b w:val="0"/>
+                <w:color w:val="000000"/>
+                <w:sz w:val="30"/>
+              </w:rPr>
+              <w:t>预设核心要点</w:t>
+            </w:r>
+          </w:p>
+        </w:tc>
+      </w:tr>
+      <w:tr>
+        <w:trPr>
+          <w:cantSplit/>
+        </w:trPr>
+        <w:tc>
+          <w:tcPr>
+            <w:tcW w:type="dxa" w:w="3168"/>
+            <w:vAlign w:val="center"/>
+            <w:shd w:fill="FFFFFF"/>
+            <w:tcMar>
+              <w:top w:w="80" w:type="dxa"/>
+              <w:bottom w:w="80" w:type="dxa"/>
+              <w:left w:w="80" w:type="dxa"/>
+              <w:right w:w="80" w:type="dxa"/>
+            </w:tcMar>
+          </w:tcPr>
+          <w:p>
+            <w:pPr>
+              <w:keepNext/>
+              <w:spacing w:line="360" w:lineRule="auto" w:before="60" w:after="60"/>
+              <w:ind w:firstLine="0" w:firstLineChars="0"/>
+              <w:jc w:val="left"/>
+            </w:pPr>
+            <w:r>
+              <w:rPr>
+                <w:rFonts w:ascii="Times New Roman" w:hAnsi="Times New Roman" w:eastAsia="SimSun"/>
+                <w:b w:val="0"/>
+                <w:color w:val="000000"/>
+                <w:sz w:val="30"/>
+              </w:rPr>
+              <w:t>应用</w:t>
+            </w:r>
+          </w:p>
+        </w:tc>
+        <w:tc>
+          <w:tcPr>
+            <w:tcW w:type="dxa" w:w="1872"/>
+            <w:vAlign w:val="center"/>
+            <w:shd w:fill="FFFFFF"/>
+            <w:tcMar>
+              <w:top w:w="80" w:type="dxa"/>
+              <w:bottom w:w="80" w:type="dxa"/>
+              <w:left w:w="80" w:type="dxa"/>
+              <w:right w:w="80" w:type="dxa"/>
+            </w:tcMar>
+          </w:tcPr>
+          <w:p>
+            <w:pPr>
+              <w:keepNext/>
+              <w:spacing w:line="360" w:lineRule="auto" w:before="60" w:after="60"/>
+              <w:ind w:firstLine="0" w:firstLineChars="0"/>
+              <w:jc w:val="center"/>
+            </w:pPr>
+            <w:r>
+              <w:rPr>
+                <w:rFonts w:ascii="Times New Roman" w:hAnsi="Times New Roman" w:eastAsia="SimSun"/>
+                <w:b w:val="0"/>
+                <w:color w:val="000000"/>
+                <w:sz w:val="30"/>
+              </w:rPr>
+              <w:t>1/4</w:t>
+            </w:r>
+          </w:p>
+        </w:tc>
+        <w:tc>
+          <w:tcPr>
+            <w:tcW w:type="dxa" w:w="3888"/>
+            <w:vAlign w:val="center"/>
+            <w:shd w:fill="FFFFFF"/>
+            <w:tcMar>
+              <w:top w:w="80" w:type="dxa"/>
+              <w:bottom w:w="80" w:type="dxa"/>
+              <w:left w:w="80" w:type="dxa"/>
+              <w:right w:w="80" w:type="dxa"/>
+            </w:tcMar>
+          </w:tcPr>
+          <w:p>
+            <w:pPr>
+              <w:keepNext/>
+              <w:spacing w:line="360" w:lineRule="auto" w:before="60" w:after="60"/>
+              <w:ind w:firstLine="0" w:firstLineChars="0"/>
+              <w:jc w:val="center"/>
+            </w:pPr>
+            <w:r>
+              <w:rPr>
+                <w:rFonts w:ascii="Times New Roman" w:hAnsi="Times New Roman" w:eastAsia="SimSun"/>
+                <w:b w:val="0"/>
+                <w:color w:val="000000"/>
+                <w:sz w:val="30"/>
+              </w:rPr>
+              <w:t>预设核心要点</w:t>
+            </w:r>
+          </w:p>
+        </w:tc>
+      </w:tr>
+      <w:tr>
+        <w:trPr>
+          <w:cantSplit/>
+        </w:trPr>
+        <w:tc>
+          <w:tcPr>
+            <w:tcW w:type="dxa" w:w="3168"/>
+            <w:vAlign w:val="center"/>
+            <w:shd w:fill="FFFFFF"/>
+            <w:tcMar>
+              <w:top w:w="80" w:type="dxa"/>
+              <w:bottom w:w="80" w:type="dxa"/>
+              <w:left w:w="80" w:type="dxa"/>
+              <w:right w:w="80" w:type="dxa"/>
+            </w:tcMar>
+          </w:tcPr>
+          <w:p>
+            <w:pPr>
+              <w:keepNext/>
+              <w:spacing w:line="360" w:lineRule="auto" w:before="60" w:after="60"/>
+              <w:ind w:firstLine="0" w:firstLineChars="0"/>
+              <w:jc w:val="left"/>
+            </w:pPr>
+            <w:r>
+              <w:rPr>
+                <w:rFonts w:ascii="Times New Roman" w:hAnsi="Times New Roman" w:eastAsia="SimSun"/>
+                <w:b w:val="0"/>
+                <w:color w:val="000000"/>
+                <w:sz w:val="30"/>
+              </w:rPr>
+              <w:t>合计</w:t>
+            </w:r>
+          </w:p>
+        </w:tc>
+        <w:tc>
+          <w:tcPr>
+            <w:tcW w:type="dxa" w:w="1872"/>
+            <w:vAlign w:val="center"/>
+            <w:shd w:fill="FFFFFF"/>
+            <w:tcMar>
+              <w:top w:w="80" w:type="dxa"/>
+              <w:bottom w:w="80" w:type="dxa"/>
+              <w:left w:w="80" w:type="dxa"/>
+              <w:right w:w="80" w:type="dxa"/>
+            </w:tcMar>
+          </w:tcPr>
+          <w:p>
+            <w:pPr>
+              <w:keepNext/>
+              <w:spacing w:line="360" w:lineRule="auto" w:before="60" w:after="60"/>
+              <w:ind w:firstLine="0" w:firstLineChars="0"/>
+              <w:jc w:val="center"/>
+            </w:pPr>
+            <w:r>
+              <w:rPr>
+                <w:rFonts w:ascii="Times New Roman" w:hAnsi="Times New Roman" w:eastAsia="SimSun"/>
+                <w:b w:val="0"/>
+                <w:color w:val="000000"/>
+                <w:sz w:val="30"/>
+              </w:rPr>
+              <w:t>6/12</w:t>
+            </w:r>
+          </w:p>
+        </w:tc>
+        <w:tc>
+          <w:tcPr>
+            <w:tcW w:type="dxa" w:w="3888"/>
+            <w:vAlign w:val="center"/>
+            <w:shd w:fill="FFFFFF"/>
+            <w:tcMar>
+              <w:top w:w="80" w:type="dxa"/>
+              <w:bottom w:w="80" w:type="dxa"/>
+              <w:left w:w="80" w:type="dxa"/>
+              <w:right w:w="80" w:type="dxa"/>
+            </w:tcMar>
+          </w:tcPr>
+          <w:p>
+            <w:pPr>
+              <w:keepNext/>
+              <w:spacing w:line="360" w:lineRule="auto" w:before="60" w:after="60"/>
+              <w:ind w:firstLine="0" w:firstLineChars="0"/>
+              <w:jc w:val="center"/>
+            </w:pPr>
+            <w:r>
+              <w:rPr>
+                <w:rFonts w:ascii="Times New Roman" w:hAnsi="Times New Roman" w:eastAsia="SimSun"/>
+                <w:b w:val="0"/>
+                <w:color w:val="000000"/>
+                <w:sz w:val="30"/>
+              </w:rPr>
+              <w:t>预设核心要点</w:t>
+            </w:r>
+          </w:p>
+        </w:tc>
+      </w:tr>
+      <w:tr>
+        <w:trPr>
+          <w:cantSplit/>
+        </w:trPr>
+        <w:tc>
+          <w:tcPr>
+            <w:tcW w:type="dxa" w:w="3168"/>
+            <w:vAlign w:val="center"/>
+            <w:shd w:fill="FFFFFF"/>
+            <w:tcMar>
+              <w:top w:w="80" w:type="dxa"/>
+              <w:bottom w:w="80" w:type="dxa"/>
+              <w:left w:w="80" w:type="dxa"/>
+              <w:right w:w="80" w:type="dxa"/>
+            </w:tcMar>
+          </w:tcPr>
+          <w:p>
+            <w:pPr>
+              <w:keepNext w:val="0"/>
+              <w:spacing w:line="360" w:lineRule="auto" w:before="60" w:after="60"/>
+              <w:ind w:firstLine="0" w:firstLineChars="0"/>
+              <w:jc w:val="left"/>
+            </w:pPr>
+            <w:r>
+              <w:rPr>
+                <w:rFonts w:ascii="Times New Roman" w:hAnsi="Times New Roman" w:eastAsia="SimSun"/>
+                <w:b w:val="0"/>
+                <w:color w:val="000000"/>
+                <w:sz w:val="30"/>
+              </w:rPr>
+              <w:t>合计 严格复核</w:t>
+            </w:r>
+          </w:p>
+        </w:tc>
+        <w:tc>
+          <w:tcPr>
+            <w:tcW w:type="dxa" w:w="1872"/>
+            <w:vAlign w:val="center"/>
+            <w:shd w:fill="FFFFFF"/>
+            <w:tcMar>
+              <w:top w:w="80" w:type="dxa"/>
+              <w:bottom w:w="80" w:type="dxa"/>
+              <w:left w:w="80" w:type="dxa"/>
+              <w:right w:w="80" w:type="dxa"/>
+            </w:tcMar>
+          </w:tcPr>
+          <w:p>
+            <w:pPr>
+              <w:keepNext w:val="0"/>
+              <w:spacing w:line="360" w:lineRule="auto" w:before="60" w:after="60"/>
+              <w:ind w:firstLine="0" w:firstLineChars="0"/>
+              <w:jc w:val="center"/>
+            </w:pPr>
+            <w:r>
+              <w:rPr>
+                <w:rFonts w:ascii="Times New Roman" w:hAnsi="Times New Roman" w:eastAsia="SimSun"/>
+                <w:b w:val="0"/>
+                <w:color w:val="000000"/>
+                <w:sz w:val="30"/>
+              </w:rPr>
+              <w:t>5/12</w:t>
+            </w:r>
+          </w:p>
+        </w:tc>
+        <w:tc>
+          <w:tcPr>
+            <w:tcW w:type="dxa" w:w="3888"/>
+            <w:vAlign w:val="center"/>
+            <w:shd w:fill="FFFFFF"/>
+            <w:tcMar>
+              <w:top w:w="80" w:type="dxa"/>
+              <w:bottom w:w="80" w:type="dxa"/>
+              <w:left w:w="80" w:type="dxa"/>
+              <w:right w:w="80" w:type="dxa"/>
+            </w:tcMar>
+          </w:tcPr>
+          <w:p>
+            <w:pPr>
+              <w:keepNext w:val="0"/>
+              <w:spacing w:line="360" w:lineRule="auto" w:before="60" w:after="60"/>
+              <w:ind w:firstLine="0" w:firstLineChars="0"/>
+              <w:jc w:val="center"/>
+            </w:pPr>
+            <w:r>
+              <w:rPr>
+                <w:rFonts w:ascii="Times New Roman" w:hAnsi="Times New Roman" w:eastAsia="SimSun"/>
+                <w:b w:val="0"/>
+                <w:color w:val="000000"/>
+                <w:sz w:val="30"/>
+              </w:rPr>
+              <w:t>同时排除附加事实错误</w:t>
+            </w:r>
+          </w:p>
+        </w:tc>
+      </w:tr>
+    </w:tbl>
     <w:p>
       <w:pPr>
         <w:widowControl/>
@@ -2453,7 +5586,7 @@
           <w:sz w:val="30"/>
           <w:color w:val="000000"/>
         </w:rPr>
-        <w:t>每问至少2/3轮达标才计通过；若同时排除附加事实错误，通过数为5/12（事后敏感性分析）。12问来自4个相关知识点，结果仅用于定向诊断。[5]</w:t>
+        <w:t>每问至少2/3轮达到预设核心要点才计通过。附加事实错误核查属于事后敏感性分析；样本仅用于定向诊断，不作全领域外推。[5]</w:t>
       </w:r>
     </w:p>
     <w:p>
@@ -2488,7 +5621,7 @@
           <w:sz w:val="30"/>
           <w:color w:val="000000"/>
         </w:rPr>
-        <w:t>诊断确认部分知识可被调用，并将训练重点落到知识校准、概念辨析和情景问答。下一阶段据此开展书籍 SFT，效果由训练后的统一对照验证。</w:t>
+        <w:t>诊断确认部分知识可被调用，并将书籍 SFT 的训练重点落到知识校准、概念辨析和情景问答。训练效果通过统一对照评估。</w:t>
       </w:r>
     </w:p>
     <w:p>
@@ -2506,7 +5639,7 @@
           <w:sz w:val="40"/>
           <w:color w:val="000000"/>
         </w:rPr>
-        <w:t>五 书籍问答 SFT 与验证计划</w:t>
+        <w:t>五 书籍问答 SFT 与对照结果</w:t>
       </w:r>
     </w:p>
     <w:p>
@@ -2546,6 +5679,7 @@
     </w:p>
     <w:p>
       <w:pPr>
+        <w:keepNext/>
         <w:widowControl/>
         <w:spacing w:line="360" w:lineRule="auto" w:before="0" w:after="120"/>
         <w:ind w:firstLine="600" w:firstLineChars="200"/>
@@ -2558,9 +5692,505 @@
           <w:sz w:val="30"/>
           <w:color w:val="000000"/>
         </w:rPr>
-        <w:t>书籍 CPT 训练1遍、2遍、4遍分别答对1370、1366、1371题。所选四遍模型准确率为81.998%，较原始 Step120 的81.878%净增2题。该结果用于选择起点，稳定收益仍待验证。[8][10]</w:t>
+        <w:t>书籍 CPT 候选按统一三轮多数票口径比较，选取其中得分最高的模型作为 SFT 起点。[8][10]</w:t>
       </w:r>
     </w:p>
+    <w:tbl>
+      <w:tblPr>
+        <w:tblW w:type="auto" w:w="0"/>
+        <w:tblLayout w:type="fixed"/>
+        <w:tblLook w:firstColumn="1" w:firstRow="1" w:lastColumn="0" w:lastRow="0" w:noHBand="0" w:noVBand="1" w:val="04A0"/>
+        <w:tblBorders>
+          <w:top w:val="single" w:sz="4" w:color="D9D9D9"/>
+          <w:left w:val="single" w:sz="4" w:color="D9D9D9"/>
+          <w:bottom w:val="single" w:sz="4" w:color="D9D9D9"/>
+          <w:right w:val="single" w:sz="4" w:color="D9D9D9"/>
+          <w:insideH w:val="single" w:sz="4" w:color="D9D9D9"/>
+          <w:insideV w:val="single" w:sz="4" w:color="D9D9D9"/>
+        </w:tblBorders>
+      </w:tblPr>
+      <w:tblGrid>
+        <w:gridCol w:w="3744"/>
+        <w:gridCol w:w="2736"/>
+        <w:gridCol w:w="2448"/>
+      </w:tblGrid>
+      <w:tr>
+        <w:trPr>
+          <w:cantSplit/>
+          <w:tblHeader/>
+        </w:trPr>
+        <w:tc>
+          <w:tcPr>
+            <w:tcW w:type="dxa" w:w="3744"/>
+            <w:vAlign w:val="center"/>
+            <w:shd w:fill="E7E6E6"/>
+            <w:tcMar>
+              <w:top w:w="80" w:type="dxa"/>
+              <w:bottom w:w="80" w:type="dxa"/>
+              <w:left w:w="80" w:type="dxa"/>
+              <w:right w:w="80" w:type="dxa"/>
+            </w:tcMar>
+          </w:tcPr>
+          <w:p>
+            <w:pPr>
+              <w:keepNext/>
+              <w:spacing w:line="360" w:lineRule="auto" w:before="60" w:after="60"/>
+              <w:ind w:firstLine="0" w:firstLineChars="0"/>
+              <w:jc w:val="left"/>
+            </w:pPr>
+            <w:r>
+              <w:rPr>
+                <w:rFonts w:ascii="Times New Roman" w:hAnsi="Times New Roman" w:eastAsia="SimSun"/>
+                <w:b/>
+                <w:color w:val="000000"/>
+                <w:sz w:val="30"/>
+              </w:rPr>
+              <w:t>模型</w:t>
+            </w:r>
+          </w:p>
+        </w:tc>
+        <w:tc>
+          <w:tcPr>
+            <w:tcW w:type="dxa" w:w="2736"/>
+            <w:vAlign w:val="center"/>
+            <w:shd w:fill="E7E6E6"/>
+            <w:tcMar>
+              <w:top w:w="80" w:type="dxa"/>
+              <w:bottom w:w="80" w:type="dxa"/>
+              <w:left w:w="80" w:type="dxa"/>
+              <w:right w:w="80" w:type="dxa"/>
+            </w:tcMar>
+          </w:tcPr>
+          <w:p>
+            <w:pPr>
+              <w:keepNext/>
+              <w:spacing w:line="360" w:lineRule="auto" w:before="60" w:after="60"/>
+              <w:ind w:firstLine="0" w:firstLineChars="0"/>
+              <w:jc w:val="center"/>
+            </w:pPr>
+            <w:r>
+              <w:rPr>
+                <w:rFonts w:ascii="Times New Roman" w:hAnsi="Times New Roman" w:eastAsia="SimSun"/>
+                <w:b/>
+                <w:color w:val="000000"/>
+                <w:sz w:val="30"/>
+              </w:rPr>
+              <w:t>答对数</w:t>
+            </w:r>
+          </w:p>
+        </w:tc>
+        <w:tc>
+          <w:tcPr>
+            <w:tcW w:type="dxa" w:w="2448"/>
+            <w:vAlign w:val="center"/>
+            <w:shd w:fill="E7E6E6"/>
+            <w:tcMar>
+              <w:top w:w="80" w:type="dxa"/>
+              <w:bottom w:w="80" w:type="dxa"/>
+              <w:left w:w="80" w:type="dxa"/>
+              <w:right w:w="80" w:type="dxa"/>
+            </w:tcMar>
+          </w:tcPr>
+          <w:p>
+            <w:pPr>
+              <w:keepNext/>
+              <w:spacing w:line="360" w:lineRule="auto" w:before="60" w:after="60"/>
+              <w:ind w:firstLine="0" w:firstLineChars="0"/>
+              <w:jc w:val="center"/>
+            </w:pPr>
+            <w:r>
+              <w:rPr>
+                <w:rFonts w:ascii="Times New Roman" w:hAnsi="Times New Roman" w:eastAsia="SimSun"/>
+                <w:b/>
+                <w:color w:val="000000"/>
+                <w:sz w:val="30"/>
+              </w:rPr>
+              <w:t>相对 Step120</w:t>
+            </w:r>
+          </w:p>
+        </w:tc>
+      </w:tr>
+      <w:tr>
+        <w:trPr>
+          <w:cantSplit/>
+        </w:trPr>
+        <w:tc>
+          <w:tcPr>
+            <w:tcW w:type="dxa" w:w="3744"/>
+            <w:vAlign w:val="center"/>
+            <w:shd w:fill="FFFFFF"/>
+            <w:tcMar>
+              <w:top w:w="80" w:type="dxa"/>
+              <w:bottom w:w="80" w:type="dxa"/>
+              <w:left w:w="80" w:type="dxa"/>
+              <w:right w:w="80" w:type="dxa"/>
+            </w:tcMar>
+          </w:tcPr>
+          <w:p>
+            <w:pPr>
+              <w:keepNext/>
+              <w:spacing w:line="360" w:lineRule="auto" w:before="60" w:after="60"/>
+              <w:ind w:firstLine="0" w:firstLineChars="0"/>
+              <w:jc w:val="left"/>
+            </w:pPr>
+            <w:r>
+              <w:rPr>
+                <w:rFonts w:ascii="Times New Roman" w:hAnsi="Times New Roman" w:eastAsia="SimSun"/>
+                <w:b w:val="0"/>
+                <w:color w:val="000000"/>
+                <w:sz w:val="30"/>
+              </w:rPr>
+              <w:t>原始 Step120</w:t>
+            </w:r>
+          </w:p>
+        </w:tc>
+        <w:tc>
+          <w:tcPr>
+            <w:tcW w:type="dxa" w:w="2736"/>
+            <w:vAlign w:val="center"/>
+            <w:shd w:fill="FFFFFF"/>
+            <w:tcMar>
+              <w:top w:w="80" w:type="dxa"/>
+              <w:bottom w:w="80" w:type="dxa"/>
+              <w:left w:w="80" w:type="dxa"/>
+              <w:right w:w="80" w:type="dxa"/>
+            </w:tcMar>
+          </w:tcPr>
+          <w:p>
+            <w:pPr>
+              <w:keepNext/>
+              <w:spacing w:line="360" w:lineRule="auto" w:before="60" w:after="60"/>
+              <w:ind w:firstLine="0" w:firstLineChars="0"/>
+              <w:jc w:val="center"/>
+            </w:pPr>
+            <w:r>
+              <w:rPr>
+                <w:rFonts w:ascii="Times New Roman" w:hAnsi="Times New Roman" w:eastAsia="SimSun"/>
+                <w:b w:val="0"/>
+                <w:color w:val="000000"/>
+                <w:sz w:val="30"/>
+              </w:rPr>
+              <w:t>1369/1672</w:t>
+            </w:r>
+          </w:p>
+        </w:tc>
+        <w:tc>
+          <w:tcPr>
+            <w:tcW w:type="dxa" w:w="2448"/>
+            <w:vAlign w:val="center"/>
+            <w:shd w:fill="FFFFFF"/>
+            <w:tcMar>
+              <w:top w:w="80" w:type="dxa"/>
+              <w:bottom w:w="80" w:type="dxa"/>
+              <w:left w:w="80" w:type="dxa"/>
+              <w:right w:w="80" w:type="dxa"/>
+            </w:tcMar>
+          </w:tcPr>
+          <w:p>
+            <w:pPr>
+              <w:keepNext/>
+              <w:spacing w:line="360" w:lineRule="auto" w:before="60" w:after="60"/>
+              <w:ind w:firstLine="0" w:firstLineChars="0"/>
+              <w:jc w:val="center"/>
+            </w:pPr>
+            <w:r>
+              <w:rPr>
+                <w:rFonts w:ascii="Times New Roman" w:hAnsi="Times New Roman" w:eastAsia="SimSun"/>
+                <w:b w:val="0"/>
+                <w:color w:val="000000"/>
+                <w:sz w:val="30"/>
+              </w:rPr>
+              <w:t>基准</w:t>
+            </w:r>
+          </w:p>
+        </w:tc>
+      </w:tr>
+      <w:tr>
+        <w:trPr>
+          <w:cantSplit/>
+        </w:trPr>
+        <w:tc>
+          <w:tcPr>
+            <w:tcW w:type="dxa" w:w="3744"/>
+            <w:vAlign w:val="center"/>
+            <w:shd w:fill="FFFFFF"/>
+            <w:tcMar>
+              <w:top w:w="80" w:type="dxa"/>
+              <w:bottom w:w="80" w:type="dxa"/>
+              <w:left w:w="80" w:type="dxa"/>
+              <w:right w:w="80" w:type="dxa"/>
+            </w:tcMar>
+          </w:tcPr>
+          <w:p>
+            <w:pPr>
+              <w:keepNext/>
+              <w:spacing w:line="360" w:lineRule="auto" w:before="60" w:after="60"/>
+              <w:ind w:firstLine="0" w:firstLineChars="0"/>
+              <w:jc w:val="left"/>
+            </w:pPr>
+            <w:r>
+              <w:rPr>
+                <w:rFonts w:ascii="Times New Roman" w:hAnsi="Times New Roman" w:eastAsia="SimSun"/>
+                <w:b w:val="0"/>
+                <w:color w:val="000000"/>
+                <w:sz w:val="30"/>
+              </w:rPr>
+              <w:t>书籍 CPT 一遍</w:t>
+            </w:r>
+          </w:p>
+        </w:tc>
+        <w:tc>
+          <w:tcPr>
+            <w:tcW w:type="dxa" w:w="2736"/>
+            <w:vAlign w:val="center"/>
+            <w:shd w:fill="FFFFFF"/>
+            <w:tcMar>
+              <w:top w:w="80" w:type="dxa"/>
+              <w:bottom w:w="80" w:type="dxa"/>
+              <w:left w:w="80" w:type="dxa"/>
+              <w:right w:w="80" w:type="dxa"/>
+            </w:tcMar>
+          </w:tcPr>
+          <w:p>
+            <w:pPr>
+              <w:keepNext/>
+              <w:spacing w:line="360" w:lineRule="auto" w:before="60" w:after="60"/>
+              <w:ind w:firstLine="0" w:firstLineChars="0"/>
+              <w:jc w:val="center"/>
+            </w:pPr>
+            <w:r>
+              <w:rPr>
+                <w:rFonts w:ascii="Times New Roman" w:hAnsi="Times New Roman" w:eastAsia="SimSun"/>
+                <w:b w:val="0"/>
+                <w:color w:val="000000"/>
+                <w:sz w:val="30"/>
+              </w:rPr>
+              <w:t>1370/1672</w:t>
+            </w:r>
+          </w:p>
+        </w:tc>
+        <w:tc>
+          <w:tcPr>
+            <w:tcW w:type="dxa" w:w="2448"/>
+            <w:vAlign w:val="center"/>
+            <w:shd w:fill="FFFFFF"/>
+            <w:tcMar>
+              <w:top w:w="80" w:type="dxa"/>
+              <w:bottom w:w="80" w:type="dxa"/>
+              <w:left w:w="80" w:type="dxa"/>
+              <w:right w:w="80" w:type="dxa"/>
+            </w:tcMar>
+          </w:tcPr>
+          <w:p>
+            <w:pPr>
+              <w:keepNext/>
+              <w:spacing w:line="360" w:lineRule="auto" w:before="60" w:after="60"/>
+              <w:ind w:firstLine="0" w:firstLineChars="0"/>
+              <w:jc w:val="center"/>
+            </w:pPr>
+            <w:r>
+              <w:rPr>
+                <w:rFonts w:ascii="Times New Roman" w:hAnsi="Times New Roman" w:eastAsia="SimSun"/>
+                <w:b w:val="0"/>
+                <w:color w:val="000000"/>
+                <w:sz w:val="30"/>
+              </w:rPr>
+              <w:t>+1题</w:t>
+            </w:r>
+          </w:p>
+        </w:tc>
+      </w:tr>
+      <w:tr>
+        <w:trPr>
+          <w:cantSplit/>
+        </w:trPr>
+        <w:tc>
+          <w:tcPr>
+            <w:tcW w:type="dxa" w:w="3744"/>
+            <w:vAlign w:val="center"/>
+            <w:shd w:fill="FFFFFF"/>
+            <w:tcMar>
+              <w:top w:w="80" w:type="dxa"/>
+              <w:bottom w:w="80" w:type="dxa"/>
+              <w:left w:w="80" w:type="dxa"/>
+              <w:right w:w="80" w:type="dxa"/>
+            </w:tcMar>
+          </w:tcPr>
+          <w:p>
+            <w:pPr>
+              <w:keepNext/>
+              <w:spacing w:line="360" w:lineRule="auto" w:before="60" w:after="60"/>
+              <w:ind w:firstLine="0" w:firstLineChars="0"/>
+              <w:jc w:val="left"/>
+            </w:pPr>
+            <w:r>
+              <w:rPr>
+                <w:rFonts w:ascii="Times New Roman" w:hAnsi="Times New Roman" w:eastAsia="SimSun"/>
+                <w:b w:val="0"/>
+                <w:color w:val="000000"/>
+                <w:sz w:val="30"/>
+              </w:rPr>
+              <w:t>书籍 CPT 两遍</w:t>
+            </w:r>
+          </w:p>
+        </w:tc>
+        <w:tc>
+          <w:tcPr>
+            <w:tcW w:type="dxa" w:w="2736"/>
+            <w:vAlign w:val="center"/>
+            <w:shd w:fill="FFFFFF"/>
+            <w:tcMar>
+              <w:top w:w="80" w:type="dxa"/>
+              <w:bottom w:w="80" w:type="dxa"/>
+              <w:left w:w="80" w:type="dxa"/>
+              <w:right w:w="80" w:type="dxa"/>
+            </w:tcMar>
+          </w:tcPr>
+          <w:p>
+            <w:pPr>
+              <w:keepNext/>
+              <w:spacing w:line="360" w:lineRule="auto" w:before="60" w:after="60"/>
+              <w:ind w:firstLine="0" w:firstLineChars="0"/>
+              <w:jc w:val="center"/>
+            </w:pPr>
+            <w:r>
+              <w:rPr>
+                <w:rFonts w:ascii="Times New Roman" w:hAnsi="Times New Roman" w:eastAsia="SimSun"/>
+                <w:b w:val="0"/>
+                <w:color w:val="000000"/>
+                <w:sz w:val="30"/>
+              </w:rPr>
+              <w:t>1366/1672</w:t>
+            </w:r>
+          </w:p>
+        </w:tc>
+        <w:tc>
+          <w:tcPr>
+            <w:tcW w:type="dxa" w:w="2448"/>
+            <w:vAlign w:val="center"/>
+            <w:shd w:fill="FFFFFF"/>
+            <w:tcMar>
+              <w:top w:w="80" w:type="dxa"/>
+              <w:bottom w:w="80" w:type="dxa"/>
+              <w:left w:w="80" w:type="dxa"/>
+              <w:right w:w="80" w:type="dxa"/>
+            </w:tcMar>
+          </w:tcPr>
+          <w:p>
+            <w:pPr>
+              <w:keepNext/>
+              <w:spacing w:line="360" w:lineRule="auto" w:before="60" w:after="60"/>
+              <w:ind w:firstLine="0" w:firstLineChars="0"/>
+              <w:jc w:val="center"/>
+            </w:pPr>
+            <w:r>
+              <w:rPr>
+                <w:rFonts w:ascii="Times New Roman" w:hAnsi="Times New Roman" w:eastAsia="SimSun"/>
+                <w:b w:val="0"/>
+                <w:color w:val="000000"/>
+                <w:sz w:val="30"/>
+              </w:rPr>
+              <w:t>−3题</w:t>
+            </w:r>
+          </w:p>
+        </w:tc>
+      </w:tr>
+      <w:tr>
+        <w:trPr>
+          <w:cantSplit/>
+        </w:trPr>
+        <w:tc>
+          <w:tcPr>
+            <w:tcW w:type="dxa" w:w="3744"/>
+            <w:vAlign w:val="center"/>
+            <w:shd w:fill="FFFFFF"/>
+            <w:tcMar>
+              <w:top w:w="80" w:type="dxa"/>
+              <w:bottom w:w="80" w:type="dxa"/>
+              <w:left w:w="80" w:type="dxa"/>
+              <w:right w:w="80" w:type="dxa"/>
+            </w:tcMar>
+          </w:tcPr>
+          <w:p>
+            <w:pPr>
+              <w:keepNext w:val="0"/>
+              <w:spacing w:line="360" w:lineRule="auto" w:before="60" w:after="60"/>
+              <w:ind w:firstLine="0" w:firstLineChars="0"/>
+              <w:jc w:val="left"/>
+            </w:pPr>
+            <w:r>
+              <w:rPr>
+                <w:rFonts w:ascii="Times New Roman" w:hAnsi="Times New Roman" w:eastAsia="SimSun"/>
+                <w:b w:val="0"/>
+                <w:color w:val="000000"/>
+                <w:sz w:val="30"/>
+              </w:rPr>
+              <w:t>书籍 CPT 四遍</w:t>
+            </w:r>
+          </w:p>
+        </w:tc>
+        <w:tc>
+          <w:tcPr>
+            <w:tcW w:type="dxa" w:w="2736"/>
+            <w:vAlign w:val="center"/>
+            <w:shd w:fill="FFFFFF"/>
+            <w:tcMar>
+              <w:top w:w="80" w:type="dxa"/>
+              <w:bottom w:w="80" w:type="dxa"/>
+              <w:left w:w="80" w:type="dxa"/>
+              <w:right w:w="80" w:type="dxa"/>
+            </w:tcMar>
+          </w:tcPr>
+          <w:p>
+            <w:pPr>
+              <w:keepNext w:val="0"/>
+              <w:spacing w:line="360" w:lineRule="auto" w:before="60" w:after="60"/>
+              <w:ind w:firstLine="0" w:firstLineChars="0"/>
+              <w:jc w:val="center"/>
+            </w:pPr>
+            <w:r>
+              <w:rPr>
+                <w:rFonts w:ascii="Times New Roman" w:hAnsi="Times New Roman" w:eastAsia="SimSun"/>
+                <w:b w:val="0"/>
+                <w:color w:val="000000"/>
+                <w:sz w:val="30"/>
+              </w:rPr>
+              <w:t>1371/1672</w:t>
+            </w:r>
+          </w:p>
+        </w:tc>
+        <w:tc>
+          <w:tcPr>
+            <w:tcW w:type="dxa" w:w="2448"/>
+            <w:vAlign w:val="center"/>
+            <w:shd w:fill="FFFFFF"/>
+            <w:tcMar>
+              <w:top w:w="80" w:type="dxa"/>
+              <w:bottom w:w="80" w:type="dxa"/>
+              <w:left w:w="80" w:type="dxa"/>
+              <w:right w:w="80" w:type="dxa"/>
+            </w:tcMar>
+          </w:tcPr>
+          <w:p>
+            <w:pPr>
+              <w:keepNext w:val="0"/>
+              <w:spacing w:line="360" w:lineRule="auto" w:before="60" w:after="60"/>
+              <w:ind w:firstLine="0" w:firstLineChars="0"/>
+              <w:jc w:val="center"/>
+            </w:pPr>
+            <w:r>
+              <w:rPr>
+                <w:rFonts w:ascii="Times New Roman" w:hAnsi="Times New Roman" w:eastAsia="SimSun"/>
+                <w:b w:val="0"/>
+                <w:color w:val="000000"/>
+                <w:sz w:val="30"/>
+              </w:rPr>
+              <w:t>+2题</w:t>
+            </w:r>
+          </w:p>
+        </w:tc>
+      </w:tr>
+    </w:tbl>
     <w:p>
       <w:pPr>
         <w:widowControl/>
@@ -2575,7 +6205,7 @@
           <w:sz w:val="30"/>
           <w:color w:val="000000"/>
         </w:rPr>
-        <w:t>SFT 沿用该模型权重，重新初始化优化器和训练日程。后续同步检验原有 Agent 与通用能力的保持情况。[8]</w:t>
+        <w:t>SFT 沿用该模型权重，重新初始化优化器与训练日程；评估范围包括物流问答、原有 Agent 与通用能力。</w:t>
       </w:r>
     </w:p>
     <w:p>
@@ -2781,7 +6411,7 @@
           </w:tcPr>
           <w:p>
             <w:pPr>
-              <w:keepNext w:val="0"/>
+              <w:keepNext/>
               <w:spacing w:after="0" w:line="360" w:lineRule="auto"/>
               <w:ind w:firstLine="0" w:firstLineChars="0"/>
               <w:jc w:val="left"/>
@@ -2817,7 +6447,7 @@
           </w:tcPr>
           <w:p>
             <w:pPr>
-              <w:keepNext w:val="0"/>
+              <w:keepNext/>
               <w:spacing w:after="0" w:line="360" w:lineRule="auto"/>
               <w:ind w:firstLine="0" w:firstLineChars="0"/>
               <w:jc w:val="center"/>
@@ -2853,7 +6483,7 @@
           </w:tcPr>
           <w:p>
             <w:pPr>
-              <w:keepNext w:val="0"/>
+              <w:keepNext/>
               <w:spacing w:after="0" w:line="360" w:lineRule="auto"/>
               <w:ind w:firstLine="0" w:firstLineChars="0"/>
               <w:jc w:val="center"/>
@@ -2894,7 +6524,7 @@
           </w:tcPr>
           <w:p>
             <w:pPr>
-              <w:keepNext w:val="0"/>
+              <w:keepNext/>
               <w:spacing w:after="0" w:line="360" w:lineRule="auto"/>
               <w:ind w:firstLine="0" w:firstLineChars="0"/>
               <w:jc w:val="left"/>
@@ -2930,7 +6560,7 @@
           </w:tcPr>
           <w:p>
             <w:pPr>
-              <w:keepNext w:val="0"/>
+              <w:keepNext/>
               <w:spacing w:after="0" w:line="360" w:lineRule="auto"/>
               <w:ind w:firstLine="0" w:firstLineChars="0"/>
               <w:jc w:val="center"/>
@@ -2966,7 +6596,7 @@
           </w:tcPr>
           <w:p>
             <w:pPr>
-              <w:keepNext w:val="0"/>
+              <w:keepNext/>
               <w:spacing w:after="0" w:line="360" w:lineRule="auto"/>
               <w:ind w:firstLine="0" w:firstLineChars="0"/>
               <w:jc w:val="center"/>
@@ -3055,7 +6685,7 @@
                 <w:color w:val="000000"/>
                 <w:sz w:val="30"/>
               </w:rPr>
-              <w:t>从B继续开展QA训练</w:t>
+              <w:t>从 B 完成 QA 训练</w:t>
             </w:r>
           </w:p>
         </w:tc>
@@ -3181,7 +6811,541 @@
           <w:sz w:val="32"/>
           <w:color w:val="000000"/>
         </w:rPr>
-        <w:t>结果预留</w:t>
+        <w:t>评测准确率</w:t>
+      </w:r>
+    </w:p>
+    <w:tbl>
+      <w:tblPr>
+        <w:tblW w:type="auto" w:w="0"/>
+        <w:tblLayout w:type="fixed"/>
+        <w:tblLook w:firstColumn="1" w:firstRow="1" w:lastColumn="0" w:lastRow="0" w:noHBand="0" w:noVBand="1" w:val="04A0"/>
+        <w:tblBorders>
+          <w:top w:val="single" w:sz="4" w:color="D9D9D9"/>
+          <w:left w:val="single" w:sz="4" w:color="D9D9D9"/>
+          <w:bottom w:val="single" w:sz="4" w:color="D9D9D9"/>
+          <w:right w:val="single" w:sz="4" w:color="D9D9D9"/>
+          <w:insideH w:val="single" w:sz="4" w:color="D9D9D9"/>
+          <w:insideV w:val="single" w:sz="4" w:color="D9D9D9"/>
+        </w:tblBorders>
+      </w:tblPr>
+      <w:tblGrid>
+        <w:gridCol w:w="3168"/>
+        <w:gridCol w:w="2016"/>
+        <w:gridCol w:w="1872"/>
+        <w:gridCol w:w="1872"/>
+      </w:tblGrid>
+      <w:tr>
+        <w:trPr>
+          <w:cantSplit/>
+          <w:tblHeader/>
+        </w:trPr>
+        <w:tc>
+          <w:tcPr>
+            <w:tcW w:type="dxa" w:w="3168"/>
+            <w:vAlign w:val="center"/>
+            <w:shd w:fill="E7E6E6"/>
+            <w:tcMar>
+              <w:top w:w="80" w:type="dxa"/>
+              <w:bottom w:w="80" w:type="dxa"/>
+              <w:left w:w="80" w:type="dxa"/>
+              <w:right w:w="80" w:type="dxa"/>
+            </w:tcMar>
+          </w:tcPr>
+          <w:p>
+            <w:pPr>
+              <w:keepNext/>
+              <w:spacing w:line="360" w:lineRule="auto" w:before="60" w:after="60"/>
+              <w:ind w:firstLine="0" w:firstLineChars="0"/>
+              <w:jc w:val="left"/>
+            </w:pPr>
+            <w:r>
+              <w:rPr>
+                <w:rFonts w:ascii="Times New Roman" w:hAnsi="Times New Roman" w:eastAsia="SimSun"/>
+                <w:b/>
+                <w:color w:val="000000"/>
+                <w:sz w:val="30"/>
+              </w:rPr>
+              <w:t>评测集</w:t>
+            </w:r>
+          </w:p>
+        </w:tc>
+        <w:tc>
+          <w:tcPr>
+            <w:tcW w:type="dxa" w:w="2016"/>
+            <w:vAlign w:val="center"/>
+            <w:shd w:fill="E7E6E6"/>
+            <w:tcMar>
+              <w:top w:w="80" w:type="dxa"/>
+              <w:bottom w:w="80" w:type="dxa"/>
+              <w:left w:w="80" w:type="dxa"/>
+              <w:right w:w="80" w:type="dxa"/>
+            </w:tcMar>
+          </w:tcPr>
+          <w:p>
+            <w:pPr>
+              <w:keepNext/>
+              <w:spacing w:line="360" w:lineRule="auto" w:before="60" w:after="60"/>
+              <w:ind w:firstLine="0" w:firstLineChars="0"/>
+              <w:jc w:val="center"/>
+            </w:pPr>
+            <w:r>
+              <w:rPr>
+                <w:rFonts w:ascii="Times New Roman" w:hAnsi="Times New Roman" w:eastAsia="SimSun"/>
+                <w:b/>
+                <w:color w:val="000000"/>
+                <w:sz w:val="30"/>
+              </w:rPr>
+              <w:t>A 原始 Step120</w:t>
+            </w:r>
+          </w:p>
+        </w:tc>
+        <w:tc>
+          <w:tcPr>
+            <w:tcW w:type="dxa" w:w="1872"/>
+            <w:vAlign w:val="center"/>
+            <w:shd w:fill="E7E6E6"/>
+            <w:tcMar>
+              <w:top w:w="80" w:type="dxa"/>
+              <w:bottom w:w="80" w:type="dxa"/>
+              <w:left w:w="80" w:type="dxa"/>
+              <w:right w:w="80" w:type="dxa"/>
+            </w:tcMar>
+          </w:tcPr>
+          <w:p>
+            <w:pPr>
+              <w:keepNext/>
+              <w:spacing w:line="360" w:lineRule="auto" w:before="60" w:after="60"/>
+              <w:ind w:firstLine="0" w:firstLineChars="0"/>
+              <w:jc w:val="center"/>
+            </w:pPr>
+            <w:r>
+              <w:rPr>
+                <w:rFonts w:ascii="Times New Roman" w:hAnsi="Times New Roman" w:eastAsia="SimSun"/>
+                <w:b/>
+                <w:color w:val="000000"/>
+                <w:sz w:val="30"/>
+              </w:rPr>
+              <w:t>B 书籍 CPT</w:t>
+            </w:r>
+          </w:p>
+        </w:tc>
+        <w:tc>
+          <w:tcPr>
+            <w:tcW w:type="dxa" w:w="1872"/>
+            <w:vAlign w:val="center"/>
+            <w:shd w:fill="E7E6E6"/>
+            <w:tcMar>
+              <w:top w:w="80" w:type="dxa"/>
+              <w:bottom w:w="80" w:type="dxa"/>
+              <w:left w:w="80" w:type="dxa"/>
+              <w:right w:w="80" w:type="dxa"/>
+            </w:tcMar>
+          </w:tcPr>
+          <w:p>
+            <w:pPr>
+              <w:keepNext/>
+              <w:spacing w:line="360" w:lineRule="auto" w:before="60" w:after="60"/>
+              <w:ind w:firstLine="0" w:firstLineChars="0"/>
+              <w:jc w:val="center"/>
+            </w:pPr>
+            <w:r>
+              <w:rPr>
+                <w:rFonts w:ascii="Times New Roman" w:hAnsi="Times New Roman" w:eastAsia="SimSun"/>
+                <w:b/>
+                <w:color w:val="000000"/>
+                <w:sz w:val="30"/>
+              </w:rPr>
+              <w:t>C 书籍 SFT</w:t>
+            </w:r>
+          </w:p>
+        </w:tc>
+      </w:tr>
+      <w:tr>
+        <w:trPr>
+          <w:cantSplit/>
+        </w:trPr>
+        <w:tc>
+          <w:tcPr>
+            <w:tcW w:type="dxa" w:w="3168"/>
+            <w:vAlign w:val="center"/>
+            <w:shd w:fill="FFFFFF"/>
+            <w:tcMar>
+              <w:top w:w="80" w:type="dxa"/>
+              <w:bottom w:w="80" w:type="dxa"/>
+              <w:left w:w="80" w:type="dxa"/>
+              <w:right w:w="80" w:type="dxa"/>
+            </w:tcMar>
+          </w:tcPr>
+          <w:p>
+            <w:pPr>
+              <w:keepNext/>
+              <w:spacing w:line="360" w:lineRule="auto" w:before="60" w:after="60"/>
+              <w:ind w:firstLine="0" w:firstLineChars="0"/>
+              <w:jc w:val="left"/>
+            </w:pPr>
+            <w:r>
+              <w:rPr>
+                <w:rFonts w:ascii="Times New Roman" w:hAnsi="Times New Roman" w:eastAsia="SimSun"/>
+                <w:b w:val="0"/>
+                <w:color w:val="000000"/>
+                <w:sz w:val="30"/>
+              </w:rPr>
+              <w:t>LogistikaBench</w:t>
+            </w:r>
+          </w:p>
+        </w:tc>
+        <w:tc>
+          <w:tcPr>
+            <w:tcW w:type="dxa" w:w="2016"/>
+            <w:vAlign w:val="center"/>
+            <w:shd w:fill="FFFFFF"/>
+            <w:tcMar>
+              <w:top w:w="80" w:type="dxa"/>
+              <w:bottom w:w="80" w:type="dxa"/>
+              <w:left w:w="80" w:type="dxa"/>
+              <w:right w:w="80" w:type="dxa"/>
+            </w:tcMar>
+          </w:tcPr>
+          <w:p>
+            <w:pPr>
+              <w:keepNext/>
+              <w:spacing w:line="360" w:lineRule="auto" w:before="60" w:after="60"/>
+              <w:ind w:firstLine="0" w:firstLineChars="0"/>
+              <w:jc w:val="center"/>
+            </w:pPr>
+            <w:r>
+              <w:rPr>
+                <w:rFonts w:ascii="Times New Roman" w:hAnsi="Times New Roman" w:eastAsia="SimSun"/>
+                <w:b w:val="0"/>
+                <w:color w:val="000000"/>
+                <w:sz w:val="30"/>
+              </w:rPr>
+              <w:t>81.60%</w:t>
+            </w:r>
+          </w:p>
+        </w:tc>
+        <w:tc>
+          <w:tcPr>
+            <w:tcW w:type="dxa" w:w="1872"/>
+            <w:vAlign w:val="center"/>
+            <w:shd w:fill="FFFFFF"/>
+            <w:tcMar>
+              <w:top w:w="80" w:type="dxa"/>
+              <w:bottom w:w="80" w:type="dxa"/>
+              <w:left w:w="80" w:type="dxa"/>
+              <w:right w:w="80" w:type="dxa"/>
+            </w:tcMar>
+          </w:tcPr>
+          <w:p>
+            <w:pPr>
+              <w:keepNext/>
+              <w:spacing w:line="360" w:lineRule="auto" w:before="60" w:after="60"/>
+              <w:ind w:firstLine="0" w:firstLineChars="0"/>
+              <w:jc w:val="center"/>
+            </w:pPr>
+            <w:r>
+              <w:rPr>
+                <w:rFonts w:ascii="Times New Roman" w:hAnsi="Times New Roman" w:eastAsia="SimSun"/>
+                <w:b w:val="0"/>
+                <w:color w:val="000000"/>
+                <w:sz w:val="30"/>
+              </w:rPr>
+            </w:r>
+          </w:p>
+        </w:tc>
+        <w:tc>
+          <w:tcPr>
+            <w:tcW w:type="dxa" w:w="1872"/>
+            <w:vAlign w:val="center"/>
+            <w:shd w:fill="FFFFFF"/>
+            <w:tcMar>
+              <w:top w:w="80" w:type="dxa"/>
+              <w:bottom w:w="80" w:type="dxa"/>
+              <w:left w:w="80" w:type="dxa"/>
+              <w:right w:w="80" w:type="dxa"/>
+            </w:tcMar>
+          </w:tcPr>
+          <w:p>
+            <w:pPr>
+              <w:keepNext/>
+              <w:spacing w:line="360" w:lineRule="auto" w:before="60" w:after="60"/>
+              <w:ind w:firstLine="0" w:firstLineChars="0"/>
+              <w:jc w:val="center"/>
+            </w:pPr>
+            <w:r>
+              <w:rPr>
+                <w:rFonts w:ascii="Times New Roman" w:hAnsi="Times New Roman" w:eastAsia="SimSun"/>
+                <w:b w:val="0"/>
+                <w:color w:val="000000"/>
+                <w:sz w:val="30"/>
+              </w:rPr>
+            </w:r>
+          </w:p>
+        </w:tc>
+      </w:tr>
+      <w:tr>
+        <w:trPr>
+          <w:cantSplit/>
+        </w:trPr>
+        <w:tc>
+          <w:tcPr>
+            <w:tcW w:type="dxa" w:w="3168"/>
+            <w:vAlign w:val="center"/>
+            <w:shd w:fill="FFFFFF"/>
+            <w:tcMar>
+              <w:top w:w="80" w:type="dxa"/>
+              <w:bottom w:w="80" w:type="dxa"/>
+              <w:left w:w="80" w:type="dxa"/>
+              <w:right w:w="80" w:type="dxa"/>
+            </w:tcMar>
+          </w:tcPr>
+          <w:p>
+            <w:pPr>
+              <w:keepNext/>
+              <w:spacing w:line="360" w:lineRule="auto" w:before="60" w:after="60"/>
+              <w:ind w:firstLine="0" w:firstLineChars="0"/>
+              <w:jc w:val="left"/>
+            </w:pPr>
+            <w:r>
+              <w:rPr>
+                <w:rFonts w:ascii="Times New Roman" w:hAnsi="Times New Roman" w:eastAsia="SimSun"/>
+                <w:b w:val="0"/>
+                <w:color w:val="000000"/>
+                <w:sz w:val="30"/>
+              </w:rPr>
+              <w:t>SC-bench 知识题</w:t>
+            </w:r>
+          </w:p>
+        </w:tc>
+        <w:tc>
+          <w:tcPr>
+            <w:tcW w:type="dxa" w:w="2016"/>
+            <w:vAlign w:val="center"/>
+            <w:shd w:fill="FFFFFF"/>
+            <w:tcMar>
+              <w:top w:w="80" w:type="dxa"/>
+              <w:bottom w:w="80" w:type="dxa"/>
+              <w:left w:w="80" w:type="dxa"/>
+              <w:right w:w="80" w:type="dxa"/>
+            </w:tcMar>
+          </w:tcPr>
+          <w:p>
+            <w:pPr>
+              <w:keepNext/>
+              <w:spacing w:line="360" w:lineRule="auto" w:before="60" w:after="60"/>
+              <w:ind w:firstLine="0" w:firstLineChars="0"/>
+              <w:jc w:val="center"/>
+            </w:pPr>
+            <w:r>
+              <w:rPr>
+                <w:rFonts w:ascii="Times New Roman" w:hAnsi="Times New Roman" w:eastAsia="SimSun"/>
+                <w:b w:val="0"/>
+                <w:color w:val="000000"/>
+                <w:sz w:val="30"/>
+              </w:rPr>
+              <w:t>83.63%</w:t>
+            </w:r>
+          </w:p>
+        </w:tc>
+        <w:tc>
+          <w:tcPr>
+            <w:tcW w:type="dxa" w:w="1872"/>
+            <w:vAlign w:val="center"/>
+            <w:shd w:fill="FFFFFF"/>
+            <w:tcMar>
+              <w:top w:w="80" w:type="dxa"/>
+              <w:bottom w:w="80" w:type="dxa"/>
+              <w:left w:w="80" w:type="dxa"/>
+              <w:right w:w="80" w:type="dxa"/>
+            </w:tcMar>
+          </w:tcPr>
+          <w:p>
+            <w:pPr>
+              <w:keepNext/>
+              <w:spacing w:line="360" w:lineRule="auto" w:before="60" w:after="60"/>
+              <w:ind w:firstLine="0" w:firstLineChars="0"/>
+              <w:jc w:val="center"/>
+            </w:pPr>
+            <w:r>
+              <w:rPr>
+                <w:rFonts w:ascii="Times New Roman" w:hAnsi="Times New Roman" w:eastAsia="SimSun"/>
+                <w:b w:val="0"/>
+                <w:color w:val="000000"/>
+                <w:sz w:val="30"/>
+              </w:rPr>
+            </w:r>
+          </w:p>
+        </w:tc>
+        <w:tc>
+          <w:tcPr>
+            <w:tcW w:type="dxa" w:w="1872"/>
+            <w:vAlign w:val="center"/>
+            <w:shd w:fill="FFFFFF"/>
+            <w:tcMar>
+              <w:top w:w="80" w:type="dxa"/>
+              <w:bottom w:w="80" w:type="dxa"/>
+              <w:left w:w="80" w:type="dxa"/>
+              <w:right w:w="80" w:type="dxa"/>
+            </w:tcMar>
+          </w:tcPr>
+          <w:p>
+            <w:pPr>
+              <w:keepNext/>
+              <w:spacing w:line="360" w:lineRule="auto" w:before="60" w:after="60"/>
+              <w:ind w:firstLine="0" w:firstLineChars="0"/>
+              <w:jc w:val="center"/>
+            </w:pPr>
+            <w:r>
+              <w:rPr>
+                <w:rFonts w:ascii="Times New Roman" w:hAnsi="Times New Roman" w:eastAsia="SimSun"/>
+                <w:b w:val="0"/>
+                <w:color w:val="000000"/>
+                <w:sz w:val="30"/>
+              </w:rPr>
+            </w:r>
+          </w:p>
+        </w:tc>
+      </w:tr>
+      <w:tr>
+        <w:trPr>
+          <w:cantSplit/>
+        </w:trPr>
+        <w:tc>
+          <w:tcPr>
+            <w:tcW w:type="dxa" w:w="3168"/>
+            <w:vAlign w:val="center"/>
+            <w:shd w:fill="FFFFFF"/>
+            <w:tcMar>
+              <w:top w:w="80" w:type="dxa"/>
+              <w:bottom w:w="80" w:type="dxa"/>
+              <w:left w:w="80" w:type="dxa"/>
+              <w:right w:w="80" w:type="dxa"/>
+            </w:tcMar>
+          </w:tcPr>
+          <w:p>
+            <w:pPr>
+              <w:keepNext w:val="0"/>
+              <w:spacing w:line="360" w:lineRule="auto" w:before="60" w:after="60"/>
+              <w:ind w:firstLine="0" w:firstLineChars="0"/>
+              <w:jc w:val="left"/>
+            </w:pPr>
+            <w:r>
+              <w:rPr>
+                <w:rFonts w:ascii="Times New Roman" w:hAnsi="Times New Roman" w:eastAsia="SimSun"/>
+                <w:b w:val="0"/>
+                <w:color w:val="000000"/>
+                <w:sz w:val="30"/>
+              </w:rPr>
+              <w:t>合计</w:t>
+            </w:r>
+          </w:p>
+        </w:tc>
+        <w:tc>
+          <w:tcPr>
+            <w:tcW w:type="dxa" w:w="2016"/>
+            <w:vAlign w:val="center"/>
+            <w:shd w:fill="FFFFFF"/>
+            <w:tcMar>
+              <w:top w:w="80" w:type="dxa"/>
+              <w:bottom w:w="80" w:type="dxa"/>
+              <w:left w:w="80" w:type="dxa"/>
+              <w:right w:w="80" w:type="dxa"/>
+            </w:tcMar>
+          </w:tcPr>
+          <w:p>
+            <w:pPr>
+              <w:keepNext w:val="0"/>
+              <w:spacing w:line="360" w:lineRule="auto" w:before="60" w:after="60"/>
+              <w:ind w:firstLine="0" w:firstLineChars="0"/>
+              <w:jc w:val="center"/>
+            </w:pPr>
+            <w:r>
+              <w:rPr>
+                <w:rFonts w:ascii="Times New Roman" w:hAnsi="Times New Roman" w:eastAsia="SimSun"/>
+                <w:b w:val="0"/>
+                <w:color w:val="000000"/>
+                <w:sz w:val="30"/>
+              </w:rPr>
+              <w:t>81.878%</w:t>
+            </w:r>
+          </w:p>
+        </w:tc>
+        <w:tc>
+          <w:tcPr>
+            <w:tcW w:type="dxa" w:w="1872"/>
+            <w:vAlign w:val="center"/>
+            <w:shd w:fill="FFFFFF"/>
+            <w:tcMar>
+              <w:top w:w="80" w:type="dxa"/>
+              <w:bottom w:w="80" w:type="dxa"/>
+              <w:left w:w="80" w:type="dxa"/>
+              <w:right w:w="80" w:type="dxa"/>
+            </w:tcMar>
+          </w:tcPr>
+          <w:p>
+            <w:pPr>
+              <w:keepNext w:val="0"/>
+              <w:spacing w:line="360" w:lineRule="auto" w:before="60" w:after="60"/>
+              <w:ind w:firstLine="0" w:firstLineChars="0"/>
+              <w:jc w:val="center"/>
+            </w:pPr>
+            <w:r>
+              <w:rPr>
+                <w:rFonts w:ascii="Times New Roman" w:hAnsi="Times New Roman" w:eastAsia="SimSun"/>
+                <w:b w:val="0"/>
+                <w:color w:val="000000"/>
+                <w:sz w:val="30"/>
+              </w:rPr>
+              <w:t>81.998%</w:t>
+            </w:r>
+          </w:p>
+        </w:tc>
+        <w:tc>
+          <w:tcPr>
+            <w:tcW w:type="dxa" w:w="1872"/>
+            <w:vAlign w:val="center"/>
+            <w:shd w:fill="FFFFFF"/>
+            <w:tcMar>
+              <w:top w:w="80" w:type="dxa"/>
+              <w:bottom w:w="80" w:type="dxa"/>
+              <w:left w:w="80" w:type="dxa"/>
+              <w:right w:w="80" w:type="dxa"/>
+            </w:tcMar>
+          </w:tcPr>
+          <w:p>
+            <w:pPr>
+              <w:keepNext w:val="0"/>
+              <w:spacing w:line="360" w:lineRule="auto" w:before="60" w:after="60"/>
+              <w:ind w:firstLine="0" w:firstLineChars="0"/>
+              <w:jc w:val="center"/>
+            </w:pPr>
+            <w:r>
+              <w:rPr>
+                <w:rFonts w:ascii="Times New Roman" w:hAnsi="Times New Roman" w:eastAsia="SimSun"/>
+                <w:b w:val="0"/>
+                <w:color w:val="000000"/>
+                <w:sz w:val="30"/>
+              </w:rPr>
+            </w:r>
+          </w:p>
+        </w:tc>
+      </w:tr>
+    </w:tbl>
+    <w:p>
+      <w:pPr>
+        <w:pStyle w:val="Heading2"/>
+        <w:keepNext w:val="0"/>
+        <w:spacing w:after="960"/>
+        <w:ind w:firstLine="0"/>
+      </w:pPr>
+      <w:r>
+        <w:rPr>
+          <w:rFonts w:ascii="Times New Roman" w:hAnsi="Times New Roman" w:eastAsia="SimHei"/>
+          <w:b/>
+          <w:color w:val="000000"/>
+          <w:sz w:val="32"/>
+        </w:rPr>
+        <w:t>实验结论</w:t>
       </w:r>
     </w:p>
     <w:p>
@@ -3198,7 +7362,6 @@
           <w:sz w:val="30"/>
           <w:color w:val="000000"/>
         </w:rPr>
-        <w:t>书籍问答 SFT 结果待填。训练配置、评测成绩与结论在实验完成后补充。</w:t>
       </w:r>
     </w:p>
     <w:p>
